--- a/plantillas_maestras/01_seguro_vehicular/negativa_cobertura/1_ddo_aseguradora/varon/TPL_1692_2026_SEGURO_VEHICULAR_NEGATIVA_COBERTURA_ASEGURADORA_VARON_R1.docx
+++ b/plantillas_maestras/01_seguro_vehicular/negativa_cobertura/1_ddo_aseguradora/varon/TPL_1692_2026_SEGURO_VEHICULAR_NEGATIVA_COBERTURA_ASEGURADORA_VARON_R1.docx
@@ -467,7 +467,7 @@
           <w14:ligatures w14:val="none"/>
         </w:rPr>
         <w:tab/>
-        <w:t xml:space="preserve">:       </w:t>
+        <w:t xml:space="preserve">: </w:t>
       </w:r>
       <w:r>
         <w:rPr>
@@ -3502,7 +3502,7 @@
           <w:lang w:eastAsia="es-PE"/>
           <w14:ligatures w14:val="none"/>
         </w:rPr>
-        <w:t xml:space="preserve">.  </w:t>
+        <w:t xml:space="preserve">. </w:t>
       </w:r>
     </w:p>
     <w:bookmarkEnd w:id="7"/>
@@ -3906,7 +3906,7 @@
           <w:lang w:eastAsia="es-PE"/>
           <w14:ligatures w14:val="none"/>
         </w:rPr>
-        <w:t xml:space="preserve">.    </w:t>
+        <w:t xml:space="preserve">. </w:t>
       </w:r>
     </w:p>
     <w:p>
@@ -4256,7 +4256,7 @@
           <w:lang w:eastAsia="es-PE"/>
           <w14:ligatures w14:val="none"/>
         </w:rPr>
-        <w:t xml:space="preserve">.    </w:t>
+        <w:t xml:space="preserve">. </w:t>
       </w:r>
     </w:p>
     <w:p>
@@ -4845,7 +4845,7 @@
           <w:lang w:eastAsia="es-PE"/>
           <w14:ligatures w14:val="none"/>
         </w:rPr>
-        <w:t xml:space="preserve">RESOLUCIÓN DE LA SECRETARÍA TÉCNICA  </w:t>
+        <w:t xml:space="preserve">RESOLUCIÓN DE LA SECRETARÍA TÉCNICA </w:t>
       </w:r>
     </w:p>
     <w:p>
@@ -5734,7 +5734,7 @@
           <w:kern w:val="0"/>
           <w14:ligatures w14:val="none"/>
         </w:rPr>
-        <w:t>al artículo 38° de la Ley 29571, Código de Protección y Defensa del Consumidor, e</w:t>
+        <w:t>al artículo 38 de la Ley 29571, Código de Protección y Defensa del Consumidor, e</w:t>
       </w:r>
       <w:r>
         <w:rPr>
@@ -7299,7 +7299,7 @@
           <w:kern w:val="0"/>
           <w14:ligatures w14:val="none"/>
         </w:rPr>
-        <w:t>Legislativo  807</w:t>
+        <w:t>Legislativo 807</w:t>
       </w:r>
       <w:proofErr w:type="gramEnd"/>
       <w:r>
@@ -7626,7 +7626,7 @@
           <w:rFonts w:ascii="Arial Narrow" w:hAnsi="Arial Narrow"/>
           <w:color w:val="000000"/>
         </w:rPr>
-        <w:t>, de conformidad con el segundo párrafo del numeral 4 del artículo 20 del Texto Único Ordenado de la Ley del Procedimiento Administrativo General, aprobado mediante Decreto Supremo  006-2026-JUS, bajo apercibimiento de rehacer el acto de notificación y notificarle</w:t>
+        <w:t>, de conformidad con el segundo párrafo del numeral 4 del artículo 20 del Texto Único Ordenado de la Ley del Procedimiento Administrativo General, aprobado mediante Decreto Supremo 006-2026-JUS, bajo apercibimiento de rehacer el acto de notificación y notificarle</w:t>
       </w:r>
       <w:r>
         <w:rPr>
@@ -8180,7 +8180,7 @@
           <w:sz w:val="16"/>
           <w:szCs w:val="16"/>
         </w:rPr>
-        <w:t>N°</w:t>
+        <w:t/>
       </w:r>
       <w:proofErr w:type="spellEnd"/>
       <w:r>
@@ -8366,7 +8366,7 @@
           <w:sz w:val="16"/>
           <w:szCs w:val="16"/>
         </w:rPr>
-        <w:t xml:space="preserve">  </w:t>
+        <w:t xml:space="preserve"> </w:t>
       </w:r>
       <w:r>
         <w:rPr>
@@ -8395,7 +8395,7 @@
           <w:sz w:val="16"/>
           <w:szCs w:val="16"/>
         </w:rPr>
-        <w:t>Legislativo  1308</w:t>
+        <w:t>Legislativo 1308</w:t>
       </w:r>
       <w:proofErr w:type="gramEnd"/>
     </w:p>
@@ -8475,7 +8475,7 @@
           <w:sz w:val="16"/>
           <w:szCs w:val="16"/>
         </w:rPr>
-        <w:t>Legislativo  1033</w:t>
+        <w:t>Legislativo 1033</w:t>
       </w:r>
       <w:proofErr w:type="gramEnd"/>
       <w:r>
@@ -8570,7 +8570,7 @@
           <w:sz w:val="16"/>
           <w:szCs w:val="16"/>
         </w:rPr>
-        <w:t>LEY DE ORGANIZACIÓN Y FUNCIONES DEL INDECOPI, APROBADA POR DECRETO LEGISLATIVO  1033</w:t>
+        <w:t>LEY DE ORGANIZACIÓN Y FUNCIONES DEL INDECOPI, APROBADA POR DECRETO LEGISLATIVO 1033</w:t>
       </w:r>
     </w:p>
     <w:p>
@@ -8699,7 +8699,7 @@
           <w:sz w:val="16"/>
           <w:szCs w:val="16"/>
         </w:rPr>
-        <w:t xml:space="preserve">           </w:t>
+        <w:t xml:space="preserve"> </w:t>
       </w:r>
       <w:r>
         <w:rPr>
@@ -8728,7 +8728,7 @@
           <w:sz w:val="16"/>
           <w:szCs w:val="16"/>
         </w:rPr>
-        <w:t>Legislativo  1308</w:t>
+        <w:t>Legislativo 1308</w:t>
       </w:r>
       <w:proofErr w:type="gramEnd"/>
     </w:p>
@@ -8931,7 +8931,7 @@
           <w:sz w:val="16"/>
           <w:szCs w:val="16"/>
         </w:rPr>
-        <w:t>Legislativo  1308</w:t>
+        <w:t>Legislativo 1308</w:t>
       </w:r>
       <w:proofErr w:type="gramEnd"/>
     </w:p>
@@ -9249,7 +9249,7 @@
           <w:sz w:val="16"/>
           <w:szCs w:val="16"/>
         </w:rPr>
-        <w:t xml:space="preserve">           </w:t>
+        <w:t xml:space="preserve"> </w:t>
       </w:r>
       <w:r>
         <w:rPr>
@@ -9278,7 +9278,7 @@
           <w:sz w:val="16"/>
           <w:szCs w:val="16"/>
         </w:rPr>
-        <w:t>N°</w:t>
+        <w:t/>
       </w:r>
       <w:proofErr w:type="spellEnd"/>
       <w:r>
@@ -9300,7 +9300,7 @@
           <w:sz w:val="16"/>
           <w:szCs w:val="16"/>
         </w:rPr>
-        <w:t>N°</w:t>
+        <w:t/>
       </w:r>
       <w:proofErr w:type="spellEnd"/>
       <w:r>
@@ -9311,7 +9311,7 @@
           <w:sz w:val="16"/>
           <w:szCs w:val="16"/>
         </w:rPr>
-        <w:t xml:space="preserve"> 1308   </w:t>
+        <w:t xml:space="preserve"> 1308 </w:t>
       </w:r>
     </w:p>
     <w:p>
@@ -9466,7 +9466,7 @@
           <w:sz w:val="16"/>
           <w:szCs w:val="16"/>
         </w:rPr>
-        <w:t>Legislativo  1308</w:t>
+        <w:t>Legislativo 1308</w:t>
       </w:r>
       <w:proofErr w:type="gramEnd"/>
     </w:p>
@@ -9572,7 +9572,7 @@
           <w:sz w:val="16"/>
           <w:szCs w:val="16"/>
         </w:rPr>
-        <w:t xml:space="preserve">  </w:t>
+        <w:t xml:space="preserve"> </w:t>
       </w:r>
       <w:r>
         <w:rPr>
@@ -9590,7 +9590,7 @@
           <w:sz w:val="16"/>
           <w:szCs w:val="16"/>
         </w:rPr>
-        <w:t>LEY SOBRE FACULTADES, NORMAS Y ORGANIZACIÓN DEL INDECOPI, APROBADA POR DECRETO LEGISLATIVO  807 Artículo 24.-</w:t>
+        <w:t>LEY SOBRE FACULTADES, NORMAS Y ORGANIZACIÓN DEL INDECOPI, APROBADA POR DECRETO LEGISLATIVO 807 Artículo 24.-</w:t>
       </w:r>
       <w:r>
         <w:rPr>
@@ -9792,7 +9792,7 @@
           <w:sz w:val="16"/>
           <w:szCs w:val="16"/>
         </w:rPr>
-        <w:t>Nº</w:t>
+        <w:t/>
       </w:r>
       <w:proofErr w:type="spellEnd"/>
       <w:r>
@@ -9928,7 +9928,7 @@
           <w:sz w:val="16"/>
           <w:szCs w:val="16"/>
         </w:rPr>
-        <w:t>Legislativo  1308</w:t>
+        <w:t>Legislativo 1308</w:t>
       </w:r>
       <w:proofErr w:type="gramEnd"/>
     </w:p>
@@ -10084,7 +10084,7 @@
           <w:szCs w:val="16"/>
           <w:vertAlign w:val="superscript"/>
         </w:rPr>
-        <w:t xml:space="preserve">  </w:t>
+        <w:t xml:space="preserve"> </w:t>
       </w:r>
       <w:r>
         <w:rPr>
@@ -10092,7 +10092,7 @@
           <w:sz w:val="16"/>
           <w:szCs w:val="16"/>
         </w:rPr>
-        <w:t xml:space="preserve">     </w:t>
+        <w:t xml:space="preserve"> </w:t>
       </w:r>
       <w:r>
         <w:rPr>
@@ -10147,7 +10147,7 @@
           <w:sz w:val="16"/>
           <w:szCs w:val="16"/>
         </w:rPr>
-        <w:t>Legislativo  1308</w:t>
+        <w:t>Legislativo 1308</w:t>
       </w:r>
       <w:proofErr w:type="gramEnd"/>
     </w:p>
@@ -10192,7 +10192,7 @@
           <w:sz w:val="16"/>
           <w:szCs w:val="16"/>
         </w:rPr>
-        <w:t>El órgano resolutivo puede sancionar las infracciones administrativas a que se refiere el artículo 108º con amonestación y multas de hasta cuatrocientos cincuenta (450) Unidades Impositivas Tributarias (UIT), las cuales son calificadas de la siguiente manera:</w:t>
+        <w:t>El órgano resolutivo puede sancionar las infracciones administrativas a que se refiere el artículo 108 con amonestación y multas de hasta cuatrocientos cincuenta (450) Unidades Impositivas Tributarias (UIT), las cuales son calificadas de la siguiente manera:</w:t>
       </w:r>
     </w:p>
     <w:p>
@@ -10334,7 +10334,7 @@
           <w:sz w:val="16"/>
           <w:szCs w:val="16"/>
         </w:rPr>
-        <w:t xml:space="preserve">        </w:t>
+        <w:t xml:space="preserve"> </w:t>
       </w:r>
       <w:r>
         <w:rPr>
@@ -10363,7 +10363,7 @@
           <w:sz w:val="16"/>
           <w:szCs w:val="16"/>
         </w:rPr>
-        <w:t>Legislativo  1308</w:t>
+        <w:t>Legislativo 1308</w:t>
       </w:r>
       <w:proofErr w:type="gramEnd"/>
     </w:p>
@@ -11227,7 +11227,7 @@
           <w:sz w:val="16"/>
           <w:szCs w:val="16"/>
         </w:rPr>
-        <w:t xml:space="preserve">         </w:t>
+        <w:t xml:space="preserve"> </w:t>
       </w:r>
       <w:r>
         <w:rPr>
@@ -11282,7 +11282,7 @@
           <w:sz w:val="16"/>
           <w:szCs w:val="16"/>
         </w:rPr>
-        <w:t>Legislativo  1308</w:t>
+        <w:t>Legislativo 1308</w:t>
       </w:r>
       <w:proofErr w:type="gramEnd"/>
     </w:p>
@@ -11527,7 +11527,7 @@
           <w:sz w:val="16"/>
           <w:szCs w:val="16"/>
         </w:rPr>
-        <w:t>Nº</w:t>
+        <w:t/>
       </w:r>
       <w:proofErr w:type="spellEnd"/>
       <w:r>
@@ -11634,7 +11634,7 @@
           <w:sz w:val="16"/>
           <w:szCs w:val="16"/>
         </w:rPr>
-        <w:t>TEXTO ÚNICO ORDENADO DE LA LEY DEL PROCEDIMIENTO ADMINISTRATIVO GENERAL, aprobado mediante DECRETO SUPREMO  006-2026-JUS y publicado el 30 de abril de 2026</w:t>
+        <w:t>TEXTO ÚNICO ORDENADO DE LA LEY DEL PROCEDIMIENTO ADMINISTRATIVO GENERAL, aprobado mediante DECRETO SUPREMO 006-2026-JUS y publicado el 30 de abril de 2026</w:t>
       </w:r>
     </w:p>
     <w:p>
@@ -11989,7 +11989,7 @@
               <w:sz w:val="16"/>
               <w:szCs w:val="16"/>
             </w:rPr>
-            <w:t xml:space="preserve">CNICA DE LA    </w:t>
+            <w:t xml:space="preserve">CNICA DE LA </w:t>
           </w:r>
         </w:p>
         <w:p>

--- a/plantillas_maestras/01_seguro_vehicular/negativa_cobertura/1_ddo_aseguradora/varon/TPL_1692_2026_SEGURO_VEHICULAR_NEGATIVA_COBERTURA_ASEGURADORA_VARON_R1.docx
+++ b/plantillas_maestras/01_seguro_vehicular/negativa_cobertura/1_ddo_aseguradora/varon/TPL_1692_2026_SEGURO_VEHICULAR_NEGATIVA_COBERTURA_ASEGURADORA_VARON_R1.docx
@@ -106,18 +106,18 @@
           <w:lang w:eastAsia="es-PE"/>
           <w14:ligatures w14:val="none"/>
         </w:rPr>
-        <w:t>DENUNCIANTE</w:t>
-      </w:r>
-      <w:r>
-        <w:rPr>
-          <w:rFonts w:ascii="Arial Narrow" w:eastAsia="Arial Narrow" w:hAnsi="Arial Narrow" w:cs="Arial Narrow"/>
-          <w:b/>
-          <w:color w:val="000000"/>
-          <w:kern w:val="0"/>
-          <w:lang w:eastAsia="es-PE"/>
-          <w14:ligatures w14:val="none"/>
-        </w:rPr>
-        <w:t>S</w:t>
+        <w:t xml:space="preserve">DENUNCIANTE[DENUNCIANTE] (SEÑOR [APELLIDO] [APELLIDO])</w:t>
+      </w:r>
+      <w:r>
+        <w:rPr>
+          <w:rFonts w:ascii="Arial Narrow" w:eastAsia="Arial Narrow" w:hAnsi="Arial Narrow" w:cs="Arial Narrow"/>
+          <w:b/>
+          <w:color w:val="000000"/>
+          <w:kern w:val="0"/>
+          <w:lang w:eastAsia="es-PE"/>
+          <w14:ligatures w14:val="none"/>
+        </w:rPr>
+        <w:t/>
       </w:r>
       <w:r>
         <w:rPr>
@@ -129,7 +129,7 @@
           <w14:ligatures w14:val="none"/>
         </w:rPr>
         <w:tab/>
-        <w:t>:</w:t>
+        <w:t/>
       </w:r>
       <w:r>
         <w:rPr>
@@ -151,57 +151,57 @@
           <w:lang w:eastAsia="es-PE"/>
           <w14:ligatures w14:val="none"/>
         </w:rPr>
-        <w:t>EVERTH DIONICIO CONDORI CCOYLLO</w:t>
-      </w:r>
-      <w:r>
-        <w:rPr>
-          <w:rFonts w:ascii="Arial Narrow" w:eastAsia="Arial Narrow" w:hAnsi="Arial Narrow" w:cs="Arial Narrow"/>
-          <w:b/>
-          <w:color w:val="000000"/>
-          <w:kern w:val="0"/>
-          <w:lang w:eastAsia="es-PE"/>
-          <w14:ligatures w14:val="none"/>
-        </w:rPr>
-        <w:t xml:space="preserve"> (SEÑOR </w:t>
-      </w:r>
-      <w:r>
-        <w:rPr>
-          <w:rFonts w:ascii="Arial Narrow" w:eastAsia="Arial Narrow" w:hAnsi="Arial Narrow" w:cs="Arial Narrow"/>
-          <w:b/>
-          <w:color w:val="000000"/>
-          <w:kern w:val="0"/>
-          <w:lang w:eastAsia="es-PE"/>
-          <w14:ligatures w14:val="none"/>
-        </w:rPr>
-        <w:t>EVERTH</w:t>
+        <w:t/>
+      </w:r>
+      <w:r>
+        <w:rPr>
+          <w:rFonts w:ascii="Arial Narrow" w:eastAsia="Arial Narrow" w:hAnsi="Arial Narrow" w:cs="Arial Narrow"/>
+          <w:b/>
+          <w:color w:val="000000"/>
+          <w:kern w:val="0"/>
+          <w:lang w:eastAsia="es-PE"/>
+          <w14:ligatures w14:val="none"/>
+        </w:rPr>
+        <w:t xml:space="preserve"/>
+      </w:r>
+      <w:r>
+        <w:rPr>
+          <w:rFonts w:ascii="Arial Narrow" w:eastAsia="Arial Narrow" w:hAnsi="Arial Narrow" w:cs="Arial Narrow"/>
+          <w:b/>
+          <w:color w:val="000000"/>
+          <w:kern w:val="0"/>
+          <w:lang w:eastAsia="es-PE"/>
+          <w14:ligatures w14:val="none"/>
+        </w:rPr>
+        <w:t/>
       </w:r>
       <w:r>
         <w:rPr>
           <w:rFonts w:ascii="Arial Narrow" w:hAnsi="Arial Narrow"/>
         </w:rPr>
-        <w:t xml:space="preserve"> </w:t>
-      </w:r>
-      <w:r>
-        <w:rPr>
-          <w:rFonts w:ascii="Arial Narrow" w:eastAsia="Arial Narrow" w:hAnsi="Arial Narrow" w:cs="Arial Narrow"/>
-          <w:b/>
-          <w:color w:val="000000"/>
-          <w:kern w:val="0"/>
-          <w:lang w:eastAsia="es-PE"/>
-          <w14:ligatures w14:val="none"/>
-        </w:rPr>
-        <w:t>CONDORI</w:t>
-      </w:r>
-      <w:r>
-        <w:rPr>
-          <w:rFonts w:ascii="Arial Narrow" w:eastAsia="Arial Narrow" w:hAnsi="Arial Narrow" w:cs="Arial Narrow"/>
-          <w:b/>
-          <w:color w:val="000000"/>
-          <w:kern w:val="0"/>
-          <w:lang w:eastAsia="es-PE"/>
-          <w14:ligatures w14:val="none"/>
-        </w:rPr>
-        <w:t>)</w:t>
+        <w:t xml:space="preserve"/>
+      </w:r>
+      <w:r>
+        <w:rPr>
+          <w:rFonts w:ascii="Arial Narrow" w:eastAsia="Arial Narrow" w:hAnsi="Arial Narrow" w:cs="Arial Narrow"/>
+          <w:b/>
+          <w:color w:val="000000"/>
+          <w:kern w:val="0"/>
+          <w:lang w:eastAsia="es-PE"/>
+          <w14:ligatures w14:val="none"/>
+        </w:rPr>
+        <w:t/>
+      </w:r>
+      <w:r>
+        <w:rPr>
+          <w:rFonts w:ascii="Arial Narrow" w:eastAsia="Arial Narrow" w:hAnsi="Arial Narrow" w:cs="Arial Narrow"/>
+          <w:b/>
+          <w:color w:val="000000"/>
+          <w:kern w:val="0"/>
+          <w:lang w:eastAsia="es-PE"/>
+          <w14:ligatures w14:val="none"/>
+        </w:rPr>
+        <w:t/>
       </w:r>
     </w:p>
     <w:p>
@@ -243,7 +243,7 @@
           <w14:ligatures w14:val="none"/>
         </w:rPr>
         <w:tab/>
-        <w:t>ROBERTO CANTALICIO CONDORI CHINCHAY (SEÑOR ROBERTO CONDORI)</w:t>
+        <w:t xml:space="preserve">ROBERTO CANTALICIO [APELLIDO] CHINCHAY (SEÑOR [APELLIDO] [APELLIDO])</w:t>
       </w:r>
     </w:p>
     <w:p>
@@ -737,7 +737,7 @@
           <w:lang w:val="es-ES" w:eastAsia="es-ES"/>
           <w14:ligatures w14:val="none"/>
         </w:rPr>
-        <w:t xml:space="preserve">Mediante la denuncia del </w:t>
+        <w:t xml:space="preserve">Mediante la denuncia del 14 de abril de 2026, los señores Everth [APELLIDO] y Roberto [APELLIDO] denunciaron a Quálitas y Eurostar por presuntas infracciones a la Ley 29571, Código de Protección y Defensa del Consumidor (en adelante, Código), señalando lo siguiente:</w:t>
       </w:r>
       <w:r>
         <w:rPr>
@@ -747,7 +747,7 @@
           <w:lang w:val="es-ES" w:eastAsia="es-ES"/>
           <w14:ligatures w14:val="none"/>
         </w:rPr>
-        <w:t>14 de abril de 2026</w:t>
+        <w:t/>
       </w:r>
       <w:r>
         <w:rPr>
@@ -768,7 +768,7 @@
           <w:lang w:val="es-ES" w:eastAsia="es-ES"/>
           <w14:ligatures w14:val="none"/>
         </w:rPr>
-        <w:t>,</w:t>
+        <w:t/>
       </w:r>
       <w:r>
         <w:rPr>
@@ -778,7 +778,7 @@
           <w:lang w:val="es-ES" w:eastAsia="es-ES"/>
           <w14:ligatures w14:val="none"/>
         </w:rPr>
-        <w:t xml:space="preserve"> los</w:t>
+        <w:t xml:space="preserve"/>
       </w:r>
       <w:r>
         <w:rPr>
@@ -786,7 +786,7 @@
           <w:kern w:val="0"/>
           <w14:ligatures w14:val="none"/>
         </w:rPr>
-        <w:t xml:space="preserve"> </w:t>
+        <w:t xml:space="preserve"/>
       </w:r>
       <w:r>
         <w:rPr>
@@ -794,7 +794,7 @@
           <w:kern w:val="0"/>
           <w14:ligatures w14:val="none"/>
         </w:rPr>
-        <w:t xml:space="preserve">señores </w:t>
+        <w:t xml:space="preserve"/>
       </w:r>
       <w:bookmarkStart w:id="1" w:name="_Hlk231852655"/>
       <w:r>
@@ -803,7 +803,7 @@
           <w:kern w:val="0"/>
           <w14:ligatures w14:val="none"/>
         </w:rPr>
-        <w:t xml:space="preserve">Everth Condori </w:t>
+        <w:t xml:space="preserve"/>
       </w:r>
       <w:bookmarkEnd w:id="1"/>
       <w:r>
@@ -812,7 +812,7 @@
           <w:kern w:val="0"/>
           <w14:ligatures w14:val="none"/>
         </w:rPr>
-        <w:t>y Roberto Condori</w:t>
+        <w:t/>
       </w:r>
       <w:r>
         <w:rPr>
@@ -820,7 +820,7 @@
           <w:kern w:val="0"/>
           <w14:ligatures w14:val="none"/>
         </w:rPr>
-        <w:t xml:space="preserve"> </w:t>
+        <w:t xml:space="preserve"/>
       </w:r>
       <w:r>
         <w:rPr>
@@ -828,7 +828,7 @@
           <w:kern w:val="0"/>
           <w14:ligatures w14:val="none"/>
         </w:rPr>
-        <w:t>denunciaron</w:t>
+        <w:t/>
       </w:r>
       <w:r>
         <w:rPr>
@@ -838,7 +838,7 @@
           <w:lang w:val="es-ES" w:eastAsia="es-ES"/>
           <w14:ligatures w14:val="none"/>
         </w:rPr>
-        <w:t xml:space="preserve"> a </w:t>
+        <w:t xml:space="preserve"/>
       </w:r>
       <w:r>
         <w:rPr>
@@ -848,7 +848,7 @@
           <w:lang w:val="es-ES" w:eastAsia="es-ES"/>
           <w14:ligatures w14:val="none"/>
         </w:rPr>
-        <w:t xml:space="preserve">Quálitas </w:t>
+        <w:t xml:space="preserve"/>
       </w:r>
       <w:r>
         <w:rPr>
@@ -858,7 +858,7 @@
           <w:lang w:val="es-ES" w:eastAsia="es-ES"/>
           <w14:ligatures w14:val="none"/>
         </w:rPr>
-        <w:t xml:space="preserve">y </w:t>
+        <w:t xml:space="preserve"/>
       </w:r>
       <w:r>
         <w:rPr>
@@ -868,7 +868,7 @@
           <w:lang w:val="es-ES" w:eastAsia="es-ES"/>
           <w14:ligatures w14:val="none"/>
         </w:rPr>
-        <w:t xml:space="preserve">Eurostar </w:t>
+        <w:t xml:space="preserve"/>
       </w:r>
       <w:r>
         <w:rPr>
@@ -878,7 +878,7 @@
           <w:lang w:val="es-ES" w:eastAsia="es-ES"/>
           <w14:ligatures w14:val="none"/>
         </w:rPr>
-        <w:t>por presuntas infracciones a la Ley 29571, Código de Protección y Defensa del Consumidor (en adelante, Código)</w:t>
+        <w:t/>
       </w:r>
       <w:r>
         <w:rPr>
@@ -899,7 +899,7 @@
           <w:lang w:val="es-ES" w:eastAsia="es-ES"/>
           <w14:ligatures w14:val="none"/>
         </w:rPr>
-        <w:t xml:space="preserve">, señalando </w:t>
+        <w:t xml:space="preserve"/>
       </w:r>
       <w:r>
         <w:rPr>
@@ -910,7 +910,7 @@
           <w:lang w:val="es-ES" w:eastAsia="es-ES"/>
           <w14:ligatures w14:val="none"/>
         </w:rPr>
-        <w:t>lo siguiente:</w:t>
+        <w:t/>
       </w:r>
     </w:p>
     <w:p>
@@ -955,53 +955,53 @@
           <w:lang w:eastAsia="es-ES"/>
           <w14:ligatures w14:val="none"/>
         </w:rPr>
-        <w:t xml:space="preserve">El 18 de abril del 2025, </w:t>
-      </w:r>
-      <w:r>
-        <w:rPr>
-          <w:rFonts w:ascii="Arial Narrow" w:eastAsia="Times New Roman" w:hAnsi="Arial Narrow" w:cs="Arial"/>
-          <w:color w:val="000000"/>
-          <w:kern w:val="0"/>
-          <w:lang w:eastAsia="es-ES"/>
-          <w14:ligatures w14:val="none"/>
-        </w:rPr>
-        <w:t>el señor Roberto Condori</w:t>
-      </w:r>
-      <w:r>
-        <w:rPr>
-          <w:rFonts w:ascii="Arial Narrow" w:eastAsia="Times New Roman" w:hAnsi="Arial Narrow" w:cs="Arial"/>
-          <w:color w:val="000000"/>
-          <w:kern w:val="0"/>
-          <w:lang w:eastAsia="es-ES"/>
-          <w14:ligatures w14:val="none"/>
-        </w:rPr>
-        <w:t xml:space="preserve"> </w:t>
-      </w:r>
-      <w:r>
-        <w:rPr>
-          <w:rFonts w:ascii="Arial Narrow" w:eastAsia="Times New Roman" w:hAnsi="Arial Narrow" w:cs="Arial"/>
-          <w:color w:val="000000"/>
-          <w:kern w:val="0"/>
-          <w:lang w:eastAsia="es-ES"/>
-          <w14:ligatures w14:val="none"/>
-        </w:rPr>
-        <w:t xml:space="preserve">adquirió </w:t>
-      </w:r>
-      <w:r>
-        <w:rPr>
-          <w:rFonts w:ascii="Arial Narrow" w:eastAsia="Times New Roman" w:hAnsi="Arial Narrow" w:cs="Arial"/>
-          <w:color w:val="000000"/>
-          <w:kern w:val="0"/>
-          <w:lang w:eastAsia="es-ES"/>
-          <w14:ligatures w14:val="none"/>
-        </w:rPr>
-        <w:t>el Seguro vehicular – Póliza 0070162762</w:t>
+        <w:t xml:space="preserve">El 18 de abril del 2025, el señor [APELLIDO] [APELLIDO] adquirió el Seguro vehicular – Póliza 0070162762 emitido por Quálitas (en adelante, Seguro vehicular), con vigencia hasta el 18 de abril del 2026, para asegurar el vehículo con Placa de Rodaje AXS224 (en adelante, vehículo asegurado), de propiedad de su hijo, el señor [APELLIDO] [APELLIDO].</w:t>
+      </w:r>
+      <w:r>
+        <w:rPr>
+          <w:rFonts w:ascii="Arial Narrow" w:eastAsia="Times New Roman" w:hAnsi="Arial Narrow" w:cs="Arial"/>
+          <w:color w:val="000000"/>
+          <w:kern w:val="0"/>
+          <w:lang w:eastAsia="es-ES"/>
+          <w14:ligatures w14:val="none"/>
+        </w:rPr>
+        <w:t/>
+      </w:r>
+      <w:r>
+        <w:rPr>
+          <w:rFonts w:ascii="Arial Narrow" w:eastAsia="Times New Roman" w:hAnsi="Arial Narrow" w:cs="Arial"/>
+          <w:color w:val="000000"/>
+          <w:kern w:val="0"/>
+          <w:lang w:eastAsia="es-ES"/>
+          <w14:ligatures w14:val="none"/>
+        </w:rPr>
+        <w:t xml:space="preserve"/>
+      </w:r>
+      <w:r>
+        <w:rPr>
+          <w:rFonts w:ascii="Arial Narrow" w:eastAsia="Times New Roman" w:hAnsi="Arial Narrow" w:cs="Arial"/>
+          <w:color w:val="000000"/>
+          <w:kern w:val="0"/>
+          <w:lang w:eastAsia="es-ES"/>
+          <w14:ligatures w14:val="none"/>
+        </w:rPr>
+        <w:t xml:space="preserve"/>
+      </w:r>
+      <w:r>
+        <w:rPr>
+          <w:rFonts w:ascii="Arial Narrow" w:eastAsia="Times New Roman" w:hAnsi="Arial Narrow" w:cs="Arial"/>
+          <w:color w:val="000000"/>
+          <w:kern w:val="0"/>
+          <w:lang w:eastAsia="es-ES"/>
+          <w14:ligatures w14:val="none"/>
+        </w:rPr>
+        <w:t/>
       </w:r>
       <w:r>
         <w:rPr>
           <w:rFonts w:ascii="Arial Narrow" w:hAnsi="Arial Narrow"/>
         </w:rPr>
-        <w:t xml:space="preserve"> emitido por </w:t>
+        <w:t xml:space="preserve"/>
       </w:r>
       <w:bookmarkStart w:id="2" w:name="_Hlk231856110"/>
       <w:r>
@@ -1012,17 +1012,17 @@
           <w:lang w:eastAsia="es-ES"/>
           <w14:ligatures w14:val="none"/>
         </w:rPr>
-        <w:t>Quálitas</w:t>
-      </w:r>
-      <w:r>
-        <w:rPr>
-          <w:rFonts w:ascii="Arial Narrow" w:eastAsia="Times New Roman" w:hAnsi="Arial Narrow" w:cs="Arial"/>
-          <w:color w:val="000000"/>
-          <w:kern w:val="0"/>
-          <w:lang w:eastAsia="es-ES"/>
-          <w14:ligatures w14:val="none"/>
-        </w:rPr>
-        <w:t xml:space="preserve"> </w:t>
+        <w:t/>
+      </w:r>
+      <w:r>
+        <w:rPr>
+          <w:rFonts w:ascii="Arial Narrow" w:eastAsia="Times New Roman" w:hAnsi="Arial Narrow" w:cs="Arial"/>
+          <w:color w:val="000000"/>
+          <w:kern w:val="0"/>
+          <w:lang w:eastAsia="es-ES"/>
+          <w14:ligatures w14:val="none"/>
+        </w:rPr>
+        <w:t xml:space="preserve"/>
       </w:r>
       <w:bookmarkEnd w:id="2"/>
       <w:r>
@@ -1033,37 +1033,37 @@
           <w:lang w:eastAsia="es-ES"/>
           <w14:ligatures w14:val="none"/>
         </w:rPr>
-        <w:t xml:space="preserve">(en adelante, Seguro vehicular), con vigencia hasta el 18 de abril del 2026, </w:t>
-      </w:r>
-      <w:r>
-        <w:rPr>
-          <w:rFonts w:ascii="Arial Narrow" w:eastAsia="Times New Roman" w:hAnsi="Arial Narrow" w:cs="Arial"/>
-          <w:color w:val="000000"/>
-          <w:kern w:val="0"/>
-          <w:lang w:eastAsia="es-ES"/>
-          <w14:ligatures w14:val="none"/>
-        </w:rPr>
-        <w:t>para asegurar el</w:t>
-      </w:r>
-      <w:r>
-        <w:rPr>
-          <w:rFonts w:ascii="Arial Narrow" w:eastAsia="Times New Roman" w:hAnsi="Arial Narrow" w:cs="Arial"/>
-          <w:color w:val="000000"/>
-          <w:kern w:val="0"/>
-          <w:lang w:eastAsia="es-ES"/>
-          <w14:ligatures w14:val="none"/>
-        </w:rPr>
-        <w:t xml:space="preserve"> vehículo con Placa de Rodaje AXS224</w:t>
-      </w:r>
-      <w:r>
-        <w:rPr>
-          <w:rFonts w:ascii="Arial Narrow" w:eastAsia="Times New Roman" w:hAnsi="Arial Narrow" w:cs="Arial"/>
-          <w:color w:val="000000"/>
-          <w:kern w:val="0"/>
-          <w:lang w:eastAsia="es-ES"/>
-          <w14:ligatures w14:val="none"/>
-        </w:rPr>
-        <w:t xml:space="preserve"> (en adelante, </w:t>
+        <w:t xml:space="preserve"/>
+      </w:r>
+      <w:r>
+        <w:rPr>
+          <w:rFonts w:ascii="Arial Narrow" w:eastAsia="Times New Roman" w:hAnsi="Arial Narrow" w:cs="Arial"/>
+          <w:color w:val="000000"/>
+          <w:kern w:val="0"/>
+          <w:lang w:eastAsia="es-ES"/>
+          <w14:ligatures w14:val="none"/>
+        </w:rPr>
+        <w:t/>
+      </w:r>
+      <w:r>
+        <w:rPr>
+          <w:rFonts w:ascii="Arial Narrow" w:eastAsia="Times New Roman" w:hAnsi="Arial Narrow" w:cs="Arial"/>
+          <w:color w:val="000000"/>
+          <w:kern w:val="0"/>
+          <w:lang w:eastAsia="es-ES"/>
+          <w14:ligatures w14:val="none"/>
+        </w:rPr>
+        <w:t xml:space="preserve"/>
+      </w:r>
+      <w:r>
+        <w:rPr>
+          <w:rFonts w:ascii="Arial Narrow" w:eastAsia="Times New Roman" w:hAnsi="Arial Narrow" w:cs="Arial"/>
+          <w:color w:val="000000"/>
+          <w:kern w:val="0"/>
+          <w:lang w:eastAsia="es-ES"/>
+          <w14:ligatures w14:val="none"/>
+        </w:rPr>
+        <w:t xml:space="preserve"/>
       </w:r>
       <w:bookmarkStart w:id="3" w:name="_Hlk231855835"/>
       <w:r>
@@ -1074,17 +1074,17 @@
           <w:lang w:eastAsia="es-ES"/>
           <w14:ligatures w14:val="none"/>
         </w:rPr>
-        <w:t>vehículo</w:t>
-      </w:r>
-      <w:r>
-        <w:rPr>
-          <w:rFonts w:ascii="Arial Narrow" w:eastAsia="Times New Roman" w:hAnsi="Arial Narrow" w:cs="Arial"/>
-          <w:color w:val="000000"/>
-          <w:kern w:val="0"/>
-          <w:lang w:eastAsia="es-ES"/>
-          <w14:ligatures w14:val="none"/>
-        </w:rPr>
-        <w:t xml:space="preserve"> asegurado</w:t>
+        <w:t/>
+      </w:r>
+      <w:r>
+        <w:rPr>
+          <w:rFonts w:ascii="Arial Narrow" w:eastAsia="Times New Roman" w:hAnsi="Arial Narrow" w:cs="Arial"/>
+          <w:color w:val="000000"/>
+          <w:kern w:val="0"/>
+          <w:lang w:eastAsia="es-ES"/>
+          <w14:ligatures w14:val="none"/>
+        </w:rPr>
+        <w:t xml:space="preserve"/>
       </w:r>
       <w:bookmarkEnd w:id="3"/>
       <w:r>
@@ -1095,57 +1095,57 @@
           <w:lang w:eastAsia="es-ES"/>
           <w14:ligatures w14:val="none"/>
         </w:rPr>
-        <w:t>)</w:t>
-      </w:r>
-      <w:r>
-        <w:rPr>
-          <w:rFonts w:ascii="Arial Narrow" w:eastAsia="Times New Roman" w:hAnsi="Arial Narrow" w:cs="Arial"/>
-          <w:color w:val="000000"/>
-          <w:kern w:val="0"/>
-          <w:lang w:eastAsia="es-ES"/>
-          <w14:ligatures w14:val="none"/>
-        </w:rPr>
-        <w:t xml:space="preserve">, </w:t>
-      </w:r>
-      <w:r>
-        <w:rPr>
-          <w:rFonts w:ascii="Arial Narrow" w:eastAsia="Times New Roman" w:hAnsi="Arial Narrow" w:cs="Arial"/>
-          <w:color w:val="000000"/>
-          <w:kern w:val="0"/>
-          <w:lang w:eastAsia="es-ES"/>
-          <w14:ligatures w14:val="none"/>
-        </w:rPr>
-        <w:t>de propied</w:t>
-      </w:r>
-      <w:r>
-        <w:rPr>
-          <w:rFonts w:ascii="Arial Narrow" w:eastAsia="Times New Roman" w:hAnsi="Arial Narrow" w:cs="Arial"/>
-          <w:color w:val="000000"/>
-          <w:kern w:val="0"/>
-          <w:lang w:eastAsia="es-ES"/>
-          <w14:ligatures w14:val="none"/>
-        </w:rPr>
-        <w:t xml:space="preserve">ad de su hijo, el señor </w:t>
-      </w:r>
-      <w:r>
-        <w:rPr>
-          <w:rFonts w:ascii="Arial Narrow" w:eastAsia="Times New Roman" w:hAnsi="Arial Narrow" w:cs="Arial"/>
-          <w:color w:val="000000"/>
-          <w:kern w:val="0"/>
-          <w:lang w:eastAsia="es-ES"/>
-          <w14:ligatures w14:val="none"/>
-        </w:rPr>
-        <w:t>Everth Condori</w:t>
-      </w:r>
-      <w:r>
-        <w:rPr>
-          <w:rFonts w:ascii="Arial Narrow" w:eastAsia="Times New Roman" w:hAnsi="Arial Narrow" w:cs="Arial"/>
-          <w:color w:val="000000"/>
-          <w:kern w:val="0"/>
-          <w:lang w:eastAsia="es-ES"/>
-          <w14:ligatures w14:val="none"/>
-        </w:rPr>
-        <w:t>.</w:t>
+        <w:t/>
+      </w:r>
+      <w:r>
+        <w:rPr>
+          <w:rFonts w:ascii="Arial Narrow" w:eastAsia="Times New Roman" w:hAnsi="Arial Narrow" w:cs="Arial"/>
+          <w:color w:val="000000"/>
+          <w:kern w:val="0"/>
+          <w:lang w:eastAsia="es-ES"/>
+          <w14:ligatures w14:val="none"/>
+        </w:rPr>
+        <w:t xml:space="preserve"/>
+      </w:r>
+      <w:r>
+        <w:rPr>
+          <w:rFonts w:ascii="Arial Narrow" w:eastAsia="Times New Roman" w:hAnsi="Arial Narrow" w:cs="Arial"/>
+          <w:color w:val="000000"/>
+          <w:kern w:val="0"/>
+          <w:lang w:eastAsia="es-ES"/>
+          <w14:ligatures w14:val="none"/>
+        </w:rPr>
+        <w:t/>
+      </w:r>
+      <w:r>
+        <w:rPr>
+          <w:rFonts w:ascii="Arial Narrow" w:eastAsia="Times New Roman" w:hAnsi="Arial Narrow" w:cs="Arial"/>
+          <w:color w:val="000000"/>
+          <w:kern w:val="0"/>
+          <w:lang w:eastAsia="es-ES"/>
+          <w14:ligatures w14:val="none"/>
+        </w:rPr>
+        <w:t xml:space="preserve"/>
+      </w:r>
+      <w:r>
+        <w:rPr>
+          <w:rFonts w:ascii="Arial Narrow" w:eastAsia="Times New Roman" w:hAnsi="Arial Narrow" w:cs="Arial"/>
+          <w:color w:val="000000"/>
+          <w:kern w:val="0"/>
+          <w:lang w:eastAsia="es-ES"/>
+          <w14:ligatures w14:val="none"/>
+        </w:rPr>
+        <w:t/>
+      </w:r>
+      <w:r>
+        <w:rPr>
+          <w:rFonts w:ascii="Arial Narrow" w:eastAsia="Times New Roman" w:hAnsi="Arial Narrow" w:cs="Arial"/>
+          <w:color w:val="000000"/>
+          <w:kern w:val="0"/>
+          <w:lang w:eastAsia="es-ES"/>
+          <w14:ligatures w14:val="none"/>
+        </w:rPr>
+        <w:t/>
       </w:r>
     </w:p>
     <w:p>
@@ -1192,167 +1192,167 @@
           <w:lang w:eastAsia="es-ES"/>
           <w14:ligatures w14:val="none"/>
         </w:rPr>
-        <w:t xml:space="preserve">El 26 de octubre del 2025, </w:t>
-      </w:r>
-      <w:r>
-        <w:rPr>
-          <w:rFonts w:ascii="Arial Narrow" w:eastAsia="Times New Roman" w:hAnsi="Arial Narrow" w:cs="Arial"/>
-          <w:color w:val="000000"/>
-          <w:kern w:val="0"/>
-          <w:lang w:eastAsia="es-ES"/>
-          <w14:ligatures w14:val="none"/>
-        </w:rPr>
-        <w:t xml:space="preserve">el señor Everth Condori </w:t>
-      </w:r>
-      <w:r>
-        <w:rPr>
-          <w:rFonts w:ascii="Arial Narrow" w:eastAsia="Times New Roman" w:hAnsi="Arial Narrow" w:cs="Arial"/>
-          <w:color w:val="000000"/>
-          <w:kern w:val="0"/>
-          <w:lang w:eastAsia="es-ES"/>
-          <w14:ligatures w14:val="none"/>
-        </w:rPr>
-        <w:t xml:space="preserve">sufrió un accidente de tránsito cuando otro vehículo cambió de carril e impactó la parte delantera izquierda del </w:t>
-      </w:r>
-      <w:r>
-        <w:rPr>
-          <w:rFonts w:ascii="Arial Narrow" w:eastAsia="Times New Roman" w:hAnsi="Arial Narrow" w:cs="Arial"/>
-          <w:color w:val="000000"/>
-          <w:kern w:val="0"/>
-          <w:lang w:eastAsia="es-ES"/>
-          <w14:ligatures w14:val="none"/>
-        </w:rPr>
-        <w:t>vehículo asegurado</w:t>
-      </w:r>
-      <w:r>
-        <w:rPr>
-          <w:rFonts w:ascii="Arial Narrow" w:eastAsia="Times New Roman" w:hAnsi="Arial Narrow" w:cs="Arial"/>
-          <w:color w:val="000000"/>
-          <w:kern w:val="0"/>
-          <w:lang w:eastAsia="es-ES"/>
-          <w14:ligatures w14:val="none"/>
-        </w:rPr>
-        <w:t>, ocasionando daños en el guardafango delantero, faro y otros componentes.</w:t>
-      </w:r>
-      <w:r>
-        <w:rPr>
-          <w:rFonts w:ascii="Arial Narrow" w:eastAsia="Times New Roman" w:hAnsi="Arial Narrow" w:cs="Arial"/>
-          <w:color w:val="000000"/>
-          <w:kern w:val="0"/>
-          <w:lang w:eastAsia="es-ES"/>
-          <w14:ligatures w14:val="none"/>
-        </w:rPr>
-        <w:t xml:space="preserve"> </w:t>
-      </w:r>
-      <w:r>
-        <w:rPr>
-          <w:rFonts w:ascii="Arial Narrow" w:eastAsia="Times New Roman" w:hAnsi="Arial Narrow" w:cs="Arial"/>
-          <w:color w:val="000000"/>
-          <w:kern w:val="0"/>
-          <w:lang w:eastAsia="es-ES"/>
-          <w14:ligatures w14:val="none"/>
-        </w:rPr>
-        <w:t>Luego</w:t>
-      </w:r>
-      <w:r>
-        <w:rPr>
-          <w:rFonts w:ascii="Arial Narrow" w:eastAsia="Times New Roman" w:hAnsi="Arial Narrow" w:cs="Arial"/>
-          <w:color w:val="000000"/>
-          <w:kern w:val="0"/>
-          <w:lang w:eastAsia="es-ES"/>
-          <w14:ligatures w14:val="none"/>
-        </w:rPr>
-        <w:t xml:space="preserve">, se comunicó con </w:t>
-      </w:r>
-      <w:r>
-        <w:rPr>
-          <w:rFonts w:ascii="Arial Narrow" w:eastAsia="Times New Roman" w:hAnsi="Arial Narrow" w:cs="Arial"/>
-          <w:color w:val="000000"/>
-          <w:kern w:val="0"/>
-          <w:lang w:eastAsia="es-ES"/>
-          <w14:ligatures w14:val="none"/>
-        </w:rPr>
-        <w:t xml:space="preserve">Quálitas </w:t>
-      </w:r>
-      <w:r>
-        <w:rPr>
-          <w:rFonts w:ascii="Arial Narrow" w:eastAsia="Times New Roman" w:hAnsi="Arial Narrow" w:cs="Arial"/>
-          <w:color w:val="000000"/>
-          <w:kern w:val="0"/>
-          <w:lang w:eastAsia="es-ES"/>
-          <w14:ligatures w14:val="none"/>
-        </w:rPr>
-        <w:t xml:space="preserve">con la finalidad de </w:t>
-      </w:r>
-      <w:r>
-        <w:rPr>
-          <w:rFonts w:ascii="Arial Narrow" w:eastAsia="Times New Roman" w:hAnsi="Arial Narrow" w:cs="Arial"/>
-          <w:color w:val="000000"/>
-          <w:kern w:val="0"/>
-          <w:lang w:eastAsia="es-ES"/>
-          <w14:ligatures w14:val="none"/>
-        </w:rPr>
-        <w:t>solicitar el otorgamiento de</w:t>
-      </w:r>
-      <w:r>
-        <w:rPr>
-          <w:rFonts w:ascii="Arial Narrow" w:eastAsia="Times New Roman" w:hAnsi="Arial Narrow" w:cs="Arial"/>
-          <w:color w:val="000000"/>
-          <w:kern w:val="0"/>
-          <w:lang w:eastAsia="es-ES"/>
-          <w14:ligatures w14:val="none"/>
-        </w:rPr>
-        <w:t xml:space="preserve"> cobertura del Seguro vehicular, </w:t>
-      </w:r>
-      <w:r>
-        <w:rPr>
-          <w:rFonts w:ascii="Arial Narrow" w:eastAsia="Times New Roman" w:hAnsi="Arial Narrow" w:cs="Arial"/>
-          <w:color w:val="000000"/>
-          <w:kern w:val="0"/>
-          <w:lang w:eastAsia="es-ES"/>
-          <w14:ligatures w14:val="none"/>
-        </w:rPr>
-        <w:t>generándose</w:t>
-      </w:r>
-      <w:r>
-        <w:rPr>
-          <w:rFonts w:ascii="Arial Narrow" w:eastAsia="Times New Roman" w:hAnsi="Arial Narrow" w:cs="Arial"/>
-          <w:color w:val="000000"/>
-          <w:kern w:val="0"/>
-          <w:lang w:eastAsia="es-ES"/>
-          <w14:ligatures w14:val="none"/>
-        </w:rPr>
-        <w:t xml:space="preserve"> el </w:t>
-      </w:r>
-      <w:r>
-        <w:rPr>
-          <w:rFonts w:ascii="Arial Narrow" w:eastAsia="Times New Roman" w:hAnsi="Arial Narrow" w:cs="Arial"/>
-          <w:color w:val="000000"/>
-          <w:kern w:val="0"/>
-          <w:lang w:eastAsia="es-ES"/>
-          <w14:ligatures w14:val="none"/>
-        </w:rPr>
-        <w:t xml:space="preserve">reporte </w:t>
-      </w:r>
-      <w:r>
-        <w:rPr>
-          <w:rFonts w:ascii="Arial Narrow" w:eastAsia="Times New Roman" w:hAnsi="Arial Narrow" w:cs="Arial"/>
-          <w:color w:val="000000"/>
-          <w:kern w:val="0"/>
-          <w:lang w:eastAsia="es-ES"/>
-          <w14:ligatures w14:val="none"/>
-        </w:rPr>
-        <w:t>04250029406</w:t>
-      </w:r>
-      <w:r>
-        <w:rPr>
-          <w:rFonts w:ascii="Arial Narrow" w:eastAsia="Times New Roman" w:hAnsi="Arial Narrow" w:cs="Arial"/>
-          <w:color w:val="000000"/>
-          <w:kern w:val="0"/>
-          <w:lang w:eastAsia="es-ES"/>
-          <w14:ligatures w14:val="none"/>
-        </w:rPr>
-        <w:t>.</w:t>
+        <w:t xml:space="preserve">El 26 de octubre del 2025, el señor [APELLIDO] [APELLIDO] sufrió un accidente de tránsito cuando otro vehículo cambió de carril e impactó la parte delantera izquierda del vehículo asegurado, ocasionando daños en el guardafango delantero, faro y otros componentes. Luego, se comunicó con Quálitas con la finalidad de solicitar el otorgamiento de cobertura del Seguro vehicular, generándose el reporte 04250029406.</w:t>
+      </w:r>
+      <w:r>
+        <w:rPr>
+          <w:rFonts w:ascii="Arial Narrow" w:eastAsia="Times New Roman" w:hAnsi="Arial Narrow" w:cs="Arial"/>
+          <w:color w:val="000000"/>
+          <w:kern w:val="0"/>
+          <w:lang w:eastAsia="es-ES"/>
+          <w14:ligatures w14:val="none"/>
+        </w:rPr>
+        <w:t xml:space="preserve"/>
+      </w:r>
+      <w:r>
+        <w:rPr>
+          <w:rFonts w:ascii="Arial Narrow" w:eastAsia="Times New Roman" w:hAnsi="Arial Narrow" w:cs="Arial"/>
+          <w:color w:val="000000"/>
+          <w:kern w:val="0"/>
+          <w:lang w:eastAsia="es-ES"/>
+          <w14:ligatures w14:val="none"/>
+        </w:rPr>
+        <w:t xml:space="preserve"/>
+      </w:r>
+      <w:r>
+        <w:rPr>
+          <w:rFonts w:ascii="Arial Narrow" w:eastAsia="Times New Roman" w:hAnsi="Arial Narrow" w:cs="Arial"/>
+          <w:color w:val="000000"/>
+          <w:kern w:val="0"/>
+          <w:lang w:eastAsia="es-ES"/>
+          <w14:ligatures w14:val="none"/>
+        </w:rPr>
+        <w:t/>
+      </w:r>
+      <w:r>
+        <w:rPr>
+          <w:rFonts w:ascii="Arial Narrow" w:eastAsia="Times New Roman" w:hAnsi="Arial Narrow" w:cs="Arial"/>
+          <w:color w:val="000000"/>
+          <w:kern w:val="0"/>
+          <w:lang w:eastAsia="es-ES"/>
+          <w14:ligatures w14:val="none"/>
+        </w:rPr>
+        <w:t/>
+      </w:r>
+      <w:r>
+        <w:rPr>
+          <w:rFonts w:ascii="Arial Narrow" w:eastAsia="Times New Roman" w:hAnsi="Arial Narrow" w:cs="Arial"/>
+          <w:color w:val="000000"/>
+          <w:kern w:val="0"/>
+          <w:lang w:eastAsia="es-ES"/>
+          <w14:ligatures w14:val="none"/>
+        </w:rPr>
+        <w:t xml:space="preserve"/>
+      </w:r>
+      <w:r>
+        <w:rPr>
+          <w:rFonts w:ascii="Arial Narrow" w:eastAsia="Times New Roman" w:hAnsi="Arial Narrow" w:cs="Arial"/>
+          <w:color w:val="000000"/>
+          <w:kern w:val="0"/>
+          <w:lang w:eastAsia="es-ES"/>
+          <w14:ligatures w14:val="none"/>
+        </w:rPr>
+        <w:t/>
+      </w:r>
+      <w:r>
+        <w:rPr>
+          <w:rFonts w:ascii="Arial Narrow" w:eastAsia="Times New Roman" w:hAnsi="Arial Narrow" w:cs="Arial"/>
+          <w:color w:val="000000"/>
+          <w:kern w:val="0"/>
+          <w:lang w:eastAsia="es-ES"/>
+          <w14:ligatures w14:val="none"/>
+        </w:rPr>
+        <w:t xml:space="preserve"/>
+      </w:r>
+      <w:r>
+        <w:rPr>
+          <w:rFonts w:ascii="Arial Narrow" w:eastAsia="Times New Roman" w:hAnsi="Arial Narrow" w:cs="Arial"/>
+          <w:color w:val="000000"/>
+          <w:kern w:val="0"/>
+          <w:lang w:eastAsia="es-ES"/>
+          <w14:ligatures w14:val="none"/>
+        </w:rPr>
+        <w:t xml:space="preserve"/>
+      </w:r>
+      <w:r>
+        <w:rPr>
+          <w:rFonts w:ascii="Arial Narrow" w:eastAsia="Times New Roman" w:hAnsi="Arial Narrow" w:cs="Arial"/>
+          <w:color w:val="000000"/>
+          <w:kern w:val="0"/>
+          <w:lang w:eastAsia="es-ES"/>
+          <w14:ligatures w14:val="none"/>
+        </w:rPr>
+        <w:t xml:space="preserve"/>
+      </w:r>
+      <w:r>
+        <w:rPr>
+          <w:rFonts w:ascii="Arial Narrow" w:eastAsia="Times New Roman" w:hAnsi="Arial Narrow" w:cs="Arial"/>
+          <w:color w:val="000000"/>
+          <w:kern w:val="0"/>
+          <w:lang w:eastAsia="es-ES"/>
+          <w14:ligatures w14:val="none"/>
+        </w:rPr>
+        <w:t/>
+      </w:r>
+      <w:r>
+        <w:rPr>
+          <w:rFonts w:ascii="Arial Narrow" w:eastAsia="Times New Roman" w:hAnsi="Arial Narrow" w:cs="Arial"/>
+          <w:color w:val="000000"/>
+          <w:kern w:val="0"/>
+          <w:lang w:eastAsia="es-ES"/>
+          <w14:ligatures w14:val="none"/>
+        </w:rPr>
+        <w:t xml:space="preserve"/>
+      </w:r>
+      <w:r>
+        <w:rPr>
+          <w:rFonts w:ascii="Arial Narrow" w:eastAsia="Times New Roman" w:hAnsi="Arial Narrow" w:cs="Arial"/>
+          <w:color w:val="000000"/>
+          <w:kern w:val="0"/>
+          <w:lang w:eastAsia="es-ES"/>
+          <w14:ligatures w14:val="none"/>
+        </w:rPr>
+        <w:t/>
+      </w:r>
+      <w:r>
+        <w:rPr>
+          <w:rFonts w:ascii="Arial Narrow" w:eastAsia="Times New Roman" w:hAnsi="Arial Narrow" w:cs="Arial"/>
+          <w:color w:val="000000"/>
+          <w:kern w:val="0"/>
+          <w:lang w:eastAsia="es-ES"/>
+          <w14:ligatures w14:val="none"/>
+        </w:rPr>
+        <w:t xml:space="preserve"/>
+      </w:r>
+      <w:r>
+        <w:rPr>
+          <w:rFonts w:ascii="Arial Narrow" w:eastAsia="Times New Roman" w:hAnsi="Arial Narrow" w:cs="Arial"/>
+          <w:color w:val="000000"/>
+          <w:kern w:val="0"/>
+          <w:lang w:eastAsia="es-ES"/>
+          <w14:ligatures w14:val="none"/>
+        </w:rPr>
+        <w:t xml:space="preserve"/>
+      </w:r>
+      <w:r>
+        <w:rPr>
+          <w:rFonts w:ascii="Arial Narrow" w:eastAsia="Times New Roman" w:hAnsi="Arial Narrow" w:cs="Arial"/>
+          <w:color w:val="000000"/>
+          <w:kern w:val="0"/>
+          <w:lang w:eastAsia="es-ES"/>
+          <w14:ligatures w14:val="none"/>
+        </w:rPr>
+        <w:t/>
+      </w:r>
+      <w:r>
+        <w:rPr>
+          <w:rFonts w:ascii="Arial Narrow" w:eastAsia="Times New Roman" w:hAnsi="Arial Narrow" w:cs="Arial"/>
+          <w:color w:val="000000"/>
+          <w:kern w:val="0"/>
+          <w:lang w:eastAsia="es-ES"/>
+          <w14:ligatures w14:val="none"/>
+        </w:rPr>
+        <w:t/>
       </w:r>
     </w:p>
     <w:p>
@@ -2625,7 +2625,7 @@
           <w:lang w:val="es-ES" w:eastAsia="es-ES"/>
           <w14:ligatures w14:val="none"/>
         </w:rPr>
-        <w:t>L</w:t>
+        <w:t xml:space="preserve">Los señores Everth [APELLIDO] y Roberto [APELLIDO] solicitaron, en calidad de medida correctiva, que: (i) Quálitas y Eurostar cumplan con proseguir con el trámite para la reparación del vehículo asegurado; (ii) Quálitas y Eurostar cumplan con entregar un informe documentado del flujo del caso indicando fechas (recepción, inspección, emisión de cotización, comunicación), áreas, funcionarios responsables y motivo del bloqueo de atención; (iii) Quálitas y Eurostar cumplan con emitir, dentro de un plazo perentorio, un pronunciamiento escrito, motivado y debidamente sustentado sobre la procedencia, observación o rechazo de la reparación vinculada a la Orden 27741, incluyendo las razones técnicas, contractuales y operativas que sustenten su decisión; (iv) Eurostar cumplan con tener un libro de reclamaciones físico y virtual totalmente habilitado; (v) Quálitas y Eurostar cumplan con remitirle una carta de disculpas con firma de sus respectivos gerentes por el trato discriminatorio realizado el 27 de enero de 2026 hasta la fecha, por no haber brindado una respuesta ni solución sobre el siniestro; (vi) Quálitas y Eurostar cumplan con implementar y acreditar un protocolo interno de atención no discriminatoria y de no represalia respecto de consumidores que mantengan reclamos, denuncias o procedimientos en trámite, garantizando que tales antecedentes no constituyan motivo de restricción, demora o negativa del servicio; (vii) Eurostar cumpla con mejorar sus políticas de atención al cliente; y, (viii) Quálitas y Eurostar cumplan con reconocer el los gastos generados y el daño ocasionado en virtud de los hechos materia de denuncia, así como a un abogado, estimado en la suma de S/ 7 000,00 de manera solidaria. Asimismo, requirió el reembolso de costos y costas del presente procedimiento.</w:t>
       </w:r>
       <w:r>
         <w:rPr>
@@ -2633,7 +2633,7 @@
           <w:kern w:val="0"/>
           <w14:ligatures w14:val="none"/>
         </w:rPr>
-        <w:t xml:space="preserve">os señores Everth Condori y Roberto Condori </w:t>
+        <w:t xml:space="preserve"/>
       </w:r>
       <w:r>
         <w:rPr>
@@ -2643,7 +2643,7 @@
           <w:lang w:val="es-ES" w:eastAsia="es-ES"/>
           <w14:ligatures w14:val="none"/>
         </w:rPr>
-        <w:t>solicitaron</w:t>
+        <w:t/>
       </w:r>
       <w:r>
         <w:rPr>
@@ -2653,7 +2653,7 @@
           <w:lang w:val="es-ES" w:eastAsia="es-ES"/>
           <w14:ligatures w14:val="none"/>
         </w:rPr>
-        <w:t>, en calidad de medida correctiva, que</w:t>
+        <w:t/>
       </w:r>
       <w:bookmarkStart w:id="5" w:name="_Hlk206587071"/>
       <w:r>
@@ -2664,7 +2664,7 @@
           <w:lang w:val="es-ES" w:eastAsia="es-ES"/>
           <w14:ligatures w14:val="none"/>
         </w:rPr>
-        <w:t xml:space="preserve">: (i) </w:t>
+        <w:t xml:space="preserve"/>
       </w:r>
       <w:r>
         <w:rPr>
@@ -2674,7 +2674,7 @@
           <w:lang w:val="es-ES" w:eastAsia="es-ES"/>
           <w14:ligatures w14:val="none"/>
         </w:rPr>
-        <w:t>Quálitas y Eurostar cumplan con proseguir con el trámite para la reparación de</w:t>
+        <w:t/>
       </w:r>
       <w:r>
         <w:rPr>
@@ -2684,7 +2684,7 @@
           <w:lang w:val="es-ES" w:eastAsia="es-ES"/>
           <w14:ligatures w14:val="none"/>
         </w:rPr>
-        <w:t xml:space="preserve">l </w:t>
+        <w:t xml:space="preserve"/>
       </w:r>
       <w:r>
         <w:rPr>
@@ -2694,7 +2694,7 @@
           <w:lang w:val="es-ES" w:eastAsia="es-ES"/>
           <w14:ligatures w14:val="none"/>
         </w:rPr>
-        <w:t>vehículo</w:t>
+        <w:t/>
       </w:r>
       <w:r>
         <w:rPr>
@@ -2704,7 +2704,7 @@
           <w:lang w:val="es-ES" w:eastAsia="es-ES"/>
           <w14:ligatures w14:val="none"/>
         </w:rPr>
-        <w:t xml:space="preserve"> asegurado; </w:t>
+        <w:t xml:space="preserve"/>
       </w:r>
       <w:r>
         <w:rPr>
@@ -2714,7 +2714,7 @@
           <w:lang w:val="es-ES" w:eastAsia="es-ES"/>
           <w14:ligatures w14:val="none"/>
         </w:rPr>
-        <w:t>(</w:t>
+        <w:t/>
       </w:r>
       <w:proofErr w:type="spellStart"/>
       <w:r>
@@ -2725,7 +2725,7 @@
           <w:lang w:val="es-ES" w:eastAsia="es-ES"/>
           <w14:ligatures w14:val="none"/>
         </w:rPr>
-        <w:t>ii</w:t>
+        <w:t/>
       </w:r>
       <w:proofErr w:type="spellEnd"/>
       <w:r>
@@ -2736,7 +2736,7 @@
           <w:lang w:val="es-ES" w:eastAsia="es-ES"/>
           <w14:ligatures w14:val="none"/>
         </w:rPr>
-        <w:t>) Quálitas y Eurostar cumplan con entregar un informe documentado del flujo del caso indicando fechas (recepción, inspección, emisión de cotización, comunicación), áreas, funcionarios responsables y motivo del bloqueo de atención</w:t>
+        <w:t/>
       </w:r>
       <w:r>
         <w:rPr>
@@ -2746,7 +2746,7 @@
           <w:lang w:val="es-ES" w:eastAsia="es-ES"/>
           <w14:ligatures w14:val="none"/>
         </w:rPr>
-        <w:t>;</w:t>
+        <w:t/>
       </w:r>
       <w:r>
         <w:rPr>
@@ -2756,7 +2756,7 @@
           <w:lang w:val="es-ES" w:eastAsia="es-ES"/>
           <w14:ligatures w14:val="none"/>
         </w:rPr>
-        <w:t xml:space="preserve"> (</w:t>
+        <w:t xml:space="preserve"/>
       </w:r>
       <w:proofErr w:type="spellStart"/>
       <w:r>
@@ -2767,7 +2767,7 @@
           <w:lang w:val="es-ES" w:eastAsia="es-ES"/>
           <w14:ligatures w14:val="none"/>
         </w:rPr>
-        <w:t>iii</w:t>
+        <w:t/>
       </w:r>
       <w:proofErr w:type="spellEnd"/>
       <w:r>
@@ -2778,7 +2778,7 @@
           <w:lang w:val="es-ES" w:eastAsia="es-ES"/>
           <w14:ligatures w14:val="none"/>
         </w:rPr>
-        <w:t>) Quálitas y Eurostar</w:t>
+        <w:t/>
       </w:r>
       <w:r>
         <w:rPr>
@@ -2788,7 +2788,7 @@
           <w:lang w:val="es-ES" w:eastAsia="es-ES"/>
           <w14:ligatures w14:val="none"/>
         </w:rPr>
-        <w:t xml:space="preserve"> cumplan con emitir, dentro de un plazo perentorio, </w:t>
+        <w:t xml:space="preserve"/>
       </w:r>
       <w:r>
         <w:rPr>
@@ -2798,7 +2798,7 @@
           <w:lang w:val="es-ES" w:eastAsia="es-ES"/>
           <w14:ligatures w14:val="none"/>
         </w:rPr>
-        <w:t>un pronunciamiento escrito, motivado y debidamente sustentado sobre la procedencia, observación o rechazo de la reparación vinculada a la Orden 27741, incluyendo las razones técnicas, contractuales y operativas que sustenten su decisión</w:t>
+        <w:t/>
       </w:r>
       <w:r>
         <w:rPr>
@@ -2808,7 +2808,7 @@
           <w:lang w:val="es-ES" w:eastAsia="es-ES"/>
           <w14:ligatures w14:val="none"/>
         </w:rPr>
-        <w:t>;</w:t>
+        <w:t/>
       </w:r>
       <w:r>
         <w:rPr>
@@ -2818,7 +2818,7 @@
           <w:lang w:val="es-ES" w:eastAsia="es-ES"/>
           <w14:ligatures w14:val="none"/>
         </w:rPr>
-        <w:t xml:space="preserve"> (</w:t>
+        <w:t xml:space="preserve"/>
       </w:r>
       <w:proofErr w:type="spellStart"/>
       <w:r>
@@ -2829,7 +2829,7 @@
           <w:lang w:val="es-ES" w:eastAsia="es-ES"/>
           <w14:ligatures w14:val="none"/>
         </w:rPr>
-        <w:t>iv</w:t>
+        <w:t/>
       </w:r>
       <w:proofErr w:type="spellEnd"/>
       <w:r>
@@ -2840,7 +2840,7 @@
           <w:lang w:val="es-ES" w:eastAsia="es-ES"/>
           <w14:ligatures w14:val="none"/>
         </w:rPr>
-        <w:t xml:space="preserve">) Eurostar </w:t>
+        <w:t xml:space="preserve"/>
       </w:r>
       <w:r>
         <w:rPr>
@@ -2850,7 +2850,7 @@
           <w:lang w:val="es-ES" w:eastAsia="es-ES"/>
           <w14:ligatures w14:val="none"/>
         </w:rPr>
-        <w:t>cumplan con tener</w:t>
+        <w:t/>
       </w:r>
       <w:r>
         <w:rPr>
@@ -2860,7 +2860,7 @@
           <w:lang w:val="es-ES" w:eastAsia="es-ES"/>
           <w14:ligatures w14:val="none"/>
         </w:rPr>
-        <w:t xml:space="preserve"> un libro de reclamaciones físico y virtual total</w:t>
+        <w:t xml:space="preserve"/>
       </w:r>
       <w:r>
         <w:rPr>
@@ -2870,7 +2870,7 @@
           <w:lang w:val="es-ES" w:eastAsia="es-ES"/>
           <w14:ligatures w14:val="none"/>
         </w:rPr>
-        <w:t>mente habilitado;</w:t>
+        <w:t/>
       </w:r>
       <w:r>
         <w:rPr>
@@ -2880,7 +2880,7 @@
           <w:lang w:val="es-ES" w:eastAsia="es-ES"/>
           <w14:ligatures w14:val="none"/>
         </w:rPr>
-        <w:t xml:space="preserve"> (v) Quálitas y Eurostar </w:t>
+        <w:t xml:space="preserve"/>
       </w:r>
       <w:r>
         <w:rPr>
@@ -2890,7 +2890,7 @@
           <w:lang w:val="es-ES" w:eastAsia="es-ES"/>
           <w14:ligatures w14:val="none"/>
         </w:rPr>
-        <w:t>cumplan con remitirle</w:t>
+        <w:t/>
       </w:r>
       <w:r>
         <w:rPr>
@@ -2900,7 +2900,7 @@
           <w:lang w:val="es-ES" w:eastAsia="es-ES"/>
           <w14:ligatures w14:val="none"/>
         </w:rPr>
-        <w:t xml:space="preserve"> una carta de disculpas con firma de sus respectivos gerentes por el trato discriminatorio realizado el 27</w:t>
+        <w:t xml:space="preserve"/>
       </w:r>
       <w:r>
         <w:rPr>
@@ -2910,7 +2910,7 @@
           <w:lang w:val="es-ES" w:eastAsia="es-ES"/>
           <w14:ligatures w14:val="none"/>
         </w:rPr>
-        <w:t xml:space="preserve"> de enero de </w:t>
+        <w:t xml:space="preserve"/>
       </w:r>
       <w:r>
         <w:rPr>
@@ -2920,7 +2920,7 @@
           <w:lang w:val="es-ES" w:eastAsia="es-ES"/>
           <w14:ligatures w14:val="none"/>
         </w:rPr>
-        <w:t>2026 hasta la fecha, por no haber brindado una respuesta ni solución sobre el siniestro</w:t>
+        <w:t/>
       </w:r>
       <w:r>
         <w:rPr>
@@ -2930,7 +2930,7 @@
           <w:lang w:val="es-ES" w:eastAsia="es-ES"/>
           <w14:ligatures w14:val="none"/>
         </w:rPr>
-        <w:t xml:space="preserve">; </w:t>
+        <w:t xml:space="preserve"/>
       </w:r>
       <w:r>
         <w:rPr>
@@ -2940,7 +2940,7 @@
           <w:lang w:val="es-ES" w:eastAsia="es-ES"/>
           <w14:ligatures w14:val="none"/>
         </w:rPr>
-        <w:t xml:space="preserve">(vi) Quálitas y Eurostar </w:t>
+        <w:t xml:space="preserve"/>
       </w:r>
       <w:r>
         <w:rPr>
@@ -2950,7 +2950,7 @@
           <w:lang w:val="es-ES" w:eastAsia="es-ES"/>
           <w14:ligatures w14:val="none"/>
         </w:rPr>
-        <w:t xml:space="preserve">cumplan con </w:t>
+        <w:t xml:space="preserve"/>
       </w:r>
       <w:r>
         <w:rPr>
@@ -2960,7 +2960,7 @@
           <w:lang w:val="es-ES" w:eastAsia="es-ES"/>
           <w14:ligatures w14:val="none"/>
         </w:rPr>
-        <w:t xml:space="preserve">implementar y acreditar un protocolo interno de atención no discriminatoria y de no represalia respecto de consumidores que mantengan reclamos, denuncias o procedimientos en trámite, garantizando que tales antecedentes no </w:t>
+        <w:t xml:space="preserve"/>
       </w:r>
       <w:r>
         <w:rPr>
@@ -2971,7 +2971,7 @@
           <w14:ligatures w14:val="none"/>
         </w:rPr>
         <w:lastRenderedPageBreak/>
-        <w:t>constituyan motivo de restricción, demora o negativa del servicio</w:t>
+        <w:t/>
       </w:r>
       <w:r>
         <w:rPr>
@@ -2981,7 +2981,7 @@
           <w:lang w:val="es-ES" w:eastAsia="es-ES"/>
           <w14:ligatures w14:val="none"/>
         </w:rPr>
-        <w:t>;</w:t>
+        <w:t/>
       </w:r>
       <w:r>
         <w:rPr>
@@ -2991,7 +2991,7 @@
           <w:lang w:val="es-ES" w:eastAsia="es-ES"/>
           <w14:ligatures w14:val="none"/>
         </w:rPr>
-        <w:t xml:space="preserve"> (</w:t>
+        <w:t xml:space="preserve"/>
       </w:r>
       <w:proofErr w:type="spellStart"/>
       <w:r>
@@ -3002,7 +3002,7 @@
           <w:lang w:val="es-ES" w:eastAsia="es-ES"/>
           <w14:ligatures w14:val="none"/>
         </w:rPr>
-        <w:t>vii</w:t>
+        <w:t/>
       </w:r>
       <w:proofErr w:type="spellEnd"/>
       <w:r>
@@ -3013,7 +3013,7 @@
           <w:lang w:val="es-ES" w:eastAsia="es-ES"/>
           <w14:ligatures w14:val="none"/>
         </w:rPr>
-        <w:t xml:space="preserve">) </w:t>
+        <w:t xml:space="preserve"/>
       </w:r>
       <w:r>
         <w:rPr>
@@ -3023,7 +3023,7 @@
           <w:lang w:val="es-ES" w:eastAsia="es-ES"/>
           <w14:ligatures w14:val="none"/>
         </w:rPr>
-        <w:t>Eurostar cumpla con mejorar</w:t>
+        <w:t/>
       </w:r>
       <w:r>
         <w:rPr>
@@ -3033,7 +3033,7 @@
           <w:lang w:val="es-ES" w:eastAsia="es-ES"/>
           <w14:ligatures w14:val="none"/>
         </w:rPr>
-        <w:t xml:space="preserve"> sus políticas de atención al cliente</w:t>
+        <w:t xml:space="preserve"/>
       </w:r>
       <w:r>
         <w:rPr>
@@ -3043,7 +3043,7 @@
           <w:lang w:val="es-ES" w:eastAsia="es-ES"/>
           <w14:ligatures w14:val="none"/>
         </w:rPr>
-        <w:t xml:space="preserve">; y, </w:t>
+        <w:t xml:space="preserve"/>
       </w:r>
       <w:r>
         <w:rPr>
@@ -3053,7 +3053,7 @@
           <w:lang w:val="es-ES" w:eastAsia="es-ES"/>
           <w14:ligatures w14:val="none"/>
         </w:rPr>
-        <w:t>(</w:t>
+        <w:t/>
       </w:r>
       <w:proofErr w:type="spellStart"/>
       <w:r>
@@ -3064,7 +3064,7 @@
           <w:lang w:val="es-ES" w:eastAsia="es-ES"/>
           <w14:ligatures w14:val="none"/>
         </w:rPr>
-        <w:t>viii</w:t>
+        <w:t/>
       </w:r>
       <w:proofErr w:type="spellEnd"/>
       <w:r>
@@ -3075,7 +3075,7 @@
           <w:lang w:val="es-ES" w:eastAsia="es-ES"/>
           <w14:ligatures w14:val="none"/>
         </w:rPr>
-        <w:t xml:space="preserve">) Quálitas </w:t>
+        <w:t xml:space="preserve"/>
       </w:r>
       <w:r>
         <w:rPr>
@@ -3085,7 +3085,7 @@
           <w:lang w:val="es-ES" w:eastAsia="es-ES"/>
           <w14:ligatures w14:val="none"/>
         </w:rPr>
-        <w:t>y</w:t>
+        <w:t/>
       </w:r>
       <w:r>
         <w:rPr>
@@ -3095,7 +3095,7 @@
           <w:lang w:val="es-ES" w:eastAsia="es-ES"/>
           <w14:ligatures w14:val="none"/>
         </w:rPr>
-        <w:t xml:space="preserve"> </w:t>
+        <w:t xml:space="preserve"/>
       </w:r>
       <w:r>
         <w:rPr>
@@ -3105,7 +3105,7 @@
           <w:lang w:val="es-ES" w:eastAsia="es-ES"/>
           <w14:ligatures w14:val="none"/>
         </w:rPr>
-        <w:t xml:space="preserve">Eurostar cumplan con reconocer </w:t>
+        <w:t xml:space="preserve"/>
       </w:r>
       <w:r>
         <w:rPr>
@@ -3115,7 +3115,7 @@
           <w:lang w:val="es-ES" w:eastAsia="es-ES"/>
           <w14:ligatures w14:val="none"/>
         </w:rPr>
-        <w:t>el los gastos generados y el daño ocasionado</w:t>
+        <w:t/>
       </w:r>
       <w:r>
         <w:rPr>
@@ -3125,7 +3125,7 @@
           <w:lang w:val="es-ES" w:eastAsia="es-ES"/>
           <w14:ligatures w14:val="none"/>
         </w:rPr>
-        <w:t xml:space="preserve"> en virtud de los hechos materia de denuncia</w:t>
+        <w:t xml:space="preserve"/>
       </w:r>
       <w:r>
         <w:rPr>
@@ -3135,7 +3135,7 @@
           <w:lang w:val="es-ES" w:eastAsia="es-ES"/>
           <w14:ligatures w14:val="none"/>
         </w:rPr>
-        <w:t xml:space="preserve">, así como a un abogado, </w:t>
+        <w:t xml:space="preserve"/>
       </w:r>
       <w:r>
         <w:rPr>
@@ -3145,7 +3145,7 @@
           <w:lang w:val="es-ES" w:eastAsia="es-ES"/>
           <w14:ligatures w14:val="none"/>
         </w:rPr>
-        <w:t>estimado en la suma de</w:t>
+        <w:t/>
       </w:r>
       <w:r>
         <w:rPr>
@@ -3155,7 +3155,7 @@
           <w:lang w:val="es-ES" w:eastAsia="es-ES"/>
           <w14:ligatures w14:val="none"/>
         </w:rPr>
-        <w:t xml:space="preserve"> S/ 7</w:t>
+        <w:t xml:space="preserve"/>
       </w:r>
       <w:r>
         <w:rPr>
@@ -3165,7 +3165,7 @@
           <w:lang w:val="es-ES" w:eastAsia="es-ES"/>
           <w14:ligatures w14:val="none"/>
         </w:rPr>
-        <w:t xml:space="preserve"> </w:t>
+        <w:t xml:space="preserve"/>
       </w:r>
       <w:r>
         <w:rPr>
@@ -3175,7 +3175,7 @@
           <w:lang w:val="es-ES" w:eastAsia="es-ES"/>
           <w14:ligatures w14:val="none"/>
         </w:rPr>
-        <w:t>000</w:t>
+        <w:t/>
       </w:r>
       <w:r>
         <w:rPr>
@@ -3185,7 +3185,7 @@
           <w:lang w:val="es-ES" w:eastAsia="es-ES"/>
           <w14:ligatures w14:val="none"/>
         </w:rPr>
-        <w:t>,</w:t>
+        <w:t/>
       </w:r>
       <w:r>
         <w:rPr>
@@ -3195,7 +3195,7 @@
           <w:lang w:val="es-ES" w:eastAsia="es-ES"/>
           <w14:ligatures w14:val="none"/>
         </w:rPr>
-        <w:t>00</w:t>
+        <w:t/>
       </w:r>
       <w:r>
         <w:rPr>
@@ -3205,7 +3205,7 @@
           <w:lang w:val="es-ES" w:eastAsia="es-ES"/>
           <w14:ligatures w14:val="none"/>
         </w:rPr>
-        <w:t xml:space="preserve"> de manera solidaria</w:t>
+        <w:t xml:space="preserve"/>
       </w:r>
       <w:r>
         <w:rPr>
@@ -3215,7 +3215,7 @@
           <w:lang w:val="es-ES" w:eastAsia="es-ES"/>
           <w14:ligatures w14:val="none"/>
         </w:rPr>
-        <w:t>. Asimismo, requirió el reembolso de costos y costas del presente procedimiento.</w:t>
+        <w:t/>
       </w:r>
     </w:p>
     <w:bookmarkEnd w:id="5"/>
@@ -4883,7 +4883,7 @@
           <w:lang w:eastAsia="es-PE"/>
           <w14:ligatures w14:val="none"/>
         </w:rPr>
-        <w:t xml:space="preserve">PRIMERO: </w:t>
+        <w:t xml:space="preserve">PRIMERO: admitir a trámite la denuncia del 14 de abril de 2026, interpuesta por los señores Everth [APELLIDO] y Roberto Cantalicio [APELLIDO] Chinchay contra Quálitas Compañía de Seguros S.A. y Eurostar Motors S.A.C., por lo siguiente:</w:t>
       </w:r>
       <w:r>
         <w:rPr>
@@ -4894,7 +4894,7 @@
           <w:lang w:eastAsia="es-PE"/>
           <w14:ligatures w14:val="none"/>
         </w:rPr>
-        <w:t xml:space="preserve">admitir a trámite la denuncia del </w:t>
+        <w:t xml:space="preserve"/>
       </w:r>
       <w:r>
         <w:rPr>
@@ -4904,7 +4904,7 @@
           <w:lang w:val="es-ES" w:eastAsia="es-ES"/>
           <w14:ligatures w14:val="none"/>
         </w:rPr>
-        <w:t>14 de abril de 2026</w:t>
+        <w:t/>
       </w:r>
       <w:r>
         <w:rPr>
@@ -4914,7 +4914,7 @@
           <w:lang w:val="es-ES" w:eastAsia="es-ES"/>
           <w14:ligatures w14:val="none"/>
         </w:rPr>
-        <w:t xml:space="preserve">, </w:t>
+        <w:t xml:space="preserve"/>
       </w:r>
       <w:r>
         <w:rPr>
@@ -4925,7 +4925,7 @@
           <w:lang w:eastAsia="es-PE"/>
           <w14:ligatures w14:val="none"/>
         </w:rPr>
-        <w:t xml:space="preserve">interpuesta por </w:t>
+        <w:t xml:space="preserve"/>
       </w:r>
       <w:r>
         <w:rPr>
@@ -4936,7 +4936,7 @@
           <w:lang w:eastAsia="es-PE"/>
           <w14:ligatures w14:val="none"/>
         </w:rPr>
-        <w:t xml:space="preserve">los señores Everth Dionicio Condori Ccoyllo y Roberto Cantalicio Condori Chinchay </w:t>
+        <w:t xml:space="preserve"/>
       </w:r>
       <w:r>
         <w:rPr>
@@ -4947,21 +4947,21 @@
           <w:lang w:eastAsia="es-PE"/>
           <w14:ligatures w14:val="none"/>
         </w:rPr>
-        <w:t xml:space="preserve">contra </w:t>
+        <w:t xml:space="preserve"/>
       </w:r>
       <w:r>
         <w:rPr>
           <w:rFonts w:ascii="Arial Narrow" w:eastAsia="Arial Narrow" w:hAnsi="Arial Narrow" w:cs="Arial Narrow"/>
           <w:bCs/>
         </w:rPr>
-        <w:t>Quálitas Compañía de Seguros S.A.</w:t>
+        <w:t/>
       </w:r>
       <w:r>
         <w:rPr>
           <w:rFonts w:ascii="Arial Narrow" w:eastAsia="Arial Narrow" w:hAnsi="Arial Narrow" w:cs="Arial Narrow"/>
           <w:bCs/>
         </w:rPr>
-        <w:t xml:space="preserve"> y </w:t>
+        <w:t xml:space="preserve"/>
       </w:r>
       <w:r>
         <w:rPr>
@@ -4972,7 +4972,7 @@
           <w:lang w:eastAsia="es-PE"/>
           <w14:ligatures w14:val="none"/>
         </w:rPr>
-        <w:t>Eurostar Motors S.A.C.,</w:t>
+        <w:t/>
       </w:r>
       <w:r>
         <w:rPr>
@@ -4983,7 +4983,7 @@
           <w:lang w:eastAsia="es-PE"/>
           <w14:ligatures w14:val="none"/>
         </w:rPr>
-        <w:t xml:space="preserve"> </w:t>
+        <w:t xml:space="preserve"/>
       </w:r>
       <w:r>
         <w:rPr>
@@ -4994,7 +4994,7 @@
           <w:lang w:eastAsia="es-PE"/>
           <w14:ligatures w14:val="none"/>
         </w:rPr>
-        <w:t>por lo siguiente:</w:t>
+        <w:t/>
       </w:r>
     </w:p>
     <w:p>
@@ -7463,7 +7463,7 @@
           <w:bCs/>
         </w:rPr>
         <w:lastRenderedPageBreak/>
-        <w:t xml:space="preserve">DÉCIMO </w:t>
+        <w:t xml:space="preserve">DÉCIMO SEGUNDO: requerir a los señores Everth [APELLIDO] y Roberto Cantalicio [APELLIDO] Chinchay para que, dentro del plazo de dos (2) días hábiles siguientes a la fecha en que reciban la notificación en sus bandejas de correo electrónico, efectúen la confirmación de recepción de la notificación remitida por este despacho a sus correos electrónicos, de conformidad con el segundo párrafo del numeral 4 del artículo 20 del Texto Único Ordenado de la Ley del Procedimiento Administrativo General, aprobado mediante Decreto Supremo 006-2026-JUS, bajo apercibimiento de rehacer el acto de notificación y notificarles conforme al numeral 1 del artículo 20 del citado cuerpo normativo.</w:t>
       </w:r>
       <w:r>
         <w:rPr>
@@ -7471,7 +7471,7 @@
           <w:b/>
           <w:bCs/>
         </w:rPr>
-        <w:t>SEGUNDO</w:t>
+        <w:t/>
       </w:r>
       <w:r>
         <w:rPr>
@@ -7481,7 +7481,7 @@
           <w:kern w:val="0"/>
           <w14:ligatures w14:val="none"/>
         </w:rPr>
-        <w:t>:</w:t>
+        <w:t/>
       </w:r>
       <w:r>
         <w:rPr>
@@ -7491,7 +7491,7 @@
           <w:kern w:val="0"/>
           <w14:ligatures w14:val="none"/>
         </w:rPr>
-        <w:t xml:space="preserve"> requerir</w:t>
+        <w:t xml:space="preserve"/>
       </w:r>
       <w:r>
         <w:rPr>
@@ -7501,7 +7501,7 @@
           <w:kern w:val="0"/>
           <w14:ligatures w14:val="none"/>
         </w:rPr>
-        <w:t xml:space="preserve"> a los señores</w:t>
+        <w:t xml:space="preserve"/>
       </w:r>
       <w:r>
         <w:rPr>
@@ -7511,7 +7511,7 @@
           <w:kern w:val="0"/>
           <w14:ligatures w14:val="none"/>
         </w:rPr>
-        <w:t xml:space="preserve"> </w:t>
+        <w:t xml:space="preserve"/>
       </w:r>
       <w:r>
         <w:rPr>
@@ -7521,126 +7521,126 @@
           <w:kern w:val="0"/>
           <w14:ligatures w14:val="none"/>
         </w:rPr>
-        <w:t xml:space="preserve">Everth Dionicio Condori Ccoyllo y Roberto Cantalicio Condori Chinchay </w:t>
+        <w:t xml:space="preserve"/>
       </w:r>
       <w:r>
         <w:rPr>
           <w:rFonts w:ascii="Arial Narrow" w:hAnsi="Arial Narrow"/>
           <w:color w:val="000000"/>
         </w:rPr>
-        <w:t>para que, dentro del plazo de dos (2) días hábiles siguientes a la fecha en que reciba</w:t>
+        <w:t/>
       </w:r>
       <w:r>
         <w:rPr>
           <w:rFonts w:ascii="Arial Narrow" w:hAnsi="Arial Narrow"/>
           <w:color w:val="000000"/>
         </w:rPr>
-        <w:t>n</w:t>
+        <w:t/>
       </w:r>
       <w:r>
         <w:rPr>
           <w:rFonts w:ascii="Arial Narrow" w:hAnsi="Arial Narrow"/>
           <w:color w:val="000000"/>
         </w:rPr>
-        <w:t xml:space="preserve"> la notificación en su</w:t>
+        <w:t xml:space="preserve"/>
       </w:r>
       <w:r>
         <w:rPr>
           <w:rFonts w:ascii="Arial Narrow" w:hAnsi="Arial Narrow"/>
           <w:color w:val="000000"/>
         </w:rPr>
-        <w:t>s</w:t>
+        <w:t/>
       </w:r>
       <w:r>
         <w:rPr>
           <w:rFonts w:ascii="Arial Narrow" w:hAnsi="Arial Narrow"/>
           <w:color w:val="000000"/>
         </w:rPr>
-        <w:t xml:space="preserve"> bandeja</w:t>
+        <w:t xml:space="preserve"/>
       </w:r>
       <w:r>
         <w:rPr>
           <w:rFonts w:ascii="Arial Narrow" w:hAnsi="Arial Narrow"/>
           <w:color w:val="000000"/>
         </w:rPr>
-        <w:t>s</w:t>
+        <w:t/>
       </w:r>
       <w:r>
         <w:rPr>
           <w:rFonts w:ascii="Arial Narrow" w:hAnsi="Arial Narrow"/>
           <w:color w:val="000000"/>
         </w:rPr>
-        <w:t xml:space="preserve"> de correo electrónico, efectúe</w:t>
+        <w:t xml:space="preserve"/>
       </w:r>
       <w:r>
         <w:rPr>
           <w:rFonts w:ascii="Arial Narrow" w:hAnsi="Arial Narrow"/>
           <w:color w:val="000000"/>
         </w:rPr>
-        <w:t>n</w:t>
+        <w:t/>
       </w:r>
       <w:r>
         <w:rPr>
           <w:rFonts w:ascii="Arial Narrow" w:hAnsi="Arial Narrow"/>
           <w:color w:val="000000"/>
         </w:rPr>
-        <w:t xml:space="preserve"> la confirmación de recepción de la notificación remitida por este despacho a su</w:t>
+        <w:t xml:space="preserve"/>
       </w:r>
       <w:r>
         <w:rPr>
           <w:rFonts w:ascii="Arial Narrow" w:hAnsi="Arial Narrow"/>
           <w:color w:val="000000"/>
         </w:rPr>
-        <w:t>s</w:t>
+        <w:t/>
       </w:r>
       <w:r>
         <w:rPr>
           <w:rFonts w:ascii="Arial Narrow" w:hAnsi="Arial Narrow"/>
           <w:color w:val="000000"/>
         </w:rPr>
-        <w:t xml:space="preserve"> correo</w:t>
+        <w:t xml:space="preserve"/>
       </w:r>
       <w:r>
         <w:rPr>
           <w:rFonts w:ascii="Arial Narrow" w:hAnsi="Arial Narrow"/>
           <w:color w:val="000000"/>
         </w:rPr>
-        <w:t>s</w:t>
+        <w:t/>
       </w:r>
       <w:r>
         <w:rPr>
           <w:rFonts w:ascii="Arial Narrow" w:hAnsi="Arial Narrow"/>
           <w:color w:val="000000"/>
         </w:rPr>
-        <w:t xml:space="preserve"> electrónico</w:t>
+        <w:t xml:space="preserve"/>
       </w:r>
       <w:r>
         <w:rPr>
           <w:rFonts w:ascii="Arial Narrow" w:hAnsi="Arial Narrow"/>
           <w:color w:val="000000"/>
         </w:rPr>
-        <w:t>s</w:t>
+        <w:t/>
       </w:r>
       <w:r>
         <w:rPr>
           <w:rFonts w:ascii="Arial Narrow" w:hAnsi="Arial Narrow"/>
           <w:color w:val="000000"/>
         </w:rPr>
-        <w:t>, de conformidad con el segundo párrafo del numeral 4 del artículo 20 del Texto Único Ordenado de la Ley del Procedimiento Administrativo General, aprobado mediante Decreto Supremo 006-2026-JUS, bajo apercibimiento de rehacer el acto de notificación y notificarle</w:t>
+        <w:t/>
       </w:r>
       <w:r>
         <w:rPr>
           <w:rFonts w:ascii="Arial Narrow" w:hAnsi="Arial Narrow"/>
           <w:color w:val="000000"/>
         </w:rPr>
-        <w:t>s</w:t>
+        <w:t/>
       </w:r>
       <w:r>
         <w:rPr>
           <w:rFonts w:ascii="Arial Narrow" w:hAnsi="Arial Narrow"/>
           <w:color w:val="000000"/>
         </w:rPr>
-        <w:t xml:space="preserve"> conforme al numeral 1 del artículo 20 del citado cuerpo normativo</w:t>
+        <w:t xml:space="preserve"/>
       </w:r>
       <w:r>
         <w:rPr>
@@ -7653,7 +7653,7 @@
         <w:rPr>
           <w:rFonts w:ascii="Arial Narrow" w:hAnsi="Arial Narrow" w:cs="Arial"/>
         </w:rPr>
-        <w:t>.</w:t>
+        <w:t/>
       </w:r>
     </w:p>
     <w:p>

--- a/plantillas_maestras/01_seguro_vehicular/negativa_cobertura/1_ddo_aseguradora/varon/TPL_1692_2026_SEGURO_VEHICULAR_NEGATIVA_COBERTURA_ASEGURADORA_VARON_R1.docx
+++ b/plantillas_maestras/01_seguro_vehicular/negativa_cobertura/1_ddo_aseguradora/varon/TPL_1692_2026_SEGURO_VEHICULAR_NEGATIVA_COBERTURA_ASEGURADORA_VARON_R1.docx
@@ -737,7 +737,7 @@
           <w:lang w:val="es-ES" w:eastAsia="es-ES"/>
           <w14:ligatures w14:val="none"/>
         </w:rPr>
-        <w:t xml:space="preserve">Mediante la denuncia del 14 de abril de 2026, los señores Everth [APELLIDO] y Roberto [APELLIDO] denunciaron a Quálitas y Eurostar por presuntas infracciones a la Ley 29571, Código de Protección y Defensa del Consumidor (en adelante, Código), señalando lo siguiente:</w:t>
+        <w:t xml:space="preserve">Mediante la denuncia del 14 de abril de 2026, los señores [APELLIDO] [APELLIDO] y [APELLIDO] [APELLIDO] denunciaron a Quálitas y Eurostar por presuntas infracciones a la Ley 29571, Código de Protección y Defensa del Consumidor (en adelante, Código), señalando lo siguiente:</w:t>
       </w:r>
       <w:r>
         <w:rPr>
@@ -2625,7 +2625,7 @@
           <w:lang w:val="es-ES" w:eastAsia="es-ES"/>
           <w14:ligatures w14:val="none"/>
         </w:rPr>
-        <w:t xml:space="preserve">Los señores Everth [APELLIDO] y Roberto [APELLIDO] solicitaron, en calidad de medida correctiva, que: (i) Quálitas y Eurostar cumplan con proseguir con el trámite para la reparación del vehículo asegurado; (ii) Quálitas y Eurostar cumplan con entregar un informe documentado del flujo del caso indicando fechas (recepción, inspección, emisión de cotización, comunicación), áreas, funcionarios responsables y motivo del bloqueo de atención; (iii) Quálitas y Eurostar cumplan con emitir, dentro de un plazo perentorio, un pronunciamiento escrito, motivado y debidamente sustentado sobre la procedencia, observación o rechazo de la reparación vinculada a la Orden 27741, incluyendo las razones técnicas, contractuales y operativas que sustenten su decisión; (iv) Eurostar cumplan con tener un libro de reclamaciones físico y virtual totalmente habilitado; (v) Quálitas y Eurostar cumplan con remitirle una carta de disculpas con firma de sus respectivos gerentes por el trato discriminatorio realizado el 27 de enero de 2026 hasta la fecha, por no haber brindado una respuesta ni solución sobre el siniestro; (vi) Quálitas y Eurostar cumplan con implementar y acreditar un protocolo interno de atención no discriminatoria y de no represalia respecto de consumidores que mantengan reclamos, denuncias o procedimientos en trámite, garantizando que tales antecedentes no constituyan motivo de restricción, demora o negativa del servicio; (vii) Eurostar cumpla con mejorar sus políticas de atención al cliente; y, (viii) Quálitas y Eurostar cumplan con reconocer el los gastos generados y el daño ocasionado en virtud de los hechos materia de denuncia, así como a un abogado, estimado en la suma de S/ 7 000,00 de manera solidaria. Asimismo, requirió el reembolso de costos y costas del presente procedimiento.</w:t>
+        <w:t xml:space="preserve">Los señores [APELLIDO] [APELLIDO] y [APELLIDO] [APELLIDO] solicitaron, en calidad de medida correctiva, que: (i) Quálitas y Eurostar cumplan con proseguir con el trámite para la reparación del vehículo asegurado; (ii) Quálitas y Eurostar cumplan con entregar un informe documentado del flujo del caso indicando fechas (recepción, inspección, emisión de cotización, comunicación), áreas, funcionarios responsables y motivo del bloqueo de atención; (iii) Quálitas y Eurostar cumplan con emitir, dentro de un plazo perentorio, un pronunciamiento escrito, motivado y debidamente sustentado sobre la procedencia, observación o rechazo de la reparación vinculada a la Orden 27741, incluyendo las razones técnicas, contractuales y operativas que sustenten su decisión; (iv) Eurostar cumplan con tener un libro de reclamaciones físico y virtual totalmente habilitado; (v) Quálitas y Eurostar cumplan con remitirle una carta de disculpas con firma de sus respectivos gerentes por el trato discriminatorio realizado el 27 de enero de 2026 hasta la fecha, por no haber brindado una respuesta ni solución sobre el siniestro; (vi) Quálitas y Eurostar cumplan con implementar y acreditar un protocolo interno de atención no discriminatoria y de no represalia respecto de consumidores que mantengan reclamos, denuncias o procedimientos en trámite, garantizando que tales antecedentes no constituyan motivo de restricción, demora o negativa del servicio; (vii) Eurostar cumpla con mejorar sus políticas de atención al cliente; y, (viii) Quálitas y Eurostar cumplan con reconocer el los gastos generados y el daño ocasionado en virtud de los hechos materia de denuncia, así como a un abogado, estimado en la suma de S/ 7 000,00 de manera solidaria. Asimismo, requirió el reembolso de costos y costas del presente procedimiento.</w:t>
       </w:r>
       <w:r>
         <w:rPr>
@@ -4883,7 +4883,7 @@
           <w:lang w:eastAsia="es-PE"/>
           <w14:ligatures w14:val="none"/>
         </w:rPr>
-        <w:t xml:space="preserve">PRIMERO: admitir a trámite la denuncia del 14 de abril de 2026, interpuesta por los señores Everth [APELLIDO] y Roberto Cantalicio [APELLIDO] Chinchay contra Quálitas Compañía de Seguros S.A. y Eurostar Motors S.A.C., por lo siguiente:</w:t>
+        <w:t xml:space="preserve">PRIMERO: admitir a trámite la denuncia del 14 de abril de 2026, interpuesta por los señores [APELLIDO] [APELLIDO] y [APELLIDO] [APELLIDO] Chinchay contra Quálitas Compañía de Seguros S.A. y Eurostar Motors S.A.C., por lo siguiente:</w:t>
       </w:r>
       <w:r>
         <w:rPr>
@@ -7463,7 +7463,7 @@
           <w:bCs/>
         </w:rPr>
         <w:lastRenderedPageBreak/>
-        <w:t xml:space="preserve">DÉCIMO SEGUNDO: requerir a los señores Everth [APELLIDO] y Roberto Cantalicio [APELLIDO] Chinchay para que, dentro del plazo de dos (2) días hábiles siguientes a la fecha en que reciban la notificación en sus bandejas de correo electrónico, efectúen la confirmación de recepción de la notificación remitida por este despacho a sus correos electrónicos, de conformidad con el segundo párrafo del numeral 4 del artículo 20 del Texto Único Ordenado de la Ley del Procedimiento Administrativo General, aprobado mediante Decreto Supremo 006-2026-JUS, bajo apercibimiento de rehacer el acto de notificación y notificarles conforme al numeral 1 del artículo 20 del citado cuerpo normativo.</w:t>
+        <w:t xml:space="preserve">DÉCIMO SEGUNDO: requerir a los señores [APELLIDO] [APELLIDO] y [APELLIDO] [APELLIDO] Chinchay para que, dentro del plazo de dos (2) días hábiles siguientes a la fecha en que reciban la notificación en sus bandejas de correo electrónico, efectúen la confirmación de recepción de la notificación remitida por este despacho a sus correos electrónicos, de conformidad con el segundo párrafo del numeral 4 del artículo 20 del Texto Único Ordenado de la Ley del Procedimiento Administrativo General, aprobado mediante Decreto Supremo 006-2026-JUS, bajo apercibimiento de rehacer el acto de notificación y notificarles conforme al numeral 1 del artículo 20 del citado cuerpo normativo.</w:t>
       </w:r>
       <w:r>
         <w:rPr>

--- a/plantillas_maestras/01_seguro_vehicular/negativa_cobertura/1_ddo_aseguradora/varon/TPL_1692_2026_SEGURO_VEHICULAR_NEGATIVA_COBERTURA_ASEGURADORA_VARON_R1.docx
+++ b/plantillas_maestras/01_seguro_vehicular/negativa_cobertura/1_ddo_aseguradora/varon/TPL_1692_2026_SEGURO_VEHICULAR_NEGATIVA_COBERTURA_ASEGURADORA_VARON_R1.docx
@@ -751,6 +751,7 @@
       </w:r>
       <w:r>
         <w:rPr>
+          <w:rStyle w:val="Refdenotaalpie"/>
           <w:rFonts w:ascii="Arial Narrow" w:eastAsia="Times New Roman" w:hAnsi="Arial Narrow" w:cs="Times New Roman"/>
           <w:color w:val="000000"/>
           <w:kern w:val="0"/>
@@ -882,6 +883,7 @@
       </w:r>
       <w:r>
         <w:rPr>
+          <w:rStyle w:val="Refdenotaalpie"/>
           <w:rFonts w:ascii="Arial Narrow" w:eastAsia="Times New Roman" w:hAnsi="Arial Narrow" w:cs="Times New Roman"/>
           <w:color w:val="000000"/>
           <w:kern w:val="0"/>
@@ -3313,6 +3315,7 @@
       </w:r>
       <w:r>
         <w:rPr>
+          <w:rStyle w:val="Refdenotaalpie"/>
           <w:rFonts w:ascii="Arial Narrow" w:eastAsia="Arial Narrow" w:hAnsi="Arial Narrow" w:cs="Arial Narrow"/>
           <w:kern w:val="0"/>
           <w:vertAlign w:val="superscript"/>
@@ -3368,6 +3371,7 @@
       <w:bookmarkStart w:id="6" w:name="_Hlk211599421"/>
       <w:r>
         <w:rPr>
+          <w:rStyle w:val="Refdenotaalpie"/>
           <w:rFonts w:ascii="Arial Narrow" w:eastAsia="Arial Narrow" w:hAnsi="Arial Narrow" w:cs="Arial"/>
           <w:kern w:val="0"/>
           <w:vertAlign w:val="superscript"/>
@@ -3887,6 +3891,7 @@
       </w:r>
       <w:r>
         <w:rPr>
+          <w:rStyle w:val="Refdenotaalpie"/>
           <w:rFonts w:ascii="Arial Narrow" w:eastAsia="Arial Narrow" w:hAnsi="Arial Narrow" w:cs="Arial"/>
           <w:bCs/>
           <w:color w:val="000000"/>
@@ -4011,6 +4016,7 @@
       </w:r>
       <w:r>
         <w:rPr>
+          <w:rStyle w:val="Refdenotaalpie"/>
           <w:rFonts w:ascii="Arial Narrow" w:eastAsia="Arial Narrow" w:hAnsi="Arial Narrow" w:cs="Arial"/>
           <w:kern w:val="0"/>
           <w:vertAlign w:val="superscript"/>
@@ -4237,6 +4243,7 @@
       </w:r>
       <w:r>
         <w:rPr>
+          <w:rStyle w:val="Refdenotaalpie"/>
           <w:rFonts w:ascii="Arial Narrow" w:eastAsia="Arial Narrow" w:hAnsi="Arial Narrow" w:cs="Arial"/>
           <w:bCs/>
           <w:color w:val="000000"/>
@@ -4302,6 +4309,7 @@
       </w:r>
       <w:r>
         <w:rPr>
+          <w:rStyle w:val="Refdenotaalpie"/>
           <w:rFonts w:ascii="Arial Narrow" w:eastAsia="Arial Narrow" w:hAnsi="Arial Narrow" w:cs="Arial Narrow"/>
           <w:kern w:val="0"/>
           <w:vertAlign w:val="superscript"/>
@@ -6039,7 +6047,6 @@
         <w:rPr>
           <w:rFonts w:ascii="Arial Narrow" w:eastAsia="Arial Narrow" w:hAnsi="Arial Narrow" w:cs="Arial Narrow"/>
           <w:kern w:val="0"/>
-          <w:highlight w:val="yellow"/>
           <w14:ligatures w14:val="none"/>
         </w:rPr>
       </w:pPr>
@@ -6362,6 +6369,7 @@
       </w:r>
       <w:r>
         <w:rPr>
+          <w:rStyle w:val="Refdenotaalpie"/>
           <w:rFonts w:ascii="Arial Narrow" w:eastAsia="Calibri" w:hAnsi="Arial Narrow" w:cs="Arial"/>
           <w:kern w:val="0"/>
           <w:vertAlign w:val="superscript"/>
@@ -6388,6 +6396,7 @@
       </w:r>
       <w:r>
         <w:rPr>
+          <w:rStyle w:val="Refdenotaalpie"/>
           <w:rFonts w:ascii="Arial Narrow" w:eastAsia="Calibri" w:hAnsi="Arial Narrow" w:cs="Arial"/>
           <w:spacing w:val="-2"/>
           <w:kern w:val="0"/>
@@ -7075,6 +7084,7 @@
       </w:r>
       <w:r>
         <w:rPr>
+          <w:rStyle w:val="Refdenotaalpie"/>
           <w:rFonts w:ascii="Arial Narrow" w:eastAsia="Arial Narrow" w:hAnsi="Arial Narrow" w:cs="Times New Roman"/>
           <w:color w:val="000000"/>
           <w:kern w:val="0"/>
@@ -7107,6 +7117,7 @@
       </w:r>
       <w:r>
         <w:rPr>
+          <w:rStyle w:val="Refdenotaalpie"/>
           <w:rFonts w:ascii="Arial Narrow" w:eastAsia="Arial Narrow" w:hAnsi="Arial Narrow" w:cs="Times New Roman"/>
           <w:color w:val="000000"/>
           <w:kern w:val="0"/>
@@ -7140,6 +7151,7 @@
       </w:r>
       <w:r>
         <w:rPr>
+          <w:rStyle w:val="Refdenotaalpie"/>
           <w:rFonts w:ascii="Arial Narrow" w:eastAsia="Arial Narrow" w:hAnsi="Arial Narrow" w:cs="Times New Roman"/>
           <w:color w:val="000000"/>
           <w:kern w:val="0"/>
@@ -7304,6 +7316,7 @@
       <w:proofErr w:type="gramEnd"/>
       <w:r>
         <w:rPr>
+          <w:rStyle w:val="Refdenotaalpie"/>
           <w:rFonts w:ascii="Arial Narrow" w:eastAsia="Calibri" w:hAnsi="Arial Narrow" w:cs="Arial"/>
           <w:kern w:val="0"/>
           <w:vertAlign w:val="superscript"/>
@@ -7644,6 +7657,7 @@
       </w:r>
       <w:r>
         <w:rPr>
+          <w:rStyle w:val="Refdenotaalpie"/>
           <w:rFonts w:ascii="Arial Narrow" w:hAnsi="Arial Narrow"/>
           <w:vertAlign w:val="superscript"/>
         </w:rPr>
@@ -8041,14 +8055,14 @@
         <w:tab w:val="right" w:pos="8838"/>
       </w:tabs>
       <w:rPr>
-        <w:rFonts w:ascii="Arial" w:eastAsia="Arial" w:hAnsi="Arial" w:cs="Arial"/>
+        <w:rFonts w:ascii="Arial Narrow" w:eastAsia="Arial" w:hAnsi="Arial Narrow" w:cs="Arial"/>
         <w:sz w:val="16"/>
         <w:szCs w:val="16"/>
       </w:rPr>
     </w:pPr>
     <w:r>
       <w:rPr>
-        <w:rFonts w:ascii="Arial" w:eastAsia="Arial" w:hAnsi="Arial" w:cs="Arial"/>
+        <w:rFonts w:ascii="Arial Narrow" w:eastAsia="Arial" w:hAnsi="Arial Narrow" w:cs="Arial"/>
         <w:sz w:val="16"/>
         <w:szCs w:val="16"/>
       </w:rPr>
@@ -8062,7 +8076,7 @@
     </w:pPr>
     <w:r>
       <w:rPr>
-        <w:rFonts w:ascii="Arial" w:eastAsia="Arial" w:hAnsi="Arial" w:cs="Arial"/>
+        <w:rFonts w:ascii="Arial Narrow" w:eastAsia="Arial" w:hAnsi="Arial Narrow" w:cs="Arial"/>
         <w:sz w:val="16"/>
         <w:szCs w:val="16"/>
       </w:rPr>
@@ -8070,7 +8084,7 @@
     </w:r>
     <w:r>
       <w:rPr>
-        <w:rFonts w:ascii="Arial" w:eastAsia="Arial" w:hAnsi="Arial" w:cs="Arial"/>
+        <w:rFonts w:ascii="Arial Narrow" w:eastAsia="Arial" w:hAnsi="Arial Narrow" w:cs="Arial"/>
         <w:sz w:val="16"/>
         <w:szCs w:val="16"/>
       </w:rPr>
@@ -8078,7 +8092,7 @@
     </w:r>
     <w:r>
       <w:rPr>
-        <w:rFonts w:ascii="Arial" w:eastAsia="Arial" w:hAnsi="Arial" w:cs="Arial"/>
+        <w:rFonts w:ascii="Arial Narrow" w:eastAsia="Arial" w:hAnsi="Arial Narrow" w:cs="Arial"/>
         <w:sz w:val="16"/>
         <w:szCs w:val="16"/>
       </w:rPr>
@@ -8086,7 +8100,7 @@
     </w:r>
     <w:r>
       <w:rPr>
-        <w:rFonts w:ascii="Arial" w:eastAsia="Arial" w:hAnsi="Arial" w:cs="Arial"/>
+        <w:rFonts w:ascii="Arial Narrow" w:eastAsia="Arial" w:hAnsi="Arial Narrow" w:cs="Arial"/>
         <w:sz w:val="16"/>
         <w:szCs w:val="16"/>
       </w:rPr>
@@ -8094,7 +8108,7 @@
     </w:r>
     <w:r>
       <w:rPr>
-        <w:rFonts w:ascii="Arial" w:eastAsia="Arial" w:hAnsi="Arial" w:cs="Arial"/>
+        <w:rFonts w:ascii="Arial Narrow" w:eastAsia="Arial" w:hAnsi="Arial Narrow" w:cs="Arial"/>
         <w:sz w:val="16"/>
         <w:szCs w:val="16"/>
       </w:rPr>
@@ -8145,6 +8159,7 @@
           <w:rFonts w:ascii="Arial Narrow" w:hAnsi="Arial Narrow" w:cs="Arial"/>
           <w:sz w:val="16"/>
           <w:szCs w:val="16"/>
+          <w:vertAlign w:val="superscript"/>
         </w:rPr>
         <w:footnoteRef/>
       </w:r>
@@ -8281,6 +8296,7 @@
           <w:rFonts w:ascii="Arial Narrow" w:hAnsi="Arial Narrow" w:cs="Arial"/>
           <w:sz w:val="16"/>
           <w:szCs w:val="16"/>
+          <w:vertAlign w:val="superscript"/>
         </w:rPr>
         <w:footnoteRef/>
       </w:r>
@@ -8357,6 +8373,7 @@
           <w:rFonts w:ascii="Arial Narrow" w:hAnsi="Arial Narrow" w:cs="Arial"/>
           <w:sz w:val="16"/>
           <w:szCs w:val="16"/>
+          <w:vertAlign w:val="superscript"/>
         </w:rPr>
         <w:footnoteRef/>
       </w:r>
@@ -8690,6 +8707,7 @@
           <w:rFonts w:ascii="Arial Narrow" w:hAnsi="Arial Narrow"/>
           <w:sz w:val="16"/>
           <w:szCs w:val="16"/>
+          <w:vertAlign w:val="superscript"/>
         </w:rPr>
         <w:footnoteRef/>
       </w:r>
@@ -8893,6 +8911,7 @@
           <w:rFonts w:ascii="Arial Narrow" w:hAnsi="Arial Narrow"/>
           <w:sz w:val="16"/>
           <w:szCs w:val="16"/>
+          <w:vertAlign w:val="superscript"/>
         </w:rPr>
         <w:footnoteRef/>
       </w:r>
@@ -9240,6 +9259,7 @@
           <w:rFonts w:ascii="Arial Narrow" w:hAnsi="Arial Narrow"/>
           <w:sz w:val="16"/>
           <w:szCs w:val="16"/>
+          <w:vertAlign w:val="superscript"/>
         </w:rPr>
         <w:footnoteRef/>
       </w:r>
@@ -9428,6 +9448,7 @@
           <w:rFonts w:ascii="Arial Narrow" w:hAnsi="Arial Narrow"/>
           <w:sz w:val="16"/>
           <w:szCs w:val="16"/>
+          <w:vertAlign w:val="superscript"/>
         </w:rPr>
         <w:footnoteRef/>
       </w:r>
@@ -9563,6 +9584,7 @@
           <w:rFonts w:ascii="Arial Narrow" w:hAnsi="Arial Narrow" w:cs="Arial"/>
           <w:sz w:val="16"/>
           <w:szCs w:val="16"/>
+          <w:vertAlign w:val="superscript"/>
         </w:rPr>
         <w:footnoteRef/>
       </w:r>
@@ -9765,6 +9787,7 @@
           <w:rFonts w:ascii="Arial Narrow" w:hAnsi="Arial Narrow" w:cs="Arial"/>
           <w:sz w:val="16"/>
           <w:szCs w:val="16"/>
+          <w:vertAlign w:val="superscript"/>
         </w:rPr>
         <w:footnoteRef/>
       </w:r>
@@ -9855,6 +9878,7 @@
           <w:rFonts w:ascii="Arial Narrow" w:hAnsi="Arial Narrow" w:cs="Arial"/>
           <w:sz w:val="16"/>
           <w:szCs w:val="16"/>
+          <w:vertAlign w:val="superscript"/>
         </w:rPr>
         <w:footnoteRef/>
       </w:r>
@@ -10069,7 +10093,7 @@
       </w:pPr>
       <w:r>
         <w:rPr>
-          <w:rStyle w:val="TextonotapieCar"/>
+          <w:rStyle w:val="Refdenotaalpie"/>
           <w:rFonts w:ascii="Arial Narrow" w:hAnsi="Arial Narrow" w:cs="Arial"/>
           <w:sz w:val="16"/>
           <w:szCs w:val="16"/>
@@ -10325,6 +10349,7 @@
           <w:rFonts w:ascii="Arial Narrow" w:hAnsi="Arial Narrow" w:cs="Arial"/>
           <w:sz w:val="16"/>
           <w:szCs w:val="16"/>
+          <w:vertAlign w:val="superscript"/>
         </w:rPr>
         <w:footnoteRef/>
       </w:r>
@@ -11218,6 +11243,7 @@
           <w:rFonts w:ascii="Arial Narrow" w:hAnsi="Arial Narrow" w:cs="Arial"/>
           <w:sz w:val="16"/>
           <w:szCs w:val="16"/>
+          <w:vertAlign w:val="superscript"/>
         </w:rPr>
         <w:footnoteRef/>
       </w:r>
@@ -11494,6 +11520,7 @@
           <w:bCs/>
           <w:sz w:val="16"/>
           <w:szCs w:val="16"/>
+          <w:vertAlign w:val="superscript"/>
         </w:rPr>
         <w:footnoteRef/>
       </w:r>
@@ -11608,6 +11635,7 @@
           <w:rFonts w:ascii="Arial Narrow" w:hAnsi="Arial Narrow" w:cs="Arial"/>
           <w:sz w:val="16"/>
           <w:szCs w:val="16"/>
+          <w:vertAlign w:val="superscript"/>
         </w:rPr>
         <w:footnoteRef/>
       </w:r>
@@ -14213,6 +14241,17 @@
       <w:shd w:val="clear" w:color="auto" w:fill="E1DFDD"/>
     </w:rPr>
   </w:style>
+  <w:style w:type="character" w:styleId="FootnoteReference">
+    <w:name w:val="footnote reference"/>
+    <w:basedOn w:val="Fuentedeprrafopredeter"/>
+    <w:uiPriority w:val="99"/>
+    <w:semiHidden/>
+    <w:unhideWhenUsed/>
+    <w:rPr>
+      <w:rFonts w:ascii="Arial Narrow" w:hAnsi="Arial Narrow"/>
+      <w:vertAlign w:val="superscript"/>
+    </w:rPr>
+  </w:style>
 </w:styles>
 </file>
 

--- a/plantillas_maestras/01_seguro_vehicular/negativa_cobertura/1_ddo_aseguradora/varon/TPL_1692_2026_SEGURO_VEHICULAR_NEGATIVA_COBERTURA_ASEGURADORA_VARON_R1.docx
+++ b/plantillas_maestras/01_seguro_vehicular/negativa_cobertura/1_ddo_aseguradora/varon/TPL_1692_2026_SEGURO_VEHICULAR_NEGATIVA_COBERTURA_ASEGURADORA_VARON_R1.docx
@@ -1,8 +1,8 @@
 
 <file path=word/document.xml><?xml version="1.0" encoding="utf-8"?>
-<w:document xmlns:wpc="http://schemas.microsoft.com/office/word/2010/wordprocessingCanvas" xmlns:cx="http://schemas.microsoft.com/office/drawing/2014/chartex" xmlns:cx1="http://schemas.microsoft.com/office/drawing/2015/9/8/chartex" xmlns:cx2="http://schemas.microsoft.com/office/drawing/2015/10/21/chartex" xmlns:cx3="http://schemas.microsoft.com/office/drawing/2016/5/9/chartex" xmlns:cx4="http://schemas.microsoft.com/office/drawing/2016/5/10/chartex" xmlns:cx5="http://schemas.microsoft.com/office/drawing/2016/5/11/chartex" xmlns:cx6="http://schemas.microsoft.com/office/drawing/2016/5/12/chartex" xmlns:cx7="http://schemas.microsoft.com/office/drawing/2016/5/13/chartex" xmlns:cx8="http://schemas.microsoft.com/office/drawing/2016/5/14/chartex" xmlns:mc="http://schemas.openxmlformats.org/markup-compatibility/2006" xmlns:aink="http://schemas.microsoft.com/office/drawing/2016/ink" xmlns:am3d="http://schemas.microsoft.com/office/drawing/2017/model3d" xmlns:o="urn:schemas-microsoft-com:office:office" xmlns:oel="http://schemas.microsoft.com/office/2019/extlst" xmlns:r="http://schemas.openxmlformats.org/officeDocument/2006/relationships" xmlns:m="http://schemas.openxmlformats.org/officeDocument/2006/math" xmlns:v="urn:schemas-microsoft-com:vml" xmlns:wp14="http://schemas.microsoft.com/office/word/2010/wordprocessingDrawing" xmlns:wp="http://schemas.openxmlformats.org/drawingml/2006/wordprocessingDrawing" xmlns:w10="urn:schemas-microsoft-com:office:word" xmlns:w="http://schemas.openxmlformats.org/wordprocessingml/2006/main" xmlns:w14="http://schemas.microsoft.com/office/word/2010/wordml" xmlns:w15="http://schemas.microsoft.com/office/word/2012/wordml" xmlns:w16cex="http://schemas.microsoft.com/office/word/2018/wordml/cex" xmlns:w16cid="http://schemas.microsoft.com/office/word/2016/wordml/cid" xmlns:w16="http://schemas.microsoft.com/office/word/2018/wordml" xmlns:w16du="http://schemas.microsoft.com/office/word/2023/wordml/word16du" xmlns:w16sdtdh="http://schemas.microsoft.com/office/word/2020/wordml/sdtdatahash" xmlns:w16sdtfl="http://schemas.microsoft.com/office/word/2024/wordml/sdtformatlock" xmlns:w16se="http://schemas.microsoft.com/office/word/2015/wordml/symex" xmlns:wpg="http://schemas.microsoft.com/office/word/2010/wordprocessingGroup" xmlns:wpi="http://schemas.microsoft.com/office/word/2010/wordprocessingInk" xmlns:wne="http://schemas.microsoft.com/office/word/2006/wordml" xmlns:wps="http://schemas.microsoft.com/office/word/2010/wordprocessingShape" mc:Ignorable="w14 w15 w16se w16cid w16 w16cex w16sdtdh w16sdtfl w16du wp14">
+<w:document xmlns:ns1="http://schemas.openxmlformats.org/markup-compatibility/2006" xmlns:ns2="http://schemas.microsoft.com/office/word/2010/wordml" xmlns:ns3="http://schemas.openxmlformats.org/officeDocument/2006/relationships" xmlns:w="http://schemas.openxmlformats.org/wordprocessingml/2006/main" ns1:Ignorable="w14 w15 w16se w16cid w16 w16cex w16sdtdh w16sdtfl w16du wp14">
   <w:body>
-    <w:p>
+    <w:p ns2:paraId="4D92E425" ns2:textId="18128CF8">
       <w:pPr>
         <w:tabs>
           <w:tab w:val="left" w:pos="1701"/>
@@ -14,7 +14,7 @@
           <w:color w:val="000000"/>
           <w:kern w:val="0"/>
           <w:lang w:eastAsia="es-PE"/>
-          <w14:ligatures w14:val="none"/>
+          <ns2:ligatures ns2:val="none"/>
         </w:rPr>
       </w:pPr>
       <w:bookmarkStart w:id="0" w:name="_Hlk80343540"/>
@@ -25,7 +25,7 @@
           <w:color w:val="000000"/>
           <w:kern w:val="0"/>
           <w:lang w:eastAsia="es-PE"/>
-          <w14:ligatures w14:val="none"/>
+          <ns2:ligatures ns2:val="none"/>
         </w:rPr>
         <w:t xml:space="preserve">EXPEDIENTE </w:t>
       </w:r>
@@ -36,7 +36,7 @@
           <w:color w:val="000000"/>
           <w:kern w:val="0"/>
           <w:lang w:eastAsia="es-PE"/>
-          <w14:ligatures w14:val="none"/>
+          <ns2:ligatures ns2:val="none"/>
         </w:rPr>
         <w:tab/>
         <w:t>:</w:t>
@@ -48,7 +48,7 @@
           <w:color w:val="000000"/>
           <w:kern w:val="0"/>
           <w:lang w:eastAsia="es-PE"/>
-          <w14:ligatures w14:val="none"/>
+          <ns2:ligatures ns2:val="none"/>
         </w:rPr>
         <w:tab/>
       </w:r>
@@ -61,7 +61,7 @@
           <w:kern w:val="0"/>
           <w:shd w:val="clear" w:color="auto" w:fill="FFFFFF"/>
           <w:lang w:eastAsia="es-PE"/>
-          <w14:ligatures w14:val="none"/>
+          <ns2:ligatures ns2:val="none"/>
         </w:rPr>
         <w:t>1692-2026</w:t>
       </w:r>
@@ -74,12 +74,12 @@
           <w:kern w:val="0"/>
           <w:shd w:val="clear" w:color="auto" w:fill="FFFFFF"/>
           <w:lang w:eastAsia="es-PE"/>
-          <w14:ligatures w14:val="none"/>
+          <ns2:ligatures ns2:val="none"/>
         </w:rPr>
         <w:t>/CC1</w:t>
       </w:r>
     </w:p>
-    <w:p>
+    <w:p ns2:paraId="174737B6" ns2:textId="28576096">
       <w:pPr>
         <w:tabs>
           <w:tab w:val="left" w:pos="1701"/>
@@ -94,17 +94,17 @@
           <w:color w:val="000000"/>
           <w:kern w:val="0"/>
           <w:lang w:eastAsia="es-PE"/>
-          <w14:ligatures w14:val="none"/>
-        </w:rPr>
-      </w:pPr>
-      <w:r>
-        <w:rPr>
-          <w:rFonts w:ascii="Arial Narrow" w:eastAsia="Arial Narrow" w:hAnsi="Arial Narrow" w:cs="Arial Narrow"/>
-          <w:b/>
-          <w:color w:val="000000"/>
-          <w:kern w:val="0"/>
-          <w:lang w:eastAsia="es-PE"/>
-          <w14:ligatures w14:val="none"/>
+          <ns2:ligatures ns2:val="none"/>
+        </w:rPr>
+      </w:pPr>
+      <w:r>
+        <w:rPr>
+          <w:rFonts w:ascii="Arial Narrow" w:eastAsia="Arial Narrow" w:hAnsi="Arial Narrow" w:cs="Arial Narrow"/>
+          <w:b/>
+          <w:color w:val="000000"/>
+          <w:kern w:val="0"/>
+          <w:lang w:eastAsia="es-PE"/>
+          <ns2:ligatures ns2:val="none"/>
         </w:rPr>
         <w:t xml:space="preserve">DENUNCIANTE[DENUNCIANTE] (SEÑOR [APELLIDO] [APELLIDO])</w:t>
       </w:r>
@@ -115,7 +115,7 @@
           <w:color w:val="000000"/>
           <w:kern w:val="0"/>
           <w:lang w:eastAsia="es-PE"/>
-          <w14:ligatures w14:val="none"/>
+          <ns2:ligatures ns2:val="none"/>
         </w:rPr>
         <w:t/>
       </w:r>
@@ -126,7 +126,7 @@
           <w:color w:val="000000"/>
           <w:kern w:val="0"/>
           <w:lang w:eastAsia="es-PE"/>
-          <w14:ligatures w14:val="none"/>
+          <ns2:ligatures ns2:val="none"/>
         </w:rPr>
         <w:tab/>
         <w:t/>
@@ -138,7 +138,7 @@
           <w:color w:val="000000"/>
           <w:kern w:val="0"/>
           <w:lang w:eastAsia="es-PE"/>
-          <w14:ligatures w14:val="none"/>
+          <ns2:ligatures ns2:val="none"/>
         </w:rPr>
         <w:tab/>
       </w:r>
@@ -149,7 +149,7 @@
           <w:color w:val="000000"/>
           <w:kern w:val="0"/>
           <w:lang w:eastAsia="es-PE"/>
-          <w14:ligatures w14:val="none"/>
+          <ns2:ligatures ns2:val="none"/>
         </w:rPr>
         <w:t/>
       </w:r>
@@ -160,7 +160,7 @@
           <w:color w:val="000000"/>
           <w:kern w:val="0"/>
           <w:lang w:eastAsia="es-PE"/>
-          <w14:ligatures w14:val="none"/>
+          <ns2:ligatures ns2:val="none"/>
         </w:rPr>
         <w:t xml:space="preserve"/>
       </w:r>
@@ -171,7 +171,7 @@
           <w:color w:val="000000"/>
           <w:kern w:val="0"/>
           <w:lang w:eastAsia="es-PE"/>
-          <w14:ligatures w14:val="none"/>
+          <ns2:ligatures ns2:val="none"/>
         </w:rPr>
         <w:t/>
       </w:r>
@@ -188,7 +188,7 @@
           <w:color w:val="000000"/>
           <w:kern w:val="0"/>
           <w:lang w:eastAsia="es-PE"/>
-          <w14:ligatures w14:val="none"/>
+          <ns2:ligatures ns2:val="none"/>
         </w:rPr>
         <w:t/>
       </w:r>
@@ -199,12 +199,12 @@
           <w:color w:val="000000"/>
           <w:kern w:val="0"/>
           <w:lang w:eastAsia="es-PE"/>
-          <w14:ligatures w14:val="none"/>
+          <ns2:ligatures ns2:val="none"/>
         </w:rPr>
         <w:t/>
       </w:r>
     </w:p>
-    <w:p>
+    <w:p ns2:paraId="6CB2639C" ns2:textId="34D5701F">
       <w:pPr>
         <w:tabs>
           <w:tab w:val="left" w:pos="1701"/>
@@ -219,17 +219,17 @@
           <w:color w:val="000000"/>
           <w:kern w:val="0"/>
           <w:lang w:eastAsia="es-PE"/>
-          <w14:ligatures w14:val="none"/>
-        </w:rPr>
-      </w:pPr>
-      <w:r>
-        <w:rPr>
-          <w:rFonts w:ascii="Arial Narrow" w:eastAsia="Arial Narrow" w:hAnsi="Arial Narrow" w:cs="Arial Narrow"/>
-          <w:b/>
-          <w:color w:val="000000"/>
-          <w:kern w:val="0"/>
-          <w:lang w:eastAsia="es-PE"/>
-          <w14:ligatures w14:val="none"/>
+          <ns2:ligatures ns2:val="none"/>
+        </w:rPr>
+      </w:pPr>
+      <w:r>
+        <w:rPr>
+          <w:rFonts w:ascii="Arial Narrow" w:eastAsia="Arial Narrow" w:hAnsi="Arial Narrow" w:cs="Arial Narrow"/>
+          <w:b/>
+          <w:color w:val="000000"/>
+          <w:kern w:val="0"/>
+          <w:lang w:eastAsia="es-PE"/>
+          <ns2:ligatures ns2:val="none"/>
         </w:rPr>
         <w:tab/>
       </w:r>
@@ -240,13 +240,13 @@
           <w:color w:val="000000"/>
           <w:kern w:val="0"/>
           <w:lang w:eastAsia="es-PE"/>
-          <w14:ligatures w14:val="none"/>
+          <ns2:ligatures ns2:val="none"/>
         </w:rPr>
         <w:tab/>
         <w:t xml:space="preserve">ROBERTO CANTALICIO [APELLIDO] CHINCHAY (SEÑOR [APELLIDO] [APELLIDO])</w:t>
       </w:r>
     </w:p>
-    <w:p>
+    <w:p ns2:paraId="223101EF" ns2:textId="128FECDB">
       <w:pPr>
         <w:tabs>
           <w:tab w:val="left" w:pos="1701"/>
@@ -261,17 +261,17 @@
           <w:color w:val="000000"/>
           <w:kern w:val="0"/>
           <w:lang w:eastAsia="es-PE"/>
-          <w14:ligatures w14:val="none"/>
-        </w:rPr>
-      </w:pPr>
-      <w:r>
-        <w:rPr>
-          <w:rFonts w:ascii="Arial Narrow" w:eastAsia="Arial Narrow" w:hAnsi="Arial Narrow" w:cs="Arial Narrow"/>
-          <w:b/>
-          <w:color w:val="000000"/>
-          <w:kern w:val="0"/>
-          <w:lang w:eastAsia="es-PE"/>
-          <w14:ligatures w14:val="none"/>
+          <ns2:ligatures ns2:val="none"/>
+        </w:rPr>
+      </w:pPr>
+      <w:r>
+        <w:rPr>
+          <w:rFonts w:ascii="Arial Narrow" w:eastAsia="Arial Narrow" w:hAnsi="Arial Narrow" w:cs="Arial Narrow"/>
+          <w:b/>
+          <w:color w:val="000000"/>
+          <w:kern w:val="0"/>
+          <w:lang w:eastAsia="es-PE"/>
+          <ns2:ligatures ns2:val="none"/>
         </w:rPr>
         <w:t>DENUNCIADOS</w:t>
       </w:r>
@@ -282,7 +282,7 @@
           <w:color w:val="000000"/>
           <w:kern w:val="0"/>
           <w:lang w:eastAsia="es-PE"/>
-          <w14:ligatures w14:val="none"/>
+          <ns2:ligatures ns2:val="none"/>
         </w:rPr>
         <w:tab/>
         <w:t>:</w:t>
@@ -294,7 +294,7 @@
           <w:color w:val="000000"/>
           <w:kern w:val="0"/>
           <w:lang w:eastAsia="es-PE"/>
-          <w14:ligatures w14:val="none"/>
+          <ns2:ligatures ns2:val="none"/>
         </w:rPr>
         <w:tab/>
       </w:r>
@@ -305,7 +305,7 @@
           <w:color w:val="000000"/>
           <w:kern w:val="0"/>
           <w:lang w:eastAsia="es-PE"/>
-          <w14:ligatures w14:val="none"/>
+          <ns2:ligatures ns2:val="none"/>
         </w:rPr>
         <w:t xml:space="preserve">QUÁLITAS COMPAÑÍA DE SEGUROS </w:t>
       </w:r>
@@ -316,7 +316,7 @@
           <w:color w:val="000000"/>
           <w:kern w:val="0"/>
           <w:lang w:eastAsia="es-PE"/>
-          <w14:ligatures w14:val="none"/>
+          <ns2:ligatures ns2:val="none"/>
         </w:rPr>
         <w:t>S.A. (</w:t>
       </w:r>
@@ -327,7 +327,7 @@
           <w:color w:val="000000"/>
           <w:kern w:val="0"/>
           <w:lang w:eastAsia="es-PE"/>
-          <w14:ligatures w14:val="none"/>
+          <ns2:ligatures ns2:val="none"/>
         </w:rPr>
         <w:t>QUÁLITAS</w:t>
       </w:r>
@@ -338,12 +338,12 @@
           <w:color w:val="000000"/>
           <w:kern w:val="0"/>
           <w:lang w:eastAsia="es-PE"/>
-          <w14:ligatures w14:val="none"/>
+          <ns2:ligatures ns2:val="none"/>
         </w:rPr>
         <w:t xml:space="preserve">) </w:t>
       </w:r>
     </w:p>
-    <w:p>
+    <w:p ns2:paraId="4D23E5DF" ns2:textId="5E4811FA">
       <w:pPr>
         <w:tabs>
           <w:tab w:val="left" w:pos="1701"/>
@@ -358,17 +358,17 @@
           <w:color w:val="000000"/>
           <w:kern w:val="0"/>
           <w:lang w:eastAsia="es-PE"/>
-          <w14:ligatures w14:val="none"/>
-        </w:rPr>
-      </w:pPr>
-      <w:r>
-        <w:rPr>
-          <w:rFonts w:ascii="Arial Narrow" w:eastAsia="Arial Narrow" w:hAnsi="Arial Narrow" w:cs="Arial Narrow"/>
-          <w:b/>
-          <w:color w:val="000000"/>
-          <w:kern w:val="0"/>
-          <w:lang w:eastAsia="es-PE"/>
-          <w14:ligatures w14:val="none"/>
+          <ns2:ligatures ns2:val="none"/>
+        </w:rPr>
+      </w:pPr>
+      <w:r>
+        <w:rPr>
+          <w:rFonts w:ascii="Arial Narrow" w:eastAsia="Arial Narrow" w:hAnsi="Arial Narrow" w:cs="Arial Narrow"/>
+          <w:b/>
+          <w:color w:val="000000"/>
+          <w:kern w:val="0"/>
+          <w:lang w:eastAsia="es-PE"/>
+          <ns2:ligatures ns2:val="none"/>
         </w:rPr>
         <w:tab/>
       </w:r>
@@ -379,7 +379,7 @@
           <w:color w:val="000000"/>
           <w:kern w:val="0"/>
           <w:lang w:eastAsia="es-PE"/>
-          <w14:ligatures w14:val="none"/>
+          <ns2:ligatures ns2:val="none"/>
         </w:rPr>
         <w:tab/>
       </w:r>
@@ -390,7 +390,7 @@
           <w:color w:val="000000"/>
           <w:kern w:val="0"/>
           <w:lang w:eastAsia="es-PE"/>
-          <w14:ligatures w14:val="none"/>
+          <ns2:ligatures ns2:val="none"/>
         </w:rPr>
         <w:t xml:space="preserve">EUROSTAR MOTORS S.A.C. </w:t>
       </w:r>
@@ -401,7 +401,7 @@
           <w:color w:val="000000"/>
           <w:kern w:val="0"/>
           <w:lang w:eastAsia="es-PE"/>
-          <w14:ligatures w14:val="none"/>
+          <ns2:ligatures ns2:val="none"/>
         </w:rPr>
         <w:t>(</w:t>
       </w:r>
@@ -412,7 +412,7 @@
           <w:color w:val="000000"/>
           <w:kern w:val="0"/>
           <w:lang w:eastAsia="es-PE"/>
-          <w14:ligatures w14:val="none"/>
+          <ns2:ligatures ns2:val="none"/>
         </w:rPr>
         <w:t>EUROSTAR</w:t>
       </w:r>
@@ -423,12 +423,12 @@
           <w:color w:val="000000"/>
           <w:kern w:val="0"/>
           <w:lang w:eastAsia="es-PE"/>
-          <w14:ligatures w14:val="none"/>
+          <ns2:ligatures ns2:val="none"/>
         </w:rPr>
         <w:t>)</w:t>
       </w:r>
     </w:p>
-    <w:p>
+    <w:p ns2:paraId="753670C1" ns2:textId="77777777">
       <w:pPr>
         <w:tabs>
           <w:tab w:val="left" w:pos="1701"/>
@@ -443,17 +443,17 @@
           <w:color w:val="000000"/>
           <w:kern w:val="0"/>
           <w:lang w:eastAsia="es-PE"/>
-          <w14:ligatures w14:val="none"/>
-        </w:rPr>
-      </w:pPr>
-      <w:r>
-        <w:rPr>
-          <w:rFonts w:ascii="Arial Narrow" w:eastAsia="Arial Narrow" w:hAnsi="Arial Narrow" w:cs="Arial Narrow"/>
-          <w:b/>
-          <w:color w:val="000000"/>
-          <w:kern w:val="0"/>
-          <w:lang w:eastAsia="es-PE"/>
-          <w14:ligatures w14:val="none"/>
+          <ns2:ligatures ns2:val="none"/>
+        </w:rPr>
+      </w:pPr>
+      <w:r>
+        <w:rPr>
+          <w:rFonts w:ascii="Arial Narrow" w:eastAsia="Arial Narrow" w:hAnsi="Arial Narrow" w:cs="Arial Narrow"/>
+          <w:b/>
+          <w:color w:val="000000"/>
+          <w:kern w:val="0"/>
+          <w:lang w:eastAsia="es-PE"/>
+          <ns2:ligatures ns2:val="none"/>
         </w:rPr>
         <w:t>MATERIAS</w:t>
       </w:r>
@@ -464,7 +464,7 @@
           <w:color w:val="000000"/>
           <w:kern w:val="0"/>
           <w:lang w:eastAsia="es-PE"/>
-          <w14:ligatures w14:val="none"/>
+          <ns2:ligatures ns2:val="none"/>
         </w:rPr>
         <w:tab/>
         <w:t xml:space="preserve">: </w:t>
@@ -476,13 +476,13 @@
           <w:color w:val="000000"/>
           <w:kern w:val="0"/>
           <w:lang w:eastAsia="es-PE"/>
-          <w14:ligatures w14:val="none"/>
+          <ns2:ligatures ns2:val="none"/>
         </w:rPr>
         <w:tab/>
         <w:t>ADMISIÓN A TRÁMITE</w:t>
       </w:r>
     </w:p>
-    <w:p>
+    <w:p ns2:paraId="449086A9" ns2:textId="77777777">
       <w:pPr>
         <w:tabs>
           <w:tab w:val="left" w:pos="1701"/>
@@ -497,22 +497,22 @@
           <w:color w:val="000000"/>
           <w:kern w:val="0"/>
           <w:lang w:eastAsia="es-PE"/>
-          <w14:ligatures w14:val="none"/>
-        </w:rPr>
-      </w:pPr>
-      <w:r>
-        <w:rPr>
-          <w:rFonts w:ascii="Arial Narrow" w:eastAsia="Arial Narrow" w:hAnsi="Arial Narrow" w:cs="Arial Narrow"/>
-          <w:b/>
-          <w:color w:val="000000"/>
-          <w:kern w:val="0"/>
-          <w:lang w:eastAsia="es-PE"/>
-          <w14:ligatures w14:val="none"/>
+          <ns2:ligatures ns2:val="none"/>
+        </w:rPr>
+      </w:pPr>
+      <w:r>
+        <w:rPr>
+          <w:rFonts w:ascii="Arial Narrow" w:eastAsia="Arial Narrow" w:hAnsi="Arial Narrow" w:cs="Arial Narrow"/>
+          <w:b/>
+          <w:color w:val="000000"/>
+          <w:kern w:val="0"/>
+          <w:lang w:eastAsia="es-PE"/>
+          <ns2:ligatures ns2:val="none"/>
         </w:rPr>
         <w:t xml:space="preserve">REQUERIMIENTO DE INFORMACIÓN </w:t>
       </w:r>
     </w:p>
-    <w:p>
+    <w:p ns2:paraId="778AE69F" ns2:textId="77777777">
       <w:pPr>
         <w:tabs>
           <w:tab w:val="left" w:pos="1701"/>
@@ -526,17 +526,17 @@
           <w:color w:val="000000"/>
           <w:kern w:val="0"/>
           <w:lang w:eastAsia="es-PE"/>
-          <w14:ligatures w14:val="none"/>
-        </w:rPr>
-      </w:pPr>
-      <w:r>
-        <w:rPr>
-          <w:rFonts w:ascii="Arial Narrow" w:eastAsia="Arial Narrow" w:hAnsi="Arial Narrow" w:cs="Arial Narrow"/>
-          <w:b/>
-          <w:color w:val="000000"/>
-          <w:kern w:val="0"/>
-          <w:lang w:eastAsia="es-PE"/>
-          <w14:ligatures w14:val="none"/>
+          <ns2:ligatures ns2:val="none"/>
+        </w:rPr>
+      </w:pPr>
+      <w:r>
+        <w:rPr>
+          <w:rFonts w:ascii="Arial Narrow" w:eastAsia="Arial Narrow" w:hAnsi="Arial Narrow" w:cs="Arial Narrow"/>
+          <w:b/>
+          <w:color w:val="000000"/>
+          <w:kern w:val="0"/>
+          <w:lang w:eastAsia="es-PE"/>
+          <ns2:ligatures ns2:val="none"/>
         </w:rPr>
         <w:t xml:space="preserve">RESOLUCIÓN </w:t>
       </w:r>
@@ -547,7 +547,7 @@
           <w:color w:val="000000"/>
           <w:kern w:val="0"/>
           <w:lang w:eastAsia="es-PE"/>
-          <w14:ligatures w14:val="none"/>
+          <ns2:ligatures ns2:val="none"/>
         </w:rPr>
         <w:tab/>
         <w:t>:</w:t>
@@ -559,13 +559,13 @@
           <w:color w:val="000000"/>
           <w:kern w:val="0"/>
           <w:lang w:eastAsia="es-PE"/>
-          <w14:ligatures w14:val="none"/>
+          <ns2:ligatures ns2:val="none"/>
         </w:rPr>
         <w:tab/>
         <w:t>1</w:t>
       </w:r>
     </w:p>
-    <w:p>
+    <w:p ns2:paraId="26BE4AD0" ns2:textId="77777777">
       <w:pPr>
         <w:tabs>
           <w:tab w:val="left" w:pos="1014"/>
@@ -578,11 +578,11 @@
           <w:kern w:val="0"/>
           <w:shd w:val="clear" w:color="auto" w:fill="FFFFFF"/>
           <w:lang w:eastAsia="es-PE"/>
-          <w14:ligatures w14:val="none"/>
-        </w:rPr>
-      </w:pPr>
-    </w:p>
-    <w:p>
+          <ns2:ligatures ns2:val="none"/>
+        </w:rPr>
+      </w:pPr>
+    </w:p>
+    <w:p ns2:paraId="6D48DA83" ns2:textId="4888B501">
       <w:pPr>
         <w:tabs>
           <w:tab w:val="left" w:pos="1014"/>
@@ -595,7 +595,7 @@
           <w:kern w:val="0"/>
           <w:shd w:val="clear" w:color="auto" w:fill="FFFFFF"/>
           <w:lang w:eastAsia="es-PE"/>
-          <w14:ligatures w14:val="none"/>
+          <ns2:ligatures ns2:val="none"/>
         </w:rPr>
       </w:pPr>
       <w:r>
@@ -605,7 +605,7 @@
           <w:kern w:val="0"/>
           <w:shd w:val="clear" w:color="auto" w:fill="FFFFFF"/>
           <w:lang w:eastAsia="es-PE"/>
-          <w14:ligatures w14:val="none"/>
+          <ns2:ligatures ns2:val="none"/>
         </w:rPr>
         <w:t xml:space="preserve">Lima, </w:t>
       </w:r>
@@ -616,7 +616,7 @@
           <w:kern w:val="0"/>
           <w:shd w:val="clear" w:color="auto" w:fill="FFFFFF"/>
           <w:lang w:eastAsia="es-PE"/>
-          <w14:ligatures w14:val="none"/>
+          <ns2:ligatures ns2:val="none"/>
         </w:rPr>
         <w:t>5</w:t>
       </w:r>
@@ -627,7 +627,7 @@
           <w:kern w:val="0"/>
           <w:shd w:val="clear" w:color="auto" w:fill="FFFFFF"/>
           <w:lang w:eastAsia="es-PE"/>
-          <w14:ligatures w14:val="none"/>
+          <ns2:ligatures ns2:val="none"/>
         </w:rPr>
         <w:t xml:space="preserve"> de </w:t>
       </w:r>
@@ -638,7 +638,7 @@
           <w:kern w:val="0"/>
           <w:shd w:val="clear" w:color="auto" w:fill="FFFFFF"/>
           <w:lang w:eastAsia="es-PE"/>
-          <w14:ligatures w14:val="none"/>
+          <ns2:ligatures ns2:val="none"/>
         </w:rPr>
         <w:t>junio</w:t>
       </w:r>
@@ -649,12 +649,12 @@
           <w:kern w:val="0"/>
           <w:shd w:val="clear" w:color="auto" w:fill="FFFFFF"/>
           <w:lang w:eastAsia="es-PE"/>
-          <w14:ligatures w14:val="none"/>
+          <ns2:ligatures ns2:val="none"/>
         </w:rPr>
         <w:t xml:space="preserve"> de 2026</w:t>
       </w:r>
     </w:p>
-    <w:p>
+    <w:p ns2:paraId="1EF3C256" ns2:textId="77777777">
       <w:pPr>
         <w:tabs>
           <w:tab w:val="left" w:pos="1014"/>
@@ -666,11 +666,11 @@
           <w:color w:val="000000"/>
           <w:kern w:val="0"/>
           <w:lang w:eastAsia="es-PE"/>
-          <w14:ligatures w14:val="none"/>
-        </w:rPr>
-      </w:pPr>
-    </w:p>
-    <w:p>
+          <ns2:ligatures ns2:val="none"/>
+        </w:rPr>
+      </w:pPr>
+    </w:p>
+    <w:p ns2:paraId="087322B4" ns2:textId="77777777">
       <w:pPr>
         <w:numPr>
           <w:ilvl w:val="0"/>
@@ -684,22 +684,22 @@
           <w:color w:val="000000"/>
           <w:kern w:val="0"/>
           <w:lang w:eastAsia="es-PE"/>
-          <w14:ligatures w14:val="none"/>
-        </w:rPr>
-      </w:pPr>
-      <w:r>
-        <w:rPr>
-          <w:rFonts w:ascii="Arial Narrow" w:eastAsia="Arial Narrow" w:hAnsi="Arial Narrow" w:cs="Arial Narrow"/>
-          <w:b/>
-          <w:color w:val="000000"/>
-          <w:kern w:val="0"/>
-          <w:lang w:eastAsia="es-PE"/>
-          <w14:ligatures w14:val="none"/>
+          <ns2:ligatures ns2:val="none"/>
+        </w:rPr>
+      </w:pPr>
+      <w:r>
+        <w:rPr>
+          <w:rFonts w:ascii="Arial Narrow" w:eastAsia="Arial Narrow" w:hAnsi="Arial Narrow" w:cs="Arial Narrow"/>
+          <w:b/>
+          <w:color w:val="000000"/>
+          <w:kern w:val="0"/>
+          <w:lang w:eastAsia="es-PE"/>
+          <ns2:ligatures ns2:val="none"/>
         </w:rPr>
         <w:t xml:space="preserve">HECHOS </w:t>
       </w:r>
     </w:p>
-    <w:p>
+    <w:p ns2:paraId="4407157A" ns2:textId="77777777">
       <w:pPr>
         <w:spacing w:after="0" w:line="240" w:lineRule="auto"/>
         <w:jc w:val="both"/>
@@ -708,11 +708,11 @@
           <w:color w:val="000000"/>
           <w:kern w:val="0"/>
           <w:lang w:eastAsia="es-PE"/>
-          <w14:ligatures w14:val="none"/>
-        </w:rPr>
-      </w:pPr>
-    </w:p>
-    <w:p>
+          <ns2:ligatures ns2:val="none"/>
+        </w:rPr>
+      </w:pPr>
+    </w:p>
+    <w:p ns2:paraId="5ECFCB1A" ns2:textId="0C8C6FEA">
       <w:pPr>
         <w:numPr>
           <w:ilvl w:val="1"/>
@@ -726,7 +726,7 @@
           <w:color w:val="000000"/>
           <w:kern w:val="0"/>
           <w:lang w:val="es-ES" w:eastAsia="es-ES"/>
-          <w14:ligatures w14:val="none"/>
+          <ns2:ligatures ns2:val="none"/>
         </w:rPr>
       </w:pPr>
       <w:r>
@@ -735,7 +735,7 @@
           <w:color w:val="000000"/>
           <w:kern w:val="0"/>
           <w:lang w:val="es-ES" w:eastAsia="es-ES"/>
-          <w14:ligatures w14:val="none"/>
+          <ns2:ligatures ns2:val="none"/>
         </w:rPr>
         <w:t xml:space="preserve">Mediante la denuncia del 14 de abril de 2026, los señores [APELLIDO] [APELLIDO] y [APELLIDO] [APELLIDO] denunciaron a Quálitas y Eurostar por presuntas infracciones a la Ley 29571, Código de Protección y Defensa del Consumidor (en adelante, Código), señalando lo siguiente:</w:t>
       </w:r>
@@ -745,7 +745,7 @@
           <w:color w:val="000000"/>
           <w:kern w:val="0"/>
           <w:lang w:val="es-ES" w:eastAsia="es-ES"/>
-          <w14:ligatures w14:val="none"/>
+          <ns2:ligatures ns2:val="none"/>
         </w:rPr>
         <w:t/>
       </w:r>
@@ -757,7 +757,7 @@
           <w:kern w:val="0"/>
           <w:vertAlign w:val="superscript"/>
           <w:lang w:val="es-ES" w:eastAsia="es-ES"/>
-          <w14:ligatures w14:val="none"/>
+          <ns2:ligatures ns2:val="none"/>
         </w:rPr>
         <w:footnoteReference w:id="1"/>
       </w:r>
@@ -767,7 +767,7 @@
           <w:color w:val="000000"/>
           <w:kern w:val="0"/>
           <w:lang w:val="es-ES" w:eastAsia="es-ES"/>
-          <w14:ligatures w14:val="none"/>
+          <ns2:ligatures ns2:val="none"/>
         </w:rPr>
         <w:t/>
       </w:r>
@@ -777,7 +777,7 @@
           <w:color w:val="000000"/>
           <w:kern w:val="0"/>
           <w:lang w:val="es-ES" w:eastAsia="es-ES"/>
-          <w14:ligatures w14:val="none"/>
+          <ns2:ligatures ns2:val="none"/>
         </w:rPr>
         <w:t xml:space="preserve"/>
       </w:r>
@@ -785,7 +785,7 @@
         <w:rPr>
           <w:rFonts w:ascii="Arial Narrow" w:eastAsia="Calibri" w:hAnsi="Arial Narrow" w:cs="Arial"/>
           <w:kern w:val="0"/>
-          <w14:ligatures w14:val="none"/>
+          <ns2:ligatures ns2:val="none"/>
         </w:rPr>
         <w:t xml:space="preserve"/>
       </w:r>
@@ -793,7 +793,7 @@
         <w:rPr>
           <w:rFonts w:ascii="Arial Narrow" w:eastAsia="Calibri" w:hAnsi="Arial Narrow" w:cs="Arial"/>
           <w:kern w:val="0"/>
-          <w14:ligatures w14:val="none"/>
+          <ns2:ligatures ns2:val="none"/>
         </w:rPr>
         <w:t xml:space="preserve"/>
       </w:r>
@@ -802,7 +802,7 @@
         <w:rPr>
           <w:rFonts w:ascii="Arial Narrow" w:eastAsia="Calibri" w:hAnsi="Arial Narrow" w:cs="Arial"/>
           <w:kern w:val="0"/>
-          <w14:ligatures w14:val="none"/>
+          <ns2:ligatures ns2:val="none"/>
         </w:rPr>
         <w:t xml:space="preserve"/>
       </w:r>
@@ -811,7 +811,7 @@
         <w:rPr>
           <w:rFonts w:ascii="Arial Narrow" w:eastAsia="Calibri" w:hAnsi="Arial Narrow" w:cs="Arial"/>
           <w:kern w:val="0"/>
-          <w14:ligatures w14:val="none"/>
+          <ns2:ligatures ns2:val="none"/>
         </w:rPr>
         <w:t/>
       </w:r>
@@ -819,7 +819,7 @@
         <w:rPr>
           <w:rFonts w:ascii="Arial Narrow" w:eastAsia="Calibri" w:hAnsi="Arial Narrow" w:cs="Arial"/>
           <w:kern w:val="0"/>
-          <w14:ligatures w14:val="none"/>
+          <ns2:ligatures ns2:val="none"/>
         </w:rPr>
         <w:t xml:space="preserve"/>
       </w:r>
@@ -827,7 +827,7 @@
         <w:rPr>
           <w:rFonts w:ascii="Arial Narrow" w:eastAsia="Calibri" w:hAnsi="Arial Narrow" w:cs="Arial"/>
           <w:kern w:val="0"/>
-          <w14:ligatures w14:val="none"/>
+          <ns2:ligatures ns2:val="none"/>
         </w:rPr>
         <w:t/>
       </w:r>
@@ -837,7 +837,7 @@
           <w:color w:val="000000"/>
           <w:kern w:val="0"/>
           <w:lang w:val="es-ES" w:eastAsia="es-ES"/>
-          <w14:ligatures w14:val="none"/>
+          <ns2:ligatures ns2:val="none"/>
         </w:rPr>
         <w:t xml:space="preserve"/>
       </w:r>
@@ -847,7 +847,7 @@
           <w:color w:val="000000"/>
           <w:kern w:val="0"/>
           <w:lang w:val="es-ES" w:eastAsia="es-ES"/>
-          <w14:ligatures w14:val="none"/>
+          <ns2:ligatures ns2:val="none"/>
         </w:rPr>
         <w:t xml:space="preserve"/>
       </w:r>
@@ -857,7 +857,7 @@
           <w:color w:val="000000"/>
           <w:kern w:val="0"/>
           <w:lang w:val="es-ES" w:eastAsia="es-ES"/>
-          <w14:ligatures w14:val="none"/>
+          <ns2:ligatures ns2:val="none"/>
         </w:rPr>
         <w:t xml:space="preserve"/>
       </w:r>
@@ -867,7 +867,7 @@
           <w:color w:val="000000"/>
           <w:kern w:val="0"/>
           <w:lang w:val="es-ES" w:eastAsia="es-ES"/>
-          <w14:ligatures w14:val="none"/>
+          <ns2:ligatures ns2:val="none"/>
         </w:rPr>
         <w:t xml:space="preserve"/>
       </w:r>
@@ -877,7 +877,7 @@
           <w:color w:val="000000"/>
           <w:kern w:val="0"/>
           <w:lang w:val="es-ES" w:eastAsia="es-ES"/>
-          <w14:ligatures w14:val="none"/>
+          <ns2:ligatures ns2:val="none"/>
         </w:rPr>
         <w:t/>
       </w:r>
@@ -889,7 +889,7 @@
           <w:kern w:val="0"/>
           <w:vertAlign w:val="superscript"/>
           <w:lang w:val="es-ES" w:eastAsia="es-ES"/>
-          <w14:ligatures w14:val="none"/>
+          <ns2:ligatures ns2:val="none"/>
         </w:rPr>
         <w:footnoteReference w:id="2"/>
       </w:r>
@@ -899,7 +899,7 @@
           <w:color w:val="000000"/>
           <w:kern w:val="0"/>
           <w:lang w:val="es-ES" w:eastAsia="es-ES"/>
-          <w14:ligatures w14:val="none"/>
+          <ns2:ligatures ns2:val="none"/>
         </w:rPr>
         <w:t xml:space="preserve"/>
       </w:r>
@@ -910,25 +910,25 @@
           <w:color w:val="000000"/>
           <w:kern w:val="0"/>
           <w:lang w:val="es-ES" w:eastAsia="es-ES"/>
-          <w14:ligatures w14:val="none"/>
+          <ns2:ligatures ns2:val="none"/>
         </w:rPr>
         <w:t/>
       </w:r>
     </w:p>
-    <w:p>
-      <w:pPr>
-        <w:spacing w:after="0" w:line="240" w:lineRule="auto"/>
-        <w:jc w:val="both"/>
-        <w:rPr>
-          <w:rFonts w:ascii="Arial Narrow" w:eastAsia="Times New Roman" w:hAnsi="Arial Narrow" w:cs="Arial"/>
-          <w:color w:val="000000"/>
-          <w:kern w:val="0"/>
-          <w:lang w:eastAsia="es-ES"/>
-          <w14:ligatures w14:val="none"/>
-        </w:rPr>
-      </w:pPr>
-    </w:p>
-    <w:p>
+    <w:p ns2:paraId="251848E5" ns2:textId="77777777">
+      <w:pPr>
+        <w:spacing w:after="0" w:line="240" w:lineRule="auto"/>
+        <w:jc w:val="both"/>
+        <w:rPr>
+          <w:rFonts w:ascii="Arial Narrow" w:eastAsia="Times New Roman" w:hAnsi="Arial Narrow" w:cs="Arial"/>
+          <w:color w:val="000000"/>
+          <w:kern w:val="0"/>
+          <w:lang w:eastAsia="es-ES"/>
+          <ns2:ligatures ns2:val="none"/>
+        </w:rPr>
+      </w:pPr>
+    </w:p>
+    <w:p ns2:paraId="69B6D0CC" ns2:textId="79BCC420">
       <w:pPr>
         <w:pStyle w:val="Prrafodelista"/>
         <w:numPr>
@@ -946,16 +946,16 @@
           <w:color w:val="000000"/>
           <w:kern w:val="0"/>
           <w:lang w:eastAsia="es-ES"/>
-          <w14:ligatures w14:val="none"/>
-        </w:rPr>
-      </w:pPr>
-      <w:r>
-        <w:rPr>
-          <w:rFonts w:ascii="Arial Narrow" w:eastAsia="Times New Roman" w:hAnsi="Arial Narrow" w:cs="Arial"/>
-          <w:color w:val="000000"/>
-          <w:kern w:val="0"/>
-          <w:lang w:eastAsia="es-ES"/>
-          <w14:ligatures w14:val="none"/>
+          <ns2:ligatures ns2:val="none"/>
+        </w:rPr>
+      </w:pPr>
+      <w:r>
+        <w:rPr>
+          <w:rFonts w:ascii="Arial Narrow" w:eastAsia="Times New Roman" w:hAnsi="Arial Narrow" w:cs="Arial"/>
+          <w:color w:val="000000"/>
+          <w:kern w:val="0"/>
+          <w:lang w:eastAsia="es-ES"/>
+          <ns2:ligatures ns2:val="none"/>
         </w:rPr>
         <w:t xml:space="preserve">El 18 de abril del 2025, el señor [APELLIDO] [APELLIDO] adquirió el Seguro vehicular – Póliza 0070162762 emitido por Quálitas (en adelante, Seguro vehicular), con vigencia hasta el 18 de abril del 2026, para asegurar el vehículo con Placa de Rodaje AXS224 (en adelante, vehículo asegurado), de propiedad de su hijo, el señor [APELLIDO] [APELLIDO].</w:t>
       </w:r>
@@ -965,7 +965,7 @@
           <w:color w:val="000000"/>
           <w:kern w:val="0"/>
           <w:lang w:eastAsia="es-ES"/>
-          <w14:ligatures w14:val="none"/>
+          <ns2:ligatures ns2:val="none"/>
         </w:rPr>
         <w:t/>
       </w:r>
@@ -975,7 +975,7 @@
           <w:color w:val="000000"/>
           <w:kern w:val="0"/>
           <w:lang w:eastAsia="es-ES"/>
-          <w14:ligatures w14:val="none"/>
+          <ns2:ligatures ns2:val="none"/>
         </w:rPr>
         <w:t xml:space="preserve"/>
       </w:r>
@@ -985,7 +985,7 @@
           <w:color w:val="000000"/>
           <w:kern w:val="0"/>
           <w:lang w:eastAsia="es-ES"/>
-          <w14:ligatures w14:val="none"/>
+          <ns2:ligatures ns2:val="none"/>
         </w:rPr>
         <w:t xml:space="preserve"/>
       </w:r>
@@ -995,7 +995,7 @@
           <w:color w:val="000000"/>
           <w:kern w:val="0"/>
           <w:lang w:eastAsia="es-ES"/>
-          <w14:ligatures w14:val="none"/>
+          <ns2:ligatures ns2:val="none"/>
         </w:rPr>
         <w:t/>
       </w:r>
@@ -1012,7 +1012,7 @@
           <w:color w:val="000000"/>
           <w:kern w:val="0"/>
           <w:lang w:eastAsia="es-ES"/>
-          <w14:ligatures w14:val="none"/>
+          <ns2:ligatures ns2:val="none"/>
         </w:rPr>
         <w:t/>
       </w:r>
@@ -1022,7 +1022,7 @@
           <w:color w:val="000000"/>
           <w:kern w:val="0"/>
           <w:lang w:eastAsia="es-ES"/>
-          <w14:ligatures w14:val="none"/>
+          <ns2:ligatures ns2:val="none"/>
         </w:rPr>
         <w:t xml:space="preserve"/>
       </w:r>
@@ -1033,7 +1033,7 @@
           <w:color w:val="000000"/>
           <w:kern w:val="0"/>
           <w:lang w:eastAsia="es-ES"/>
-          <w14:ligatures w14:val="none"/>
+          <ns2:ligatures ns2:val="none"/>
         </w:rPr>
         <w:t xml:space="preserve"/>
       </w:r>
@@ -1043,7 +1043,7 @@
           <w:color w:val="000000"/>
           <w:kern w:val="0"/>
           <w:lang w:eastAsia="es-ES"/>
-          <w14:ligatures w14:val="none"/>
+          <ns2:ligatures ns2:val="none"/>
         </w:rPr>
         <w:t/>
       </w:r>
@@ -1053,7 +1053,7 @@
           <w:color w:val="000000"/>
           <w:kern w:val="0"/>
           <w:lang w:eastAsia="es-ES"/>
-          <w14:ligatures w14:val="none"/>
+          <ns2:ligatures ns2:val="none"/>
         </w:rPr>
         <w:t xml:space="preserve"/>
       </w:r>
@@ -1063,7 +1063,7 @@
           <w:color w:val="000000"/>
           <w:kern w:val="0"/>
           <w:lang w:eastAsia="es-ES"/>
-          <w14:ligatures w14:val="none"/>
+          <ns2:ligatures ns2:val="none"/>
         </w:rPr>
         <w:t xml:space="preserve"/>
       </w:r>
@@ -1074,7 +1074,7 @@
           <w:color w:val="000000"/>
           <w:kern w:val="0"/>
           <w:lang w:eastAsia="es-ES"/>
-          <w14:ligatures w14:val="none"/>
+          <ns2:ligatures ns2:val="none"/>
         </w:rPr>
         <w:t/>
       </w:r>
@@ -1084,7 +1084,7 @@
           <w:color w:val="000000"/>
           <w:kern w:val="0"/>
           <w:lang w:eastAsia="es-ES"/>
-          <w14:ligatures w14:val="none"/>
+          <ns2:ligatures ns2:val="none"/>
         </w:rPr>
         <w:t xml:space="preserve"/>
       </w:r>
@@ -1095,7 +1095,7 @@
           <w:color w:val="000000"/>
           <w:kern w:val="0"/>
           <w:lang w:eastAsia="es-ES"/>
-          <w14:ligatures w14:val="none"/>
+          <ns2:ligatures ns2:val="none"/>
         </w:rPr>
         <w:t/>
       </w:r>
@@ -1105,7 +1105,7 @@
           <w:color w:val="000000"/>
           <w:kern w:val="0"/>
           <w:lang w:eastAsia="es-ES"/>
-          <w14:ligatures w14:val="none"/>
+          <ns2:ligatures ns2:val="none"/>
         </w:rPr>
         <w:t xml:space="preserve"/>
       </w:r>
@@ -1115,7 +1115,7 @@
           <w:color w:val="000000"/>
           <w:kern w:val="0"/>
           <w:lang w:eastAsia="es-ES"/>
-          <w14:ligatures w14:val="none"/>
+          <ns2:ligatures ns2:val="none"/>
         </w:rPr>
         <w:t/>
       </w:r>
@@ -1125,7 +1125,7 @@
           <w:color w:val="000000"/>
           <w:kern w:val="0"/>
           <w:lang w:eastAsia="es-ES"/>
-          <w14:ligatures w14:val="none"/>
+          <ns2:ligatures ns2:val="none"/>
         </w:rPr>
         <w:t xml:space="preserve"/>
       </w:r>
@@ -1135,7 +1135,7 @@
           <w:color w:val="000000"/>
           <w:kern w:val="0"/>
           <w:lang w:eastAsia="es-ES"/>
-          <w14:ligatures w14:val="none"/>
+          <ns2:ligatures ns2:val="none"/>
         </w:rPr>
         <w:t/>
       </w:r>
@@ -1145,12 +1145,12 @@
           <w:color w:val="000000"/>
           <w:kern w:val="0"/>
           <w:lang w:eastAsia="es-ES"/>
-          <w14:ligatures w14:val="none"/>
+          <ns2:ligatures ns2:val="none"/>
         </w:rPr>
         <w:t/>
       </w:r>
     </w:p>
-    <w:p>
+    <w:p ns2:paraId="25750A56" ns2:textId="77777777">
       <w:pPr>
         <w:pStyle w:val="Prrafodelista"/>
         <w:spacing w:after="0" w:line="240" w:lineRule="auto"/>
@@ -1161,11 +1161,11 @@
           <w:color w:val="000000"/>
           <w:kern w:val="0"/>
           <w:lang w:eastAsia="es-ES"/>
-          <w14:ligatures w14:val="none"/>
-        </w:rPr>
-      </w:pPr>
-    </w:p>
-    <w:p>
+          <ns2:ligatures ns2:val="none"/>
+        </w:rPr>
+      </w:pPr>
+    </w:p>
+    <w:p ns2:paraId="7CD12646" ns2:textId="7C965238">
       <w:pPr>
         <w:pStyle w:val="Prrafodelista"/>
         <w:numPr>
@@ -1183,16 +1183,16 @@
           <w:color w:val="000000"/>
           <w:kern w:val="0"/>
           <w:lang w:eastAsia="es-ES"/>
-          <w14:ligatures w14:val="none"/>
-        </w:rPr>
-      </w:pPr>
-      <w:r>
-        <w:rPr>
-          <w:rFonts w:ascii="Arial Narrow" w:eastAsia="Times New Roman" w:hAnsi="Arial Narrow" w:cs="Arial"/>
-          <w:color w:val="000000"/>
-          <w:kern w:val="0"/>
-          <w:lang w:eastAsia="es-ES"/>
-          <w14:ligatures w14:val="none"/>
+          <ns2:ligatures ns2:val="none"/>
+        </w:rPr>
+      </w:pPr>
+      <w:r>
+        <w:rPr>
+          <w:rFonts w:ascii="Arial Narrow" w:eastAsia="Times New Roman" w:hAnsi="Arial Narrow" w:cs="Arial"/>
+          <w:color w:val="000000"/>
+          <w:kern w:val="0"/>
+          <w:lang w:eastAsia="es-ES"/>
+          <ns2:ligatures ns2:val="none"/>
         </w:rPr>
         <w:t xml:space="preserve">El 26 de octubre del 2025, el señor [APELLIDO] [APELLIDO] sufrió un accidente de tránsito cuando otro vehículo cambió de carril e impactó la parte delantera izquierda del vehículo asegurado, ocasionando daños en el guardafango delantero, faro y otros componentes. Luego, se comunicó con Quálitas con la finalidad de solicitar el otorgamiento de cobertura del Seguro vehicular, generándose el reporte 04250029406.</w:t>
       </w:r>
@@ -1202,7 +1202,7 @@
           <w:color w:val="000000"/>
           <w:kern w:val="0"/>
           <w:lang w:eastAsia="es-ES"/>
-          <w14:ligatures w14:val="none"/>
+          <ns2:ligatures ns2:val="none"/>
         </w:rPr>
         <w:t xml:space="preserve"/>
       </w:r>
@@ -1212,7 +1212,7 @@
           <w:color w:val="000000"/>
           <w:kern w:val="0"/>
           <w:lang w:eastAsia="es-ES"/>
-          <w14:ligatures w14:val="none"/>
+          <ns2:ligatures ns2:val="none"/>
         </w:rPr>
         <w:t xml:space="preserve"/>
       </w:r>
@@ -1222,7 +1222,7 @@
           <w:color w:val="000000"/>
           <w:kern w:val="0"/>
           <w:lang w:eastAsia="es-ES"/>
-          <w14:ligatures w14:val="none"/>
+          <ns2:ligatures ns2:val="none"/>
         </w:rPr>
         <w:t/>
       </w:r>
@@ -1232,7 +1232,7 @@
           <w:color w:val="000000"/>
           <w:kern w:val="0"/>
           <w:lang w:eastAsia="es-ES"/>
-          <w14:ligatures w14:val="none"/>
+          <ns2:ligatures ns2:val="none"/>
         </w:rPr>
         <w:t/>
       </w:r>
@@ -1242,7 +1242,7 @@
           <w:color w:val="000000"/>
           <w:kern w:val="0"/>
           <w:lang w:eastAsia="es-ES"/>
-          <w14:ligatures w14:val="none"/>
+          <ns2:ligatures ns2:val="none"/>
         </w:rPr>
         <w:t xml:space="preserve"/>
       </w:r>
@@ -1252,7 +1252,7 @@
           <w:color w:val="000000"/>
           <w:kern w:val="0"/>
           <w:lang w:eastAsia="es-ES"/>
-          <w14:ligatures w14:val="none"/>
+          <ns2:ligatures ns2:val="none"/>
         </w:rPr>
         <w:t/>
       </w:r>
@@ -1262,7 +1262,7 @@
           <w:color w:val="000000"/>
           <w:kern w:val="0"/>
           <w:lang w:eastAsia="es-ES"/>
-          <w14:ligatures w14:val="none"/>
+          <ns2:ligatures ns2:val="none"/>
         </w:rPr>
         <w:t xml:space="preserve"/>
       </w:r>
@@ -1272,7 +1272,7 @@
           <w:color w:val="000000"/>
           <w:kern w:val="0"/>
           <w:lang w:eastAsia="es-ES"/>
-          <w14:ligatures w14:val="none"/>
+          <ns2:ligatures ns2:val="none"/>
         </w:rPr>
         <w:t xml:space="preserve"/>
       </w:r>
@@ -1282,7 +1282,7 @@
           <w:color w:val="000000"/>
           <w:kern w:val="0"/>
           <w:lang w:eastAsia="es-ES"/>
-          <w14:ligatures w14:val="none"/>
+          <ns2:ligatures ns2:val="none"/>
         </w:rPr>
         <w:t xml:space="preserve"/>
       </w:r>
@@ -1292,7 +1292,7 @@
           <w:color w:val="000000"/>
           <w:kern w:val="0"/>
           <w:lang w:eastAsia="es-ES"/>
-          <w14:ligatures w14:val="none"/>
+          <ns2:ligatures ns2:val="none"/>
         </w:rPr>
         <w:t/>
       </w:r>
@@ -1302,7 +1302,7 @@
           <w:color w:val="000000"/>
           <w:kern w:val="0"/>
           <w:lang w:eastAsia="es-ES"/>
-          <w14:ligatures w14:val="none"/>
+          <ns2:ligatures ns2:val="none"/>
         </w:rPr>
         <w:t xml:space="preserve"/>
       </w:r>
@@ -1312,7 +1312,7 @@
           <w:color w:val="000000"/>
           <w:kern w:val="0"/>
           <w:lang w:eastAsia="es-ES"/>
-          <w14:ligatures w14:val="none"/>
+          <ns2:ligatures ns2:val="none"/>
         </w:rPr>
         <w:t/>
       </w:r>
@@ -1322,7 +1322,7 @@
           <w:color w:val="000000"/>
           <w:kern w:val="0"/>
           <w:lang w:eastAsia="es-ES"/>
-          <w14:ligatures w14:val="none"/>
+          <ns2:ligatures ns2:val="none"/>
         </w:rPr>
         <w:t xml:space="preserve"/>
       </w:r>
@@ -1332,7 +1332,7 @@
           <w:color w:val="000000"/>
           <w:kern w:val="0"/>
           <w:lang w:eastAsia="es-ES"/>
-          <w14:ligatures w14:val="none"/>
+          <ns2:ligatures ns2:val="none"/>
         </w:rPr>
         <w:t xml:space="preserve"/>
       </w:r>
@@ -1342,7 +1342,7 @@
           <w:color w:val="000000"/>
           <w:kern w:val="0"/>
           <w:lang w:eastAsia="es-ES"/>
-          <w14:ligatures w14:val="none"/>
+          <ns2:ligatures ns2:val="none"/>
         </w:rPr>
         <w:t/>
       </w:r>
@@ -1352,12 +1352,12 @@
           <w:color w:val="000000"/>
           <w:kern w:val="0"/>
           <w:lang w:eastAsia="es-ES"/>
-          <w14:ligatures w14:val="none"/>
+          <ns2:ligatures ns2:val="none"/>
         </w:rPr>
         <w:t/>
       </w:r>
     </w:p>
-    <w:p>
+    <w:p ns2:paraId="7EB64BEE" ns2:textId="77777777">
       <w:pPr>
         <w:pStyle w:val="Prrafodelista"/>
         <w:spacing w:after="0" w:line="240" w:lineRule="auto"/>
@@ -1368,11 +1368,11 @@
           <w:color w:val="000000"/>
           <w:kern w:val="0"/>
           <w:lang w:eastAsia="es-ES"/>
-          <w14:ligatures w14:val="none"/>
-        </w:rPr>
-      </w:pPr>
-    </w:p>
-    <w:p>
+          <ns2:ligatures ns2:val="none"/>
+        </w:rPr>
+      </w:pPr>
+    </w:p>
+    <w:p ns2:paraId="328BD715" ns2:textId="41171F23">
       <w:pPr>
         <w:pStyle w:val="Prrafodelista"/>
         <w:numPr>
@@ -1390,16 +1390,16 @@
           <w:color w:val="000000"/>
           <w:kern w:val="0"/>
           <w:lang w:eastAsia="es-ES"/>
-          <w14:ligatures w14:val="none"/>
-        </w:rPr>
-      </w:pPr>
-      <w:r>
-        <w:rPr>
-          <w:rFonts w:ascii="Arial Narrow" w:eastAsia="Times New Roman" w:hAnsi="Arial Narrow" w:cs="Arial"/>
-          <w:color w:val="000000"/>
-          <w:kern w:val="0"/>
-          <w:lang w:eastAsia="es-ES"/>
-          <w14:ligatures w14:val="none"/>
+          <ns2:ligatures ns2:val="none"/>
+        </w:rPr>
+      </w:pPr>
+      <w:r>
+        <w:rPr>
+          <w:rFonts w:ascii="Arial Narrow" w:eastAsia="Times New Roman" w:hAnsi="Arial Narrow" w:cs="Arial"/>
+          <w:color w:val="000000"/>
+          <w:kern w:val="0"/>
+          <w:lang w:eastAsia="es-ES"/>
+          <ns2:ligatures ns2:val="none"/>
         </w:rPr>
         <w:t xml:space="preserve">El 27 de enero del 2026, se programó la revisión de los daños del </w:t>
       </w:r>
@@ -1409,7 +1409,7 @@
           <w:color w:val="000000"/>
           <w:kern w:val="0"/>
           <w:lang w:eastAsia="es-ES"/>
-          <w14:ligatures w14:val="none"/>
+          <ns2:ligatures ns2:val="none"/>
         </w:rPr>
         <w:t>vehículo asegurado</w:t>
       </w:r>
@@ -1419,7 +1419,7 @@
           <w:color w:val="000000"/>
           <w:kern w:val="0"/>
           <w:lang w:eastAsia="es-ES"/>
-          <w14:ligatures w14:val="none"/>
+          <ns2:ligatures ns2:val="none"/>
         </w:rPr>
         <w:t xml:space="preserve"> en el taller </w:t>
       </w:r>
@@ -1429,7 +1429,7 @@
           <w:color w:val="000000"/>
           <w:kern w:val="0"/>
           <w:lang w:eastAsia="es-ES"/>
-          <w14:ligatures w14:val="none"/>
+          <ns2:ligatures ns2:val="none"/>
         </w:rPr>
         <w:t>Eurostar</w:t>
       </w:r>
@@ -1439,7 +1439,7 @@
           <w:color w:val="000000"/>
           <w:kern w:val="0"/>
           <w:lang w:eastAsia="es-ES"/>
-          <w14:ligatures w14:val="none"/>
+          <ns2:ligatures ns2:val="none"/>
         </w:rPr>
         <w:t xml:space="preserve">, y se le informó que sería atendido por el asesor </w:t>
       </w:r>
@@ -1449,7 +1449,7 @@
           <w:color w:val="000000"/>
           <w:kern w:val="0"/>
           <w:lang w:eastAsia="es-ES"/>
-          <w14:ligatures w14:val="none"/>
+          <ns2:ligatures ns2:val="none"/>
         </w:rPr>
         <w:t>de iniciales J.L (en adelante asesor del taller)</w:t>
       </w:r>
@@ -1459,7 +1459,7 @@
           <w:color w:val="000000"/>
           <w:kern w:val="0"/>
           <w:lang w:eastAsia="es-ES"/>
-          <w14:ligatures w14:val="none"/>
+          <ns2:ligatures ns2:val="none"/>
         </w:rPr>
         <w:t xml:space="preserve">. Asimismo, </w:t>
       </w:r>
@@ -1469,7 +1469,7 @@
           <w:color w:val="000000"/>
           <w:kern w:val="0"/>
           <w:lang w:eastAsia="es-ES"/>
-          <w14:ligatures w14:val="none"/>
+          <ns2:ligatures ns2:val="none"/>
         </w:rPr>
         <w:t>se</w:t>
       </w:r>
@@ -1479,7 +1479,7 @@
           <w:color w:val="000000"/>
           <w:kern w:val="0"/>
           <w:lang w:eastAsia="es-ES"/>
-          <w14:ligatures w14:val="none"/>
+          <ns2:ligatures ns2:val="none"/>
         </w:rPr>
         <w:t xml:space="preserve"> le remitió una comunicación en la que indicó que lo esperaba para brindarle un servicio “premium”.</w:t>
       </w:r>
@@ -1489,12 +1489,12 @@
           <w:color w:val="000000"/>
           <w:kern w:val="0"/>
           <w:lang w:eastAsia="es-ES"/>
-          <w14:ligatures w14:val="none"/>
+          <ns2:ligatures ns2:val="none"/>
         </w:rPr>
         <w:t xml:space="preserve"> </w:t>
       </w:r>
     </w:p>
-    <w:p>
+    <w:p ns2:paraId="39C71094" ns2:textId="77777777">
       <w:pPr>
         <w:pStyle w:val="Prrafodelista"/>
         <w:spacing w:after="0" w:line="240" w:lineRule="auto"/>
@@ -1505,11 +1505,11 @@
           <w:color w:val="000000"/>
           <w:kern w:val="0"/>
           <w:lang w:eastAsia="es-ES"/>
-          <w14:ligatures w14:val="none"/>
-        </w:rPr>
-      </w:pPr>
-    </w:p>
-    <w:p>
+          <ns2:ligatures ns2:val="none"/>
+        </w:rPr>
+      </w:pPr>
+    </w:p>
+    <w:p ns2:paraId="24D3D057" ns2:textId="6BBE4D95">
       <w:pPr>
         <w:pStyle w:val="Prrafodelista"/>
         <w:numPr>
@@ -1527,16 +1527,16 @@
           <w:color w:val="000000"/>
           <w:kern w:val="0"/>
           <w:lang w:eastAsia="es-ES"/>
-          <w14:ligatures w14:val="none"/>
-        </w:rPr>
-      </w:pPr>
-      <w:r>
-        <w:rPr>
-          <w:rFonts w:ascii="Arial Narrow" w:eastAsia="Times New Roman" w:hAnsi="Arial Narrow" w:cs="Arial"/>
-          <w:color w:val="000000"/>
-          <w:kern w:val="0"/>
-          <w:lang w:eastAsia="es-ES"/>
-          <w14:ligatures w14:val="none"/>
+          <ns2:ligatures ns2:val="none"/>
+        </w:rPr>
+      </w:pPr>
+      <w:r>
+        <w:rPr>
+          <w:rFonts w:ascii="Arial Narrow" w:eastAsia="Times New Roman" w:hAnsi="Arial Narrow" w:cs="Arial"/>
+          <w:color w:val="000000"/>
+          <w:kern w:val="0"/>
+          <w:lang w:eastAsia="es-ES"/>
+          <ns2:ligatures ns2:val="none"/>
         </w:rPr>
         <w:t>L</w:t>
       </w:r>
@@ -1546,7 +1546,7 @@
           <w:color w:val="000000"/>
           <w:kern w:val="0"/>
           <w:lang w:eastAsia="es-ES"/>
-          <w14:ligatures w14:val="none"/>
+          <ns2:ligatures ns2:val="none"/>
         </w:rPr>
         <w:t>uego</w:t>
       </w:r>
@@ -1556,7 +1556,7 @@
           <w:color w:val="000000"/>
           <w:kern w:val="0"/>
           <w:lang w:eastAsia="es-ES"/>
-          <w14:ligatures w14:val="none"/>
+          <ns2:ligatures ns2:val="none"/>
         </w:rPr>
         <w:t xml:space="preserve">, acudió a la cita programada en </w:t>
       </w:r>
@@ -1566,7 +1566,7 @@
           <w:color w:val="000000"/>
           <w:kern w:val="0"/>
           <w:lang w:eastAsia="es-ES"/>
-          <w14:ligatures w14:val="none"/>
+          <ns2:ligatures ns2:val="none"/>
         </w:rPr>
         <w:t xml:space="preserve">Eurostar </w:t>
       </w:r>
@@ -1576,7 +1576,7 @@
           <w:color w:val="000000"/>
           <w:kern w:val="0"/>
           <w:lang w:eastAsia="es-ES"/>
-          <w14:ligatures w14:val="none"/>
+          <ns2:ligatures ns2:val="none"/>
         </w:rPr>
         <w:t xml:space="preserve">con el </w:t>
       </w:r>
@@ -1586,7 +1586,7 @@
           <w:color w:val="000000"/>
           <w:kern w:val="0"/>
           <w:lang w:eastAsia="es-ES"/>
-          <w14:ligatures w14:val="none"/>
+          <ns2:ligatures ns2:val="none"/>
         </w:rPr>
         <w:t>vehículo asegurado</w:t>
       </w:r>
@@ -1596,7 +1596,7 @@
           <w:color w:val="000000"/>
           <w:kern w:val="0"/>
           <w:lang w:eastAsia="es-ES"/>
-          <w14:ligatures w14:val="none"/>
+          <ns2:ligatures ns2:val="none"/>
         </w:rPr>
         <w:t xml:space="preserve">, </w:t>
       </w:r>
@@ -1606,7 +1606,7 @@
           <w:color w:val="000000"/>
           <w:kern w:val="0"/>
           <w:lang w:eastAsia="es-ES"/>
-          <w14:ligatures w14:val="none"/>
+          <ns2:ligatures ns2:val="none"/>
         </w:rPr>
         <w:t>señalando</w:t>
       </w:r>
@@ -1616,12 +1616,12 @@
           <w:color w:val="000000"/>
           <w:kern w:val="0"/>
           <w:lang w:eastAsia="es-ES"/>
-          <w14:ligatures w14:val="none"/>
+          <ns2:ligatures ns2:val="none"/>
         </w:rPr>
         <w:t xml:space="preserve"> que requería la reparación de los daños y precisó que existía un antecedente en el mismo taller vinculado a un siniestro anterior, en el cual se le señaló que correspondía una reparación sin garantía o una indemnización respecto de la misma parte afectada.</w:t>
       </w:r>
     </w:p>
-    <w:p>
+    <w:p ns2:paraId="6CEC5386" ns2:textId="77777777">
       <w:pPr>
         <w:pStyle w:val="Prrafodelista"/>
         <w:spacing w:after="0" w:line="240" w:lineRule="auto"/>
@@ -1632,11 +1632,11 @@
           <w:color w:val="000000"/>
           <w:kern w:val="0"/>
           <w:lang w:eastAsia="es-ES"/>
-          <w14:ligatures w14:val="none"/>
-        </w:rPr>
-      </w:pPr>
-    </w:p>
-    <w:p>
+          <ns2:ligatures ns2:val="none"/>
+        </w:rPr>
+      </w:pPr>
+    </w:p>
+    <w:p ns2:paraId="414D252E" ns2:textId="558D74FA">
       <w:pPr>
         <w:pStyle w:val="Prrafodelista"/>
         <w:numPr>
@@ -1654,16 +1654,16 @@
           <w:color w:val="000000"/>
           <w:kern w:val="0"/>
           <w:lang w:eastAsia="es-ES"/>
-          <w14:ligatures w14:val="none"/>
-        </w:rPr>
-      </w:pPr>
-      <w:r>
-        <w:rPr>
-          <w:rFonts w:ascii="Arial Narrow" w:eastAsia="Times New Roman" w:hAnsi="Arial Narrow" w:cs="Arial"/>
-          <w:color w:val="000000"/>
-          <w:kern w:val="0"/>
-          <w:lang w:eastAsia="es-ES"/>
-          <w14:ligatures w14:val="none"/>
+          <ns2:ligatures ns2:val="none"/>
+        </w:rPr>
+      </w:pPr>
+      <w:r>
+        <w:rPr>
+          <w:rFonts w:ascii="Arial Narrow" w:eastAsia="Times New Roman" w:hAnsi="Arial Narrow" w:cs="Arial"/>
+          <w:color w:val="000000"/>
+          <w:kern w:val="0"/>
+          <w:lang w:eastAsia="es-ES"/>
+          <ns2:ligatures ns2:val="none"/>
         </w:rPr>
         <w:t>No obstante</w:t>
       </w:r>
@@ -1673,7 +1673,7 @@
           <w:color w:val="000000"/>
           <w:kern w:val="0"/>
           <w:lang w:eastAsia="es-ES"/>
-          <w14:ligatures w14:val="none"/>
+          <ns2:ligatures ns2:val="none"/>
         </w:rPr>
         <w:t xml:space="preserve">, </w:t>
       </w:r>
@@ -1683,7 +1683,7 @@
           <w:color w:val="000000"/>
           <w:kern w:val="0"/>
           <w:lang w:eastAsia="es-ES"/>
-          <w14:ligatures w14:val="none"/>
+          <ns2:ligatures ns2:val="none"/>
         </w:rPr>
         <w:t xml:space="preserve">el asesor del taller </w:t>
       </w:r>
@@ -1693,7 +1693,7 @@
           <w:color w:val="000000"/>
           <w:kern w:val="0"/>
           <w:lang w:eastAsia="es-ES"/>
-          <w14:ligatures w14:val="none"/>
+          <ns2:ligatures ns2:val="none"/>
         </w:rPr>
         <w:t xml:space="preserve">demoró la atención de la cita programada y, luego de ello, le indicó que, por disposición de la Gerencia de </w:t>
       </w:r>
@@ -1703,7 +1703,7 @@
           <w:color w:val="000000"/>
           <w:kern w:val="0"/>
           <w:lang w:eastAsia="es-ES"/>
-          <w14:ligatures w14:val="none"/>
+          <ns2:ligatures ns2:val="none"/>
         </w:rPr>
         <w:t>Eurostar</w:t>
       </w:r>
@@ -1713,7 +1713,7 @@
           <w:color w:val="000000"/>
           <w:kern w:val="0"/>
           <w:lang w:eastAsia="es-ES"/>
-          <w14:ligatures w14:val="none"/>
+          <ns2:ligatures ns2:val="none"/>
         </w:rPr>
         <w:t xml:space="preserve">, no podía ser atendido, bajo el argumento de que su presencia correspondía a un trámite de indemnización. Frente a ello, </w:t>
       </w:r>
@@ -1723,7 +1723,7 @@
           <w:color w:val="000000"/>
           <w:kern w:val="0"/>
           <w:lang w:eastAsia="es-ES"/>
-          <w14:ligatures w14:val="none"/>
+          <ns2:ligatures ns2:val="none"/>
         </w:rPr>
         <w:t>señaló</w:t>
       </w:r>
@@ -1733,7 +1733,7 @@
           <w:color w:val="000000"/>
           <w:kern w:val="0"/>
           <w:lang w:eastAsia="es-ES"/>
-          <w14:ligatures w14:val="none"/>
+          <ns2:ligatures ns2:val="none"/>
         </w:rPr>
         <w:t xml:space="preserve"> que desistía de cualquier pretensión de indemnización y que solicitaba únicamente la </w:t>
       </w:r>
@@ -1743,7 +1743,7 @@
           <w:color w:val="000000"/>
           <w:kern w:val="0"/>
           <w:lang w:eastAsia="es-ES"/>
-          <w14:ligatures w14:val="none"/>
+          <ns2:ligatures ns2:val="none"/>
         </w:rPr>
         <w:lastRenderedPageBreak/>
         <w:t xml:space="preserve">evaluación de los daños del </w:t>
@@ -1754,7 +1754,7 @@
           <w:color w:val="000000"/>
           <w:kern w:val="0"/>
           <w:lang w:eastAsia="es-ES"/>
-          <w14:ligatures w14:val="none"/>
+          <ns2:ligatures ns2:val="none"/>
         </w:rPr>
         <w:t xml:space="preserve">vehículo asegurado </w:t>
       </w:r>
@@ -1764,12 +1764,12 @@
           <w:color w:val="000000"/>
           <w:kern w:val="0"/>
           <w:lang w:eastAsia="es-ES"/>
-          <w14:ligatures w14:val="none"/>
+          <ns2:ligatures ns2:val="none"/>
         </w:rPr>
         <w:t>para su reparación, conforme a la orden de atención y la cita previamente agendada.</w:t>
       </w:r>
     </w:p>
-    <w:p>
+    <w:p ns2:paraId="479825F6" ns2:textId="77777777">
       <w:pPr>
         <w:pStyle w:val="Prrafodelista"/>
         <w:spacing w:after="0" w:line="240" w:lineRule="auto"/>
@@ -1780,11 +1780,11 @@
           <w:color w:val="000000"/>
           <w:kern w:val="0"/>
           <w:lang w:eastAsia="es-ES"/>
-          <w14:ligatures w14:val="none"/>
-        </w:rPr>
-      </w:pPr>
-    </w:p>
-    <w:p>
+          <ns2:ligatures ns2:val="none"/>
+        </w:rPr>
+      </w:pPr>
+    </w:p>
+    <w:p ns2:paraId="32F51673" ns2:textId="099EC32E">
       <w:pPr>
         <w:pStyle w:val="Prrafodelista"/>
         <w:numPr>
@@ -1802,16 +1802,16 @@
           <w:color w:val="000000"/>
           <w:kern w:val="0"/>
           <w:lang w:eastAsia="es-ES"/>
-          <w14:ligatures w14:val="none"/>
-        </w:rPr>
-      </w:pPr>
-      <w:r>
-        <w:rPr>
-          <w:rFonts w:ascii="Arial Narrow" w:eastAsia="Times New Roman" w:hAnsi="Arial Narrow" w:cs="Arial"/>
-          <w:color w:val="000000"/>
-          <w:kern w:val="0"/>
-          <w:lang w:eastAsia="es-ES"/>
-          <w14:ligatures w14:val="none"/>
+          <ns2:ligatures ns2:val="none"/>
+        </w:rPr>
+      </w:pPr>
+      <w:r>
+        <w:rPr>
+          <w:rFonts w:ascii="Arial Narrow" w:eastAsia="Times New Roman" w:hAnsi="Arial Narrow" w:cs="Arial"/>
+          <w:color w:val="000000"/>
+          <w:kern w:val="0"/>
+          <w:lang w:eastAsia="es-ES"/>
+          <ns2:ligatures ns2:val="none"/>
         </w:rPr>
         <w:t>Sin embargo</w:t>
       </w:r>
@@ -1821,7 +1821,7 @@
           <w:color w:val="000000"/>
           <w:kern w:val="0"/>
           <w:lang w:eastAsia="es-ES"/>
-          <w14:ligatures w14:val="none"/>
+          <ns2:ligatures ns2:val="none"/>
         </w:rPr>
         <w:t xml:space="preserve">, </w:t>
       </w:r>
@@ -1831,7 +1831,7 @@
           <w:color w:val="000000"/>
           <w:kern w:val="0"/>
           <w:lang w:eastAsia="es-ES"/>
-          <w14:ligatures w14:val="none"/>
+          <ns2:ligatures ns2:val="none"/>
         </w:rPr>
         <w:t xml:space="preserve">el asesor del taller </w:t>
       </w:r>
@@ -1841,7 +1841,7 @@
           <w:color w:val="000000"/>
           <w:kern w:val="0"/>
           <w:lang w:eastAsia="es-ES"/>
-          <w14:ligatures w14:val="none"/>
+          <ns2:ligatures ns2:val="none"/>
         </w:rPr>
         <w:t xml:space="preserve">mantuvo la negativa de atención señalando instrucciones de la Gerencia de </w:t>
       </w:r>
@@ -1851,7 +1851,7 @@
           <w:color w:val="000000"/>
           <w:kern w:val="0"/>
           <w:lang w:eastAsia="es-ES"/>
-          <w14:ligatures w14:val="none"/>
+          <ns2:ligatures ns2:val="none"/>
         </w:rPr>
         <w:t>Eurostar</w:t>
       </w:r>
@@ -1861,7 +1861,7 @@
           <w:color w:val="000000"/>
           <w:kern w:val="0"/>
           <w:lang w:eastAsia="es-ES"/>
-          <w14:ligatures w14:val="none"/>
+          <ns2:ligatures ns2:val="none"/>
         </w:rPr>
         <w:t xml:space="preserve">, pese a que existía una orden de atención vigente y una cita programada. Asimismo, dicha negativa se produjo en un contexto en el que existía un procedimiento anterior en trámite contra </w:t>
       </w:r>
@@ -1871,7 +1871,7 @@
           <w:color w:val="000000"/>
           <w:kern w:val="0"/>
           <w:lang w:eastAsia="es-ES"/>
-          <w14:ligatures w14:val="none"/>
+          <ns2:ligatures ns2:val="none"/>
         </w:rPr>
         <w:t xml:space="preserve">Eurostar </w:t>
       </w:r>
@@ -1881,7 +1881,7 @@
           <w:color w:val="000000"/>
           <w:kern w:val="0"/>
           <w:lang w:eastAsia="es-ES"/>
-          <w14:ligatures w14:val="none"/>
+          <ns2:ligatures ns2:val="none"/>
         </w:rPr>
         <w:t xml:space="preserve">y </w:t>
       </w:r>
@@ -1891,7 +1891,7 @@
           <w:color w:val="000000"/>
           <w:kern w:val="0"/>
           <w:lang w:eastAsia="es-ES"/>
-          <w14:ligatures w14:val="none"/>
+          <ns2:ligatures ns2:val="none"/>
         </w:rPr>
         <w:t>Quálitas</w:t>
       </w:r>
@@ -1901,7 +1901,7 @@
           <w:color w:val="000000"/>
           <w:kern w:val="0"/>
           <w:lang w:eastAsia="es-ES"/>
-          <w14:ligatures w14:val="none"/>
+          <ns2:ligatures ns2:val="none"/>
         </w:rPr>
         <w:t xml:space="preserve">, identificado como </w:t>
       </w:r>
@@ -1911,7 +1911,7 @@
           <w:color w:val="000000"/>
           <w:kern w:val="0"/>
           <w:lang w:eastAsia="es-ES"/>
-          <w14:ligatures w14:val="none"/>
+          <ns2:ligatures ns2:val="none"/>
         </w:rPr>
         <w:t xml:space="preserve">el </w:t>
       </w:r>
@@ -1921,7 +1921,7 @@
           <w:color w:val="000000"/>
           <w:kern w:val="0"/>
           <w:lang w:eastAsia="es-ES"/>
-          <w14:ligatures w14:val="none"/>
+          <ns2:ligatures ns2:val="none"/>
         </w:rPr>
         <w:t>Expediente 2300-2025/PS1.</w:t>
       </w:r>
@@ -1931,12 +1931,12 @@
           <w:color w:val="000000"/>
           <w:kern w:val="0"/>
           <w:lang w:eastAsia="es-ES"/>
-          <w14:ligatures w14:val="none"/>
+          <ns2:ligatures ns2:val="none"/>
         </w:rPr>
         <w:t xml:space="preserve"> </w:t>
       </w:r>
     </w:p>
-    <w:p>
+    <w:p ns2:paraId="7F6B0993" ns2:textId="77777777">
       <w:pPr>
         <w:pStyle w:val="Prrafodelista"/>
         <w:spacing w:after="0" w:line="240" w:lineRule="auto"/>
@@ -1947,11 +1947,11 @@
           <w:color w:val="000000"/>
           <w:kern w:val="0"/>
           <w:lang w:eastAsia="es-ES"/>
-          <w14:ligatures w14:val="none"/>
-        </w:rPr>
-      </w:pPr>
-    </w:p>
-    <w:p>
+          <ns2:ligatures ns2:val="none"/>
+        </w:rPr>
+      </w:pPr>
+    </w:p>
+    <w:p ns2:paraId="03C7E08F" ns2:textId="68108D36">
       <w:pPr>
         <w:pStyle w:val="Prrafodelista"/>
         <w:numPr>
@@ -1969,16 +1969,16 @@
           <w:color w:val="000000"/>
           <w:kern w:val="0"/>
           <w:lang w:eastAsia="es-ES"/>
-          <w14:ligatures w14:val="none"/>
-        </w:rPr>
-      </w:pPr>
-      <w:r>
-        <w:rPr>
-          <w:rFonts w:ascii="Arial Narrow" w:eastAsia="Times New Roman" w:hAnsi="Arial Narrow" w:cs="Arial"/>
-          <w:color w:val="000000"/>
-          <w:kern w:val="0"/>
-          <w:lang w:eastAsia="es-ES"/>
-          <w14:ligatures w14:val="none"/>
+          <ns2:ligatures ns2:val="none"/>
+        </w:rPr>
+      </w:pPr>
+      <w:r>
+        <w:rPr>
+          <w:rFonts w:ascii="Arial Narrow" w:eastAsia="Times New Roman" w:hAnsi="Arial Narrow" w:cs="Arial"/>
+          <w:color w:val="000000"/>
+          <w:kern w:val="0"/>
+          <w:lang w:eastAsia="es-ES"/>
+          <ns2:ligatures ns2:val="none"/>
         </w:rPr>
         <w:t>L</w:t>
       </w:r>
@@ -1988,7 +1988,7 @@
           <w:color w:val="000000"/>
           <w:kern w:val="0"/>
           <w:lang w:eastAsia="es-ES"/>
-          <w14:ligatures w14:val="none"/>
+          <ns2:ligatures ns2:val="none"/>
         </w:rPr>
         <w:t xml:space="preserve">uego de insistir en la atención solicitada, </w:t>
       </w:r>
@@ -1998,7 +1998,7 @@
           <w:color w:val="000000"/>
           <w:kern w:val="0"/>
           <w:lang w:eastAsia="es-ES"/>
-          <w14:ligatures w14:val="none"/>
+          <ns2:ligatures ns2:val="none"/>
         </w:rPr>
         <w:t xml:space="preserve">el asesor del taller </w:t>
       </w:r>
@@ -2008,7 +2008,7 @@
           <w:color w:val="000000"/>
           <w:kern w:val="0"/>
           <w:lang w:eastAsia="es-ES"/>
-          <w14:ligatures w14:val="none"/>
+          <ns2:ligatures ns2:val="none"/>
         </w:rPr>
         <w:t xml:space="preserve">se comunicó con sus superiores y recibió la instrucción de atenderlo, por lo que procedió a realizar la evaluación del </w:t>
       </w:r>
@@ -2018,7 +2018,7 @@
           <w:color w:val="000000"/>
           <w:kern w:val="0"/>
           <w:lang w:eastAsia="es-ES"/>
-          <w14:ligatures w14:val="none"/>
+          <ns2:ligatures ns2:val="none"/>
         </w:rPr>
         <w:t xml:space="preserve">vehículo asegurado </w:t>
       </w:r>
@@ -2028,7 +2028,7 @@
           <w:color w:val="000000"/>
           <w:kern w:val="0"/>
           <w:lang w:eastAsia="es-ES"/>
-          <w14:ligatures w14:val="none"/>
+          <ns2:ligatures ns2:val="none"/>
         </w:rPr>
         <w:t>y la inspección de los daños materiales.</w:t>
       </w:r>
@@ -2038,7 +2038,7 @@
           <w:color w:val="000000"/>
           <w:kern w:val="0"/>
           <w:lang w:eastAsia="es-ES"/>
-          <w14:ligatures w14:val="none"/>
+          <ns2:ligatures ns2:val="none"/>
         </w:rPr>
         <w:t xml:space="preserve"> Como resultado, se </w:t>
       </w:r>
@@ -2048,7 +2048,7 @@
           <w:color w:val="000000"/>
           <w:kern w:val="0"/>
           <w:lang w:eastAsia="es-ES"/>
-          <w14:ligatures w14:val="none"/>
+          <ns2:ligatures ns2:val="none"/>
         </w:rPr>
         <w:t>estimó parcialmente la reparación de daños en US$ 266,98 por conceptos de mano de obra y pintura, quedando pendiente la cotización de repuestos.</w:t>
       </w:r>
@@ -2058,7 +2058,7 @@
           <w:color w:val="000000"/>
           <w:kern w:val="0"/>
           <w:lang w:eastAsia="es-ES"/>
-          <w14:ligatures w14:val="none"/>
+          <ns2:ligatures ns2:val="none"/>
         </w:rPr>
         <w:t xml:space="preserve"> </w:t>
       </w:r>
@@ -2068,12 +2068,12 @@
           <w:color w:val="000000"/>
           <w:kern w:val="0"/>
           <w:lang w:eastAsia="es-ES"/>
-          <w14:ligatures w14:val="none"/>
+          <ns2:ligatures ns2:val="none"/>
         </w:rPr>
         <w:t xml:space="preserve"> </w:t>
       </w:r>
     </w:p>
-    <w:p>
+    <w:p ns2:paraId="25FE91C3" ns2:textId="77777777">
       <w:pPr>
         <w:pStyle w:val="Prrafodelista"/>
         <w:spacing w:after="0" w:line="240" w:lineRule="auto"/>
@@ -2084,11 +2084,11 @@
           <w:color w:val="000000"/>
           <w:kern w:val="0"/>
           <w:lang w:eastAsia="es-ES"/>
-          <w14:ligatures w14:val="none"/>
-        </w:rPr>
-      </w:pPr>
-    </w:p>
-    <w:p>
+          <ns2:ligatures ns2:val="none"/>
+        </w:rPr>
+      </w:pPr>
+    </w:p>
+    <w:p ns2:paraId="322AA814" ns2:textId="608FE268">
       <w:pPr>
         <w:pStyle w:val="Prrafodelista"/>
         <w:numPr>
@@ -2106,16 +2106,16 @@
           <w:color w:val="000000"/>
           <w:kern w:val="0"/>
           <w:lang w:eastAsia="es-ES"/>
-          <w14:ligatures w14:val="none"/>
-        </w:rPr>
-      </w:pPr>
-      <w:r>
-        <w:rPr>
-          <w:rFonts w:ascii="Arial Narrow" w:eastAsia="Times New Roman" w:hAnsi="Arial Narrow" w:cs="Arial"/>
-          <w:color w:val="000000"/>
-          <w:kern w:val="0"/>
-          <w:lang w:eastAsia="es-ES"/>
-          <w14:ligatures w14:val="none"/>
+          <ns2:ligatures ns2:val="none"/>
+        </w:rPr>
+      </w:pPr>
+      <w:r>
+        <w:rPr>
+          <w:rFonts w:ascii="Arial Narrow" w:eastAsia="Times New Roman" w:hAnsi="Arial Narrow" w:cs="Arial"/>
+          <w:color w:val="000000"/>
+          <w:kern w:val="0"/>
+          <w:lang w:eastAsia="es-ES"/>
+          <ns2:ligatures ns2:val="none"/>
         </w:rPr>
         <w:t>No obstante</w:t>
       </w:r>
@@ -2125,7 +2125,7 @@
           <w:color w:val="000000"/>
           <w:kern w:val="0"/>
           <w:lang w:eastAsia="es-ES"/>
-          <w14:ligatures w14:val="none"/>
+          <ns2:ligatures ns2:val="none"/>
         </w:rPr>
         <w:t xml:space="preserve">, la atención del siniestro quedó en la etapa de cotización parcial efectuada por </w:t>
       </w:r>
@@ -2135,7 +2135,7 @@
           <w:color w:val="000000"/>
           <w:kern w:val="0"/>
           <w:lang w:eastAsia="es-ES"/>
-          <w14:ligatures w14:val="none"/>
+          <ns2:ligatures ns2:val="none"/>
         </w:rPr>
         <w:t>Eurostar</w:t>
       </w:r>
@@ -2145,7 +2145,7 @@
           <w:color w:val="000000"/>
           <w:kern w:val="0"/>
           <w:lang w:eastAsia="es-ES"/>
-          <w14:ligatures w14:val="none"/>
+          <ns2:ligatures ns2:val="none"/>
         </w:rPr>
         <w:t xml:space="preserve">, sin que se le informara si dicha empresa remitió la liquidación a </w:t>
       </w:r>
@@ -2155,7 +2155,7 @@
           <w:color w:val="000000"/>
           <w:kern w:val="0"/>
           <w:lang w:eastAsia="es-ES"/>
-          <w14:ligatures w14:val="none"/>
+          <ns2:ligatures ns2:val="none"/>
         </w:rPr>
         <w:t>Quálitas</w:t>
       </w:r>
@@ -2165,7 +2165,7 @@
           <w:color w:val="000000"/>
           <w:kern w:val="0"/>
           <w:lang w:eastAsia="es-ES"/>
-          <w14:ligatures w14:val="none"/>
+          <ns2:ligatures ns2:val="none"/>
         </w:rPr>
         <w:t xml:space="preserve">, si </w:t>
       </w:r>
@@ -2175,7 +2175,7 @@
           <w:color w:val="000000"/>
           <w:kern w:val="0"/>
           <w:lang w:eastAsia="es-ES"/>
-          <w14:ligatures w14:val="none"/>
+          <ns2:ligatures ns2:val="none"/>
         </w:rPr>
         <w:t>la compañía aseguradora</w:t>
       </w:r>
@@ -2185,7 +2185,7 @@
           <w:color w:val="000000"/>
           <w:kern w:val="0"/>
           <w:lang w:eastAsia="es-ES"/>
-          <w14:ligatures w14:val="none"/>
+          <ns2:ligatures ns2:val="none"/>
         </w:rPr>
         <w:t xml:space="preserve"> emitió la aprobación correspondiente o si Eurostar</w:t>
       </w:r>
@@ -2195,7 +2195,7 @@
           <w:color w:val="000000"/>
           <w:kern w:val="0"/>
           <w:lang w:eastAsia="es-ES"/>
-          <w14:ligatures w14:val="none"/>
+          <ns2:ligatures ns2:val="none"/>
         </w:rPr>
         <w:t xml:space="preserve"> </w:t>
       </w:r>
@@ -2205,7 +2205,7 @@
           <w:color w:val="000000"/>
           <w:kern w:val="0"/>
           <w:lang w:eastAsia="es-ES"/>
-          <w14:ligatures w14:val="none"/>
+          <ns2:ligatures ns2:val="none"/>
         </w:rPr>
         <w:t xml:space="preserve">recibió alguna comunicación para continuar con la reparación del </w:t>
       </w:r>
@@ -2215,7 +2215,7 @@
           <w:color w:val="000000"/>
           <w:kern w:val="0"/>
           <w:lang w:eastAsia="es-ES"/>
-          <w14:ligatures w14:val="none"/>
+          <ns2:ligatures ns2:val="none"/>
         </w:rPr>
         <w:t>vehículo asegurado</w:t>
       </w:r>
@@ -2225,12 +2225,12 @@
           <w:color w:val="000000"/>
           <w:kern w:val="0"/>
           <w:lang w:eastAsia="es-ES"/>
-          <w14:ligatures w14:val="none"/>
+          <ns2:ligatures ns2:val="none"/>
         </w:rPr>
         <w:t>.</w:t>
       </w:r>
     </w:p>
-    <w:p>
+    <w:p ns2:paraId="60D726B4" ns2:textId="77777777">
       <w:pPr>
         <w:pStyle w:val="Prrafodelista"/>
         <w:rPr>
@@ -2238,11 +2238,11 @@
           <w:color w:val="000000"/>
           <w:kern w:val="0"/>
           <w:lang w:eastAsia="es-ES"/>
-          <w14:ligatures w14:val="none"/>
-        </w:rPr>
-      </w:pPr>
-    </w:p>
-    <w:p>
+          <ns2:ligatures ns2:val="none"/>
+        </w:rPr>
+      </w:pPr>
+    </w:p>
+    <w:p ns2:paraId="6FDBDDC1" ns2:textId="6334A05A">
       <w:pPr>
         <w:pStyle w:val="Prrafodelista"/>
         <w:numPr>
@@ -2260,16 +2260,16 @@
           <w:color w:val="000000"/>
           <w:kern w:val="0"/>
           <w:lang w:eastAsia="es-ES"/>
-          <w14:ligatures w14:val="none"/>
-        </w:rPr>
-      </w:pPr>
-      <w:r>
-        <w:rPr>
-          <w:rFonts w:ascii="Arial Narrow" w:eastAsia="Times New Roman" w:hAnsi="Arial Narrow" w:cs="Arial"/>
-          <w:color w:val="000000"/>
-          <w:kern w:val="0"/>
-          <w:lang w:eastAsia="es-ES"/>
-          <w14:ligatures w14:val="none"/>
+          <ns2:ligatures ns2:val="none"/>
+        </w:rPr>
+      </w:pPr>
+      <w:r>
+        <w:rPr>
+          <w:rFonts w:ascii="Arial Narrow" w:eastAsia="Times New Roman" w:hAnsi="Arial Narrow" w:cs="Arial"/>
+          <w:color w:val="000000"/>
+          <w:kern w:val="0"/>
+          <w:lang w:eastAsia="es-ES"/>
+          <ns2:ligatures ns2:val="none"/>
         </w:rPr>
         <w:t>Posteriormente, solicitó a</w:t>
       </w:r>
@@ -2279,7 +2279,7 @@
           <w:color w:val="000000"/>
           <w:kern w:val="0"/>
           <w:lang w:eastAsia="es-ES"/>
-          <w14:ligatures w14:val="none"/>
+          <ns2:ligatures ns2:val="none"/>
         </w:rPr>
         <w:t xml:space="preserve">l asesor del taller </w:t>
       </w:r>
@@ -2289,7 +2289,7 @@
           <w:color w:val="000000"/>
           <w:kern w:val="0"/>
           <w:lang w:eastAsia="es-ES"/>
-          <w14:ligatures w14:val="none"/>
+          <ns2:ligatures ns2:val="none"/>
         </w:rPr>
         <w:t xml:space="preserve">el Libro de Reclamaciones de Eurostar para registrar lo ocurrido durante la atención de la cita programada. </w:t>
       </w:r>
@@ -2299,7 +2299,7 @@
           <w:color w:val="000000"/>
           <w:kern w:val="0"/>
           <w:lang w:eastAsia="es-ES"/>
-          <w14:ligatures w14:val="none"/>
+          <ns2:ligatures ns2:val="none"/>
         </w:rPr>
         <w:t xml:space="preserve">El asesor del taller </w:t>
       </w:r>
@@ -2309,12 +2309,12 @@
           <w:color w:val="000000"/>
           <w:kern w:val="0"/>
           <w:lang w:eastAsia="es-ES"/>
-          <w14:ligatures w14:val="none"/>
+          <ns2:ligatures ns2:val="none"/>
         </w:rPr>
         <w:t xml:space="preserve">le indicó que Eurostar no contaba con un libro físico y que el registro podía realizarse de forma virtual mediante el portal web de la empresa. No obstante, ingresó al portal web de Eurostar y no encontró disponible el Libro de Reclamaciones virtual. </w:t>
       </w:r>
     </w:p>
-    <w:p>
+    <w:p ns2:paraId="297ED09F" ns2:textId="77777777">
       <w:pPr>
         <w:pStyle w:val="Prrafodelista"/>
         <w:spacing w:after="0" w:line="240" w:lineRule="auto"/>
@@ -2325,11 +2325,11 @@
           <w:color w:val="000000"/>
           <w:kern w:val="0"/>
           <w:lang w:eastAsia="es-ES"/>
-          <w14:ligatures w14:val="none"/>
-        </w:rPr>
-      </w:pPr>
-    </w:p>
-    <w:p>
+          <ns2:ligatures ns2:val="none"/>
+        </w:rPr>
+      </w:pPr>
+    </w:p>
+    <w:p ns2:paraId="011636F0" ns2:textId="71523C9F">
       <w:pPr>
         <w:pStyle w:val="Prrafodelista"/>
         <w:numPr>
@@ -2347,16 +2347,16 @@
           <w:color w:val="000000"/>
           <w:kern w:val="0"/>
           <w:lang w:eastAsia="es-ES"/>
-          <w14:ligatures w14:val="none"/>
-        </w:rPr>
-      </w:pPr>
-      <w:r>
-        <w:rPr>
-          <w:rFonts w:ascii="Arial Narrow" w:eastAsia="Times New Roman" w:hAnsi="Arial Narrow" w:cs="Arial"/>
-          <w:color w:val="000000"/>
-          <w:kern w:val="0"/>
-          <w:lang w:eastAsia="es-ES"/>
-          <w14:ligatures w14:val="none"/>
+          <ns2:ligatures ns2:val="none"/>
+        </w:rPr>
+      </w:pPr>
+      <w:r>
+        <w:rPr>
+          <w:rFonts w:ascii="Arial Narrow" w:eastAsia="Times New Roman" w:hAnsi="Arial Narrow" w:cs="Arial"/>
+          <w:color w:val="000000"/>
+          <w:kern w:val="0"/>
+          <w:lang w:eastAsia="es-ES"/>
+          <ns2:ligatures ns2:val="none"/>
         </w:rPr>
         <w:t xml:space="preserve">El 12 de abril del 2026, realizó una nueva revisión del portal web de </w:t>
       </w:r>
@@ -2367,7 +2367,7 @@
           <w:color w:val="000000"/>
           <w:kern w:val="0"/>
           <w:lang w:eastAsia="es-ES"/>
-          <w14:ligatures w14:val="none"/>
+          <ns2:ligatures ns2:val="none"/>
         </w:rPr>
         <w:t xml:space="preserve">Eurostar </w:t>
       </w:r>
@@ -2378,7 +2378,7 @@
           <w:color w:val="000000"/>
           <w:kern w:val="0"/>
           <w:lang w:eastAsia="es-ES"/>
-          <w14:ligatures w14:val="none"/>
+          <ns2:ligatures ns2:val="none"/>
         </w:rPr>
         <w:t>pero</w:t>
       </w:r>
@@ -2388,12 +2388,12 @@
           <w:color w:val="000000"/>
           <w:kern w:val="0"/>
           <w:lang w:eastAsia="es-ES"/>
-          <w14:ligatures w14:val="none"/>
+          <ns2:ligatures ns2:val="none"/>
         </w:rPr>
         <w:t xml:space="preserve"> no encontró disponible el Libro de Reclamaciones virtual para registrar una reclamación.</w:t>
       </w:r>
     </w:p>
-    <w:p>
+    <w:p ns2:paraId="4C463A20" ns2:textId="77777777">
       <w:pPr>
         <w:pStyle w:val="Prrafodelista"/>
         <w:spacing w:after="0" w:line="240" w:lineRule="auto"/>
@@ -2404,11 +2404,11 @@
           <w:color w:val="000000"/>
           <w:kern w:val="0"/>
           <w:lang w:eastAsia="es-ES"/>
-          <w14:ligatures w14:val="none"/>
-        </w:rPr>
-      </w:pPr>
-    </w:p>
-    <w:p>
+          <ns2:ligatures ns2:val="none"/>
+        </w:rPr>
+      </w:pPr>
+    </w:p>
+    <w:p ns2:paraId="2FB14F49" ns2:textId="3BEAF8E7">
       <w:pPr>
         <w:pStyle w:val="Prrafodelista"/>
         <w:numPr>
@@ -2426,16 +2426,16 @@
           <w:color w:val="000000"/>
           <w:kern w:val="0"/>
           <w:lang w:eastAsia="es-ES"/>
-          <w14:ligatures w14:val="none"/>
-        </w:rPr>
-      </w:pPr>
-      <w:r>
-        <w:rPr>
-          <w:rFonts w:ascii="Arial Narrow" w:eastAsia="Times New Roman" w:hAnsi="Arial Narrow" w:cs="Arial"/>
-          <w:color w:val="000000"/>
-          <w:kern w:val="0"/>
-          <w:lang w:eastAsia="es-ES"/>
-          <w14:ligatures w14:val="none"/>
+          <ns2:ligatures ns2:val="none"/>
+        </w:rPr>
+      </w:pPr>
+      <w:r>
+        <w:rPr>
+          <w:rFonts w:ascii="Arial Narrow" w:eastAsia="Times New Roman" w:hAnsi="Arial Narrow" w:cs="Arial"/>
+          <w:color w:val="000000"/>
+          <w:kern w:val="0"/>
+          <w:lang w:eastAsia="es-ES"/>
+          <ns2:ligatures ns2:val="none"/>
         </w:rPr>
         <w:t>Hasta la fecha</w:t>
       </w:r>
@@ -2445,7 +2445,7 @@
           <w:color w:val="000000"/>
           <w:kern w:val="0"/>
           <w:lang w:eastAsia="es-ES"/>
-          <w14:ligatures w14:val="none"/>
+          <ns2:ligatures ns2:val="none"/>
         </w:rPr>
         <w:t xml:space="preserve">, </w:t>
       </w:r>
@@ -2455,7 +2455,7 @@
           <w:color w:val="000000"/>
           <w:kern w:val="0"/>
           <w:lang w:eastAsia="es-ES"/>
-          <w14:ligatures w14:val="none"/>
+          <ns2:ligatures ns2:val="none"/>
         </w:rPr>
         <w:t xml:space="preserve">Quálitas </w:t>
       </w:r>
@@ -2465,7 +2465,7 @@
           <w:color w:val="000000"/>
           <w:kern w:val="0"/>
           <w:lang w:eastAsia="es-ES"/>
-          <w14:ligatures w14:val="none"/>
+          <ns2:ligatures ns2:val="none"/>
         </w:rPr>
         <w:t xml:space="preserve">no brindó conformidad ni aprobación a la cotización realizada por </w:t>
       </w:r>
@@ -2475,7 +2475,7 @@
           <w:color w:val="000000"/>
           <w:kern w:val="0"/>
           <w:lang w:eastAsia="es-ES"/>
-          <w14:ligatures w14:val="none"/>
+          <ns2:ligatures ns2:val="none"/>
         </w:rPr>
         <w:t>Eurostar</w:t>
       </w:r>
@@ -2485,7 +2485,7 @@
           <w:color w:val="000000"/>
           <w:kern w:val="0"/>
           <w:lang w:eastAsia="es-ES"/>
-          <w14:ligatures w14:val="none"/>
+          <ns2:ligatures ns2:val="none"/>
         </w:rPr>
         <w:t xml:space="preserve">, taller que formaba parte de su lista de talleres como “Gamma Alta </w:t>
       </w:r>
@@ -2496,7 +2496,7 @@
           <w:color w:val="000000"/>
           <w:kern w:val="0"/>
           <w:lang w:eastAsia="es-ES"/>
-          <w14:ligatures w14:val="none"/>
+          <ns2:ligatures ns2:val="none"/>
         </w:rPr>
         <w:t>Qualificado</w:t>
       </w:r>
@@ -2507,7 +2507,7 @@
           <w:color w:val="000000"/>
           <w:kern w:val="0"/>
           <w:lang w:eastAsia="es-ES"/>
-          <w14:ligatures w14:val="none"/>
+          <ns2:ligatures ns2:val="none"/>
         </w:rPr>
         <w:t>”.</w:t>
       </w:r>
@@ -2517,7 +2517,7 @@
           <w:color w:val="000000"/>
           <w:kern w:val="0"/>
           <w:lang w:eastAsia="es-ES"/>
-          <w14:ligatures w14:val="none"/>
+          <ns2:ligatures ns2:val="none"/>
         </w:rPr>
         <w:t xml:space="preserve"> Además, Eurostar </w:t>
       </w:r>
@@ -2527,7 +2527,7 @@
           <w:color w:val="000000"/>
           <w:kern w:val="0"/>
           <w:lang w:eastAsia="es-ES"/>
-          <w14:ligatures w14:val="none"/>
+          <ns2:ligatures ns2:val="none"/>
         </w:rPr>
         <w:t xml:space="preserve">no le comunicó el estado del trámite de aprobación de la cotización ante </w:t>
       </w:r>
@@ -2537,7 +2537,7 @@
           <w:color w:val="000000"/>
           <w:kern w:val="0"/>
           <w:lang w:eastAsia="es-ES"/>
-          <w14:ligatures w14:val="none"/>
+          <ns2:ligatures ns2:val="none"/>
         </w:rPr>
         <w:t xml:space="preserve">la compañía </w:t>
       </w:r>
@@ -2547,7 +2547,7 @@
           <w:color w:val="000000"/>
           <w:kern w:val="0"/>
           <w:lang w:eastAsia="es-ES"/>
-          <w14:ligatures w14:val="none"/>
+          <ns2:ligatures ns2:val="none"/>
         </w:rPr>
         <w:t xml:space="preserve">aseguradora </w:t>
       </w:r>
@@ -2557,7 +2557,7 @@
           <w:color w:val="000000"/>
           <w:kern w:val="0"/>
           <w:lang w:eastAsia="es-ES"/>
-          <w14:ligatures w14:val="none"/>
+          <ns2:ligatures ns2:val="none"/>
         </w:rPr>
         <w:t xml:space="preserve">ni le brindó información para continuar con la reparación del </w:t>
       </w:r>
@@ -2567,7 +2567,7 @@
           <w:color w:val="000000"/>
           <w:kern w:val="0"/>
           <w:lang w:eastAsia="es-ES"/>
-          <w14:ligatures w14:val="none"/>
+          <ns2:ligatures ns2:val="none"/>
         </w:rPr>
         <w:t>vehículo asegurado</w:t>
       </w:r>
@@ -2577,12 +2577,12 @@
           <w:color w:val="000000"/>
           <w:kern w:val="0"/>
           <w:lang w:eastAsia="es-ES"/>
-          <w14:ligatures w14:val="none"/>
+          <ns2:ligatures ns2:val="none"/>
         </w:rPr>
         <w:t>.</w:t>
       </w:r>
     </w:p>
-    <w:p>
+    <w:p ns2:paraId="76630485" ns2:textId="77777777">
       <w:pPr>
         <w:tabs>
           <w:tab w:val="left" w:pos="1134"/>
@@ -2594,11 +2594,11 @@
           <w:color w:val="000000"/>
           <w:kern w:val="0"/>
           <w:lang w:eastAsia="es-ES"/>
-          <w14:ligatures w14:val="none"/>
-        </w:rPr>
-      </w:pPr>
-    </w:p>
-    <w:p>
+          <ns2:ligatures ns2:val="none"/>
+        </w:rPr>
+      </w:pPr>
+    </w:p>
+    <w:p ns2:paraId="4FB15987" ns2:textId="25701CE8">
       <w:pPr>
         <w:numPr>
           <w:ilvl w:val="1"/>
@@ -2616,7 +2616,7 @@
           <w:color w:val="000000"/>
           <w:kern w:val="0"/>
           <w:lang w:val="es-ES" w:eastAsia="es-ES"/>
-          <w14:ligatures w14:val="none"/>
+          <ns2:ligatures ns2:val="none"/>
         </w:rPr>
       </w:pPr>
       <w:r>
@@ -2625,7 +2625,7 @@
           <w:color w:val="000000"/>
           <w:kern w:val="0"/>
           <w:lang w:val="es-ES" w:eastAsia="es-ES"/>
-          <w14:ligatures w14:val="none"/>
+          <ns2:ligatures ns2:val="none"/>
         </w:rPr>
         <w:t xml:space="preserve">Los señores [APELLIDO] [APELLIDO] y [APELLIDO] [APELLIDO] solicitaron, en calidad de medida correctiva, que: (i) Quálitas y Eurostar cumplan con proseguir con el trámite para la reparación del vehículo asegurado; (ii) Quálitas y Eurostar cumplan con entregar un informe documentado del flujo del caso indicando fechas (recepción, inspección, emisión de cotización, comunicación), áreas, funcionarios responsables y motivo del bloqueo de atención; (iii) Quálitas y Eurostar cumplan con emitir, dentro de un plazo perentorio, un pronunciamiento escrito, motivado y debidamente sustentado sobre la procedencia, observación o rechazo de la reparación vinculada a la Orden 27741, incluyendo las razones técnicas, contractuales y operativas que sustenten su decisión; (iv) Eurostar cumplan con tener un libro de reclamaciones físico y virtual totalmente habilitado; (v) Quálitas y Eurostar cumplan con remitirle una carta de disculpas con firma de sus respectivos gerentes por el trato discriminatorio realizado el 27 de enero de 2026 hasta la fecha, por no haber brindado una respuesta ni solución sobre el siniestro; (vi) Quálitas y Eurostar cumplan con implementar y acreditar un protocolo interno de atención no discriminatoria y de no represalia respecto de consumidores que mantengan reclamos, denuncias o procedimientos en trámite, garantizando que tales antecedentes no constituyan motivo de restricción, demora o negativa del servicio; (vii) Eurostar cumpla con mejorar sus políticas de atención al cliente; y, (viii) Quálitas y Eurostar cumplan con reconocer el los gastos generados y el daño ocasionado en virtud de los hechos materia de denuncia, así como a un abogado, estimado en la suma de S/ 7 000,00 de manera solidaria. Asimismo, requirió el reembolso de costos y costas del presente procedimiento.</w:t>
       </w:r>
@@ -2633,7 +2633,7 @@
         <w:rPr>
           <w:rFonts w:ascii="Arial Narrow" w:eastAsia="Calibri" w:hAnsi="Arial Narrow" w:cs="Arial"/>
           <w:kern w:val="0"/>
-          <w14:ligatures w14:val="none"/>
+          <ns2:ligatures ns2:val="none"/>
         </w:rPr>
         <w:t xml:space="preserve"/>
       </w:r>
@@ -2643,7 +2643,7 @@
           <w:color w:val="000000"/>
           <w:kern w:val="0"/>
           <w:lang w:val="es-ES" w:eastAsia="es-ES"/>
-          <w14:ligatures w14:val="none"/>
+          <ns2:ligatures ns2:val="none"/>
         </w:rPr>
         <w:t/>
       </w:r>
@@ -2653,7 +2653,7 @@
           <w:color w:val="000000"/>
           <w:kern w:val="0"/>
           <w:lang w:val="es-ES" w:eastAsia="es-ES"/>
-          <w14:ligatures w14:val="none"/>
+          <ns2:ligatures ns2:val="none"/>
         </w:rPr>
         <w:t/>
       </w:r>
@@ -2664,7 +2664,7 @@
           <w:color w:val="000000"/>
           <w:kern w:val="0"/>
           <w:lang w:val="es-ES" w:eastAsia="es-ES"/>
-          <w14:ligatures w14:val="none"/>
+          <ns2:ligatures ns2:val="none"/>
         </w:rPr>
         <w:t xml:space="preserve"/>
       </w:r>
@@ -2674,7 +2674,7 @@
           <w:color w:val="000000"/>
           <w:kern w:val="0"/>
           <w:lang w:val="es-ES" w:eastAsia="es-ES"/>
-          <w14:ligatures w14:val="none"/>
+          <ns2:ligatures ns2:val="none"/>
         </w:rPr>
         <w:t/>
       </w:r>
@@ -2684,7 +2684,7 @@
           <w:color w:val="000000"/>
           <w:kern w:val="0"/>
           <w:lang w:val="es-ES" w:eastAsia="es-ES"/>
-          <w14:ligatures w14:val="none"/>
+          <ns2:ligatures ns2:val="none"/>
         </w:rPr>
         <w:t xml:space="preserve"/>
       </w:r>
@@ -2694,7 +2694,7 @@
           <w:color w:val="000000"/>
           <w:kern w:val="0"/>
           <w:lang w:val="es-ES" w:eastAsia="es-ES"/>
-          <w14:ligatures w14:val="none"/>
+          <ns2:ligatures ns2:val="none"/>
         </w:rPr>
         <w:t/>
       </w:r>
@@ -2704,7 +2704,7 @@
           <w:color w:val="000000"/>
           <w:kern w:val="0"/>
           <w:lang w:val="es-ES" w:eastAsia="es-ES"/>
-          <w14:ligatures w14:val="none"/>
+          <ns2:ligatures ns2:val="none"/>
         </w:rPr>
         <w:t xml:space="preserve"/>
       </w:r>
@@ -2714,7 +2714,7 @@
           <w:color w:val="000000"/>
           <w:kern w:val="0"/>
           <w:lang w:val="es-ES" w:eastAsia="es-ES"/>
-          <w14:ligatures w14:val="none"/>
+          <ns2:ligatures ns2:val="none"/>
         </w:rPr>
         <w:t/>
       </w:r>
@@ -2725,7 +2725,7 @@
           <w:color w:val="000000"/>
           <w:kern w:val="0"/>
           <w:lang w:val="es-ES" w:eastAsia="es-ES"/>
-          <w14:ligatures w14:val="none"/>
+          <ns2:ligatures ns2:val="none"/>
         </w:rPr>
         <w:t/>
       </w:r>
@@ -2736,7 +2736,7 @@
           <w:color w:val="000000"/>
           <w:kern w:val="0"/>
           <w:lang w:val="es-ES" w:eastAsia="es-ES"/>
-          <w14:ligatures w14:val="none"/>
+          <ns2:ligatures ns2:val="none"/>
         </w:rPr>
         <w:t/>
       </w:r>
@@ -2746,7 +2746,7 @@
           <w:color w:val="000000"/>
           <w:kern w:val="0"/>
           <w:lang w:val="es-ES" w:eastAsia="es-ES"/>
-          <w14:ligatures w14:val="none"/>
+          <ns2:ligatures ns2:val="none"/>
         </w:rPr>
         <w:t/>
       </w:r>
@@ -2756,7 +2756,7 @@
           <w:color w:val="000000"/>
           <w:kern w:val="0"/>
           <w:lang w:val="es-ES" w:eastAsia="es-ES"/>
-          <w14:ligatures w14:val="none"/>
+          <ns2:ligatures ns2:val="none"/>
         </w:rPr>
         <w:t xml:space="preserve"/>
       </w:r>
@@ -2767,7 +2767,7 @@
           <w:color w:val="000000"/>
           <w:kern w:val="0"/>
           <w:lang w:val="es-ES" w:eastAsia="es-ES"/>
-          <w14:ligatures w14:val="none"/>
+          <ns2:ligatures ns2:val="none"/>
         </w:rPr>
         <w:t/>
       </w:r>
@@ -2778,7 +2778,7 @@
           <w:color w:val="000000"/>
           <w:kern w:val="0"/>
           <w:lang w:val="es-ES" w:eastAsia="es-ES"/>
-          <w14:ligatures w14:val="none"/>
+          <ns2:ligatures ns2:val="none"/>
         </w:rPr>
         <w:t/>
       </w:r>
@@ -2788,7 +2788,7 @@
           <w:color w:val="000000"/>
           <w:kern w:val="0"/>
           <w:lang w:val="es-ES" w:eastAsia="es-ES"/>
-          <w14:ligatures w14:val="none"/>
+          <ns2:ligatures ns2:val="none"/>
         </w:rPr>
         <w:t xml:space="preserve"/>
       </w:r>
@@ -2798,7 +2798,7 @@
           <w:color w:val="000000"/>
           <w:kern w:val="0"/>
           <w:lang w:val="es-ES" w:eastAsia="es-ES"/>
-          <w14:ligatures w14:val="none"/>
+          <ns2:ligatures ns2:val="none"/>
         </w:rPr>
         <w:t/>
       </w:r>
@@ -2808,7 +2808,7 @@
           <w:color w:val="000000"/>
           <w:kern w:val="0"/>
           <w:lang w:val="es-ES" w:eastAsia="es-ES"/>
-          <w14:ligatures w14:val="none"/>
+          <ns2:ligatures ns2:val="none"/>
         </w:rPr>
         <w:t/>
       </w:r>
@@ -2818,7 +2818,7 @@
           <w:color w:val="000000"/>
           <w:kern w:val="0"/>
           <w:lang w:val="es-ES" w:eastAsia="es-ES"/>
-          <w14:ligatures w14:val="none"/>
+          <ns2:ligatures ns2:val="none"/>
         </w:rPr>
         <w:t xml:space="preserve"/>
       </w:r>
@@ -2829,7 +2829,7 @@
           <w:color w:val="000000"/>
           <w:kern w:val="0"/>
           <w:lang w:val="es-ES" w:eastAsia="es-ES"/>
-          <w14:ligatures w14:val="none"/>
+          <ns2:ligatures ns2:val="none"/>
         </w:rPr>
         <w:t/>
       </w:r>
@@ -2840,7 +2840,7 @@
           <w:color w:val="000000"/>
           <w:kern w:val="0"/>
           <w:lang w:val="es-ES" w:eastAsia="es-ES"/>
-          <w14:ligatures w14:val="none"/>
+          <ns2:ligatures ns2:val="none"/>
         </w:rPr>
         <w:t xml:space="preserve"/>
       </w:r>
@@ -2850,7 +2850,7 @@
           <w:color w:val="000000"/>
           <w:kern w:val="0"/>
           <w:lang w:val="es-ES" w:eastAsia="es-ES"/>
-          <w14:ligatures w14:val="none"/>
+          <ns2:ligatures ns2:val="none"/>
         </w:rPr>
         <w:t/>
       </w:r>
@@ -2860,7 +2860,7 @@
           <w:color w:val="000000"/>
           <w:kern w:val="0"/>
           <w:lang w:val="es-ES" w:eastAsia="es-ES"/>
-          <w14:ligatures w14:val="none"/>
+          <ns2:ligatures ns2:val="none"/>
         </w:rPr>
         <w:t xml:space="preserve"/>
       </w:r>
@@ -2870,7 +2870,7 @@
           <w:color w:val="000000"/>
           <w:kern w:val="0"/>
           <w:lang w:val="es-ES" w:eastAsia="es-ES"/>
-          <w14:ligatures w14:val="none"/>
+          <ns2:ligatures ns2:val="none"/>
         </w:rPr>
         <w:t/>
       </w:r>
@@ -2880,7 +2880,7 @@
           <w:color w:val="000000"/>
           <w:kern w:val="0"/>
           <w:lang w:val="es-ES" w:eastAsia="es-ES"/>
-          <w14:ligatures w14:val="none"/>
+          <ns2:ligatures ns2:val="none"/>
         </w:rPr>
         <w:t xml:space="preserve"/>
       </w:r>
@@ -2890,7 +2890,7 @@
           <w:color w:val="000000"/>
           <w:kern w:val="0"/>
           <w:lang w:val="es-ES" w:eastAsia="es-ES"/>
-          <w14:ligatures w14:val="none"/>
+          <ns2:ligatures ns2:val="none"/>
         </w:rPr>
         <w:t/>
       </w:r>
@@ -2900,7 +2900,7 @@
           <w:color w:val="000000"/>
           <w:kern w:val="0"/>
           <w:lang w:val="es-ES" w:eastAsia="es-ES"/>
-          <w14:ligatures w14:val="none"/>
+          <ns2:ligatures ns2:val="none"/>
         </w:rPr>
         <w:t xml:space="preserve"/>
       </w:r>
@@ -2910,7 +2910,7 @@
           <w:color w:val="000000"/>
           <w:kern w:val="0"/>
           <w:lang w:val="es-ES" w:eastAsia="es-ES"/>
-          <w14:ligatures w14:val="none"/>
+          <ns2:ligatures ns2:val="none"/>
         </w:rPr>
         <w:t xml:space="preserve"/>
       </w:r>
@@ -2920,7 +2920,7 @@
           <w:color w:val="000000"/>
           <w:kern w:val="0"/>
           <w:lang w:val="es-ES" w:eastAsia="es-ES"/>
-          <w14:ligatures w14:val="none"/>
+          <ns2:ligatures ns2:val="none"/>
         </w:rPr>
         <w:t/>
       </w:r>
@@ -2930,7 +2930,7 @@
           <w:color w:val="000000"/>
           <w:kern w:val="0"/>
           <w:lang w:val="es-ES" w:eastAsia="es-ES"/>
-          <w14:ligatures w14:val="none"/>
+          <ns2:ligatures ns2:val="none"/>
         </w:rPr>
         <w:t xml:space="preserve"/>
       </w:r>
@@ -2940,7 +2940,7 @@
           <w:color w:val="000000"/>
           <w:kern w:val="0"/>
           <w:lang w:val="es-ES" w:eastAsia="es-ES"/>
-          <w14:ligatures w14:val="none"/>
+          <ns2:ligatures ns2:val="none"/>
         </w:rPr>
         <w:t xml:space="preserve"/>
       </w:r>
@@ -2950,7 +2950,7 @@
           <w:color w:val="000000"/>
           <w:kern w:val="0"/>
           <w:lang w:val="es-ES" w:eastAsia="es-ES"/>
-          <w14:ligatures w14:val="none"/>
+          <ns2:ligatures ns2:val="none"/>
         </w:rPr>
         <w:t xml:space="preserve"/>
       </w:r>
@@ -2960,7 +2960,7 @@
           <w:color w:val="000000"/>
           <w:kern w:val="0"/>
           <w:lang w:val="es-ES" w:eastAsia="es-ES"/>
-          <w14:ligatures w14:val="none"/>
+          <ns2:ligatures ns2:val="none"/>
         </w:rPr>
         <w:t xml:space="preserve"/>
       </w:r>
@@ -2970,7 +2970,7 @@
           <w:color w:val="000000"/>
           <w:kern w:val="0"/>
           <w:lang w:val="es-ES" w:eastAsia="es-ES"/>
-          <w14:ligatures w14:val="none"/>
+          <ns2:ligatures ns2:val="none"/>
         </w:rPr>
         <w:lastRenderedPageBreak/>
         <w:t/>
@@ -2981,7 +2981,7 @@
           <w:color w:val="000000"/>
           <w:kern w:val="0"/>
           <w:lang w:val="es-ES" w:eastAsia="es-ES"/>
-          <w14:ligatures w14:val="none"/>
+          <ns2:ligatures ns2:val="none"/>
         </w:rPr>
         <w:t/>
       </w:r>
@@ -2991,7 +2991,7 @@
           <w:color w:val="000000"/>
           <w:kern w:val="0"/>
           <w:lang w:val="es-ES" w:eastAsia="es-ES"/>
-          <w14:ligatures w14:val="none"/>
+          <ns2:ligatures ns2:val="none"/>
         </w:rPr>
         <w:t xml:space="preserve"/>
       </w:r>
@@ -3002,7 +3002,7 @@
           <w:color w:val="000000"/>
           <w:kern w:val="0"/>
           <w:lang w:val="es-ES" w:eastAsia="es-ES"/>
-          <w14:ligatures w14:val="none"/>
+          <ns2:ligatures ns2:val="none"/>
         </w:rPr>
         <w:t/>
       </w:r>
@@ -3013,7 +3013,7 @@
           <w:color w:val="000000"/>
           <w:kern w:val="0"/>
           <w:lang w:val="es-ES" w:eastAsia="es-ES"/>
-          <w14:ligatures w14:val="none"/>
+          <ns2:ligatures ns2:val="none"/>
         </w:rPr>
         <w:t xml:space="preserve"/>
       </w:r>
@@ -3023,7 +3023,7 @@
           <w:color w:val="000000"/>
           <w:kern w:val="0"/>
           <w:lang w:val="es-ES" w:eastAsia="es-ES"/>
-          <w14:ligatures w14:val="none"/>
+          <ns2:ligatures ns2:val="none"/>
         </w:rPr>
         <w:t/>
       </w:r>
@@ -3033,7 +3033,7 @@
           <w:color w:val="000000"/>
           <w:kern w:val="0"/>
           <w:lang w:val="es-ES" w:eastAsia="es-ES"/>
-          <w14:ligatures w14:val="none"/>
+          <ns2:ligatures ns2:val="none"/>
         </w:rPr>
         <w:t xml:space="preserve"/>
       </w:r>
@@ -3043,7 +3043,7 @@
           <w:color w:val="000000"/>
           <w:kern w:val="0"/>
           <w:lang w:val="es-ES" w:eastAsia="es-ES"/>
-          <w14:ligatures w14:val="none"/>
+          <ns2:ligatures ns2:val="none"/>
         </w:rPr>
         <w:t xml:space="preserve"/>
       </w:r>
@@ -3053,7 +3053,7 @@
           <w:color w:val="000000"/>
           <w:kern w:val="0"/>
           <w:lang w:val="es-ES" w:eastAsia="es-ES"/>
-          <w14:ligatures w14:val="none"/>
+          <ns2:ligatures ns2:val="none"/>
         </w:rPr>
         <w:t/>
       </w:r>
@@ -3064,7 +3064,7 @@
           <w:color w:val="000000"/>
           <w:kern w:val="0"/>
           <w:lang w:val="es-ES" w:eastAsia="es-ES"/>
-          <w14:ligatures w14:val="none"/>
+          <ns2:ligatures ns2:val="none"/>
         </w:rPr>
         <w:t/>
       </w:r>
@@ -3075,7 +3075,7 @@
           <w:color w:val="000000"/>
           <w:kern w:val="0"/>
           <w:lang w:val="es-ES" w:eastAsia="es-ES"/>
-          <w14:ligatures w14:val="none"/>
+          <ns2:ligatures ns2:val="none"/>
         </w:rPr>
         <w:t xml:space="preserve"/>
       </w:r>
@@ -3085,7 +3085,7 @@
           <w:color w:val="000000"/>
           <w:kern w:val="0"/>
           <w:lang w:val="es-ES" w:eastAsia="es-ES"/>
-          <w14:ligatures w14:val="none"/>
+          <ns2:ligatures ns2:val="none"/>
         </w:rPr>
         <w:t/>
       </w:r>
@@ -3095,7 +3095,7 @@
           <w:color w:val="000000"/>
           <w:kern w:val="0"/>
           <w:lang w:val="es-ES" w:eastAsia="es-ES"/>
-          <w14:ligatures w14:val="none"/>
+          <ns2:ligatures ns2:val="none"/>
         </w:rPr>
         <w:t xml:space="preserve"/>
       </w:r>
@@ -3105,7 +3105,7 @@
           <w:color w:val="000000"/>
           <w:kern w:val="0"/>
           <w:lang w:val="es-ES" w:eastAsia="es-ES"/>
-          <w14:ligatures w14:val="none"/>
+          <ns2:ligatures ns2:val="none"/>
         </w:rPr>
         <w:t xml:space="preserve"/>
       </w:r>
@@ -3115,7 +3115,7 @@
           <w:color w:val="000000"/>
           <w:kern w:val="0"/>
           <w:lang w:val="es-ES" w:eastAsia="es-ES"/>
-          <w14:ligatures w14:val="none"/>
+          <ns2:ligatures ns2:val="none"/>
         </w:rPr>
         <w:t/>
       </w:r>
@@ -3125,7 +3125,7 @@
           <w:color w:val="000000"/>
           <w:kern w:val="0"/>
           <w:lang w:val="es-ES" w:eastAsia="es-ES"/>
-          <w14:ligatures w14:val="none"/>
+          <ns2:ligatures ns2:val="none"/>
         </w:rPr>
         <w:t xml:space="preserve"/>
       </w:r>
@@ -3135,7 +3135,7 @@
           <w:color w:val="000000"/>
           <w:kern w:val="0"/>
           <w:lang w:val="es-ES" w:eastAsia="es-ES"/>
-          <w14:ligatures w14:val="none"/>
+          <ns2:ligatures ns2:val="none"/>
         </w:rPr>
         <w:t xml:space="preserve"/>
       </w:r>
@@ -3145,7 +3145,7 @@
           <w:color w:val="000000"/>
           <w:kern w:val="0"/>
           <w:lang w:val="es-ES" w:eastAsia="es-ES"/>
-          <w14:ligatures w14:val="none"/>
+          <ns2:ligatures ns2:val="none"/>
         </w:rPr>
         <w:t/>
       </w:r>
@@ -3155,7 +3155,7 @@
           <w:color w:val="000000"/>
           <w:kern w:val="0"/>
           <w:lang w:val="es-ES" w:eastAsia="es-ES"/>
-          <w14:ligatures w14:val="none"/>
+          <ns2:ligatures ns2:val="none"/>
         </w:rPr>
         <w:t xml:space="preserve"/>
       </w:r>
@@ -3165,7 +3165,7 @@
           <w:color w:val="000000"/>
           <w:kern w:val="0"/>
           <w:lang w:val="es-ES" w:eastAsia="es-ES"/>
-          <w14:ligatures w14:val="none"/>
+          <ns2:ligatures ns2:val="none"/>
         </w:rPr>
         <w:t xml:space="preserve"/>
       </w:r>
@@ -3175,7 +3175,7 @@
           <w:color w:val="000000"/>
           <w:kern w:val="0"/>
           <w:lang w:val="es-ES" w:eastAsia="es-ES"/>
-          <w14:ligatures w14:val="none"/>
+          <ns2:ligatures ns2:val="none"/>
         </w:rPr>
         <w:t/>
       </w:r>
@@ -3185,7 +3185,7 @@
           <w:color w:val="000000"/>
           <w:kern w:val="0"/>
           <w:lang w:val="es-ES" w:eastAsia="es-ES"/>
-          <w14:ligatures w14:val="none"/>
+          <ns2:ligatures ns2:val="none"/>
         </w:rPr>
         <w:t/>
       </w:r>
@@ -3195,7 +3195,7 @@
           <w:color w:val="000000"/>
           <w:kern w:val="0"/>
           <w:lang w:val="es-ES" w:eastAsia="es-ES"/>
-          <w14:ligatures w14:val="none"/>
+          <ns2:ligatures ns2:val="none"/>
         </w:rPr>
         <w:t/>
       </w:r>
@@ -3205,7 +3205,7 @@
           <w:color w:val="000000"/>
           <w:kern w:val="0"/>
           <w:lang w:val="es-ES" w:eastAsia="es-ES"/>
-          <w14:ligatures w14:val="none"/>
+          <ns2:ligatures ns2:val="none"/>
         </w:rPr>
         <w:t xml:space="preserve"/>
       </w:r>
@@ -3215,13 +3215,13 @@
           <w:color w:val="000000"/>
           <w:kern w:val="0"/>
           <w:lang w:val="es-ES" w:eastAsia="es-ES"/>
-          <w14:ligatures w14:val="none"/>
+          <ns2:ligatures ns2:val="none"/>
         </w:rPr>
         <w:t/>
       </w:r>
     </w:p>
     <w:bookmarkEnd w:id="5"/>
-    <w:p>
+    <w:p ns2:paraId="61C46995" ns2:textId="77777777">
       <w:pPr>
         <w:spacing w:after="0" w:line="240" w:lineRule="auto"/>
         <w:contextualSpacing/>
@@ -3232,11 +3232,11 @@
           <w:color w:val="000000"/>
           <w:kern w:val="0"/>
           <w:lang w:eastAsia="es-PE"/>
-          <w14:ligatures w14:val="none"/>
-        </w:rPr>
-      </w:pPr>
-    </w:p>
-    <w:p>
+          <ns2:ligatures ns2:val="none"/>
+        </w:rPr>
+      </w:pPr>
+    </w:p>
+    <w:p ns2:paraId="4713554A" ns2:textId="77777777">
       <w:pPr>
         <w:pStyle w:val="Prrafodelista"/>
         <w:numPr>
@@ -3256,22 +3256,22 @@
           <w:color w:val="000000"/>
           <w:kern w:val="0"/>
           <w:lang w:eastAsia="es-PE"/>
-          <w14:ligatures w14:val="none"/>
-        </w:rPr>
-      </w:pPr>
-      <w:r>
-        <w:rPr>
-          <w:rFonts w:ascii="Arial Narrow" w:eastAsia="Arial Narrow" w:hAnsi="Arial Narrow" w:cs="Arial Narrow"/>
-          <w:b/>
-          <w:color w:val="000000"/>
-          <w:kern w:val="0"/>
-          <w:lang w:eastAsia="es-PE"/>
-          <w14:ligatures w14:val="none"/>
+          <ns2:ligatures ns2:val="none"/>
+        </w:rPr>
+      </w:pPr>
+      <w:r>
+        <w:rPr>
+          <w:rFonts w:ascii="Arial Narrow" w:eastAsia="Arial Narrow" w:hAnsi="Arial Narrow" w:cs="Arial Narrow"/>
+          <w:b/>
+          <w:color w:val="000000"/>
+          <w:kern w:val="0"/>
+          <w:lang w:eastAsia="es-PE"/>
+          <ns2:ligatures ns2:val="none"/>
         </w:rPr>
         <w:t>DE LA ADMISIÓN A TRÁMITE DE LA DENUNCIA</w:t>
       </w:r>
     </w:p>
-    <w:p>
+    <w:p ns2:paraId="4BBBE1C2" ns2:textId="77777777">
       <w:pPr>
         <w:spacing w:after="0" w:line="240" w:lineRule="auto"/>
         <w:ind w:left="567"/>
@@ -3283,11 +3283,11 @@
           <w:color w:val="000000"/>
           <w:kern w:val="0"/>
           <w:lang w:eastAsia="es-PE"/>
-          <w14:ligatures w14:val="none"/>
-        </w:rPr>
-      </w:pPr>
-    </w:p>
-    <w:p>
+          <ns2:ligatures ns2:val="none"/>
+        </w:rPr>
+      </w:pPr>
+    </w:p>
+    <w:p ns2:paraId="749C69A0" ns2:textId="210435F6">
       <w:pPr>
         <w:pStyle w:val="Prrafodelista"/>
         <w:numPr>
@@ -3300,7 +3300,7 @@
         <w:rPr>
           <w:rFonts w:ascii="Arial Narrow" w:eastAsia="Arial Narrow" w:hAnsi="Arial Narrow" w:cs="Arial Narrow"/>
           <w:kern w:val="0"/>
-          <w14:ligatures w14:val="none"/>
+          <ns2:ligatures ns2:val="none"/>
         </w:rPr>
       </w:pPr>
       <w:r>
@@ -3309,7 +3309,7 @@
           <w:color w:val="000000"/>
           <w:kern w:val="0"/>
           <w:lang w:eastAsia="es-PE"/>
-          <w14:ligatures w14:val="none"/>
+          <ns2:ligatures ns2:val="none"/>
         </w:rPr>
         <w:t>La Secretaría Técnica de la Comisión de Protección al Consumidor 1 (en adelante, la Secretaría Técnica), en ejercicio de sus facultades</w:t>
       </w:r>
@@ -3319,7 +3319,7 @@
           <w:rFonts w:ascii="Arial Narrow" w:eastAsia="Arial Narrow" w:hAnsi="Arial Narrow" w:cs="Arial Narrow"/>
           <w:kern w:val="0"/>
           <w:vertAlign w:val="superscript"/>
-          <w14:ligatures w14:val="none"/>
+          <ns2:ligatures ns2:val="none"/>
         </w:rPr>
         <w:footnoteReference w:id="3"/>
       </w:r>
@@ -3329,7 +3329,7 @@
           <w:color w:val="000000"/>
           <w:kern w:val="0"/>
           <w:lang w:eastAsia="es-PE"/>
-          <w14:ligatures w14:val="none"/>
+          <ns2:ligatures ns2:val="none"/>
         </w:rPr>
         <w:t xml:space="preserve">, considera </w:t>
       </w:r>
@@ -3337,7 +3337,7 @@
         <w:rPr>
           <w:rFonts w:ascii="Arial Narrow" w:eastAsia="Arial Narrow" w:hAnsi="Arial Narrow" w:cs="Arial Narrow"/>
           <w:kern w:val="0"/>
-          <w14:ligatures w14:val="none"/>
+          <ns2:ligatures ns2:val="none"/>
         </w:rPr>
         <w:t xml:space="preserve">que el hecho denunciado, </w:t>
       </w:r>
@@ -3345,7 +3345,7 @@
         <w:rPr>
           <w:rFonts w:ascii="Arial Narrow" w:eastAsia="Arial Narrow" w:hAnsi="Arial Narrow" w:cs="Arial Narrow"/>
           <w:kern w:val="0"/>
-          <w14:ligatures w14:val="none"/>
+          <ns2:ligatures ns2:val="none"/>
         </w:rPr>
         <w:t xml:space="preserve">consistente en que </w:t>
       </w:r>
@@ -3356,7 +3356,7 @@
           <w:kern w:val="0"/>
           <w:shd w:val="clear" w:color="auto" w:fill="FFFFFF"/>
           <w:lang w:eastAsia="es-PE"/>
-          <w14:ligatures w14:val="none"/>
+          <ns2:ligatures ns2:val="none"/>
         </w:rPr>
         <w:t>Quálitas Compañía de Seguros S.A. no habría brindado conformidad ni aprobación a la cotización realizada por Eurostar Motors S.A.C. para la reparación del vehículo asegurado con la Póliza 0070162762 del Seguro Vehicular</w:t>
       </w:r>
@@ -3364,7 +3364,7 @@
         <w:rPr>
           <w:rFonts w:ascii="Arial Narrow" w:eastAsia="Arial Narrow" w:hAnsi="Arial Narrow" w:cs="Arial Narrow"/>
           <w:kern w:val="0"/>
-          <w14:ligatures w14:val="none"/>
+          <ns2:ligatures ns2:val="none"/>
         </w:rPr>
         <w:t>; involucraría una presunta afectación a sus expectativas, quien no habría encontrado una correspondencia entre lo que esperaba recibir de parte del proveedor y lo que realmente recibió. Por consiguiente, corresponde calificar el hecho materia de denuncia como una presunta infracción al deber de idoneidad, tipificado en los artículos 18 y 19 del Código</w:t>
       </w:r>
@@ -3375,7 +3375,7 @@
           <w:rFonts w:ascii="Arial Narrow" w:eastAsia="Arial Narrow" w:hAnsi="Arial Narrow" w:cs="Arial"/>
           <w:kern w:val="0"/>
           <w:vertAlign w:val="superscript"/>
-          <w14:ligatures w14:val="none"/>
+          <ns2:ligatures ns2:val="none"/>
         </w:rPr>
         <w:footnoteReference w:id="4"/>
       </w:r>
@@ -3383,13 +3383,13 @@
         <w:rPr>
           <w:rFonts w:ascii="Arial Narrow" w:eastAsia="Arial Narrow" w:hAnsi="Arial Narrow" w:cs="Arial Narrow"/>
           <w:kern w:val="0"/>
-          <w14:ligatures w14:val="none"/>
+          <ns2:ligatures ns2:val="none"/>
         </w:rPr>
         <w:t>.</w:t>
       </w:r>
       <w:bookmarkEnd w:id="6"/>
     </w:p>
-    <w:p>
+    <w:p ns2:paraId="2F8D23C0" ns2:textId="77777777">
       <w:pPr>
         <w:pStyle w:val="Prrafodelista"/>
         <w:spacing w:after="0" w:line="240" w:lineRule="auto"/>
@@ -3398,11 +3398,11 @@
         <w:rPr>
           <w:rFonts w:ascii="Arial Narrow" w:eastAsia="Arial Narrow" w:hAnsi="Arial Narrow" w:cs="Arial Narrow"/>
           <w:kern w:val="0"/>
-          <w14:ligatures w14:val="none"/>
-        </w:rPr>
-      </w:pPr>
-    </w:p>
-    <w:p>
+          <ns2:ligatures ns2:val="none"/>
+        </w:rPr>
+      </w:pPr>
+    </w:p>
+    <w:p ns2:paraId="54A143B5" ns2:textId="02A14B29">
       <w:pPr>
         <w:pStyle w:val="Prrafodelista"/>
         <w:numPr>
@@ -3415,14 +3415,14 @@
         <w:rPr>
           <w:rFonts w:ascii="Arial Narrow" w:eastAsia="Arial Narrow" w:hAnsi="Arial Narrow" w:cs="Arial Narrow"/>
           <w:kern w:val="0"/>
-          <w14:ligatures w14:val="none"/>
-        </w:rPr>
-      </w:pPr>
-      <w:r>
-        <w:rPr>
-          <w:rFonts w:ascii="Arial Narrow" w:eastAsia="Arial Narrow" w:hAnsi="Arial Narrow" w:cs="Arial Narrow"/>
-          <w:kern w:val="0"/>
-          <w14:ligatures w14:val="none"/>
+          <ns2:ligatures ns2:val="none"/>
+        </w:rPr>
+      </w:pPr>
+      <w:r>
+        <w:rPr>
+          <w:rFonts w:ascii="Arial Narrow" w:eastAsia="Arial Narrow" w:hAnsi="Arial Narrow" w:cs="Arial Narrow"/>
+          <w:kern w:val="0"/>
+          <ns2:ligatures ns2:val="none"/>
         </w:rPr>
         <w:t xml:space="preserve">Así también, la Secretaría Técnica, en ejercicio de sus facultades, </w:t>
       </w:r>
@@ -3433,7 +3433,7 @@
           <w:color w:val="000000"/>
           <w:kern w:val="0"/>
           <w:lang w:eastAsia="es-PE"/>
-          <w14:ligatures w14:val="none"/>
+          <ns2:ligatures ns2:val="none"/>
         </w:rPr>
         <w:t xml:space="preserve">considera </w:t>
       </w:r>
@@ -3441,7 +3441,7 @@
         <w:rPr>
           <w:rFonts w:ascii="Arial Narrow" w:eastAsia="Arial Narrow" w:hAnsi="Arial Narrow" w:cs="Arial Narrow"/>
           <w:kern w:val="0"/>
-          <w14:ligatures w14:val="none"/>
+          <ns2:ligatures ns2:val="none"/>
         </w:rPr>
         <w:t xml:space="preserve">que el hecho denunciado, consistente en que </w:t>
       </w:r>
@@ -3452,7 +3452,7 @@
           <w:kern w:val="0"/>
           <w:shd w:val="clear" w:color="auto" w:fill="FFFFFF"/>
           <w:lang w:eastAsia="es-PE"/>
-          <w14:ligatures w14:val="none"/>
+          <ns2:ligatures ns2:val="none"/>
         </w:rPr>
         <w:t xml:space="preserve">Quálitas Compañía de Seguros S.A. habría puesto a disposición de la parte denunciante a Eurostar Motors S.A.C. como taller afiliado “Gamma Alta </w:t>
       </w:r>
@@ -3464,7 +3464,7 @@
           <w:kern w:val="0"/>
           <w:shd w:val="clear" w:color="auto" w:fill="FFFFFF"/>
           <w:lang w:eastAsia="es-PE"/>
-          <w14:ligatures w14:val="none"/>
+          <ns2:ligatures ns2:val="none"/>
         </w:rPr>
         <w:t>Qualificado</w:t>
       </w:r>
@@ -3476,7 +3476,7 @@
           <w:kern w:val="0"/>
           <w:shd w:val="clear" w:color="auto" w:fill="FFFFFF"/>
           <w:lang w:eastAsia="es-PE"/>
-          <w14:ligatures w14:val="none"/>
+          <ns2:ligatures ns2:val="none"/>
         </w:rPr>
         <w:t>” para la atención del siniestro reportado con código 04250029406, pese a que dicho taller no habría brindado una atención idónea para continuar con la reparación del vehículo asegurado con la Póliza 0070162762 del Seguro Vehicular</w:t>
       </w:r>
@@ -3484,7 +3484,7 @@
         <w:rPr>
           <w:rFonts w:ascii="Arial Narrow" w:eastAsia="Arial Narrow" w:hAnsi="Arial Narrow" w:cs="Arial Narrow"/>
           <w:kern w:val="0"/>
-          <w14:ligatures w14:val="none"/>
+          <ns2:ligatures ns2:val="none"/>
         </w:rPr>
         <w:t xml:space="preserve">; involucraría una presunta afectación a sus expectativas, quien no habría encontrado una correspondencia entre lo que esperaba recibir de parte del proveedor y lo </w:t>
       </w:r>
@@ -3492,7 +3492,7 @@
         <w:rPr>
           <w:rFonts w:ascii="Arial Narrow" w:eastAsia="Arial Narrow" w:hAnsi="Arial Narrow" w:cs="Arial Narrow"/>
           <w:kern w:val="0"/>
-          <w14:ligatures w14:val="none"/>
+          <ns2:ligatures ns2:val="none"/>
         </w:rPr>
         <w:lastRenderedPageBreak/>
         <w:t>que realmente recibió. Por consiguiente, corresponde calificar el hecho materia de denuncia como una presunta infracción al deber de idoneidad, tipificado en los artículos 18 y 19 del Código</w:t>
@@ -3504,24 +3504,24 @@
           <w:color w:val="000000"/>
           <w:kern w:val="0"/>
           <w:lang w:eastAsia="es-PE"/>
-          <w14:ligatures w14:val="none"/>
+          <ns2:ligatures ns2:val="none"/>
         </w:rPr>
         <w:t xml:space="preserve">. </w:t>
       </w:r>
     </w:p>
     <w:bookmarkEnd w:id="7"/>
-    <w:p>
-      <w:pPr>
-        <w:spacing w:after="0" w:line="240" w:lineRule="auto"/>
-        <w:jc w:val="both"/>
-        <w:rPr>
-          <w:rFonts w:ascii="Arial Narrow" w:eastAsia="Arial Narrow" w:hAnsi="Arial Narrow" w:cs="Arial Narrow"/>
-          <w:kern w:val="0"/>
-          <w14:ligatures w14:val="none"/>
-        </w:rPr>
-      </w:pPr>
-    </w:p>
-    <w:p>
+    <w:p ns2:paraId="6BDA4B7E" ns2:textId="49AF511E">
+      <w:pPr>
+        <w:spacing w:after="0" w:line="240" w:lineRule="auto"/>
+        <w:jc w:val="both"/>
+        <w:rPr>
+          <w:rFonts w:ascii="Arial Narrow" w:eastAsia="Arial Narrow" w:hAnsi="Arial Narrow" w:cs="Arial Narrow"/>
+          <w:kern w:val="0"/>
+          <ns2:ligatures ns2:val="none"/>
+        </w:rPr>
+      </w:pPr>
+    </w:p>
+    <w:p ns2:paraId="658E85C3" ns2:textId="2DD64964">
       <w:pPr>
         <w:pStyle w:val="Prrafodelista"/>
         <w:numPr>
@@ -3534,14 +3534,14 @@
         <w:rPr>
           <w:rFonts w:ascii="Arial Narrow" w:eastAsia="Arial Narrow" w:hAnsi="Arial Narrow" w:cs="Arial Narrow"/>
           <w:kern w:val="0"/>
-          <w14:ligatures w14:val="none"/>
-        </w:rPr>
-      </w:pPr>
-      <w:r>
-        <w:rPr>
-          <w:rFonts w:ascii="Arial Narrow" w:eastAsia="Arial Narrow" w:hAnsi="Arial Narrow" w:cs="Arial Narrow"/>
-          <w:kern w:val="0"/>
-          <w14:ligatures w14:val="none"/>
+          <ns2:ligatures ns2:val="none"/>
+        </w:rPr>
+      </w:pPr>
+      <w:r>
+        <w:rPr>
+          <w:rFonts w:ascii="Arial Narrow" w:eastAsia="Arial Narrow" w:hAnsi="Arial Narrow" w:cs="Arial Narrow"/>
+          <w:kern w:val="0"/>
+          <ns2:ligatures ns2:val="none"/>
         </w:rPr>
         <w:t xml:space="preserve">Asimismo, </w:t>
       </w:r>
@@ -3551,7 +3551,7 @@
           <w:color w:val="000000"/>
           <w:kern w:val="0"/>
           <w:lang w:eastAsia="es-PE"/>
-          <w14:ligatures w14:val="none"/>
+          <ns2:ligatures ns2:val="none"/>
         </w:rPr>
         <w:t xml:space="preserve">la Secretaría Técnica, en ejercicio de sus facultades, considera </w:t>
       </w:r>
@@ -3559,7 +3559,7 @@
         <w:rPr>
           <w:rFonts w:ascii="Arial Narrow" w:eastAsia="Arial Narrow" w:hAnsi="Arial Narrow" w:cs="Arial"/>
           <w:kern w:val="0"/>
-          <w14:ligatures w14:val="none"/>
+          <ns2:ligatures ns2:val="none"/>
         </w:rPr>
         <w:t>que el hecho denunciado, consistente en que</w:t>
       </w:r>
@@ -3567,7 +3567,7 @@
         <w:rPr>
           <w:rFonts w:ascii="Arial Narrow" w:eastAsia="Arial Narrow" w:hAnsi="Arial Narrow" w:cs="Arial Narrow"/>
           <w:kern w:val="0"/>
-          <w14:ligatures w14:val="none"/>
+          <ns2:ligatures ns2:val="none"/>
         </w:rPr>
         <w:t xml:space="preserve"> </w:t>
       </w:r>
@@ -3578,7 +3578,7 @@
           <w:kern w:val="0"/>
           <w:shd w:val="clear" w:color="auto" w:fill="FFFFFF"/>
           <w:lang w:eastAsia="es-PE"/>
-          <w14:ligatures w14:val="none"/>
+          <ns2:ligatures ns2:val="none"/>
         </w:rPr>
         <w:t xml:space="preserve">Eurostar Motors S.A.C. se habría presentado como un taller “Gamma Alta </w:t>
       </w:r>
@@ -3590,7 +3590,7 @@
           <w:kern w:val="0"/>
           <w:shd w:val="clear" w:color="auto" w:fill="FFFFFF"/>
           <w:lang w:eastAsia="es-PE"/>
-          <w14:ligatures w14:val="none"/>
+          <ns2:ligatures ns2:val="none"/>
         </w:rPr>
         <w:t>Qualificado</w:t>
       </w:r>
@@ -3602,7 +3602,7 @@
           <w:kern w:val="0"/>
           <w:shd w:val="clear" w:color="auto" w:fill="FFFFFF"/>
           <w:lang w:eastAsia="es-PE"/>
-          <w14:ligatures w14:val="none"/>
+          <ns2:ligatures ns2:val="none"/>
         </w:rPr>
         <w:t>” para la atención del siniestro reportado con código 04250029406, pese a que dicho taller no habría brindado una atención idónea para continuar con la reparación del vehículo asegurado con la Póliza 0070162762 del Seguro Vehicular.</w:t>
       </w:r>
@@ -3610,7 +3610,7 @@
         <w:rPr>
           <w:rFonts w:ascii="Arial Narrow" w:eastAsia="Arial Narrow" w:hAnsi="Arial Narrow" w:cs="Arial Narrow"/>
           <w:kern w:val="0"/>
-          <w14:ligatures w14:val="none"/>
+          <ns2:ligatures ns2:val="none"/>
         </w:rPr>
         <w:t>; involucraría una presunta afectación a sus expectativas, quien no habría encontrado una correspondencia entre lo que esperaba recibir de parte del proveedor y lo que realmente recibió. Por consiguiente, corresponde calificar el hecho materia de denuncia como una presunta infracción al deber de idoneidad, tipificado en los artículos 18 y 19 del Código</w:t>
       </w:r>
@@ -3618,22 +3618,22 @@
         <w:rPr>
           <w:rFonts w:ascii="Arial Narrow" w:eastAsia="Arial Narrow" w:hAnsi="Arial Narrow" w:cs="Arial"/>
           <w:kern w:val="0"/>
-          <w14:ligatures w14:val="none"/>
+          <ns2:ligatures ns2:val="none"/>
         </w:rPr>
         <w:t>.</w:t>
       </w:r>
     </w:p>
-    <w:p>
+    <w:p ns2:paraId="27AE773D" ns2:textId="77777777">
       <w:pPr>
         <w:pStyle w:val="Prrafodelista"/>
         <w:rPr>
           <w:rFonts w:ascii="Arial Narrow" w:eastAsia="Arial Narrow" w:hAnsi="Arial Narrow" w:cs="Arial Narrow"/>
           <w:kern w:val="0"/>
-          <w14:ligatures w14:val="none"/>
-        </w:rPr>
-      </w:pPr>
-    </w:p>
-    <w:p>
+          <ns2:ligatures ns2:val="none"/>
+        </w:rPr>
+      </w:pPr>
+    </w:p>
+    <w:p ns2:paraId="109892AA" ns2:textId="2394E476">
       <w:pPr>
         <w:pStyle w:val="Prrafodelista"/>
         <w:numPr>
@@ -3646,14 +3646,14 @@
         <w:rPr>
           <w:rFonts w:ascii="Arial Narrow" w:eastAsia="Arial Narrow" w:hAnsi="Arial Narrow" w:cs="Arial Narrow"/>
           <w:kern w:val="0"/>
-          <w14:ligatures w14:val="none"/>
-        </w:rPr>
-      </w:pPr>
-      <w:r>
-        <w:rPr>
-          <w:rFonts w:ascii="Arial Narrow" w:eastAsia="Arial Narrow" w:hAnsi="Arial Narrow" w:cs="Arial Narrow"/>
-          <w:kern w:val="0"/>
-          <w14:ligatures w14:val="none"/>
+          <ns2:ligatures ns2:val="none"/>
+        </w:rPr>
+      </w:pPr>
+      <w:r>
+        <w:rPr>
+          <w:rFonts w:ascii="Arial Narrow" w:eastAsia="Arial Narrow" w:hAnsi="Arial Narrow" w:cs="Arial Narrow"/>
+          <w:kern w:val="0"/>
+          <ns2:ligatures ns2:val="none"/>
         </w:rPr>
         <w:t>Adicionalmente</w:t>
       </w:r>
@@ -3661,7 +3661,7 @@
         <w:rPr>
           <w:rFonts w:ascii="Arial Narrow" w:eastAsia="Arial Narrow" w:hAnsi="Arial Narrow" w:cs="Arial Narrow"/>
           <w:kern w:val="0"/>
-          <w14:ligatures w14:val="none"/>
+          <ns2:ligatures ns2:val="none"/>
         </w:rPr>
         <w:t xml:space="preserve">, la Secretaría Técnica, en ejercicio de sus facultades, </w:t>
       </w:r>
@@ -3671,7 +3671,7 @@
           <w:color w:val="000000"/>
           <w:kern w:val="0"/>
           <w:lang w:eastAsia="es-PE"/>
-          <w14:ligatures w14:val="none"/>
+          <ns2:ligatures ns2:val="none"/>
         </w:rPr>
         <w:t xml:space="preserve">considera </w:t>
       </w:r>
@@ -3679,7 +3679,7 @@
         <w:rPr>
           <w:rFonts w:ascii="Arial Narrow" w:eastAsia="Arial Narrow" w:hAnsi="Arial Narrow" w:cs="Arial Narrow"/>
           <w:kern w:val="0"/>
-          <w14:ligatures w14:val="none"/>
+          <ns2:ligatures ns2:val="none"/>
         </w:rPr>
         <w:t>que el hecho denunciado</w:t>
       </w:r>
@@ -3689,7 +3689,7 @@
           <w:color w:val="000000"/>
           <w:kern w:val="0"/>
           <w:lang w:eastAsia="es-PE"/>
-          <w14:ligatures w14:val="none"/>
+          <ns2:ligatures ns2:val="none"/>
         </w:rPr>
         <w:t xml:space="preserve">, consistente en que </w:t>
       </w:r>
@@ -3700,7 +3700,7 @@
           <w:kern w:val="0"/>
           <w:shd w:val="clear" w:color="auto" w:fill="FFFFFF"/>
           <w:lang w:eastAsia="es-PE"/>
-          <w14:ligatures w14:val="none"/>
+          <ns2:ligatures ns2:val="none"/>
         </w:rPr>
         <w:t>Eurostar Motors S.A.C. habría demorado injustificadamente por más de una hora la atención de la parte denunciante el 27 de enero de 2026, pese a que contaba con una cita programada y una orden de atención para la revisión de los daños del vehículo asegurado con la Póliza 0070162762 del Seguro Vehicular</w:t>
       </w:r>
@@ -3708,22 +3708,22 @@
         <w:rPr>
           <w:rFonts w:ascii="Arial Narrow" w:eastAsia="Arial Narrow" w:hAnsi="Arial Narrow" w:cs="Arial Narrow"/>
           <w:kern w:val="0"/>
-          <w14:ligatures w14:val="none"/>
+          <ns2:ligatures ns2:val="none"/>
         </w:rPr>
         <w:t>; involucraría una presunta afectación a sus expectativas, quien no habría encontrado una correspondencia entre lo que esperaba recibir de parte del proveedor y lo que realmente recibió. Por consiguiente, corresponde calificar el hecho materia de denuncia como una presunta infracción al deber de idoneidad, tipificado en los artículos 18 y 19 del Código.</w:t>
       </w:r>
     </w:p>
-    <w:p>
+    <w:p ns2:paraId="483F4432" ns2:textId="77777777">
       <w:pPr>
         <w:pStyle w:val="Prrafodelista"/>
         <w:rPr>
           <w:rFonts w:ascii="Arial Narrow" w:eastAsia="Arial Narrow" w:hAnsi="Arial Narrow" w:cs="Arial Narrow"/>
           <w:kern w:val="0"/>
-          <w14:ligatures w14:val="none"/>
-        </w:rPr>
-      </w:pPr>
-    </w:p>
-    <w:p>
+          <ns2:ligatures ns2:val="none"/>
+        </w:rPr>
+      </w:pPr>
+    </w:p>
+    <w:p ns2:paraId="6D07B12F" ns2:textId="284903EC">
       <w:pPr>
         <w:pStyle w:val="Prrafodelista"/>
         <w:numPr>
@@ -3736,14 +3736,14 @@
         <w:rPr>
           <w:rFonts w:ascii="Arial Narrow" w:eastAsia="Arial Narrow" w:hAnsi="Arial Narrow" w:cs="Arial Narrow"/>
           <w:kern w:val="0"/>
-          <w14:ligatures w14:val="none"/>
-        </w:rPr>
-      </w:pPr>
-      <w:r>
-        <w:rPr>
-          <w:rFonts w:ascii="Arial Narrow" w:eastAsia="Arial Narrow" w:hAnsi="Arial Narrow" w:cs="Arial Narrow"/>
-          <w:kern w:val="0"/>
-          <w14:ligatures w14:val="none"/>
+          <ns2:ligatures ns2:val="none"/>
+        </w:rPr>
+      </w:pPr>
+      <w:r>
+        <w:rPr>
+          <w:rFonts w:ascii="Arial Narrow" w:eastAsia="Arial Narrow" w:hAnsi="Arial Narrow" w:cs="Arial Narrow"/>
+          <w:kern w:val="0"/>
+          <ns2:ligatures ns2:val="none"/>
         </w:rPr>
         <w:t xml:space="preserve">Asimismo, </w:t>
       </w:r>
@@ -3753,7 +3753,7 @@
           <w:color w:val="000000"/>
           <w:kern w:val="0"/>
           <w:lang w:eastAsia="es-PE"/>
-          <w14:ligatures w14:val="none"/>
+          <ns2:ligatures ns2:val="none"/>
         </w:rPr>
         <w:t xml:space="preserve">la Secretaría Técnica, en ejercicio de sus facultades, considera </w:t>
       </w:r>
@@ -3761,7 +3761,7 @@
         <w:rPr>
           <w:rFonts w:ascii="Arial Narrow" w:eastAsia="Arial Narrow" w:hAnsi="Arial Narrow" w:cs="Arial"/>
           <w:kern w:val="0"/>
-          <w14:ligatures w14:val="none"/>
+          <ns2:ligatures ns2:val="none"/>
         </w:rPr>
         <w:t>que el hecho denunciado, consistente en que</w:t>
       </w:r>
@@ -3769,7 +3769,7 @@
         <w:rPr>
           <w:rFonts w:ascii="Arial Narrow" w:eastAsia="Arial Narrow" w:hAnsi="Arial Narrow" w:cs="Arial Narrow"/>
           <w:kern w:val="0"/>
-          <w14:ligatures w14:val="none"/>
+          <ns2:ligatures ns2:val="none"/>
         </w:rPr>
         <w:t xml:space="preserve"> </w:t>
       </w:r>
@@ -3780,7 +3780,7 @@
           <w:kern w:val="0"/>
           <w:shd w:val="clear" w:color="auto" w:fill="FFFFFF"/>
           <w:lang w:eastAsia="es-PE"/>
-          <w14:ligatures w14:val="none"/>
+          <ns2:ligatures ns2:val="none"/>
         </w:rPr>
         <w:t>Eurostar Motors S.A.C. habría negado la atención solicitada por la parte denunciante el 27 de enero de 2026 bajo el argumento de que su presencia correspondía a un trámite de indemnización, pese a que la parte denunciante manifestó que desistía de dicha pretensión y que solicitaba únicamente la evaluación de los daños del vehículo asegurado para su reparación</w:t>
       </w:r>
@@ -3788,7 +3788,7 @@
         <w:rPr>
           <w:rFonts w:ascii="Arial Narrow" w:eastAsia="Arial Narrow" w:hAnsi="Arial Narrow" w:cs="Arial Narrow"/>
           <w:kern w:val="0"/>
-          <w14:ligatures w14:val="none"/>
+          <ns2:ligatures ns2:val="none"/>
         </w:rPr>
         <w:t>; involucraría una presunta afectación a sus expectativas, quien no habría encontrado una correspondencia entre lo que esperaba recibir de parte del proveedor y lo que realmente recibió. Por consiguiente, corresponde calificar el hecho materia de denuncia como una presunta infracción al deber de idoneidad, tipificado en los artículos 18 y 19 del Código</w:t>
       </w:r>
@@ -3796,23 +3796,23 @@
         <w:rPr>
           <w:rFonts w:ascii="Arial Narrow" w:eastAsia="Arial Narrow" w:hAnsi="Arial Narrow" w:cs="Arial"/>
           <w:kern w:val="0"/>
-          <w14:ligatures w14:val="none"/>
+          <ns2:ligatures ns2:val="none"/>
         </w:rPr>
         <w:t>.</w:t>
       </w:r>
     </w:p>
-    <w:p>
-      <w:pPr>
-        <w:spacing w:after="0" w:line="240" w:lineRule="auto"/>
-        <w:jc w:val="both"/>
-        <w:rPr>
-          <w:rFonts w:ascii="Arial Narrow" w:eastAsia="Arial Narrow" w:hAnsi="Arial Narrow" w:cs="Arial Narrow"/>
-          <w:kern w:val="0"/>
-          <w14:ligatures w14:val="none"/>
-        </w:rPr>
-      </w:pPr>
-    </w:p>
-    <w:p>
+    <w:p ns2:paraId="7A507243" ns2:textId="77777777">
+      <w:pPr>
+        <w:spacing w:after="0" w:line="240" w:lineRule="auto"/>
+        <w:jc w:val="both"/>
+        <w:rPr>
+          <w:rFonts w:ascii="Arial Narrow" w:eastAsia="Arial Narrow" w:hAnsi="Arial Narrow" w:cs="Arial Narrow"/>
+          <w:kern w:val="0"/>
+          <ns2:ligatures ns2:val="none"/>
+        </w:rPr>
+      </w:pPr>
+    </w:p>
+    <w:p ns2:paraId="64B4971F" ns2:textId="6923653B">
       <w:pPr>
         <w:pStyle w:val="Prrafodelista"/>
         <w:numPr>
@@ -3825,16 +3825,16 @@
         <w:rPr>
           <w:rFonts w:ascii="Arial Narrow" w:eastAsia="Arial Narrow" w:hAnsi="Arial Narrow" w:cs="Arial Narrow"/>
           <w:kern w:val="0"/>
-          <w14:ligatures w14:val="none"/>
-        </w:rPr>
-      </w:pPr>
-      <w:r>
-        <w:rPr>
-          <w:rFonts w:ascii="Arial Narrow" w:eastAsia="Times New Roman" w:hAnsi="Arial Narrow" w:cs="Arial"/>
-          <w:color w:val="000000"/>
-          <w:kern w:val="0"/>
-          <w:lang w:eastAsia="es-PE"/>
-          <w14:ligatures w14:val="none"/>
+          <ns2:ligatures ns2:val="none"/>
+        </w:rPr>
+      </w:pPr>
+      <w:r>
+        <w:rPr>
+          <w:rFonts w:ascii="Arial Narrow" w:eastAsia="Times New Roman" w:hAnsi="Arial Narrow" w:cs="Arial"/>
+          <w:color w:val="000000"/>
+          <w:kern w:val="0"/>
+          <w:lang w:eastAsia="es-PE"/>
+          <ns2:ligatures ns2:val="none"/>
         </w:rPr>
         <w:t xml:space="preserve">Además, la Secretaría Técnica, en ejercicio de sus facultades, considera </w:t>
       </w:r>
@@ -3842,7 +3842,7 @@
         <w:rPr>
           <w:rFonts w:ascii="Arial Narrow" w:eastAsia="Arial Narrow" w:hAnsi="Arial Narrow" w:cs="Arial"/>
           <w:kern w:val="0"/>
-          <w14:ligatures w14:val="none"/>
+          <ns2:ligatures ns2:val="none"/>
         </w:rPr>
         <w:t xml:space="preserve">que el hecho denunciado, consistente en que </w:t>
       </w:r>
@@ -3850,7 +3850,7 @@
         <w:rPr>
           <w:rFonts w:ascii="Arial Narrow" w:eastAsia="Arial Narrow" w:hAnsi="Arial Narrow" w:cs="Arial Narrow"/>
           <w:kern w:val="0"/>
-          <w14:ligatures w14:val="none"/>
+          <ns2:ligatures ns2:val="none"/>
         </w:rPr>
         <w:t>Eurostar Motors S.A.C. no habría brindado a la parte denunciante información para proceder con la reparación del vehículo asegurado con la Póliza 0070162762 del Seguro Vehicular, luego de la evaluación realizada el 27 de enero de 2026</w:t>
       </w:r>
@@ -3861,7 +3861,7 @@
           <w:color w:val="000000"/>
           <w:kern w:val="0"/>
           <w:lang w:eastAsia="es-PE"/>
-          <w14:ligatures w14:val="none"/>
+          <ns2:ligatures ns2:val="none"/>
         </w:rPr>
         <w:t xml:space="preserve">. Por consiguiente, corresponde calificar el hecho materia de denuncia como una presunta infracción al deber de información, tipificado en el </w:t>
       </w:r>
@@ -3873,7 +3873,7 @@
           <w:color w:val="000000"/>
           <w:kern w:val="0"/>
           <w:lang w:eastAsia="es-PE"/>
-          <w14:ligatures w14:val="none"/>
+          <ns2:ligatures ns2:val="none"/>
         </w:rPr>
         <w:t xml:space="preserve">artículo 1, numeral 1, literal b) </w:t>
       </w:r>
@@ -3885,7 +3885,7 @@
           <w:color w:val="000000"/>
           <w:kern w:val="0"/>
           <w:lang w:eastAsia="es-PE"/>
-          <w14:ligatures w14:val="none"/>
+          <ns2:ligatures ns2:val="none"/>
         </w:rPr>
         <w:t>y al artículo 2 del Código</w:t>
       </w:r>
@@ -3898,7 +3898,7 @@
           <w:kern w:val="0"/>
           <w:vertAlign w:val="superscript"/>
           <w:lang w:eastAsia="es-PE"/>
-          <w14:ligatures w14:val="none"/>
+          <ns2:ligatures ns2:val="none"/>
         </w:rPr>
         <w:footnoteReference w:id="5"/>
       </w:r>
@@ -3909,22 +3909,22 @@
           <w:color w:val="000000"/>
           <w:kern w:val="0"/>
           <w:lang w:eastAsia="es-PE"/>
-          <w14:ligatures w14:val="none"/>
+          <ns2:ligatures ns2:val="none"/>
         </w:rPr>
         <w:t xml:space="preserve">. </w:t>
       </w:r>
     </w:p>
-    <w:p>
+    <w:p ns2:paraId="1CBC0A8E" ns2:textId="77777777">
       <w:pPr>
         <w:pStyle w:val="Prrafodelista"/>
         <w:rPr>
           <w:rFonts w:ascii="Arial Narrow" w:eastAsia="Arial Narrow" w:hAnsi="Arial Narrow" w:cs="Arial Narrow"/>
           <w:kern w:val="0"/>
-          <w14:ligatures w14:val="none"/>
-        </w:rPr>
-      </w:pPr>
-    </w:p>
-    <w:p>
+          <ns2:ligatures ns2:val="none"/>
+        </w:rPr>
+      </w:pPr>
+    </w:p>
+    <w:p ns2:paraId="786D8639" ns2:textId="6A7BD4C6">
       <w:pPr>
         <w:pStyle w:val="Prrafodelista"/>
         <w:numPr>
@@ -3937,7 +3937,7 @@
         <w:rPr>
           <w:rFonts w:ascii="Arial Narrow" w:eastAsia="Arial Narrow" w:hAnsi="Arial Narrow" w:cs="Arial Narrow"/>
           <w:kern w:val="0"/>
-          <w14:ligatures w14:val="none"/>
+          <ns2:ligatures ns2:val="none"/>
         </w:rPr>
       </w:pPr>
       <w:r>
@@ -3947,7 +3947,7 @@
           <w:color w:val="000000"/>
           <w:kern w:val="0"/>
           <w:lang w:eastAsia="es-PE"/>
-          <w14:ligatures w14:val="none"/>
+          <ns2:ligatures ns2:val="none"/>
         </w:rPr>
         <w:t>Además,</w:t>
       </w:r>
@@ -3955,7 +3955,7 @@
         <w:rPr>
           <w:rFonts w:ascii="Arial Narrow" w:eastAsia="Arial Narrow" w:hAnsi="Arial Narrow" w:cs="Arial Narrow"/>
           <w:kern w:val="0"/>
-          <w14:ligatures w14:val="none"/>
+          <ns2:ligatures ns2:val="none"/>
         </w:rPr>
         <w:t xml:space="preserve"> la Secretaría Técnica, en ejercicio de sus facultades, </w:t>
       </w:r>
@@ -3965,7 +3965,7 @@
           <w:color w:val="000000"/>
           <w:kern w:val="0"/>
           <w:lang w:eastAsia="es-PE"/>
-          <w14:ligatures w14:val="none"/>
+          <ns2:ligatures ns2:val="none"/>
         </w:rPr>
         <w:t xml:space="preserve">considera </w:t>
       </w:r>
@@ -3973,7 +3973,7 @@
         <w:rPr>
           <w:rFonts w:ascii="Arial Narrow" w:eastAsia="Arial Narrow" w:hAnsi="Arial Narrow" w:cs="Arial"/>
           <w:kern w:val="0"/>
-          <w14:ligatures w14:val="none"/>
+          <ns2:ligatures ns2:val="none"/>
         </w:rPr>
         <w:t xml:space="preserve">que el hecho denunciado, consistente en que </w:t>
       </w:r>
@@ -3981,7 +3981,7 @@
         <w:rPr>
           <w:rFonts w:ascii="Arial Narrow" w:eastAsia="Arial Narrow" w:hAnsi="Arial Narrow" w:cs="Arial Narrow"/>
           <w:kern w:val="0"/>
-          <w14:ligatures w14:val="none"/>
+          <ns2:ligatures ns2:val="none"/>
         </w:rPr>
         <w:t>Quálitas Compañía de Seguros S.A. habría tenido un trato discriminatorio a la parte denunciante al no aprobar la cotización realizada por Eurostar Motors S.A.C. para la reparación del vehículo asegurado con la Póliza 0070162762 del Seguro Vehicular, en un contexto en el que existía un procedimiento administrativo anterior en trámite contra la compañía aseguradora</w:t>
       </w:r>
@@ -3991,7 +3991,7 @@
           <w:color w:val="000000"/>
           <w:kern w:val="0"/>
           <w:lang w:eastAsia="es-PE"/>
-          <w14:ligatures w14:val="none"/>
+          <ns2:ligatures ns2:val="none"/>
         </w:rPr>
         <w:t xml:space="preserve">. Por consiguiente, corresponde calificar el hecho materia de denuncia como una presunta infracción al </w:t>
       </w:r>
@@ -4002,7 +4002,7 @@
           <w:kern w:val="0"/>
           <w:shd w:val="clear" w:color="auto" w:fill="FFFFFF"/>
           <w:lang w:eastAsia="es-PE"/>
-          <w14:ligatures w14:val="none"/>
+          <ns2:ligatures ns2:val="none"/>
         </w:rPr>
         <w:t xml:space="preserve">artículo 38 del </w:t>
       </w:r>
@@ -4010,7 +4010,7 @@
         <w:rPr>
           <w:rFonts w:ascii="Arial Narrow" w:eastAsia="Arial Narrow" w:hAnsi="Arial Narrow" w:cs="Arial Narrow"/>
           <w:kern w:val="0"/>
-          <w14:ligatures w14:val="none"/>
+          <ns2:ligatures ns2:val="none"/>
         </w:rPr>
         <w:t>Código</w:t>
       </w:r>
@@ -4020,7 +4020,7 @@
           <w:rFonts w:ascii="Arial Narrow" w:eastAsia="Arial Narrow" w:hAnsi="Arial Narrow" w:cs="Arial"/>
           <w:kern w:val="0"/>
           <w:vertAlign w:val="superscript"/>
-          <w14:ligatures w14:val="none"/>
+          <ns2:ligatures ns2:val="none"/>
         </w:rPr>
         <w:footnoteReference w:id="6"/>
       </w:r>
@@ -4028,22 +4028,22 @@
         <w:rPr>
           <w:rFonts w:ascii="Arial Narrow" w:eastAsia="Arial Narrow" w:hAnsi="Arial Narrow" w:cs="Arial Narrow"/>
           <w:kern w:val="0"/>
-          <w14:ligatures w14:val="none"/>
+          <ns2:ligatures ns2:val="none"/>
         </w:rPr>
         <w:t>.</w:t>
       </w:r>
     </w:p>
-    <w:p>
+    <w:p ns2:paraId="50A0E4E0" ns2:textId="77777777">
       <w:pPr>
         <w:pStyle w:val="Prrafodelista"/>
         <w:rPr>
           <w:rFonts w:ascii="Arial Narrow" w:eastAsia="Arial Narrow" w:hAnsi="Arial Narrow" w:cs="Arial Narrow"/>
           <w:kern w:val="0"/>
-          <w14:ligatures w14:val="none"/>
-        </w:rPr>
-      </w:pPr>
-    </w:p>
-    <w:p>
+          <ns2:ligatures ns2:val="none"/>
+        </w:rPr>
+      </w:pPr>
+    </w:p>
+    <w:p ns2:paraId="7C6BDA41" ns2:textId="52F0693F">
       <w:pPr>
         <w:pStyle w:val="Prrafodelista"/>
         <w:numPr>
@@ -4056,7 +4056,7 @@
         <w:rPr>
           <w:rFonts w:ascii="Arial Narrow" w:eastAsia="Arial Narrow" w:hAnsi="Arial Narrow" w:cs="Arial Narrow"/>
           <w:kern w:val="0"/>
-          <w14:ligatures w14:val="none"/>
+          <ns2:ligatures ns2:val="none"/>
         </w:rPr>
       </w:pPr>
       <w:r>
@@ -4066,7 +4066,7 @@
           <w:color w:val="000000"/>
           <w:kern w:val="0"/>
           <w:lang w:eastAsia="es-PE"/>
-          <w14:ligatures w14:val="none"/>
+          <ns2:ligatures ns2:val="none"/>
         </w:rPr>
         <w:t>Además,</w:t>
       </w:r>
@@ -4074,7 +4074,7 @@
         <w:rPr>
           <w:rFonts w:ascii="Arial Narrow" w:eastAsia="Arial Narrow" w:hAnsi="Arial Narrow" w:cs="Arial Narrow"/>
           <w:kern w:val="0"/>
-          <w14:ligatures w14:val="none"/>
+          <ns2:ligatures ns2:val="none"/>
         </w:rPr>
         <w:t xml:space="preserve"> la Secretaría Técnica, en ejercicio de sus facultades, </w:t>
       </w:r>
@@ -4084,7 +4084,7 @@
           <w:color w:val="000000"/>
           <w:kern w:val="0"/>
           <w:lang w:eastAsia="es-PE"/>
-          <w14:ligatures w14:val="none"/>
+          <ns2:ligatures ns2:val="none"/>
         </w:rPr>
         <w:t xml:space="preserve">considera </w:t>
       </w:r>
@@ -4092,7 +4092,7 @@
         <w:rPr>
           <w:rFonts w:ascii="Arial Narrow" w:eastAsia="Arial Narrow" w:hAnsi="Arial Narrow" w:cs="Arial"/>
           <w:kern w:val="0"/>
-          <w14:ligatures w14:val="none"/>
+          <ns2:ligatures ns2:val="none"/>
         </w:rPr>
         <w:t xml:space="preserve">que el hecho denunciado, consistente en que </w:t>
       </w:r>
@@ -4100,7 +4100,7 @@
         <w:rPr>
           <w:rFonts w:ascii="Arial Narrow" w:eastAsia="Arial Narrow" w:hAnsi="Arial Narrow" w:cs="Arial Narrow"/>
           <w:kern w:val="0"/>
-          <w14:ligatures w14:val="none"/>
+          <ns2:ligatures ns2:val="none"/>
         </w:rPr>
         <w:t>Eurostar Motors S.A.C. habría tenido un trato discriminatorio a la parte denunciante al negarle inicialmente la atención programada el 27 de enero de 2026, en un contexto en el que existía un procedimiento administrativo anterior en trámite contra el referido proveedor</w:t>
       </w:r>
@@ -4110,7 +4110,7 @@
           <w:color w:val="000000"/>
           <w:kern w:val="0"/>
           <w:lang w:eastAsia="es-PE"/>
-          <w14:ligatures w14:val="none"/>
+          <ns2:ligatures ns2:val="none"/>
         </w:rPr>
         <w:t xml:space="preserve">. Por consiguiente, corresponde calificar el hecho materia de denuncia como una presunta infracción al </w:t>
       </w:r>
@@ -4121,7 +4121,7 @@
           <w:kern w:val="0"/>
           <w:shd w:val="clear" w:color="auto" w:fill="FFFFFF"/>
           <w:lang w:eastAsia="es-PE"/>
-          <w14:ligatures w14:val="none"/>
+          <ns2:ligatures ns2:val="none"/>
         </w:rPr>
         <w:t xml:space="preserve">artículo 38 del </w:t>
       </w:r>
@@ -4129,22 +4129,22 @@
         <w:rPr>
           <w:rFonts w:ascii="Arial Narrow" w:eastAsia="Arial Narrow" w:hAnsi="Arial Narrow" w:cs="Arial Narrow"/>
           <w:kern w:val="0"/>
-          <w14:ligatures w14:val="none"/>
+          <ns2:ligatures ns2:val="none"/>
         </w:rPr>
         <w:t>Código.</w:t>
       </w:r>
     </w:p>
-    <w:p>
+    <w:p ns2:paraId="71C81B2B" ns2:textId="77777777">
       <w:pPr>
         <w:pStyle w:val="Prrafodelista"/>
         <w:rPr>
           <w:rFonts w:ascii="Arial Narrow" w:eastAsia="Arial Narrow" w:hAnsi="Arial Narrow" w:cs="Arial Narrow"/>
           <w:kern w:val="0"/>
-          <w14:ligatures w14:val="none"/>
-        </w:rPr>
-      </w:pPr>
-    </w:p>
-    <w:p>
+          <ns2:ligatures ns2:val="none"/>
+        </w:rPr>
+      </w:pPr>
+    </w:p>
+    <w:p ns2:paraId="5083F7D9" ns2:textId="2890E92B">
       <w:pPr>
         <w:pStyle w:val="Prrafodelista"/>
         <w:numPr>
@@ -4157,16 +4157,16 @@
         <w:rPr>
           <w:rFonts w:ascii="Arial Narrow" w:eastAsia="Arial Narrow" w:hAnsi="Arial Narrow" w:cs="Arial Narrow"/>
           <w:kern w:val="0"/>
-          <w14:ligatures w14:val="none"/>
-        </w:rPr>
-      </w:pPr>
-      <w:r>
-        <w:rPr>
-          <w:rFonts w:ascii="Arial Narrow" w:eastAsia="Times New Roman" w:hAnsi="Arial Narrow" w:cs="Arial"/>
-          <w:color w:val="000000"/>
-          <w:kern w:val="0"/>
-          <w:lang w:eastAsia="es-PE"/>
-          <w14:ligatures w14:val="none"/>
+          <ns2:ligatures ns2:val="none"/>
+        </w:rPr>
+      </w:pPr>
+      <w:r>
+        <w:rPr>
+          <w:rFonts w:ascii="Arial Narrow" w:eastAsia="Times New Roman" w:hAnsi="Arial Narrow" w:cs="Arial"/>
+          <w:color w:val="000000"/>
+          <w:kern w:val="0"/>
+          <w:lang w:eastAsia="es-PE"/>
+          <ns2:ligatures ns2:val="none"/>
         </w:rPr>
         <w:t xml:space="preserve">Además, la Secretaría Técnica, en ejercicio de sus facultades, considera </w:t>
       </w:r>
@@ -4174,7 +4174,7 @@
         <w:rPr>
           <w:rFonts w:ascii="Arial Narrow" w:eastAsia="Arial Narrow" w:hAnsi="Arial Narrow" w:cs="Arial"/>
           <w:kern w:val="0"/>
-          <w14:ligatures w14:val="none"/>
+          <ns2:ligatures ns2:val="none"/>
         </w:rPr>
         <w:t xml:space="preserve">que el hecho denunciado, consistente en que </w:t>
       </w:r>
@@ -4182,7 +4182,7 @@
         <w:rPr>
           <w:rFonts w:ascii="Arial Narrow" w:eastAsia="Arial Narrow" w:hAnsi="Arial Narrow" w:cs="Arial Narrow"/>
           <w:kern w:val="0"/>
-          <w14:ligatures w14:val="none"/>
+          <ns2:ligatures ns2:val="none"/>
         </w:rPr>
         <w:t>Eurostar Motors S.A.C. no habría contado con un Libro de Reclamaciones físico o virtual, conforme se aprecia de su página web</w:t>
       </w:r>
@@ -4193,7 +4193,7 @@
           <w:color w:val="000000"/>
           <w:kern w:val="0"/>
           <w:lang w:eastAsia="es-PE"/>
-          <w14:ligatures w14:val="none"/>
+          <ns2:ligatures ns2:val="none"/>
         </w:rPr>
         <w:t xml:space="preserve">. Por consiguiente, </w:t>
       </w:r>
@@ -4204,7 +4204,7 @@
           <w:color w:val="000000"/>
           <w:kern w:val="0"/>
           <w:lang w:eastAsia="es-PE"/>
-          <w14:ligatures w14:val="none"/>
+          <ns2:ligatures ns2:val="none"/>
         </w:rPr>
         <w:t>corresponde</w:t>
       </w:r>
@@ -4215,7 +4215,7 @@
           <w:color w:val="000000"/>
           <w:kern w:val="0"/>
           <w:lang w:eastAsia="es-PE"/>
-          <w14:ligatures w14:val="none"/>
+          <ns2:ligatures ns2:val="none"/>
         </w:rPr>
         <w:t xml:space="preserve"> </w:t>
       </w:r>
@@ -4226,7 +4226,7 @@
           <w:color w:val="000000"/>
           <w:kern w:val="0"/>
           <w:lang w:eastAsia="es-PE"/>
-          <w14:ligatures w14:val="none"/>
+          <ns2:ligatures ns2:val="none"/>
         </w:rPr>
         <w:t xml:space="preserve">calificar el hecho materia de denuncia como una presunta infracción al artículo 150 </w:t>
       </w:r>
@@ -4237,7 +4237,7 @@
           <w:color w:val="000000"/>
           <w:kern w:val="0"/>
           <w:lang w:eastAsia="es-PE"/>
-          <w14:ligatures w14:val="none"/>
+          <ns2:ligatures ns2:val="none"/>
         </w:rPr>
         <w:t>del Código</w:t>
       </w:r>
@@ -4250,7 +4250,7 @@
           <w:kern w:val="0"/>
           <w:vertAlign w:val="superscript"/>
           <w:lang w:eastAsia="es-PE"/>
-          <w14:ligatures w14:val="none"/>
+          <ns2:ligatures ns2:val="none"/>
         </w:rPr>
         <w:footnoteReference w:id="7"/>
       </w:r>
@@ -4261,12 +4261,12 @@
           <w:color w:val="000000"/>
           <w:kern w:val="0"/>
           <w:lang w:eastAsia="es-PE"/>
-          <w14:ligatures w14:val="none"/>
+          <ns2:ligatures ns2:val="none"/>
         </w:rPr>
         <w:t xml:space="preserve">. </w:t>
       </w:r>
     </w:p>
-    <w:p>
+    <w:p ns2:paraId="2E7770E0" ns2:textId="77777777">
       <w:pPr>
         <w:pStyle w:val="Prrafodelista"/>
         <w:spacing w:after="0" w:line="240" w:lineRule="auto"/>
@@ -4276,11 +4276,11 @@
           <w:rFonts w:ascii="Arial Narrow" w:eastAsia="Calibri" w:hAnsi="Arial Narrow" w:cs="Arial Narrow"/>
           <w:kern w:val="0"/>
           <w:lang w:eastAsia="es-PE"/>
-          <w14:ligatures w14:val="none"/>
-        </w:rPr>
-      </w:pPr>
-    </w:p>
-    <w:p>
+          <ns2:ligatures ns2:val="none"/>
+        </w:rPr>
+      </w:pPr>
+    </w:p>
+    <w:p ns2:paraId="37321452" ns2:textId="77777777">
       <w:pPr>
         <w:pStyle w:val="Prrafodelista"/>
         <w:numPr>
@@ -4294,7 +4294,7 @@
           <w:rFonts w:ascii="Arial Narrow" w:eastAsia="Calibri" w:hAnsi="Arial Narrow" w:cs="Arial Narrow"/>
           <w:kern w:val="0"/>
           <w:lang w:eastAsia="es-PE"/>
-          <w14:ligatures w14:val="none"/>
+          <ns2:ligatures ns2:val="none"/>
         </w:rPr>
       </w:pPr>
       <w:r>
@@ -4303,7 +4303,7 @@
           <w:color w:val="000000"/>
           <w:kern w:val="0"/>
           <w:lang w:eastAsia="es-PE"/>
-          <w14:ligatures w14:val="none"/>
+          <ns2:ligatures ns2:val="none"/>
         </w:rPr>
         <w:t>En tanto la denuncia reúne los requisitos establecidos por la norma citada, corresponde admitirla a trámite</w:t>
       </w:r>
@@ -4313,7 +4313,7 @@
           <w:rFonts w:ascii="Arial Narrow" w:eastAsia="Arial Narrow" w:hAnsi="Arial Narrow" w:cs="Arial Narrow"/>
           <w:kern w:val="0"/>
           <w:vertAlign w:val="superscript"/>
-          <w14:ligatures w14:val="none"/>
+          <ns2:ligatures ns2:val="none"/>
         </w:rPr>
         <w:footnoteReference w:id="8"/>
       </w:r>
@@ -4323,12 +4323,12 @@
           <w:color w:val="000000"/>
           <w:kern w:val="0"/>
           <w:lang w:eastAsia="es-PE"/>
-          <w14:ligatures w14:val="none"/>
+          <ns2:ligatures ns2:val="none"/>
         </w:rPr>
         <w:t>.</w:t>
       </w:r>
     </w:p>
-    <w:p>
+    <w:p ns2:paraId="17426A8E" ns2:textId="77777777">
       <w:pPr>
         <w:spacing w:after="0" w:line="240" w:lineRule="auto"/>
         <w:ind w:left="567"/>
@@ -4339,11 +4339,11 @@
           <w:color w:val="000000"/>
           <w:kern w:val="0"/>
           <w:lang w:eastAsia="es-PE"/>
-          <w14:ligatures w14:val="none"/>
-        </w:rPr>
-      </w:pPr>
-    </w:p>
-    <w:p>
+          <ns2:ligatures ns2:val="none"/>
+        </w:rPr>
+      </w:pPr>
+    </w:p>
+    <w:p ns2:paraId="69FE781D" ns2:textId="77777777">
       <w:pPr>
         <w:pStyle w:val="Prrafodelista"/>
         <w:numPr>
@@ -4363,22 +4363,22 @@
           <w:color w:val="000000"/>
           <w:kern w:val="0"/>
           <w:lang w:eastAsia="es-PE"/>
-          <w14:ligatures w14:val="none"/>
-        </w:rPr>
-      </w:pPr>
-      <w:r>
-        <w:rPr>
-          <w:rFonts w:ascii="Arial Narrow" w:eastAsia="Arial Narrow" w:hAnsi="Arial Narrow" w:cs="Arial Narrow"/>
-          <w:b/>
-          <w:color w:val="000000"/>
-          <w:kern w:val="0"/>
-          <w:lang w:eastAsia="es-PE"/>
-          <w14:ligatures w14:val="none"/>
+          <ns2:ligatures ns2:val="none"/>
+        </w:rPr>
+      </w:pPr>
+      <w:r>
+        <w:rPr>
+          <w:rFonts w:ascii="Arial Narrow" w:eastAsia="Arial Narrow" w:hAnsi="Arial Narrow" w:cs="Arial Narrow"/>
+          <w:b/>
+          <w:color w:val="000000"/>
+          <w:kern w:val="0"/>
+          <w:lang w:eastAsia="es-PE"/>
+          <ns2:ligatures ns2:val="none"/>
         </w:rPr>
         <w:t>REQUERIMIENTO DE INFORMACION</w:t>
       </w:r>
     </w:p>
-    <w:p>
+    <w:p ns2:paraId="6252E905" ns2:textId="77777777">
       <w:pPr>
         <w:spacing w:after="0" w:line="240" w:lineRule="auto"/>
         <w:jc w:val="both"/>
@@ -4387,11 +4387,11 @@
           <w:color w:val="000000"/>
           <w:kern w:val="0"/>
           <w:lang w:val="es-ES" w:eastAsia="es-ES"/>
-          <w14:ligatures w14:val="none"/>
-        </w:rPr>
-      </w:pPr>
-    </w:p>
-    <w:p>
+          <ns2:ligatures ns2:val="none"/>
+        </w:rPr>
+      </w:pPr>
+    </w:p>
+    <w:p ns2:paraId="21C241A8" ns2:textId="77777777">
       <w:pPr>
         <w:pStyle w:val="Prrafodelista"/>
         <w:numPr>
@@ -4406,7 +4406,7 @@
           <w:color w:val="000000"/>
           <w:kern w:val="0"/>
           <w:lang w:val="es-ES" w:eastAsia="es-ES"/>
-          <w14:ligatures w14:val="none"/>
+          <ns2:ligatures ns2:val="none"/>
         </w:rPr>
       </w:pPr>
       <w:r>
@@ -4415,7 +4415,7 @@
           <w:color w:val="000000"/>
           <w:kern w:val="0"/>
           <w:lang w:val="es-ES" w:eastAsia="es-ES"/>
-          <w14:ligatures w14:val="none"/>
+          <ns2:ligatures ns2:val="none"/>
         </w:rPr>
         <w:t xml:space="preserve">A efectos de tener mayores elementos que sirvan para la resolución definitiva del presente caso, la Secretaría Técnica, en ejercicio de las facultades que la ley le confiere, </w:t>
       </w:r>
@@ -4426,7 +4426,7 @@
           <w:color w:val="000000"/>
           <w:kern w:val="0"/>
           <w:lang w:val="es-ES" w:eastAsia="es-ES"/>
-          <w14:ligatures w14:val="none"/>
+          <ns2:ligatures ns2:val="none"/>
         </w:rPr>
         <w:t xml:space="preserve">conviene requerir a los proveedores denunciados </w:t>
       </w:r>
@@ -4437,7 +4437,7 @@
           <w:color w:val="000000"/>
           <w:kern w:val="0"/>
           <w:lang w:val="es-ES" w:eastAsia="es-ES"/>
-          <w14:ligatures w14:val="none"/>
+          <ns2:ligatures ns2:val="none"/>
         </w:rPr>
         <w:t xml:space="preserve">que, en un plazo no mayor de cinco (5) días hábiles contado a partir del día siguiente de la notificación de la presente resolución, </w:t>
       </w:r>
@@ -4448,12 +4448,12 @@
           <w:color w:val="000000"/>
           <w:kern w:val="0"/>
           <w:lang w:val="es-ES" w:eastAsia="es-ES"/>
-          <w14:ligatures w14:val="none"/>
+          <ns2:ligatures ns2:val="none"/>
         </w:rPr>
         <w:t>cumplan con lo siguiente:</w:t>
       </w:r>
     </w:p>
-    <w:p>
+    <w:p ns2:paraId="345D7F88" ns2:textId="77777777">
       <w:pPr>
         <w:pStyle w:val="Prrafodelista"/>
         <w:spacing w:after="0" w:line="240" w:lineRule="auto"/>
@@ -4464,11 +4464,11 @@
           <w:color w:val="000000"/>
           <w:kern w:val="0"/>
           <w:lang w:val="es-ES" w:eastAsia="es-ES"/>
-          <w14:ligatures w14:val="none"/>
-        </w:rPr>
-      </w:pPr>
-    </w:p>
-    <w:p>
+          <ns2:ligatures ns2:val="none"/>
+        </w:rPr>
+      </w:pPr>
+    </w:p>
+    <w:p ns2:paraId="01F25269" ns2:textId="421D749F">
       <w:pPr>
         <w:pStyle w:val="Prrafodelista"/>
         <w:spacing w:after="0" w:line="240" w:lineRule="auto"/>
@@ -4479,7 +4479,7 @@
           <w:color w:val="000000"/>
           <w:kern w:val="0"/>
           <w:lang w:val="es-ES" w:eastAsia="es-ES"/>
-          <w14:ligatures w14:val="none"/>
+          <ns2:ligatures ns2:val="none"/>
         </w:rPr>
       </w:pPr>
       <w:r>
@@ -4489,7 +4489,7 @@
           <w:kern w:val="0"/>
           <w:u w:val="single"/>
           <w:lang w:val="es-ES" w:eastAsia="es-ES"/>
-          <w14:ligatures w14:val="none"/>
+          <ns2:ligatures ns2:val="none"/>
         </w:rPr>
         <w:t xml:space="preserve">A </w:t>
       </w:r>
@@ -4500,7 +4500,7 @@
           <w:kern w:val="0"/>
           <w:u w:val="single"/>
           <w:lang w:val="es-ES" w:eastAsia="es-ES"/>
-          <w14:ligatures w14:val="none"/>
+          <ns2:ligatures ns2:val="none"/>
         </w:rPr>
         <w:t>Quálitas</w:t>
       </w:r>
@@ -4510,7 +4510,7 @@
           <w:color w:val="000000"/>
           <w:kern w:val="0"/>
           <w:lang w:val="es-ES" w:eastAsia="es-ES"/>
-          <w14:ligatures w14:val="none"/>
+          <ns2:ligatures ns2:val="none"/>
         </w:rPr>
         <w:t>: (i) presentar una copia debidamente suscrita de la Póliza</w:t>
       </w:r>
@@ -4520,7 +4520,7 @@
           <w:color w:val="000000"/>
           <w:kern w:val="0"/>
           <w:lang w:val="es-ES" w:eastAsia="es-ES"/>
-          <w14:ligatures w14:val="none"/>
+          <ns2:ligatures ns2:val="none"/>
         </w:rPr>
         <w:t xml:space="preserve"> </w:t>
       </w:r>
@@ -4530,7 +4530,7 @@
           <w:color w:val="000000"/>
           <w:kern w:val="0"/>
           <w:lang w:eastAsia="es-ES"/>
-          <w14:ligatures w14:val="none"/>
+          <ns2:ligatures ns2:val="none"/>
         </w:rPr>
         <w:t xml:space="preserve">0070162762 </w:t>
       </w:r>
@@ -4540,7 +4540,7 @@
           <w:color w:val="000000"/>
           <w:kern w:val="0"/>
           <w:lang w:val="es-ES" w:eastAsia="es-ES"/>
-          <w14:ligatures w14:val="none"/>
+          <ns2:ligatures ns2:val="none"/>
         </w:rPr>
         <w:t>del Seguro Vehicular materia de denuncia</w:t>
       </w:r>
@@ -4550,7 +4550,7 @@
           <w:color w:val="000000"/>
           <w:kern w:val="0"/>
           <w:lang w:val="es-ES" w:eastAsia="es-ES"/>
-          <w14:ligatures w14:val="none"/>
+          <ns2:ligatures ns2:val="none"/>
         </w:rPr>
         <w:t xml:space="preserve">, así como el cargo de remisión de la </w:t>
       </w:r>
@@ -4560,7 +4560,7 @@
           <w:color w:val="000000"/>
           <w:kern w:val="0"/>
           <w:lang w:val="es-ES" w:eastAsia="es-ES"/>
-          <w14:ligatures w14:val="none"/>
+          <ns2:ligatures ns2:val="none"/>
         </w:rPr>
         <w:t>póliza</w:t>
       </w:r>
@@ -4570,7 +4570,7 @@
           <w:color w:val="000000"/>
           <w:kern w:val="0"/>
           <w:lang w:val="es-ES" w:eastAsia="es-ES"/>
-          <w14:ligatures w14:val="none"/>
+          <ns2:ligatures ns2:val="none"/>
         </w:rPr>
         <w:t xml:space="preserve">; </w:t>
       </w:r>
@@ -4580,7 +4580,7 @@
           <w:color w:val="000000"/>
           <w:kern w:val="0"/>
           <w:lang w:val="es-ES" w:eastAsia="es-ES"/>
-          <w14:ligatures w14:val="none"/>
+          <ns2:ligatures ns2:val="none"/>
         </w:rPr>
         <w:t>(</w:t>
       </w:r>
@@ -4591,7 +4591,7 @@
           <w:color w:val="000000"/>
           <w:kern w:val="0"/>
           <w:lang w:val="es-ES" w:eastAsia="es-ES"/>
-          <w14:ligatures w14:val="none"/>
+          <ns2:ligatures ns2:val="none"/>
         </w:rPr>
         <w:t>ii</w:t>
       </w:r>
@@ -4602,7 +4602,7 @@
           <w:color w:val="000000"/>
           <w:kern w:val="0"/>
           <w:lang w:val="es-ES" w:eastAsia="es-ES"/>
-          <w14:ligatures w14:val="none"/>
+          <ns2:ligatures ns2:val="none"/>
         </w:rPr>
         <w:t>) presentar los medios probatorios que acrediten que</w:t>
       </w:r>
@@ -4612,7 +4612,7 @@
           <w:color w:val="000000"/>
           <w:kern w:val="0"/>
           <w:lang w:val="es-ES" w:eastAsia="es-ES"/>
-          <w14:ligatures w14:val="none"/>
+          <ns2:ligatures ns2:val="none"/>
         </w:rPr>
         <w:t xml:space="preserve"> </w:t>
       </w:r>
@@ -4622,7 +4622,7 @@
           <w:color w:val="000000"/>
           <w:kern w:val="0"/>
           <w:lang w:val="es-ES" w:eastAsia="es-ES"/>
-          <w14:ligatures w14:val="none"/>
+          <ns2:ligatures ns2:val="none"/>
         </w:rPr>
         <w:t xml:space="preserve">brindó conformidad y aprobación a la cotización realizada por el taller; </w:t>
       </w:r>
@@ -4632,7 +4632,7 @@
           <w:color w:val="000000"/>
           <w:kern w:val="0"/>
           <w:lang w:val="es-ES" w:eastAsia="es-ES"/>
-          <w14:ligatures w14:val="none"/>
+          <ns2:ligatures ns2:val="none"/>
         </w:rPr>
         <w:t>y, (</w:t>
       </w:r>
@@ -4643,7 +4643,7 @@
           <w:color w:val="000000"/>
           <w:kern w:val="0"/>
           <w:lang w:val="es-ES" w:eastAsia="es-ES"/>
-          <w14:ligatures w14:val="none"/>
+          <ns2:ligatures ns2:val="none"/>
         </w:rPr>
         <w:t>ii</w:t>
       </w:r>
@@ -4653,7 +4653,7 @@
           <w:color w:val="000000"/>
           <w:kern w:val="0"/>
           <w:lang w:val="es-ES" w:eastAsia="es-ES"/>
-          <w14:ligatures w14:val="none"/>
+          <ns2:ligatures ns2:val="none"/>
         </w:rPr>
         <w:t>i</w:t>
       </w:r>
@@ -4664,12 +4664,12 @@
           <w:color w:val="000000"/>
           <w:kern w:val="0"/>
           <w:lang w:val="es-ES" w:eastAsia="es-ES"/>
-          <w14:ligatures w14:val="none"/>
+          <ns2:ligatures ns2:val="none"/>
         </w:rPr>
         <w:t>) presentar todas las comunicaciones cursadas con la parte denunciante en virtud de los hechos materia de denuncia.</w:t>
       </w:r>
     </w:p>
-    <w:p>
+    <w:p ns2:paraId="48503CFE" ns2:textId="77777777">
       <w:pPr>
         <w:pStyle w:val="Prrafodelista"/>
         <w:spacing w:after="0" w:line="240" w:lineRule="auto"/>
@@ -4681,11 +4681,11 @@
           <w:kern w:val="0"/>
           <w:u w:val="single"/>
           <w:lang w:val="es-ES" w:eastAsia="es-ES"/>
-          <w14:ligatures w14:val="none"/>
-        </w:rPr>
-      </w:pPr>
-    </w:p>
-    <w:p>
+          <ns2:ligatures ns2:val="none"/>
+        </w:rPr>
+      </w:pPr>
+    </w:p>
+    <w:p ns2:paraId="4940B49E" ns2:textId="4FDAC678">
       <w:pPr>
         <w:pStyle w:val="Prrafodelista"/>
         <w:spacing w:after="0" w:line="240" w:lineRule="auto"/>
@@ -4697,7 +4697,7 @@
           <w:kern w:val="0"/>
           <w:u w:val="single"/>
           <w:lang w:val="es-ES" w:eastAsia="es-ES"/>
-          <w14:ligatures w14:val="none"/>
+          <ns2:ligatures ns2:val="none"/>
         </w:rPr>
       </w:pPr>
       <w:r>
@@ -4707,7 +4707,7 @@
           <w:kern w:val="0"/>
           <w:u w:val="single"/>
           <w:lang w:val="es-ES" w:eastAsia="es-ES"/>
-          <w14:ligatures w14:val="none"/>
+          <ns2:ligatures ns2:val="none"/>
         </w:rPr>
         <w:t xml:space="preserve">A </w:t>
       </w:r>
@@ -4718,7 +4718,7 @@
           <w:kern w:val="0"/>
           <w:u w:val="single"/>
           <w:lang w:val="es-ES" w:eastAsia="es-ES"/>
-          <w14:ligatures w14:val="none"/>
+          <ns2:ligatures ns2:val="none"/>
         </w:rPr>
         <w:t>Eurostar</w:t>
       </w:r>
@@ -4728,7 +4728,7 @@
           <w:color w:val="000000"/>
           <w:kern w:val="0"/>
           <w:lang w:val="es-ES" w:eastAsia="es-ES"/>
-          <w14:ligatures w14:val="none"/>
+          <ns2:ligatures ns2:val="none"/>
         </w:rPr>
         <w:t>:</w:t>
       </w:r>
@@ -4738,7 +4738,7 @@
           <w:color w:val="000000"/>
           <w:kern w:val="0"/>
           <w:lang w:eastAsia="es-ES"/>
-          <w14:ligatures w14:val="none"/>
+          <ns2:ligatures ns2:val="none"/>
         </w:rPr>
         <w:t xml:space="preserve"> </w:t>
       </w:r>
@@ -4748,7 +4748,7 @@
           <w:color w:val="000000"/>
           <w:kern w:val="0"/>
           <w:lang w:val="es-ES" w:eastAsia="es-ES"/>
-          <w14:ligatures w14:val="none"/>
+          <ns2:ligatures ns2:val="none"/>
         </w:rPr>
         <w:t xml:space="preserve">(i) </w:t>
       </w:r>
@@ -4758,7 +4758,7 @@
           <w:color w:val="000000"/>
           <w:kern w:val="0"/>
           <w:lang w:val="es-ES" w:eastAsia="es-ES"/>
-          <w14:ligatures w14:val="none"/>
+          <ns2:ligatures ns2:val="none"/>
         </w:rPr>
         <w:t xml:space="preserve">presentar los medios probatorios que acrediten que </w:t>
       </w:r>
@@ -4768,7 +4768,7 @@
           <w:color w:val="000000"/>
           <w:kern w:val="0"/>
           <w:lang w:val="es-ES" w:eastAsia="es-ES"/>
-          <w14:ligatures w14:val="none"/>
+          <ns2:ligatures ns2:val="none"/>
         </w:rPr>
         <w:t>comunicó el estado del trámite de aprobación de la cotización ante la compañía aseguradora y se brindó información para continuar con la reparación del vehículo asegurado</w:t>
       </w:r>
@@ -4778,7 +4778,7 @@
           <w:color w:val="000000"/>
           <w:kern w:val="0"/>
           <w:lang w:val="es-ES" w:eastAsia="es-ES"/>
-          <w14:ligatures w14:val="none"/>
+          <ns2:ligatures ns2:val="none"/>
         </w:rPr>
         <w:t>; y, (</w:t>
       </w:r>
@@ -4789,7 +4789,7 @@
           <w:color w:val="000000"/>
           <w:kern w:val="0"/>
           <w:lang w:val="es-ES" w:eastAsia="es-ES"/>
-          <w14:ligatures w14:val="none"/>
+          <ns2:ligatures ns2:val="none"/>
         </w:rPr>
         <w:t>ii</w:t>
       </w:r>
@@ -4800,13 +4800,13 @@
           <w:color w:val="000000"/>
           <w:kern w:val="0"/>
           <w:lang w:val="es-ES" w:eastAsia="es-ES"/>
-          <w14:ligatures w14:val="none"/>
+          <ns2:ligatures ns2:val="none"/>
         </w:rPr>
         <w:t>) presentar todas las comunicaciones cursadas con la parte denunciante en virtud de los hechos materia de denuncia.</w:t>
       </w:r>
     </w:p>
     <w:bookmarkEnd w:id="10"/>
-    <w:p>
+    <w:p ns2:paraId="76AC2520" ns2:textId="77777777">
       <w:pPr>
         <w:pStyle w:val="Prrafodelista"/>
         <w:spacing w:after="0" w:line="240" w:lineRule="auto"/>
@@ -4817,11 +4817,11 @@
           <w:color w:val="000000"/>
           <w:kern w:val="0"/>
           <w:lang w:val="es-ES" w:eastAsia="es-ES"/>
-          <w14:ligatures w14:val="none"/>
-        </w:rPr>
-      </w:pPr>
-    </w:p>
-    <w:p>
+          <ns2:ligatures ns2:val="none"/>
+        </w:rPr>
+      </w:pPr>
+    </w:p>
+    <w:p ns2:paraId="45192A8B" ns2:textId="77777777">
       <w:pPr>
         <w:pStyle w:val="Prrafodelista"/>
         <w:numPr>
@@ -4841,36 +4841,36 @@
           <w:color w:val="000000"/>
           <w:kern w:val="0"/>
           <w:lang w:eastAsia="es-PE"/>
-          <w14:ligatures w14:val="none"/>
-        </w:rPr>
-      </w:pPr>
-      <w:r>
-        <w:rPr>
-          <w:rFonts w:ascii="Arial Narrow" w:eastAsia="Arial Narrow" w:hAnsi="Arial Narrow" w:cs="Arial Narrow"/>
-          <w:b/>
-          <w:color w:val="000000"/>
-          <w:kern w:val="0"/>
-          <w:lang w:eastAsia="es-PE"/>
-          <w14:ligatures w14:val="none"/>
+          <ns2:ligatures ns2:val="none"/>
+        </w:rPr>
+      </w:pPr>
+      <w:r>
+        <w:rPr>
+          <w:rFonts w:ascii="Arial Narrow" w:eastAsia="Arial Narrow" w:hAnsi="Arial Narrow" w:cs="Arial Narrow"/>
+          <w:b/>
+          <w:color w:val="000000"/>
+          <w:kern w:val="0"/>
+          <w:lang w:eastAsia="es-PE"/>
+          <ns2:ligatures ns2:val="none"/>
         </w:rPr>
         <w:t xml:space="preserve">RESOLUCIÓN DE LA SECRETARÍA TÉCNICA </w:t>
       </w:r>
     </w:p>
-    <w:p>
-      <w:pPr>
-        <w:spacing w:after="0" w:line="240" w:lineRule="auto"/>
-        <w:jc w:val="both"/>
-        <w:rPr>
-          <w:rFonts w:ascii="Arial Narrow" w:eastAsia="Arial Narrow" w:hAnsi="Arial Narrow" w:cs="Arial Narrow"/>
-          <w:b/>
-          <w:color w:val="000000"/>
-          <w:kern w:val="0"/>
-          <w:lang w:eastAsia="es-PE"/>
-          <w14:ligatures w14:val="none"/>
-        </w:rPr>
-      </w:pPr>
-    </w:p>
-    <w:p>
+    <w:p ns2:paraId="71820251" ns2:textId="77777777">
+      <w:pPr>
+        <w:spacing w:after="0" w:line="240" w:lineRule="auto"/>
+        <w:jc w:val="both"/>
+        <w:rPr>
+          <w:rFonts w:ascii="Arial Narrow" w:eastAsia="Arial Narrow" w:hAnsi="Arial Narrow" w:cs="Arial Narrow"/>
+          <w:b/>
+          <w:color w:val="000000"/>
+          <w:kern w:val="0"/>
+          <w:lang w:eastAsia="es-PE"/>
+          <ns2:ligatures ns2:val="none"/>
+        </w:rPr>
+      </w:pPr>
+    </w:p>
+    <w:p ns2:paraId="0A9233F4" ns2:textId="2D31A094">
       <w:pPr>
         <w:spacing w:after="0" w:line="240" w:lineRule="auto"/>
         <w:jc w:val="both"/>
@@ -4879,17 +4879,17 @@
           <w:color w:val="000000"/>
           <w:kern w:val="0"/>
           <w:lang w:eastAsia="es-PE"/>
-          <w14:ligatures w14:val="none"/>
-        </w:rPr>
-      </w:pPr>
-      <w:r>
-        <w:rPr>
-          <w:rFonts w:ascii="Arial Narrow" w:eastAsia="Arial Narrow" w:hAnsi="Arial Narrow" w:cs="Arial Narrow"/>
-          <w:b/>
-          <w:color w:val="000000"/>
-          <w:kern w:val="0"/>
-          <w:lang w:eastAsia="es-PE"/>
-          <w14:ligatures w14:val="none"/>
+          <ns2:ligatures ns2:val="none"/>
+        </w:rPr>
+      </w:pPr>
+      <w:r>
+        <w:rPr>
+          <w:rFonts w:ascii="Arial Narrow" w:eastAsia="Arial Narrow" w:hAnsi="Arial Narrow" w:cs="Arial Narrow"/>
+          <w:b/>
+          <w:color w:val="000000"/>
+          <w:kern w:val="0"/>
+          <w:lang w:eastAsia="es-PE"/>
+          <ns2:ligatures ns2:val="none"/>
         </w:rPr>
         <w:t xml:space="preserve">PRIMERO: admitir a trámite la denuncia del 14 de abril de 2026, interpuesta por los señores [APELLIDO] [APELLIDO] y [APELLIDO] [APELLIDO] Chinchay contra Quálitas Compañía de Seguros S.A. y Eurostar Motors S.A.C., por lo siguiente:</w:t>
       </w:r>
@@ -4900,7 +4900,7 @@
           <w:kern w:val="0"/>
           <w:shd w:val="clear" w:color="auto" w:fill="FFFFFF"/>
           <w:lang w:eastAsia="es-PE"/>
-          <w14:ligatures w14:val="none"/>
+          <ns2:ligatures ns2:val="none"/>
         </w:rPr>
         <w:t xml:space="preserve"/>
       </w:r>
@@ -4910,7 +4910,7 @@
           <w:color w:val="000000"/>
           <w:kern w:val="0"/>
           <w:lang w:val="es-ES" w:eastAsia="es-ES"/>
-          <w14:ligatures w14:val="none"/>
+          <ns2:ligatures ns2:val="none"/>
         </w:rPr>
         <w:t/>
       </w:r>
@@ -4920,7 +4920,7 @@
           <w:color w:val="000000"/>
           <w:kern w:val="0"/>
           <w:lang w:val="es-ES" w:eastAsia="es-ES"/>
-          <w14:ligatures w14:val="none"/>
+          <ns2:ligatures ns2:val="none"/>
         </w:rPr>
         <w:t xml:space="preserve"/>
       </w:r>
@@ -4931,7 +4931,7 @@
           <w:kern w:val="0"/>
           <w:shd w:val="clear" w:color="auto" w:fill="FFFFFF"/>
           <w:lang w:eastAsia="es-PE"/>
-          <w14:ligatures w14:val="none"/>
+          <ns2:ligatures ns2:val="none"/>
         </w:rPr>
         <w:t xml:space="preserve"/>
       </w:r>
@@ -4942,7 +4942,7 @@
           <w:kern w:val="0"/>
           <w:shd w:val="clear" w:color="auto" w:fill="FFFFFF"/>
           <w:lang w:eastAsia="es-PE"/>
-          <w14:ligatures w14:val="none"/>
+          <ns2:ligatures ns2:val="none"/>
         </w:rPr>
         <w:t xml:space="preserve"/>
       </w:r>
@@ -4953,7 +4953,7 @@
           <w:kern w:val="0"/>
           <w:shd w:val="clear" w:color="auto" w:fill="FFFFFF"/>
           <w:lang w:eastAsia="es-PE"/>
-          <w14:ligatures w14:val="none"/>
+          <ns2:ligatures ns2:val="none"/>
         </w:rPr>
         <w:t xml:space="preserve"/>
       </w:r>
@@ -4978,7 +4978,7 @@
           <w:kern w:val="0"/>
           <w:shd w:val="clear" w:color="auto" w:fill="FFFFFF"/>
           <w:lang w:eastAsia="es-PE"/>
-          <w14:ligatures w14:val="none"/>
+          <ns2:ligatures ns2:val="none"/>
         </w:rPr>
         <w:t/>
       </w:r>
@@ -4989,7 +4989,7 @@
           <w:kern w:val="0"/>
           <w:shd w:val="clear" w:color="auto" w:fill="FFFFFF"/>
           <w:lang w:eastAsia="es-PE"/>
-          <w14:ligatures w14:val="none"/>
+          <ns2:ligatures ns2:val="none"/>
         </w:rPr>
         <w:t xml:space="preserve"/>
       </w:r>
@@ -5000,12 +5000,12 @@
           <w:kern w:val="0"/>
           <w:shd w:val="clear" w:color="auto" w:fill="FFFFFF"/>
           <w:lang w:eastAsia="es-PE"/>
-          <w14:ligatures w14:val="none"/>
+          <ns2:ligatures ns2:val="none"/>
         </w:rPr>
         <w:t/>
       </w:r>
     </w:p>
-    <w:p>
+    <w:p ns2:paraId="63EA146C" ns2:textId="77777777">
       <w:pPr>
         <w:spacing w:after="0" w:line="240" w:lineRule="auto"/>
         <w:jc w:val="both"/>
@@ -5014,11 +5014,11 @@
           <w:color w:val="000000"/>
           <w:kern w:val="0"/>
           <w:lang w:eastAsia="es-PE"/>
-          <w14:ligatures w14:val="none"/>
-        </w:rPr>
-      </w:pPr>
-    </w:p>
-    <w:p>
+          <ns2:ligatures ns2:val="none"/>
+        </w:rPr>
+      </w:pPr>
+    </w:p>
+    <w:p ns2:paraId="13419B72" ns2:textId="5C1E09D4">
       <w:pPr>
         <w:pStyle w:val="Prrafodelista"/>
         <w:numPr>
@@ -5034,14 +5034,14 @@
         <w:rPr>
           <w:rFonts w:ascii="Arial Narrow" w:eastAsia="Arial Narrow" w:hAnsi="Arial Narrow" w:cs="Arial Narrow"/>
           <w:kern w:val="0"/>
-          <w14:ligatures w14:val="none"/>
-        </w:rPr>
-      </w:pPr>
-      <w:r>
-        <w:rPr>
-          <w:rFonts w:ascii="Arial Narrow" w:eastAsia="Arial Narrow" w:hAnsi="Arial Narrow" w:cs="Arial Narrow"/>
-          <w:kern w:val="0"/>
-          <w14:ligatures w14:val="none"/>
+          <ns2:ligatures ns2:val="none"/>
+        </w:rPr>
+      </w:pPr>
+      <w:r>
+        <w:rPr>
+          <w:rFonts w:ascii="Arial Narrow" w:eastAsia="Arial Narrow" w:hAnsi="Arial Narrow" w:cs="Arial Narrow"/>
+          <w:kern w:val="0"/>
+          <ns2:ligatures ns2:val="none"/>
         </w:rPr>
         <w:t xml:space="preserve">Presunta </w:t>
       </w:r>
@@ -5049,7 +5049,7 @@
         <w:rPr>
           <w:rFonts w:ascii="Arial Narrow" w:eastAsia="Arial Narrow" w:hAnsi="Arial Narrow" w:cs="Arial Narrow"/>
           <w:kern w:val="0"/>
-          <w14:ligatures w14:val="none"/>
+          <ns2:ligatures ns2:val="none"/>
         </w:rPr>
         <w:t>infracción a los artículos 18 y 19 de la Ley 29571, Código de Protección y Defensa del Consumidor</w:t>
       </w:r>
@@ -5057,7 +5057,7 @@
         <w:rPr>
           <w:rFonts w:ascii="Arial Narrow" w:eastAsia="Arial Narrow" w:hAnsi="Arial Narrow" w:cs="Arial Narrow"/>
           <w:kern w:val="0"/>
-          <w14:ligatures w14:val="none"/>
+          <ns2:ligatures ns2:val="none"/>
         </w:rPr>
         <w:t xml:space="preserve">, en tanto </w:t>
       </w:r>
@@ -5065,7 +5065,7 @@
         <w:rPr>
           <w:rFonts w:ascii="Arial Narrow" w:eastAsia="Arial Narrow" w:hAnsi="Arial Narrow" w:cs="Arial Narrow"/>
           <w:kern w:val="0"/>
-          <w14:ligatures w14:val="none"/>
+          <ns2:ligatures ns2:val="none"/>
         </w:rPr>
         <w:t xml:space="preserve">Quálitas Compañía de Seguros S.A. </w:t>
       </w:r>
@@ -5073,7 +5073,7 @@
         <w:rPr>
           <w:rFonts w:ascii="Arial Narrow" w:eastAsia="Arial Narrow" w:hAnsi="Arial Narrow" w:cs="Arial Narrow"/>
           <w:kern w:val="0"/>
-          <w14:ligatures w14:val="none"/>
+          <ns2:ligatures ns2:val="none"/>
         </w:rPr>
         <w:t xml:space="preserve">no habría brindado conformidad ni aprobación a la cotización realizada por </w:t>
       </w:r>
@@ -5081,7 +5081,7 @@
         <w:rPr>
           <w:rFonts w:ascii="Arial Narrow" w:eastAsia="Arial Narrow" w:hAnsi="Arial Narrow" w:cs="Arial Narrow"/>
           <w:kern w:val="0"/>
-          <w14:ligatures w14:val="none"/>
+          <ns2:ligatures ns2:val="none"/>
         </w:rPr>
         <w:t>Eurostar Motors S.A.C.</w:t>
       </w:r>
@@ -5089,7 +5089,7 @@
         <w:rPr>
           <w:rFonts w:ascii="Arial Narrow" w:eastAsia="Arial Narrow" w:hAnsi="Arial Narrow" w:cs="Arial Narrow"/>
           <w:kern w:val="0"/>
-          <w14:ligatures w14:val="none"/>
+          <ns2:ligatures ns2:val="none"/>
         </w:rPr>
         <w:t xml:space="preserve"> </w:t>
       </w:r>
@@ -5097,7 +5097,7 @@
         <w:rPr>
           <w:rFonts w:ascii="Arial Narrow" w:eastAsia="Arial Narrow" w:hAnsi="Arial Narrow" w:cs="Arial Narrow"/>
           <w:kern w:val="0"/>
-          <w14:ligatures w14:val="none"/>
+          <ns2:ligatures ns2:val="none"/>
         </w:rPr>
         <w:t xml:space="preserve">para la reparación del vehículo asegurado </w:t>
       </w:r>
@@ -5105,7 +5105,7 @@
         <w:rPr>
           <w:rFonts w:ascii="Arial Narrow" w:eastAsia="Arial Narrow" w:hAnsi="Arial Narrow" w:cs="Arial Narrow"/>
           <w:kern w:val="0"/>
-          <w14:ligatures w14:val="none"/>
+          <ns2:ligatures ns2:val="none"/>
         </w:rPr>
         <w:t>con la Póliza 0070162762 del Seguro Vehicular</w:t>
       </w:r>
@@ -5113,23 +5113,23 @@
         <w:rPr>
           <w:rFonts w:ascii="Arial Narrow" w:eastAsia="Arial Narrow" w:hAnsi="Arial Narrow" w:cs="Arial Narrow"/>
           <w:kern w:val="0"/>
-          <w14:ligatures w14:val="none"/>
+          <ns2:ligatures ns2:val="none"/>
         </w:rPr>
         <w:t>.</w:t>
       </w:r>
     </w:p>
-    <w:p>
-      <w:pPr>
-        <w:spacing w:after="0" w:line="240" w:lineRule="auto"/>
-        <w:jc w:val="both"/>
-        <w:rPr>
-          <w:rFonts w:ascii="Arial Narrow" w:eastAsia="Arial Narrow" w:hAnsi="Arial Narrow" w:cs="Arial Narrow"/>
-          <w:kern w:val="0"/>
-          <w14:ligatures w14:val="none"/>
-        </w:rPr>
-      </w:pPr>
-    </w:p>
-    <w:p>
+    <w:p ns2:paraId="2C06AF6E" ns2:textId="77777777">
+      <w:pPr>
+        <w:spacing w:after="0" w:line="240" w:lineRule="auto"/>
+        <w:jc w:val="both"/>
+        <w:rPr>
+          <w:rFonts w:ascii="Arial Narrow" w:eastAsia="Arial Narrow" w:hAnsi="Arial Narrow" w:cs="Arial Narrow"/>
+          <w:kern w:val="0"/>
+          <ns2:ligatures ns2:val="none"/>
+        </w:rPr>
+      </w:pPr>
+    </w:p>
+    <w:p ns2:paraId="4036AE85" ns2:textId="24468993">
       <w:pPr>
         <w:pStyle w:val="Prrafodelista"/>
         <w:numPr>
@@ -5145,14 +5145,14 @@
         <w:rPr>
           <w:rFonts w:ascii="Arial Narrow" w:eastAsia="Arial Narrow" w:hAnsi="Arial Narrow" w:cs="Arial Narrow"/>
           <w:kern w:val="0"/>
-          <w14:ligatures w14:val="none"/>
-        </w:rPr>
-      </w:pPr>
-      <w:r>
-        <w:rPr>
-          <w:rFonts w:ascii="Arial Narrow" w:eastAsia="Arial Narrow" w:hAnsi="Arial Narrow" w:cs="Arial Narrow"/>
-          <w:kern w:val="0"/>
-          <w14:ligatures w14:val="none"/>
+          <ns2:ligatures ns2:val="none"/>
+        </w:rPr>
+      </w:pPr>
+      <w:r>
+        <w:rPr>
+          <w:rFonts w:ascii="Arial Narrow" w:eastAsia="Arial Narrow" w:hAnsi="Arial Narrow" w:cs="Arial Narrow"/>
+          <w:kern w:val="0"/>
+          <ns2:ligatures ns2:val="none"/>
         </w:rPr>
         <w:t xml:space="preserve">Presunta </w:t>
       </w:r>
@@ -5160,7 +5160,7 @@
         <w:rPr>
           <w:rFonts w:ascii="Arial Narrow" w:eastAsia="Arial Narrow" w:hAnsi="Arial Narrow" w:cs="Arial Narrow"/>
           <w:kern w:val="0"/>
-          <w14:ligatures w14:val="none"/>
+          <ns2:ligatures ns2:val="none"/>
         </w:rPr>
         <w:t>infracción a los artículos 18 y 19 de la Ley 29571, Código de Protección y Defensa del Consumidor</w:t>
       </w:r>
@@ -5168,7 +5168,7 @@
         <w:rPr>
           <w:rFonts w:ascii="Arial Narrow" w:eastAsia="Arial Narrow" w:hAnsi="Arial Narrow" w:cs="Arial Narrow"/>
           <w:kern w:val="0"/>
-          <w14:ligatures w14:val="none"/>
+          <ns2:ligatures ns2:val="none"/>
         </w:rPr>
         <w:t xml:space="preserve">, en tanto </w:t>
       </w:r>
@@ -5176,7 +5176,7 @@
         <w:rPr>
           <w:rFonts w:ascii="Arial Narrow" w:eastAsia="Arial Narrow" w:hAnsi="Arial Narrow" w:cs="Arial Narrow"/>
           <w:kern w:val="0"/>
-          <w14:ligatures w14:val="none"/>
+          <ns2:ligatures ns2:val="none"/>
         </w:rPr>
         <w:t xml:space="preserve">Quálitas Compañía de Seguros S.A. </w:t>
       </w:r>
@@ -5184,7 +5184,7 @@
         <w:rPr>
           <w:rFonts w:ascii="Arial Narrow" w:eastAsia="Arial Narrow" w:hAnsi="Arial Narrow" w:cs="Arial Narrow"/>
           <w:kern w:val="0"/>
-          <w14:ligatures w14:val="none"/>
+          <ns2:ligatures ns2:val="none"/>
         </w:rPr>
         <w:t xml:space="preserve">habría puesto a disposición de </w:t>
       </w:r>
@@ -5192,7 +5192,7 @@
         <w:rPr>
           <w:rFonts w:ascii="Arial Narrow" w:eastAsia="Arial Narrow" w:hAnsi="Arial Narrow" w:cs="Arial Narrow"/>
           <w:kern w:val="0"/>
-          <w14:ligatures w14:val="none"/>
+          <ns2:ligatures ns2:val="none"/>
         </w:rPr>
         <w:t>la parte denunciante</w:t>
       </w:r>
@@ -5200,7 +5200,7 @@
         <w:rPr>
           <w:rFonts w:ascii="Arial Narrow" w:eastAsia="Arial Narrow" w:hAnsi="Arial Narrow" w:cs="Arial Narrow"/>
           <w:kern w:val="0"/>
-          <w14:ligatures w14:val="none"/>
+          <ns2:ligatures ns2:val="none"/>
         </w:rPr>
         <w:t xml:space="preserve"> a </w:t>
       </w:r>
@@ -5208,7 +5208,7 @@
         <w:rPr>
           <w:rFonts w:ascii="Arial Narrow" w:eastAsia="Arial Narrow" w:hAnsi="Arial Narrow" w:cs="Arial Narrow"/>
           <w:kern w:val="0"/>
-          <w14:ligatures w14:val="none"/>
+          <ns2:ligatures ns2:val="none"/>
         </w:rPr>
         <w:t xml:space="preserve">Eurostar Motors S.A.C. </w:t>
       </w:r>
@@ -5216,7 +5216,7 @@
         <w:rPr>
           <w:rFonts w:ascii="Arial Narrow" w:eastAsia="Arial Narrow" w:hAnsi="Arial Narrow" w:cs="Arial Narrow"/>
           <w:kern w:val="0"/>
-          <w14:ligatures w14:val="none"/>
+          <ns2:ligatures ns2:val="none"/>
         </w:rPr>
         <w:t xml:space="preserve">como taller afiliado “Gamma Alta </w:t>
       </w:r>
@@ -5225,7 +5225,7 @@
         <w:rPr>
           <w:rFonts w:ascii="Arial Narrow" w:eastAsia="Arial Narrow" w:hAnsi="Arial Narrow" w:cs="Arial Narrow"/>
           <w:kern w:val="0"/>
-          <w14:ligatures w14:val="none"/>
+          <ns2:ligatures ns2:val="none"/>
         </w:rPr>
         <w:t>Qualificado</w:t>
       </w:r>
@@ -5234,7 +5234,7 @@
         <w:rPr>
           <w:rFonts w:ascii="Arial Narrow" w:eastAsia="Arial Narrow" w:hAnsi="Arial Narrow" w:cs="Arial Narrow"/>
           <w:kern w:val="0"/>
-          <w14:ligatures w14:val="none"/>
+          <ns2:ligatures ns2:val="none"/>
         </w:rPr>
         <w:t xml:space="preserve">” para la atención del siniestro reportado con código 04250029406, pese a que dicho taller no habría brindado una atención idónea para continuar con la reparación del vehículo asegurado </w:t>
       </w:r>
@@ -5243,7 +5243,7 @@
         <w:rPr>
           <w:rFonts w:ascii="Arial Narrow" w:eastAsia="Arial Narrow" w:hAnsi="Arial Narrow" w:cs="Arial Narrow"/>
           <w:kern w:val="0"/>
-          <w14:ligatures w14:val="none"/>
+          <ns2:ligatures ns2:val="none"/>
         </w:rPr>
         <w:t xml:space="preserve">con </w:t>
       </w:r>
@@ -5251,7 +5251,7 @@
         <w:rPr>
           <w:rFonts w:ascii="Arial Narrow" w:eastAsia="Arial Narrow" w:hAnsi="Arial Narrow" w:cs="Arial Narrow"/>
           <w:kern w:val="0"/>
-          <w14:ligatures w14:val="none"/>
+          <ns2:ligatures ns2:val="none"/>
         </w:rPr>
         <w:t>la Póliza 0070162762 del Seguro Vehicular</w:t>
       </w:r>
@@ -5260,22 +5260,22 @@
         <w:rPr>
           <w:rFonts w:ascii="Arial Narrow" w:eastAsia="Arial Narrow" w:hAnsi="Arial Narrow" w:cs="Arial Narrow"/>
           <w:kern w:val="0"/>
-          <w14:ligatures w14:val="none"/>
+          <ns2:ligatures ns2:val="none"/>
         </w:rPr>
         <w:t>.</w:t>
       </w:r>
     </w:p>
-    <w:p>
+    <w:p ns2:paraId="0CD1FF5C" ns2:textId="77777777">
       <w:pPr>
         <w:pStyle w:val="Prrafodelista"/>
         <w:rPr>
           <w:rFonts w:ascii="Arial Narrow" w:eastAsia="Arial Narrow" w:hAnsi="Arial Narrow" w:cs="Arial Narrow"/>
           <w:kern w:val="0"/>
-          <w14:ligatures w14:val="none"/>
-        </w:rPr>
-      </w:pPr>
-    </w:p>
-    <w:p>
+          <ns2:ligatures ns2:val="none"/>
+        </w:rPr>
+      </w:pPr>
+    </w:p>
+    <w:p ns2:paraId="18D78656" ns2:textId="4176BAE4">
       <w:pPr>
         <w:pStyle w:val="Prrafodelista"/>
         <w:numPr>
@@ -5291,14 +5291,14 @@
         <w:rPr>
           <w:rFonts w:ascii="Arial Narrow" w:eastAsia="Arial Narrow" w:hAnsi="Arial Narrow" w:cs="Arial Narrow"/>
           <w:kern w:val="0"/>
-          <w14:ligatures w14:val="none"/>
-        </w:rPr>
-      </w:pPr>
-      <w:r>
-        <w:rPr>
-          <w:rFonts w:ascii="Arial Narrow" w:eastAsia="Arial Narrow" w:hAnsi="Arial Narrow" w:cs="Arial Narrow"/>
-          <w:kern w:val="0"/>
-          <w14:ligatures w14:val="none"/>
+          <ns2:ligatures ns2:val="none"/>
+        </w:rPr>
+      </w:pPr>
+      <w:r>
+        <w:rPr>
+          <w:rFonts w:ascii="Arial Narrow" w:eastAsia="Arial Narrow" w:hAnsi="Arial Narrow" w:cs="Arial Narrow"/>
+          <w:kern w:val="0"/>
+          <ns2:ligatures ns2:val="none"/>
         </w:rPr>
         <w:t xml:space="preserve">Presunta </w:t>
       </w:r>
@@ -5306,7 +5306,7 @@
         <w:rPr>
           <w:rFonts w:ascii="Arial Narrow" w:eastAsia="Arial Narrow" w:hAnsi="Arial Narrow" w:cs="Arial Narrow"/>
           <w:kern w:val="0"/>
-          <w14:ligatures w14:val="none"/>
+          <ns2:ligatures ns2:val="none"/>
         </w:rPr>
         <w:t>infracción a los artículos 18 y 19 de la Ley 29571, Código de Protección y Defensa del Consumidor</w:t>
       </w:r>
@@ -5314,7 +5314,7 @@
         <w:rPr>
           <w:rFonts w:ascii="Arial Narrow" w:eastAsia="Arial Narrow" w:hAnsi="Arial Narrow" w:cs="Arial Narrow"/>
           <w:kern w:val="0"/>
-          <w14:ligatures w14:val="none"/>
+          <ns2:ligatures ns2:val="none"/>
         </w:rPr>
         <w:t xml:space="preserve">, en tanto </w:t>
       </w:r>
@@ -5322,7 +5322,7 @@
         <w:rPr>
           <w:rFonts w:ascii="Arial Narrow" w:eastAsia="Arial Narrow" w:hAnsi="Arial Narrow" w:cs="Arial Narrow"/>
           <w:kern w:val="0"/>
-          <w14:ligatures w14:val="none"/>
+          <ns2:ligatures ns2:val="none"/>
         </w:rPr>
         <w:t xml:space="preserve">Eurostar Motors S.A.C. </w:t>
       </w:r>
@@ -5330,7 +5330,7 @@
         <w:rPr>
           <w:rFonts w:ascii="Arial Narrow" w:eastAsia="Arial Narrow" w:hAnsi="Arial Narrow" w:cs="Arial Narrow"/>
           <w:kern w:val="0"/>
-          <w14:ligatures w14:val="none"/>
+          <ns2:ligatures ns2:val="none"/>
         </w:rPr>
         <w:t xml:space="preserve">se </w:t>
       </w:r>
@@ -5338,7 +5338,7 @@
         <w:rPr>
           <w:rFonts w:ascii="Arial Narrow" w:eastAsia="Arial Narrow" w:hAnsi="Arial Narrow" w:cs="Arial Narrow"/>
           <w:kern w:val="0"/>
-          <w14:ligatures w14:val="none"/>
+          <ns2:ligatures ns2:val="none"/>
         </w:rPr>
         <w:t xml:space="preserve">habría </w:t>
       </w:r>
@@ -5346,7 +5346,7 @@
         <w:rPr>
           <w:rFonts w:ascii="Arial Narrow" w:eastAsia="Arial Narrow" w:hAnsi="Arial Narrow" w:cs="Arial Narrow"/>
           <w:kern w:val="0"/>
-          <w14:ligatures w14:val="none"/>
+          <ns2:ligatures ns2:val="none"/>
         </w:rPr>
         <w:t xml:space="preserve">presentado como un taller “Gamma Alta </w:t>
       </w:r>
@@ -5355,7 +5355,7 @@
         <w:rPr>
           <w:rFonts w:ascii="Arial Narrow" w:eastAsia="Arial Narrow" w:hAnsi="Arial Narrow" w:cs="Arial Narrow"/>
           <w:kern w:val="0"/>
-          <w14:ligatures w14:val="none"/>
+          <ns2:ligatures ns2:val="none"/>
         </w:rPr>
         <w:t>Qualificado</w:t>
       </w:r>
@@ -5364,7 +5364,7 @@
         <w:rPr>
           <w:rFonts w:ascii="Arial Narrow" w:eastAsia="Arial Narrow" w:hAnsi="Arial Narrow" w:cs="Arial Narrow"/>
           <w:kern w:val="0"/>
-          <w14:ligatures w14:val="none"/>
+          <ns2:ligatures ns2:val="none"/>
         </w:rPr>
         <w:t>” para la atención del siniestro reportado con código 04250029406, pese a que dicho taller no habría brindado una atención idónea para continuar con la reparación del vehículo asegurado con la Póliza 0070162762 del Seguro Vehicular</w:t>
       </w:r>
@@ -5372,12 +5372,12 @@
         <w:rPr>
           <w:rFonts w:ascii="Arial Narrow" w:eastAsia="Arial Narrow" w:hAnsi="Arial Narrow" w:cs="Arial Narrow"/>
           <w:kern w:val="0"/>
-          <w14:ligatures w14:val="none"/>
+          <ns2:ligatures ns2:val="none"/>
         </w:rPr>
         <w:t>.</w:t>
       </w:r>
     </w:p>
-    <w:p>
+    <w:p ns2:paraId="5EB34B5D" ns2:textId="77777777">
       <w:pPr>
         <w:pStyle w:val="Prrafodelista"/>
         <w:spacing w:after="0" w:line="240" w:lineRule="auto"/>
@@ -5386,11 +5386,11 @@
         <w:rPr>
           <w:rFonts w:ascii="Arial Narrow" w:eastAsia="Arial Narrow" w:hAnsi="Arial Narrow" w:cs="Arial Narrow"/>
           <w:kern w:val="0"/>
-          <w14:ligatures w14:val="none"/>
-        </w:rPr>
-      </w:pPr>
-    </w:p>
-    <w:p>
+          <ns2:ligatures ns2:val="none"/>
+        </w:rPr>
+      </w:pPr>
+    </w:p>
+    <w:p ns2:paraId="1F5F0627" ns2:textId="7DAB9C40">
       <w:pPr>
         <w:pStyle w:val="Prrafodelista"/>
         <w:numPr>
@@ -5406,14 +5406,14 @@
         <w:rPr>
           <w:rFonts w:ascii="Arial Narrow" w:eastAsia="Arial Narrow" w:hAnsi="Arial Narrow" w:cs="Arial Narrow"/>
           <w:kern w:val="0"/>
-          <w14:ligatures w14:val="none"/>
-        </w:rPr>
-      </w:pPr>
-      <w:r>
-        <w:rPr>
-          <w:rFonts w:ascii="Arial Narrow" w:eastAsia="Arial Narrow" w:hAnsi="Arial Narrow" w:cs="Arial Narrow"/>
-          <w:kern w:val="0"/>
-          <w14:ligatures w14:val="none"/>
+          <ns2:ligatures ns2:val="none"/>
+        </w:rPr>
+      </w:pPr>
+      <w:r>
+        <w:rPr>
+          <w:rFonts w:ascii="Arial Narrow" w:eastAsia="Arial Narrow" w:hAnsi="Arial Narrow" w:cs="Arial Narrow"/>
+          <w:kern w:val="0"/>
+          <ns2:ligatures ns2:val="none"/>
         </w:rPr>
         <w:t xml:space="preserve">Presunta </w:t>
       </w:r>
@@ -5421,7 +5421,7 @@
         <w:rPr>
           <w:rFonts w:ascii="Arial Narrow" w:eastAsia="Arial Narrow" w:hAnsi="Arial Narrow" w:cs="Arial Narrow"/>
           <w:kern w:val="0"/>
-          <w14:ligatures w14:val="none"/>
+          <ns2:ligatures ns2:val="none"/>
         </w:rPr>
         <w:t>infracción a los artículos 18 y 19 de la Ley 29571, Código de Protección y Defensa del Consumidor</w:t>
       </w:r>
@@ -5429,7 +5429,7 @@
         <w:rPr>
           <w:rFonts w:ascii="Arial Narrow" w:eastAsia="Arial Narrow" w:hAnsi="Arial Narrow" w:cs="Arial Narrow"/>
           <w:kern w:val="0"/>
-          <w14:ligatures w14:val="none"/>
+          <ns2:ligatures ns2:val="none"/>
         </w:rPr>
         <w:t xml:space="preserve">, en tanto </w:t>
       </w:r>
@@ -5438,7 +5438,7 @@
         <w:rPr>
           <w:rFonts w:ascii="Arial Narrow" w:eastAsia="Arial Narrow" w:hAnsi="Arial Narrow" w:cs="Arial Narrow"/>
           <w:kern w:val="0"/>
-          <w14:ligatures w14:val="none"/>
+          <ns2:ligatures ns2:val="none"/>
         </w:rPr>
         <w:t xml:space="preserve">Eurostar Motors S.A.C. </w:t>
       </w:r>
@@ -5446,7 +5446,7 @@
         <w:rPr>
           <w:rFonts w:ascii="Arial Narrow" w:eastAsia="Arial Narrow" w:hAnsi="Arial Narrow" w:cs="Arial Narrow"/>
           <w:kern w:val="0"/>
-          <w14:ligatures w14:val="none"/>
+          <ns2:ligatures ns2:val="none"/>
         </w:rPr>
         <w:t xml:space="preserve">habría demorado injustificadamente por más de una hora la atención de </w:t>
       </w:r>
@@ -5454,7 +5454,7 @@
         <w:rPr>
           <w:rFonts w:ascii="Arial Narrow" w:eastAsia="Arial Narrow" w:hAnsi="Arial Narrow" w:cs="Arial Narrow"/>
           <w:kern w:val="0"/>
-          <w14:ligatures w14:val="none"/>
+          <ns2:ligatures ns2:val="none"/>
         </w:rPr>
         <w:t xml:space="preserve">la parte denunciante </w:t>
       </w:r>
@@ -5462,7 +5462,7 @@
         <w:rPr>
           <w:rFonts w:ascii="Arial Narrow" w:eastAsia="Arial Narrow" w:hAnsi="Arial Narrow" w:cs="Arial Narrow"/>
           <w:kern w:val="0"/>
-          <w14:ligatures w14:val="none"/>
+          <ns2:ligatures ns2:val="none"/>
         </w:rPr>
         <w:t xml:space="preserve">el 27 de enero de 2026, pese a que contaba con una cita programada y una orden de atención para la revisión de los daños del vehículo asegurado </w:t>
       </w:r>
@@ -5470,7 +5470,7 @@
         <w:rPr>
           <w:rFonts w:ascii="Arial Narrow" w:eastAsia="Arial Narrow" w:hAnsi="Arial Narrow" w:cs="Arial Narrow"/>
           <w:kern w:val="0"/>
-          <w14:ligatures w14:val="none"/>
+          <ns2:ligatures ns2:val="none"/>
         </w:rPr>
         <w:t>con la Póliza 0070162762 del Seguro Vehicular</w:t>
       </w:r>
@@ -5479,23 +5479,23 @@
         <w:rPr>
           <w:rFonts w:ascii="Arial Narrow" w:eastAsia="Arial Narrow" w:hAnsi="Arial Narrow" w:cs="Arial Narrow"/>
           <w:kern w:val="0"/>
-          <w14:ligatures w14:val="none"/>
+          <ns2:ligatures ns2:val="none"/>
         </w:rPr>
         <w:t>.</w:t>
       </w:r>
     </w:p>
-    <w:p>
-      <w:pPr>
-        <w:spacing w:after="0" w:line="240" w:lineRule="auto"/>
-        <w:jc w:val="both"/>
-        <w:rPr>
-          <w:rFonts w:ascii="Arial Narrow" w:eastAsia="Arial Narrow" w:hAnsi="Arial Narrow" w:cs="Arial Narrow"/>
-          <w:kern w:val="0"/>
-          <w14:ligatures w14:val="none"/>
-        </w:rPr>
-      </w:pPr>
-    </w:p>
-    <w:p>
+    <w:p ns2:paraId="60CF1008" ns2:textId="77777777">
+      <w:pPr>
+        <w:spacing w:after="0" w:line="240" w:lineRule="auto"/>
+        <w:jc w:val="both"/>
+        <w:rPr>
+          <w:rFonts w:ascii="Arial Narrow" w:eastAsia="Arial Narrow" w:hAnsi="Arial Narrow" w:cs="Arial Narrow"/>
+          <w:kern w:val="0"/>
+          <ns2:ligatures ns2:val="none"/>
+        </w:rPr>
+      </w:pPr>
+    </w:p>
+    <w:p ns2:paraId="02A6F63A" ns2:textId="409C5B97">
       <w:pPr>
         <w:pStyle w:val="Prrafodelista"/>
         <w:numPr>
@@ -5511,14 +5511,14 @@
         <w:rPr>
           <w:rFonts w:ascii="Arial Narrow" w:eastAsia="Arial Narrow" w:hAnsi="Arial Narrow" w:cs="Arial Narrow"/>
           <w:kern w:val="0"/>
-          <w14:ligatures w14:val="none"/>
-        </w:rPr>
-      </w:pPr>
-      <w:r>
-        <w:rPr>
-          <w:rFonts w:ascii="Arial Narrow" w:eastAsia="Arial Narrow" w:hAnsi="Arial Narrow" w:cs="Arial Narrow"/>
-          <w:kern w:val="0"/>
-          <w14:ligatures w14:val="none"/>
+          <ns2:ligatures ns2:val="none"/>
+        </w:rPr>
+      </w:pPr>
+      <w:r>
+        <w:rPr>
+          <w:rFonts w:ascii="Arial Narrow" w:eastAsia="Arial Narrow" w:hAnsi="Arial Narrow" w:cs="Arial Narrow"/>
+          <w:kern w:val="0"/>
+          <ns2:ligatures ns2:val="none"/>
         </w:rPr>
         <w:lastRenderedPageBreak/>
         <w:t xml:space="preserve">Presunta </w:t>
@@ -5527,7 +5527,7 @@
         <w:rPr>
           <w:rFonts w:ascii="Arial Narrow" w:eastAsia="Arial Narrow" w:hAnsi="Arial Narrow" w:cs="Arial Narrow"/>
           <w:kern w:val="0"/>
-          <w14:ligatures w14:val="none"/>
+          <ns2:ligatures ns2:val="none"/>
         </w:rPr>
         <w:t>infracción a los artículos 18 y 19 de la Ley 29571, Código de Protección y Defensa del Consumidor</w:t>
       </w:r>
@@ -5535,7 +5535,7 @@
         <w:rPr>
           <w:rFonts w:ascii="Arial Narrow" w:eastAsia="Arial Narrow" w:hAnsi="Arial Narrow" w:cs="Arial Narrow"/>
           <w:kern w:val="0"/>
-          <w14:ligatures w14:val="none"/>
+          <ns2:ligatures ns2:val="none"/>
         </w:rPr>
         <w:t xml:space="preserve">, en tanto </w:t>
       </w:r>
@@ -5543,7 +5543,7 @@
         <w:rPr>
           <w:rFonts w:ascii="Arial Narrow" w:eastAsia="Arial Narrow" w:hAnsi="Arial Narrow" w:cs="Arial Narrow"/>
           <w:kern w:val="0"/>
-          <w14:ligatures w14:val="none"/>
+          <ns2:ligatures ns2:val="none"/>
         </w:rPr>
         <w:t xml:space="preserve">Eurostar Motors S.A.C. </w:t>
       </w:r>
@@ -5551,7 +5551,7 @@
         <w:rPr>
           <w:rFonts w:ascii="Arial Narrow" w:eastAsia="Arial Narrow" w:hAnsi="Arial Narrow" w:cs="Arial Narrow"/>
           <w:kern w:val="0"/>
-          <w14:ligatures w14:val="none"/>
+          <ns2:ligatures ns2:val="none"/>
         </w:rPr>
         <w:t xml:space="preserve">habría negado la atención solicitada por </w:t>
       </w:r>
@@ -5559,7 +5559,7 @@
         <w:rPr>
           <w:rFonts w:ascii="Arial Narrow" w:eastAsia="Arial Narrow" w:hAnsi="Arial Narrow" w:cs="Arial Narrow"/>
           <w:kern w:val="0"/>
-          <w14:ligatures w14:val="none"/>
+          <ns2:ligatures ns2:val="none"/>
         </w:rPr>
         <w:t>la parte denunciante</w:t>
       </w:r>
@@ -5567,7 +5567,7 @@
         <w:rPr>
           <w:rFonts w:ascii="Arial Narrow" w:eastAsia="Arial Narrow" w:hAnsi="Arial Narrow" w:cs="Arial Narrow"/>
           <w:kern w:val="0"/>
-          <w14:ligatures w14:val="none"/>
+          <ns2:ligatures ns2:val="none"/>
         </w:rPr>
         <w:t xml:space="preserve"> el 27 de enero de 2026 bajo el argumento de que su presencia correspondía a un trámite de indemnización, pese a que </w:t>
       </w:r>
@@ -5575,7 +5575,7 @@
         <w:rPr>
           <w:rFonts w:ascii="Arial Narrow" w:eastAsia="Arial Narrow" w:hAnsi="Arial Narrow" w:cs="Arial Narrow"/>
           <w:kern w:val="0"/>
-          <w14:ligatures w14:val="none"/>
+          <ns2:ligatures ns2:val="none"/>
         </w:rPr>
         <w:t xml:space="preserve">la parte denunciante </w:t>
       </w:r>
@@ -5583,23 +5583,23 @@
         <w:rPr>
           <w:rFonts w:ascii="Arial Narrow" w:eastAsia="Arial Narrow" w:hAnsi="Arial Narrow" w:cs="Arial Narrow"/>
           <w:kern w:val="0"/>
-          <w14:ligatures w14:val="none"/>
+          <ns2:ligatures ns2:val="none"/>
         </w:rPr>
         <w:t>manifestó que desistía de dicha pretensión y que solicitaba únicamente la evaluación de los daños del vehículo asegurado para su reparación.</w:t>
       </w:r>
     </w:p>
-    <w:p>
-      <w:pPr>
-        <w:spacing w:after="0" w:line="240" w:lineRule="auto"/>
-        <w:jc w:val="both"/>
-        <w:rPr>
-          <w:rFonts w:ascii="Arial Narrow" w:eastAsia="Arial Narrow" w:hAnsi="Arial Narrow" w:cs="Arial Narrow"/>
-          <w:kern w:val="0"/>
-          <w14:ligatures w14:val="none"/>
-        </w:rPr>
-      </w:pPr>
-    </w:p>
-    <w:p>
+    <w:p ns2:paraId="2D3F7A6A" ns2:textId="77777777">
+      <w:pPr>
+        <w:spacing w:after="0" w:line="240" w:lineRule="auto"/>
+        <w:jc w:val="both"/>
+        <w:rPr>
+          <w:rFonts w:ascii="Arial Narrow" w:eastAsia="Arial Narrow" w:hAnsi="Arial Narrow" w:cs="Arial Narrow"/>
+          <w:kern w:val="0"/>
+          <ns2:ligatures ns2:val="none"/>
+        </w:rPr>
+      </w:pPr>
+    </w:p>
+    <w:p ns2:paraId="2152C9E7" ns2:textId="7C9A33E9">
       <w:pPr>
         <w:pStyle w:val="Prrafodelista"/>
         <w:numPr>
@@ -5615,14 +5615,14 @@
         <w:rPr>
           <w:rFonts w:ascii="Arial Narrow" w:eastAsia="Arial Narrow" w:hAnsi="Arial Narrow" w:cs="Arial Narrow"/>
           <w:kern w:val="0"/>
-          <w14:ligatures w14:val="none"/>
-        </w:rPr>
-      </w:pPr>
-      <w:r>
-        <w:rPr>
-          <w:rFonts w:ascii="Arial Narrow" w:eastAsia="Arial Narrow" w:hAnsi="Arial Narrow" w:cs="Arial Narrow"/>
-          <w:kern w:val="0"/>
-          <w14:ligatures w14:val="none"/>
+          <ns2:ligatures ns2:val="none"/>
+        </w:rPr>
+      </w:pPr>
+      <w:r>
+        <w:rPr>
+          <w:rFonts w:ascii="Arial Narrow" w:eastAsia="Arial Narrow" w:hAnsi="Arial Narrow" w:cs="Arial Narrow"/>
+          <w:kern w:val="0"/>
+          <ns2:ligatures ns2:val="none"/>
         </w:rPr>
         <w:t xml:space="preserve">Presunta </w:t>
       </w:r>
@@ -5630,7 +5630,7 @@
         <w:rPr>
           <w:rFonts w:ascii="Arial Narrow" w:eastAsia="Arial Narrow" w:hAnsi="Arial Narrow" w:cs="Arial Narrow"/>
           <w:kern w:val="0"/>
-          <w14:ligatures w14:val="none"/>
+          <ns2:ligatures ns2:val="none"/>
         </w:rPr>
         <w:t>infracción al artículo 1, numeral 1, literal b) y al artículo 2 de la Ley 29571, Código de Protección y Defensa del Consumidor</w:t>
       </w:r>
@@ -5638,7 +5638,7 @@
         <w:rPr>
           <w:rFonts w:ascii="Arial Narrow" w:eastAsia="Arial Narrow" w:hAnsi="Arial Narrow" w:cs="Arial Narrow"/>
           <w:kern w:val="0"/>
-          <w14:ligatures w14:val="none"/>
+          <ns2:ligatures ns2:val="none"/>
         </w:rPr>
         <w:t xml:space="preserve">, en tanto </w:t>
       </w:r>
@@ -5646,7 +5646,7 @@
         <w:rPr>
           <w:rFonts w:ascii="Arial Narrow" w:eastAsia="Arial Narrow" w:hAnsi="Arial Narrow" w:cs="Arial Narrow"/>
           <w:kern w:val="0"/>
-          <w14:ligatures w14:val="none"/>
+          <ns2:ligatures ns2:val="none"/>
         </w:rPr>
         <w:t>Eurostar Motors S.A.C.</w:t>
       </w:r>
@@ -5654,7 +5654,7 @@
         <w:rPr>
           <w:rFonts w:ascii="Arial Narrow" w:eastAsia="Arial Narrow" w:hAnsi="Arial Narrow" w:cs="Arial Narrow"/>
           <w:kern w:val="0"/>
-          <w14:ligatures w14:val="none"/>
+          <ns2:ligatures ns2:val="none"/>
         </w:rPr>
         <w:t xml:space="preserve"> </w:t>
       </w:r>
@@ -5662,7 +5662,7 @@
         <w:rPr>
           <w:rFonts w:ascii="Arial Narrow" w:eastAsia="Arial Narrow" w:hAnsi="Arial Narrow" w:cs="Arial Narrow"/>
           <w:kern w:val="0"/>
-          <w14:ligatures w14:val="none"/>
+          <ns2:ligatures ns2:val="none"/>
         </w:rPr>
         <w:t xml:space="preserve">no habría brindado </w:t>
       </w:r>
@@ -5670,7 +5670,7 @@
         <w:rPr>
           <w:rFonts w:ascii="Arial Narrow" w:eastAsia="Arial Narrow" w:hAnsi="Arial Narrow" w:cs="Arial Narrow"/>
           <w:kern w:val="0"/>
-          <w14:ligatures w14:val="none"/>
+          <ns2:ligatures ns2:val="none"/>
         </w:rPr>
         <w:t>a la parte denunciante</w:t>
       </w:r>
@@ -5678,7 +5678,7 @@
         <w:rPr>
           <w:rFonts w:ascii="Arial Narrow" w:eastAsia="Arial Narrow" w:hAnsi="Arial Narrow" w:cs="Arial Narrow"/>
           <w:kern w:val="0"/>
-          <w14:ligatures w14:val="none"/>
+          <ns2:ligatures ns2:val="none"/>
         </w:rPr>
         <w:t xml:space="preserve"> información para proceder con la reparación del vehículo asegurado </w:t>
       </w:r>
@@ -5686,7 +5686,7 @@
         <w:rPr>
           <w:rFonts w:ascii="Arial Narrow" w:eastAsia="Arial Narrow" w:hAnsi="Arial Narrow" w:cs="Arial Narrow"/>
           <w:kern w:val="0"/>
-          <w14:ligatures w14:val="none"/>
+          <ns2:ligatures ns2:val="none"/>
         </w:rPr>
         <w:t>con la Póliza 0070162762 del Seguro Vehicular</w:t>
       </w:r>
@@ -5694,22 +5694,22 @@
         <w:rPr>
           <w:rFonts w:ascii="Arial Narrow" w:eastAsia="Arial Narrow" w:hAnsi="Arial Narrow" w:cs="Arial Narrow"/>
           <w:kern w:val="0"/>
-          <w14:ligatures w14:val="none"/>
+          <ns2:ligatures ns2:val="none"/>
         </w:rPr>
         <w:t>, luego de la evaluación realizada el 27 de enero de 2026.</w:t>
       </w:r>
     </w:p>
-    <w:p>
+    <w:p ns2:paraId="318EE8E1" ns2:textId="77777777">
       <w:pPr>
         <w:pStyle w:val="Prrafodelista"/>
         <w:rPr>
           <w:rFonts w:ascii="Arial Narrow" w:eastAsia="Arial Narrow" w:hAnsi="Arial Narrow" w:cs="Arial Narrow"/>
           <w:kern w:val="0"/>
-          <w14:ligatures w14:val="none"/>
-        </w:rPr>
-      </w:pPr>
-    </w:p>
-    <w:p>
+          <ns2:ligatures ns2:val="none"/>
+        </w:rPr>
+      </w:pPr>
+    </w:p>
+    <w:p ns2:paraId="1F3BB1BC" ns2:textId="659A6728">
       <w:pPr>
         <w:pStyle w:val="Prrafodelista"/>
         <w:numPr>
@@ -5725,14 +5725,14 @@
         <w:rPr>
           <w:rFonts w:ascii="Arial Narrow" w:eastAsia="Arial Narrow" w:hAnsi="Arial Narrow" w:cs="Arial Narrow"/>
           <w:kern w:val="0"/>
-          <w14:ligatures w14:val="none"/>
-        </w:rPr>
-      </w:pPr>
-      <w:r>
-        <w:rPr>
-          <w:rFonts w:ascii="Arial Narrow" w:eastAsia="Arial Narrow" w:hAnsi="Arial Narrow" w:cs="Arial Narrow"/>
-          <w:kern w:val="0"/>
-          <w14:ligatures w14:val="none"/>
+          <ns2:ligatures ns2:val="none"/>
+        </w:rPr>
+      </w:pPr>
+      <w:r>
+        <w:rPr>
+          <w:rFonts w:ascii="Arial Narrow" w:eastAsia="Arial Narrow" w:hAnsi="Arial Narrow" w:cs="Arial Narrow"/>
+          <w:kern w:val="0"/>
+          <ns2:ligatures ns2:val="none"/>
         </w:rPr>
         <w:t xml:space="preserve">Presunta infracción </w:t>
       </w:r>
@@ -5740,7 +5740,7 @@
         <w:rPr>
           <w:rFonts w:ascii="Arial Narrow" w:eastAsia="Arial Narrow" w:hAnsi="Arial Narrow" w:cs="Arial Narrow"/>
           <w:kern w:val="0"/>
-          <w14:ligatures w14:val="none"/>
+          <ns2:ligatures ns2:val="none"/>
         </w:rPr>
         <w:t>al artículo 38 de la Ley 29571, Código de Protección y Defensa del Consumidor, e</w:t>
       </w:r>
@@ -5748,7 +5748,7 @@
         <w:rPr>
           <w:rFonts w:ascii="Arial Narrow" w:eastAsia="Arial Narrow" w:hAnsi="Arial Narrow" w:cs="Arial Narrow"/>
           <w:kern w:val="0"/>
-          <w14:ligatures w14:val="none"/>
+          <ns2:ligatures ns2:val="none"/>
         </w:rPr>
         <w:t xml:space="preserve">n tanto </w:t>
       </w:r>
@@ -5756,7 +5756,7 @@
         <w:rPr>
           <w:rFonts w:ascii="Arial Narrow" w:eastAsia="Arial Narrow" w:hAnsi="Arial Narrow" w:cs="Arial Narrow"/>
           <w:kern w:val="0"/>
-          <w14:ligatures w14:val="none"/>
+          <ns2:ligatures ns2:val="none"/>
         </w:rPr>
         <w:t xml:space="preserve">Quálitas Compañía de Seguros S.A. </w:t>
       </w:r>
@@ -5764,7 +5764,7 @@
         <w:rPr>
           <w:rFonts w:ascii="Arial Narrow" w:eastAsia="Arial Narrow" w:hAnsi="Arial Narrow" w:cs="Arial Narrow"/>
           <w:kern w:val="0"/>
-          <w14:ligatures w14:val="none"/>
+          <ns2:ligatures ns2:val="none"/>
         </w:rPr>
         <w:t xml:space="preserve">habría tenido un trato discriminatorio </w:t>
       </w:r>
@@ -5772,7 +5772,7 @@
         <w:rPr>
           <w:rFonts w:ascii="Arial Narrow" w:eastAsia="Arial Narrow" w:hAnsi="Arial Narrow" w:cs="Arial Narrow"/>
           <w:kern w:val="0"/>
-          <w14:ligatures w14:val="none"/>
+          <ns2:ligatures ns2:val="none"/>
         </w:rPr>
         <w:t xml:space="preserve">a la parte denunciante </w:t>
       </w:r>
@@ -5780,7 +5780,7 @@
         <w:rPr>
           <w:rFonts w:ascii="Arial Narrow" w:eastAsia="Arial Narrow" w:hAnsi="Arial Narrow" w:cs="Arial Narrow"/>
           <w:kern w:val="0"/>
-          <w14:ligatures w14:val="none"/>
+          <ns2:ligatures ns2:val="none"/>
         </w:rPr>
         <w:t xml:space="preserve">al no aprobar la cotización realizada por </w:t>
       </w:r>
@@ -5788,7 +5788,7 @@
         <w:rPr>
           <w:rFonts w:ascii="Arial Narrow" w:eastAsia="Arial Narrow" w:hAnsi="Arial Narrow" w:cs="Arial Narrow"/>
           <w:kern w:val="0"/>
-          <w14:ligatures w14:val="none"/>
+          <ns2:ligatures ns2:val="none"/>
         </w:rPr>
         <w:t xml:space="preserve">Eurostar Motors S.A.C. </w:t>
       </w:r>
@@ -5796,7 +5796,7 @@
         <w:rPr>
           <w:rFonts w:ascii="Arial Narrow" w:eastAsia="Arial Narrow" w:hAnsi="Arial Narrow" w:cs="Arial Narrow"/>
           <w:kern w:val="0"/>
-          <w14:ligatures w14:val="none"/>
+          <ns2:ligatures ns2:val="none"/>
         </w:rPr>
         <w:t xml:space="preserve">para la reparación del vehículo asegurado </w:t>
       </w:r>
@@ -5804,7 +5804,7 @@
         <w:rPr>
           <w:rFonts w:ascii="Arial Narrow" w:eastAsia="Arial Narrow" w:hAnsi="Arial Narrow" w:cs="Arial Narrow"/>
           <w:kern w:val="0"/>
-          <w14:ligatures w14:val="none"/>
+          <ns2:ligatures ns2:val="none"/>
         </w:rPr>
         <w:t>con la Póliza 0070162762 del Seguro Vehicular</w:t>
       </w:r>
@@ -5812,7 +5812,7 @@
         <w:rPr>
           <w:rFonts w:ascii="Arial Narrow" w:eastAsia="Arial Narrow" w:hAnsi="Arial Narrow" w:cs="Arial Narrow"/>
           <w:kern w:val="0"/>
-          <w14:ligatures w14:val="none"/>
+          <ns2:ligatures ns2:val="none"/>
         </w:rPr>
         <w:t xml:space="preserve">, en un contexto en el que existía un procedimiento administrativo anterior en trámite contra </w:t>
       </w:r>
@@ -5820,7 +5820,7 @@
         <w:rPr>
           <w:rFonts w:ascii="Arial Narrow" w:eastAsia="Arial Narrow" w:hAnsi="Arial Narrow" w:cs="Arial Narrow"/>
           <w:kern w:val="0"/>
-          <w14:ligatures w14:val="none"/>
+          <ns2:ligatures ns2:val="none"/>
         </w:rPr>
         <w:t>la compañía asegurador</w:t>
       </w:r>
@@ -5828,7 +5828,7 @@
         <w:rPr>
           <w:rFonts w:ascii="Arial Narrow" w:eastAsia="Arial Narrow" w:hAnsi="Arial Narrow" w:cs="Arial Narrow"/>
           <w:kern w:val="0"/>
-          <w14:ligatures w14:val="none"/>
+          <ns2:ligatures ns2:val="none"/>
         </w:rPr>
         <w:t>a</w:t>
       </w:r>
@@ -5836,22 +5836,22 @@
         <w:rPr>
           <w:rFonts w:ascii="Arial Narrow" w:eastAsia="Arial Narrow" w:hAnsi="Arial Narrow" w:cs="Arial Narrow"/>
           <w:kern w:val="0"/>
-          <w14:ligatures w14:val="none"/>
+          <ns2:ligatures ns2:val="none"/>
         </w:rPr>
         <w:t>.</w:t>
       </w:r>
     </w:p>
-    <w:p>
+    <w:p ns2:paraId="501E4EF0" ns2:textId="77777777">
       <w:pPr>
         <w:pStyle w:val="Prrafodelista"/>
         <w:rPr>
           <w:rFonts w:ascii="Arial Narrow" w:eastAsia="Arial Narrow" w:hAnsi="Arial Narrow" w:cs="Arial Narrow"/>
           <w:kern w:val="0"/>
-          <w14:ligatures w14:val="none"/>
-        </w:rPr>
-      </w:pPr>
-    </w:p>
-    <w:p>
+          <ns2:ligatures ns2:val="none"/>
+        </w:rPr>
+      </w:pPr>
+    </w:p>
+    <w:p ns2:paraId="343E855A" ns2:textId="75FC809A">
       <w:pPr>
         <w:pStyle w:val="Prrafodelista"/>
         <w:numPr>
@@ -5867,14 +5867,14 @@
         <w:rPr>
           <w:rFonts w:ascii="Arial Narrow" w:eastAsia="Arial Narrow" w:hAnsi="Arial Narrow" w:cs="Arial Narrow"/>
           <w:kern w:val="0"/>
-          <w14:ligatures w14:val="none"/>
-        </w:rPr>
-      </w:pPr>
-      <w:r>
-        <w:rPr>
-          <w:rFonts w:ascii="Arial Narrow" w:eastAsia="Arial Narrow" w:hAnsi="Arial Narrow" w:cs="Arial Narrow"/>
-          <w:kern w:val="0"/>
-          <w14:ligatures w14:val="none"/>
+          <ns2:ligatures ns2:val="none"/>
+        </w:rPr>
+      </w:pPr>
+      <w:r>
+        <w:rPr>
+          <w:rFonts w:ascii="Arial Narrow" w:eastAsia="Arial Narrow" w:hAnsi="Arial Narrow" w:cs="Arial Narrow"/>
+          <w:kern w:val="0"/>
+          <ns2:ligatures ns2:val="none"/>
         </w:rPr>
         <w:t xml:space="preserve">Presunta infracción </w:t>
       </w:r>
@@ -5882,7 +5882,7 @@
         <w:rPr>
           <w:rFonts w:ascii="Arial Narrow" w:eastAsia="Arial Narrow" w:hAnsi="Arial Narrow" w:cs="Arial Narrow"/>
           <w:kern w:val="0"/>
-          <w14:ligatures w14:val="none"/>
+          <ns2:ligatures ns2:val="none"/>
         </w:rPr>
         <w:t>al artículo 38 de la Ley 29571, Código de Protección y Defensa del Consumidor, e</w:t>
       </w:r>
@@ -5890,7 +5890,7 @@
         <w:rPr>
           <w:rFonts w:ascii="Arial Narrow" w:eastAsia="Arial Narrow" w:hAnsi="Arial Narrow" w:cs="Arial Narrow"/>
           <w:kern w:val="0"/>
-          <w14:ligatures w14:val="none"/>
+          <ns2:ligatures ns2:val="none"/>
         </w:rPr>
         <w:t xml:space="preserve">n tanto </w:t>
       </w:r>
@@ -5898,7 +5898,7 @@
         <w:rPr>
           <w:rFonts w:ascii="Arial Narrow" w:eastAsia="Arial Narrow" w:hAnsi="Arial Narrow" w:cs="Arial Narrow"/>
           <w:kern w:val="0"/>
-          <w14:ligatures w14:val="none"/>
+          <ns2:ligatures ns2:val="none"/>
         </w:rPr>
         <w:t xml:space="preserve">Eurostar Motors S.A.C. </w:t>
       </w:r>
@@ -5906,7 +5906,7 @@
         <w:rPr>
           <w:rFonts w:ascii="Arial Narrow" w:eastAsia="Arial Narrow" w:hAnsi="Arial Narrow" w:cs="Arial Narrow"/>
           <w:kern w:val="0"/>
-          <w14:ligatures w14:val="none"/>
+          <ns2:ligatures ns2:val="none"/>
         </w:rPr>
         <w:t xml:space="preserve">habría tenido un trato discriminatorio </w:t>
       </w:r>
@@ -5914,7 +5914,7 @@
         <w:rPr>
           <w:rFonts w:ascii="Arial Narrow" w:eastAsia="Arial Narrow" w:hAnsi="Arial Narrow" w:cs="Arial Narrow"/>
           <w:kern w:val="0"/>
-          <w14:ligatures w14:val="none"/>
+          <ns2:ligatures ns2:val="none"/>
         </w:rPr>
         <w:t>a</w:t>
       </w:r>
@@ -5922,7 +5922,7 @@
         <w:rPr>
           <w:rFonts w:ascii="Arial Narrow" w:eastAsia="Arial Narrow" w:hAnsi="Arial Narrow" w:cs="Arial Narrow"/>
           <w:kern w:val="0"/>
-          <w14:ligatures w14:val="none"/>
+          <ns2:ligatures ns2:val="none"/>
         </w:rPr>
         <w:t xml:space="preserve"> </w:t>
       </w:r>
@@ -5930,7 +5930,7 @@
         <w:rPr>
           <w:rFonts w:ascii="Arial Narrow" w:eastAsia="Arial Narrow" w:hAnsi="Arial Narrow" w:cs="Arial Narrow"/>
           <w:kern w:val="0"/>
-          <w14:ligatures w14:val="none"/>
+          <ns2:ligatures ns2:val="none"/>
         </w:rPr>
         <w:t xml:space="preserve">la parte denunciante </w:t>
       </w:r>
@@ -5938,7 +5938,7 @@
         <w:rPr>
           <w:rFonts w:ascii="Arial Narrow" w:eastAsia="Arial Narrow" w:hAnsi="Arial Narrow" w:cs="Arial Narrow"/>
           <w:kern w:val="0"/>
-          <w14:ligatures w14:val="none"/>
+          <ns2:ligatures ns2:val="none"/>
         </w:rPr>
         <w:t xml:space="preserve">al negarle inicialmente la atención programada el 27 de enero de 2026, en un contexto en el que existía un procedimiento administrativo anterior en trámite contra </w:t>
       </w:r>
@@ -5946,7 +5946,7 @@
         <w:rPr>
           <w:rFonts w:ascii="Arial Narrow" w:eastAsia="Arial Narrow" w:hAnsi="Arial Narrow" w:cs="Arial Narrow"/>
           <w:kern w:val="0"/>
-          <w14:ligatures w14:val="none"/>
+          <ns2:ligatures ns2:val="none"/>
         </w:rPr>
         <w:t>el referido proveedor</w:t>
       </w:r>
@@ -5954,12 +5954,12 @@
         <w:rPr>
           <w:rFonts w:ascii="Arial Narrow" w:eastAsia="Arial Narrow" w:hAnsi="Arial Narrow" w:cs="Arial Narrow"/>
           <w:kern w:val="0"/>
-          <w14:ligatures w14:val="none"/>
+          <ns2:ligatures ns2:val="none"/>
         </w:rPr>
         <w:t>.</w:t>
       </w:r>
     </w:p>
-    <w:p>
+    <w:p ns2:paraId="250BC844" ns2:textId="77777777">
       <w:pPr>
         <w:pStyle w:val="Prrafodelista"/>
         <w:spacing w:after="0" w:line="240" w:lineRule="auto"/>
@@ -5968,11 +5968,11 @@
         <w:rPr>
           <w:rFonts w:ascii="Arial Narrow" w:eastAsia="Arial Narrow" w:hAnsi="Arial Narrow" w:cs="Arial Narrow"/>
           <w:kern w:val="0"/>
-          <w14:ligatures w14:val="none"/>
-        </w:rPr>
-      </w:pPr>
-    </w:p>
-    <w:p>
+          <ns2:ligatures ns2:val="none"/>
+        </w:rPr>
+      </w:pPr>
+    </w:p>
+    <w:p ns2:paraId="4A4D4231" ns2:textId="5A0DCCB7">
       <w:pPr>
         <w:pStyle w:val="Prrafodelista"/>
         <w:numPr>
@@ -5988,14 +5988,14 @@
         <w:rPr>
           <w:rFonts w:ascii="Arial Narrow" w:eastAsia="Arial Narrow" w:hAnsi="Arial Narrow" w:cs="Arial Narrow"/>
           <w:kern w:val="0"/>
-          <w14:ligatures w14:val="none"/>
-        </w:rPr>
-      </w:pPr>
-      <w:r>
-        <w:rPr>
-          <w:rFonts w:ascii="Arial Narrow" w:eastAsia="Arial Narrow" w:hAnsi="Arial Narrow" w:cs="Arial Narrow"/>
-          <w:kern w:val="0"/>
-          <w14:ligatures w14:val="none"/>
+          <ns2:ligatures ns2:val="none"/>
+        </w:rPr>
+      </w:pPr>
+      <w:r>
+        <w:rPr>
+          <w:rFonts w:ascii="Arial Narrow" w:eastAsia="Arial Narrow" w:hAnsi="Arial Narrow" w:cs="Arial Narrow"/>
+          <w:kern w:val="0"/>
+          <ns2:ligatures ns2:val="none"/>
         </w:rPr>
         <w:t xml:space="preserve">Presunta infracción al </w:t>
       </w:r>
@@ -6003,7 +6003,7 @@
         <w:rPr>
           <w:rFonts w:ascii="Arial Narrow" w:eastAsia="Arial Narrow" w:hAnsi="Arial Narrow" w:cs="Arial Narrow"/>
           <w:kern w:val="0"/>
-          <w14:ligatures w14:val="none"/>
+          <ns2:ligatures ns2:val="none"/>
         </w:rPr>
         <w:t xml:space="preserve">artículo 150 de la Ley 29571, Código de Protección y Defensa del Consumidor, en la medida que </w:t>
       </w:r>
@@ -6011,7 +6011,7 @@
         <w:rPr>
           <w:rFonts w:ascii="Arial Narrow" w:eastAsia="Arial Narrow" w:hAnsi="Arial Narrow" w:cs="Arial Narrow"/>
           <w:kern w:val="0"/>
-          <w14:ligatures w14:val="none"/>
+          <ns2:ligatures ns2:val="none"/>
         </w:rPr>
         <w:t xml:space="preserve">Eurostar Motors S.A.C. </w:t>
       </w:r>
@@ -6019,7 +6019,7 @@
         <w:rPr>
           <w:rFonts w:ascii="Arial Narrow" w:eastAsia="Arial Narrow" w:hAnsi="Arial Narrow" w:cs="Arial Narrow"/>
           <w:kern w:val="0"/>
-          <w14:ligatures w14:val="none"/>
+          <ns2:ligatures ns2:val="none"/>
         </w:rPr>
         <w:t>no habría contado con un Libro de Reclamaciones</w:t>
       </w:r>
@@ -6027,7 +6027,7 @@
         <w:rPr>
           <w:rFonts w:ascii="Arial Narrow" w:eastAsia="Arial Narrow" w:hAnsi="Arial Narrow" w:cs="Arial Narrow"/>
           <w:kern w:val="0"/>
-          <w14:ligatures w14:val="none"/>
+          <ns2:ligatures ns2:val="none"/>
         </w:rPr>
         <w:t xml:space="preserve"> físico o virtual, conforme se aprecia de su página web</w:t>
       </w:r>
@@ -6035,23 +6035,23 @@
         <w:rPr>
           <w:rFonts w:ascii="Arial Narrow" w:eastAsia="Arial Narrow" w:hAnsi="Arial Narrow" w:cs="Arial Narrow"/>
           <w:kern w:val="0"/>
-          <w14:ligatures w14:val="none"/>
+          <ns2:ligatures ns2:val="none"/>
         </w:rPr>
         <w:t>.</w:t>
       </w:r>
     </w:p>
-    <w:p>
-      <w:pPr>
-        <w:spacing w:after="0" w:line="240" w:lineRule="auto"/>
-        <w:jc w:val="both"/>
-        <w:rPr>
-          <w:rFonts w:ascii="Arial Narrow" w:eastAsia="Arial Narrow" w:hAnsi="Arial Narrow" w:cs="Arial Narrow"/>
-          <w:kern w:val="0"/>
-          <w14:ligatures w14:val="none"/>
-        </w:rPr>
-      </w:pPr>
-    </w:p>
-    <w:p>
+    <w:p ns2:paraId="1DEB3481" ns2:textId="77777777">
+      <w:pPr>
+        <w:spacing w:after="0" w:line="240" w:lineRule="auto"/>
+        <w:jc w:val="both"/>
+        <w:rPr>
+          <w:rFonts w:ascii="Arial Narrow" w:eastAsia="Arial Narrow" w:hAnsi="Arial Narrow" w:cs="Arial Narrow"/>
+          <w:kern w:val="0"/>
+          <ns2:ligatures ns2:val="none"/>
+        </w:rPr>
+      </w:pPr>
+    </w:p>
+    <w:p ns2:paraId="634A0D61" ns2:textId="6D0851EC">
       <w:pPr>
         <w:spacing w:after="0" w:line="240" w:lineRule="auto"/>
         <w:contextualSpacing/>
@@ -6059,17 +6059,17 @@
         <w:rPr>
           <w:rFonts w:ascii="Arial Narrow" w:eastAsia="Calibri" w:hAnsi="Arial Narrow" w:cs="Arial"/>
           <w:kern w:val="0"/>
-          <w14:ligatures w14:val="none"/>
-        </w:rPr>
-      </w:pPr>
-      <w:r>
-        <w:rPr>
-          <w:rFonts w:ascii="Arial Narrow" w:eastAsia="Arial Narrow" w:hAnsi="Arial Narrow" w:cs="Arial Narrow"/>
-          <w:b/>
-          <w:color w:val="000000"/>
-          <w:kern w:val="0"/>
-          <w:lang w:eastAsia="es-PE"/>
-          <w14:ligatures w14:val="none"/>
+          <ns2:ligatures ns2:val="none"/>
+        </w:rPr>
+      </w:pPr>
+      <w:r>
+        <w:rPr>
+          <w:rFonts w:ascii="Arial Narrow" w:eastAsia="Arial Narrow" w:hAnsi="Arial Narrow" w:cs="Arial Narrow"/>
+          <w:b/>
+          <w:color w:val="000000"/>
+          <w:kern w:val="0"/>
+          <w:lang w:eastAsia="es-PE"/>
+          <ns2:ligatures ns2:val="none"/>
         </w:rPr>
         <w:t>SEGUNDO:</w:t>
       </w:r>
@@ -6079,7 +6079,7 @@
           <w:color w:val="000000"/>
           <w:kern w:val="0"/>
           <w:lang w:eastAsia="es-PE"/>
-          <w14:ligatures w14:val="none"/>
+          <ns2:ligatures ns2:val="none"/>
         </w:rPr>
         <w:t xml:space="preserve"> tener por ofrecidos los medios probatorios presentados en el escrito de denuncia </w:t>
       </w:r>
@@ -6089,7 +6089,7 @@
           <w:color w:val="000000"/>
           <w:kern w:val="0"/>
           <w:lang w:val="es-ES" w:eastAsia="es-ES"/>
-          <w14:ligatures w14:val="none"/>
+          <ns2:ligatures ns2:val="none"/>
         </w:rPr>
         <w:t xml:space="preserve">del </w:t>
       </w:r>
@@ -6099,7 +6099,7 @@
           <w:color w:val="000000"/>
           <w:kern w:val="0"/>
           <w:lang w:val="es-ES" w:eastAsia="es-ES"/>
-          <w14:ligatures w14:val="none"/>
+          <ns2:ligatures ns2:val="none"/>
         </w:rPr>
         <w:t>14 de abril de 2026</w:t>
       </w:r>
@@ -6107,12 +6107,12 @@
         <w:rPr>
           <w:rFonts w:ascii="Arial Narrow" w:eastAsia="Calibri" w:hAnsi="Arial Narrow" w:cs="Arial"/>
           <w:kern w:val="0"/>
-          <w14:ligatures w14:val="none"/>
+          <ns2:ligatures ns2:val="none"/>
         </w:rPr>
         <w:t>.</w:t>
       </w:r>
     </w:p>
-    <w:p>
+    <w:p ns2:paraId="2AF03E3F" ns2:textId="77777777">
       <w:pPr>
         <w:spacing w:after="0" w:line="240" w:lineRule="auto"/>
         <w:contextualSpacing/>
@@ -6122,30 +6122,30 @@
           <w:color w:val="000000"/>
           <w:kern w:val="0"/>
           <w:lang w:eastAsia="es-PE"/>
-          <w14:ligatures w14:val="none"/>
-        </w:rPr>
-      </w:pPr>
-    </w:p>
-    <w:p>
-      <w:pPr>
-        <w:spacing w:after="0" w:line="240" w:lineRule="auto"/>
-        <w:jc w:val="both"/>
-        <w:rPr>
-          <w:rFonts w:ascii="Arial Narrow" w:eastAsia="Arial Narrow" w:hAnsi="Arial Narrow" w:cs="Arial Narrow"/>
-          <w:color w:val="000000"/>
-          <w:kern w:val="0"/>
-          <w:lang w:eastAsia="es-PE"/>
-          <w14:ligatures w14:val="none"/>
-        </w:rPr>
-      </w:pPr>
-      <w:r>
-        <w:rPr>
-          <w:rFonts w:ascii="Arial Narrow" w:eastAsia="Arial Narrow" w:hAnsi="Arial Narrow" w:cs="Arial Narrow"/>
-          <w:b/>
-          <w:color w:val="000000"/>
-          <w:kern w:val="0"/>
-          <w:lang w:eastAsia="es-PE"/>
-          <w14:ligatures w14:val="none"/>
+          <ns2:ligatures ns2:val="none"/>
+        </w:rPr>
+      </w:pPr>
+    </w:p>
+    <w:p ns2:paraId="5D90C1F7" ns2:textId="4E4A8BB0">
+      <w:pPr>
+        <w:spacing w:after="0" w:line="240" w:lineRule="auto"/>
+        <w:jc w:val="both"/>
+        <w:rPr>
+          <w:rFonts w:ascii="Arial Narrow" w:eastAsia="Arial Narrow" w:hAnsi="Arial Narrow" w:cs="Arial Narrow"/>
+          <w:color w:val="000000"/>
+          <w:kern w:val="0"/>
+          <w:lang w:eastAsia="es-PE"/>
+          <ns2:ligatures ns2:val="none"/>
+        </w:rPr>
+      </w:pPr>
+      <w:r>
+        <w:rPr>
+          <w:rFonts w:ascii="Arial Narrow" w:eastAsia="Arial Narrow" w:hAnsi="Arial Narrow" w:cs="Arial Narrow"/>
+          <w:b/>
+          <w:color w:val="000000"/>
+          <w:kern w:val="0"/>
+          <w:lang w:eastAsia="es-PE"/>
+          <ns2:ligatures ns2:val="none"/>
         </w:rPr>
         <w:t xml:space="preserve">TERCERO: </w:t>
       </w:r>
@@ -6155,7 +6155,7 @@
           <w:color w:val="000000"/>
           <w:kern w:val="0"/>
           <w:lang w:eastAsia="es-PE"/>
-          <w14:ligatures w14:val="none"/>
+          <ns2:ligatures ns2:val="none"/>
         </w:rPr>
         <w:t xml:space="preserve">requerir a </w:t>
       </w:r>
@@ -6172,12 +6172,12 @@
           <w:color w:val="000000"/>
           <w:kern w:val="0"/>
           <w:lang w:eastAsia="es-PE"/>
-          <w14:ligatures w14:val="none"/>
+          <ns2:ligatures ns2:val="none"/>
         </w:rPr>
         <w:t>que cumplan con lo siguiente:</w:t>
       </w:r>
     </w:p>
-    <w:p>
+    <w:p ns2:paraId="156DFAB9" ns2:textId="77777777">
       <w:pPr>
         <w:spacing w:after="0" w:line="240" w:lineRule="auto"/>
         <w:jc w:val="both"/>
@@ -6186,11 +6186,11 @@
           <w:color w:val="000000"/>
           <w:kern w:val="0"/>
           <w:lang w:eastAsia="es-PE"/>
-          <w14:ligatures w14:val="none"/>
-        </w:rPr>
-      </w:pPr>
-    </w:p>
-    <w:p>
+          <ns2:ligatures ns2:val="none"/>
+        </w:rPr>
+      </w:pPr>
+    </w:p>
+    <w:p ns2:paraId="37384474" ns2:textId="77777777">
       <w:pPr>
         <w:numPr>
           <w:ilvl w:val="0"/>
@@ -6204,21 +6204,21 @@
           <w:color w:val="000000"/>
           <w:kern w:val="0"/>
           <w:lang w:eastAsia="es-PE"/>
-          <w14:ligatures w14:val="none"/>
-        </w:rPr>
-      </w:pPr>
-      <w:r>
-        <w:rPr>
-          <w:rFonts w:ascii="Arial Narrow" w:eastAsia="Arial Narrow" w:hAnsi="Arial Narrow" w:cs="Arial Narrow"/>
-          <w:color w:val="000000"/>
-          <w:kern w:val="0"/>
-          <w:lang w:eastAsia="es-PE"/>
-          <w14:ligatures w14:val="none"/>
+          <ns2:ligatures ns2:val="none"/>
+        </w:rPr>
+      </w:pPr>
+      <w:r>
+        <w:rPr>
+          <w:rFonts w:ascii="Arial Narrow" w:eastAsia="Arial Narrow" w:hAnsi="Arial Narrow" w:cs="Arial Narrow"/>
+          <w:color w:val="000000"/>
+          <w:kern w:val="0"/>
+          <w:lang w:eastAsia="es-PE"/>
+          <ns2:ligatures ns2:val="none"/>
         </w:rPr>
         <w:t>presentar documentos que acrediten su inscripción en los Registros Públicos o una declaración jurada que indique que cuenta con dicha inscripción;</w:t>
       </w:r>
     </w:p>
-    <w:p>
+    <w:p ns2:paraId="04A6E74B" ns2:textId="77777777">
       <w:pPr>
         <w:numPr>
           <w:ilvl w:val="0"/>
@@ -6232,21 +6232,21 @@
           <w:color w:val="000000"/>
           <w:kern w:val="0"/>
           <w:lang w:eastAsia="es-PE"/>
-          <w14:ligatures w14:val="none"/>
-        </w:rPr>
-      </w:pPr>
-      <w:r>
-        <w:rPr>
-          <w:rFonts w:ascii="Arial Narrow" w:eastAsia="Arial Narrow" w:hAnsi="Arial Narrow" w:cs="Arial Narrow"/>
-          <w:color w:val="000000"/>
-          <w:kern w:val="0"/>
-          <w:lang w:eastAsia="es-PE"/>
-          <w14:ligatures w14:val="none"/>
+          <ns2:ligatures ns2:val="none"/>
+        </w:rPr>
+      </w:pPr>
+      <w:r>
+        <w:rPr>
+          <w:rFonts w:ascii="Arial Narrow" w:eastAsia="Arial Narrow" w:hAnsi="Arial Narrow" w:cs="Arial Narrow"/>
+          <w:color w:val="000000"/>
+          <w:kern w:val="0"/>
+          <w:lang w:eastAsia="es-PE"/>
+          <ns2:ligatures ns2:val="none"/>
         </w:rPr>
         <w:t>presentar copia simple de las facultades de representación de su representante legal en el presente procedimiento o la declaración jurada que indique que cuenta con dichas facultades y que estas se encuentran vigentes;</w:t>
       </w:r>
     </w:p>
-    <w:p>
+    <w:p ns2:paraId="1203D0DC" ns2:textId="77777777">
       <w:pPr>
         <w:numPr>
           <w:ilvl w:val="0"/>
@@ -6260,21 +6260,21 @@
           <w:color w:val="000000"/>
           <w:kern w:val="0"/>
           <w:lang w:eastAsia="es-PE"/>
-          <w14:ligatures w14:val="none"/>
-        </w:rPr>
-      </w:pPr>
-      <w:r>
-        <w:rPr>
-          <w:rFonts w:ascii="Arial Narrow" w:eastAsia="Arial Narrow" w:hAnsi="Arial Narrow" w:cs="Arial Narrow"/>
-          <w:color w:val="000000"/>
-          <w:kern w:val="0"/>
-          <w:lang w:eastAsia="es-PE"/>
-          <w14:ligatures w14:val="none"/>
+          <ns2:ligatures ns2:val="none"/>
+        </w:rPr>
+      </w:pPr>
+      <w:r>
+        <w:rPr>
+          <w:rFonts w:ascii="Arial Narrow" w:eastAsia="Arial Narrow" w:hAnsi="Arial Narrow" w:cs="Arial Narrow"/>
+          <w:color w:val="000000"/>
+          <w:kern w:val="0"/>
+          <w:lang w:eastAsia="es-PE"/>
+          <ns2:ligatures ns2:val="none"/>
         </w:rPr>
         <w:t>consignar el Número de Registro Único de Contribuyentes (RUC); y,</w:t>
       </w:r>
     </w:p>
-    <w:p>
+    <w:p ns2:paraId="37704CA2" ns2:textId="7AD28F33">
       <w:pPr>
         <w:numPr>
           <w:ilvl w:val="0"/>
@@ -6286,16 +6286,16 @@
         <w:rPr>
           <w:rFonts w:ascii="Arial Narrow" w:eastAsia="Calibri" w:hAnsi="Arial Narrow" w:cs="Arial"/>
           <w:kern w:val="0"/>
-          <w14:ligatures w14:val="none"/>
-        </w:rPr>
-      </w:pPr>
-      <w:r>
-        <w:rPr>
-          <w:rFonts w:ascii="Arial Narrow" w:eastAsia="Arial Narrow" w:hAnsi="Arial Narrow" w:cs="Arial Narrow"/>
-          <w:color w:val="000000"/>
-          <w:kern w:val="0"/>
-          <w:lang w:eastAsia="es-PE"/>
-          <w14:ligatures w14:val="none"/>
+          <ns2:ligatures ns2:val="none"/>
+        </w:rPr>
+      </w:pPr>
+      <w:r>
+        <w:rPr>
+          <w:rFonts w:ascii="Arial Narrow" w:eastAsia="Arial Narrow" w:hAnsi="Arial Narrow" w:cs="Arial Narrow"/>
+          <w:color w:val="000000"/>
+          <w:kern w:val="0"/>
+          <w:lang w:eastAsia="es-PE"/>
+          <ns2:ligatures ns2:val="none"/>
         </w:rPr>
         <w:t xml:space="preserve">fijar domicilio procesal para el procedimiento, de conformidad con el numeral 1 del artículo 442 del Código Procesal Civil. </w:t>
       </w:r>
@@ -6303,7 +6303,7 @@
         <w:rPr>
           <w:rFonts w:ascii="Arial Narrow" w:eastAsia="Calibri" w:hAnsi="Arial Narrow" w:cs="Arial"/>
           <w:kern w:val="0"/>
-          <w14:ligatures w14:val="none"/>
+          <ns2:ligatures ns2:val="none"/>
         </w:rPr>
         <w:t>Para ello podrá señalar domicilio físico o una dirección electrónica a la que pueda remitirse las notificaciones</w:t>
       </w:r>
@@ -6312,12 +6312,12 @@
           <w:rFonts w:ascii="Arial Narrow" w:eastAsia="Arial" w:hAnsi="Arial Narrow" w:cs="Arial"/>
           <w:kern w:val="0"/>
           <w:lang w:val="es"/>
-          <w14:ligatures w14:val="none"/>
+          <ns2:ligatures ns2:val="none"/>
         </w:rPr>
         <w:t>;</w:t>
       </w:r>
     </w:p>
-    <w:p>
+    <w:p ns2:paraId="6A38ABFB" ns2:textId="7ACC9135">
       <w:pPr>
         <w:numPr>
           <w:ilvl w:val="0"/>
@@ -6329,14 +6329,14 @@
         <w:rPr>
           <w:rFonts w:ascii="Arial Narrow" w:eastAsia="Calibri" w:hAnsi="Arial Narrow" w:cs="Arial"/>
           <w:kern w:val="0"/>
-          <w14:ligatures w14:val="none"/>
+          <ns2:ligatures ns2:val="none"/>
         </w:rPr>
       </w:pPr>
       <w:r>
         <w:rPr>
           <w:rFonts w:ascii="Arial Narrow" w:eastAsia="Calibri" w:hAnsi="Arial Narrow" w:cs="Arial"/>
           <w:kern w:val="0"/>
-          <w14:ligatures w14:val="none"/>
+          <ns2:ligatures ns2:val="none"/>
         </w:rPr>
         <w:t xml:space="preserve">en caso califique como </w:t>
       </w:r>
@@ -6345,7 +6345,7 @@
         <w:rPr>
           <w:rFonts w:ascii="Arial Narrow" w:eastAsia="Calibri" w:hAnsi="Arial Narrow" w:cs="Arial"/>
           <w:kern w:val="0"/>
-          <w14:ligatures w14:val="none"/>
+          <ns2:ligatures ns2:val="none"/>
         </w:rPr>
         <w:t>micro empresa</w:t>
       </w:r>
@@ -6354,7 +6354,7 @@
         <w:rPr>
           <w:rFonts w:ascii="Arial Narrow" w:eastAsia="Calibri" w:hAnsi="Arial Narrow" w:cs="Arial"/>
           <w:kern w:val="0"/>
-          <w14:ligatures w14:val="none"/>
+          <ns2:ligatures ns2:val="none"/>
         </w:rPr>
         <w:t xml:space="preserve"> o pequeña empresa, presentar los documentos que acrediten su volumen de ventas o ingresos brutos percibidos el año anterior relativo a todas sus actividades </w:t>
       </w:r>
@@ -6362,7 +6362,7 @@
         <w:rPr>
           <w:rFonts w:ascii="Arial Narrow" w:eastAsia="Calibri" w:hAnsi="Arial Narrow" w:cs="Arial"/>
           <w:kern w:val="0"/>
-          <w14:ligatures w14:val="none"/>
+          <ns2:ligatures ns2:val="none"/>
         </w:rPr>
         <w:lastRenderedPageBreak/>
         <w:t>económicas y el número de trabajadores con el que cuenta</w:t>
@@ -6373,7 +6373,7 @@
           <w:rFonts w:ascii="Arial Narrow" w:eastAsia="Calibri" w:hAnsi="Arial Narrow" w:cs="Arial"/>
           <w:kern w:val="0"/>
           <w:vertAlign w:val="superscript"/>
-          <w14:ligatures w14:val="none"/>
+          <ns2:ligatures ns2:val="none"/>
         </w:rPr>
         <w:footnoteReference w:id="9"/>
       </w:r>
@@ -6381,7 +6381,7 @@
         <w:rPr>
           <w:rFonts w:ascii="Arial Narrow" w:eastAsia="Calibri" w:hAnsi="Arial Narrow" w:cs="Arial"/>
           <w:kern w:val="0"/>
-          <w14:ligatures w14:val="none"/>
+          <ns2:ligatures ns2:val="none"/>
         </w:rPr>
         <w:t xml:space="preserve">. Ello, a fin de que la Comisión pueda meritar dicha documentación, conforme lo establece el artículo 110 del </w:t>
       </w:r>
@@ -6390,7 +6390,7 @@
           <w:rFonts w:ascii="Arial Narrow" w:eastAsia="Calibri" w:hAnsi="Arial Narrow" w:cs="Arial"/>
           <w:spacing w:val="-2"/>
           <w:kern w:val="0"/>
-          <w14:ligatures w14:val="none"/>
+          <ns2:ligatures ns2:val="none"/>
         </w:rPr>
         <w:t>Código</w:t>
       </w:r>
@@ -6401,7 +6401,7 @@
           <w:spacing w:val="-2"/>
           <w:kern w:val="0"/>
           <w:vertAlign w:val="superscript"/>
-          <w14:ligatures w14:val="none"/>
+          <ns2:ligatures ns2:val="none"/>
         </w:rPr>
         <w:footnoteReference w:id="10"/>
       </w:r>
@@ -6410,67 +6410,102 @@
           <w:rFonts w:ascii="Arial Narrow" w:eastAsia="Calibri" w:hAnsi="Arial Narrow" w:cs="Arial"/>
           <w:spacing w:val="-2"/>
           <w:kern w:val="0"/>
-          <w14:ligatures w14:val="none"/>
+          <ns2:ligatures ns2:val="none"/>
         </w:rPr>
         <w:t>.</w:t>
       </w:r>
     </w:p>
+    <w:p ns2:paraId="1B2AA0D1" ns2:textId="77777777">
+      <w:pPr>
+        <w:spacing w:after="0" w:line="240" w:lineRule="auto"/>
+        <w:ind w:left="567"/>
+        <w:jc w:val="both"/>
+        <w:rPr>
+          <w:rFonts w:ascii="Arial Narrow" w:eastAsia="Arial Narrow" w:hAnsi="Arial Narrow" w:cs="Arial Narrow"/>
+          <w:color w:val="000000"/>
+          <w:kern w:val="0"/>
+          <w:lang w:eastAsia="es-PE"/>
+          <ns2:ligatures ns2:val="none"/>
+        </w:rPr>
+      </w:pPr>
+    </w:p>
     <w:p>
       <w:pPr>
         <w:spacing w:after="0" w:line="240" w:lineRule="auto"/>
-        <w:ind w:left="567"/>
-        <w:jc w:val="both"/>
-        <w:rPr>
-          <w:rFonts w:ascii="Arial Narrow" w:eastAsia="Arial Narrow" w:hAnsi="Arial Narrow" w:cs="Arial Narrow"/>
-          <w:color w:val="000000"/>
-          <w:kern w:val="0"/>
-          <w:lang w:eastAsia="es-PE"/>
-          <w14:ligatures w14:val="none"/>
-        </w:rPr>
-      </w:pPr>
-    </w:p>
-    <w:p>
-      <w:pPr>
-        <w:spacing w:after="0" w:line="240" w:lineRule="auto"/>
-        <w:jc w:val="both"/>
-        <w:rPr>
-          <w:rFonts w:ascii="Arial Narrow" w:eastAsia="Arial Narrow" w:hAnsi="Arial Narrow" w:cs="Arial Narrow"/>
-          <w:color w:val="000000"/>
-          <w:kern w:val="0"/>
-          <w:lang w:eastAsia="es-PE"/>
-          <w14:ligatures w14:val="none"/>
-        </w:rPr>
-      </w:pPr>
-      <w:r>
-        <w:rPr>
-          <w:rFonts w:ascii="Arial Narrow" w:eastAsia="Arial Narrow" w:hAnsi="Arial Narrow" w:cs="Arial Narrow"/>
-          <w:b/>
-          <w:color w:val="000000"/>
-          <w:kern w:val="0"/>
-          <w:lang w:eastAsia="es-PE"/>
-          <w14:ligatures w14:val="none"/>
+        <w:jc w:val="both"/>
+        <w:rPr>
+          <w:rFonts w:ascii="Arial Narrow" w:eastAsia="Arial Narrow" w:hAnsi="Arial Narrow" w:cs="Arial Narrow"/>
+          <w:color w:val="000000"/>
+          <w:kern w:val="0"/>
+          <w:lang w:eastAsia="es-PE"/>
+          <ns2:ligatures ns2:val="none"/>
+        </w:rPr>
+      </w:pPr>
+      <w:r>
+        <w:rPr>
+          <w:rFonts w:ascii="Arial Narrow" w:hAnsi="Arial Narrow" w:cs="Arial Narrow"/>
+          <w:b w:val="1"/>
+          <w:bCs w:val="1"/>
+          <w:sz w:val="20"/>
+          <w:szCs w:val="20"/>
         </w:rPr>
         <w:t xml:space="preserve">CUARTO: </w:t>
       </w:r>
       <w:r>
         <w:rPr>
-          <w:rFonts w:ascii="Arial Narrow" w:eastAsia="Arial Narrow" w:hAnsi="Arial Narrow" w:cs="Arial Narrow"/>
-          <w:color w:val="000000"/>
-          <w:kern w:val="0"/>
-          <w:lang w:eastAsia="es-PE"/>
-          <w14:ligatures w14:val="none"/>
-        </w:rPr>
-        <w:t xml:space="preserve">correr traslado de la denuncia interpuesta </w:t>
-      </w:r>
-      <w:r>
+          <w:rFonts w:ascii="Arial Narrow" w:hAnsi="Arial Narrow" w:cs="Arial Narrow"/>
+          <w:sz w:val="20"/>
+          <w:szCs w:val="20"/>
+        </w:rPr>
+        <w:t xml:space="preserve">correr traslado de la presente resolución a Quálitas Compañía de Seguros S.A. y a Eurostar Motors S.A.C para que, de conformidad con lo dispuesto por el artículo 26° de la Ley sobre Facultades, Normas y Organización del Indecopi, aprobado por Decreto Legislativo N° 8079, presente sus descargos sobre la imputación de cargos realizada en un plazo no mayor a cinco (5) días hábiles contado a partir del día siguiente de la notificación de la presente resolución, vencido el cual, el Secretario Técnico declarará en rebeldía a los denunciados que no lo hubieran presentado. Debe precisarse que de conformidad con lo establecido por el artículo 223° del Texto Único Ordenado de la Ley N° 27444, Ley del Procedimiento Administrativo General, las alegaciones y los hechos relevantes de la reclamación, salvo que hayan sido específicamente negadas en la contestación, se tendrán por aceptadas o meritadas como ciertas.</w:t>
+      </w:r>
+    </w:p>
+    <w:p ns2:paraId="2F1C55D7" ns2:textId="77777777">
+      <w:pPr>
+        <w:spacing w:after="0" w:line="240" w:lineRule="auto"/>
+        <w:jc w:val="both"/>
+        <w:rPr>
+          <w:rFonts w:ascii="Arial Narrow" w:eastAsia="Arial Narrow" w:hAnsi="Arial Narrow" w:cs="Arial Narrow"/>
+          <w:color w:val="000000"/>
+          <w:kern w:val="0"/>
+          <w:lang w:eastAsia="es-PE"/>
+          <ns2:ligatures ns2:val="none"/>
+        </w:rPr>
+      </w:pPr>
+    </w:p>
+    <w:p ns2:paraId="6D15F6EA" ns2:textId="2CAB1027">
+      <w:pPr>
+        <w:spacing w:after="0" w:line="240" w:lineRule="auto"/>
+        <w:jc w:val="both"/>
         <w:rPr>
           <w:rFonts w:ascii="Arial Narrow" w:eastAsia="Times New Roman" w:hAnsi="Arial Narrow" w:cs="Arial"/>
           <w:color w:val="000000"/>
           <w:kern w:val="0"/>
           <w:lang w:val="es-ES" w:eastAsia="es-ES"/>
-          <w14:ligatures w14:val="none"/>
-        </w:rPr>
-        <w:t xml:space="preserve">el </w:t>
+          <ns2:ligatures ns2:val="none"/>
+        </w:rPr>
+      </w:pPr>
+      <w:r>
+        <w:rPr>
+          <w:rFonts w:ascii="Arial Narrow" w:eastAsia="Arial Narrow" w:hAnsi="Arial Narrow" w:cs="Arial Narrow"/>
+          <w:b/>
+          <w:color w:val="000000"/>
+          <w:kern w:val="0"/>
+          <w:lang w:eastAsia="es-PE"/>
+          <ns2:ligatures ns2:val="none"/>
+        </w:rPr>
+        <w:t xml:space="preserve">QUINTO: </w:t>
+      </w:r>
+      <w:bookmarkStart w:id="13" w:name="_Hlk188286813"/>
+      <w:r>
+        <w:rPr>
+          <w:rFonts w:ascii="Arial Narrow" w:eastAsia="Times New Roman" w:hAnsi="Arial Narrow" w:cs="Arial"/>
+          <w:color w:val="000000"/>
+          <w:kern w:val="0"/>
+          <w:lang w:eastAsia="es-ES"/>
+          <ns2:ligatures ns2:val="none"/>
+        </w:rPr>
+        <w:t xml:space="preserve">requerir </w:t>
       </w:r>
       <w:r>
         <w:rPr>
@@ -6478,473 +6513,344 @@
           <w:color w:val="000000"/>
           <w:kern w:val="0"/>
           <w:lang w:val="es-ES" w:eastAsia="es-ES"/>
-          <w14:ligatures w14:val="none"/>
-        </w:rPr>
-        <w:t>14 de abril de 2026</w:t>
-      </w:r>
+          <ns2:ligatures ns2:val="none"/>
+        </w:rPr>
+        <w:t xml:space="preserve">que, en un </w:t>
+      </w:r>
+      <w:r>
+        <w:rPr>
+          <w:rFonts w:ascii="Arial Narrow" w:eastAsia="Times New Roman" w:hAnsi="Arial Narrow" w:cs="Arial"/>
+          <w:color w:val="000000"/>
+          <w:kern w:val="0"/>
+          <w:lang w:eastAsia="es-ES"/>
+          <ns2:ligatures ns2:val="none"/>
+        </w:rPr>
+        <w:t>plazo no mayor de cinco (5) días hábiles contado a partir del día siguiente de la notificación de la presente resolución</w:t>
+      </w:r>
+      <w:bookmarkEnd w:id="13"/>
+      <w:r>
+        <w:rPr>
+          <w:rFonts w:ascii="Arial Narrow" w:eastAsia="Times New Roman" w:hAnsi="Arial Narrow" w:cs="Arial"/>
+          <w:color w:val="000000"/>
+          <w:kern w:val="0"/>
+          <w:lang w:eastAsia="es-ES"/>
+          <ns2:ligatures ns2:val="none"/>
+        </w:rPr>
+        <w:t xml:space="preserve">, </w:t>
+      </w:r>
+      <w:bookmarkStart w:id="14" w:name="_Hlk188286828"/>
+      <w:r>
+        <w:rPr>
+          <w:rFonts w:ascii="Arial Narrow" w:eastAsia="Arial Narrow" w:hAnsi="Arial Narrow" w:cs="Arial Narrow"/>
+          <w:bCs/>
+        </w:rPr>
+        <w:t>Quálitas Compañía de Seguros S.A</w:t>
+      </w:r>
+      <w:r>
+        <w:rPr>
+          <w:rFonts w:ascii="Arial Narrow" w:eastAsia="Arial Narrow" w:hAnsi="Arial Narrow" w:cs="Arial Narrow"/>
+          <w:bCs/>
+        </w:rPr>
+        <w:t>.</w:t>
+      </w:r>
+      <w:r>
+        <w:rPr>
+          <w:rFonts w:ascii="Arial Narrow" w:eastAsia="Times New Roman" w:hAnsi="Arial Narrow" w:cs="Arial"/>
+          <w:color w:val="000000"/>
+          <w:kern w:val="0"/>
+          <w:lang w:eastAsia="es-ES"/>
+          <ns2:ligatures ns2:val="none"/>
+        </w:rPr>
+        <w:t xml:space="preserve">, </w:t>
+      </w:r>
+      <w:bookmarkEnd w:id="14"/>
+      <w:r>
+        <w:rPr>
+          <w:rFonts w:ascii="Arial Narrow" w:eastAsia="Times New Roman" w:hAnsi="Arial Narrow" w:cs="Arial"/>
+          <w:color w:val="000000"/>
+          <w:kern w:val="0"/>
+          <w:lang w:val="es-ES" w:eastAsia="es-ES"/>
+          <ns2:ligatures ns2:val="none"/>
+        </w:rPr>
+        <w:t xml:space="preserve">cumpla con: </w:t>
+      </w:r>
+      <w:r>
+        <w:rPr>
+          <w:rFonts w:ascii="Arial Narrow" w:eastAsia="Times New Roman" w:hAnsi="Arial Narrow" w:cs="Arial"/>
+          <w:color w:val="000000"/>
+          <w:kern w:val="0"/>
+          <w:lang w:val="es-ES" w:eastAsia="es-ES"/>
+          <ns2:ligatures ns2:val="none"/>
+        </w:rPr>
+        <w:t>(i) presentar una copia debidamente suscrita de la Póliza 0070162762 del Seguro Vehicular materia de denuncia, así como el cargo de remisión de la póliza; (</w:t>
+      </w:r>
+      <w:proofErr w:type="spellStart"/>
+      <w:r>
+        <w:rPr>
+          <w:rFonts w:ascii="Arial Narrow" w:eastAsia="Times New Roman" w:hAnsi="Arial Narrow" w:cs="Arial"/>
+          <w:color w:val="000000"/>
+          <w:kern w:val="0"/>
+          <w:lang w:val="es-ES" w:eastAsia="es-ES"/>
+          <ns2:ligatures ns2:val="none"/>
+        </w:rPr>
+        <w:t>ii</w:t>
+      </w:r>
+      <w:proofErr w:type="spellEnd"/>
+      <w:r>
+        <w:rPr>
+          <w:rFonts w:ascii="Arial Narrow" w:eastAsia="Times New Roman" w:hAnsi="Arial Narrow" w:cs="Arial"/>
+          <w:color w:val="000000"/>
+          <w:kern w:val="0"/>
+          <w:lang w:val="es-ES" w:eastAsia="es-ES"/>
+          <ns2:ligatures ns2:val="none"/>
+        </w:rPr>
+        <w:t>) presentar los medios probatorios que acrediten que brindó conformidad y aprobación a la cotización realizada por el taller; y, (</w:t>
+      </w:r>
+      <w:proofErr w:type="spellStart"/>
+      <w:r>
+        <w:rPr>
+          <w:rFonts w:ascii="Arial Narrow" w:eastAsia="Times New Roman" w:hAnsi="Arial Narrow" w:cs="Arial"/>
+          <w:color w:val="000000"/>
+          <w:kern w:val="0"/>
+          <w:lang w:val="es-ES" w:eastAsia="es-ES"/>
+          <ns2:ligatures ns2:val="none"/>
+        </w:rPr>
+        <w:t>iii</w:t>
+      </w:r>
+      <w:proofErr w:type="spellEnd"/>
+      <w:r>
+        <w:rPr>
+          <w:rFonts w:ascii="Arial Narrow" w:eastAsia="Times New Roman" w:hAnsi="Arial Narrow" w:cs="Arial"/>
+          <w:color w:val="000000"/>
+          <w:kern w:val="0"/>
+          <w:lang w:val="es-ES" w:eastAsia="es-ES"/>
+          <ns2:ligatures ns2:val="none"/>
+        </w:rPr>
+        <w:t>) presentar todas las comunicaciones cursadas con la parte denunciante en virtud de los hechos materia de denuncia</w:t>
+      </w:r>
+      <w:r>
+        <w:rPr>
+          <w:rFonts w:ascii="Arial Narrow" w:eastAsia="Times New Roman" w:hAnsi="Arial Narrow" w:cs="Arial"/>
+          <w:color w:val="000000"/>
+          <w:kern w:val="0"/>
+          <w:lang w:val="es-ES" w:eastAsia="es-ES"/>
+          <ns2:ligatures ns2:val="none"/>
+        </w:rPr>
+        <w:t>.</w:t>
+      </w:r>
+    </w:p>
+    <w:p ns2:paraId="7EAE58BA" ns2:textId="77777777">
+      <w:pPr>
+        <w:spacing w:after="0" w:line="240" w:lineRule="auto"/>
+        <w:jc w:val="both"/>
+        <w:rPr>
+          <w:rFonts w:ascii="Arial Narrow" w:eastAsia="Times New Roman" w:hAnsi="Arial Narrow" w:cs="Arial"/>
+          <w:color w:val="000000"/>
+          <w:kern w:val="0"/>
+          <w:lang w:val="es-ES" w:eastAsia="es-ES"/>
+          <ns2:ligatures ns2:val="none"/>
+        </w:rPr>
+      </w:pPr>
+    </w:p>
+    <w:p ns2:paraId="018EE32A" ns2:textId="36286A15">
+      <w:pPr>
+        <w:spacing w:after="0" w:line="240" w:lineRule="auto"/>
+        <w:jc w:val="both"/>
+        <w:rPr>
+          <w:rFonts w:ascii="Arial Narrow" w:eastAsia="Times New Roman" w:hAnsi="Arial Narrow" w:cs="Arial"/>
+          <w:color w:val="000000"/>
+          <w:kern w:val="0"/>
+          <w:lang w:val="es-ES" w:eastAsia="es-ES"/>
+          <ns2:ligatures ns2:val="none"/>
+        </w:rPr>
+      </w:pPr>
+      <w:r>
+        <w:rPr>
+          <w:rFonts w:ascii="Arial Narrow" w:eastAsia="Arial Narrow" w:hAnsi="Arial Narrow" w:cs="Arial Narrow"/>
+          <w:b/>
+          <w:color w:val="000000"/>
+          <w:kern w:val="0"/>
+          <w:lang w:eastAsia="es-PE"/>
+          <ns2:ligatures ns2:val="none"/>
+        </w:rPr>
+        <w:t xml:space="preserve">SEXTO: </w:t>
+      </w:r>
+      <w:r>
+        <w:rPr>
+          <w:rFonts w:ascii="Arial Narrow" w:eastAsia="Times New Roman" w:hAnsi="Arial Narrow" w:cs="Arial"/>
+          <w:color w:val="000000"/>
+          <w:kern w:val="0"/>
+          <w:lang w:eastAsia="es-ES"/>
+          <ns2:ligatures ns2:val="none"/>
+        </w:rPr>
+        <w:t xml:space="preserve">requerir </w:t>
+      </w:r>
+      <w:r>
+        <w:rPr>
+          <w:rFonts w:ascii="Arial Narrow" w:eastAsia="Times New Roman" w:hAnsi="Arial Narrow" w:cs="Arial"/>
+          <w:color w:val="000000"/>
+          <w:kern w:val="0"/>
+          <w:lang w:val="es-ES" w:eastAsia="es-ES"/>
+          <ns2:ligatures ns2:val="none"/>
+        </w:rPr>
+        <w:t xml:space="preserve">que, en un </w:t>
+      </w:r>
+      <w:r>
+        <w:rPr>
+          <w:rFonts w:ascii="Arial Narrow" w:eastAsia="Times New Roman" w:hAnsi="Arial Narrow" w:cs="Arial"/>
+          <w:color w:val="000000"/>
+          <w:kern w:val="0"/>
+          <w:lang w:eastAsia="es-ES"/>
+          <ns2:ligatures ns2:val="none"/>
+        </w:rPr>
+        <w:t xml:space="preserve">plazo no mayor de cinco (5) días hábiles contado a partir del día siguiente de la notificación de la presente resolución, </w:t>
+      </w:r>
+      <w:r>
+        <w:rPr>
+          <w:rFonts w:ascii="Arial Narrow" w:eastAsia="Times New Roman" w:hAnsi="Arial Narrow" w:cs="Times New Roman"/>
+          <w:color w:val="000000"/>
+          <w:kern w:val="0"/>
+          <w:shd w:val="clear" w:color="auto" w:fill="FFFFFF"/>
+          <w:lang w:eastAsia="es-PE"/>
+          <ns2:ligatures ns2:val="none"/>
+        </w:rPr>
+        <w:t>Eurostar Motors S.A.C.</w:t>
+      </w:r>
+      <w:r>
+        <w:rPr>
+          <w:rFonts w:ascii="Arial Narrow" w:eastAsia="Times New Roman" w:hAnsi="Arial Narrow" w:cs="Arial"/>
+          <w:color w:val="000000"/>
+          <w:kern w:val="0"/>
+          <w:lang w:eastAsia="es-ES"/>
+          <ns2:ligatures ns2:val="none"/>
+        </w:rPr>
+        <w:t xml:space="preserve">, </w:t>
+      </w:r>
+      <w:r>
+        <w:rPr>
+          <w:rFonts w:ascii="Arial Narrow" w:eastAsia="Times New Roman" w:hAnsi="Arial Narrow" w:cs="Arial"/>
+          <w:color w:val="000000"/>
+          <w:kern w:val="0"/>
+          <w:lang w:val="es-ES" w:eastAsia="es-ES"/>
+          <ns2:ligatures ns2:val="none"/>
+        </w:rPr>
+        <w:t xml:space="preserve">cumpla con: </w:t>
+      </w:r>
+      <w:r>
+        <w:rPr>
+          <w:rFonts w:ascii="Arial Narrow" w:eastAsia="Times New Roman" w:hAnsi="Arial Narrow" w:cs="Arial"/>
+          <w:color w:val="000000"/>
+          <w:kern w:val="0"/>
+          <w:lang w:val="es-ES" w:eastAsia="es-ES"/>
+          <ns2:ligatures ns2:val="none"/>
+        </w:rPr>
+        <w:t>(i) presentar los medios probatorios que acrediten que comunicó el estado del trámite de aprobación de la cotización ante la compañía aseguradora y se brindó información para continuar con la reparación del vehículo asegurado; y, (</w:t>
+      </w:r>
+      <w:proofErr w:type="spellStart"/>
+      <w:r>
+        <w:rPr>
+          <w:rFonts w:ascii="Arial Narrow" w:eastAsia="Times New Roman" w:hAnsi="Arial Narrow" w:cs="Arial"/>
+          <w:color w:val="000000"/>
+          <w:kern w:val="0"/>
+          <w:lang w:val="es-ES" w:eastAsia="es-ES"/>
+          <ns2:ligatures ns2:val="none"/>
+        </w:rPr>
+        <w:t>ii</w:t>
+      </w:r>
+      <w:proofErr w:type="spellEnd"/>
+      <w:r>
+        <w:rPr>
+          <w:rFonts w:ascii="Arial Narrow" w:eastAsia="Times New Roman" w:hAnsi="Arial Narrow" w:cs="Arial"/>
+          <w:color w:val="000000"/>
+          <w:kern w:val="0"/>
+          <w:lang w:val="es-ES" w:eastAsia="es-ES"/>
+          <ns2:ligatures ns2:val="none"/>
+        </w:rPr>
+        <w:t>) presentar todas las comunicaciones cursadas con la parte denunciante en virtud de los hechos materia de denuncia</w:t>
+      </w:r>
+      <w:r>
+        <w:rPr>
+          <w:rFonts w:ascii="Arial Narrow" w:eastAsia="Times New Roman" w:hAnsi="Arial Narrow" w:cs="Arial"/>
+          <w:color w:val="000000"/>
+          <w:kern w:val="0"/>
+          <w:lang w:val="es-ES" w:eastAsia="es-ES"/>
+          <ns2:ligatures ns2:val="none"/>
+        </w:rPr>
+        <w:t>.</w:t>
+      </w:r>
+    </w:p>
+    <w:p ns2:paraId="477A8417" ns2:textId="422A45BD">
+      <w:pPr>
+        <w:spacing w:after="0" w:line="240" w:lineRule="auto"/>
+        <w:jc w:val="both"/>
+        <w:rPr>
+          <w:rFonts w:ascii="Arial Narrow" w:eastAsia="Times New Roman" w:hAnsi="Arial Narrow" w:cs="Arial"/>
+          <w:color w:val="000000"/>
+          <w:kern w:val="0"/>
+          <w:lang w:val="es-ES" w:eastAsia="es-ES"/>
+          <ns2:ligatures ns2:val="none"/>
+        </w:rPr>
+      </w:pPr>
+    </w:p>
+    <w:p ns2:paraId="61AD8504" ns2:textId="7E55616A">
+      <w:pPr>
+        <w:spacing w:line="240" w:lineRule="auto"/>
+        <w:jc w:val="both"/>
+        <w:rPr>
+          <w:rFonts w:ascii="Arial Narrow" w:hAnsi="Arial Narrow"/>
+        </w:rPr>
+      </w:pPr>
       <w:r>
         <w:rPr>
           <w:rFonts w:ascii="Arial Narrow" w:eastAsia="Calibri" w:hAnsi="Arial Narrow" w:cs="Arial"/>
-          <w:kern w:val="0"/>
-          <w14:ligatures w14:val="none"/>
-        </w:rPr>
-        <w:t xml:space="preserve">, </w:t>
-      </w:r>
-      <w:r>
-        <w:rPr>
-          <w:rFonts w:ascii="Arial Narrow" w:eastAsia="Arial Narrow" w:hAnsi="Arial Narrow" w:cs="Arial Narrow"/>
-          <w:color w:val="000000"/>
-          <w:kern w:val="0"/>
-          <w:lang w:eastAsia="es-PE"/>
-          <w14:ligatures w14:val="none"/>
-        </w:rPr>
-        <w:t>a</w:t>
-      </w:r>
-      <w:r>
-        <w:rPr>
-          <w:rFonts w:ascii="Arial Narrow" w:eastAsia="Times New Roman" w:hAnsi="Arial Narrow" w:cs="Times New Roman"/>
-          <w:color w:val="000000"/>
-          <w:kern w:val="0"/>
-          <w:shd w:val="clear" w:color="auto" w:fill="FFFFFF"/>
-          <w:lang w:eastAsia="es-PE"/>
-          <w14:ligatures w14:val="none"/>
-        </w:rPr>
-        <w:t xml:space="preserve"> </w:t>
-      </w:r>
-      <w:r>
-        <w:rPr>
-          <w:rFonts w:ascii="Arial Narrow" w:eastAsia="Arial Narrow" w:hAnsi="Arial Narrow" w:cs="Arial Narrow"/>
+          <w:b/>
           <w:bCs/>
         </w:rPr>
-        <w:t xml:space="preserve">Quálitas Compañía de Seguros S.A. </w:t>
-      </w:r>
-      <w:r>
-        <w:rPr>
-          <w:rFonts w:ascii="Arial Narrow" w:eastAsia="Arial Narrow" w:hAnsi="Arial Narrow" w:cs="Arial Narrow"/>
-          <w:bCs/>
-        </w:rPr>
-        <w:t xml:space="preserve">y </w:t>
-      </w:r>
-      <w:r>
-        <w:rPr>
-          <w:rFonts w:ascii="Arial Narrow" w:eastAsia="Arial Narrow" w:hAnsi="Arial Narrow" w:cs="Arial Narrow"/>
-          <w:bCs/>
-        </w:rPr>
-        <w:t xml:space="preserve">a </w:t>
-      </w:r>
-      <w:r>
-        <w:rPr>
-          <w:rFonts w:ascii="Arial Narrow" w:eastAsia="Times New Roman" w:hAnsi="Arial Narrow" w:cs="Times New Roman"/>
-          <w:color w:val="000000"/>
-          <w:kern w:val="0"/>
-          <w:shd w:val="clear" w:color="auto" w:fill="FFFFFF"/>
-          <w:lang w:eastAsia="es-PE"/>
-          <w14:ligatures w14:val="none"/>
-        </w:rPr>
-        <w:t>Eurostar Motors S.A.C.</w:t>
-      </w:r>
-      <w:r>
-        <w:rPr>
-          <w:rFonts w:ascii="Arial Narrow" w:eastAsia="Arial Narrow" w:hAnsi="Arial Narrow" w:cs="Arial Narrow"/>
-          <w:color w:val="000000"/>
-          <w:kern w:val="0"/>
-          <w:lang w:eastAsia="es-PE"/>
-          <w14:ligatures w14:val="none"/>
-        </w:rPr>
-        <w:t xml:space="preserve">, para que, de conformidad con lo dispuesto por el artículo 26 de la Ley sobre Facultades, Normas y Organización del Indecopi, aprobada por Decreto Legislativo 807, presenten sus descargos en un plazo no mayor de cinco (5) días hábiles contados desde la notificación. </w:t>
-      </w:r>
-    </w:p>
-    <w:p>
-      <w:pPr>
-        <w:spacing w:after="0" w:line="240" w:lineRule="auto"/>
-        <w:jc w:val="both"/>
-        <w:rPr>
-          <w:rFonts w:ascii="Arial Narrow" w:eastAsia="Arial Narrow" w:hAnsi="Arial Narrow" w:cs="Arial Narrow"/>
-          <w:color w:val="000000"/>
-          <w:kern w:val="0"/>
-          <w:lang w:eastAsia="es-PE"/>
-          <w14:ligatures w14:val="none"/>
-        </w:rPr>
-      </w:pPr>
-    </w:p>
-    <w:p>
-      <w:pPr>
-        <w:spacing w:after="0" w:line="240" w:lineRule="auto"/>
-        <w:jc w:val="both"/>
-        <w:rPr>
-          <w:rFonts w:ascii="Arial Narrow" w:eastAsia="Times New Roman" w:hAnsi="Arial Narrow" w:cs="Arial"/>
-          <w:color w:val="000000"/>
-          <w:kern w:val="0"/>
-          <w:lang w:val="es-ES" w:eastAsia="es-ES"/>
-          <w14:ligatures w14:val="none"/>
-        </w:rPr>
-      </w:pPr>
-      <w:r>
-        <w:rPr>
-          <w:rFonts w:ascii="Arial Narrow" w:eastAsia="Arial Narrow" w:hAnsi="Arial Narrow" w:cs="Arial Narrow"/>
-          <w:b/>
-          <w:color w:val="000000"/>
-          <w:kern w:val="0"/>
-          <w:lang w:eastAsia="es-PE"/>
-          <w14:ligatures w14:val="none"/>
-        </w:rPr>
-        <w:t xml:space="preserve">QUINTO: </w:t>
-      </w:r>
-      <w:bookmarkStart w:id="13" w:name="_Hlk188286813"/>
-      <w:r>
-        <w:rPr>
-          <w:rFonts w:ascii="Arial Narrow" w:eastAsia="Times New Roman" w:hAnsi="Arial Narrow" w:cs="Arial"/>
-          <w:color w:val="000000"/>
-          <w:kern w:val="0"/>
-          <w:lang w:eastAsia="es-ES"/>
-          <w14:ligatures w14:val="none"/>
-        </w:rPr>
-        <w:t xml:space="preserve">requerir </w:t>
-      </w:r>
-      <w:r>
-        <w:rPr>
-          <w:rFonts w:ascii="Arial Narrow" w:eastAsia="Times New Roman" w:hAnsi="Arial Narrow" w:cs="Arial"/>
-          <w:color w:val="000000"/>
-          <w:kern w:val="0"/>
-          <w:lang w:val="es-ES" w:eastAsia="es-ES"/>
-          <w14:ligatures w14:val="none"/>
-        </w:rPr>
-        <w:t xml:space="preserve">que, en un </w:t>
-      </w:r>
-      <w:r>
-        <w:rPr>
-          <w:rFonts w:ascii="Arial Narrow" w:eastAsia="Times New Roman" w:hAnsi="Arial Narrow" w:cs="Arial"/>
-          <w:color w:val="000000"/>
-          <w:kern w:val="0"/>
-          <w:lang w:eastAsia="es-ES"/>
-          <w14:ligatures w14:val="none"/>
-        </w:rPr>
-        <w:t>plazo no mayor de cinco (5) días hábiles contado a partir del día siguiente de la notificación de la presente resolución</w:t>
-      </w:r>
-      <w:bookmarkEnd w:id="13"/>
-      <w:r>
-        <w:rPr>
-          <w:rFonts w:ascii="Arial Narrow" w:eastAsia="Times New Roman" w:hAnsi="Arial Narrow" w:cs="Arial"/>
-          <w:color w:val="000000"/>
-          <w:kern w:val="0"/>
-          <w:lang w:eastAsia="es-ES"/>
-          <w14:ligatures w14:val="none"/>
-        </w:rPr>
-        <w:t xml:space="preserve">, </w:t>
-      </w:r>
-      <w:bookmarkStart w:id="14" w:name="_Hlk188286828"/>
-      <w:r>
-        <w:rPr>
-          <w:rFonts w:ascii="Arial Narrow" w:eastAsia="Arial Narrow" w:hAnsi="Arial Narrow" w:cs="Arial Narrow"/>
-          <w:bCs/>
-        </w:rPr>
-        <w:t>Quálitas Compañía de Seguros S.A</w:t>
-      </w:r>
-      <w:r>
-        <w:rPr>
-          <w:rFonts w:ascii="Arial Narrow" w:eastAsia="Arial Narrow" w:hAnsi="Arial Narrow" w:cs="Arial Narrow"/>
-          <w:bCs/>
-        </w:rPr>
-        <w:t>.</w:t>
-      </w:r>
-      <w:r>
-        <w:rPr>
-          <w:rFonts w:ascii="Arial Narrow" w:eastAsia="Times New Roman" w:hAnsi="Arial Narrow" w:cs="Arial"/>
-          <w:color w:val="000000"/>
-          <w:kern w:val="0"/>
-          <w:lang w:eastAsia="es-ES"/>
-          <w14:ligatures w14:val="none"/>
-        </w:rPr>
-        <w:t xml:space="preserve">, </w:t>
-      </w:r>
-      <w:bookmarkEnd w:id="14"/>
-      <w:r>
-        <w:rPr>
-          <w:rFonts w:ascii="Arial Narrow" w:eastAsia="Times New Roman" w:hAnsi="Arial Narrow" w:cs="Arial"/>
-          <w:color w:val="000000"/>
-          <w:kern w:val="0"/>
-          <w:lang w:val="es-ES" w:eastAsia="es-ES"/>
-          <w14:ligatures w14:val="none"/>
-        </w:rPr>
-        <w:t xml:space="preserve">cumpla con: </w:t>
-      </w:r>
-      <w:r>
-        <w:rPr>
-          <w:rFonts w:ascii="Arial Narrow" w:eastAsia="Times New Roman" w:hAnsi="Arial Narrow" w:cs="Arial"/>
-          <w:color w:val="000000"/>
-          <w:kern w:val="0"/>
-          <w:lang w:val="es-ES" w:eastAsia="es-ES"/>
-          <w14:ligatures w14:val="none"/>
-        </w:rPr>
-        <w:t>(i) presentar una copia debidamente suscrita de la Póliza 0070162762 del Seguro Vehicular materia de denuncia, así como el cargo de remisión de la póliza; (</w:t>
-      </w:r>
-      <w:proofErr w:type="spellStart"/>
-      <w:r>
-        <w:rPr>
-          <w:rFonts w:ascii="Arial Narrow" w:eastAsia="Times New Roman" w:hAnsi="Arial Narrow" w:cs="Arial"/>
-          <w:color w:val="000000"/>
-          <w:kern w:val="0"/>
-          <w:lang w:val="es-ES" w:eastAsia="es-ES"/>
-          <w14:ligatures w14:val="none"/>
-        </w:rPr>
-        <w:t>ii</w:t>
-      </w:r>
-      <w:proofErr w:type="spellEnd"/>
-      <w:r>
-        <w:rPr>
-          <w:rFonts w:ascii="Arial Narrow" w:eastAsia="Times New Roman" w:hAnsi="Arial Narrow" w:cs="Arial"/>
-          <w:color w:val="000000"/>
-          <w:kern w:val="0"/>
-          <w:lang w:val="es-ES" w:eastAsia="es-ES"/>
-          <w14:ligatures w14:val="none"/>
-        </w:rPr>
-        <w:t>) presentar los medios probatorios que acrediten que brindó conformidad y aprobación a la cotización realizada por el taller; y, (</w:t>
-      </w:r>
-      <w:proofErr w:type="spellStart"/>
-      <w:r>
-        <w:rPr>
-          <w:rFonts w:ascii="Arial Narrow" w:eastAsia="Times New Roman" w:hAnsi="Arial Narrow" w:cs="Arial"/>
-          <w:color w:val="000000"/>
-          <w:kern w:val="0"/>
-          <w:lang w:val="es-ES" w:eastAsia="es-ES"/>
-          <w14:ligatures w14:val="none"/>
-        </w:rPr>
-        <w:t>iii</w:t>
-      </w:r>
-      <w:proofErr w:type="spellEnd"/>
-      <w:r>
-        <w:rPr>
-          <w:rFonts w:ascii="Arial Narrow" w:eastAsia="Times New Roman" w:hAnsi="Arial Narrow" w:cs="Arial"/>
-          <w:color w:val="000000"/>
-          <w:kern w:val="0"/>
-          <w:lang w:val="es-ES" w:eastAsia="es-ES"/>
-          <w14:ligatures w14:val="none"/>
-        </w:rPr>
-        <w:t>) presentar todas las comunicaciones cursadas con la parte denunciante en virtud de los hechos materia de denuncia</w:t>
-      </w:r>
-      <w:r>
-        <w:rPr>
-          <w:rFonts w:ascii="Arial Narrow" w:eastAsia="Times New Roman" w:hAnsi="Arial Narrow" w:cs="Arial"/>
-          <w:color w:val="000000"/>
-          <w:kern w:val="0"/>
-          <w:lang w:val="es-ES" w:eastAsia="es-ES"/>
-          <w14:ligatures w14:val="none"/>
-        </w:rPr>
-        <w:t>.</w:t>
-      </w:r>
-    </w:p>
-    <w:p>
-      <w:pPr>
-        <w:spacing w:after="0" w:line="240" w:lineRule="auto"/>
-        <w:jc w:val="both"/>
-        <w:rPr>
-          <w:rFonts w:ascii="Arial Narrow" w:eastAsia="Times New Roman" w:hAnsi="Arial Narrow" w:cs="Arial"/>
-          <w:color w:val="000000"/>
-          <w:kern w:val="0"/>
-          <w:lang w:val="es-ES" w:eastAsia="es-ES"/>
-          <w14:ligatures w14:val="none"/>
-        </w:rPr>
-      </w:pPr>
-    </w:p>
-    <w:p>
-      <w:pPr>
-        <w:spacing w:after="0" w:line="240" w:lineRule="auto"/>
-        <w:jc w:val="both"/>
-        <w:rPr>
-          <w:rFonts w:ascii="Arial Narrow" w:eastAsia="Times New Roman" w:hAnsi="Arial Narrow" w:cs="Arial"/>
-          <w:color w:val="000000"/>
-          <w:kern w:val="0"/>
-          <w:lang w:val="es-ES" w:eastAsia="es-ES"/>
-          <w14:ligatures w14:val="none"/>
-        </w:rPr>
-      </w:pPr>
-      <w:r>
-        <w:rPr>
-          <w:rFonts w:ascii="Arial Narrow" w:eastAsia="Arial Narrow" w:hAnsi="Arial Narrow" w:cs="Arial Narrow"/>
-          <w:b/>
-          <w:color w:val="000000"/>
-          <w:kern w:val="0"/>
-          <w:lang w:eastAsia="es-PE"/>
-          <w14:ligatures w14:val="none"/>
-        </w:rPr>
-        <w:t xml:space="preserve">SEXTO: </w:t>
-      </w:r>
-      <w:r>
-        <w:rPr>
-          <w:rFonts w:ascii="Arial Narrow" w:eastAsia="Times New Roman" w:hAnsi="Arial Narrow" w:cs="Arial"/>
-          <w:color w:val="000000"/>
-          <w:kern w:val="0"/>
-          <w:lang w:eastAsia="es-ES"/>
-          <w14:ligatures w14:val="none"/>
-        </w:rPr>
-        <w:t xml:space="preserve">requerir </w:t>
-      </w:r>
-      <w:r>
-        <w:rPr>
-          <w:rFonts w:ascii="Arial Narrow" w:eastAsia="Times New Roman" w:hAnsi="Arial Narrow" w:cs="Arial"/>
-          <w:color w:val="000000"/>
-          <w:kern w:val="0"/>
-          <w:lang w:val="es-ES" w:eastAsia="es-ES"/>
-          <w14:ligatures w14:val="none"/>
-        </w:rPr>
-        <w:t xml:space="preserve">que, en un </w:t>
-      </w:r>
-      <w:r>
-        <w:rPr>
-          <w:rFonts w:ascii="Arial Narrow" w:eastAsia="Times New Roman" w:hAnsi="Arial Narrow" w:cs="Arial"/>
-          <w:color w:val="000000"/>
-          <w:kern w:val="0"/>
-          <w:lang w:eastAsia="es-ES"/>
-          <w14:ligatures w14:val="none"/>
-        </w:rPr>
-        <w:t xml:space="preserve">plazo no mayor de cinco (5) días hábiles contado a partir del día siguiente de la notificación de la presente resolución, </w:t>
-      </w:r>
-      <w:r>
-        <w:rPr>
-          <w:rFonts w:ascii="Arial Narrow" w:eastAsia="Times New Roman" w:hAnsi="Arial Narrow" w:cs="Times New Roman"/>
-          <w:color w:val="000000"/>
-          <w:kern w:val="0"/>
-          <w:shd w:val="clear" w:color="auto" w:fill="FFFFFF"/>
-          <w:lang w:eastAsia="es-PE"/>
-          <w14:ligatures w14:val="none"/>
-        </w:rPr>
-        <w:t>Eurostar Motors S.A.C.</w:t>
-      </w:r>
-      <w:r>
-        <w:rPr>
-          <w:rFonts w:ascii="Arial Narrow" w:eastAsia="Times New Roman" w:hAnsi="Arial Narrow" w:cs="Arial"/>
-          <w:color w:val="000000"/>
-          <w:kern w:val="0"/>
-          <w:lang w:eastAsia="es-ES"/>
-          <w14:ligatures w14:val="none"/>
-        </w:rPr>
-        <w:t xml:space="preserve">, </w:t>
-      </w:r>
-      <w:r>
-        <w:rPr>
-          <w:rFonts w:ascii="Arial Narrow" w:eastAsia="Times New Roman" w:hAnsi="Arial Narrow" w:cs="Arial"/>
-          <w:color w:val="000000"/>
-          <w:kern w:val="0"/>
-          <w:lang w:val="es-ES" w:eastAsia="es-ES"/>
-          <w14:ligatures w14:val="none"/>
-        </w:rPr>
-        <w:t xml:space="preserve">cumpla con: </w:t>
-      </w:r>
-      <w:r>
-        <w:rPr>
-          <w:rFonts w:ascii="Arial Narrow" w:eastAsia="Times New Roman" w:hAnsi="Arial Narrow" w:cs="Arial"/>
-          <w:color w:val="000000"/>
-          <w:kern w:val="0"/>
-          <w:lang w:val="es-ES" w:eastAsia="es-ES"/>
-          <w14:ligatures w14:val="none"/>
-        </w:rPr>
-        <w:t>(i) presentar los medios probatorios que acrediten que comunicó el estado del trámite de aprobación de la cotización ante la compañía aseguradora y se brindó información para continuar con la reparación del vehículo asegurado; y, (</w:t>
-      </w:r>
-      <w:proofErr w:type="spellStart"/>
-      <w:r>
-        <w:rPr>
-          <w:rFonts w:ascii="Arial Narrow" w:eastAsia="Times New Roman" w:hAnsi="Arial Narrow" w:cs="Arial"/>
-          <w:color w:val="000000"/>
-          <w:kern w:val="0"/>
-          <w:lang w:val="es-ES" w:eastAsia="es-ES"/>
-          <w14:ligatures w14:val="none"/>
-        </w:rPr>
-        <w:t>ii</w:t>
-      </w:r>
-      <w:proofErr w:type="spellEnd"/>
-      <w:r>
-        <w:rPr>
-          <w:rFonts w:ascii="Arial Narrow" w:eastAsia="Times New Roman" w:hAnsi="Arial Narrow" w:cs="Arial"/>
-          <w:color w:val="000000"/>
-          <w:kern w:val="0"/>
-          <w:lang w:val="es-ES" w:eastAsia="es-ES"/>
-          <w14:ligatures w14:val="none"/>
-        </w:rPr>
-        <w:t>) presentar todas las comunicaciones cursadas con la parte denunciante en virtud de los hechos materia de denuncia</w:t>
-      </w:r>
-      <w:r>
-        <w:rPr>
-          <w:rFonts w:ascii="Arial Narrow" w:eastAsia="Times New Roman" w:hAnsi="Arial Narrow" w:cs="Arial"/>
-          <w:color w:val="000000"/>
-          <w:kern w:val="0"/>
-          <w:lang w:val="es-ES" w:eastAsia="es-ES"/>
-          <w14:ligatures w14:val="none"/>
-        </w:rPr>
-        <w:t>.</w:t>
-      </w:r>
-    </w:p>
-    <w:p>
-      <w:pPr>
-        <w:spacing w:after="0" w:line="240" w:lineRule="auto"/>
-        <w:jc w:val="both"/>
-        <w:rPr>
-          <w:rFonts w:ascii="Arial Narrow" w:eastAsia="Times New Roman" w:hAnsi="Arial Narrow" w:cs="Arial"/>
-          <w:color w:val="000000"/>
-          <w:kern w:val="0"/>
-          <w:lang w:val="es-ES" w:eastAsia="es-ES"/>
-          <w14:ligatures w14:val="none"/>
-        </w:rPr>
-      </w:pPr>
-    </w:p>
-    <w:p>
-      <w:pPr>
-        <w:spacing w:line="240" w:lineRule="auto"/>
-        <w:jc w:val="both"/>
+        <w:t>SÉTIMO</w:t>
+      </w:r>
+      <w:r>
         <w:rPr>
           <w:rFonts w:ascii="Arial Narrow" w:hAnsi="Arial Narrow"/>
         </w:rPr>
-      </w:pPr>
-      <w:r>
-        <w:rPr>
-          <w:rFonts w:ascii="Arial Narrow" w:eastAsia="Calibri" w:hAnsi="Arial Narrow" w:cs="Arial"/>
-          <w:b/>
-          <w:bCs/>
-        </w:rPr>
-        <w:t>SÉTIMO</w:t>
+        <w:t xml:space="preserve">: Informar </w:t>
       </w:r>
       <w:r>
         <w:rPr>
           <w:rFonts w:ascii="Arial Narrow" w:hAnsi="Arial Narrow"/>
         </w:rPr>
-        <w:t xml:space="preserve">: Informar </w:t>
+        <w:t xml:space="preserve">a Quálitas Compañía de Seguros S.A. y a Eurostar Motors S.A.C. </w:t>
       </w:r>
       <w:r>
         <w:rPr>
           <w:rFonts w:ascii="Arial Narrow" w:hAnsi="Arial Narrow"/>
         </w:rPr>
-        <w:t xml:space="preserve">a Quálitas Compañía de Seguros S.A. y a Eurostar Motors S.A.C. </w:t>
+        <w:t>que puede</w:t>
       </w:r>
       <w:r>
         <w:rPr>
           <w:rFonts w:ascii="Arial Narrow" w:hAnsi="Arial Narrow"/>
         </w:rPr>
-        <w:t>que puede</w:t>
+        <w:t>n</w:t>
       </w:r>
       <w:r>
         <w:rPr>
           <w:rFonts w:ascii="Arial Narrow" w:hAnsi="Arial Narrow"/>
         </w:rPr>
-        <w:t>n</w:t>
+        <w:t xml:space="preserve"> acceder a los documentos presentados por la </w:t>
       </w:r>
       <w:r>
         <w:rPr>
           <w:rFonts w:ascii="Arial Narrow" w:hAnsi="Arial Narrow"/>
         </w:rPr>
-        <w:t xml:space="preserve"> acceder a los documentos presentados por la </w:t>
+        <w:t>parte denunciante</w:t>
       </w:r>
       <w:r>
         <w:rPr>
           <w:rFonts w:ascii="Arial Narrow" w:hAnsi="Arial Narrow"/>
         </w:rPr>
-        <w:t>parte denunciante</w:t>
-      </w:r>
-      <w:r>
-        <w:rPr>
-          <w:rFonts w:ascii="Arial Narrow" w:hAnsi="Arial Narrow"/>
-        </w:rPr>
         <w:t xml:space="preserve"> adjuntados en el link del escrito de denuncia, a través del link siguiente: </w:t>
       </w:r>
-      <w:hyperlink r:id="rId8" w:history="1">
+      <w:hyperlink ns3:id="rId8" w:history="1">
         <w:r>
           <w:rPr>
             <w:rStyle w:val="Hipervnculo"/>
@@ -7007,26 +6913,26 @@
         <w:t>.</w:t>
       </w:r>
     </w:p>
-    <w:p>
-      <w:pPr>
-        <w:spacing w:after="0" w:line="240" w:lineRule="auto"/>
-        <w:jc w:val="both"/>
-        <w:rPr>
-          <w:rFonts w:ascii="Arial Narrow" w:eastAsia="Arial Narrow" w:hAnsi="Arial Narrow" w:cs="Arial Narrow"/>
-          <w:color w:val="000000"/>
-          <w:kern w:val="0"/>
-          <w:lang w:eastAsia="es-PE"/>
-          <w14:ligatures w14:val="none"/>
-        </w:rPr>
-      </w:pPr>
-      <w:r>
-        <w:rPr>
-          <w:rFonts w:ascii="Arial Narrow" w:eastAsia="Arial Narrow" w:hAnsi="Arial Narrow" w:cs="Arial Narrow"/>
-          <w:b/>
-          <w:color w:val="000000"/>
-          <w:kern w:val="0"/>
-          <w:lang w:eastAsia="es-PE"/>
-          <w14:ligatures w14:val="none"/>
+    <w:p ns2:paraId="58D4E496" ns2:textId="74FD39FA">
+      <w:pPr>
+        <w:spacing w:after="0" w:line="240" w:lineRule="auto"/>
+        <w:jc w:val="both"/>
+        <w:rPr>
+          <w:rFonts w:ascii="Arial Narrow" w:eastAsia="Arial Narrow" w:hAnsi="Arial Narrow" w:cs="Arial Narrow"/>
+          <w:color w:val="000000"/>
+          <w:kern w:val="0"/>
+          <w:lang w:eastAsia="es-PE"/>
+          <ns2:ligatures ns2:val="none"/>
+        </w:rPr>
+      </w:pPr>
+      <w:r>
+        <w:rPr>
+          <w:rFonts w:ascii="Arial Narrow" w:eastAsia="Arial Narrow" w:hAnsi="Arial Narrow" w:cs="Arial Narrow"/>
+          <w:b/>
+          <w:color w:val="000000"/>
+          <w:kern w:val="0"/>
+          <w:lang w:eastAsia="es-PE"/>
+          <ns2:ligatures ns2:val="none"/>
         </w:rPr>
         <w:t>OCTAVO</w:t>
       </w:r>
@@ -7037,7 +6943,7 @@
           <w:color w:val="000000"/>
           <w:kern w:val="0"/>
           <w:lang w:eastAsia="es-PE"/>
-          <w14:ligatures w14:val="none"/>
+          <ns2:ligatures ns2:val="none"/>
         </w:rPr>
         <w:t>:</w:t>
       </w:r>
@@ -7047,7 +6953,7 @@
           <w:color w:val="000000"/>
           <w:kern w:val="0"/>
           <w:lang w:eastAsia="es-PE"/>
-          <w14:ligatures w14:val="none"/>
+          <ns2:ligatures ns2:val="none"/>
         </w:rPr>
         <w:t xml:space="preserve"> </w:t>
       </w:r>
@@ -7058,7 +6964,7 @@
           <w:color w:val="000000"/>
           <w:kern w:val="0"/>
           <w:lang w:eastAsia="es-PE"/>
-          <w14:ligatures w14:val="none"/>
+          <ns2:ligatures ns2:val="none"/>
         </w:rPr>
         <w:t xml:space="preserve">informar a las partes que el artículo 110 de la </w:t>
       </w:r>
@@ -7068,7 +6974,7 @@
           <w:color w:val="000000"/>
           <w:kern w:val="0"/>
           <w:lang w:eastAsia="es-PE"/>
-          <w14:ligatures w14:val="none"/>
+          <ns2:ligatures ns2:val="none"/>
         </w:rPr>
         <w:t>Ley 29571</w:t>
       </w:r>
@@ -7078,7 +6984,7 @@
           <w:color w:val="000000"/>
           <w:kern w:val="0"/>
           <w:lang w:eastAsia="es-PE"/>
-          <w14:ligatures w14:val="none"/>
+          <ns2:ligatures ns2:val="none"/>
         </w:rPr>
         <w:t>, Código de Protección y Defensa del Consumidor</w:t>
       </w:r>
@@ -7090,7 +6996,7 @@
           <w:kern w:val="0"/>
           <w:vertAlign w:val="superscript"/>
           <w:lang w:eastAsia="es-PE"/>
-          <w14:ligatures w14:val="none"/>
+          <ns2:ligatures ns2:val="none"/>
         </w:rPr>
         <w:footnoteReference w:id="11"/>
       </w:r>
@@ -7100,7 +7006,7 @@
           <w:color w:val="000000"/>
           <w:kern w:val="0"/>
           <w:lang w:eastAsia="es-PE"/>
-          <w14:ligatures w14:val="none"/>
+          <ns2:ligatures ns2:val="none"/>
         </w:rPr>
         <w:t xml:space="preserve">, faculta a la Comisión a calificar las infracciones de la referida norma como leves, graves o </w:t>
       </w:r>
@@ -7110,7 +7016,7 @@
           <w:color w:val="000000"/>
           <w:kern w:val="0"/>
           <w:lang w:eastAsia="es-PE"/>
-          <w14:ligatures w14:val="none"/>
+          <ns2:ligatures ns2:val="none"/>
         </w:rPr>
         <w:lastRenderedPageBreak/>
         <w:t>muy graves e imponer sanciones que van desde una amonestación hasta una multa por un máximo de 450 Unidades Impositivas Tributarias, sin perjuicio de las medidas correctivas, reparadoras y complementarias, que puedan ordenarse de acuerdo a lo estipulado en los artículos 114, 115 y 116 de la referida norma</w:t>
@@ -7123,7 +7029,7 @@
           <w:kern w:val="0"/>
           <w:vertAlign w:val="superscript"/>
           <w:lang w:eastAsia="es-PE"/>
-          <w14:ligatures w14:val="none"/>
+          <ns2:ligatures ns2:val="none"/>
         </w:rPr>
         <w:footnoteReference w:id="12"/>
       </w:r>
@@ -7133,7 +7039,7 @@
           <w:color w:val="000000"/>
           <w:kern w:val="0"/>
           <w:lang w:eastAsia="es-PE"/>
-          <w14:ligatures w14:val="none"/>
+          <ns2:ligatures ns2:val="none"/>
         </w:rPr>
         <w:t xml:space="preserve">. </w:t>
       </w:r>
@@ -7144,7 +7050,7 @@
           <w:color w:val="000000"/>
           <w:kern w:val="0"/>
           <w:lang w:eastAsia="es-PE"/>
-          <w14:ligatures w14:val="none"/>
+          <ns2:ligatures ns2:val="none"/>
         </w:rPr>
         <w:lastRenderedPageBreak/>
         <w:t>Asimismo, se consideran circunstancias atenuantes para la graduación de la sanción, el allanamiento de la denuncia o el reconocimiento de las pretensiones en ella contenidas, de acuerdo con el artículo 112 del Código</w:t>
@@ -7157,7 +7063,7 @@
           <w:kern w:val="0"/>
           <w:vertAlign w:val="superscript"/>
           <w:lang w:eastAsia="es-PE"/>
-          <w14:ligatures w14:val="none"/>
+          <ns2:ligatures ns2:val="none"/>
         </w:rPr>
         <w:footnoteReference w:id="13"/>
       </w:r>
@@ -7167,12 +7073,12 @@
           <w:color w:val="000000"/>
           <w:kern w:val="0"/>
           <w:lang w:eastAsia="es-PE"/>
-          <w14:ligatures w14:val="none"/>
+          <ns2:ligatures ns2:val="none"/>
         </w:rPr>
         <w:t>.</w:t>
       </w:r>
     </w:p>
-    <w:p>
+    <w:p ns2:paraId="7A5236A4" ns2:textId="77777777">
       <w:pPr>
         <w:shd w:val="clear" w:color="auto" w:fill="FFFFFF"/>
         <w:spacing w:after="0" w:line="240" w:lineRule="auto"/>
@@ -7183,11 +7089,11 @@
           <w:color w:val="000000"/>
           <w:kern w:val="0"/>
           <w:lang w:eastAsia="es-PE"/>
-          <w14:ligatures w14:val="none"/>
-        </w:rPr>
-      </w:pPr>
-    </w:p>
-    <w:p>
+          <ns2:ligatures ns2:val="none"/>
+        </w:rPr>
+      </w:pPr>
+    </w:p>
+    <w:p ns2:paraId="3F071DDA" ns2:textId="1F7D0710">
       <w:pPr>
         <w:shd w:val="clear" w:color="auto" w:fill="FFFFFF"/>
         <w:spacing w:after="0" w:line="240" w:lineRule="auto"/>
@@ -7197,7 +7103,7 @@
           <w:color w:val="000000"/>
           <w:kern w:val="0"/>
           <w:lang w:eastAsia="es-PE"/>
-          <w14:ligatures w14:val="none"/>
+          <ns2:ligatures ns2:val="none"/>
         </w:rPr>
       </w:pPr>
       <w:r>
@@ -7206,7 +7112,7 @@
           <w:b/>
           <w:bCs/>
           <w:kern w:val="0"/>
-          <w14:ligatures w14:val="none"/>
+          <ns2:ligatures ns2:val="none"/>
         </w:rPr>
         <w:t>NOVENO</w:t>
       </w:r>
@@ -7217,7 +7123,7 @@
           <w:color w:val="000000"/>
           <w:kern w:val="0"/>
           <w:lang w:eastAsia="es-PE"/>
-          <w14:ligatures w14:val="none"/>
+          <ns2:ligatures ns2:val="none"/>
         </w:rPr>
         <w:t>:</w:t>
       </w:r>
@@ -7227,12 +7133,12 @@
           <w:color w:val="000000"/>
           <w:kern w:val="0"/>
           <w:lang w:eastAsia="es-PE"/>
-          <w14:ligatures w14:val="none"/>
+          <ns2:ligatures ns2:val="none"/>
         </w:rPr>
         <w:t xml:space="preserve"> informar a las partes que conforme a lo establecido en el artículo 39 de la Ley sobre Facultades, Normas y Organización del Indecopi, aprobada por Decreto Legislativo 807, los gastos por los peritajes realizados, actuación de pruebas, inspecciones y otros derivados de la tramitación del proceso serán de cargo de la parte que solicita la prueba, salvo pacto en contrario. En todos los casos, la resolución final determinará si los gastos deben ser asumidos por alguna de las partes, o reembolsados a la otra parte o al Indecopi, según sea el caso, de manera adicional a la sanción que haya podido imponerse. </w:t>
       </w:r>
     </w:p>
-    <w:p>
+    <w:p ns2:paraId="0F10F9CF" ns2:textId="77777777">
       <w:pPr>
         <w:shd w:val="clear" w:color="auto" w:fill="FFFFFF"/>
         <w:spacing w:after="0" w:line="240" w:lineRule="auto"/>
@@ -7242,11 +7148,11 @@
           <w:color w:val="000000"/>
           <w:kern w:val="0"/>
           <w:lang w:eastAsia="es-PE"/>
-          <w14:ligatures w14:val="none"/>
-        </w:rPr>
-      </w:pPr>
-    </w:p>
-    <w:p>
+          <ns2:ligatures ns2:val="none"/>
+        </w:rPr>
+      </w:pPr>
+    </w:p>
+    <w:p ns2:paraId="194C23DD" ns2:textId="45C27284">
       <w:pPr>
         <w:suppressAutoHyphens/>
         <w:spacing w:after="0" w:line="240" w:lineRule="auto"/>
@@ -7255,7 +7161,7 @@
           <w:rFonts w:ascii="Arial Narrow" w:eastAsia="Calibri" w:hAnsi="Arial Narrow" w:cs="Arial"/>
           <w:kern w:val="0"/>
           <w:u w:val="single"/>
-          <w14:ligatures w14:val="none"/>
+          <ns2:ligatures ns2:val="none"/>
         </w:rPr>
       </w:pPr>
       <w:r>
@@ -7265,7 +7171,7 @@
           <w:color w:val="000000"/>
           <w:kern w:val="0"/>
           <w:lang w:eastAsia="es-PE"/>
-          <w14:ligatures w14:val="none"/>
+          <ns2:ligatures ns2:val="none"/>
         </w:rPr>
         <w:t>DÉCIMO</w:t>
       </w:r>
@@ -7274,7 +7180,7 @@
           <w:rFonts w:ascii="Arial Narrow" w:eastAsia="Calibri" w:hAnsi="Arial Narrow" w:cs="Arial"/>
           <w:b/>
           <w:kern w:val="0"/>
-          <w14:ligatures w14:val="none"/>
+          <ns2:ligatures ns2:val="none"/>
         </w:rPr>
         <w:t>:</w:t>
       </w:r>
@@ -7282,7 +7188,7 @@
         <w:rPr>
           <w:rFonts w:ascii="Arial Narrow" w:eastAsia="Calibri" w:hAnsi="Arial Narrow" w:cs="Arial"/>
           <w:kern w:val="0"/>
-          <w14:ligatures w14:val="none"/>
+          <ns2:ligatures ns2:val="none"/>
         </w:rPr>
         <w:t xml:space="preserve"> comunicar a las partes que, </w:t>
       </w:r>
@@ -7291,7 +7197,7 @@
         <w:rPr>
           <w:rFonts w:ascii="Arial Narrow" w:eastAsia="Calibri" w:hAnsi="Arial Narrow" w:cs="Arial"/>
           <w:kern w:val="0"/>
-          <w14:ligatures w14:val="none"/>
+          <ns2:ligatures ns2:val="none"/>
         </w:rPr>
         <w:t>de acuerdo a</w:t>
       </w:r>
@@ -7300,7 +7206,7 @@
         <w:rPr>
           <w:rFonts w:ascii="Arial Narrow" w:eastAsia="Calibri" w:hAnsi="Arial Narrow" w:cs="Arial"/>
           <w:kern w:val="0"/>
-          <w14:ligatures w14:val="none"/>
+          <ns2:ligatures ns2:val="none"/>
         </w:rPr>
         <w:t xml:space="preserve"> lo señalado por el artículo 29 del Decreto </w:t>
       </w:r>
@@ -7309,7 +7215,7 @@
         <w:rPr>
           <w:rFonts w:ascii="Arial Narrow" w:eastAsia="Calibri" w:hAnsi="Arial Narrow" w:cs="Arial"/>
           <w:kern w:val="0"/>
-          <w14:ligatures w14:val="none"/>
+          <ns2:ligatures ns2:val="none"/>
         </w:rPr>
         <w:t>Legislativo 807</w:t>
       </w:r>
@@ -7320,7 +7226,7 @@
           <w:rFonts w:ascii="Arial Narrow" w:eastAsia="Calibri" w:hAnsi="Arial Narrow" w:cs="Arial"/>
           <w:kern w:val="0"/>
           <w:vertAlign w:val="superscript"/>
-          <w14:ligatures w14:val="none"/>
+          <ns2:ligatures ns2:val="none"/>
         </w:rPr>
         <w:footnoteReference w:id="14"/>
       </w:r>
@@ -7328,7 +7234,7 @@
         <w:rPr>
           <w:rFonts w:ascii="Arial Narrow" w:eastAsia="Calibri" w:hAnsi="Arial Narrow" w:cs="Arial"/>
           <w:kern w:val="0"/>
-          <w14:ligatures w14:val="none"/>
+          <ns2:ligatures ns2:val="none"/>
         </w:rPr>
         <w:t xml:space="preserve">, hasta antes de la emisión de la Resolución Final tienen la posibilidad de solicitar una audiencia de conciliación. En caso deleguen a favor de una tercera persona su actuación en la diligencia programada, esta deberá presentar un poder especial con firma legalizada ante Notario Público, donde conste </w:t>
       </w:r>
@@ -7337,7 +7243,7 @@
           <w:rFonts w:ascii="Arial Narrow" w:eastAsia="Calibri" w:hAnsi="Arial Narrow" w:cs="Arial"/>
           <w:kern w:val="0"/>
           <w:u w:val="single"/>
-          <w14:ligatures w14:val="none"/>
+          <ns2:ligatures ns2:val="none"/>
         </w:rPr>
         <w:t>expresamente su facultad para asistir y conciliar en su representación</w:t>
       </w:r>
@@ -7346,7 +7252,7 @@
           <w:rFonts w:ascii="Arial Narrow" w:eastAsia="Calibri" w:hAnsi="Arial Narrow" w:cs="Arial"/>
           <w:bCs/>
           <w:kern w:val="0"/>
-          <w14:ligatures w14:val="none"/>
+          <ns2:ligatures ns2:val="none"/>
         </w:rPr>
         <w:t>.</w:t>
       </w:r>
@@ -7356,7 +7262,7 @@
           <w:b/>
           <w:bCs/>
           <w:kern w:val="0"/>
-          <w14:ligatures w14:val="none"/>
+          <ns2:ligatures ns2:val="none"/>
         </w:rPr>
         <w:t xml:space="preserve"> </w:t>
       </w:r>
@@ -7365,12 +7271,12 @@
           <w:rFonts w:ascii="Arial Narrow" w:eastAsia="Calibri" w:hAnsi="Arial Narrow" w:cs="Arial"/>
           <w:kern w:val="0"/>
           <w:u w:val="single"/>
-          <w14:ligatures w14:val="none"/>
+          <ns2:ligatures ns2:val="none"/>
         </w:rPr>
         <w:t xml:space="preserve">Ello bajo apercibimiento de no realizar la audiencia de conciliación y levantar el acta de inasistencia correspondiente. </w:t>
       </w:r>
     </w:p>
-    <w:p>
+    <w:p ns2:paraId="19088877" ns2:textId="77777777">
       <w:pPr>
         <w:suppressAutoHyphens/>
         <w:spacing w:after="0" w:line="240" w:lineRule="auto"/>
@@ -7379,11 +7285,11 @@
           <w:rFonts w:ascii="Arial Narrow" w:eastAsia="Calibri" w:hAnsi="Arial Narrow" w:cs="Arial"/>
           <w:kern w:val="0"/>
           <w:u w:val="single"/>
-          <w14:ligatures w14:val="none"/>
-        </w:rPr>
-      </w:pPr>
-    </w:p>
-    <w:p>
+          <ns2:ligatures ns2:val="none"/>
+        </w:rPr>
+      </w:pPr>
+    </w:p>
+    <w:p ns2:paraId="7767F307" ns2:textId="5BAA95FF">
       <w:pPr>
         <w:suppressAutoHyphens/>
         <w:spacing w:after="0" w:line="240" w:lineRule="auto"/>
@@ -7401,7 +7307,7 @@
           <w:b/>
           <w:spacing w:val="-3"/>
           <w:kern w:val="0"/>
-          <w14:ligatures w14:val="none"/>
+          <ns2:ligatures ns2:val="none"/>
         </w:rPr>
         <w:t>DÉCIMO</w:t>
       </w:r>
@@ -7418,7 +7324,7 @@
           <w:b/>
           <w:spacing w:val="-3"/>
           <w:kern w:val="0"/>
-          <w14:ligatures w14:val="none"/>
+          <ns2:ligatures ns2:val="none"/>
         </w:rPr>
         <w:t>PRIMERO</w:t>
       </w:r>
@@ -7429,7 +7335,7 @@
           <w:color w:val="000000"/>
           <w:kern w:val="0"/>
           <w:lang w:eastAsia="es-PE"/>
-          <w14:ligatures w14:val="none"/>
+          <ns2:ligatures ns2:val="none"/>
         </w:rPr>
         <w:t>:</w:t>
       </w:r>
@@ -7439,14 +7345,14 @@
           <w:color w:val="000000"/>
           <w:kern w:val="0"/>
           <w:lang w:eastAsia="es-PE"/>
-          <w14:ligatures w14:val="none"/>
+          <ns2:ligatures ns2:val="none"/>
         </w:rPr>
         <w:t xml:space="preserve"> poner en conocimiento de las partes que, antes de la emisión de la Resolución Final, tienen la posibilidad de formular su desistimiento o presentar el acuerdo arribado mediante la conciliación, mediación, transacción o cualquier otro que, de forma indubitable, deje constancia que se ha solucionado la controversia materia de denuncia.</w:t>
       </w:r>
       <w:bookmarkStart w:id="17" w:name="h.gjdgxs" w:colFirst="0" w:colLast="0"/>
       <w:bookmarkEnd w:id="17"/>
     </w:p>
-    <w:p>
+    <w:p ns2:paraId="69E33D6A" ns2:textId="77777777">
       <w:pPr>
         <w:suppressAutoHyphens/>
         <w:spacing w:after="0" w:line="240" w:lineRule="auto"/>
@@ -7456,11 +7362,11 @@
           <w:color w:val="000000"/>
           <w:kern w:val="0"/>
           <w:lang w:eastAsia="es-PE"/>
-          <w14:ligatures w14:val="none"/>
-        </w:rPr>
-      </w:pPr>
-    </w:p>
-    <w:p>
+          <ns2:ligatures ns2:val="none"/>
+        </w:rPr>
+      </w:pPr>
+    </w:p>
+    <w:p ns2:paraId="4DB7FEAC" ns2:textId="6078A41F">
       <w:pPr>
         <w:suppressAutoHyphens/>
         <w:spacing w:after="0" w:line="240" w:lineRule="auto"/>
@@ -7492,7 +7398,7 @@
           <w:b/>
           <w:spacing w:val="-3"/>
           <w:kern w:val="0"/>
-          <w14:ligatures w14:val="none"/>
+          <ns2:ligatures ns2:val="none"/>
         </w:rPr>
         <w:t/>
       </w:r>
@@ -7502,7 +7408,7 @@
           <w:bCs/>
           <w:spacing w:val="-3"/>
           <w:kern w:val="0"/>
-          <w14:ligatures w14:val="none"/>
+          <ns2:ligatures ns2:val="none"/>
         </w:rPr>
         <w:t xml:space="preserve"/>
       </w:r>
@@ -7512,7 +7418,7 @@
           <w:bCs/>
           <w:spacing w:val="-3"/>
           <w:kern w:val="0"/>
-          <w14:ligatures w14:val="none"/>
+          <ns2:ligatures ns2:val="none"/>
         </w:rPr>
         <w:t xml:space="preserve"/>
       </w:r>
@@ -7522,7 +7428,7 @@
           <w:bCs/>
           <w:spacing w:val="-3"/>
           <w:kern w:val="0"/>
-          <w14:ligatures w14:val="none"/>
+          <ns2:ligatures ns2:val="none"/>
         </w:rPr>
         <w:t xml:space="preserve"/>
       </w:r>
@@ -7532,7 +7438,7 @@
           <w:bCs/>
           <w:spacing w:val="-3"/>
           <w:kern w:val="0"/>
-          <w14:ligatures w14:val="none"/>
+          <ns2:ligatures ns2:val="none"/>
         </w:rPr>
         <w:t xml:space="preserve"/>
       </w:r>
@@ -7670,7 +7576,7 @@
         <w:t/>
       </w:r>
     </w:p>
-    <w:p>
+    <w:p ns2:paraId="26B1ED4B" ns2:textId="77777777">
       <w:pPr>
         <w:suppressAutoHyphens/>
         <w:spacing w:after="0" w:line="240" w:lineRule="auto"/>
@@ -7680,7 +7586,7 @@
         </w:rPr>
       </w:pPr>
     </w:p>
-    <w:p>
+    <w:p ns2:paraId="12E923CD" ns2:textId="5EAF7D40">
       <w:pPr>
         <w:suppressAutoHyphens/>
         <w:spacing w:after="0" w:line="240" w:lineRule="auto"/>
@@ -7754,7 +7660,7 @@
         <w:t>efectúe el acuse de recibo mediante la confirmación de recepción de la notificación remitida por este despacho a su Casilla Electrónica, dentro de los cinco (5) primeros días hábiles siguientes a la fecha en que recibe la notificación.</w:t>
       </w:r>
     </w:p>
-    <w:p>
+    <w:p ns2:paraId="6B1F34C0" ns2:textId="77777777">
       <w:pPr>
         <w:suppressAutoHyphens/>
         <w:spacing w:after="0" w:line="240" w:lineRule="auto"/>
@@ -7764,7 +7670,7 @@
         </w:rPr>
       </w:pPr>
     </w:p>
-    <w:p>
+    <w:p ns2:paraId="79C1D3C4" ns2:textId="052F9745">
       <w:pPr>
         <w:suppressAutoHyphens/>
         <w:spacing w:after="0" w:line="240" w:lineRule="auto"/>
@@ -7779,7 +7685,7 @@
           <w:b/>
           <w:spacing w:val="-3"/>
           <w:kern w:val="0"/>
-          <w14:ligatures w14:val="none"/>
+          <ns2:ligatures ns2:val="none"/>
         </w:rPr>
         <w:t xml:space="preserve">DÉCIMO </w:t>
       </w:r>
@@ -7789,7 +7695,7 @@
           <w:b/>
           <w:spacing w:val="-3"/>
           <w:kern w:val="0"/>
-          <w14:ligatures w14:val="none"/>
+          <ns2:ligatures ns2:val="none"/>
         </w:rPr>
         <w:t>C</w:t>
       </w:r>
@@ -7799,7 +7705,7 @@
           <w:b/>
           <w:spacing w:val="-3"/>
           <w:kern w:val="0"/>
-          <w14:ligatures w14:val="none"/>
+          <ns2:ligatures ns2:val="none"/>
         </w:rPr>
         <w:t>UARTO</w:t>
       </w:r>
@@ -7809,7 +7715,7 @@
           <w:b/>
           <w:spacing w:val="-3"/>
           <w:kern w:val="0"/>
-          <w14:ligatures w14:val="none"/>
+          <ns2:ligatures ns2:val="none"/>
         </w:rPr>
         <w:t>:</w:t>
       </w:r>
@@ -7819,7 +7725,7 @@
           <w:bCs/>
           <w:spacing w:val="-3"/>
           <w:kern w:val="0"/>
-          <w14:ligatures w14:val="none"/>
+          <ns2:ligatures ns2:val="none"/>
         </w:rPr>
         <w:t xml:space="preserve"> requerir a</w:t>
       </w:r>
@@ -7851,7 +7757,7 @@
           <w:color w:val="000000"/>
           <w:kern w:val="0"/>
           <w:lang w:eastAsia="es-PE"/>
-          <w14:ligatures w14:val="none"/>
+          <ns2:ligatures ns2:val="none"/>
         </w:rPr>
         <w:t>dentro del plazo de dos (2) días hábiles siguientes a la fecha en que reciba la notificación en su domicilio procesal</w:t>
       </w:r>
@@ -7865,7 +7771,7 @@
       <w:bookmarkStart w:id="18" w:name="_Hlk218074855"/>
       <w:bookmarkEnd w:id="0"/>
     </w:p>
-    <w:p>
+    <w:p ns2:paraId="1BA038B7" ns2:textId="77777777">
       <w:pPr>
         <w:suppressAutoHyphens/>
         <w:spacing w:after="0" w:line="240" w:lineRule="auto"/>
@@ -7875,7 +7781,7 @@
         </w:rPr>
       </w:pPr>
     </w:p>
-    <w:p>
+    <w:p ns2:paraId="257E0295" ns2:textId="77777777">
       <w:pPr>
         <w:suppressAutoHyphens/>
         <w:spacing w:after="0" w:line="240" w:lineRule="auto"/>
@@ -7885,7 +7791,7 @@
         </w:rPr>
       </w:pPr>
     </w:p>
-    <w:p>
+    <w:p ns2:paraId="75E24E1C" ns2:textId="77777777">
       <w:pPr>
         <w:suppressAutoHyphens/>
         <w:spacing w:after="0" w:line="240" w:lineRule="auto"/>
@@ -7896,7 +7802,7 @@
       </w:pPr>
     </w:p>
     <w:bookmarkEnd w:id="18"/>
-    <w:p>
+    <w:p ns2:paraId="7D9C4EB2" ns2:textId="77777777">
       <w:pPr>
         <w:shd w:val="clear" w:color="auto" w:fill="FFFFFF"/>
         <w:spacing w:after="0" w:line="240" w:lineRule="auto"/>
@@ -7918,7 +7824,7 @@
         <w:t xml:space="preserve">Firmado digitalmente por </w:t>
       </w:r>
     </w:p>
-    <w:p>
+    <w:p ns2:paraId="7688088A" ns2:textId="77777777">
       <w:pPr>
         <w:shd w:val="clear" w:color="auto" w:fill="FFFFFF"/>
         <w:spacing w:after="0" w:line="240" w:lineRule="auto"/>
@@ -7940,7 +7846,7 @@
         <w:t>EVELING ROA QUISPE</w:t>
       </w:r>
     </w:p>
-    <w:p>
+    <w:p ns2:paraId="4F3F5AC1" ns2:textId="77777777">
       <w:pPr>
         <w:shd w:val="clear" w:color="auto" w:fill="FFFFFF"/>
         <w:spacing w:after="0" w:line="240" w:lineRule="auto"/>
@@ -7962,7 +7868,7 @@
         <w:t>Secretaria Técnica</w:t>
       </w:r>
     </w:p>
-    <w:p>
+    <w:p ns2:paraId="2D2F6247" ns2:textId="0279BAA8">
       <w:pPr>
         <w:shd w:val="clear" w:color="auto" w:fill="FFFFFF"/>
         <w:spacing w:after="0" w:line="240" w:lineRule="auto"/>
@@ -7984,7 +7890,7 @@
         <w:t>Comisión de Protección al Consumidor 1</w:t>
       </w:r>
     </w:p>
-    <w:p>
+    <w:p ns2:paraId="68107EE2" ns2:textId="6CAC96AD">
       <w:pPr>
         <w:spacing w:after="0" w:line="240" w:lineRule="auto"/>
         <w:rPr>
@@ -8003,8 +7909,8 @@
       </w:r>
     </w:p>
     <w:sectPr>
-      <w:headerReference w:type="default" r:id="rId9"/>
-      <w:footerReference w:type="default" r:id="rId10"/>
+      <w:headerReference w:type="default" ns3:id="rId9"/>
+      <w:footerReference w:type="default" ns3:id="rId10"/>
       <w:pgSz w:w="11906" w:h="16838"/>
       <w:pgMar w:top="1417" w:right="1701" w:bottom="1417" w:left="1701" w:header="708" w:footer="708" w:gutter="0"/>
       <w:cols w:space="708"/>

--- a/plantillas_maestras/01_seguro_vehicular/negativa_cobertura/1_ddo_aseguradora/varon/TPL_1692_2026_SEGURO_VEHICULAR_NEGATIVA_COBERTURA_ASEGURADORA_VARON_R1.docx
+++ b/plantillas_maestras/01_seguro_vehicular/negativa_cobertura/1_ddo_aseguradora/varon/TPL_1692_2026_SEGURO_VEHICULAR_NEGATIVA_COBERTURA_ASEGURADORA_VARON_R1.docx
@@ -6457,7 +6457,7 @@
           <w:sz w:val="20"/>
           <w:szCs w:val="20"/>
         </w:rPr>
-        <w:t xml:space="preserve">correr traslado de la presente resolución a Quálitas Compañía de Seguros S.A. y a Eurostar Motors S.A.C para que, de conformidad con lo dispuesto por el artículo 26° de la Ley sobre Facultades, Normas y Organización del Indecopi, aprobado por Decreto Legislativo N° 8079, presente sus descargos sobre la imputación de cargos realizada en un plazo no mayor a cinco (5) días hábiles contado a partir del día siguiente de la notificación de la presente resolución, vencido el cual, el Secretario Técnico declarará en rebeldía a los denunciados que no lo hubieran presentado. Debe precisarse que de conformidad con lo establecido por el artículo 223° del Texto Único Ordenado de la Ley N° 27444, Ley del Procedimiento Administrativo General, las alegaciones y los hechos relevantes de la reclamación, salvo que hayan sido específicamente negadas en la contestación, se tendrán por aceptadas o meritadas como ciertas.</w:t>
+        <w:t xml:space="preserve">correr traslado de la presente resolución a Quálitas Compañía de Seguros S.A. y a Eurostar Motors S.A.C. para que, de conformidad con lo dispuesto por el artículo 26 de la Ley sobre Facultades, Normas y Organización del Indecopi, aprobada por Decreto Legislativo 807, presenten sus descargos sobre la imputación de cargos realizada en un plazo no mayor a cinco (5) días hábiles contado a partir del día siguiente de la notificación de la presente resolución, vencido el cual, el Secretario Técnico declarará en rebeldía a los denunciados que no lo hubieran presentado. Debe precisarse que de conformidad con lo establecido por el artículo 223 del Texto Único Ordenado de la Ley 27444, Ley del Procedimiento Administrativo General, las alegaciones y los hechos relevantes de la reclamación, salvo que hayan sido específicamente negadas en la contestación, se tendrán por aceptadas o merituadas como ciertas.</w:t>
       </w:r>
     </w:p>
     <w:p ns2:paraId="2F1C55D7" ns2:textId="77777777">

--- a/plantillas_maestras/01_seguro_vehicular/negativa_cobertura/1_ddo_aseguradora/varon/TPL_1692_2026_SEGURO_VEHICULAR_NEGATIVA_COBERTURA_ASEGURADORA_VARON_R1.docx
+++ b/plantillas_maestras/01_seguro_vehicular/negativa_cobertura/1_ddo_aseguradora/varon/TPL_1692_2026_SEGURO_VEHICULAR_NEGATIVA_COBERTURA_ASEGURADORA_VARON_R1.docx
@@ -618,7 +618,7 @@
           <w:lang w:eastAsia="es-PE"/>
           <ns2:ligatures ns2:val="none"/>
         </w:rPr>
-        <w:t>5</w:t>
+        <w:t xml:space="preserve">5 de junio de 2026</w:t>
       </w:r>
       <w:r>
         <w:rPr>
@@ -629,7 +629,7 @@
           <w:lang w:eastAsia="es-PE"/>
           <ns2:ligatures ns2:val="none"/>
         </w:rPr>
-        <w:t xml:space="preserve"> de </w:t>
+        <w:t xml:space="preserve"/>
       </w:r>
       <w:r>
         <w:rPr>
@@ -640,7 +640,7 @@
           <w:lang w:eastAsia="es-PE"/>
           <ns2:ligatures ns2:val="none"/>
         </w:rPr>
-        <w:t>junio</w:t>
+        <w:t xml:space="preserve"/>
       </w:r>
       <w:r>
         <w:rPr>
@@ -651,7 +651,7 @@
           <w:lang w:eastAsia="es-PE"/>
           <ns2:ligatures ns2:val="none"/>
         </w:rPr>
-        <w:t xml:space="preserve"> de 2026</w:t>
+        <w:t xml:space="preserve"/>
       </w:r>
     </w:p>
     <w:p ns2:paraId="1EF3C256" ns2:textId="77777777">
@@ -957,7 +957,7 @@
           <w:lang w:eastAsia="es-ES"/>
           <ns2:ligatures ns2:val="none"/>
         </w:rPr>
-        <w:t xml:space="preserve">El 18 de abril del 2025, el señor [APELLIDO] [APELLIDO] adquirió el Seguro vehicular – Póliza 0070162762 emitido por Quálitas (en adelante, Seguro vehicular), con vigencia hasta el 18 de abril del 2026, para asegurar el vehículo con Placa de Rodaje AXS224 (en adelante, vehículo asegurado), de propiedad de su hijo, el señor [APELLIDO] [APELLIDO].</w:t>
+        <w:t xml:space="preserve">El 18 de abril de 2025, el señor [APELLIDO] [APELLIDO] adquirió el Seguro vehicular – Póliza 0070162762 emitido por Quálitas (en adelante, Seguro vehicular), con vigencia hasta el 18 de abril de 2026, para asegurar el vehículo con Placa de Rodaje AXS224 (en adelante, vehículo asegurado), de propiedad de su hijo, el señor [APELLIDO] [APELLIDO].</w:t>
       </w:r>
       <w:r>
         <w:rPr>
@@ -1194,7 +1194,7 @@
           <w:lang w:eastAsia="es-ES"/>
           <ns2:ligatures ns2:val="none"/>
         </w:rPr>
-        <w:t xml:space="preserve">El 26 de octubre del 2025, el señor [APELLIDO] [APELLIDO] sufrió un accidente de tránsito cuando otro vehículo cambió de carril e impactó la parte delantera izquierda del vehículo asegurado, ocasionando daños en el guardafango delantero, faro y otros componentes. Luego, se comunicó con Quálitas con la finalidad de solicitar el otorgamiento de cobertura del Seguro vehicular, generándose el reporte 04250029406.</w:t>
+        <w:t xml:space="preserve">El 26 de octubre de 2025, el señor [APELLIDO] [APELLIDO] sufrió un accidente de tránsito cuando otro vehículo cambió de carril e impactó la parte delantera izquierda del vehículo asegurado, ocasionando daños en el guardafango delantero, faro y otros componentes. Luego, se comunicó con Quálitas con la finalidad de solicitar el otorgamiento de cobertura del Seguro vehicular, generándose el reporte 04250029406.</w:t>
       </w:r>
       <w:r>
         <w:rPr>
@@ -1401,7 +1401,7 @@
           <w:lang w:eastAsia="es-ES"/>
           <ns2:ligatures ns2:val="none"/>
         </w:rPr>
-        <w:t xml:space="preserve">El 27 de enero del 2026, se programó la revisión de los daños del </w:t>
+        <w:t xml:space="preserve">El 27 de enero de 2026, se programó la revisión de los daños del </w:t>
       </w:r>
       <w:r>
         <w:rPr>
@@ -2358,7 +2358,7 @@
           <w:lang w:eastAsia="es-ES"/>
           <ns2:ligatures ns2:val="none"/>
         </w:rPr>
-        <w:t xml:space="preserve">El 12 de abril del 2026, realizó una nueva revisión del portal web de </w:t>
+        <w:t xml:space="preserve">El 12 de abril de 2026, realizó una nueva revisión del portal web de </w:t>
       </w:r>
       <w:bookmarkStart w:id="4" w:name="_Hlk231857420"/>
       <w:r>
@@ -6876,35 +6876,35 @@
           <w:rFonts w:ascii="Arial Narrow" w:hAnsi="Arial Narrow"/>
           <w:u w:val="single"/>
         </w:rPr>
-        <w:t xml:space="preserve">8 </w:t>
+        <w:t xml:space="preserve">8 de junio de 2028</w:t>
       </w:r>
       <w:r>
         <w:rPr>
           <w:rFonts w:ascii="Arial Narrow" w:hAnsi="Arial Narrow"/>
           <w:u w:val="single"/>
         </w:rPr>
-        <w:t xml:space="preserve">de </w:t>
+        <w:t xml:space="preserve"/>
       </w:r>
       <w:r>
         <w:rPr>
           <w:rFonts w:ascii="Arial Narrow" w:hAnsi="Arial Narrow"/>
           <w:u w:val="single"/>
         </w:rPr>
-        <w:t>junio</w:t>
+        <w:t xml:space="preserve"/>
       </w:r>
       <w:r>
         <w:rPr>
           <w:rFonts w:ascii="Arial Narrow" w:hAnsi="Arial Narrow"/>
           <w:u w:val="single"/>
         </w:rPr>
-        <w:t xml:space="preserve"> de 202</w:t>
+        <w:t xml:space="preserve"/>
       </w:r>
       <w:r>
         <w:rPr>
           <w:rFonts w:ascii="Arial Narrow" w:hAnsi="Arial Narrow"/>
           <w:u w:val="single"/>
         </w:rPr>
-        <w:t>8</w:t>
+        <w:t xml:space="preserve"/>
       </w:r>
       <w:r>
         <w:rPr>
@@ -8238,7 +8238,7 @@
           <w:sz w:val="16"/>
           <w:szCs w:val="16"/>
         </w:rPr>
-        <w:t>el 2 de setiembre del 2010 en el Diario Oficial El Peruano, vigente desde el 2 de octubre del 2010 y modificado por Decreto Legislativo 1308.</w:t>
+        <w:t xml:space="preserve">el 2 de setiembre de 2010 en el Diario Oficial El Peruano, vigente desde el 2 de octubre de 2010 y modificado por Decreto Legislativo 1308.</w:t>
       </w:r>
     </w:p>
     <w:p>

--- a/plantillas_maestras/01_seguro_vehicular/negativa_cobertura/1_ddo_aseguradora/varon/TPL_1692_2026_SEGURO_VEHICULAR_NEGATIVA_COBERTURA_ASEGURADORA_VARON_R1.docx
+++ b/plantillas_maestras/01_seguro_vehicular/negativa_cobertura/1_ddo_aseguradora/varon/TPL_1692_2026_SEGURO_VEHICULAR_NEGATIVA_COBERTURA_ASEGURADORA_VARON_R1.docx
@@ -1,8 +1,8 @@
 
 <file path=word/document.xml><?xml version="1.0" encoding="utf-8"?>
-<w:document xmlns:ns1="http://schemas.openxmlformats.org/markup-compatibility/2006" xmlns:ns2="http://schemas.microsoft.com/office/word/2010/wordml" xmlns:ns3="http://schemas.openxmlformats.org/officeDocument/2006/relationships" xmlns:w="http://schemas.openxmlformats.org/wordprocessingml/2006/main" ns1:Ignorable="w14 w15 w16se w16cid w16 w16cex w16sdtdh w16sdtfl w16du wp14">
+<w:document xmlns:mc="http://schemas.openxmlformats.org/markup-compatibility/2006" xmlns:r="http://schemas.openxmlformats.org/officeDocument/2006/relationships" xmlns:w="http://schemas.openxmlformats.org/wordprocessingml/2006/main" xmlns:w14="http://schemas.microsoft.com/office/word/2010/wordml" xmlns:w15="http://schemas.microsoft.com/office/word/2012/wordml" xmlns:w16="http://schemas.microsoft.com/office/word/2018/wordml" xmlns:w16cex="http://schemas.microsoft.com/office/word/2018/wordml/cex" xmlns:w16cid="http://schemas.microsoft.com/office/word/2016/wordml/cid" xmlns:w16du="http://schemas.microsoft.com/office/word/2023/wordml/word16du" xmlns:w16sdtdh="http://schemas.microsoft.com/office/word/2020/wordml/sdtdatahash" xmlns:w16se="http://schemas.microsoft.com/office/word/2015/wordml/symex" xmlns:wp14="http://schemas.microsoft.com/office/word/2010/wordprocessingDrawing" mc:Ignorable="w14 w15 w16se w16cid w16 w16cex w16sdtdh w16du wp14">
   <w:body>
-    <w:p ns2:paraId="4D92E425" ns2:textId="18128CF8">
+    <w:p>
       <w:pPr>
         <w:tabs>
           <w:tab w:val="left" w:pos="1701"/>
@@ -14,7 +14,7 @@
           <w:color w:val="000000"/>
           <w:kern w:val="0"/>
           <w:lang w:eastAsia="es-PE"/>
-          <ns2:ligatures ns2:val="none"/>
+          <w14:ligatures w14:val="none"/>
         </w:rPr>
       </w:pPr>
       <w:bookmarkStart w:id="0" w:name="_Hlk80343540"/>
@@ -25,7 +25,7 @@
           <w:color w:val="000000"/>
           <w:kern w:val="0"/>
           <w:lang w:eastAsia="es-PE"/>
-          <ns2:ligatures ns2:val="none"/>
+          <w14:ligatures w14:val="none"/>
         </w:rPr>
         <w:t xml:space="preserve">EXPEDIENTE </w:t>
       </w:r>
@@ -36,7 +36,7 @@
           <w:color w:val="000000"/>
           <w:kern w:val="0"/>
           <w:lang w:eastAsia="es-PE"/>
-          <ns2:ligatures ns2:val="none"/>
+          <w14:ligatures w14:val="none"/>
         </w:rPr>
         <w:tab/>
         <w:t>:</w:t>
@@ -48,7 +48,7 @@
           <w:color w:val="000000"/>
           <w:kern w:val="0"/>
           <w:lang w:eastAsia="es-PE"/>
-          <ns2:ligatures ns2:val="none"/>
+          <w14:ligatures w14:val="none"/>
         </w:rPr>
         <w:tab/>
       </w:r>
@@ -61,7 +61,7 @@
           <w:kern w:val="0"/>
           <w:shd w:val="clear" w:color="auto" w:fill="FFFFFF"/>
           <w:lang w:eastAsia="es-PE"/>
-          <ns2:ligatures ns2:val="none"/>
+          <w14:ligatures w14:val="none"/>
         </w:rPr>
         <w:t>1692-2026</w:t>
       </w:r>
@@ -74,12 +74,12 @@
           <w:kern w:val="0"/>
           <w:shd w:val="clear" w:color="auto" w:fill="FFFFFF"/>
           <w:lang w:eastAsia="es-PE"/>
-          <ns2:ligatures ns2:val="none"/>
+          <w14:ligatures w14:val="none"/>
         </w:rPr>
         <w:t>/CC1</w:t>
       </w:r>
     </w:p>
-    <w:p ns2:paraId="174737B6" ns2:textId="28576096">
+    <w:p>
       <w:pPr>
         <w:tabs>
           <w:tab w:val="left" w:pos="1701"/>
@@ -94,117 +94,26 @@
           <w:color w:val="000000"/>
           <w:kern w:val="0"/>
           <w:lang w:eastAsia="es-PE"/>
-          <ns2:ligatures ns2:val="none"/>
-        </w:rPr>
-      </w:pPr>
-      <w:r>
-        <w:rPr>
-          <w:rFonts w:ascii="Arial Narrow" w:eastAsia="Arial Narrow" w:hAnsi="Arial Narrow" w:cs="Arial Narrow"/>
-          <w:b/>
-          <w:color w:val="000000"/>
-          <w:kern w:val="0"/>
-          <w:lang w:eastAsia="es-PE"/>
-          <ns2:ligatures ns2:val="none"/>
-        </w:rPr>
-        <w:t xml:space="preserve">DENUNCIANTE[DENUNCIANTE] (SEÑOR [APELLIDO] [APELLIDO])</w:t>
-      </w:r>
-      <w:r>
-        <w:rPr>
-          <w:rFonts w:ascii="Arial Narrow" w:eastAsia="Arial Narrow" w:hAnsi="Arial Narrow" w:cs="Arial Narrow"/>
-          <w:b/>
-          <w:color w:val="000000"/>
-          <w:kern w:val="0"/>
-          <w:lang w:eastAsia="es-PE"/>
-          <ns2:ligatures ns2:val="none"/>
-        </w:rPr>
-        <w:t/>
-      </w:r>
-      <w:r>
-        <w:rPr>
-          <w:rFonts w:ascii="Arial Narrow" w:eastAsia="Arial Narrow" w:hAnsi="Arial Narrow" w:cs="Arial Narrow"/>
-          <w:b/>
-          <w:color w:val="000000"/>
-          <w:kern w:val="0"/>
-          <w:lang w:eastAsia="es-PE"/>
-          <ns2:ligatures ns2:val="none"/>
-        </w:rPr>
+          <w14:ligatures w14:val="none"/>
+        </w:rPr>
+      </w:pPr>
+      <w:r>
+        <w:rPr>
+          <w:rFonts w:ascii="Arial Narrow" w:eastAsia="Arial Narrow" w:hAnsi="Arial Narrow" w:cs="Arial Narrow"/>
+          <w:b/>
+          <w:color w:val="000000"/>
+          <w:kern w:val="0"/>
+          <w:lang w:eastAsia="es-PE"/>
+          <w14:ligatures w14:val="none"/>
+        </w:rPr>
+        <w:t>DENUNCIANTE</w:t>
         <w:tab/>
-        <w:t/>
-      </w:r>
-      <w:r>
-        <w:rPr>
-          <w:rFonts w:ascii="Arial Narrow" w:eastAsia="Arial Narrow" w:hAnsi="Arial Narrow" w:cs="Arial Narrow"/>
-          <w:b/>
-          <w:color w:val="000000"/>
-          <w:kern w:val="0"/>
-          <w:lang w:eastAsia="es-PE"/>
-          <ns2:ligatures ns2:val="none"/>
-        </w:rPr>
+        <w:t>:</w:t>
         <w:tab/>
-      </w:r>
-      <w:r>
-        <w:rPr>
-          <w:rFonts w:ascii="Arial Narrow" w:eastAsia="Arial Narrow" w:hAnsi="Arial Narrow" w:cs="Arial Narrow"/>
-          <w:b/>
-          <w:color w:val="000000"/>
-          <w:kern w:val="0"/>
-          <w:lang w:eastAsia="es-PE"/>
-          <ns2:ligatures ns2:val="none"/>
-        </w:rPr>
-        <w:t/>
-      </w:r>
-      <w:r>
-        <w:rPr>
-          <w:rFonts w:ascii="Arial Narrow" w:eastAsia="Arial Narrow" w:hAnsi="Arial Narrow" w:cs="Arial Narrow"/>
-          <w:b/>
-          <w:color w:val="000000"/>
-          <w:kern w:val="0"/>
-          <w:lang w:eastAsia="es-PE"/>
-          <ns2:ligatures ns2:val="none"/>
-        </w:rPr>
-        <w:t xml:space="preserve"/>
-      </w:r>
-      <w:r>
-        <w:rPr>
-          <w:rFonts w:ascii="Arial Narrow" w:eastAsia="Arial Narrow" w:hAnsi="Arial Narrow" w:cs="Arial Narrow"/>
-          <w:b/>
-          <w:color w:val="000000"/>
-          <w:kern w:val="0"/>
-          <w:lang w:eastAsia="es-PE"/>
-          <ns2:ligatures ns2:val="none"/>
-        </w:rPr>
-        <w:t/>
-      </w:r>
-      <w:r>
-        <w:rPr>
-          <w:rFonts w:ascii="Arial Narrow" w:hAnsi="Arial Narrow"/>
-        </w:rPr>
-        <w:t xml:space="preserve"/>
-      </w:r>
-      <w:r>
-        <w:rPr>
-          <w:rFonts w:ascii="Arial Narrow" w:eastAsia="Arial Narrow" w:hAnsi="Arial Narrow" w:cs="Arial Narrow"/>
-          <w:b/>
-          <w:color w:val="000000"/>
-          <w:kern w:val="0"/>
-          <w:lang w:eastAsia="es-PE"/>
-          <ns2:ligatures ns2:val="none"/>
-        </w:rPr>
-        <w:t/>
-      </w:r>
-      <w:r>
-        <w:rPr>
-          <w:rFonts w:ascii="Arial Narrow" w:eastAsia="Arial Narrow" w:hAnsi="Arial Narrow" w:cs="Arial Narrow"/>
-          <w:b/>
-          <w:color w:val="000000"/>
-          <w:kern w:val="0"/>
-          <w:lang w:eastAsia="es-PE"/>
-          <ns2:ligatures ns2:val="none"/>
-        </w:rPr>
-        <w:t/>
-      </w:r>
-    </w:p>
-    <w:p ns2:paraId="6CB2639C" ns2:textId="34D5701F">
+        <w:t xml:space="preserve">[DENUNCIANTE] (SEÑOR [APELLIDO] [APELLIDO])</w:t>
+      </w:r>
+    </w:p>
+    <w:p>
       <w:pPr>
         <w:tabs>
           <w:tab w:val="left" w:pos="1701"/>
@@ -219,17 +128,17 @@
           <w:color w:val="000000"/>
           <w:kern w:val="0"/>
           <w:lang w:eastAsia="es-PE"/>
-          <ns2:ligatures ns2:val="none"/>
-        </w:rPr>
-      </w:pPr>
-      <w:r>
-        <w:rPr>
-          <w:rFonts w:ascii="Arial Narrow" w:eastAsia="Arial Narrow" w:hAnsi="Arial Narrow" w:cs="Arial Narrow"/>
-          <w:b/>
-          <w:color w:val="000000"/>
-          <w:kern w:val="0"/>
-          <w:lang w:eastAsia="es-PE"/>
-          <ns2:ligatures ns2:val="none"/>
+          <w14:ligatures w14:val="none"/>
+        </w:rPr>
+      </w:pPr>
+      <w:r>
+        <w:rPr>
+          <w:rFonts w:ascii="Arial Narrow" w:eastAsia="Arial Narrow" w:hAnsi="Arial Narrow" w:cs="Arial Narrow"/>
+          <w:b/>
+          <w:color w:val="000000"/>
+          <w:kern w:val="0"/>
+          <w:lang w:eastAsia="es-PE"/>
+          <w14:ligatures w14:val="none"/>
         </w:rPr>
         <w:tab/>
       </w:r>
@@ -240,13 +149,13 @@
           <w:color w:val="000000"/>
           <w:kern w:val="0"/>
           <w:lang w:eastAsia="es-PE"/>
-          <ns2:ligatures ns2:val="none"/>
+          <w14:ligatures w14:val="none"/>
         </w:rPr>
         <w:tab/>
         <w:t xml:space="preserve">ROBERTO CANTALICIO [APELLIDO] CHINCHAY (SEÑOR [APELLIDO] [APELLIDO])</w:t>
       </w:r>
     </w:p>
-    <w:p ns2:paraId="223101EF" ns2:textId="128FECDB">
+    <w:p>
       <w:pPr>
         <w:tabs>
           <w:tab w:val="left" w:pos="1701"/>
@@ -261,17 +170,17 @@
           <w:color w:val="000000"/>
           <w:kern w:val="0"/>
           <w:lang w:eastAsia="es-PE"/>
-          <ns2:ligatures ns2:val="none"/>
-        </w:rPr>
-      </w:pPr>
-      <w:r>
-        <w:rPr>
-          <w:rFonts w:ascii="Arial Narrow" w:eastAsia="Arial Narrow" w:hAnsi="Arial Narrow" w:cs="Arial Narrow"/>
-          <w:b/>
-          <w:color w:val="000000"/>
-          <w:kern w:val="0"/>
-          <w:lang w:eastAsia="es-PE"/>
-          <ns2:ligatures ns2:val="none"/>
+          <w14:ligatures w14:val="none"/>
+        </w:rPr>
+      </w:pPr>
+      <w:r>
+        <w:rPr>
+          <w:rFonts w:ascii="Arial Narrow" w:eastAsia="Arial Narrow" w:hAnsi="Arial Narrow" w:cs="Arial Narrow"/>
+          <w:b/>
+          <w:color w:val="000000"/>
+          <w:kern w:val="0"/>
+          <w:lang w:eastAsia="es-PE"/>
+          <w14:ligatures w14:val="none"/>
         </w:rPr>
         <w:t>DENUNCIADOS</w:t>
       </w:r>
@@ -282,7 +191,7 @@
           <w:color w:val="000000"/>
           <w:kern w:val="0"/>
           <w:lang w:eastAsia="es-PE"/>
-          <ns2:ligatures ns2:val="none"/>
+          <w14:ligatures w14:val="none"/>
         </w:rPr>
         <w:tab/>
         <w:t>:</w:t>
@@ -294,7 +203,7 @@
           <w:color w:val="000000"/>
           <w:kern w:val="0"/>
           <w:lang w:eastAsia="es-PE"/>
-          <ns2:ligatures ns2:val="none"/>
+          <w14:ligatures w14:val="none"/>
         </w:rPr>
         <w:tab/>
       </w:r>
@@ -305,7 +214,7 @@
           <w:color w:val="000000"/>
           <w:kern w:val="0"/>
           <w:lang w:eastAsia="es-PE"/>
-          <ns2:ligatures ns2:val="none"/>
+          <w14:ligatures w14:val="none"/>
         </w:rPr>
         <w:t xml:space="preserve">QUÁLITAS COMPAÑÍA DE SEGUROS </w:t>
       </w:r>
@@ -316,7 +225,7 @@
           <w:color w:val="000000"/>
           <w:kern w:val="0"/>
           <w:lang w:eastAsia="es-PE"/>
-          <ns2:ligatures ns2:val="none"/>
+          <w14:ligatures w14:val="none"/>
         </w:rPr>
         <w:t>S.A. (</w:t>
       </w:r>
@@ -327,7 +236,7 @@
           <w:color w:val="000000"/>
           <w:kern w:val="0"/>
           <w:lang w:eastAsia="es-PE"/>
-          <ns2:ligatures ns2:val="none"/>
+          <w14:ligatures w14:val="none"/>
         </w:rPr>
         <w:t>QUÁLITAS</w:t>
       </w:r>
@@ -338,12 +247,12 @@
           <w:color w:val="000000"/>
           <w:kern w:val="0"/>
           <w:lang w:eastAsia="es-PE"/>
-          <ns2:ligatures ns2:val="none"/>
+          <w14:ligatures w14:val="none"/>
         </w:rPr>
         <w:t xml:space="preserve">) </w:t>
       </w:r>
     </w:p>
-    <w:p ns2:paraId="4D23E5DF" ns2:textId="5E4811FA">
+    <w:p>
       <w:pPr>
         <w:tabs>
           <w:tab w:val="left" w:pos="1701"/>
@@ -358,17 +267,17 @@
           <w:color w:val="000000"/>
           <w:kern w:val="0"/>
           <w:lang w:eastAsia="es-PE"/>
-          <ns2:ligatures ns2:val="none"/>
-        </w:rPr>
-      </w:pPr>
-      <w:r>
-        <w:rPr>
-          <w:rFonts w:ascii="Arial Narrow" w:eastAsia="Arial Narrow" w:hAnsi="Arial Narrow" w:cs="Arial Narrow"/>
-          <w:b/>
-          <w:color w:val="000000"/>
-          <w:kern w:val="0"/>
-          <w:lang w:eastAsia="es-PE"/>
-          <ns2:ligatures ns2:val="none"/>
+          <w14:ligatures w14:val="none"/>
+        </w:rPr>
+      </w:pPr>
+      <w:r>
+        <w:rPr>
+          <w:rFonts w:ascii="Arial Narrow" w:eastAsia="Arial Narrow" w:hAnsi="Arial Narrow" w:cs="Arial Narrow"/>
+          <w:b/>
+          <w:color w:val="000000"/>
+          <w:kern w:val="0"/>
+          <w:lang w:eastAsia="es-PE"/>
+          <w14:ligatures w14:val="none"/>
         </w:rPr>
         <w:tab/>
       </w:r>
@@ -379,7 +288,7 @@
           <w:color w:val="000000"/>
           <w:kern w:val="0"/>
           <w:lang w:eastAsia="es-PE"/>
-          <ns2:ligatures ns2:val="none"/>
+          <w14:ligatures w14:val="none"/>
         </w:rPr>
         <w:tab/>
       </w:r>
@@ -390,7 +299,7 @@
           <w:color w:val="000000"/>
           <w:kern w:val="0"/>
           <w:lang w:eastAsia="es-PE"/>
-          <ns2:ligatures ns2:val="none"/>
+          <w14:ligatures w14:val="none"/>
         </w:rPr>
         <w:t xml:space="preserve">EUROSTAR MOTORS S.A.C. </w:t>
       </w:r>
@@ -401,7 +310,7 @@
           <w:color w:val="000000"/>
           <w:kern w:val="0"/>
           <w:lang w:eastAsia="es-PE"/>
-          <ns2:ligatures ns2:val="none"/>
+          <w14:ligatures w14:val="none"/>
         </w:rPr>
         <w:t>(</w:t>
       </w:r>
@@ -412,7 +321,7 @@
           <w:color w:val="000000"/>
           <w:kern w:val="0"/>
           <w:lang w:eastAsia="es-PE"/>
-          <ns2:ligatures ns2:val="none"/>
+          <w14:ligatures w14:val="none"/>
         </w:rPr>
         <w:t>EUROSTAR</w:t>
       </w:r>
@@ -423,12 +332,12 @@
           <w:color w:val="000000"/>
           <w:kern w:val="0"/>
           <w:lang w:eastAsia="es-PE"/>
-          <ns2:ligatures ns2:val="none"/>
+          <w14:ligatures w14:val="none"/>
         </w:rPr>
         <w:t>)</w:t>
       </w:r>
     </w:p>
-    <w:p ns2:paraId="753670C1" ns2:textId="77777777">
+    <w:p>
       <w:pPr>
         <w:tabs>
           <w:tab w:val="left" w:pos="1701"/>
@@ -443,17 +352,17 @@
           <w:color w:val="000000"/>
           <w:kern w:val="0"/>
           <w:lang w:eastAsia="es-PE"/>
-          <ns2:ligatures ns2:val="none"/>
-        </w:rPr>
-      </w:pPr>
-      <w:r>
-        <w:rPr>
-          <w:rFonts w:ascii="Arial Narrow" w:eastAsia="Arial Narrow" w:hAnsi="Arial Narrow" w:cs="Arial Narrow"/>
-          <w:b/>
-          <w:color w:val="000000"/>
-          <w:kern w:val="0"/>
-          <w:lang w:eastAsia="es-PE"/>
-          <ns2:ligatures ns2:val="none"/>
+          <w14:ligatures w14:val="none"/>
+        </w:rPr>
+      </w:pPr>
+      <w:r>
+        <w:rPr>
+          <w:rFonts w:ascii="Arial Narrow" w:eastAsia="Arial Narrow" w:hAnsi="Arial Narrow" w:cs="Arial Narrow"/>
+          <w:b/>
+          <w:color w:val="000000"/>
+          <w:kern w:val="0"/>
+          <w:lang w:eastAsia="es-PE"/>
+          <w14:ligatures w14:val="none"/>
         </w:rPr>
         <w:t>MATERIAS</w:t>
       </w:r>
@@ -464,7 +373,7 @@
           <w:color w:val="000000"/>
           <w:kern w:val="0"/>
           <w:lang w:eastAsia="es-PE"/>
-          <ns2:ligatures ns2:val="none"/>
+          <w14:ligatures w14:val="none"/>
         </w:rPr>
         <w:tab/>
         <w:t xml:space="preserve">: </w:t>
@@ -476,13 +385,13 @@
           <w:color w:val="000000"/>
           <w:kern w:val="0"/>
           <w:lang w:eastAsia="es-PE"/>
-          <ns2:ligatures ns2:val="none"/>
+          <w14:ligatures w14:val="none"/>
         </w:rPr>
         <w:tab/>
         <w:t>ADMISIÓN A TRÁMITE</w:t>
       </w:r>
     </w:p>
-    <w:p ns2:paraId="449086A9" ns2:textId="77777777">
+    <w:p>
       <w:pPr>
         <w:tabs>
           <w:tab w:val="left" w:pos="1701"/>
@@ -497,22 +406,22 @@
           <w:color w:val="000000"/>
           <w:kern w:val="0"/>
           <w:lang w:eastAsia="es-PE"/>
-          <ns2:ligatures ns2:val="none"/>
-        </w:rPr>
-      </w:pPr>
-      <w:r>
-        <w:rPr>
-          <w:rFonts w:ascii="Arial Narrow" w:eastAsia="Arial Narrow" w:hAnsi="Arial Narrow" w:cs="Arial Narrow"/>
-          <w:b/>
-          <w:color w:val="000000"/>
-          <w:kern w:val="0"/>
-          <w:lang w:eastAsia="es-PE"/>
-          <ns2:ligatures ns2:val="none"/>
+          <w14:ligatures w14:val="none"/>
+        </w:rPr>
+      </w:pPr>
+      <w:r>
+        <w:rPr>
+          <w:rFonts w:ascii="Arial Narrow" w:eastAsia="Arial Narrow" w:hAnsi="Arial Narrow" w:cs="Arial Narrow"/>
+          <w:b/>
+          <w:color w:val="000000"/>
+          <w:kern w:val="0"/>
+          <w:lang w:eastAsia="es-PE"/>
+          <w14:ligatures w14:val="none"/>
         </w:rPr>
         <w:t xml:space="preserve">REQUERIMIENTO DE INFORMACIÓN </w:t>
       </w:r>
     </w:p>
-    <w:p ns2:paraId="778AE69F" ns2:textId="77777777">
+    <w:p>
       <w:pPr>
         <w:tabs>
           <w:tab w:val="left" w:pos="1701"/>
@@ -526,17 +435,17 @@
           <w:color w:val="000000"/>
           <w:kern w:val="0"/>
           <w:lang w:eastAsia="es-PE"/>
-          <ns2:ligatures ns2:val="none"/>
-        </w:rPr>
-      </w:pPr>
-      <w:r>
-        <w:rPr>
-          <w:rFonts w:ascii="Arial Narrow" w:eastAsia="Arial Narrow" w:hAnsi="Arial Narrow" w:cs="Arial Narrow"/>
-          <w:b/>
-          <w:color w:val="000000"/>
-          <w:kern w:val="0"/>
-          <w:lang w:eastAsia="es-PE"/>
-          <ns2:ligatures ns2:val="none"/>
+          <w14:ligatures w14:val="none"/>
+        </w:rPr>
+      </w:pPr>
+      <w:r>
+        <w:rPr>
+          <w:rFonts w:ascii="Arial Narrow" w:eastAsia="Arial Narrow" w:hAnsi="Arial Narrow" w:cs="Arial Narrow"/>
+          <w:b/>
+          <w:color w:val="000000"/>
+          <w:kern w:val="0"/>
+          <w:lang w:eastAsia="es-PE"/>
+          <w14:ligatures w14:val="none"/>
         </w:rPr>
         <w:t xml:space="preserve">RESOLUCIÓN </w:t>
       </w:r>
@@ -547,7 +456,7 @@
           <w:color w:val="000000"/>
           <w:kern w:val="0"/>
           <w:lang w:eastAsia="es-PE"/>
-          <ns2:ligatures ns2:val="none"/>
+          <w14:ligatures w14:val="none"/>
         </w:rPr>
         <w:tab/>
         <w:t>:</w:t>
@@ -559,13 +468,13 @@
           <w:color w:val="000000"/>
           <w:kern w:val="0"/>
           <w:lang w:eastAsia="es-PE"/>
-          <ns2:ligatures ns2:val="none"/>
+          <w14:ligatures w14:val="none"/>
         </w:rPr>
         <w:tab/>
         <w:t>1</w:t>
       </w:r>
     </w:p>
-    <w:p ns2:paraId="26BE4AD0" ns2:textId="77777777">
+    <w:p>
       <w:pPr>
         <w:tabs>
           <w:tab w:val="left" w:pos="1014"/>
@@ -578,11 +487,11 @@
           <w:kern w:val="0"/>
           <w:shd w:val="clear" w:color="auto" w:fill="FFFFFF"/>
           <w:lang w:eastAsia="es-PE"/>
-          <ns2:ligatures ns2:val="none"/>
-        </w:rPr>
-      </w:pPr>
-    </w:p>
-    <w:p ns2:paraId="6D48DA83" ns2:textId="4888B501">
+          <w14:ligatures w14:val="none"/>
+        </w:rPr>
+      </w:pPr>
+    </w:p>
+    <w:p>
       <w:pPr>
         <w:tabs>
           <w:tab w:val="left" w:pos="1014"/>
@@ -595,7 +504,7 @@
           <w:kern w:val="0"/>
           <w:shd w:val="clear" w:color="auto" w:fill="FFFFFF"/>
           <w:lang w:eastAsia="es-PE"/>
-          <ns2:ligatures ns2:val="none"/>
+          <w14:ligatures w14:val="none"/>
         </w:rPr>
       </w:pPr>
       <w:r>
@@ -605,7 +514,7 @@
           <w:kern w:val="0"/>
           <w:shd w:val="clear" w:color="auto" w:fill="FFFFFF"/>
           <w:lang w:eastAsia="es-PE"/>
-          <ns2:ligatures ns2:val="none"/>
+          <w14:ligatures w14:val="none"/>
         </w:rPr>
         <w:t xml:space="preserve">Lima, </w:t>
       </w:r>
@@ -616,7 +525,7 @@
           <w:kern w:val="0"/>
           <w:shd w:val="clear" w:color="auto" w:fill="FFFFFF"/>
           <w:lang w:eastAsia="es-PE"/>
-          <ns2:ligatures ns2:val="none"/>
+          <w14:ligatures w14:val="none"/>
         </w:rPr>
         <w:t xml:space="preserve">5 de junio de 2026</w:t>
       </w:r>
@@ -627,7 +536,7 @@
           <w:kern w:val="0"/>
           <w:shd w:val="clear" w:color="auto" w:fill="FFFFFF"/>
           <w:lang w:eastAsia="es-PE"/>
-          <ns2:ligatures ns2:val="none"/>
+          <w14:ligatures w14:val="none"/>
         </w:rPr>
         <w:t xml:space="preserve"/>
       </w:r>
@@ -638,7 +547,7 @@
           <w:kern w:val="0"/>
           <w:shd w:val="clear" w:color="auto" w:fill="FFFFFF"/>
           <w:lang w:eastAsia="es-PE"/>
-          <ns2:ligatures ns2:val="none"/>
+          <w14:ligatures w14:val="none"/>
         </w:rPr>
         <w:t xml:space="preserve"/>
       </w:r>
@@ -649,12 +558,12 @@
           <w:kern w:val="0"/>
           <w:shd w:val="clear" w:color="auto" w:fill="FFFFFF"/>
           <w:lang w:eastAsia="es-PE"/>
-          <ns2:ligatures ns2:val="none"/>
+          <w14:ligatures w14:val="none"/>
         </w:rPr>
         <w:t xml:space="preserve"/>
       </w:r>
     </w:p>
-    <w:p ns2:paraId="1EF3C256" ns2:textId="77777777">
+    <w:p>
       <w:pPr>
         <w:tabs>
           <w:tab w:val="left" w:pos="1014"/>
@@ -666,11 +575,11 @@
           <w:color w:val="000000"/>
           <w:kern w:val="0"/>
           <w:lang w:eastAsia="es-PE"/>
-          <ns2:ligatures ns2:val="none"/>
-        </w:rPr>
-      </w:pPr>
-    </w:p>
-    <w:p ns2:paraId="087322B4" ns2:textId="77777777">
+          <w14:ligatures w14:val="none"/>
+        </w:rPr>
+      </w:pPr>
+    </w:p>
+    <w:p>
       <w:pPr>
         <w:numPr>
           <w:ilvl w:val="0"/>
@@ -684,22 +593,22 @@
           <w:color w:val="000000"/>
           <w:kern w:val="0"/>
           <w:lang w:eastAsia="es-PE"/>
-          <ns2:ligatures ns2:val="none"/>
-        </w:rPr>
-      </w:pPr>
-      <w:r>
-        <w:rPr>
-          <w:rFonts w:ascii="Arial Narrow" w:eastAsia="Arial Narrow" w:hAnsi="Arial Narrow" w:cs="Arial Narrow"/>
-          <w:b/>
-          <w:color w:val="000000"/>
-          <w:kern w:val="0"/>
-          <w:lang w:eastAsia="es-PE"/>
-          <ns2:ligatures ns2:val="none"/>
+          <w14:ligatures w14:val="none"/>
+        </w:rPr>
+      </w:pPr>
+      <w:r>
+        <w:rPr>
+          <w:rFonts w:ascii="Arial Narrow" w:eastAsia="Arial Narrow" w:hAnsi="Arial Narrow" w:cs="Arial Narrow"/>
+          <w:b/>
+          <w:color w:val="000000"/>
+          <w:kern w:val="0"/>
+          <w:lang w:eastAsia="es-PE"/>
+          <w14:ligatures w14:val="none"/>
         </w:rPr>
         <w:t xml:space="preserve">HECHOS </w:t>
       </w:r>
     </w:p>
-    <w:p ns2:paraId="4407157A" ns2:textId="77777777">
+    <w:p>
       <w:pPr>
         <w:spacing w:after="0" w:line="240" w:lineRule="auto"/>
         <w:jc w:val="both"/>
@@ -708,11 +617,11 @@
           <w:color w:val="000000"/>
           <w:kern w:val="0"/>
           <w:lang w:eastAsia="es-PE"/>
-          <ns2:ligatures ns2:val="none"/>
-        </w:rPr>
-      </w:pPr>
-    </w:p>
-    <w:p ns2:paraId="5ECFCB1A" ns2:textId="0C8C6FEA">
+          <w14:ligatures w14:val="none"/>
+        </w:rPr>
+      </w:pPr>
+    </w:p>
+    <w:p>
       <w:pPr>
         <w:numPr>
           <w:ilvl w:val="1"/>
@@ -726,7 +635,7 @@
           <w:color w:val="000000"/>
           <w:kern w:val="0"/>
           <w:lang w:val="es-ES" w:eastAsia="es-ES"/>
-          <ns2:ligatures ns2:val="none"/>
+          <w14:ligatures w14:val="none"/>
         </w:rPr>
       </w:pPr>
       <w:r>
@@ -735,7 +644,7 @@
           <w:color w:val="000000"/>
           <w:kern w:val="0"/>
           <w:lang w:val="es-ES" w:eastAsia="es-ES"/>
-          <ns2:ligatures ns2:val="none"/>
+          <w14:ligatures w14:val="none"/>
         </w:rPr>
         <w:t xml:space="preserve">Mediante la denuncia del 14 de abril de 2026, los señores [APELLIDO] [APELLIDO] y [APELLIDO] [APELLIDO] denunciaron a Quálitas y Eurostar por presuntas infracciones a la Ley 29571, Código de Protección y Defensa del Consumidor (en adelante, Código), señalando lo siguiente:</w:t>
       </w:r>
@@ -745,7 +654,7 @@
           <w:color w:val="000000"/>
           <w:kern w:val="0"/>
           <w:lang w:val="es-ES" w:eastAsia="es-ES"/>
-          <ns2:ligatures ns2:val="none"/>
+          <w14:ligatures w14:val="none"/>
         </w:rPr>
         <w:t/>
       </w:r>
@@ -757,7 +666,7 @@
           <w:kern w:val="0"/>
           <w:vertAlign w:val="superscript"/>
           <w:lang w:val="es-ES" w:eastAsia="es-ES"/>
-          <ns2:ligatures ns2:val="none"/>
+          <w14:ligatures w14:val="none"/>
         </w:rPr>
         <w:footnoteReference w:id="1"/>
       </w:r>
@@ -767,7 +676,7 @@
           <w:color w:val="000000"/>
           <w:kern w:val="0"/>
           <w:lang w:val="es-ES" w:eastAsia="es-ES"/>
-          <ns2:ligatures ns2:val="none"/>
+          <w14:ligatures w14:val="none"/>
         </w:rPr>
         <w:t/>
       </w:r>
@@ -777,7 +686,7 @@
           <w:color w:val="000000"/>
           <w:kern w:val="0"/>
           <w:lang w:val="es-ES" w:eastAsia="es-ES"/>
-          <ns2:ligatures ns2:val="none"/>
+          <w14:ligatures w14:val="none"/>
         </w:rPr>
         <w:t xml:space="preserve"/>
       </w:r>
@@ -785,7 +694,7 @@
         <w:rPr>
           <w:rFonts w:ascii="Arial Narrow" w:eastAsia="Calibri" w:hAnsi="Arial Narrow" w:cs="Arial"/>
           <w:kern w:val="0"/>
-          <ns2:ligatures ns2:val="none"/>
+          <w14:ligatures w14:val="none"/>
         </w:rPr>
         <w:t xml:space="preserve"/>
       </w:r>
@@ -793,7 +702,7 @@
         <w:rPr>
           <w:rFonts w:ascii="Arial Narrow" w:eastAsia="Calibri" w:hAnsi="Arial Narrow" w:cs="Arial"/>
           <w:kern w:val="0"/>
-          <ns2:ligatures ns2:val="none"/>
+          <w14:ligatures w14:val="none"/>
         </w:rPr>
         <w:t xml:space="preserve"/>
       </w:r>
@@ -802,7 +711,7 @@
         <w:rPr>
           <w:rFonts w:ascii="Arial Narrow" w:eastAsia="Calibri" w:hAnsi="Arial Narrow" w:cs="Arial"/>
           <w:kern w:val="0"/>
-          <ns2:ligatures ns2:val="none"/>
+          <w14:ligatures w14:val="none"/>
         </w:rPr>
         <w:t xml:space="preserve"/>
       </w:r>
@@ -811,7 +720,7 @@
         <w:rPr>
           <w:rFonts w:ascii="Arial Narrow" w:eastAsia="Calibri" w:hAnsi="Arial Narrow" w:cs="Arial"/>
           <w:kern w:val="0"/>
-          <ns2:ligatures ns2:val="none"/>
+          <w14:ligatures w14:val="none"/>
         </w:rPr>
         <w:t/>
       </w:r>
@@ -819,7 +728,7 @@
         <w:rPr>
           <w:rFonts w:ascii="Arial Narrow" w:eastAsia="Calibri" w:hAnsi="Arial Narrow" w:cs="Arial"/>
           <w:kern w:val="0"/>
-          <ns2:ligatures ns2:val="none"/>
+          <w14:ligatures w14:val="none"/>
         </w:rPr>
         <w:t xml:space="preserve"/>
       </w:r>
@@ -827,7 +736,7 @@
         <w:rPr>
           <w:rFonts w:ascii="Arial Narrow" w:eastAsia="Calibri" w:hAnsi="Arial Narrow" w:cs="Arial"/>
           <w:kern w:val="0"/>
-          <ns2:ligatures ns2:val="none"/>
+          <w14:ligatures w14:val="none"/>
         </w:rPr>
         <w:t/>
       </w:r>
@@ -837,7 +746,7 @@
           <w:color w:val="000000"/>
           <w:kern w:val="0"/>
           <w:lang w:val="es-ES" w:eastAsia="es-ES"/>
-          <ns2:ligatures ns2:val="none"/>
+          <w14:ligatures w14:val="none"/>
         </w:rPr>
         <w:t xml:space="preserve"/>
       </w:r>
@@ -847,7 +756,7 @@
           <w:color w:val="000000"/>
           <w:kern w:val="0"/>
           <w:lang w:val="es-ES" w:eastAsia="es-ES"/>
-          <ns2:ligatures ns2:val="none"/>
+          <w14:ligatures w14:val="none"/>
         </w:rPr>
         <w:t xml:space="preserve"/>
       </w:r>
@@ -857,7 +766,7 @@
           <w:color w:val="000000"/>
           <w:kern w:val="0"/>
           <w:lang w:val="es-ES" w:eastAsia="es-ES"/>
-          <ns2:ligatures ns2:val="none"/>
+          <w14:ligatures w14:val="none"/>
         </w:rPr>
         <w:t xml:space="preserve"/>
       </w:r>
@@ -867,7 +776,7 @@
           <w:color w:val="000000"/>
           <w:kern w:val="0"/>
           <w:lang w:val="es-ES" w:eastAsia="es-ES"/>
-          <ns2:ligatures ns2:val="none"/>
+          <w14:ligatures w14:val="none"/>
         </w:rPr>
         <w:t xml:space="preserve"/>
       </w:r>
@@ -877,7 +786,7 @@
           <w:color w:val="000000"/>
           <w:kern w:val="0"/>
           <w:lang w:val="es-ES" w:eastAsia="es-ES"/>
-          <ns2:ligatures ns2:val="none"/>
+          <w14:ligatures w14:val="none"/>
         </w:rPr>
         <w:t/>
       </w:r>
@@ -889,7 +798,7 @@
           <w:kern w:val="0"/>
           <w:vertAlign w:val="superscript"/>
           <w:lang w:val="es-ES" w:eastAsia="es-ES"/>
-          <ns2:ligatures ns2:val="none"/>
+          <w14:ligatures w14:val="none"/>
         </w:rPr>
         <w:footnoteReference w:id="2"/>
       </w:r>
@@ -899,7 +808,7 @@
           <w:color w:val="000000"/>
           <w:kern w:val="0"/>
           <w:lang w:val="es-ES" w:eastAsia="es-ES"/>
-          <ns2:ligatures ns2:val="none"/>
+          <w14:ligatures w14:val="none"/>
         </w:rPr>
         <w:t xml:space="preserve"/>
       </w:r>
@@ -910,25 +819,25 @@
           <w:color w:val="000000"/>
           <w:kern w:val="0"/>
           <w:lang w:val="es-ES" w:eastAsia="es-ES"/>
-          <ns2:ligatures ns2:val="none"/>
+          <w14:ligatures w14:val="none"/>
         </w:rPr>
         <w:t/>
       </w:r>
     </w:p>
-    <w:p ns2:paraId="251848E5" ns2:textId="77777777">
-      <w:pPr>
-        <w:spacing w:after="0" w:line="240" w:lineRule="auto"/>
-        <w:jc w:val="both"/>
-        <w:rPr>
-          <w:rFonts w:ascii="Arial Narrow" w:eastAsia="Times New Roman" w:hAnsi="Arial Narrow" w:cs="Arial"/>
-          <w:color w:val="000000"/>
-          <w:kern w:val="0"/>
-          <w:lang w:eastAsia="es-ES"/>
-          <ns2:ligatures ns2:val="none"/>
-        </w:rPr>
-      </w:pPr>
-    </w:p>
-    <w:p ns2:paraId="69B6D0CC" ns2:textId="79BCC420">
+    <w:p>
+      <w:pPr>
+        <w:spacing w:after="0" w:line="240" w:lineRule="auto"/>
+        <w:jc w:val="both"/>
+        <w:rPr>
+          <w:rFonts w:ascii="Arial Narrow" w:eastAsia="Times New Roman" w:hAnsi="Arial Narrow" w:cs="Arial"/>
+          <w:color w:val="000000"/>
+          <w:kern w:val="0"/>
+          <w:lang w:eastAsia="es-ES"/>
+          <w14:ligatures w14:val="none"/>
+        </w:rPr>
+      </w:pPr>
+    </w:p>
+    <w:p>
       <w:pPr>
         <w:pStyle w:val="Prrafodelista"/>
         <w:numPr>
@@ -946,16 +855,16 @@
           <w:color w:val="000000"/>
           <w:kern w:val="0"/>
           <w:lang w:eastAsia="es-ES"/>
-          <ns2:ligatures ns2:val="none"/>
-        </w:rPr>
-      </w:pPr>
-      <w:r>
-        <w:rPr>
-          <w:rFonts w:ascii="Arial Narrow" w:eastAsia="Times New Roman" w:hAnsi="Arial Narrow" w:cs="Arial"/>
-          <w:color w:val="000000"/>
-          <w:kern w:val="0"/>
-          <w:lang w:eastAsia="es-ES"/>
-          <ns2:ligatures ns2:val="none"/>
+          <w14:ligatures w14:val="none"/>
+        </w:rPr>
+      </w:pPr>
+      <w:r>
+        <w:rPr>
+          <w:rFonts w:ascii="Arial Narrow" w:eastAsia="Times New Roman" w:hAnsi="Arial Narrow" w:cs="Arial"/>
+          <w:color w:val="000000"/>
+          <w:kern w:val="0"/>
+          <w:lang w:eastAsia="es-ES"/>
+          <w14:ligatures w14:val="none"/>
         </w:rPr>
         <w:t xml:space="preserve">El 18 de abril de 2025, el señor [APELLIDO] [APELLIDO] adquirió el Seguro vehicular – Póliza 0070162762 emitido por Quálitas (en adelante, Seguro vehicular), con vigencia hasta el 18 de abril de 2026, para asegurar el vehículo con Placa de Rodaje AXS224 (en adelante, vehículo asegurado), de propiedad de su hijo, el señor [APELLIDO] [APELLIDO].</w:t>
       </w:r>
@@ -965,7 +874,7 @@
           <w:color w:val="000000"/>
           <w:kern w:val="0"/>
           <w:lang w:eastAsia="es-ES"/>
-          <ns2:ligatures ns2:val="none"/>
+          <w14:ligatures w14:val="none"/>
         </w:rPr>
         <w:t/>
       </w:r>
@@ -975,7 +884,7 @@
           <w:color w:val="000000"/>
           <w:kern w:val="0"/>
           <w:lang w:eastAsia="es-ES"/>
-          <ns2:ligatures ns2:val="none"/>
+          <w14:ligatures w14:val="none"/>
         </w:rPr>
         <w:t xml:space="preserve"/>
       </w:r>
@@ -985,7 +894,7 @@
           <w:color w:val="000000"/>
           <w:kern w:val="0"/>
           <w:lang w:eastAsia="es-ES"/>
-          <ns2:ligatures ns2:val="none"/>
+          <w14:ligatures w14:val="none"/>
         </w:rPr>
         <w:t xml:space="preserve"/>
       </w:r>
@@ -995,7 +904,7 @@
           <w:color w:val="000000"/>
           <w:kern w:val="0"/>
           <w:lang w:eastAsia="es-ES"/>
-          <ns2:ligatures ns2:val="none"/>
+          <w14:ligatures w14:val="none"/>
         </w:rPr>
         <w:t/>
       </w:r>
@@ -1012,7 +921,7 @@
           <w:color w:val="000000"/>
           <w:kern w:val="0"/>
           <w:lang w:eastAsia="es-ES"/>
-          <ns2:ligatures ns2:val="none"/>
+          <w14:ligatures w14:val="none"/>
         </w:rPr>
         <w:t/>
       </w:r>
@@ -1022,7 +931,7 @@
           <w:color w:val="000000"/>
           <w:kern w:val="0"/>
           <w:lang w:eastAsia="es-ES"/>
-          <ns2:ligatures ns2:val="none"/>
+          <w14:ligatures w14:val="none"/>
         </w:rPr>
         <w:t xml:space="preserve"/>
       </w:r>
@@ -1033,7 +942,7 @@
           <w:color w:val="000000"/>
           <w:kern w:val="0"/>
           <w:lang w:eastAsia="es-ES"/>
-          <ns2:ligatures ns2:val="none"/>
+          <w14:ligatures w14:val="none"/>
         </w:rPr>
         <w:t xml:space="preserve"/>
       </w:r>
@@ -1043,7 +952,7 @@
           <w:color w:val="000000"/>
           <w:kern w:val="0"/>
           <w:lang w:eastAsia="es-ES"/>
-          <ns2:ligatures ns2:val="none"/>
+          <w14:ligatures w14:val="none"/>
         </w:rPr>
         <w:t/>
       </w:r>
@@ -1053,7 +962,7 @@
           <w:color w:val="000000"/>
           <w:kern w:val="0"/>
           <w:lang w:eastAsia="es-ES"/>
-          <ns2:ligatures ns2:val="none"/>
+          <w14:ligatures w14:val="none"/>
         </w:rPr>
         <w:t xml:space="preserve"/>
       </w:r>
@@ -1063,7 +972,7 @@
           <w:color w:val="000000"/>
           <w:kern w:val="0"/>
           <w:lang w:eastAsia="es-ES"/>
-          <ns2:ligatures ns2:val="none"/>
+          <w14:ligatures w14:val="none"/>
         </w:rPr>
         <w:t xml:space="preserve"/>
       </w:r>
@@ -1074,7 +983,7 @@
           <w:color w:val="000000"/>
           <w:kern w:val="0"/>
           <w:lang w:eastAsia="es-ES"/>
-          <ns2:ligatures ns2:val="none"/>
+          <w14:ligatures w14:val="none"/>
         </w:rPr>
         <w:t/>
       </w:r>
@@ -1084,7 +993,7 @@
           <w:color w:val="000000"/>
           <w:kern w:val="0"/>
           <w:lang w:eastAsia="es-ES"/>
-          <ns2:ligatures ns2:val="none"/>
+          <w14:ligatures w14:val="none"/>
         </w:rPr>
         <w:t xml:space="preserve"/>
       </w:r>
@@ -1095,7 +1004,7 @@
           <w:color w:val="000000"/>
           <w:kern w:val="0"/>
           <w:lang w:eastAsia="es-ES"/>
-          <ns2:ligatures ns2:val="none"/>
+          <w14:ligatures w14:val="none"/>
         </w:rPr>
         <w:t/>
       </w:r>
@@ -1105,7 +1014,7 @@
           <w:color w:val="000000"/>
           <w:kern w:val="0"/>
           <w:lang w:eastAsia="es-ES"/>
-          <ns2:ligatures ns2:val="none"/>
+          <w14:ligatures w14:val="none"/>
         </w:rPr>
         <w:t xml:space="preserve"/>
       </w:r>
@@ -1115,7 +1024,7 @@
           <w:color w:val="000000"/>
           <w:kern w:val="0"/>
           <w:lang w:eastAsia="es-ES"/>
-          <ns2:ligatures ns2:val="none"/>
+          <w14:ligatures w14:val="none"/>
         </w:rPr>
         <w:t/>
       </w:r>
@@ -1125,7 +1034,7 @@
           <w:color w:val="000000"/>
           <w:kern w:val="0"/>
           <w:lang w:eastAsia="es-ES"/>
-          <ns2:ligatures ns2:val="none"/>
+          <w14:ligatures w14:val="none"/>
         </w:rPr>
         <w:t xml:space="preserve"/>
       </w:r>
@@ -1135,7 +1044,7 @@
           <w:color w:val="000000"/>
           <w:kern w:val="0"/>
           <w:lang w:eastAsia="es-ES"/>
-          <ns2:ligatures ns2:val="none"/>
+          <w14:ligatures w14:val="none"/>
         </w:rPr>
         <w:t/>
       </w:r>
@@ -1145,12 +1054,12 @@
           <w:color w:val="000000"/>
           <w:kern w:val="0"/>
           <w:lang w:eastAsia="es-ES"/>
-          <ns2:ligatures ns2:val="none"/>
+          <w14:ligatures w14:val="none"/>
         </w:rPr>
         <w:t/>
       </w:r>
     </w:p>
-    <w:p ns2:paraId="25750A56" ns2:textId="77777777">
+    <w:p>
       <w:pPr>
         <w:pStyle w:val="Prrafodelista"/>
         <w:spacing w:after="0" w:line="240" w:lineRule="auto"/>
@@ -1161,11 +1070,11 @@
           <w:color w:val="000000"/>
           <w:kern w:val="0"/>
           <w:lang w:eastAsia="es-ES"/>
-          <ns2:ligatures ns2:val="none"/>
-        </w:rPr>
-      </w:pPr>
-    </w:p>
-    <w:p ns2:paraId="7CD12646" ns2:textId="7C965238">
+          <w14:ligatures w14:val="none"/>
+        </w:rPr>
+      </w:pPr>
+    </w:p>
+    <w:p>
       <w:pPr>
         <w:pStyle w:val="Prrafodelista"/>
         <w:numPr>
@@ -1183,16 +1092,16 @@
           <w:color w:val="000000"/>
           <w:kern w:val="0"/>
           <w:lang w:eastAsia="es-ES"/>
-          <ns2:ligatures ns2:val="none"/>
-        </w:rPr>
-      </w:pPr>
-      <w:r>
-        <w:rPr>
-          <w:rFonts w:ascii="Arial Narrow" w:eastAsia="Times New Roman" w:hAnsi="Arial Narrow" w:cs="Arial"/>
-          <w:color w:val="000000"/>
-          <w:kern w:val="0"/>
-          <w:lang w:eastAsia="es-ES"/>
-          <ns2:ligatures ns2:val="none"/>
+          <w14:ligatures w14:val="none"/>
+        </w:rPr>
+      </w:pPr>
+      <w:r>
+        <w:rPr>
+          <w:rFonts w:ascii="Arial Narrow" w:eastAsia="Times New Roman" w:hAnsi="Arial Narrow" w:cs="Arial"/>
+          <w:color w:val="000000"/>
+          <w:kern w:val="0"/>
+          <w:lang w:eastAsia="es-ES"/>
+          <w14:ligatures w14:val="none"/>
         </w:rPr>
         <w:t xml:space="preserve">El 26 de octubre de 2025, el señor [APELLIDO] [APELLIDO] sufrió un accidente de tránsito cuando otro vehículo cambió de carril e impactó la parte delantera izquierda del vehículo asegurado, ocasionando daños en el guardafango delantero, faro y otros componentes. Luego, se comunicó con Quálitas con la finalidad de solicitar el otorgamiento de cobertura del Seguro vehicular, generándose el reporte 04250029406.</w:t>
       </w:r>
@@ -1202,7 +1111,7 @@
           <w:color w:val="000000"/>
           <w:kern w:val="0"/>
           <w:lang w:eastAsia="es-ES"/>
-          <ns2:ligatures ns2:val="none"/>
+          <w14:ligatures w14:val="none"/>
         </w:rPr>
         <w:t xml:space="preserve"/>
       </w:r>
@@ -1212,7 +1121,7 @@
           <w:color w:val="000000"/>
           <w:kern w:val="0"/>
           <w:lang w:eastAsia="es-ES"/>
-          <ns2:ligatures ns2:val="none"/>
+          <w14:ligatures w14:val="none"/>
         </w:rPr>
         <w:t xml:space="preserve"/>
       </w:r>
@@ -1222,7 +1131,7 @@
           <w:color w:val="000000"/>
           <w:kern w:val="0"/>
           <w:lang w:eastAsia="es-ES"/>
-          <ns2:ligatures ns2:val="none"/>
+          <w14:ligatures w14:val="none"/>
         </w:rPr>
         <w:t/>
       </w:r>
@@ -1232,7 +1141,7 @@
           <w:color w:val="000000"/>
           <w:kern w:val="0"/>
           <w:lang w:eastAsia="es-ES"/>
-          <ns2:ligatures ns2:val="none"/>
+          <w14:ligatures w14:val="none"/>
         </w:rPr>
         <w:t/>
       </w:r>
@@ -1242,7 +1151,7 @@
           <w:color w:val="000000"/>
           <w:kern w:val="0"/>
           <w:lang w:eastAsia="es-ES"/>
-          <ns2:ligatures ns2:val="none"/>
+          <w14:ligatures w14:val="none"/>
         </w:rPr>
         <w:t xml:space="preserve"/>
       </w:r>
@@ -1252,7 +1161,7 @@
           <w:color w:val="000000"/>
           <w:kern w:val="0"/>
           <w:lang w:eastAsia="es-ES"/>
-          <ns2:ligatures ns2:val="none"/>
+          <w14:ligatures w14:val="none"/>
         </w:rPr>
         <w:t/>
       </w:r>
@@ -1262,7 +1171,7 @@
           <w:color w:val="000000"/>
           <w:kern w:val="0"/>
           <w:lang w:eastAsia="es-ES"/>
-          <ns2:ligatures ns2:val="none"/>
+          <w14:ligatures w14:val="none"/>
         </w:rPr>
         <w:t xml:space="preserve"/>
       </w:r>
@@ -1272,7 +1181,7 @@
           <w:color w:val="000000"/>
           <w:kern w:val="0"/>
           <w:lang w:eastAsia="es-ES"/>
-          <ns2:ligatures ns2:val="none"/>
+          <w14:ligatures w14:val="none"/>
         </w:rPr>
         <w:t xml:space="preserve"/>
       </w:r>
@@ -1282,7 +1191,7 @@
           <w:color w:val="000000"/>
           <w:kern w:val="0"/>
           <w:lang w:eastAsia="es-ES"/>
-          <ns2:ligatures ns2:val="none"/>
+          <w14:ligatures w14:val="none"/>
         </w:rPr>
         <w:t xml:space="preserve"/>
       </w:r>
@@ -1292,7 +1201,7 @@
           <w:color w:val="000000"/>
           <w:kern w:val="0"/>
           <w:lang w:eastAsia="es-ES"/>
-          <ns2:ligatures ns2:val="none"/>
+          <w14:ligatures w14:val="none"/>
         </w:rPr>
         <w:t/>
       </w:r>
@@ -1302,7 +1211,7 @@
           <w:color w:val="000000"/>
           <w:kern w:val="0"/>
           <w:lang w:eastAsia="es-ES"/>
-          <ns2:ligatures ns2:val="none"/>
+          <w14:ligatures w14:val="none"/>
         </w:rPr>
         <w:t xml:space="preserve"/>
       </w:r>
@@ -1312,7 +1221,7 @@
           <w:color w:val="000000"/>
           <w:kern w:val="0"/>
           <w:lang w:eastAsia="es-ES"/>
-          <ns2:ligatures ns2:val="none"/>
+          <w14:ligatures w14:val="none"/>
         </w:rPr>
         <w:t/>
       </w:r>
@@ -1322,7 +1231,7 @@
           <w:color w:val="000000"/>
           <w:kern w:val="0"/>
           <w:lang w:eastAsia="es-ES"/>
-          <ns2:ligatures ns2:val="none"/>
+          <w14:ligatures w14:val="none"/>
         </w:rPr>
         <w:t xml:space="preserve"/>
       </w:r>
@@ -1332,7 +1241,7 @@
           <w:color w:val="000000"/>
           <w:kern w:val="0"/>
           <w:lang w:eastAsia="es-ES"/>
-          <ns2:ligatures ns2:val="none"/>
+          <w14:ligatures w14:val="none"/>
         </w:rPr>
         <w:t xml:space="preserve"/>
       </w:r>
@@ -1342,7 +1251,7 @@
           <w:color w:val="000000"/>
           <w:kern w:val="0"/>
           <w:lang w:eastAsia="es-ES"/>
-          <ns2:ligatures ns2:val="none"/>
+          <w14:ligatures w14:val="none"/>
         </w:rPr>
         <w:t/>
       </w:r>
@@ -1352,12 +1261,12 @@
           <w:color w:val="000000"/>
           <w:kern w:val="0"/>
           <w:lang w:eastAsia="es-ES"/>
-          <ns2:ligatures ns2:val="none"/>
+          <w14:ligatures w14:val="none"/>
         </w:rPr>
         <w:t/>
       </w:r>
     </w:p>
-    <w:p ns2:paraId="7EB64BEE" ns2:textId="77777777">
+    <w:p>
       <w:pPr>
         <w:pStyle w:val="Prrafodelista"/>
         <w:spacing w:after="0" w:line="240" w:lineRule="auto"/>
@@ -1368,11 +1277,11 @@
           <w:color w:val="000000"/>
           <w:kern w:val="0"/>
           <w:lang w:eastAsia="es-ES"/>
-          <ns2:ligatures ns2:val="none"/>
-        </w:rPr>
-      </w:pPr>
-    </w:p>
-    <w:p ns2:paraId="328BD715" ns2:textId="41171F23">
+          <w14:ligatures w14:val="none"/>
+        </w:rPr>
+      </w:pPr>
+    </w:p>
+    <w:p>
       <w:pPr>
         <w:pStyle w:val="Prrafodelista"/>
         <w:numPr>
@@ -1390,16 +1299,16 @@
           <w:color w:val="000000"/>
           <w:kern w:val="0"/>
           <w:lang w:eastAsia="es-ES"/>
-          <ns2:ligatures ns2:val="none"/>
-        </w:rPr>
-      </w:pPr>
-      <w:r>
-        <w:rPr>
-          <w:rFonts w:ascii="Arial Narrow" w:eastAsia="Times New Roman" w:hAnsi="Arial Narrow" w:cs="Arial"/>
-          <w:color w:val="000000"/>
-          <w:kern w:val="0"/>
-          <w:lang w:eastAsia="es-ES"/>
-          <ns2:ligatures ns2:val="none"/>
+          <w14:ligatures w14:val="none"/>
+        </w:rPr>
+      </w:pPr>
+      <w:r>
+        <w:rPr>
+          <w:rFonts w:ascii="Arial Narrow" w:eastAsia="Times New Roman" w:hAnsi="Arial Narrow" w:cs="Arial"/>
+          <w:color w:val="000000"/>
+          <w:kern w:val="0"/>
+          <w:lang w:eastAsia="es-ES"/>
+          <w14:ligatures w14:val="none"/>
         </w:rPr>
         <w:t xml:space="preserve">El 27 de enero de 2026, se programó la revisión de los daños del </w:t>
       </w:r>
@@ -1409,7 +1318,7 @@
           <w:color w:val="000000"/>
           <w:kern w:val="0"/>
           <w:lang w:eastAsia="es-ES"/>
-          <ns2:ligatures ns2:val="none"/>
+          <w14:ligatures w14:val="none"/>
         </w:rPr>
         <w:t>vehículo asegurado</w:t>
       </w:r>
@@ -1419,7 +1328,7 @@
           <w:color w:val="000000"/>
           <w:kern w:val="0"/>
           <w:lang w:eastAsia="es-ES"/>
-          <ns2:ligatures ns2:val="none"/>
+          <w14:ligatures w14:val="none"/>
         </w:rPr>
         <w:t xml:space="preserve"> en el taller </w:t>
       </w:r>
@@ -1429,7 +1338,7 @@
           <w:color w:val="000000"/>
           <w:kern w:val="0"/>
           <w:lang w:eastAsia="es-ES"/>
-          <ns2:ligatures ns2:val="none"/>
+          <w14:ligatures w14:val="none"/>
         </w:rPr>
         <w:t>Eurostar</w:t>
       </w:r>
@@ -1439,7 +1348,7 @@
           <w:color w:val="000000"/>
           <w:kern w:val="0"/>
           <w:lang w:eastAsia="es-ES"/>
-          <ns2:ligatures ns2:val="none"/>
+          <w14:ligatures w14:val="none"/>
         </w:rPr>
         <w:t xml:space="preserve">, y se le informó que sería atendido por el asesor </w:t>
       </w:r>
@@ -1449,7 +1358,7 @@
           <w:color w:val="000000"/>
           <w:kern w:val="0"/>
           <w:lang w:eastAsia="es-ES"/>
-          <ns2:ligatures ns2:val="none"/>
+          <w14:ligatures w14:val="none"/>
         </w:rPr>
         <w:t>de iniciales J.L (en adelante asesor del taller)</w:t>
       </w:r>
@@ -1459,7 +1368,7 @@
           <w:color w:val="000000"/>
           <w:kern w:val="0"/>
           <w:lang w:eastAsia="es-ES"/>
-          <ns2:ligatures ns2:val="none"/>
+          <w14:ligatures w14:val="none"/>
         </w:rPr>
         <w:t xml:space="preserve">. Asimismo, </w:t>
       </w:r>
@@ -1469,7 +1378,7 @@
           <w:color w:val="000000"/>
           <w:kern w:val="0"/>
           <w:lang w:eastAsia="es-ES"/>
-          <ns2:ligatures ns2:val="none"/>
+          <w14:ligatures w14:val="none"/>
         </w:rPr>
         <w:t>se</w:t>
       </w:r>
@@ -1479,7 +1388,7 @@
           <w:color w:val="000000"/>
           <w:kern w:val="0"/>
           <w:lang w:eastAsia="es-ES"/>
-          <ns2:ligatures ns2:val="none"/>
+          <w14:ligatures w14:val="none"/>
         </w:rPr>
         <w:t xml:space="preserve"> le remitió una comunicación en la que indicó que lo esperaba para brindarle un servicio “premium”.</w:t>
       </w:r>
@@ -1489,12 +1398,12 @@
           <w:color w:val="000000"/>
           <w:kern w:val="0"/>
           <w:lang w:eastAsia="es-ES"/>
-          <ns2:ligatures ns2:val="none"/>
+          <w14:ligatures w14:val="none"/>
         </w:rPr>
         <w:t xml:space="preserve"> </w:t>
       </w:r>
     </w:p>
-    <w:p ns2:paraId="39C71094" ns2:textId="77777777">
+    <w:p>
       <w:pPr>
         <w:pStyle w:val="Prrafodelista"/>
         <w:spacing w:after="0" w:line="240" w:lineRule="auto"/>
@@ -1505,11 +1414,11 @@
           <w:color w:val="000000"/>
           <w:kern w:val="0"/>
           <w:lang w:eastAsia="es-ES"/>
-          <ns2:ligatures ns2:val="none"/>
-        </w:rPr>
-      </w:pPr>
-    </w:p>
-    <w:p ns2:paraId="24D3D057" ns2:textId="6BBE4D95">
+          <w14:ligatures w14:val="none"/>
+        </w:rPr>
+      </w:pPr>
+    </w:p>
+    <w:p>
       <w:pPr>
         <w:pStyle w:val="Prrafodelista"/>
         <w:numPr>
@@ -1527,16 +1436,16 @@
           <w:color w:val="000000"/>
           <w:kern w:val="0"/>
           <w:lang w:eastAsia="es-ES"/>
-          <ns2:ligatures ns2:val="none"/>
-        </w:rPr>
-      </w:pPr>
-      <w:r>
-        <w:rPr>
-          <w:rFonts w:ascii="Arial Narrow" w:eastAsia="Times New Roman" w:hAnsi="Arial Narrow" w:cs="Arial"/>
-          <w:color w:val="000000"/>
-          <w:kern w:val="0"/>
-          <w:lang w:eastAsia="es-ES"/>
-          <ns2:ligatures ns2:val="none"/>
+          <w14:ligatures w14:val="none"/>
+        </w:rPr>
+      </w:pPr>
+      <w:r>
+        <w:rPr>
+          <w:rFonts w:ascii="Arial Narrow" w:eastAsia="Times New Roman" w:hAnsi="Arial Narrow" w:cs="Arial"/>
+          <w:color w:val="000000"/>
+          <w:kern w:val="0"/>
+          <w:lang w:eastAsia="es-ES"/>
+          <w14:ligatures w14:val="none"/>
         </w:rPr>
         <w:t>L</w:t>
       </w:r>
@@ -1546,7 +1455,7 @@
           <w:color w:val="000000"/>
           <w:kern w:val="0"/>
           <w:lang w:eastAsia="es-ES"/>
-          <ns2:ligatures ns2:val="none"/>
+          <w14:ligatures w14:val="none"/>
         </w:rPr>
         <w:t>uego</w:t>
       </w:r>
@@ -1556,7 +1465,7 @@
           <w:color w:val="000000"/>
           <w:kern w:val="0"/>
           <w:lang w:eastAsia="es-ES"/>
-          <ns2:ligatures ns2:val="none"/>
+          <w14:ligatures w14:val="none"/>
         </w:rPr>
         <w:t xml:space="preserve">, acudió a la cita programada en </w:t>
       </w:r>
@@ -1566,7 +1475,7 @@
           <w:color w:val="000000"/>
           <w:kern w:val="0"/>
           <w:lang w:eastAsia="es-ES"/>
-          <ns2:ligatures ns2:val="none"/>
+          <w14:ligatures w14:val="none"/>
         </w:rPr>
         <w:t xml:space="preserve">Eurostar </w:t>
       </w:r>
@@ -1576,7 +1485,7 @@
           <w:color w:val="000000"/>
           <w:kern w:val="0"/>
           <w:lang w:eastAsia="es-ES"/>
-          <ns2:ligatures ns2:val="none"/>
+          <w14:ligatures w14:val="none"/>
         </w:rPr>
         <w:t xml:space="preserve">con el </w:t>
       </w:r>
@@ -1586,7 +1495,7 @@
           <w:color w:val="000000"/>
           <w:kern w:val="0"/>
           <w:lang w:eastAsia="es-ES"/>
-          <ns2:ligatures ns2:val="none"/>
+          <w14:ligatures w14:val="none"/>
         </w:rPr>
         <w:t>vehículo asegurado</w:t>
       </w:r>
@@ -1596,7 +1505,7 @@
           <w:color w:val="000000"/>
           <w:kern w:val="0"/>
           <w:lang w:eastAsia="es-ES"/>
-          <ns2:ligatures ns2:val="none"/>
+          <w14:ligatures w14:val="none"/>
         </w:rPr>
         <w:t xml:space="preserve">, </w:t>
       </w:r>
@@ -1606,7 +1515,7 @@
           <w:color w:val="000000"/>
           <w:kern w:val="0"/>
           <w:lang w:eastAsia="es-ES"/>
-          <ns2:ligatures ns2:val="none"/>
+          <w14:ligatures w14:val="none"/>
         </w:rPr>
         <w:t>señalando</w:t>
       </w:r>
@@ -1616,12 +1525,12 @@
           <w:color w:val="000000"/>
           <w:kern w:val="0"/>
           <w:lang w:eastAsia="es-ES"/>
-          <ns2:ligatures ns2:val="none"/>
+          <w14:ligatures w14:val="none"/>
         </w:rPr>
         <w:t xml:space="preserve"> que requería la reparación de los daños y precisó que existía un antecedente en el mismo taller vinculado a un siniestro anterior, en el cual se le señaló que correspondía una reparación sin garantía o una indemnización respecto de la misma parte afectada.</w:t>
       </w:r>
     </w:p>
-    <w:p ns2:paraId="6CEC5386" ns2:textId="77777777">
+    <w:p>
       <w:pPr>
         <w:pStyle w:val="Prrafodelista"/>
         <w:spacing w:after="0" w:line="240" w:lineRule="auto"/>
@@ -1632,11 +1541,11 @@
           <w:color w:val="000000"/>
           <w:kern w:val="0"/>
           <w:lang w:eastAsia="es-ES"/>
-          <ns2:ligatures ns2:val="none"/>
-        </w:rPr>
-      </w:pPr>
-    </w:p>
-    <w:p ns2:paraId="414D252E" ns2:textId="558D74FA">
+          <w14:ligatures w14:val="none"/>
+        </w:rPr>
+      </w:pPr>
+    </w:p>
+    <w:p>
       <w:pPr>
         <w:pStyle w:val="Prrafodelista"/>
         <w:numPr>
@@ -1654,16 +1563,16 @@
           <w:color w:val="000000"/>
           <w:kern w:val="0"/>
           <w:lang w:eastAsia="es-ES"/>
-          <ns2:ligatures ns2:val="none"/>
-        </w:rPr>
-      </w:pPr>
-      <w:r>
-        <w:rPr>
-          <w:rFonts w:ascii="Arial Narrow" w:eastAsia="Times New Roman" w:hAnsi="Arial Narrow" w:cs="Arial"/>
-          <w:color w:val="000000"/>
-          <w:kern w:val="0"/>
-          <w:lang w:eastAsia="es-ES"/>
-          <ns2:ligatures ns2:val="none"/>
+          <w14:ligatures w14:val="none"/>
+        </w:rPr>
+      </w:pPr>
+      <w:r>
+        <w:rPr>
+          <w:rFonts w:ascii="Arial Narrow" w:eastAsia="Times New Roman" w:hAnsi="Arial Narrow" w:cs="Arial"/>
+          <w:color w:val="000000"/>
+          <w:kern w:val="0"/>
+          <w:lang w:eastAsia="es-ES"/>
+          <w14:ligatures w14:val="none"/>
         </w:rPr>
         <w:t>No obstante</w:t>
       </w:r>
@@ -1673,7 +1582,7 @@
           <w:color w:val="000000"/>
           <w:kern w:val="0"/>
           <w:lang w:eastAsia="es-ES"/>
-          <ns2:ligatures ns2:val="none"/>
+          <w14:ligatures w14:val="none"/>
         </w:rPr>
         <w:t xml:space="preserve">, </w:t>
       </w:r>
@@ -1683,7 +1592,7 @@
           <w:color w:val="000000"/>
           <w:kern w:val="0"/>
           <w:lang w:eastAsia="es-ES"/>
-          <ns2:ligatures ns2:val="none"/>
+          <w14:ligatures w14:val="none"/>
         </w:rPr>
         <w:t xml:space="preserve">el asesor del taller </w:t>
       </w:r>
@@ -1693,7 +1602,7 @@
           <w:color w:val="000000"/>
           <w:kern w:val="0"/>
           <w:lang w:eastAsia="es-ES"/>
-          <ns2:ligatures ns2:val="none"/>
+          <w14:ligatures w14:val="none"/>
         </w:rPr>
         <w:t xml:space="preserve">demoró la atención de la cita programada y, luego de ello, le indicó que, por disposición de la Gerencia de </w:t>
       </w:r>
@@ -1703,7 +1612,7 @@
           <w:color w:val="000000"/>
           <w:kern w:val="0"/>
           <w:lang w:eastAsia="es-ES"/>
-          <ns2:ligatures ns2:val="none"/>
+          <w14:ligatures w14:val="none"/>
         </w:rPr>
         <w:t>Eurostar</w:t>
       </w:r>
@@ -1713,7 +1622,7 @@
           <w:color w:val="000000"/>
           <w:kern w:val="0"/>
           <w:lang w:eastAsia="es-ES"/>
-          <ns2:ligatures ns2:val="none"/>
+          <w14:ligatures w14:val="none"/>
         </w:rPr>
         <w:t xml:space="preserve">, no podía ser atendido, bajo el argumento de que su presencia correspondía a un trámite de indemnización. Frente a ello, </w:t>
       </w:r>
@@ -1723,7 +1632,7 @@
           <w:color w:val="000000"/>
           <w:kern w:val="0"/>
           <w:lang w:eastAsia="es-ES"/>
-          <ns2:ligatures ns2:val="none"/>
+          <w14:ligatures w14:val="none"/>
         </w:rPr>
         <w:t>señaló</w:t>
       </w:r>
@@ -1733,7 +1642,7 @@
           <w:color w:val="000000"/>
           <w:kern w:val="0"/>
           <w:lang w:eastAsia="es-ES"/>
-          <ns2:ligatures ns2:val="none"/>
+          <w14:ligatures w14:val="none"/>
         </w:rPr>
         <w:t xml:space="preserve"> que desistía de cualquier pretensión de indemnización y que solicitaba únicamente la </w:t>
       </w:r>
@@ -1743,7 +1652,7 @@
           <w:color w:val="000000"/>
           <w:kern w:val="0"/>
           <w:lang w:eastAsia="es-ES"/>
-          <ns2:ligatures ns2:val="none"/>
+          <w14:ligatures w14:val="none"/>
         </w:rPr>
         <w:lastRenderedPageBreak/>
         <w:t xml:space="preserve">evaluación de los daños del </w:t>
@@ -1754,7 +1663,7 @@
           <w:color w:val="000000"/>
           <w:kern w:val="0"/>
           <w:lang w:eastAsia="es-ES"/>
-          <ns2:ligatures ns2:val="none"/>
+          <w14:ligatures w14:val="none"/>
         </w:rPr>
         <w:t xml:space="preserve">vehículo asegurado </w:t>
       </w:r>
@@ -1764,12 +1673,12 @@
           <w:color w:val="000000"/>
           <w:kern w:val="0"/>
           <w:lang w:eastAsia="es-ES"/>
-          <ns2:ligatures ns2:val="none"/>
+          <w14:ligatures w14:val="none"/>
         </w:rPr>
         <w:t>para su reparación, conforme a la orden de atención y la cita previamente agendada.</w:t>
       </w:r>
     </w:p>
-    <w:p ns2:paraId="479825F6" ns2:textId="77777777">
+    <w:p>
       <w:pPr>
         <w:pStyle w:val="Prrafodelista"/>
         <w:spacing w:after="0" w:line="240" w:lineRule="auto"/>
@@ -1780,11 +1689,11 @@
           <w:color w:val="000000"/>
           <w:kern w:val="0"/>
           <w:lang w:eastAsia="es-ES"/>
-          <ns2:ligatures ns2:val="none"/>
-        </w:rPr>
-      </w:pPr>
-    </w:p>
-    <w:p ns2:paraId="32F51673" ns2:textId="099EC32E">
+          <w14:ligatures w14:val="none"/>
+        </w:rPr>
+      </w:pPr>
+    </w:p>
+    <w:p>
       <w:pPr>
         <w:pStyle w:val="Prrafodelista"/>
         <w:numPr>
@@ -1802,16 +1711,16 @@
           <w:color w:val="000000"/>
           <w:kern w:val="0"/>
           <w:lang w:eastAsia="es-ES"/>
-          <ns2:ligatures ns2:val="none"/>
-        </w:rPr>
-      </w:pPr>
-      <w:r>
-        <w:rPr>
-          <w:rFonts w:ascii="Arial Narrow" w:eastAsia="Times New Roman" w:hAnsi="Arial Narrow" w:cs="Arial"/>
-          <w:color w:val="000000"/>
-          <w:kern w:val="0"/>
-          <w:lang w:eastAsia="es-ES"/>
-          <ns2:ligatures ns2:val="none"/>
+          <w14:ligatures w14:val="none"/>
+        </w:rPr>
+      </w:pPr>
+      <w:r>
+        <w:rPr>
+          <w:rFonts w:ascii="Arial Narrow" w:eastAsia="Times New Roman" w:hAnsi="Arial Narrow" w:cs="Arial"/>
+          <w:color w:val="000000"/>
+          <w:kern w:val="0"/>
+          <w:lang w:eastAsia="es-ES"/>
+          <w14:ligatures w14:val="none"/>
         </w:rPr>
         <w:t>Sin embargo</w:t>
       </w:r>
@@ -1821,7 +1730,7 @@
           <w:color w:val="000000"/>
           <w:kern w:val="0"/>
           <w:lang w:eastAsia="es-ES"/>
-          <ns2:ligatures ns2:val="none"/>
+          <w14:ligatures w14:val="none"/>
         </w:rPr>
         <w:t xml:space="preserve">, </w:t>
       </w:r>
@@ -1831,7 +1740,7 @@
           <w:color w:val="000000"/>
           <w:kern w:val="0"/>
           <w:lang w:eastAsia="es-ES"/>
-          <ns2:ligatures ns2:val="none"/>
+          <w14:ligatures w14:val="none"/>
         </w:rPr>
         <w:t xml:space="preserve">el asesor del taller </w:t>
       </w:r>
@@ -1841,7 +1750,7 @@
           <w:color w:val="000000"/>
           <w:kern w:val="0"/>
           <w:lang w:eastAsia="es-ES"/>
-          <ns2:ligatures ns2:val="none"/>
+          <w14:ligatures w14:val="none"/>
         </w:rPr>
         <w:t xml:space="preserve">mantuvo la negativa de atención señalando instrucciones de la Gerencia de </w:t>
       </w:r>
@@ -1851,7 +1760,7 @@
           <w:color w:val="000000"/>
           <w:kern w:val="0"/>
           <w:lang w:eastAsia="es-ES"/>
-          <ns2:ligatures ns2:val="none"/>
+          <w14:ligatures w14:val="none"/>
         </w:rPr>
         <w:t>Eurostar</w:t>
       </w:r>
@@ -1861,7 +1770,7 @@
           <w:color w:val="000000"/>
           <w:kern w:val="0"/>
           <w:lang w:eastAsia="es-ES"/>
-          <ns2:ligatures ns2:val="none"/>
+          <w14:ligatures w14:val="none"/>
         </w:rPr>
         <w:t xml:space="preserve">, pese a que existía una orden de atención vigente y una cita programada. Asimismo, dicha negativa se produjo en un contexto en el que existía un procedimiento anterior en trámite contra </w:t>
       </w:r>
@@ -1871,7 +1780,7 @@
           <w:color w:val="000000"/>
           <w:kern w:val="0"/>
           <w:lang w:eastAsia="es-ES"/>
-          <ns2:ligatures ns2:val="none"/>
+          <w14:ligatures w14:val="none"/>
         </w:rPr>
         <w:t xml:space="preserve">Eurostar </w:t>
       </w:r>
@@ -1881,7 +1790,7 @@
           <w:color w:val="000000"/>
           <w:kern w:val="0"/>
           <w:lang w:eastAsia="es-ES"/>
-          <ns2:ligatures ns2:val="none"/>
+          <w14:ligatures w14:val="none"/>
         </w:rPr>
         <w:t xml:space="preserve">y </w:t>
       </w:r>
@@ -1891,7 +1800,7 @@
           <w:color w:val="000000"/>
           <w:kern w:val="0"/>
           <w:lang w:eastAsia="es-ES"/>
-          <ns2:ligatures ns2:val="none"/>
+          <w14:ligatures w14:val="none"/>
         </w:rPr>
         <w:t>Quálitas</w:t>
       </w:r>
@@ -1901,7 +1810,7 @@
           <w:color w:val="000000"/>
           <w:kern w:val="0"/>
           <w:lang w:eastAsia="es-ES"/>
-          <ns2:ligatures ns2:val="none"/>
+          <w14:ligatures w14:val="none"/>
         </w:rPr>
         <w:t xml:space="preserve">, identificado como </w:t>
       </w:r>
@@ -1911,7 +1820,7 @@
           <w:color w:val="000000"/>
           <w:kern w:val="0"/>
           <w:lang w:eastAsia="es-ES"/>
-          <ns2:ligatures ns2:val="none"/>
+          <w14:ligatures w14:val="none"/>
         </w:rPr>
         <w:t xml:space="preserve">el </w:t>
       </w:r>
@@ -1921,7 +1830,7 @@
           <w:color w:val="000000"/>
           <w:kern w:val="0"/>
           <w:lang w:eastAsia="es-ES"/>
-          <ns2:ligatures ns2:val="none"/>
+          <w14:ligatures w14:val="none"/>
         </w:rPr>
         <w:t>Expediente 2300-2025/PS1.</w:t>
       </w:r>
@@ -1931,12 +1840,12 @@
           <w:color w:val="000000"/>
           <w:kern w:val="0"/>
           <w:lang w:eastAsia="es-ES"/>
-          <ns2:ligatures ns2:val="none"/>
+          <w14:ligatures w14:val="none"/>
         </w:rPr>
         <w:t xml:space="preserve"> </w:t>
       </w:r>
     </w:p>
-    <w:p ns2:paraId="7F6B0993" ns2:textId="77777777">
+    <w:p>
       <w:pPr>
         <w:pStyle w:val="Prrafodelista"/>
         <w:spacing w:after="0" w:line="240" w:lineRule="auto"/>
@@ -1947,11 +1856,11 @@
           <w:color w:val="000000"/>
           <w:kern w:val="0"/>
           <w:lang w:eastAsia="es-ES"/>
-          <ns2:ligatures ns2:val="none"/>
-        </w:rPr>
-      </w:pPr>
-    </w:p>
-    <w:p ns2:paraId="03C7E08F" ns2:textId="68108D36">
+          <w14:ligatures w14:val="none"/>
+        </w:rPr>
+      </w:pPr>
+    </w:p>
+    <w:p>
       <w:pPr>
         <w:pStyle w:val="Prrafodelista"/>
         <w:numPr>
@@ -1969,16 +1878,16 @@
           <w:color w:val="000000"/>
           <w:kern w:val="0"/>
           <w:lang w:eastAsia="es-ES"/>
-          <ns2:ligatures ns2:val="none"/>
-        </w:rPr>
-      </w:pPr>
-      <w:r>
-        <w:rPr>
-          <w:rFonts w:ascii="Arial Narrow" w:eastAsia="Times New Roman" w:hAnsi="Arial Narrow" w:cs="Arial"/>
-          <w:color w:val="000000"/>
-          <w:kern w:val="0"/>
-          <w:lang w:eastAsia="es-ES"/>
-          <ns2:ligatures ns2:val="none"/>
+          <w14:ligatures w14:val="none"/>
+        </w:rPr>
+      </w:pPr>
+      <w:r>
+        <w:rPr>
+          <w:rFonts w:ascii="Arial Narrow" w:eastAsia="Times New Roman" w:hAnsi="Arial Narrow" w:cs="Arial"/>
+          <w:color w:val="000000"/>
+          <w:kern w:val="0"/>
+          <w:lang w:eastAsia="es-ES"/>
+          <w14:ligatures w14:val="none"/>
         </w:rPr>
         <w:t>L</w:t>
       </w:r>
@@ -1988,7 +1897,7 @@
           <w:color w:val="000000"/>
           <w:kern w:val="0"/>
           <w:lang w:eastAsia="es-ES"/>
-          <ns2:ligatures ns2:val="none"/>
+          <w14:ligatures w14:val="none"/>
         </w:rPr>
         <w:t xml:space="preserve">uego de insistir en la atención solicitada, </w:t>
       </w:r>
@@ -1998,7 +1907,7 @@
           <w:color w:val="000000"/>
           <w:kern w:val="0"/>
           <w:lang w:eastAsia="es-ES"/>
-          <ns2:ligatures ns2:val="none"/>
+          <w14:ligatures w14:val="none"/>
         </w:rPr>
         <w:t xml:space="preserve">el asesor del taller </w:t>
       </w:r>
@@ -2008,7 +1917,7 @@
           <w:color w:val="000000"/>
           <w:kern w:val="0"/>
           <w:lang w:eastAsia="es-ES"/>
-          <ns2:ligatures ns2:val="none"/>
+          <w14:ligatures w14:val="none"/>
         </w:rPr>
         <w:t xml:space="preserve">se comunicó con sus superiores y recibió la instrucción de atenderlo, por lo que procedió a realizar la evaluación del </w:t>
       </w:r>
@@ -2018,7 +1927,7 @@
           <w:color w:val="000000"/>
           <w:kern w:val="0"/>
           <w:lang w:eastAsia="es-ES"/>
-          <ns2:ligatures ns2:val="none"/>
+          <w14:ligatures w14:val="none"/>
         </w:rPr>
         <w:t xml:space="preserve">vehículo asegurado </w:t>
       </w:r>
@@ -2028,7 +1937,7 @@
           <w:color w:val="000000"/>
           <w:kern w:val="0"/>
           <w:lang w:eastAsia="es-ES"/>
-          <ns2:ligatures ns2:val="none"/>
+          <w14:ligatures w14:val="none"/>
         </w:rPr>
         <w:t>y la inspección de los daños materiales.</w:t>
       </w:r>
@@ -2038,7 +1947,7 @@
           <w:color w:val="000000"/>
           <w:kern w:val="0"/>
           <w:lang w:eastAsia="es-ES"/>
-          <ns2:ligatures ns2:val="none"/>
+          <w14:ligatures w14:val="none"/>
         </w:rPr>
         <w:t xml:space="preserve"> Como resultado, se </w:t>
       </w:r>
@@ -2048,7 +1957,7 @@
           <w:color w:val="000000"/>
           <w:kern w:val="0"/>
           <w:lang w:eastAsia="es-ES"/>
-          <ns2:ligatures ns2:val="none"/>
+          <w14:ligatures w14:val="none"/>
         </w:rPr>
         <w:t>estimó parcialmente la reparación de daños en US$ 266,98 por conceptos de mano de obra y pintura, quedando pendiente la cotización de repuestos.</w:t>
       </w:r>
@@ -2058,7 +1967,7 @@
           <w:color w:val="000000"/>
           <w:kern w:val="0"/>
           <w:lang w:eastAsia="es-ES"/>
-          <ns2:ligatures ns2:val="none"/>
+          <w14:ligatures w14:val="none"/>
         </w:rPr>
         <w:t xml:space="preserve"> </w:t>
       </w:r>
@@ -2068,12 +1977,12 @@
           <w:color w:val="000000"/>
           <w:kern w:val="0"/>
           <w:lang w:eastAsia="es-ES"/>
-          <ns2:ligatures ns2:val="none"/>
+          <w14:ligatures w14:val="none"/>
         </w:rPr>
         <w:t xml:space="preserve"> </w:t>
       </w:r>
     </w:p>
-    <w:p ns2:paraId="25FE91C3" ns2:textId="77777777">
+    <w:p>
       <w:pPr>
         <w:pStyle w:val="Prrafodelista"/>
         <w:spacing w:after="0" w:line="240" w:lineRule="auto"/>
@@ -2084,11 +1993,11 @@
           <w:color w:val="000000"/>
           <w:kern w:val="0"/>
           <w:lang w:eastAsia="es-ES"/>
-          <ns2:ligatures ns2:val="none"/>
-        </w:rPr>
-      </w:pPr>
-    </w:p>
-    <w:p ns2:paraId="322AA814" ns2:textId="608FE268">
+          <w14:ligatures w14:val="none"/>
+        </w:rPr>
+      </w:pPr>
+    </w:p>
+    <w:p>
       <w:pPr>
         <w:pStyle w:val="Prrafodelista"/>
         <w:numPr>
@@ -2106,16 +2015,16 @@
           <w:color w:val="000000"/>
           <w:kern w:val="0"/>
           <w:lang w:eastAsia="es-ES"/>
-          <ns2:ligatures ns2:val="none"/>
-        </w:rPr>
-      </w:pPr>
-      <w:r>
-        <w:rPr>
-          <w:rFonts w:ascii="Arial Narrow" w:eastAsia="Times New Roman" w:hAnsi="Arial Narrow" w:cs="Arial"/>
-          <w:color w:val="000000"/>
-          <w:kern w:val="0"/>
-          <w:lang w:eastAsia="es-ES"/>
-          <ns2:ligatures ns2:val="none"/>
+          <w14:ligatures w14:val="none"/>
+        </w:rPr>
+      </w:pPr>
+      <w:r>
+        <w:rPr>
+          <w:rFonts w:ascii="Arial Narrow" w:eastAsia="Times New Roman" w:hAnsi="Arial Narrow" w:cs="Arial"/>
+          <w:color w:val="000000"/>
+          <w:kern w:val="0"/>
+          <w:lang w:eastAsia="es-ES"/>
+          <w14:ligatures w14:val="none"/>
         </w:rPr>
         <w:t>No obstante</w:t>
       </w:r>
@@ -2125,7 +2034,7 @@
           <w:color w:val="000000"/>
           <w:kern w:val="0"/>
           <w:lang w:eastAsia="es-ES"/>
-          <ns2:ligatures ns2:val="none"/>
+          <w14:ligatures w14:val="none"/>
         </w:rPr>
         <w:t xml:space="preserve">, la atención del siniestro quedó en la etapa de cotización parcial efectuada por </w:t>
       </w:r>
@@ -2135,7 +2044,7 @@
           <w:color w:val="000000"/>
           <w:kern w:val="0"/>
           <w:lang w:eastAsia="es-ES"/>
-          <ns2:ligatures ns2:val="none"/>
+          <w14:ligatures w14:val="none"/>
         </w:rPr>
         <w:t>Eurostar</w:t>
       </w:r>
@@ -2145,7 +2054,7 @@
           <w:color w:val="000000"/>
           <w:kern w:val="0"/>
           <w:lang w:eastAsia="es-ES"/>
-          <ns2:ligatures ns2:val="none"/>
+          <w14:ligatures w14:val="none"/>
         </w:rPr>
         <w:t xml:space="preserve">, sin que se le informara si dicha empresa remitió la liquidación a </w:t>
       </w:r>
@@ -2155,7 +2064,7 @@
           <w:color w:val="000000"/>
           <w:kern w:val="0"/>
           <w:lang w:eastAsia="es-ES"/>
-          <ns2:ligatures ns2:val="none"/>
+          <w14:ligatures w14:val="none"/>
         </w:rPr>
         <w:t>Quálitas</w:t>
       </w:r>
@@ -2165,7 +2074,7 @@
           <w:color w:val="000000"/>
           <w:kern w:val="0"/>
           <w:lang w:eastAsia="es-ES"/>
-          <ns2:ligatures ns2:val="none"/>
+          <w14:ligatures w14:val="none"/>
         </w:rPr>
         <w:t xml:space="preserve">, si </w:t>
       </w:r>
@@ -2175,7 +2084,7 @@
           <w:color w:val="000000"/>
           <w:kern w:val="0"/>
           <w:lang w:eastAsia="es-ES"/>
-          <ns2:ligatures ns2:val="none"/>
+          <w14:ligatures w14:val="none"/>
         </w:rPr>
         <w:t>la compañía aseguradora</w:t>
       </w:r>
@@ -2185,7 +2094,7 @@
           <w:color w:val="000000"/>
           <w:kern w:val="0"/>
           <w:lang w:eastAsia="es-ES"/>
-          <ns2:ligatures ns2:val="none"/>
+          <w14:ligatures w14:val="none"/>
         </w:rPr>
         <w:t xml:space="preserve"> emitió la aprobación correspondiente o si Eurostar</w:t>
       </w:r>
@@ -2195,7 +2104,7 @@
           <w:color w:val="000000"/>
           <w:kern w:val="0"/>
           <w:lang w:eastAsia="es-ES"/>
-          <ns2:ligatures ns2:val="none"/>
+          <w14:ligatures w14:val="none"/>
         </w:rPr>
         <w:t xml:space="preserve"> </w:t>
       </w:r>
@@ -2205,7 +2114,7 @@
           <w:color w:val="000000"/>
           <w:kern w:val="0"/>
           <w:lang w:eastAsia="es-ES"/>
-          <ns2:ligatures ns2:val="none"/>
+          <w14:ligatures w14:val="none"/>
         </w:rPr>
         <w:t xml:space="preserve">recibió alguna comunicación para continuar con la reparación del </w:t>
       </w:r>
@@ -2215,7 +2124,7 @@
           <w:color w:val="000000"/>
           <w:kern w:val="0"/>
           <w:lang w:eastAsia="es-ES"/>
-          <ns2:ligatures ns2:val="none"/>
+          <w14:ligatures w14:val="none"/>
         </w:rPr>
         <w:t>vehículo asegurado</w:t>
       </w:r>
@@ -2225,12 +2134,12 @@
           <w:color w:val="000000"/>
           <w:kern w:val="0"/>
           <w:lang w:eastAsia="es-ES"/>
-          <ns2:ligatures ns2:val="none"/>
+          <w14:ligatures w14:val="none"/>
         </w:rPr>
         <w:t>.</w:t>
       </w:r>
     </w:p>
-    <w:p ns2:paraId="60D726B4" ns2:textId="77777777">
+    <w:p>
       <w:pPr>
         <w:pStyle w:val="Prrafodelista"/>
         <w:rPr>
@@ -2238,11 +2147,11 @@
           <w:color w:val="000000"/>
           <w:kern w:val="0"/>
           <w:lang w:eastAsia="es-ES"/>
-          <ns2:ligatures ns2:val="none"/>
-        </w:rPr>
-      </w:pPr>
-    </w:p>
-    <w:p ns2:paraId="6FDBDDC1" ns2:textId="6334A05A">
+          <w14:ligatures w14:val="none"/>
+        </w:rPr>
+      </w:pPr>
+    </w:p>
+    <w:p>
       <w:pPr>
         <w:pStyle w:val="Prrafodelista"/>
         <w:numPr>
@@ -2260,16 +2169,16 @@
           <w:color w:val="000000"/>
           <w:kern w:val="0"/>
           <w:lang w:eastAsia="es-ES"/>
-          <ns2:ligatures ns2:val="none"/>
-        </w:rPr>
-      </w:pPr>
-      <w:r>
-        <w:rPr>
-          <w:rFonts w:ascii="Arial Narrow" w:eastAsia="Times New Roman" w:hAnsi="Arial Narrow" w:cs="Arial"/>
-          <w:color w:val="000000"/>
-          <w:kern w:val="0"/>
-          <w:lang w:eastAsia="es-ES"/>
-          <ns2:ligatures ns2:val="none"/>
+          <w14:ligatures w14:val="none"/>
+        </w:rPr>
+      </w:pPr>
+      <w:r>
+        <w:rPr>
+          <w:rFonts w:ascii="Arial Narrow" w:eastAsia="Times New Roman" w:hAnsi="Arial Narrow" w:cs="Arial"/>
+          <w:color w:val="000000"/>
+          <w:kern w:val="0"/>
+          <w:lang w:eastAsia="es-ES"/>
+          <w14:ligatures w14:val="none"/>
         </w:rPr>
         <w:t>Posteriormente, solicitó a</w:t>
       </w:r>
@@ -2279,7 +2188,7 @@
           <w:color w:val="000000"/>
           <w:kern w:val="0"/>
           <w:lang w:eastAsia="es-ES"/>
-          <ns2:ligatures ns2:val="none"/>
+          <w14:ligatures w14:val="none"/>
         </w:rPr>
         <w:t xml:space="preserve">l asesor del taller </w:t>
       </w:r>
@@ -2289,7 +2198,7 @@
           <w:color w:val="000000"/>
           <w:kern w:val="0"/>
           <w:lang w:eastAsia="es-ES"/>
-          <ns2:ligatures ns2:val="none"/>
+          <w14:ligatures w14:val="none"/>
         </w:rPr>
         <w:t xml:space="preserve">el Libro de Reclamaciones de Eurostar para registrar lo ocurrido durante la atención de la cita programada. </w:t>
       </w:r>
@@ -2299,7 +2208,7 @@
           <w:color w:val="000000"/>
           <w:kern w:val="0"/>
           <w:lang w:eastAsia="es-ES"/>
-          <ns2:ligatures ns2:val="none"/>
+          <w14:ligatures w14:val="none"/>
         </w:rPr>
         <w:t xml:space="preserve">El asesor del taller </w:t>
       </w:r>
@@ -2309,12 +2218,12 @@
           <w:color w:val="000000"/>
           <w:kern w:val="0"/>
           <w:lang w:eastAsia="es-ES"/>
-          <ns2:ligatures ns2:val="none"/>
+          <w14:ligatures w14:val="none"/>
         </w:rPr>
         <w:t xml:space="preserve">le indicó que Eurostar no contaba con un libro físico y que el registro podía realizarse de forma virtual mediante el portal web de la empresa. No obstante, ingresó al portal web de Eurostar y no encontró disponible el Libro de Reclamaciones virtual. </w:t>
       </w:r>
     </w:p>
-    <w:p ns2:paraId="297ED09F" ns2:textId="77777777">
+    <w:p>
       <w:pPr>
         <w:pStyle w:val="Prrafodelista"/>
         <w:spacing w:after="0" w:line="240" w:lineRule="auto"/>
@@ -2325,11 +2234,11 @@
           <w:color w:val="000000"/>
           <w:kern w:val="0"/>
           <w:lang w:eastAsia="es-ES"/>
-          <ns2:ligatures ns2:val="none"/>
-        </w:rPr>
-      </w:pPr>
-    </w:p>
-    <w:p ns2:paraId="011636F0" ns2:textId="71523C9F">
+          <w14:ligatures w14:val="none"/>
+        </w:rPr>
+      </w:pPr>
+    </w:p>
+    <w:p>
       <w:pPr>
         <w:pStyle w:val="Prrafodelista"/>
         <w:numPr>
@@ -2347,16 +2256,16 @@
           <w:color w:val="000000"/>
           <w:kern w:val="0"/>
           <w:lang w:eastAsia="es-ES"/>
-          <ns2:ligatures ns2:val="none"/>
-        </w:rPr>
-      </w:pPr>
-      <w:r>
-        <w:rPr>
-          <w:rFonts w:ascii="Arial Narrow" w:eastAsia="Times New Roman" w:hAnsi="Arial Narrow" w:cs="Arial"/>
-          <w:color w:val="000000"/>
-          <w:kern w:val="0"/>
-          <w:lang w:eastAsia="es-ES"/>
-          <ns2:ligatures ns2:val="none"/>
+          <w14:ligatures w14:val="none"/>
+        </w:rPr>
+      </w:pPr>
+      <w:r>
+        <w:rPr>
+          <w:rFonts w:ascii="Arial Narrow" w:eastAsia="Times New Roman" w:hAnsi="Arial Narrow" w:cs="Arial"/>
+          <w:color w:val="000000"/>
+          <w:kern w:val="0"/>
+          <w:lang w:eastAsia="es-ES"/>
+          <w14:ligatures w14:val="none"/>
         </w:rPr>
         <w:t xml:space="preserve">El 12 de abril de 2026, realizó una nueva revisión del portal web de </w:t>
       </w:r>
@@ -2367,7 +2276,7 @@
           <w:color w:val="000000"/>
           <w:kern w:val="0"/>
           <w:lang w:eastAsia="es-ES"/>
-          <ns2:ligatures ns2:val="none"/>
+          <w14:ligatures w14:val="none"/>
         </w:rPr>
         <w:t xml:space="preserve">Eurostar </w:t>
       </w:r>
@@ -2378,7 +2287,7 @@
           <w:color w:val="000000"/>
           <w:kern w:val="0"/>
           <w:lang w:eastAsia="es-ES"/>
-          <ns2:ligatures ns2:val="none"/>
+          <w14:ligatures w14:val="none"/>
         </w:rPr>
         <w:t>pero</w:t>
       </w:r>
@@ -2388,12 +2297,12 @@
           <w:color w:val="000000"/>
           <w:kern w:val="0"/>
           <w:lang w:eastAsia="es-ES"/>
-          <ns2:ligatures ns2:val="none"/>
+          <w14:ligatures w14:val="none"/>
         </w:rPr>
         <w:t xml:space="preserve"> no encontró disponible el Libro de Reclamaciones virtual para registrar una reclamación.</w:t>
       </w:r>
     </w:p>
-    <w:p ns2:paraId="4C463A20" ns2:textId="77777777">
+    <w:p>
       <w:pPr>
         <w:pStyle w:val="Prrafodelista"/>
         <w:spacing w:after="0" w:line="240" w:lineRule="auto"/>
@@ -2404,11 +2313,11 @@
           <w:color w:val="000000"/>
           <w:kern w:val="0"/>
           <w:lang w:eastAsia="es-ES"/>
-          <ns2:ligatures ns2:val="none"/>
-        </w:rPr>
-      </w:pPr>
-    </w:p>
-    <w:p ns2:paraId="2FB14F49" ns2:textId="3BEAF8E7">
+          <w14:ligatures w14:val="none"/>
+        </w:rPr>
+      </w:pPr>
+    </w:p>
+    <w:p>
       <w:pPr>
         <w:pStyle w:val="Prrafodelista"/>
         <w:numPr>
@@ -2426,16 +2335,16 @@
           <w:color w:val="000000"/>
           <w:kern w:val="0"/>
           <w:lang w:eastAsia="es-ES"/>
-          <ns2:ligatures ns2:val="none"/>
-        </w:rPr>
-      </w:pPr>
-      <w:r>
-        <w:rPr>
-          <w:rFonts w:ascii="Arial Narrow" w:eastAsia="Times New Roman" w:hAnsi="Arial Narrow" w:cs="Arial"/>
-          <w:color w:val="000000"/>
-          <w:kern w:val="0"/>
-          <w:lang w:eastAsia="es-ES"/>
-          <ns2:ligatures ns2:val="none"/>
+          <w14:ligatures w14:val="none"/>
+        </w:rPr>
+      </w:pPr>
+      <w:r>
+        <w:rPr>
+          <w:rFonts w:ascii="Arial Narrow" w:eastAsia="Times New Roman" w:hAnsi="Arial Narrow" w:cs="Arial"/>
+          <w:color w:val="000000"/>
+          <w:kern w:val="0"/>
+          <w:lang w:eastAsia="es-ES"/>
+          <w14:ligatures w14:val="none"/>
         </w:rPr>
         <w:t>Hasta la fecha</w:t>
       </w:r>
@@ -2445,7 +2354,7 @@
           <w:color w:val="000000"/>
           <w:kern w:val="0"/>
           <w:lang w:eastAsia="es-ES"/>
-          <ns2:ligatures ns2:val="none"/>
+          <w14:ligatures w14:val="none"/>
         </w:rPr>
         <w:t xml:space="preserve">, </w:t>
       </w:r>
@@ -2455,7 +2364,7 @@
           <w:color w:val="000000"/>
           <w:kern w:val="0"/>
           <w:lang w:eastAsia="es-ES"/>
-          <ns2:ligatures ns2:val="none"/>
+          <w14:ligatures w14:val="none"/>
         </w:rPr>
         <w:t xml:space="preserve">Quálitas </w:t>
       </w:r>
@@ -2465,7 +2374,7 @@
           <w:color w:val="000000"/>
           <w:kern w:val="0"/>
           <w:lang w:eastAsia="es-ES"/>
-          <ns2:ligatures ns2:val="none"/>
+          <w14:ligatures w14:val="none"/>
         </w:rPr>
         <w:t xml:space="preserve">no brindó conformidad ni aprobación a la cotización realizada por </w:t>
       </w:r>
@@ -2475,7 +2384,7 @@
           <w:color w:val="000000"/>
           <w:kern w:val="0"/>
           <w:lang w:eastAsia="es-ES"/>
-          <ns2:ligatures ns2:val="none"/>
+          <w14:ligatures w14:val="none"/>
         </w:rPr>
         <w:t>Eurostar</w:t>
       </w:r>
@@ -2485,7 +2394,7 @@
           <w:color w:val="000000"/>
           <w:kern w:val="0"/>
           <w:lang w:eastAsia="es-ES"/>
-          <ns2:ligatures ns2:val="none"/>
+          <w14:ligatures w14:val="none"/>
         </w:rPr>
         <w:t xml:space="preserve">, taller que formaba parte de su lista de talleres como “Gamma Alta </w:t>
       </w:r>
@@ -2496,7 +2405,7 @@
           <w:color w:val="000000"/>
           <w:kern w:val="0"/>
           <w:lang w:eastAsia="es-ES"/>
-          <ns2:ligatures ns2:val="none"/>
+          <w14:ligatures w14:val="none"/>
         </w:rPr>
         <w:t>Qualificado</w:t>
       </w:r>
@@ -2507,7 +2416,7 @@
           <w:color w:val="000000"/>
           <w:kern w:val="0"/>
           <w:lang w:eastAsia="es-ES"/>
-          <ns2:ligatures ns2:val="none"/>
+          <w14:ligatures w14:val="none"/>
         </w:rPr>
         <w:t>”.</w:t>
       </w:r>
@@ -2517,7 +2426,7 @@
           <w:color w:val="000000"/>
           <w:kern w:val="0"/>
           <w:lang w:eastAsia="es-ES"/>
-          <ns2:ligatures ns2:val="none"/>
+          <w14:ligatures w14:val="none"/>
         </w:rPr>
         <w:t xml:space="preserve"> Además, Eurostar </w:t>
       </w:r>
@@ -2527,7 +2436,7 @@
           <w:color w:val="000000"/>
           <w:kern w:val="0"/>
           <w:lang w:eastAsia="es-ES"/>
-          <ns2:ligatures ns2:val="none"/>
+          <w14:ligatures w14:val="none"/>
         </w:rPr>
         <w:t xml:space="preserve">no le comunicó el estado del trámite de aprobación de la cotización ante </w:t>
       </w:r>
@@ -2537,7 +2446,7 @@
           <w:color w:val="000000"/>
           <w:kern w:val="0"/>
           <w:lang w:eastAsia="es-ES"/>
-          <ns2:ligatures ns2:val="none"/>
+          <w14:ligatures w14:val="none"/>
         </w:rPr>
         <w:t xml:space="preserve">la compañía </w:t>
       </w:r>
@@ -2547,7 +2456,7 @@
           <w:color w:val="000000"/>
           <w:kern w:val="0"/>
           <w:lang w:eastAsia="es-ES"/>
-          <ns2:ligatures ns2:val="none"/>
+          <w14:ligatures w14:val="none"/>
         </w:rPr>
         <w:t xml:space="preserve">aseguradora </w:t>
       </w:r>
@@ -2557,7 +2466,7 @@
           <w:color w:val="000000"/>
           <w:kern w:val="0"/>
           <w:lang w:eastAsia="es-ES"/>
-          <ns2:ligatures ns2:val="none"/>
+          <w14:ligatures w14:val="none"/>
         </w:rPr>
         <w:t xml:space="preserve">ni le brindó información para continuar con la reparación del </w:t>
       </w:r>
@@ -2567,7 +2476,7 @@
           <w:color w:val="000000"/>
           <w:kern w:val="0"/>
           <w:lang w:eastAsia="es-ES"/>
-          <ns2:ligatures ns2:val="none"/>
+          <w14:ligatures w14:val="none"/>
         </w:rPr>
         <w:t>vehículo asegurado</w:t>
       </w:r>
@@ -2577,12 +2486,12 @@
           <w:color w:val="000000"/>
           <w:kern w:val="0"/>
           <w:lang w:eastAsia="es-ES"/>
-          <ns2:ligatures ns2:val="none"/>
+          <w14:ligatures w14:val="none"/>
         </w:rPr>
         <w:t>.</w:t>
       </w:r>
     </w:p>
-    <w:p ns2:paraId="76630485" ns2:textId="77777777">
+    <w:p>
       <w:pPr>
         <w:tabs>
           <w:tab w:val="left" w:pos="1134"/>
@@ -2594,11 +2503,11 @@
           <w:color w:val="000000"/>
           <w:kern w:val="0"/>
           <w:lang w:eastAsia="es-ES"/>
-          <ns2:ligatures ns2:val="none"/>
-        </w:rPr>
-      </w:pPr>
-    </w:p>
-    <w:p ns2:paraId="4FB15987" ns2:textId="25701CE8">
+          <w14:ligatures w14:val="none"/>
+        </w:rPr>
+      </w:pPr>
+    </w:p>
+    <w:p>
       <w:pPr>
         <w:numPr>
           <w:ilvl w:val="1"/>
@@ -2616,7 +2525,7 @@
           <w:color w:val="000000"/>
           <w:kern w:val="0"/>
           <w:lang w:val="es-ES" w:eastAsia="es-ES"/>
-          <ns2:ligatures ns2:val="none"/>
+          <w14:ligatures w14:val="none"/>
         </w:rPr>
       </w:pPr>
       <w:r>
@@ -2625,7 +2534,7 @@
           <w:color w:val="000000"/>
           <w:kern w:val="0"/>
           <w:lang w:val="es-ES" w:eastAsia="es-ES"/>
-          <ns2:ligatures ns2:val="none"/>
+          <w14:ligatures w14:val="none"/>
         </w:rPr>
         <w:t xml:space="preserve">Los señores [APELLIDO] [APELLIDO] y [APELLIDO] [APELLIDO] solicitaron, en calidad de medida correctiva, que: (i) Quálitas y Eurostar cumplan con proseguir con el trámite para la reparación del vehículo asegurado; (ii) Quálitas y Eurostar cumplan con entregar un informe documentado del flujo del caso indicando fechas (recepción, inspección, emisión de cotización, comunicación), áreas, funcionarios responsables y motivo del bloqueo de atención; (iii) Quálitas y Eurostar cumplan con emitir, dentro de un plazo perentorio, un pronunciamiento escrito, motivado y debidamente sustentado sobre la procedencia, observación o rechazo de la reparación vinculada a la Orden 27741, incluyendo las razones técnicas, contractuales y operativas que sustenten su decisión; (iv) Eurostar cumplan con tener un libro de reclamaciones físico y virtual totalmente habilitado; (v) Quálitas y Eurostar cumplan con remitirle una carta de disculpas con firma de sus respectivos gerentes por el trato discriminatorio realizado el 27 de enero de 2026 hasta la fecha, por no haber brindado una respuesta ni solución sobre el siniestro; (vi) Quálitas y Eurostar cumplan con implementar y acreditar un protocolo interno de atención no discriminatoria y de no represalia respecto de consumidores que mantengan reclamos, denuncias o procedimientos en trámite, garantizando que tales antecedentes no constituyan motivo de restricción, demora o negativa del servicio; (vii) Eurostar cumpla con mejorar sus políticas de atención al cliente; y, (viii) Quálitas y Eurostar cumplan con reconocer el los gastos generados y el daño ocasionado en virtud de los hechos materia de denuncia, así como a un abogado, estimado en la suma de S/ 7 000,00 de manera solidaria. Asimismo, requirió el reembolso de costos y costas del presente procedimiento.</w:t>
       </w:r>
@@ -2633,7 +2542,7 @@
         <w:rPr>
           <w:rFonts w:ascii="Arial Narrow" w:eastAsia="Calibri" w:hAnsi="Arial Narrow" w:cs="Arial"/>
           <w:kern w:val="0"/>
-          <ns2:ligatures ns2:val="none"/>
+          <w14:ligatures w14:val="none"/>
         </w:rPr>
         <w:t xml:space="preserve"/>
       </w:r>
@@ -2643,7 +2552,7 @@
           <w:color w:val="000000"/>
           <w:kern w:val="0"/>
           <w:lang w:val="es-ES" w:eastAsia="es-ES"/>
-          <ns2:ligatures ns2:val="none"/>
+          <w14:ligatures w14:val="none"/>
         </w:rPr>
         <w:t/>
       </w:r>
@@ -2653,7 +2562,7 @@
           <w:color w:val="000000"/>
           <w:kern w:val="0"/>
           <w:lang w:val="es-ES" w:eastAsia="es-ES"/>
-          <ns2:ligatures ns2:val="none"/>
+          <w14:ligatures w14:val="none"/>
         </w:rPr>
         <w:t/>
       </w:r>
@@ -2664,7 +2573,7 @@
           <w:color w:val="000000"/>
           <w:kern w:val="0"/>
           <w:lang w:val="es-ES" w:eastAsia="es-ES"/>
-          <ns2:ligatures ns2:val="none"/>
+          <w14:ligatures w14:val="none"/>
         </w:rPr>
         <w:t xml:space="preserve"/>
       </w:r>
@@ -2674,7 +2583,7 @@
           <w:color w:val="000000"/>
           <w:kern w:val="0"/>
           <w:lang w:val="es-ES" w:eastAsia="es-ES"/>
-          <ns2:ligatures ns2:val="none"/>
+          <w14:ligatures w14:val="none"/>
         </w:rPr>
         <w:t/>
       </w:r>
@@ -2684,7 +2593,7 @@
           <w:color w:val="000000"/>
           <w:kern w:val="0"/>
           <w:lang w:val="es-ES" w:eastAsia="es-ES"/>
-          <ns2:ligatures ns2:val="none"/>
+          <w14:ligatures w14:val="none"/>
         </w:rPr>
         <w:t xml:space="preserve"/>
       </w:r>
@@ -2694,7 +2603,7 @@
           <w:color w:val="000000"/>
           <w:kern w:val="0"/>
           <w:lang w:val="es-ES" w:eastAsia="es-ES"/>
-          <ns2:ligatures ns2:val="none"/>
+          <w14:ligatures w14:val="none"/>
         </w:rPr>
         <w:t/>
       </w:r>
@@ -2704,7 +2613,7 @@
           <w:color w:val="000000"/>
           <w:kern w:val="0"/>
           <w:lang w:val="es-ES" w:eastAsia="es-ES"/>
-          <ns2:ligatures ns2:val="none"/>
+          <w14:ligatures w14:val="none"/>
         </w:rPr>
         <w:t xml:space="preserve"/>
       </w:r>
@@ -2714,7 +2623,7 @@
           <w:color w:val="000000"/>
           <w:kern w:val="0"/>
           <w:lang w:val="es-ES" w:eastAsia="es-ES"/>
-          <ns2:ligatures ns2:val="none"/>
+          <w14:ligatures w14:val="none"/>
         </w:rPr>
         <w:t/>
       </w:r>
@@ -2725,7 +2634,7 @@
           <w:color w:val="000000"/>
           <w:kern w:val="0"/>
           <w:lang w:val="es-ES" w:eastAsia="es-ES"/>
-          <ns2:ligatures ns2:val="none"/>
+          <w14:ligatures w14:val="none"/>
         </w:rPr>
         <w:t/>
       </w:r>
@@ -2736,7 +2645,7 @@
           <w:color w:val="000000"/>
           <w:kern w:val="0"/>
           <w:lang w:val="es-ES" w:eastAsia="es-ES"/>
-          <ns2:ligatures ns2:val="none"/>
+          <w14:ligatures w14:val="none"/>
         </w:rPr>
         <w:t/>
       </w:r>
@@ -2746,7 +2655,7 @@
           <w:color w:val="000000"/>
           <w:kern w:val="0"/>
           <w:lang w:val="es-ES" w:eastAsia="es-ES"/>
-          <ns2:ligatures ns2:val="none"/>
+          <w14:ligatures w14:val="none"/>
         </w:rPr>
         <w:t/>
       </w:r>
@@ -2756,7 +2665,7 @@
           <w:color w:val="000000"/>
           <w:kern w:val="0"/>
           <w:lang w:val="es-ES" w:eastAsia="es-ES"/>
-          <ns2:ligatures ns2:val="none"/>
+          <w14:ligatures w14:val="none"/>
         </w:rPr>
         <w:t xml:space="preserve"/>
       </w:r>
@@ -2767,7 +2676,7 @@
           <w:color w:val="000000"/>
           <w:kern w:val="0"/>
           <w:lang w:val="es-ES" w:eastAsia="es-ES"/>
-          <ns2:ligatures ns2:val="none"/>
+          <w14:ligatures w14:val="none"/>
         </w:rPr>
         <w:t/>
       </w:r>
@@ -2778,7 +2687,7 @@
           <w:color w:val="000000"/>
           <w:kern w:val="0"/>
           <w:lang w:val="es-ES" w:eastAsia="es-ES"/>
-          <ns2:ligatures ns2:val="none"/>
+          <w14:ligatures w14:val="none"/>
         </w:rPr>
         <w:t/>
       </w:r>
@@ -2788,7 +2697,7 @@
           <w:color w:val="000000"/>
           <w:kern w:val="0"/>
           <w:lang w:val="es-ES" w:eastAsia="es-ES"/>
-          <ns2:ligatures ns2:val="none"/>
+          <w14:ligatures w14:val="none"/>
         </w:rPr>
         <w:t xml:space="preserve"/>
       </w:r>
@@ -2798,7 +2707,7 @@
           <w:color w:val="000000"/>
           <w:kern w:val="0"/>
           <w:lang w:val="es-ES" w:eastAsia="es-ES"/>
-          <ns2:ligatures ns2:val="none"/>
+          <w14:ligatures w14:val="none"/>
         </w:rPr>
         <w:t/>
       </w:r>
@@ -2808,7 +2717,7 @@
           <w:color w:val="000000"/>
           <w:kern w:val="0"/>
           <w:lang w:val="es-ES" w:eastAsia="es-ES"/>
-          <ns2:ligatures ns2:val="none"/>
+          <w14:ligatures w14:val="none"/>
         </w:rPr>
         <w:t/>
       </w:r>
@@ -2818,7 +2727,7 @@
           <w:color w:val="000000"/>
           <w:kern w:val="0"/>
           <w:lang w:val="es-ES" w:eastAsia="es-ES"/>
-          <ns2:ligatures ns2:val="none"/>
+          <w14:ligatures w14:val="none"/>
         </w:rPr>
         <w:t xml:space="preserve"/>
       </w:r>
@@ -2829,7 +2738,7 @@
           <w:color w:val="000000"/>
           <w:kern w:val="0"/>
           <w:lang w:val="es-ES" w:eastAsia="es-ES"/>
-          <ns2:ligatures ns2:val="none"/>
+          <w14:ligatures w14:val="none"/>
         </w:rPr>
         <w:t/>
       </w:r>
@@ -2840,7 +2749,7 @@
           <w:color w:val="000000"/>
           <w:kern w:val="0"/>
           <w:lang w:val="es-ES" w:eastAsia="es-ES"/>
-          <ns2:ligatures ns2:val="none"/>
+          <w14:ligatures w14:val="none"/>
         </w:rPr>
         <w:t xml:space="preserve"/>
       </w:r>
@@ -2850,7 +2759,7 @@
           <w:color w:val="000000"/>
           <w:kern w:val="0"/>
           <w:lang w:val="es-ES" w:eastAsia="es-ES"/>
-          <ns2:ligatures ns2:val="none"/>
+          <w14:ligatures w14:val="none"/>
         </w:rPr>
         <w:t/>
       </w:r>
@@ -2860,7 +2769,7 @@
           <w:color w:val="000000"/>
           <w:kern w:val="0"/>
           <w:lang w:val="es-ES" w:eastAsia="es-ES"/>
-          <ns2:ligatures ns2:val="none"/>
+          <w14:ligatures w14:val="none"/>
         </w:rPr>
         <w:t xml:space="preserve"/>
       </w:r>
@@ -2870,7 +2779,7 @@
           <w:color w:val="000000"/>
           <w:kern w:val="0"/>
           <w:lang w:val="es-ES" w:eastAsia="es-ES"/>
-          <ns2:ligatures ns2:val="none"/>
+          <w14:ligatures w14:val="none"/>
         </w:rPr>
         <w:t/>
       </w:r>
@@ -2880,7 +2789,7 @@
           <w:color w:val="000000"/>
           <w:kern w:val="0"/>
           <w:lang w:val="es-ES" w:eastAsia="es-ES"/>
-          <ns2:ligatures ns2:val="none"/>
+          <w14:ligatures w14:val="none"/>
         </w:rPr>
         <w:t xml:space="preserve"/>
       </w:r>
@@ -2890,7 +2799,7 @@
           <w:color w:val="000000"/>
           <w:kern w:val="0"/>
           <w:lang w:val="es-ES" w:eastAsia="es-ES"/>
-          <ns2:ligatures ns2:val="none"/>
+          <w14:ligatures w14:val="none"/>
         </w:rPr>
         <w:t/>
       </w:r>
@@ -2900,7 +2809,7 @@
           <w:color w:val="000000"/>
           <w:kern w:val="0"/>
           <w:lang w:val="es-ES" w:eastAsia="es-ES"/>
-          <ns2:ligatures ns2:val="none"/>
+          <w14:ligatures w14:val="none"/>
         </w:rPr>
         <w:t xml:space="preserve"/>
       </w:r>
@@ -2910,7 +2819,7 @@
           <w:color w:val="000000"/>
           <w:kern w:val="0"/>
           <w:lang w:val="es-ES" w:eastAsia="es-ES"/>
-          <ns2:ligatures ns2:val="none"/>
+          <w14:ligatures w14:val="none"/>
         </w:rPr>
         <w:t xml:space="preserve"/>
       </w:r>
@@ -2920,7 +2829,7 @@
           <w:color w:val="000000"/>
           <w:kern w:val="0"/>
           <w:lang w:val="es-ES" w:eastAsia="es-ES"/>
-          <ns2:ligatures ns2:val="none"/>
+          <w14:ligatures w14:val="none"/>
         </w:rPr>
         <w:t/>
       </w:r>
@@ -2930,7 +2839,7 @@
           <w:color w:val="000000"/>
           <w:kern w:val="0"/>
           <w:lang w:val="es-ES" w:eastAsia="es-ES"/>
-          <ns2:ligatures ns2:val="none"/>
+          <w14:ligatures w14:val="none"/>
         </w:rPr>
         <w:t xml:space="preserve"/>
       </w:r>
@@ -2940,7 +2849,7 @@
           <w:color w:val="000000"/>
           <w:kern w:val="0"/>
           <w:lang w:val="es-ES" w:eastAsia="es-ES"/>
-          <ns2:ligatures ns2:val="none"/>
+          <w14:ligatures w14:val="none"/>
         </w:rPr>
         <w:t xml:space="preserve"/>
       </w:r>
@@ -2950,7 +2859,7 @@
           <w:color w:val="000000"/>
           <w:kern w:val="0"/>
           <w:lang w:val="es-ES" w:eastAsia="es-ES"/>
-          <ns2:ligatures ns2:val="none"/>
+          <w14:ligatures w14:val="none"/>
         </w:rPr>
         <w:t xml:space="preserve"/>
       </w:r>
@@ -2960,7 +2869,7 @@
           <w:color w:val="000000"/>
           <w:kern w:val="0"/>
           <w:lang w:val="es-ES" w:eastAsia="es-ES"/>
-          <ns2:ligatures ns2:val="none"/>
+          <w14:ligatures w14:val="none"/>
         </w:rPr>
         <w:t xml:space="preserve"/>
       </w:r>
@@ -2970,7 +2879,7 @@
           <w:color w:val="000000"/>
           <w:kern w:val="0"/>
           <w:lang w:val="es-ES" w:eastAsia="es-ES"/>
-          <ns2:ligatures ns2:val="none"/>
+          <w14:ligatures w14:val="none"/>
         </w:rPr>
         <w:lastRenderedPageBreak/>
         <w:t/>
@@ -2981,7 +2890,7 @@
           <w:color w:val="000000"/>
           <w:kern w:val="0"/>
           <w:lang w:val="es-ES" w:eastAsia="es-ES"/>
-          <ns2:ligatures ns2:val="none"/>
+          <w14:ligatures w14:val="none"/>
         </w:rPr>
         <w:t/>
       </w:r>
@@ -2991,7 +2900,7 @@
           <w:color w:val="000000"/>
           <w:kern w:val="0"/>
           <w:lang w:val="es-ES" w:eastAsia="es-ES"/>
-          <ns2:ligatures ns2:val="none"/>
+          <w14:ligatures w14:val="none"/>
         </w:rPr>
         <w:t xml:space="preserve"/>
       </w:r>
@@ -3002,7 +2911,7 @@
           <w:color w:val="000000"/>
           <w:kern w:val="0"/>
           <w:lang w:val="es-ES" w:eastAsia="es-ES"/>
-          <ns2:ligatures ns2:val="none"/>
+          <w14:ligatures w14:val="none"/>
         </w:rPr>
         <w:t/>
       </w:r>
@@ -3013,7 +2922,7 @@
           <w:color w:val="000000"/>
           <w:kern w:val="0"/>
           <w:lang w:val="es-ES" w:eastAsia="es-ES"/>
-          <ns2:ligatures ns2:val="none"/>
+          <w14:ligatures w14:val="none"/>
         </w:rPr>
         <w:t xml:space="preserve"/>
       </w:r>
@@ -3023,7 +2932,7 @@
           <w:color w:val="000000"/>
           <w:kern w:val="0"/>
           <w:lang w:val="es-ES" w:eastAsia="es-ES"/>
-          <ns2:ligatures ns2:val="none"/>
+          <w14:ligatures w14:val="none"/>
         </w:rPr>
         <w:t/>
       </w:r>
@@ -3033,7 +2942,7 @@
           <w:color w:val="000000"/>
           <w:kern w:val="0"/>
           <w:lang w:val="es-ES" w:eastAsia="es-ES"/>
-          <ns2:ligatures ns2:val="none"/>
+          <w14:ligatures w14:val="none"/>
         </w:rPr>
         <w:t xml:space="preserve"/>
       </w:r>
@@ -3043,7 +2952,7 @@
           <w:color w:val="000000"/>
           <w:kern w:val="0"/>
           <w:lang w:val="es-ES" w:eastAsia="es-ES"/>
-          <ns2:ligatures ns2:val="none"/>
+          <w14:ligatures w14:val="none"/>
         </w:rPr>
         <w:t xml:space="preserve"/>
       </w:r>
@@ -3053,7 +2962,7 @@
           <w:color w:val="000000"/>
           <w:kern w:val="0"/>
           <w:lang w:val="es-ES" w:eastAsia="es-ES"/>
-          <ns2:ligatures ns2:val="none"/>
+          <w14:ligatures w14:val="none"/>
         </w:rPr>
         <w:t/>
       </w:r>
@@ -3064,7 +2973,7 @@
           <w:color w:val="000000"/>
           <w:kern w:val="0"/>
           <w:lang w:val="es-ES" w:eastAsia="es-ES"/>
-          <ns2:ligatures ns2:val="none"/>
+          <w14:ligatures w14:val="none"/>
         </w:rPr>
         <w:t/>
       </w:r>
@@ -3075,7 +2984,7 @@
           <w:color w:val="000000"/>
           <w:kern w:val="0"/>
           <w:lang w:val="es-ES" w:eastAsia="es-ES"/>
-          <ns2:ligatures ns2:val="none"/>
+          <w14:ligatures w14:val="none"/>
         </w:rPr>
         <w:t xml:space="preserve"/>
       </w:r>
@@ -3085,7 +2994,7 @@
           <w:color w:val="000000"/>
           <w:kern w:val="0"/>
           <w:lang w:val="es-ES" w:eastAsia="es-ES"/>
-          <ns2:ligatures ns2:val="none"/>
+          <w14:ligatures w14:val="none"/>
         </w:rPr>
         <w:t/>
       </w:r>
@@ -3095,7 +3004,7 @@
           <w:color w:val="000000"/>
           <w:kern w:val="0"/>
           <w:lang w:val="es-ES" w:eastAsia="es-ES"/>
-          <ns2:ligatures ns2:val="none"/>
+          <w14:ligatures w14:val="none"/>
         </w:rPr>
         <w:t xml:space="preserve"/>
       </w:r>
@@ -3105,7 +3014,7 @@
           <w:color w:val="000000"/>
           <w:kern w:val="0"/>
           <w:lang w:val="es-ES" w:eastAsia="es-ES"/>
-          <ns2:ligatures ns2:val="none"/>
+          <w14:ligatures w14:val="none"/>
         </w:rPr>
         <w:t xml:space="preserve"/>
       </w:r>
@@ -3115,7 +3024,7 @@
           <w:color w:val="000000"/>
           <w:kern w:val="0"/>
           <w:lang w:val="es-ES" w:eastAsia="es-ES"/>
-          <ns2:ligatures ns2:val="none"/>
+          <w14:ligatures w14:val="none"/>
         </w:rPr>
         <w:t/>
       </w:r>
@@ -3125,7 +3034,7 @@
           <w:color w:val="000000"/>
           <w:kern w:val="0"/>
           <w:lang w:val="es-ES" w:eastAsia="es-ES"/>
-          <ns2:ligatures ns2:val="none"/>
+          <w14:ligatures w14:val="none"/>
         </w:rPr>
         <w:t xml:space="preserve"/>
       </w:r>
@@ -3135,7 +3044,7 @@
           <w:color w:val="000000"/>
           <w:kern w:val="0"/>
           <w:lang w:val="es-ES" w:eastAsia="es-ES"/>
-          <ns2:ligatures ns2:val="none"/>
+          <w14:ligatures w14:val="none"/>
         </w:rPr>
         <w:t xml:space="preserve"/>
       </w:r>
@@ -3145,7 +3054,7 @@
           <w:color w:val="000000"/>
           <w:kern w:val="0"/>
           <w:lang w:val="es-ES" w:eastAsia="es-ES"/>
-          <ns2:ligatures ns2:val="none"/>
+          <w14:ligatures w14:val="none"/>
         </w:rPr>
         <w:t/>
       </w:r>
@@ -3155,7 +3064,7 @@
           <w:color w:val="000000"/>
           <w:kern w:val="0"/>
           <w:lang w:val="es-ES" w:eastAsia="es-ES"/>
-          <ns2:ligatures ns2:val="none"/>
+          <w14:ligatures w14:val="none"/>
         </w:rPr>
         <w:t xml:space="preserve"/>
       </w:r>
@@ -3165,7 +3074,7 @@
           <w:color w:val="000000"/>
           <w:kern w:val="0"/>
           <w:lang w:val="es-ES" w:eastAsia="es-ES"/>
-          <ns2:ligatures ns2:val="none"/>
+          <w14:ligatures w14:val="none"/>
         </w:rPr>
         <w:t xml:space="preserve"/>
       </w:r>
@@ -3175,7 +3084,7 @@
           <w:color w:val="000000"/>
           <w:kern w:val="0"/>
           <w:lang w:val="es-ES" w:eastAsia="es-ES"/>
-          <ns2:ligatures ns2:val="none"/>
+          <w14:ligatures w14:val="none"/>
         </w:rPr>
         <w:t/>
       </w:r>
@@ -3185,7 +3094,7 @@
           <w:color w:val="000000"/>
           <w:kern w:val="0"/>
           <w:lang w:val="es-ES" w:eastAsia="es-ES"/>
-          <ns2:ligatures ns2:val="none"/>
+          <w14:ligatures w14:val="none"/>
         </w:rPr>
         <w:t/>
       </w:r>
@@ -3195,7 +3104,7 @@
           <w:color w:val="000000"/>
           <w:kern w:val="0"/>
           <w:lang w:val="es-ES" w:eastAsia="es-ES"/>
-          <ns2:ligatures ns2:val="none"/>
+          <w14:ligatures w14:val="none"/>
         </w:rPr>
         <w:t/>
       </w:r>
@@ -3205,7 +3114,7 @@
           <w:color w:val="000000"/>
           <w:kern w:val="0"/>
           <w:lang w:val="es-ES" w:eastAsia="es-ES"/>
-          <ns2:ligatures ns2:val="none"/>
+          <w14:ligatures w14:val="none"/>
         </w:rPr>
         <w:t xml:space="preserve"/>
       </w:r>
@@ -3215,13 +3124,13 @@
           <w:color w:val="000000"/>
           <w:kern w:val="0"/>
           <w:lang w:val="es-ES" w:eastAsia="es-ES"/>
-          <ns2:ligatures ns2:val="none"/>
+          <w14:ligatures w14:val="none"/>
         </w:rPr>
         <w:t/>
       </w:r>
     </w:p>
     <w:bookmarkEnd w:id="5"/>
-    <w:p ns2:paraId="61C46995" ns2:textId="77777777">
+    <w:p>
       <w:pPr>
         <w:spacing w:after="0" w:line="240" w:lineRule="auto"/>
         <w:contextualSpacing/>
@@ -3232,11 +3141,11 @@
           <w:color w:val="000000"/>
           <w:kern w:val="0"/>
           <w:lang w:eastAsia="es-PE"/>
-          <ns2:ligatures ns2:val="none"/>
-        </w:rPr>
-      </w:pPr>
-    </w:p>
-    <w:p ns2:paraId="4713554A" ns2:textId="77777777">
+          <w14:ligatures w14:val="none"/>
+        </w:rPr>
+      </w:pPr>
+    </w:p>
+    <w:p>
       <w:pPr>
         <w:pStyle w:val="Prrafodelista"/>
         <w:numPr>
@@ -3256,22 +3165,22 @@
           <w:color w:val="000000"/>
           <w:kern w:val="0"/>
           <w:lang w:eastAsia="es-PE"/>
-          <ns2:ligatures ns2:val="none"/>
-        </w:rPr>
-      </w:pPr>
-      <w:r>
-        <w:rPr>
-          <w:rFonts w:ascii="Arial Narrow" w:eastAsia="Arial Narrow" w:hAnsi="Arial Narrow" w:cs="Arial Narrow"/>
-          <w:b/>
-          <w:color w:val="000000"/>
-          <w:kern w:val="0"/>
-          <w:lang w:eastAsia="es-PE"/>
-          <ns2:ligatures ns2:val="none"/>
+          <w14:ligatures w14:val="none"/>
+        </w:rPr>
+      </w:pPr>
+      <w:r>
+        <w:rPr>
+          <w:rFonts w:ascii="Arial Narrow" w:eastAsia="Arial Narrow" w:hAnsi="Arial Narrow" w:cs="Arial Narrow"/>
+          <w:b/>
+          <w:color w:val="000000"/>
+          <w:kern w:val="0"/>
+          <w:lang w:eastAsia="es-PE"/>
+          <w14:ligatures w14:val="none"/>
         </w:rPr>
         <w:t>DE LA ADMISIÓN A TRÁMITE DE LA DENUNCIA</w:t>
       </w:r>
     </w:p>
-    <w:p ns2:paraId="4BBBE1C2" ns2:textId="77777777">
+    <w:p>
       <w:pPr>
         <w:spacing w:after="0" w:line="240" w:lineRule="auto"/>
         <w:ind w:left="567"/>
@@ -3283,11 +3192,11 @@
           <w:color w:val="000000"/>
           <w:kern w:val="0"/>
           <w:lang w:eastAsia="es-PE"/>
-          <ns2:ligatures ns2:val="none"/>
-        </w:rPr>
-      </w:pPr>
-    </w:p>
-    <w:p ns2:paraId="749C69A0" ns2:textId="210435F6">
+          <w14:ligatures w14:val="none"/>
+        </w:rPr>
+      </w:pPr>
+    </w:p>
+    <w:p>
       <w:pPr>
         <w:pStyle w:val="Prrafodelista"/>
         <w:numPr>
@@ -3300,7 +3209,7 @@
         <w:rPr>
           <w:rFonts w:ascii="Arial Narrow" w:eastAsia="Arial Narrow" w:hAnsi="Arial Narrow" w:cs="Arial Narrow"/>
           <w:kern w:val="0"/>
-          <ns2:ligatures ns2:val="none"/>
+          <w14:ligatures w14:val="none"/>
         </w:rPr>
       </w:pPr>
       <w:r>
@@ -3309,7 +3218,7 @@
           <w:color w:val="000000"/>
           <w:kern w:val="0"/>
           <w:lang w:eastAsia="es-PE"/>
-          <ns2:ligatures ns2:val="none"/>
+          <w14:ligatures w14:val="none"/>
         </w:rPr>
         <w:t>La Secretaría Técnica de la Comisión de Protección al Consumidor 1 (en adelante, la Secretaría Técnica), en ejercicio de sus facultades</w:t>
       </w:r>
@@ -3319,7 +3228,7 @@
           <w:rFonts w:ascii="Arial Narrow" w:eastAsia="Arial Narrow" w:hAnsi="Arial Narrow" w:cs="Arial Narrow"/>
           <w:kern w:val="0"/>
           <w:vertAlign w:val="superscript"/>
-          <ns2:ligatures ns2:val="none"/>
+          <w14:ligatures w14:val="none"/>
         </w:rPr>
         <w:footnoteReference w:id="3"/>
       </w:r>
@@ -3329,7 +3238,7 @@
           <w:color w:val="000000"/>
           <w:kern w:val="0"/>
           <w:lang w:eastAsia="es-PE"/>
-          <ns2:ligatures ns2:val="none"/>
+          <w14:ligatures w14:val="none"/>
         </w:rPr>
         <w:t xml:space="preserve">, considera </w:t>
       </w:r>
@@ -3337,7 +3246,7 @@
         <w:rPr>
           <w:rFonts w:ascii="Arial Narrow" w:eastAsia="Arial Narrow" w:hAnsi="Arial Narrow" w:cs="Arial Narrow"/>
           <w:kern w:val="0"/>
-          <ns2:ligatures ns2:val="none"/>
+          <w14:ligatures w14:val="none"/>
         </w:rPr>
         <w:t xml:space="preserve">que el hecho denunciado, </w:t>
       </w:r>
@@ -3345,7 +3254,7 @@
         <w:rPr>
           <w:rFonts w:ascii="Arial Narrow" w:eastAsia="Arial Narrow" w:hAnsi="Arial Narrow" w:cs="Arial Narrow"/>
           <w:kern w:val="0"/>
-          <ns2:ligatures ns2:val="none"/>
+          <w14:ligatures w14:val="none"/>
         </w:rPr>
         <w:t xml:space="preserve">consistente en que </w:t>
       </w:r>
@@ -3356,7 +3265,7 @@
           <w:kern w:val="0"/>
           <w:shd w:val="clear" w:color="auto" w:fill="FFFFFF"/>
           <w:lang w:eastAsia="es-PE"/>
-          <ns2:ligatures ns2:val="none"/>
+          <w14:ligatures w14:val="none"/>
         </w:rPr>
         <w:t>Quálitas Compañía de Seguros S.A. no habría brindado conformidad ni aprobación a la cotización realizada por Eurostar Motors S.A.C. para la reparación del vehículo asegurado con la Póliza 0070162762 del Seguro Vehicular</w:t>
       </w:r>
@@ -3364,7 +3273,7 @@
         <w:rPr>
           <w:rFonts w:ascii="Arial Narrow" w:eastAsia="Arial Narrow" w:hAnsi="Arial Narrow" w:cs="Arial Narrow"/>
           <w:kern w:val="0"/>
-          <ns2:ligatures ns2:val="none"/>
+          <w14:ligatures w14:val="none"/>
         </w:rPr>
         <w:t>; involucraría una presunta afectación a sus expectativas, quien no habría encontrado una correspondencia entre lo que esperaba recibir de parte del proveedor y lo que realmente recibió. Por consiguiente, corresponde calificar el hecho materia de denuncia como una presunta infracción al deber de idoneidad, tipificado en los artículos 18 y 19 del Código</w:t>
       </w:r>
@@ -3375,7 +3284,7 @@
           <w:rFonts w:ascii="Arial Narrow" w:eastAsia="Arial Narrow" w:hAnsi="Arial Narrow" w:cs="Arial"/>
           <w:kern w:val="0"/>
           <w:vertAlign w:val="superscript"/>
-          <ns2:ligatures ns2:val="none"/>
+          <w14:ligatures w14:val="none"/>
         </w:rPr>
         <w:footnoteReference w:id="4"/>
       </w:r>
@@ -3383,13 +3292,13 @@
         <w:rPr>
           <w:rFonts w:ascii="Arial Narrow" w:eastAsia="Arial Narrow" w:hAnsi="Arial Narrow" w:cs="Arial Narrow"/>
           <w:kern w:val="0"/>
-          <ns2:ligatures ns2:val="none"/>
+          <w14:ligatures w14:val="none"/>
         </w:rPr>
         <w:t>.</w:t>
       </w:r>
       <w:bookmarkEnd w:id="6"/>
     </w:p>
-    <w:p ns2:paraId="2F8D23C0" ns2:textId="77777777">
+    <w:p>
       <w:pPr>
         <w:pStyle w:val="Prrafodelista"/>
         <w:spacing w:after="0" w:line="240" w:lineRule="auto"/>
@@ -3398,11 +3307,11 @@
         <w:rPr>
           <w:rFonts w:ascii="Arial Narrow" w:eastAsia="Arial Narrow" w:hAnsi="Arial Narrow" w:cs="Arial Narrow"/>
           <w:kern w:val="0"/>
-          <ns2:ligatures ns2:val="none"/>
-        </w:rPr>
-      </w:pPr>
-    </w:p>
-    <w:p ns2:paraId="54A143B5" ns2:textId="02A14B29">
+          <w14:ligatures w14:val="none"/>
+        </w:rPr>
+      </w:pPr>
+    </w:p>
+    <w:p>
       <w:pPr>
         <w:pStyle w:val="Prrafodelista"/>
         <w:numPr>
@@ -3415,14 +3324,14 @@
         <w:rPr>
           <w:rFonts w:ascii="Arial Narrow" w:eastAsia="Arial Narrow" w:hAnsi="Arial Narrow" w:cs="Arial Narrow"/>
           <w:kern w:val="0"/>
-          <ns2:ligatures ns2:val="none"/>
-        </w:rPr>
-      </w:pPr>
-      <w:r>
-        <w:rPr>
-          <w:rFonts w:ascii="Arial Narrow" w:eastAsia="Arial Narrow" w:hAnsi="Arial Narrow" w:cs="Arial Narrow"/>
-          <w:kern w:val="0"/>
-          <ns2:ligatures ns2:val="none"/>
+          <w14:ligatures w14:val="none"/>
+        </w:rPr>
+      </w:pPr>
+      <w:r>
+        <w:rPr>
+          <w:rFonts w:ascii="Arial Narrow" w:eastAsia="Arial Narrow" w:hAnsi="Arial Narrow" w:cs="Arial Narrow"/>
+          <w:kern w:val="0"/>
+          <w14:ligatures w14:val="none"/>
         </w:rPr>
         <w:t xml:space="preserve">Así también, la Secretaría Técnica, en ejercicio de sus facultades, </w:t>
       </w:r>
@@ -3433,7 +3342,7 @@
           <w:color w:val="000000"/>
           <w:kern w:val="0"/>
           <w:lang w:eastAsia="es-PE"/>
-          <ns2:ligatures ns2:val="none"/>
+          <w14:ligatures w14:val="none"/>
         </w:rPr>
         <w:t xml:space="preserve">considera </w:t>
       </w:r>
@@ -3441,7 +3350,7 @@
         <w:rPr>
           <w:rFonts w:ascii="Arial Narrow" w:eastAsia="Arial Narrow" w:hAnsi="Arial Narrow" w:cs="Arial Narrow"/>
           <w:kern w:val="0"/>
-          <ns2:ligatures ns2:val="none"/>
+          <w14:ligatures w14:val="none"/>
         </w:rPr>
         <w:t xml:space="preserve">que el hecho denunciado, consistente en que </w:t>
       </w:r>
@@ -3452,7 +3361,7 @@
           <w:kern w:val="0"/>
           <w:shd w:val="clear" w:color="auto" w:fill="FFFFFF"/>
           <w:lang w:eastAsia="es-PE"/>
-          <ns2:ligatures ns2:val="none"/>
+          <w14:ligatures w14:val="none"/>
         </w:rPr>
         <w:t xml:space="preserve">Quálitas Compañía de Seguros S.A. habría puesto a disposición de la parte denunciante a Eurostar Motors S.A.C. como taller afiliado “Gamma Alta </w:t>
       </w:r>
@@ -3464,7 +3373,7 @@
           <w:kern w:val="0"/>
           <w:shd w:val="clear" w:color="auto" w:fill="FFFFFF"/>
           <w:lang w:eastAsia="es-PE"/>
-          <ns2:ligatures ns2:val="none"/>
+          <w14:ligatures w14:val="none"/>
         </w:rPr>
         <w:t>Qualificado</w:t>
       </w:r>
@@ -3476,7 +3385,7 @@
           <w:kern w:val="0"/>
           <w:shd w:val="clear" w:color="auto" w:fill="FFFFFF"/>
           <w:lang w:eastAsia="es-PE"/>
-          <ns2:ligatures ns2:val="none"/>
+          <w14:ligatures w14:val="none"/>
         </w:rPr>
         <w:t>” para la atención del siniestro reportado con código 04250029406, pese a que dicho taller no habría brindado una atención idónea para continuar con la reparación del vehículo asegurado con la Póliza 0070162762 del Seguro Vehicular</w:t>
       </w:r>
@@ -3484,7 +3393,7 @@
         <w:rPr>
           <w:rFonts w:ascii="Arial Narrow" w:eastAsia="Arial Narrow" w:hAnsi="Arial Narrow" w:cs="Arial Narrow"/>
           <w:kern w:val="0"/>
-          <ns2:ligatures ns2:val="none"/>
+          <w14:ligatures w14:val="none"/>
         </w:rPr>
         <w:t xml:space="preserve">; involucraría una presunta afectación a sus expectativas, quien no habría encontrado una correspondencia entre lo que esperaba recibir de parte del proveedor y lo </w:t>
       </w:r>
@@ -3492,7 +3401,7 @@
         <w:rPr>
           <w:rFonts w:ascii="Arial Narrow" w:eastAsia="Arial Narrow" w:hAnsi="Arial Narrow" w:cs="Arial Narrow"/>
           <w:kern w:val="0"/>
-          <ns2:ligatures ns2:val="none"/>
+          <w14:ligatures w14:val="none"/>
         </w:rPr>
         <w:lastRenderedPageBreak/>
         <w:t>que realmente recibió. Por consiguiente, corresponde calificar el hecho materia de denuncia como una presunta infracción al deber de idoneidad, tipificado en los artículos 18 y 19 del Código</w:t>
@@ -3504,24 +3413,24 @@
           <w:color w:val="000000"/>
           <w:kern w:val="0"/>
           <w:lang w:eastAsia="es-PE"/>
-          <ns2:ligatures ns2:val="none"/>
+          <w14:ligatures w14:val="none"/>
         </w:rPr>
         <w:t xml:space="preserve">. </w:t>
       </w:r>
     </w:p>
     <w:bookmarkEnd w:id="7"/>
-    <w:p ns2:paraId="6BDA4B7E" ns2:textId="49AF511E">
-      <w:pPr>
-        <w:spacing w:after="0" w:line="240" w:lineRule="auto"/>
-        <w:jc w:val="both"/>
-        <w:rPr>
-          <w:rFonts w:ascii="Arial Narrow" w:eastAsia="Arial Narrow" w:hAnsi="Arial Narrow" w:cs="Arial Narrow"/>
-          <w:kern w:val="0"/>
-          <ns2:ligatures ns2:val="none"/>
-        </w:rPr>
-      </w:pPr>
-    </w:p>
-    <w:p ns2:paraId="658E85C3" ns2:textId="2DD64964">
+    <w:p>
+      <w:pPr>
+        <w:spacing w:after="0" w:line="240" w:lineRule="auto"/>
+        <w:jc w:val="both"/>
+        <w:rPr>
+          <w:rFonts w:ascii="Arial Narrow" w:eastAsia="Arial Narrow" w:hAnsi="Arial Narrow" w:cs="Arial Narrow"/>
+          <w:kern w:val="0"/>
+          <w14:ligatures w14:val="none"/>
+        </w:rPr>
+      </w:pPr>
+    </w:p>
+    <w:p>
       <w:pPr>
         <w:pStyle w:val="Prrafodelista"/>
         <w:numPr>
@@ -3534,14 +3443,14 @@
         <w:rPr>
           <w:rFonts w:ascii="Arial Narrow" w:eastAsia="Arial Narrow" w:hAnsi="Arial Narrow" w:cs="Arial Narrow"/>
           <w:kern w:val="0"/>
-          <ns2:ligatures ns2:val="none"/>
-        </w:rPr>
-      </w:pPr>
-      <w:r>
-        <w:rPr>
-          <w:rFonts w:ascii="Arial Narrow" w:eastAsia="Arial Narrow" w:hAnsi="Arial Narrow" w:cs="Arial Narrow"/>
-          <w:kern w:val="0"/>
-          <ns2:ligatures ns2:val="none"/>
+          <w14:ligatures w14:val="none"/>
+        </w:rPr>
+      </w:pPr>
+      <w:r>
+        <w:rPr>
+          <w:rFonts w:ascii="Arial Narrow" w:eastAsia="Arial Narrow" w:hAnsi="Arial Narrow" w:cs="Arial Narrow"/>
+          <w:kern w:val="0"/>
+          <w14:ligatures w14:val="none"/>
         </w:rPr>
         <w:t xml:space="preserve">Asimismo, </w:t>
       </w:r>
@@ -3551,7 +3460,7 @@
           <w:color w:val="000000"/>
           <w:kern w:val="0"/>
           <w:lang w:eastAsia="es-PE"/>
-          <ns2:ligatures ns2:val="none"/>
+          <w14:ligatures w14:val="none"/>
         </w:rPr>
         <w:t xml:space="preserve">la Secretaría Técnica, en ejercicio de sus facultades, considera </w:t>
       </w:r>
@@ -3559,7 +3468,7 @@
         <w:rPr>
           <w:rFonts w:ascii="Arial Narrow" w:eastAsia="Arial Narrow" w:hAnsi="Arial Narrow" w:cs="Arial"/>
           <w:kern w:val="0"/>
-          <ns2:ligatures ns2:val="none"/>
+          <w14:ligatures w14:val="none"/>
         </w:rPr>
         <w:t>que el hecho denunciado, consistente en que</w:t>
       </w:r>
@@ -3567,7 +3476,7 @@
         <w:rPr>
           <w:rFonts w:ascii="Arial Narrow" w:eastAsia="Arial Narrow" w:hAnsi="Arial Narrow" w:cs="Arial Narrow"/>
           <w:kern w:val="0"/>
-          <ns2:ligatures ns2:val="none"/>
+          <w14:ligatures w14:val="none"/>
         </w:rPr>
         <w:t xml:space="preserve"> </w:t>
       </w:r>
@@ -3578,7 +3487,7 @@
           <w:kern w:val="0"/>
           <w:shd w:val="clear" w:color="auto" w:fill="FFFFFF"/>
           <w:lang w:eastAsia="es-PE"/>
-          <ns2:ligatures ns2:val="none"/>
+          <w14:ligatures w14:val="none"/>
         </w:rPr>
         <w:t xml:space="preserve">Eurostar Motors S.A.C. se habría presentado como un taller “Gamma Alta </w:t>
       </w:r>
@@ -3590,7 +3499,7 @@
           <w:kern w:val="0"/>
           <w:shd w:val="clear" w:color="auto" w:fill="FFFFFF"/>
           <w:lang w:eastAsia="es-PE"/>
-          <ns2:ligatures ns2:val="none"/>
+          <w14:ligatures w14:val="none"/>
         </w:rPr>
         <w:t>Qualificado</w:t>
       </w:r>
@@ -3602,7 +3511,7 @@
           <w:kern w:val="0"/>
           <w:shd w:val="clear" w:color="auto" w:fill="FFFFFF"/>
           <w:lang w:eastAsia="es-PE"/>
-          <ns2:ligatures ns2:val="none"/>
+          <w14:ligatures w14:val="none"/>
         </w:rPr>
         <w:t>” para la atención del siniestro reportado con código 04250029406, pese a que dicho taller no habría brindado una atención idónea para continuar con la reparación del vehículo asegurado con la Póliza 0070162762 del Seguro Vehicular.</w:t>
       </w:r>
@@ -3610,7 +3519,7 @@
         <w:rPr>
           <w:rFonts w:ascii="Arial Narrow" w:eastAsia="Arial Narrow" w:hAnsi="Arial Narrow" w:cs="Arial Narrow"/>
           <w:kern w:val="0"/>
-          <ns2:ligatures ns2:val="none"/>
+          <w14:ligatures w14:val="none"/>
         </w:rPr>
         <w:t>; involucraría una presunta afectación a sus expectativas, quien no habría encontrado una correspondencia entre lo que esperaba recibir de parte del proveedor y lo que realmente recibió. Por consiguiente, corresponde calificar el hecho materia de denuncia como una presunta infracción al deber de idoneidad, tipificado en los artículos 18 y 19 del Código</w:t>
       </w:r>
@@ -3618,22 +3527,22 @@
         <w:rPr>
           <w:rFonts w:ascii="Arial Narrow" w:eastAsia="Arial Narrow" w:hAnsi="Arial Narrow" w:cs="Arial"/>
           <w:kern w:val="0"/>
-          <ns2:ligatures ns2:val="none"/>
+          <w14:ligatures w14:val="none"/>
         </w:rPr>
         <w:t>.</w:t>
       </w:r>
     </w:p>
-    <w:p ns2:paraId="27AE773D" ns2:textId="77777777">
+    <w:p>
       <w:pPr>
         <w:pStyle w:val="Prrafodelista"/>
         <w:rPr>
           <w:rFonts w:ascii="Arial Narrow" w:eastAsia="Arial Narrow" w:hAnsi="Arial Narrow" w:cs="Arial Narrow"/>
           <w:kern w:val="0"/>
-          <ns2:ligatures ns2:val="none"/>
-        </w:rPr>
-      </w:pPr>
-    </w:p>
-    <w:p ns2:paraId="109892AA" ns2:textId="2394E476">
+          <w14:ligatures w14:val="none"/>
+        </w:rPr>
+      </w:pPr>
+    </w:p>
+    <w:p>
       <w:pPr>
         <w:pStyle w:val="Prrafodelista"/>
         <w:numPr>
@@ -3646,14 +3555,14 @@
         <w:rPr>
           <w:rFonts w:ascii="Arial Narrow" w:eastAsia="Arial Narrow" w:hAnsi="Arial Narrow" w:cs="Arial Narrow"/>
           <w:kern w:val="0"/>
-          <ns2:ligatures ns2:val="none"/>
-        </w:rPr>
-      </w:pPr>
-      <w:r>
-        <w:rPr>
-          <w:rFonts w:ascii="Arial Narrow" w:eastAsia="Arial Narrow" w:hAnsi="Arial Narrow" w:cs="Arial Narrow"/>
-          <w:kern w:val="0"/>
-          <ns2:ligatures ns2:val="none"/>
+          <w14:ligatures w14:val="none"/>
+        </w:rPr>
+      </w:pPr>
+      <w:r>
+        <w:rPr>
+          <w:rFonts w:ascii="Arial Narrow" w:eastAsia="Arial Narrow" w:hAnsi="Arial Narrow" w:cs="Arial Narrow"/>
+          <w:kern w:val="0"/>
+          <w14:ligatures w14:val="none"/>
         </w:rPr>
         <w:t>Adicionalmente</w:t>
       </w:r>
@@ -3661,7 +3570,7 @@
         <w:rPr>
           <w:rFonts w:ascii="Arial Narrow" w:eastAsia="Arial Narrow" w:hAnsi="Arial Narrow" w:cs="Arial Narrow"/>
           <w:kern w:val="0"/>
-          <ns2:ligatures ns2:val="none"/>
+          <w14:ligatures w14:val="none"/>
         </w:rPr>
         <w:t xml:space="preserve">, la Secretaría Técnica, en ejercicio de sus facultades, </w:t>
       </w:r>
@@ -3671,7 +3580,7 @@
           <w:color w:val="000000"/>
           <w:kern w:val="0"/>
           <w:lang w:eastAsia="es-PE"/>
-          <ns2:ligatures ns2:val="none"/>
+          <w14:ligatures w14:val="none"/>
         </w:rPr>
         <w:t xml:space="preserve">considera </w:t>
       </w:r>
@@ -3679,7 +3588,7 @@
         <w:rPr>
           <w:rFonts w:ascii="Arial Narrow" w:eastAsia="Arial Narrow" w:hAnsi="Arial Narrow" w:cs="Arial Narrow"/>
           <w:kern w:val="0"/>
-          <ns2:ligatures ns2:val="none"/>
+          <w14:ligatures w14:val="none"/>
         </w:rPr>
         <w:t>que el hecho denunciado</w:t>
       </w:r>
@@ -3689,7 +3598,7 @@
           <w:color w:val="000000"/>
           <w:kern w:val="0"/>
           <w:lang w:eastAsia="es-PE"/>
-          <ns2:ligatures ns2:val="none"/>
+          <w14:ligatures w14:val="none"/>
         </w:rPr>
         <w:t xml:space="preserve">, consistente en que </w:t>
       </w:r>
@@ -3700,7 +3609,7 @@
           <w:kern w:val="0"/>
           <w:shd w:val="clear" w:color="auto" w:fill="FFFFFF"/>
           <w:lang w:eastAsia="es-PE"/>
-          <ns2:ligatures ns2:val="none"/>
+          <w14:ligatures w14:val="none"/>
         </w:rPr>
         <w:t>Eurostar Motors S.A.C. habría demorado injustificadamente por más de una hora la atención de la parte denunciante el 27 de enero de 2026, pese a que contaba con una cita programada y una orden de atención para la revisión de los daños del vehículo asegurado con la Póliza 0070162762 del Seguro Vehicular</w:t>
       </w:r>
@@ -3708,22 +3617,22 @@
         <w:rPr>
           <w:rFonts w:ascii="Arial Narrow" w:eastAsia="Arial Narrow" w:hAnsi="Arial Narrow" w:cs="Arial Narrow"/>
           <w:kern w:val="0"/>
-          <ns2:ligatures ns2:val="none"/>
+          <w14:ligatures w14:val="none"/>
         </w:rPr>
         <w:t>; involucraría una presunta afectación a sus expectativas, quien no habría encontrado una correspondencia entre lo que esperaba recibir de parte del proveedor y lo que realmente recibió. Por consiguiente, corresponde calificar el hecho materia de denuncia como una presunta infracción al deber de idoneidad, tipificado en los artículos 18 y 19 del Código.</w:t>
       </w:r>
     </w:p>
-    <w:p ns2:paraId="483F4432" ns2:textId="77777777">
+    <w:p>
       <w:pPr>
         <w:pStyle w:val="Prrafodelista"/>
         <w:rPr>
           <w:rFonts w:ascii="Arial Narrow" w:eastAsia="Arial Narrow" w:hAnsi="Arial Narrow" w:cs="Arial Narrow"/>
           <w:kern w:val="0"/>
-          <ns2:ligatures ns2:val="none"/>
-        </w:rPr>
-      </w:pPr>
-    </w:p>
-    <w:p ns2:paraId="6D07B12F" ns2:textId="284903EC">
+          <w14:ligatures w14:val="none"/>
+        </w:rPr>
+      </w:pPr>
+    </w:p>
+    <w:p>
       <w:pPr>
         <w:pStyle w:val="Prrafodelista"/>
         <w:numPr>
@@ -3736,14 +3645,14 @@
         <w:rPr>
           <w:rFonts w:ascii="Arial Narrow" w:eastAsia="Arial Narrow" w:hAnsi="Arial Narrow" w:cs="Arial Narrow"/>
           <w:kern w:val="0"/>
-          <ns2:ligatures ns2:val="none"/>
-        </w:rPr>
-      </w:pPr>
-      <w:r>
-        <w:rPr>
-          <w:rFonts w:ascii="Arial Narrow" w:eastAsia="Arial Narrow" w:hAnsi="Arial Narrow" w:cs="Arial Narrow"/>
-          <w:kern w:val="0"/>
-          <ns2:ligatures ns2:val="none"/>
+          <w14:ligatures w14:val="none"/>
+        </w:rPr>
+      </w:pPr>
+      <w:r>
+        <w:rPr>
+          <w:rFonts w:ascii="Arial Narrow" w:eastAsia="Arial Narrow" w:hAnsi="Arial Narrow" w:cs="Arial Narrow"/>
+          <w:kern w:val="0"/>
+          <w14:ligatures w14:val="none"/>
         </w:rPr>
         <w:t xml:space="preserve">Asimismo, </w:t>
       </w:r>
@@ -3753,7 +3662,7 @@
           <w:color w:val="000000"/>
           <w:kern w:val="0"/>
           <w:lang w:eastAsia="es-PE"/>
-          <ns2:ligatures ns2:val="none"/>
+          <w14:ligatures w14:val="none"/>
         </w:rPr>
         <w:t xml:space="preserve">la Secretaría Técnica, en ejercicio de sus facultades, considera </w:t>
       </w:r>
@@ -3761,7 +3670,7 @@
         <w:rPr>
           <w:rFonts w:ascii="Arial Narrow" w:eastAsia="Arial Narrow" w:hAnsi="Arial Narrow" w:cs="Arial"/>
           <w:kern w:val="0"/>
-          <ns2:ligatures ns2:val="none"/>
+          <w14:ligatures w14:val="none"/>
         </w:rPr>
         <w:t>que el hecho denunciado, consistente en que</w:t>
       </w:r>
@@ -3769,7 +3678,7 @@
         <w:rPr>
           <w:rFonts w:ascii="Arial Narrow" w:eastAsia="Arial Narrow" w:hAnsi="Arial Narrow" w:cs="Arial Narrow"/>
           <w:kern w:val="0"/>
-          <ns2:ligatures ns2:val="none"/>
+          <w14:ligatures w14:val="none"/>
         </w:rPr>
         <w:t xml:space="preserve"> </w:t>
       </w:r>
@@ -3780,7 +3689,7 @@
           <w:kern w:val="0"/>
           <w:shd w:val="clear" w:color="auto" w:fill="FFFFFF"/>
           <w:lang w:eastAsia="es-PE"/>
-          <ns2:ligatures ns2:val="none"/>
+          <w14:ligatures w14:val="none"/>
         </w:rPr>
         <w:t>Eurostar Motors S.A.C. habría negado la atención solicitada por la parte denunciante el 27 de enero de 2026 bajo el argumento de que su presencia correspondía a un trámite de indemnización, pese a que la parte denunciante manifestó que desistía de dicha pretensión y que solicitaba únicamente la evaluación de los daños del vehículo asegurado para su reparación</w:t>
       </w:r>
@@ -3788,7 +3697,7 @@
         <w:rPr>
           <w:rFonts w:ascii="Arial Narrow" w:eastAsia="Arial Narrow" w:hAnsi="Arial Narrow" w:cs="Arial Narrow"/>
           <w:kern w:val="0"/>
-          <ns2:ligatures ns2:val="none"/>
+          <w14:ligatures w14:val="none"/>
         </w:rPr>
         <w:t>; involucraría una presunta afectación a sus expectativas, quien no habría encontrado una correspondencia entre lo que esperaba recibir de parte del proveedor y lo que realmente recibió. Por consiguiente, corresponde calificar el hecho materia de denuncia como una presunta infracción al deber de idoneidad, tipificado en los artículos 18 y 19 del Código</w:t>
       </w:r>
@@ -3796,23 +3705,23 @@
         <w:rPr>
           <w:rFonts w:ascii="Arial Narrow" w:eastAsia="Arial Narrow" w:hAnsi="Arial Narrow" w:cs="Arial"/>
           <w:kern w:val="0"/>
-          <ns2:ligatures ns2:val="none"/>
+          <w14:ligatures w14:val="none"/>
         </w:rPr>
         <w:t>.</w:t>
       </w:r>
     </w:p>
-    <w:p ns2:paraId="7A507243" ns2:textId="77777777">
-      <w:pPr>
-        <w:spacing w:after="0" w:line="240" w:lineRule="auto"/>
-        <w:jc w:val="both"/>
-        <w:rPr>
-          <w:rFonts w:ascii="Arial Narrow" w:eastAsia="Arial Narrow" w:hAnsi="Arial Narrow" w:cs="Arial Narrow"/>
-          <w:kern w:val="0"/>
-          <ns2:ligatures ns2:val="none"/>
-        </w:rPr>
-      </w:pPr>
-    </w:p>
-    <w:p ns2:paraId="64B4971F" ns2:textId="6923653B">
+    <w:p>
+      <w:pPr>
+        <w:spacing w:after="0" w:line="240" w:lineRule="auto"/>
+        <w:jc w:val="both"/>
+        <w:rPr>
+          <w:rFonts w:ascii="Arial Narrow" w:eastAsia="Arial Narrow" w:hAnsi="Arial Narrow" w:cs="Arial Narrow"/>
+          <w:kern w:val="0"/>
+          <w14:ligatures w14:val="none"/>
+        </w:rPr>
+      </w:pPr>
+    </w:p>
+    <w:p>
       <w:pPr>
         <w:pStyle w:val="Prrafodelista"/>
         <w:numPr>
@@ -3825,16 +3734,16 @@
         <w:rPr>
           <w:rFonts w:ascii="Arial Narrow" w:eastAsia="Arial Narrow" w:hAnsi="Arial Narrow" w:cs="Arial Narrow"/>
           <w:kern w:val="0"/>
-          <ns2:ligatures ns2:val="none"/>
-        </w:rPr>
-      </w:pPr>
-      <w:r>
-        <w:rPr>
-          <w:rFonts w:ascii="Arial Narrow" w:eastAsia="Times New Roman" w:hAnsi="Arial Narrow" w:cs="Arial"/>
-          <w:color w:val="000000"/>
-          <w:kern w:val="0"/>
-          <w:lang w:eastAsia="es-PE"/>
-          <ns2:ligatures ns2:val="none"/>
+          <w14:ligatures w14:val="none"/>
+        </w:rPr>
+      </w:pPr>
+      <w:r>
+        <w:rPr>
+          <w:rFonts w:ascii="Arial Narrow" w:eastAsia="Times New Roman" w:hAnsi="Arial Narrow" w:cs="Arial"/>
+          <w:color w:val="000000"/>
+          <w:kern w:val="0"/>
+          <w:lang w:eastAsia="es-PE"/>
+          <w14:ligatures w14:val="none"/>
         </w:rPr>
         <w:t xml:space="preserve">Además, la Secretaría Técnica, en ejercicio de sus facultades, considera </w:t>
       </w:r>
@@ -3842,7 +3751,7 @@
         <w:rPr>
           <w:rFonts w:ascii="Arial Narrow" w:eastAsia="Arial Narrow" w:hAnsi="Arial Narrow" w:cs="Arial"/>
           <w:kern w:val="0"/>
-          <ns2:ligatures ns2:val="none"/>
+          <w14:ligatures w14:val="none"/>
         </w:rPr>
         <w:t xml:space="preserve">que el hecho denunciado, consistente en que </w:t>
       </w:r>
@@ -3850,7 +3759,7 @@
         <w:rPr>
           <w:rFonts w:ascii="Arial Narrow" w:eastAsia="Arial Narrow" w:hAnsi="Arial Narrow" w:cs="Arial Narrow"/>
           <w:kern w:val="0"/>
-          <ns2:ligatures ns2:val="none"/>
+          <w14:ligatures w14:val="none"/>
         </w:rPr>
         <w:t>Eurostar Motors S.A.C. no habría brindado a la parte denunciante información para proceder con la reparación del vehículo asegurado con la Póliza 0070162762 del Seguro Vehicular, luego de la evaluación realizada el 27 de enero de 2026</w:t>
       </w:r>
@@ -3861,7 +3770,7 @@
           <w:color w:val="000000"/>
           <w:kern w:val="0"/>
           <w:lang w:eastAsia="es-PE"/>
-          <ns2:ligatures ns2:val="none"/>
+          <w14:ligatures w14:val="none"/>
         </w:rPr>
         <w:t xml:space="preserve">. Por consiguiente, corresponde calificar el hecho materia de denuncia como una presunta infracción al deber de información, tipificado en el </w:t>
       </w:r>
@@ -3873,7 +3782,7 @@
           <w:color w:val="000000"/>
           <w:kern w:val="0"/>
           <w:lang w:eastAsia="es-PE"/>
-          <ns2:ligatures ns2:val="none"/>
+          <w14:ligatures w14:val="none"/>
         </w:rPr>
         <w:t xml:space="preserve">artículo 1, numeral 1, literal b) </w:t>
       </w:r>
@@ -3885,7 +3794,7 @@
           <w:color w:val="000000"/>
           <w:kern w:val="0"/>
           <w:lang w:eastAsia="es-PE"/>
-          <ns2:ligatures ns2:val="none"/>
+          <w14:ligatures w14:val="none"/>
         </w:rPr>
         <w:t>y al artículo 2 del Código</w:t>
       </w:r>
@@ -3898,7 +3807,7 @@
           <w:kern w:val="0"/>
           <w:vertAlign w:val="superscript"/>
           <w:lang w:eastAsia="es-PE"/>
-          <ns2:ligatures ns2:val="none"/>
+          <w14:ligatures w14:val="none"/>
         </w:rPr>
         <w:footnoteReference w:id="5"/>
       </w:r>
@@ -3909,22 +3818,22 @@
           <w:color w:val="000000"/>
           <w:kern w:val="0"/>
           <w:lang w:eastAsia="es-PE"/>
-          <ns2:ligatures ns2:val="none"/>
+          <w14:ligatures w14:val="none"/>
         </w:rPr>
         <w:t xml:space="preserve">. </w:t>
       </w:r>
     </w:p>
-    <w:p ns2:paraId="1CBC0A8E" ns2:textId="77777777">
+    <w:p>
       <w:pPr>
         <w:pStyle w:val="Prrafodelista"/>
         <w:rPr>
           <w:rFonts w:ascii="Arial Narrow" w:eastAsia="Arial Narrow" w:hAnsi="Arial Narrow" w:cs="Arial Narrow"/>
           <w:kern w:val="0"/>
-          <ns2:ligatures ns2:val="none"/>
-        </w:rPr>
-      </w:pPr>
-    </w:p>
-    <w:p ns2:paraId="786D8639" ns2:textId="6A7BD4C6">
+          <w14:ligatures w14:val="none"/>
+        </w:rPr>
+      </w:pPr>
+    </w:p>
+    <w:p>
       <w:pPr>
         <w:pStyle w:val="Prrafodelista"/>
         <w:numPr>
@@ -3937,7 +3846,7 @@
         <w:rPr>
           <w:rFonts w:ascii="Arial Narrow" w:eastAsia="Arial Narrow" w:hAnsi="Arial Narrow" w:cs="Arial Narrow"/>
           <w:kern w:val="0"/>
-          <ns2:ligatures ns2:val="none"/>
+          <w14:ligatures w14:val="none"/>
         </w:rPr>
       </w:pPr>
       <w:r>
@@ -3947,7 +3856,7 @@
           <w:color w:val="000000"/>
           <w:kern w:val="0"/>
           <w:lang w:eastAsia="es-PE"/>
-          <ns2:ligatures ns2:val="none"/>
+          <w14:ligatures w14:val="none"/>
         </w:rPr>
         <w:t>Además,</w:t>
       </w:r>
@@ -3955,7 +3864,7 @@
         <w:rPr>
           <w:rFonts w:ascii="Arial Narrow" w:eastAsia="Arial Narrow" w:hAnsi="Arial Narrow" w:cs="Arial Narrow"/>
           <w:kern w:val="0"/>
-          <ns2:ligatures ns2:val="none"/>
+          <w14:ligatures w14:val="none"/>
         </w:rPr>
         <w:t xml:space="preserve"> la Secretaría Técnica, en ejercicio de sus facultades, </w:t>
       </w:r>
@@ -3965,7 +3874,7 @@
           <w:color w:val="000000"/>
           <w:kern w:val="0"/>
           <w:lang w:eastAsia="es-PE"/>
-          <ns2:ligatures ns2:val="none"/>
+          <w14:ligatures w14:val="none"/>
         </w:rPr>
         <w:t xml:space="preserve">considera </w:t>
       </w:r>
@@ -3973,7 +3882,7 @@
         <w:rPr>
           <w:rFonts w:ascii="Arial Narrow" w:eastAsia="Arial Narrow" w:hAnsi="Arial Narrow" w:cs="Arial"/>
           <w:kern w:val="0"/>
-          <ns2:ligatures ns2:val="none"/>
+          <w14:ligatures w14:val="none"/>
         </w:rPr>
         <w:t xml:space="preserve">que el hecho denunciado, consistente en que </w:t>
       </w:r>
@@ -3981,7 +3890,7 @@
         <w:rPr>
           <w:rFonts w:ascii="Arial Narrow" w:eastAsia="Arial Narrow" w:hAnsi="Arial Narrow" w:cs="Arial Narrow"/>
           <w:kern w:val="0"/>
-          <ns2:ligatures ns2:val="none"/>
+          <w14:ligatures w14:val="none"/>
         </w:rPr>
         <w:t>Quálitas Compañía de Seguros S.A. habría tenido un trato discriminatorio a la parte denunciante al no aprobar la cotización realizada por Eurostar Motors S.A.C. para la reparación del vehículo asegurado con la Póliza 0070162762 del Seguro Vehicular, en un contexto en el que existía un procedimiento administrativo anterior en trámite contra la compañía aseguradora</w:t>
       </w:r>
@@ -3991,7 +3900,7 @@
           <w:color w:val="000000"/>
           <w:kern w:val="0"/>
           <w:lang w:eastAsia="es-PE"/>
-          <ns2:ligatures ns2:val="none"/>
+          <w14:ligatures w14:val="none"/>
         </w:rPr>
         <w:t xml:space="preserve">. Por consiguiente, corresponde calificar el hecho materia de denuncia como una presunta infracción al </w:t>
       </w:r>
@@ -4002,7 +3911,7 @@
           <w:kern w:val="0"/>
           <w:shd w:val="clear" w:color="auto" w:fill="FFFFFF"/>
           <w:lang w:eastAsia="es-PE"/>
-          <ns2:ligatures ns2:val="none"/>
+          <w14:ligatures w14:val="none"/>
         </w:rPr>
         <w:t xml:space="preserve">artículo 38 del </w:t>
       </w:r>
@@ -4010,7 +3919,7 @@
         <w:rPr>
           <w:rFonts w:ascii="Arial Narrow" w:eastAsia="Arial Narrow" w:hAnsi="Arial Narrow" w:cs="Arial Narrow"/>
           <w:kern w:val="0"/>
-          <ns2:ligatures ns2:val="none"/>
+          <w14:ligatures w14:val="none"/>
         </w:rPr>
         <w:t>Código</w:t>
       </w:r>
@@ -4020,7 +3929,7 @@
           <w:rFonts w:ascii="Arial Narrow" w:eastAsia="Arial Narrow" w:hAnsi="Arial Narrow" w:cs="Arial"/>
           <w:kern w:val="0"/>
           <w:vertAlign w:val="superscript"/>
-          <ns2:ligatures ns2:val="none"/>
+          <w14:ligatures w14:val="none"/>
         </w:rPr>
         <w:footnoteReference w:id="6"/>
       </w:r>
@@ -4028,22 +3937,22 @@
         <w:rPr>
           <w:rFonts w:ascii="Arial Narrow" w:eastAsia="Arial Narrow" w:hAnsi="Arial Narrow" w:cs="Arial Narrow"/>
           <w:kern w:val="0"/>
-          <ns2:ligatures ns2:val="none"/>
+          <w14:ligatures w14:val="none"/>
         </w:rPr>
         <w:t>.</w:t>
       </w:r>
     </w:p>
-    <w:p ns2:paraId="50A0E4E0" ns2:textId="77777777">
+    <w:p>
       <w:pPr>
         <w:pStyle w:val="Prrafodelista"/>
         <w:rPr>
           <w:rFonts w:ascii="Arial Narrow" w:eastAsia="Arial Narrow" w:hAnsi="Arial Narrow" w:cs="Arial Narrow"/>
           <w:kern w:val="0"/>
-          <ns2:ligatures ns2:val="none"/>
-        </w:rPr>
-      </w:pPr>
-    </w:p>
-    <w:p ns2:paraId="7C6BDA41" ns2:textId="52F0693F">
+          <w14:ligatures w14:val="none"/>
+        </w:rPr>
+      </w:pPr>
+    </w:p>
+    <w:p>
       <w:pPr>
         <w:pStyle w:val="Prrafodelista"/>
         <w:numPr>
@@ -4056,7 +3965,7 @@
         <w:rPr>
           <w:rFonts w:ascii="Arial Narrow" w:eastAsia="Arial Narrow" w:hAnsi="Arial Narrow" w:cs="Arial Narrow"/>
           <w:kern w:val="0"/>
-          <ns2:ligatures ns2:val="none"/>
+          <w14:ligatures w14:val="none"/>
         </w:rPr>
       </w:pPr>
       <w:r>
@@ -4066,7 +3975,7 @@
           <w:color w:val="000000"/>
           <w:kern w:val="0"/>
           <w:lang w:eastAsia="es-PE"/>
-          <ns2:ligatures ns2:val="none"/>
+          <w14:ligatures w14:val="none"/>
         </w:rPr>
         <w:t>Además,</w:t>
       </w:r>
@@ -4074,7 +3983,7 @@
         <w:rPr>
           <w:rFonts w:ascii="Arial Narrow" w:eastAsia="Arial Narrow" w:hAnsi="Arial Narrow" w:cs="Arial Narrow"/>
           <w:kern w:val="0"/>
-          <ns2:ligatures ns2:val="none"/>
+          <w14:ligatures w14:val="none"/>
         </w:rPr>
         <w:t xml:space="preserve"> la Secretaría Técnica, en ejercicio de sus facultades, </w:t>
       </w:r>
@@ -4084,7 +3993,7 @@
           <w:color w:val="000000"/>
           <w:kern w:val="0"/>
           <w:lang w:eastAsia="es-PE"/>
-          <ns2:ligatures ns2:val="none"/>
+          <w14:ligatures w14:val="none"/>
         </w:rPr>
         <w:t xml:space="preserve">considera </w:t>
       </w:r>
@@ -4092,7 +4001,7 @@
         <w:rPr>
           <w:rFonts w:ascii="Arial Narrow" w:eastAsia="Arial Narrow" w:hAnsi="Arial Narrow" w:cs="Arial"/>
           <w:kern w:val="0"/>
-          <ns2:ligatures ns2:val="none"/>
+          <w14:ligatures w14:val="none"/>
         </w:rPr>
         <w:t xml:space="preserve">que el hecho denunciado, consistente en que </w:t>
       </w:r>
@@ -4100,7 +4009,7 @@
         <w:rPr>
           <w:rFonts w:ascii="Arial Narrow" w:eastAsia="Arial Narrow" w:hAnsi="Arial Narrow" w:cs="Arial Narrow"/>
           <w:kern w:val="0"/>
-          <ns2:ligatures ns2:val="none"/>
+          <w14:ligatures w14:val="none"/>
         </w:rPr>
         <w:t>Eurostar Motors S.A.C. habría tenido un trato discriminatorio a la parte denunciante al negarle inicialmente la atención programada el 27 de enero de 2026, en un contexto en el que existía un procedimiento administrativo anterior en trámite contra el referido proveedor</w:t>
       </w:r>
@@ -4110,7 +4019,7 @@
           <w:color w:val="000000"/>
           <w:kern w:val="0"/>
           <w:lang w:eastAsia="es-PE"/>
-          <ns2:ligatures ns2:val="none"/>
+          <w14:ligatures w14:val="none"/>
         </w:rPr>
         <w:t xml:space="preserve">. Por consiguiente, corresponde calificar el hecho materia de denuncia como una presunta infracción al </w:t>
       </w:r>
@@ -4121,7 +4030,7 @@
           <w:kern w:val="0"/>
           <w:shd w:val="clear" w:color="auto" w:fill="FFFFFF"/>
           <w:lang w:eastAsia="es-PE"/>
-          <ns2:ligatures ns2:val="none"/>
+          <w14:ligatures w14:val="none"/>
         </w:rPr>
         <w:t xml:space="preserve">artículo 38 del </w:t>
       </w:r>
@@ -4129,22 +4038,22 @@
         <w:rPr>
           <w:rFonts w:ascii="Arial Narrow" w:eastAsia="Arial Narrow" w:hAnsi="Arial Narrow" w:cs="Arial Narrow"/>
           <w:kern w:val="0"/>
-          <ns2:ligatures ns2:val="none"/>
+          <w14:ligatures w14:val="none"/>
         </w:rPr>
         <w:t>Código.</w:t>
       </w:r>
     </w:p>
-    <w:p ns2:paraId="71C81B2B" ns2:textId="77777777">
+    <w:p>
       <w:pPr>
         <w:pStyle w:val="Prrafodelista"/>
         <w:rPr>
           <w:rFonts w:ascii="Arial Narrow" w:eastAsia="Arial Narrow" w:hAnsi="Arial Narrow" w:cs="Arial Narrow"/>
           <w:kern w:val="0"/>
-          <ns2:ligatures ns2:val="none"/>
-        </w:rPr>
-      </w:pPr>
-    </w:p>
-    <w:p ns2:paraId="5083F7D9" ns2:textId="2890E92B">
+          <w14:ligatures w14:val="none"/>
+        </w:rPr>
+      </w:pPr>
+    </w:p>
+    <w:p>
       <w:pPr>
         <w:pStyle w:val="Prrafodelista"/>
         <w:numPr>
@@ -4157,16 +4066,16 @@
         <w:rPr>
           <w:rFonts w:ascii="Arial Narrow" w:eastAsia="Arial Narrow" w:hAnsi="Arial Narrow" w:cs="Arial Narrow"/>
           <w:kern w:val="0"/>
-          <ns2:ligatures ns2:val="none"/>
-        </w:rPr>
-      </w:pPr>
-      <w:r>
-        <w:rPr>
-          <w:rFonts w:ascii="Arial Narrow" w:eastAsia="Times New Roman" w:hAnsi="Arial Narrow" w:cs="Arial"/>
-          <w:color w:val="000000"/>
-          <w:kern w:val="0"/>
-          <w:lang w:eastAsia="es-PE"/>
-          <ns2:ligatures ns2:val="none"/>
+          <w14:ligatures w14:val="none"/>
+        </w:rPr>
+      </w:pPr>
+      <w:r>
+        <w:rPr>
+          <w:rFonts w:ascii="Arial Narrow" w:eastAsia="Times New Roman" w:hAnsi="Arial Narrow" w:cs="Arial"/>
+          <w:color w:val="000000"/>
+          <w:kern w:val="0"/>
+          <w:lang w:eastAsia="es-PE"/>
+          <w14:ligatures w14:val="none"/>
         </w:rPr>
         <w:t xml:space="preserve">Además, la Secretaría Técnica, en ejercicio de sus facultades, considera </w:t>
       </w:r>
@@ -4174,7 +4083,7 @@
         <w:rPr>
           <w:rFonts w:ascii="Arial Narrow" w:eastAsia="Arial Narrow" w:hAnsi="Arial Narrow" w:cs="Arial"/>
           <w:kern w:val="0"/>
-          <ns2:ligatures ns2:val="none"/>
+          <w14:ligatures w14:val="none"/>
         </w:rPr>
         <w:t xml:space="preserve">que el hecho denunciado, consistente en que </w:t>
       </w:r>
@@ -4182,7 +4091,7 @@
         <w:rPr>
           <w:rFonts w:ascii="Arial Narrow" w:eastAsia="Arial Narrow" w:hAnsi="Arial Narrow" w:cs="Arial Narrow"/>
           <w:kern w:val="0"/>
-          <ns2:ligatures ns2:val="none"/>
+          <w14:ligatures w14:val="none"/>
         </w:rPr>
         <w:t>Eurostar Motors S.A.C. no habría contado con un Libro de Reclamaciones físico o virtual, conforme se aprecia de su página web</w:t>
       </w:r>
@@ -4193,7 +4102,7 @@
           <w:color w:val="000000"/>
           <w:kern w:val="0"/>
           <w:lang w:eastAsia="es-PE"/>
-          <ns2:ligatures ns2:val="none"/>
+          <w14:ligatures w14:val="none"/>
         </w:rPr>
         <w:t xml:space="preserve">. Por consiguiente, </w:t>
       </w:r>
@@ -4204,7 +4113,7 @@
           <w:color w:val="000000"/>
           <w:kern w:val="0"/>
           <w:lang w:eastAsia="es-PE"/>
-          <ns2:ligatures ns2:val="none"/>
+          <w14:ligatures w14:val="none"/>
         </w:rPr>
         <w:t>corresponde</w:t>
       </w:r>
@@ -4215,7 +4124,7 @@
           <w:color w:val="000000"/>
           <w:kern w:val="0"/>
           <w:lang w:eastAsia="es-PE"/>
-          <ns2:ligatures ns2:val="none"/>
+          <w14:ligatures w14:val="none"/>
         </w:rPr>
         <w:t xml:space="preserve"> </w:t>
       </w:r>
@@ -4226,7 +4135,7 @@
           <w:color w:val="000000"/>
           <w:kern w:val="0"/>
           <w:lang w:eastAsia="es-PE"/>
-          <ns2:ligatures ns2:val="none"/>
+          <w14:ligatures w14:val="none"/>
         </w:rPr>
         <w:t xml:space="preserve">calificar el hecho materia de denuncia como una presunta infracción al artículo 150 </w:t>
       </w:r>
@@ -4237,7 +4146,7 @@
           <w:color w:val="000000"/>
           <w:kern w:val="0"/>
           <w:lang w:eastAsia="es-PE"/>
-          <ns2:ligatures ns2:val="none"/>
+          <w14:ligatures w14:val="none"/>
         </w:rPr>
         <w:t>del Código</w:t>
       </w:r>
@@ -4250,7 +4159,7 @@
           <w:kern w:val="0"/>
           <w:vertAlign w:val="superscript"/>
           <w:lang w:eastAsia="es-PE"/>
-          <ns2:ligatures ns2:val="none"/>
+          <w14:ligatures w14:val="none"/>
         </w:rPr>
         <w:footnoteReference w:id="7"/>
       </w:r>
@@ -4261,12 +4170,12 @@
           <w:color w:val="000000"/>
           <w:kern w:val="0"/>
           <w:lang w:eastAsia="es-PE"/>
-          <ns2:ligatures ns2:val="none"/>
+          <w14:ligatures w14:val="none"/>
         </w:rPr>
         <w:t xml:space="preserve">. </w:t>
       </w:r>
     </w:p>
-    <w:p ns2:paraId="2E7770E0" ns2:textId="77777777">
+    <w:p>
       <w:pPr>
         <w:pStyle w:val="Prrafodelista"/>
         <w:spacing w:after="0" w:line="240" w:lineRule="auto"/>
@@ -4276,11 +4185,11 @@
           <w:rFonts w:ascii="Arial Narrow" w:eastAsia="Calibri" w:hAnsi="Arial Narrow" w:cs="Arial Narrow"/>
           <w:kern w:val="0"/>
           <w:lang w:eastAsia="es-PE"/>
-          <ns2:ligatures ns2:val="none"/>
-        </w:rPr>
-      </w:pPr>
-    </w:p>
-    <w:p ns2:paraId="37321452" ns2:textId="77777777">
+          <w14:ligatures w14:val="none"/>
+        </w:rPr>
+      </w:pPr>
+    </w:p>
+    <w:p>
       <w:pPr>
         <w:pStyle w:val="Prrafodelista"/>
         <w:numPr>
@@ -4294,7 +4203,7 @@
           <w:rFonts w:ascii="Arial Narrow" w:eastAsia="Calibri" w:hAnsi="Arial Narrow" w:cs="Arial Narrow"/>
           <w:kern w:val="0"/>
           <w:lang w:eastAsia="es-PE"/>
-          <ns2:ligatures ns2:val="none"/>
+          <w14:ligatures w14:val="none"/>
         </w:rPr>
       </w:pPr>
       <w:r>
@@ -4303,7 +4212,7 @@
           <w:color w:val="000000"/>
           <w:kern w:val="0"/>
           <w:lang w:eastAsia="es-PE"/>
-          <ns2:ligatures ns2:val="none"/>
+          <w14:ligatures w14:val="none"/>
         </w:rPr>
         <w:t>En tanto la denuncia reúne los requisitos establecidos por la norma citada, corresponde admitirla a trámite</w:t>
       </w:r>
@@ -4313,7 +4222,7 @@
           <w:rFonts w:ascii="Arial Narrow" w:eastAsia="Arial Narrow" w:hAnsi="Arial Narrow" w:cs="Arial Narrow"/>
           <w:kern w:val="0"/>
           <w:vertAlign w:val="superscript"/>
-          <ns2:ligatures ns2:val="none"/>
+          <w14:ligatures w14:val="none"/>
         </w:rPr>
         <w:footnoteReference w:id="8"/>
       </w:r>
@@ -4323,12 +4232,12 @@
           <w:color w:val="000000"/>
           <w:kern w:val="0"/>
           <w:lang w:eastAsia="es-PE"/>
-          <ns2:ligatures ns2:val="none"/>
+          <w14:ligatures w14:val="none"/>
         </w:rPr>
         <w:t>.</w:t>
       </w:r>
     </w:p>
-    <w:p ns2:paraId="17426A8E" ns2:textId="77777777">
+    <w:p>
       <w:pPr>
         <w:spacing w:after="0" w:line="240" w:lineRule="auto"/>
         <w:ind w:left="567"/>
@@ -4339,11 +4248,11 @@
           <w:color w:val="000000"/>
           <w:kern w:val="0"/>
           <w:lang w:eastAsia="es-PE"/>
-          <ns2:ligatures ns2:val="none"/>
-        </w:rPr>
-      </w:pPr>
-    </w:p>
-    <w:p ns2:paraId="69FE781D" ns2:textId="77777777">
+          <w14:ligatures w14:val="none"/>
+        </w:rPr>
+      </w:pPr>
+    </w:p>
+    <w:p>
       <w:pPr>
         <w:pStyle w:val="Prrafodelista"/>
         <w:numPr>
@@ -4363,22 +4272,22 @@
           <w:color w:val="000000"/>
           <w:kern w:val="0"/>
           <w:lang w:eastAsia="es-PE"/>
-          <ns2:ligatures ns2:val="none"/>
-        </w:rPr>
-      </w:pPr>
-      <w:r>
-        <w:rPr>
-          <w:rFonts w:ascii="Arial Narrow" w:eastAsia="Arial Narrow" w:hAnsi="Arial Narrow" w:cs="Arial Narrow"/>
-          <w:b/>
-          <w:color w:val="000000"/>
-          <w:kern w:val="0"/>
-          <w:lang w:eastAsia="es-PE"/>
-          <ns2:ligatures ns2:val="none"/>
+          <w14:ligatures w14:val="none"/>
+        </w:rPr>
+      </w:pPr>
+      <w:r>
+        <w:rPr>
+          <w:rFonts w:ascii="Arial Narrow" w:eastAsia="Arial Narrow" w:hAnsi="Arial Narrow" w:cs="Arial Narrow"/>
+          <w:b/>
+          <w:color w:val="000000"/>
+          <w:kern w:val="0"/>
+          <w:lang w:eastAsia="es-PE"/>
+          <w14:ligatures w14:val="none"/>
         </w:rPr>
         <w:t>REQUERIMIENTO DE INFORMACION</w:t>
       </w:r>
     </w:p>
-    <w:p ns2:paraId="6252E905" ns2:textId="77777777">
+    <w:p>
       <w:pPr>
         <w:spacing w:after="0" w:line="240" w:lineRule="auto"/>
         <w:jc w:val="both"/>
@@ -4387,11 +4296,11 @@
           <w:color w:val="000000"/>
           <w:kern w:val="0"/>
           <w:lang w:val="es-ES" w:eastAsia="es-ES"/>
-          <ns2:ligatures ns2:val="none"/>
-        </w:rPr>
-      </w:pPr>
-    </w:p>
-    <w:p ns2:paraId="21C241A8" ns2:textId="77777777">
+          <w14:ligatures w14:val="none"/>
+        </w:rPr>
+      </w:pPr>
+    </w:p>
+    <w:p>
       <w:pPr>
         <w:pStyle w:val="Prrafodelista"/>
         <w:numPr>
@@ -4406,7 +4315,7 @@
           <w:color w:val="000000"/>
           <w:kern w:val="0"/>
           <w:lang w:val="es-ES" w:eastAsia="es-ES"/>
-          <ns2:ligatures ns2:val="none"/>
+          <w14:ligatures w14:val="none"/>
         </w:rPr>
       </w:pPr>
       <w:r>
@@ -4415,7 +4324,7 @@
           <w:color w:val="000000"/>
           <w:kern w:val="0"/>
           <w:lang w:val="es-ES" w:eastAsia="es-ES"/>
-          <ns2:ligatures ns2:val="none"/>
+          <w14:ligatures w14:val="none"/>
         </w:rPr>
         <w:t xml:space="preserve">A efectos de tener mayores elementos que sirvan para la resolución definitiva del presente caso, la Secretaría Técnica, en ejercicio de las facultades que la ley le confiere, </w:t>
       </w:r>
@@ -4426,7 +4335,7 @@
           <w:color w:val="000000"/>
           <w:kern w:val="0"/>
           <w:lang w:val="es-ES" w:eastAsia="es-ES"/>
-          <ns2:ligatures ns2:val="none"/>
+          <w14:ligatures w14:val="none"/>
         </w:rPr>
         <w:t xml:space="preserve">conviene requerir a los proveedores denunciados </w:t>
       </w:r>
@@ -4437,7 +4346,7 @@
           <w:color w:val="000000"/>
           <w:kern w:val="0"/>
           <w:lang w:val="es-ES" w:eastAsia="es-ES"/>
-          <ns2:ligatures ns2:val="none"/>
+          <w14:ligatures w14:val="none"/>
         </w:rPr>
         <w:t xml:space="preserve">que, en un plazo no mayor de cinco (5) días hábiles contado a partir del día siguiente de la notificación de la presente resolución, </w:t>
       </w:r>
@@ -4448,12 +4357,12 @@
           <w:color w:val="000000"/>
           <w:kern w:val="0"/>
           <w:lang w:val="es-ES" w:eastAsia="es-ES"/>
-          <ns2:ligatures ns2:val="none"/>
+          <w14:ligatures w14:val="none"/>
         </w:rPr>
         <w:t>cumplan con lo siguiente:</w:t>
       </w:r>
     </w:p>
-    <w:p ns2:paraId="345D7F88" ns2:textId="77777777">
+    <w:p>
       <w:pPr>
         <w:pStyle w:val="Prrafodelista"/>
         <w:spacing w:after="0" w:line="240" w:lineRule="auto"/>
@@ -4464,11 +4373,11 @@
           <w:color w:val="000000"/>
           <w:kern w:val="0"/>
           <w:lang w:val="es-ES" w:eastAsia="es-ES"/>
-          <ns2:ligatures ns2:val="none"/>
-        </w:rPr>
-      </w:pPr>
-    </w:p>
-    <w:p ns2:paraId="01F25269" ns2:textId="421D749F">
+          <w14:ligatures w14:val="none"/>
+        </w:rPr>
+      </w:pPr>
+    </w:p>
+    <w:p>
       <w:pPr>
         <w:pStyle w:val="Prrafodelista"/>
         <w:spacing w:after="0" w:line="240" w:lineRule="auto"/>
@@ -4479,7 +4388,7 @@
           <w:color w:val="000000"/>
           <w:kern w:val="0"/>
           <w:lang w:val="es-ES" w:eastAsia="es-ES"/>
-          <ns2:ligatures ns2:val="none"/>
+          <w14:ligatures w14:val="none"/>
         </w:rPr>
       </w:pPr>
       <w:r>
@@ -4489,7 +4398,7 @@
           <w:kern w:val="0"/>
           <w:u w:val="single"/>
           <w:lang w:val="es-ES" w:eastAsia="es-ES"/>
-          <ns2:ligatures ns2:val="none"/>
+          <w14:ligatures w14:val="none"/>
         </w:rPr>
         <w:t xml:space="preserve">A </w:t>
       </w:r>
@@ -4500,7 +4409,7 @@
           <w:kern w:val="0"/>
           <w:u w:val="single"/>
           <w:lang w:val="es-ES" w:eastAsia="es-ES"/>
-          <ns2:ligatures ns2:val="none"/>
+          <w14:ligatures w14:val="none"/>
         </w:rPr>
         <w:t>Quálitas</w:t>
       </w:r>
@@ -4510,7 +4419,7 @@
           <w:color w:val="000000"/>
           <w:kern w:val="0"/>
           <w:lang w:val="es-ES" w:eastAsia="es-ES"/>
-          <ns2:ligatures ns2:val="none"/>
+          <w14:ligatures w14:val="none"/>
         </w:rPr>
         <w:t>: (i) presentar una copia debidamente suscrita de la Póliza</w:t>
       </w:r>
@@ -4520,7 +4429,7 @@
           <w:color w:val="000000"/>
           <w:kern w:val="0"/>
           <w:lang w:val="es-ES" w:eastAsia="es-ES"/>
-          <ns2:ligatures ns2:val="none"/>
+          <w14:ligatures w14:val="none"/>
         </w:rPr>
         <w:t xml:space="preserve"> </w:t>
       </w:r>
@@ -4530,7 +4439,7 @@
           <w:color w:val="000000"/>
           <w:kern w:val="0"/>
           <w:lang w:eastAsia="es-ES"/>
-          <ns2:ligatures ns2:val="none"/>
+          <w14:ligatures w14:val="none"/>
         </w:rPr>
         <w:t xml:space="preserve">0070162762 </w:t>
       </w:r>
@@ -4540,7 +4449,7 @@
           <w:color w:val="000000"/>
           <w:kern w:val="0"/>
           <w:lang w:val="es-ES" w:eastAsia="es-ES"/>
-          <ns2:ligatures ns2:val="none"/>
+          <w14:ligatures w14:val="none"/>
         </w:rPr>
         <w:t>del Seguro Vehicular materia de denuncia</w:t>
       </w:r>
@@ -4550,7 +4459,7 @@
           <w:color w:val="000000"/>
           <w:kern w:val="0"/>
           <w:lang w:val="es-ES" w:eastAsia="es-ES"/>
-          <ns2:ligatures ns2:val="none"/>
+          <w14:ligatures w14:val="none"/>
         </w:rPr>
         <w:t xml:space="preserve">, así como el cargo de remisión de la </w:t>
       </w:r>
@@ -4560,7 +4469,7 @@
           <w:color w:val="000000"/>
           <w:kern w:val="0"/>
           <w:lang w:val="es-ES" w:eastAsia="es-ES"/>
-          <ns2:ligatures ns2:val="none"/>
+          <w14:ligatures w14:val="none"/>
         </w:rPr>
         <w:t>póliza</w:t>
       </w:r>
@@ -4570,7 +4479,7 @@
           <w:color w:val="000000"/>
           <w:kern w:val="0"/>
           <w:lang w:val="es-ES" w:eastAsia="es-ES"/>
-          <ns2:ligatures ns2:val="none"/>
+          <w14:ligatures w14:val="none"/>
         </w:rPr>
         <w:t xml:space="preserve">; </w:t>
       </w:r>
@@ -4580,7 +4489,7 @@
           <w:color w:val="000000"/>
           <w:kern w:val="0"/>
           <w:lang w:val="es-ES" w:eastAsia="es-ES"/>
-          <ns2:ligatures ns2:val="none"/>
+          <w14:ligatures w14:val="none"/>
         </w:rPr>
         <w:t>(</w:t>
       </w:r>
@@ -4591,7 +4500,7 @@
           <w:color w:val="000000"/>
           <w:kern w:val="0"/>
           <w:lang w:val="es-ES" w:eastAsia="es-ES"/>
-          <ns2:ligatures ns2:val="none"/>
+          <w14:ligatures w14:val="none"/>
         </w:rPr>
         <w:t>ii</w:t>
       </w:r>
@@ -4602,7 +4511,7 @@
           <w:color w:val="000000"/>
           <w:kern w:val="0"/>
           <w:lang w:val="es-ES" w:eastAsia="es-ES"/>
-          <ns2:ligatures ns2:val="none"/>
+          <w14:ligatures w14:val="none"/>
         </w:rPr>
         <w:t>) presentar los medios probatorios que acrediten que</w:t>
       </w:r>
@@ -4612,7 +4521,7 @@
           <w:color w:val="000000"/>
           <w:kern w:val="0"/>
           <w:lang w:val="es-ES" w:eastAsia="es-ES"/>
-          <ns2:ligatures ns2:val="none"/>
+          <w14:ligatures w14:val="none"/>
         </w:rPr>
         <w:t xml:space="preserve"> </w:t>
       </w:r>
@@ -4622,7 +4531,7 @@
           <w:color w:val="000000"/>
           <w:kern w:val="0"/>
           <w:lang w:val="es-ES" w:eastAsia="es-ES"/>
-          <ns2:ligatures ns2:val="none"/>
+          <w14:ligatures w14:val="none"/>
         </w:rPr>
         <w:t xml:space="preserve">brindó conformidad y aprobación a la cotización realizada por el taller; </w:t>
       </w:r>
@@ -4632,7 +4541,7 @@
           <w:color w:val="000000"/>
           <w:kern w:val="0"/>
           <w:lang w:val="es-ES" w:eastAsia="es-ES"/>
-          <ns2:ligatures ns2:val="none"/>
+          <w14:ligatures w14:val="none"/>
         </w:rPr>
         <w:t>y, (</w:t>
       </w:r>
@@ -4643,7 +4552,7 @@
           <w:color w:val="000000"/>
           <w:kern w:val="0"/>
           <w:lang w:val="es-ES" w:eastAsia="es-ES"/>
-          <ns2:ligatures ns2:val="none"/>
+          <w14:ligatures w14:val="none"/>
         </w:rPr>
         <w:t>ii</w:t>
       </w:r>
@@ -4653,7 +4562,7 @@
           <w:color w:val="000000"/>
           <w:kern w:val="0"/>
           <w:lang w:val="es-ES" w:eastAsia="es-ES"/>
-          <ns2:ligatures ns2:val="none"/>
+          <w14:ligatures w14:val="none"/>
         </w:rPr>
         <w:t>i</w:t>
       </w:r>
@@ -4664,12 +4573,12 @@
           <w:color w:val="000000"/>
           <w:kern w:val="0"/>
           <w:lang w:val="es-ES" w:eastAsia="es-ES"/>
-          <ns2:ligatures ns2:val="none"/>
+          <w14:ligatures w14:val="none"/>
         </w:rPr>
         <w:t>) presentar todas las comunicaciones cursadas con la parte denunciante en virtud de los hechos materia de denuncia.</w:t>
       </w:r>
     </w:p>
-    <w:p ns2:paraId="48503CFE" ns2:textId="77777777">
+    <w:p>
       <w:pPr>
         <w:pStyle w:val="Prrafodelista"/>
         <w:spacing w:after="0" w:line="240" w:lineRule="auto"/>
@@ -4681,11 +4590,11 @@
           <w:kern w:val="0"/>
           <w:u w:val="single"/>
           <w:lang w:val="es-ES" w:eastAsia="es-ES"/>
-          <ns2:ligatures ns2:val="none"/>
-        </w:rPr>
-      </w:pPr>
-    </w:p>
-    <w:p ns2:paraId="4940B49E" ns2:textId="4FDAC678">
+          <w14:ligatures w14:val="none"/>
+        </w:rPr>
+      </w:pPr>
+    </w:p>
+    <w:p>
       <w:pPr>
         <w:pStyle w:val="Prrafodelista"/>
         <w:spacing w:after="0" w:line="240" w:lineRule="auto"/>
@@ -4697,7 +4606,7 @@
           <w:kern w:val="0"/>
           <w:u w:val="single"/>
           <w:lang w:val="es-ES" w:eastAsia="es-ES"/>
-          <ns2:ligatures ns2:val="none"/>
+          <w14:ligatures w14:val="none"/>
         </w:rPr>
       </w:pPr>
       <w:r>
@@ -4707,7 +4616,7 @@
           <w:kern w:val="0"/>
           <w:u w:val="single"/>
           <w:lang w:val="es-ES" w:eastAsia="es-ES"/>
-          <ns2:ligatures ns2:val="none"/>
+          <w14:ligatures w14:val="none"/>
         </w:rPr>
         <w:t xml:space="preserve">A </w:t>
       </w:r>
@@ -4718,7 +4627,7 @@
           <w:kern w:val="0"/>
           <w:u w:val="single"/>
           <w:lang w:val="es-ES" w:eastAsia="es-ES"/>
-          <ns2:ligatures ns2:val="none"/>
+          <w14:ligatures w14:val="none"/>
         </w:rPr>
         <w:t>Eurostar</w:t>
       </w:r>
@@ -4728,7 +4637,7 @@
           <w:color w:val="000000"/>
           <w:kern w:val="0"/>
           <w:lang w:val="es-ES" w:eastAsia="es-ES"/>
-          <ns2:ligatures ns2:val="none"/>
+          <w14:ligatures w14:val="none"/>
         </w:rPr>
         <w:t>:</w:t>
       </w:r>
@@ -4738,7 +4647,7 @@
           <w:color w:val="000000"/>
           <w:kern w:val="0"/>
           <w:lang w:eastAsia="es-ES"/>
-          <ns2:ligatures ns2:val="none"/>
+          <w14:ligatures w14:val="none"/>
         </w:rPr>
         <w:t xml:space="preserve"> </w:t>
       </w:r>
@@ -4748,7 +4657,7 @@
           <w:color w:val="000000"/>
           <w:kern w:val="0"/>
           <w:lang w:val="es-ES" w:eastAsia="es-ES"/>
-          <ns2:ligatures ns2:val="none"/>
+          <w14:ligatures w14:val="none"/>
         </w:rPr>
         <w:t xml:space="preserve">(i) </w:t>
       </w:r>
@@ -4758,7 +4667,7 @@
           <w:color w:val="000000"/>
           <w:kern w:val="0"/>
           <w:lang w:val="es-ES" w:eastAsia="es-ES"/>
-          <ns2:ligatures ns2:val="none"/>
+          <w14:ligatures w14:val="none"/>
         </w:rPr>
         <w:t xml:space="preserve">presentar los medios probatorios que acrediten que </w:t>
       </w:r>
@@ -4768,7 +4677,7 @@
           <w:color w:val="000000"/>
           <w:kern w:val="0"/>
           <w:lang w:val="es-ES" w:eastAsia="es-ES"/>
-          <ns2:ligatures ns2:val="none"/>
+          <w14:ligatures w14:val="none"/>
         </w:rPr>
         <w:t>comunicó el estado del trámite de aprobación de la cotización ante la compañía aseguradora y se brindó información para continuar con la reparación del vehículo asegurado</w:t>
       </w:r>
@@ -4778,7 +4687,7 @@
           <w:color w:val="000000"/>
           <w:kern w:val="0"/>
           <w:lang w:val="es-ES" w:eastAsia="es-ES"/>
-          <ns2:ligatures ns2:val="none"/>
+          <w14:ligatures w14:val="none"/>
         </w:rPr>
         <w:t>; y, (</w:t>
       </w:r>
@@ -4789,7 +4698,7 @@
           <w:color w:val="000000"/>
           <w:kern w:val="0"/>
           <w:lang w:val="es-ES" w:eastAsia="es-ES"/>
-          <ns2:ligatures ns2:val="none"/>
+          <w14:ligatures w14:val="none"/>
         </w:rPr>
         <w:t>ii</w:t>
       </w:r>
@@ -4800,13 +4709,13 @@
           <w:color w:val="000000"/>
           <w:kern w:val="0"/>
           <w:lang w:val="es-ES" w:eastAsia="es-ES"/>
-          <ns2:ligatures ns2:val="none"/>
+          <w14:ligatures w14:val="none"/>
         </w:rPr>
         <w:t>) presentar todas las comunicaciones cursadas con la parte denunciante en virtud de los hechos materia de denuncia.</w:t>
       </w:r>
     </w:p>
     <w:bookmarkEnd w:id="10"/>
-    <w:p ns2:paraId="76AC2520" ns2:textId="77777777">
+    <w:p>
       <w:pPr>
         <w:pStyle w:val="Prrafodelista"/>
         <w:spacing w:after="0" w:line="240" w:lineRule="auto"/>
@@ -4817,11 +4726,11 @@
           <w:color w:val="000000"/>
           <w:kern w:val="0"/>
           <w:lang w:val="es-ES" w:eastAsia="es-ES"/>
-          <ns2:ligatures ns2:val="none"/>
-        </w:rPr>
-      </w:pPr>
-    </w:p>
-    <w:p ns2:paraId="45192A8B" ns2:textId="77777777">
+          <w14:ligatures w14:val="none"/>
+        </w:rPr>
+      </w:pPr>
+    </w:p>
+    <w:p>
       <w:pPr>
         <w:pStyle w:val="Prrafodelista"/>
         <w:numPr>
@@ -4841,36 +4750,36 @@
           <w:color w:val="000000"/>
           <w:kern w:val="0"/>
           <w:lang w:eastAsia="es-PE"/>
-          <ns2:ligatures ns2:val="none"/>
-        </w:rPr>
-      </w:pPr>
-      <w:r>
-        <w:rPr>
-          <w:rFonts w:ascii="Arial Narrow" w:eastAsia="Arial Narrow" w:hAnsi="Arial Narrow" w:cs="Arial Narrow"/>
-          <w:b/>
-          <w:color w:val="000000"/>
-          <w:kern w:val="0"/>
-          <w:lang w:eastAsia="es-PE"/>
-          <ns2:ligatures ns2:val="none"/>
+          <w14:ligatures w14:val="none"/>
+        </w:rPr>
+      </w:pPr>
+      <w:r>
+        <w:rPr>
+          <w:rFonts w:ascii="Arial Narrow" w:eastAsia="Arial Narrow" w:hAnsi="Arial Narrow" w:cs="Arial Narrow"/>
+          <w:b/>
+          <w:color w:val="000000"/>
+          <w:kern w:val="0"/>
+          <w:lang w:eastAsia="es-PE"/>
+          <w14:ligatures w14:val="none"/>
         </w:rPr>
         <w:t xml:space="preserve">RESOLUCIÓN DE LA SECRETARÍA TÉCNICA </w:t>
       </w:r>
     </w:p>
-    <w:p ns2:paraId="71820251" ns2:textId="77777777">
-      <w:pPr>
-        <w:spacing w:after="0" w:line="240" w:lineRule="auto"/>
-        <w:jc w:val="both"/>
-        <w:rPr>
-          <w:rFonts w:ascii="Arial Narrow" w:eastAsia="Arial Narrow" w:hAnsi="Arial Narrow" w:cs="Arial Narrow"/>
-          <w:b/>
-          <w:color w:val="000000"/>
-          <w:kern w:val="0"/>
-          <w:lang w:eastAsia="es-PE"/>
-          <ns2:ligatures ns2:val="none"/>
-        </w:rPr>
-      </w:pPr>
-    </w:p>
-    <w:p ns2:paraId="0A9233F4" ns2:textId="2D31A094">
+    <w:p>
+      <w:pPr>
+        <w:spacing w:after="0" w:line="240" w:lineRule="auto"/>
+        <w:jc w:val="both"/>
+        <w:rPr>
+          <w:rFonts w:ascii="Arial Narrow" w:eastAsia="Arial Narrow" w:hAnsi="Arial Narrow" w:cs="Arial Narrow"/>
+          <w:b/>
+          <w:color w:val="000000"/>
+          <w:kern w:val="0"/>
+          <w:lang w:eastAsia="es-PE"/>
+          <w14:ligatures w14:val="none"/>
+        </w:rPr>
+      </w:pPr>
+    </w:p>
+    <w:p>
       <w:pPr>
         <w:spacing w:after="0" w:line="240" w:lineRule="auto"/>
         <w:jc w:val="both"/>
@@ -4879,17 +4788,17 @@
           <w:color w:val="000000"/>
           <w:kern w:val="0"/>
           <w:lang w:eastAsia="es-PE"/>
-          <ns2:ligatures ns2:val="none"/>
-        </w:rPr>
-      </w:pPr>
-      <w:r>
-        <w:rPr>
-          <w:rFonts w:ascii="Arial Narrow" w:eastAsia="Arial Narrow" w:hAnsi="Arial Narrow" w:cs="Arial Narrow"/>
-          <w:b/>
-          <w:color w:val="000000"/>
-          <w:kern w:val="0"/>
-          <w:lang w:eastAsia="es-PE"/>
-          <ns2:ligatures ns2:val="none"/>
+          <w14:ligatures w14:val="none"/>
+        </w:rPr>
+      </w:pPr>
+      <w:r>
+        <w:rPr>
+          <w:rFonts w:ascii="Arial Narrow" w:eastAsia="Arial Narrow" w:hAnsi="Arial Narrow" w:cs="Arial Narrow"/>
+          <w:b/>
+          <w:color w:val="000000"/>
+          <w:kern w:val="0"/>
+          <w:lang w:eastAsia="es-PE"/>
+          <w14:ligatures w14:val="none"/>
         </w:rPr>
         <w:t xml:space="preserve">PRIMERO: admitir a trámite la denuncia del 14 de abril de 2026, interpuesta por los señores [APELLIDO] [APELLIDO] y [APELLIDO] [APELLIDO] Chinchay contra Quálitas Compañía de Seguros S.A. y Eurostar Motors S.A.C., por lo siguiente:</w:t>
       </w:r>
@@ -4900,7 +4809,7 @@
           <w:kern w:val="0"/>
           <w:shd w:val="clear" w:color="auto" w:fill="FFFFFF"/>
           <w:lang w:eastAsia="es-PE"/>
-          <ns2:ligatures ns2:val="none"/>
+          <w14:ligatures w14:val="none"/>
         </w:rPr>
         <w:t xml:space="preserve"/>
       </w:r>
@@ -4910,7 +4819,7 @@
           <w:color w:val="000000"/>
           <w:kern w:val="0"/>
           <w:lang w:val="es-ES" w:eastAsia="es-ES"/>
-          <ns2:ligatures ns2:val="none"/>
+          <w14:ligatures w14:val="none"/>
         </w:rPr>
         <w:t/>
       </w:r>
@@ -4920,7 +4829,7 @@
           <w:color w:val="000000"/>
           <w:kern w:val="0"/>
           <w:lang w:val="es-ES" w:eastAsia="es-ES"/>
-          <ns2:ligatures ns2:val="none"/>
+          <w14:ligatures w14:val="none"/>
         </w:rPr>
         <w:t xml:space="preserve"/>
       </w:r>
@@ -4931,7 +4840,7 @@
           <w:kern w:val="0"/>
           <w:shd w:val="clear" w:color="auto" w:fill="FFFFFF"/>
           <w:lang w:eastAsia="es-PE"/>
-          <ns2:ligatures ns2:val="none"/>
+          <w14:ligatures w14:val="none"/>
         </w:rPr>
         <w:t xml:space="preserve"/>
       </w:r>
@@ -4942,7 +4851,7 @@
           <w:kern w:val="0"/>
           <w:shd w:val="clear" w:color="auto" w:fill="FFFFFF"/>
           <w:lang w:eastAsia="es-PE"/>
-          <ns2:ligatures ns2:val="none"/>
+          <w14:ligatures w14:val="none"/>
         </w:rPr>
         <w:t xml:space="preserve"/>
       </w:r>
@@ -4953,7 +4862,7 @@
           <w:kern w:val="0"/>
           <w:shd w:val="clear" w:color="auto" w:fill="FFFFFF"/>
           <w:lang w:eastAsia="es-PE"/>
-          <ns2:ligatures ns2:val="none"/>
+          <w14:ligatures w14:val="none"/>
         </w:rPr>
         <w:t xml:space="preserve"/>
       </w:r>
@@ -4978,7 +4887,7 @@
           <w:kern w:val="0"/>
           <w:shd w:val="clear" w:color="auto" w:fill="FFFFFF"/>
           <w:lang w:eastAsia="es-PE"/>
-          <ns2:ligatures ns2:val="none"/>
+          <w14:ligatures w14:val="none"/>
         </w:rPr>
         <w:t/>
       </w:r>
@@ -4989,7 +4898,7 @@
           <w:kern w:val="0"/>
           <w:shd w:val="clear" w:color="auto" w:fill="FFFFFF"/>
           <w:lang w:eastAsia="es-PE"/>
-          <ns2:ligatures ns2:val="none"/>
+          <w14:ligatures w14:val="none"/>
         </w:rPr>
         <w:t xml:space="preserve"/>
       </w:r>
@@ -5000,12 +4909,12 @@
           <w:kern w:val="0"/>
           <w:shd w:val="clear" w:color="auto" w:fill="FFFFFF"/>
           <w:lang w:eastAsia="es-PE"/>
-          <ns2:ligatures ns2:val="none"/>
+          <w14:ligatures w14:val="none"/>
         </w:rPr>
         <w:t/>
       </w:r>
     </w:p>
-    <w:p ns2:paraId="63EA146C" ns2:textId="77777777">
+    <w:p>
       <w:pPr>
         <w:spacing w:after="0" w:line="240" w:lineRule="auto"/>
         <w:jc w:val="both"/>
@@ -5014,11 +4923,11 @@
           <w:color w:val="000000"/>
           <w:kern w:val="0"/>
           <w:lang w:eastAsia="es-PE"/>
-          <ns2:ligatures ns2:val="none"/>
-        </w:rPr>
-      </w:pPr>
-    </w:p>
-    <w:p ns2:paraId="13419B72" ns2:textId="5C1E09D4">
+          <w14:ligatures w14:val="none"/>
+        </w:rPr>
+      </w:pPr>
+    </w:p>
+    <w:p>
       <w:pPr>
         <w:pStyle w:val="Prrafodelista"/>
         <w:numPr>
@@ -5034,14 +4943,14 @@
         <w:rPr>
           <w:rFonts w:ascii="Arial Narrow" w:eastAsia="Arial Narrow" w:hAnsi="Arial Narrow" w:cs="Arial Narrow"/>
           <w:kern w:val="0"/>
-          <ns2:ligatures ns2:val="none"/>
-        </w:rPr>
-      </w:pPr>
-      <w:r>
-        <w:rPr>
-          <w:rFonts w:ascii="Arial Narrow" w:eastAsia="Arial Narrow" w:hAnsi="Arial Narrow" w:cs="Arial Narrow"/>
-          <w:kern w:val="0"/>
-          <ns2:ligatures ns2:val="none"/>
+          <w14:ligatures w14:val="none"/>
+        </w:rPr>
+      </w:pPr>
+      <w:r>
+        <w:rPr>
+          <w:rFonts w:ascii="Arial Narrow" w:eastAsia="Arial Narrow" w:hAnsi="Arial Narrow" w:cs="Arial Narrow"/>
+          <w:kern w:val="0"/>
+          <w14:ligatures w14:val="none"/>
         </w:rPr>
         <w:t xml:space="preserve">Presunta </w:t>
       </w:r>
@@ -5049,7 +4958,7 @@
         <w:rPr>
           <w:rFonts w:ascii="Arial Narrow" w:eastAsia="Arial Narrow" w:hAnsi="Arial Narrow" w:cs="Arial Narrow"/>
           <w:kern w:val="0"/>
-          <ns2:ligatures ns2:val="none"/>
+          <w14:ligatures w14:val="none"/>
         </w:rPr>
         <w:t>infracción a los artículos 18 y 19 de la Ley 29571, Código de Protección y Defensa del Consumidor</w:t>
       </w:r>
@@ -5057,7 +4966,7 @@
         <w:rPr>
           <w:rFonts w:ascii="Arial Narrow" w:eastAsia="Arial Narrow" w:hAnsi="Arial Narrow" w:cs="Arial Narrow"/>
           <w:kern w:val="0"/>
-          <ns2:ligatures ns2:val="none"/>
+          <w14:ligatures w14:val="none"/>
         </w:rPr>
         <w:t xml:space="preserve">, en tanto </w:t>
       </w:r>
@@ -5065,7 +4974,7 @@
         <w:rPr>
           <w:rFonts w:ascii="Arial Narrow" w:eastAsia="Arial Narrow" w:hAnsi="Arial Narrow" w:cs="Arial Narrow"/>
           <w:kern w:val="0"/>
-          <ns2:ligatures ns2:val="none"/>
+          <w14:ligatures w14:val="none"/>
         </w:rPr>
         <w:t xml:space="preserve">Quálitas Compañía de Seguros S.A. </w:t>
       </w:r>
@@ -5073,7 +4982,7 @@
         <w:rPr>
           <w:rFonts w:ascii="Arial Narrow" w:eastAsia="Arial Narrow" w:hAnsi="Arial Narrow" w:cs="Arial Narrow"/>
           <w:kern w:val="0"/>
-          <ns2:ligatures ns2:val="none"/>
+          <w14:ligatures w14:val="none"/>
         </w:rPr>
         <w:t xml:space="preserve">no habría brindado conformidad ni aprobación a la cotización realizada por </w:t>
       </w:r>
@@ -5081,7 +4990,7 @@
         <w:rPr>
           <w:rFonts w:ascii="Arial Narrow" w:eastAsia="Arial Narrow" w:hAnsi="Arial Narrow" w:cs="Arial Narrow"/>
           <w:kern w:val="0"/>
-          <ns2:ligatures ns2:val="none"/>
+          <w14:ligatures w14:val="none"/>
         </w:rPr>
         <w:t>Eurostar Motors S.A.C.</w:t>
       </w:r>
@@ -5089,7 +4998,7 @@
         <w:rPr>
           <w:rFonts w:ascii="Arial Narrow" w:eastAsia="Arial Narrow" w:hAnsi="Arial Narrow" w:cs="Arial Narrow"/>
           <w:kern w:val="0"/>
-          <ns2:ligatures ns2:val="none"/>
+          <w14:ligatures w14:val="none"/>
         </w:rPr>
         <w:t xml:space="preserve"> </w:t>
       </w:r>
@@ -5097,7 +5006,7 @@
         <w:rPr>
           <w:rFonts w:ascii="Arial Narrow" w:eastAsia="Arial Narrow" w:hAnsi="Arial Narrow" w:cs="Arial Narrow"/>
           <w:kern w:val="0"/>
-          <ns2:ligatures ns2:val="none"/>
+          <w14:ligatures w14:val="none"/>
         </w:rPr>
         <w:t xml:space="preserve">para la reparación del vehículo asegurado </w:t>
       </w:r>
@@ -5105,7 +5014,7 @@
         <w:rPr>
           <w:rFonts w:ascii="Arial Narrow" w:eastAsia="Arial Narrow" w:hAnsi="Arial Narrow" w:cs="Arial Narrow"/>
           <w:kern w:val="0"/>
-          <ns2:ligatures ns2:val="none"/>
+          <w14:ligatures w14:val="none"/>
         </w:rPr>
         <w:t>con la Póliza 0070162762 del Seguro Vehicular</w:t>
       </w:r>
@@ -5113,23 +5022,23 @@
         <w:rPr>
           <w:rFonts w:ascii="Arial Narrow" w:eastAsia="Arial Narrow" w:hAnsi="Arial Narrow" w:cs="Arial Narrow"/>
           <w:kern w:val="0"/>
-          <ns2:ligatures ns2:val="none"/>
+          <w14:ligatures w14:val="none"/>
         </w:rPr>
         <w:t>.</w:t>
       </w:r>
     </w:p>
-    <w:p ns2:paraId="2C06AF6E" ns2:textId="77777777">
-      <w:pPr>
-        <w:spacing w:after="0" w:line="240" w:lineRule="auto"/>
-        <w:jc w:val="both"/>
-        <w:rPr>
-          <w:rFonts w:ascii="Arial Narrow" w:eastAsia="Arial Narrow" w:hAnsi="Arial Narrow" w:cs="Arial Narrow"/>
-          <w:kern w:val="0"/>
-          <ns2:ligatures ns2:val="none"/>
-        </w:rPr>
-      </w:pPr>
-    </w:p>
-    <w:p ns2:paraId="4036AE85" ns2:textId="24468993">
+    <w:p>
+      <w:pPr>
+        <w:spacing w:after="0" w:line="240" w:lineRule="auto"/>
+        <w:jc w:val="both"/>
+        <w:rPr>
+          <w:rFonts w:ascii="Arial Narrow" w:eastAsia="Arial Narrow" w:hAnsi="Arial Narrow" w:cs="Arial Narrow"/>
+          <w:kern w:val="0"/>
+          <w14:ligatures w14:val="none"/>
+        </w:rPr>
+      </w:pPr>
+    </w:p>
+    <w:p>
       <w:pPr>
         <w:pStyle w:val="Prrafodelista"/>
         <w:numPr>
@@ -5145,14 +5054,14 @@
         <w:rPr>
           <w:rFonts w:ascii="Arial Narrow" w:eastAsia="Arial Narrow" w:hAnsi="Arial Narrow" w:cs="Arial Narrow"/>
           <w:kern w:val="0"/>
-          <ns2:ligatures ns2:val="none"/>
-        </w:rPr>
-      </w:pPr>
-      <w:r>
-        <w:rPr>
-          <w:rFonts w:ascii="Arial Narrow" w:eastAsia="Arial Narrow" w:hAnsi="Arial Narrow" w:cs="Arial Narrow"/>
-          <w:kern w:val="0"/>
-          <ns2:ligatures ns2:val="none"/>
+          <w14:ligatures w14:val="none"/>
+        </w:rPr>
+      </w:pPr>
+      <w:r>
+        <w:rPr>
+          <w:rFonts w:ascii="Arial Narrow" w:eastAsia="Arial Narrow" w:hAnsi="Arial Narrow" w:cs="Arial Narrow"/>
+          <w:kern w:val="0"/>
+          <w14:ligatures w14:val="none"/>
         </w:rPr>
         <w:t xml:space="preserve">Presunta </w:t>
       </w:r>
@@ -5160,7 +5069,7 @@
         <w:rPr>
           <w:rFonts w:ascii="Arial Narrow" w:eastAsia="Arial Narrow" w:hAnsi="Arial Narrow" w:cs="Arial Narrow"/>
           <w:kern w:val="0"/>
-          <ns2:ligatures ns2:val="none"/>
+          <w14:ligatures w14:val="none"/>
         </w:rPr>
         <w:t>infracción a los artículos 18 y 19 de la Ley 29571, Código de Protección y Defensa del Consumidor</w:t>
       </w:r>
@@ -5168,7 +5077,7 @@
         <w:rPr>
           <w:rFonts w:ascii="Arial Narrow" w:eastAsia="Arial Narrow" w:hAnsi="Arial Narrow" w:cs="Arial Narrow"/>
           <w:kern w:val="0"/>
-          <ns2:ligatures ns2:val="none"/>
+          <w14:ligatures w14:val="none"/>
         </w:rPr>
         <w:t xml:space="preserve">, en tanto </w:t>
       </w:r>
@@ -5176,7 +5085,7 @@
         <w:rPr>
           <w:rFonts w:ascii="Arial Narrow" w:eastAsia="Arial Narrow" w:hAnsi="Arial Narrow" w:cs="Arial Narrow"/>
           <w:kern w:val="0"/>
-          <ns2:ligatures ns2:val="none"/>
+          <w14:ligatures w14:val="none"/>
         </w:rPr>
         <w:t xml:space="preserve">Quálitas Compañía de Seguros S.A. </w:t>
       </w:r>
@@ -5184,7 +5093,7 @@
         <w:rPr>
           <w:rFonts w:ascii="Arial Narrow" w:eastAsia="Arial Narrow" w:hAnsi="Arial Narrow" w:cs="Arial Narrow"/>
           <w:kern w:val="0"/>
-          <ns2:ligatures ns2:val="none"/>
+          <w14:ligatures w14:val="none"/>
         </w:rPr>
         <w:t xml:space="preserve">habría puesto a disposición de </w:t>
       </w:r>
@@ -5192,7 +5101,7 @@
         <w:rPr>
           <w:rFonts w:ascii="Arial Narrow" w:eastAsia="Arial Narrow" w:hAnsi="Arial Narrow" w:cs="Arial Narrow"/>
           <w:kern w:val="0"/>
-          <ns2:ligatures ns2:val="none"/>
+          <w14:ligatures w14:val="none"/>
         </w:rPr>
         <w:t>la parte denunciante</w:t>
       </w:r>
@@ -5200,7 +5109,7 @@
         <w:rPr>
           <w:rFonts w:ascii="Arial Narrow" w:eastAsia="Arial Narrow" w:hAnsi="Arial Narrow" w:cs="Arial Narrow"/>
           <w:kern w:val="0"/>
-          <ns2:ligatures ns2:val="none"/>
+          <w14:ligatures w14:val="none"/>
         </w:rPr>
         <w:t xml:space="preserve"> a </w:t>
       </w:r>
@@ -5208,7 +5117,7 @@
         <w:rPr>
           <w:rFonts w:ascii="Arial Narrow" w:eastAsia="Arial Narrow" w:hAnsi="Arial Narrow" w:cs="Arial Narrow"/>
           <w:kern w:val="0"/>
-          <ns2:ligatures ns2:val="none"/>
+          <w14:ligatures w14:val="none"/>
         </w:rPr>
         <w:t xml:space="preserve">Eurostar Motors S.A.C. </w:t>
       </w:r>
@@ -5216,7 +5125,7 @@
         <w:rPr>
           <w:rFonts w:ascii="Arial Narrow" w:eastAsia="Arial Narrow" w:hAnsi="Arial Narrow" w:cs="Arial Narrow"/>
           <w:kern w:val="0"/>
-          <ns2:ligatures ns2:val="none"/>
+          <w14:ligatures w14:val="none"/>
         </w:rPr>
         <w:t xml:space="preserve">como taller afiliado “Gamma Alta </w:t>
       </w:r>
@@ -5225,7 +5134,7 @@
         <w:rPr>
           <w:rFonts w:ascii="Arial Narrow" w:eastAsia="Arial Narrow" w:hAnsi="Arial Narrow" w:cs="Arial Narrow"/>
           <w:kern w:val="0"/>
-          <ns2:ligatures ns2:val="none"/>
+          <w14:ligatures w14:val="none"/>
         </w:rPr>
         <w:t>Qualificado</w:t>
       </w:r>
@@ -5234,7 +5143,7 @@
         <w:rPr>
           <w:rFonts w:ascii="Arial Narrow" w:eastAsia="Arial Narrow" w:hAnsi="Arial Narrow" w:cs="Arial Narrow"/>
           <w:kern w:val="0"/>
-          <ns2:ligatures ns2:val="none"/>
+          <w14:ligatures w14:val="none"/>
         </w:rPr>
         <w:t xml:space="preserve">” para la atención del siniestro reportado con código 04250029406, pese a que dicho taller no habría brindado una atención idónea para continuar con la reparación del vehículo asegurado </w:t>
       </w:r>
@@ -5243,7 +5152,7 @@
         <w:rPr>
           <w:rFonts w:ascii="Arial Narrow" w:eastAsia="Arial Narrow" w:hAnsi="Arial Narrow" w:cs="Arial Narrow"/>
           <w:kern w:val="0"/>
-          <ns2:ligatures ns2:val="none"/>
+          <w14:ligatures w14:val="none"/>
         </w:rPr>
         <w:t xml:space="preserve">con </w:t>
       </w:r>
@@ -5251,7 +5160,7 @@
         <w:rPr>
           <w:rFonts w:ascii="Arial Narrow" w:eastAsia="Arial Narrow" w:hAnsi="Arial Narrow" w:cs="Arial Narrow"/>
           <w:kern w:val="0"/>
-          <ns2:ligatures ns2:val="none"/>
+          <w14:ligatures w14:val="none"/>
         </w:rPr>
         <w:t>la Póliza 0070162762 del Seguro Vehicular</w:t>
       </w:r>
@@ -5260,22 +5169,22 @@
         <w:rPr>
           <w:rFonts w:ascii="Arial Narrow" w:eastAsia="Arial Narrow" w:hAnsi="Arial Narrow" w:cs="Arial Narrow"/>
           <w:kern w:val="0"/>
-          <ns2:ligatures ns2:val="none"/>
+          <w14:ligatures w14:val="none"/>
         </w:rPr>
         <w:t>.</w:t>
       </w:r>
     </w:p>
-    <w:p ns2:paraId="0CD1FF5C" ns2:textId="77777777">
+    <w:p>
       <w:pPr>
         <w:pStyle w:val="Prrafodelista"/>
         <w:rPr>
           <w:rFonts w:ascii="Arial Narrow" w:eastAsia="Arial Narrow" w:hAnsi="Arial Narrow" w:cs="Arial Narrow"/>
           <w:kern w:val="0"/>
-          <ns2:ligatures ns2:val="none"/>
-        </w:rPr>
-      </w:pPr>
-    </w:p>
-    <w:p ns2:paraId="18D78656" ns2:textId="4176BAE4">
+          <w14:ligatures w14:val="none"/>
+        </w:rPr>
+      </w:pPr>
+    </w:p>
+    <w:p>
       <w:pPr>
         <w:pStyle w:val="Prrafodelista"/>
         <w:numPr>
@@ -5291,14 +5200,14 @@
         <w:rPr>
           <w:rFonts w:ascii="Arial Narrow" w:eastAsia="Arial Narrow" w:hAnsi="Arial Narrow" w:cs="Arial Narrow"/>
           <w:kern w:val="0"/>
-          <ns2:ligatures ns2:val="none"/>
-        </w:rPr>
-      </w:pPr>
-      <w:r>
-        <w:rPr>
-          <w:rFonts w:ascii="Arial Narrow" w:eastAsia="Arial Narrow" w:hAnsi="Arial Narrow" w:cs="Arial Narrow"/>
-          <w:kern w:val="0"/>
-          <ns2:ligatures ns2:val="none"/>
+          <w14:ligatures w14:val="none"/>
+        </w:rPr>
+      </w:pPr>
+      <w:r>
+        <w:rPr>
+          <w:rFonts w:ascii="Arial Narrow" w:eastAsia="Arial Narrow" w:hAnsi="Arial Narrow" w:cs="Arial Narrow"/>
+          <w:kern w:val="0"/>
+          <w14:ligatures w14:val="none"/>
         </w:rPr>
         <w:t xml:space="preserve">Presunta </w:t>
       </w:r>
@@ -5306,7 +5215,7 @@
         <w:rPr>
           <w:rFonts w:ascii="Arial Narrow" w:eastAsia="Arial Narrow" w:hAnsi="Arial Narrow" w:cs="Arial Narrow"/>
           <w:kern w:val="0"/>
-          <ns2:ligatures ns2:val="none"/>
+          <w14:ligatures w14:val="none"/>
         </w:rPr>
         <w:t>infracción a los artículos 18 y 19 de la Ley 29571, Código de Protección y Defensa del Consumidor</w:t>
       </w:r>
@@ -5314,7 +5223,7 @@
         <w:rPr>
           <w:rFonts w:ascii="Arial Narrow" w:eastAsia="Arial Narrow" w:hAnsi="Arial Narrow" w:cs="Arial Narrow"/>
           <w:kern w:val="0"/>
-          <ns2:ligatures ns2:val="none"/>
+          <w14:ligatures w14:val="none"/>
         </w:rPr>
         <w:t xml:space="preserve">, en tanto </w:t>
       </w:r>
@@ -5322,7 +5231,7 @@
         <w:rPr>
           <w:rFonts w:ascii="Arial Narrow" w:eastAsia="Arial Narrow" w:hAnsi="Arial Narrow" w:cs="Arial Narrow"/>
           <w:kern w:val="0"/>
-          <ns2:ligatures ns2:val="none"/>
+          <w14:ligatures w14:val="none"/>
         </w:rPr>
         <w:t xml:space="preserve">Eurostar Motors S.A.C. </w:t>
       </w:r>
@@ -5330,7 +5239,7 @@
         <w:rPr>
           <w:rFonts w:ascii="Arial Narrow" w:eastAsia="Arial Narrow" w:hAnsi="Arial Narrow" w:cs="Arial Narrow"/>
           <w:kern w:val="0"/>
-          <ns2:ligatures ns2:val="none"/>
+          <w14:ligatures w14:val="none"/>
         </w:rPr>
         <w:t xml:space="preserve">se </w:t>
       </w:r>
@@ -5338,7 +5247,7 @@
         <w:rPr>
           <w:rFonts w:ascii="Arial Narrow" w:eastAsia="Arial Narrow" w:hAnsi="Arial Narrow" w:cs="Arial Narrow"/>
           <w:kern w:val="0"/>
-          <ns2:ligatures ns2:val="none"/>
+          <w14:ligatures w14:val="none"/>
         </w:rPr>
         <w:t xml:space="preserve">habría </w:t>
       </w:r>
@@ -5346,7 +5255,7 @@
         <w:rPr>
           <w:rFonts w:ascii="Arial Narrow" w:eastAsia="Arial Narrow" w:hAnsi="Arial Narrow" w:cs="Arial Narrow"/>
           <w:kern w:val="0"/>
-          <ns2:ligatures ns2:val="none"/>
+          <w14:ligatures w14:val="none"/>
         </w:rPr>
         <w:t xml:space="preserve">presentado como un taller “Gamma Alta </w:t>
       </w:r>
@@ -5355,7 +5264,7 @@
         <w:rPr>
           <w:rFonts w:ascii="Arial Narrow" w:eastAsia="Arial Narrow" w:hAnsi="Arial Narrow" w:cs="Arial Narrow"/>
           <w:kern w:val="0"/>
-          <ns2:ligatures ns2:val="none"/>
+          <w14:ligatures w14:val="none"/>
         </w:rPr>
         <w:t>Qualificado</w:t>
       </w:r>
@@ -5364,7 +5273,7 @@
         <w:rPr>
           <w:rFonts w:ascii="Arial Narrow" w:eastAsia="Arial Narrow" w:hAnsi="Arial Narrow" w:cs="Arial Narrow"/>
           <w:kern w:val="0"/>
-          <ns2:ligatures ns2:val="none"/>
+          <w14:ligatures w14:val="none"/>
         </w:rPr>
         <w:t>” para la atención del siniestro reportado con código 04250029406, pese a que dicho taller no habría brindado una atención idónea para continuar con la reparación del vehículo asegurado con la Póliza 0070162762 del Seguro Vehicular</w:t>
       </w:r>
@@ -5372,12 +5281,12 @@
         <w:rPr>
           <w:rFonts w:ascii="Arial Narrow" w:eastAsia="Arial Narrow" w:hAnsi="Arial Narrow" w:cs="Arial Narrow"/>
           <w:kern w:val="0"/>
-          <ns2:ligatures ns2:val="none"/>
+          <w14:ligatures w14:val="none"/>
         </w:rPr>
         <w:t>.</w:t>
       </w:r>
     </w:p>
-    <w:p ns2:paraId="5EB34B5D" ns2:textId="77777777">
+    <w:p>
       <w:pPr>
         <w:pStyle w:val="Prrafodelista"/>
         <w:spacing w:after="0" w:line="240" w:lineRule="auto"/>
@@ -5386,11 +5295,11 @@
         <w:rPr>
           <w:rFonts w:ascii="Arial Narrow" w:eastAsia="Arial Narrow" w:hAnsi="Arial Narrow" w:cs="Arial Narrow"/>
           <w:kern w:val="0"/>
-          <ns2:ligatures ns2:val="none"/>
-        </w:rPr>
-      </w:pPr>
-    </w:p>
-    <w:p ns2:paraId="1F5F0627" ns2:textId="7DAB9C40">
+          <w14:ligatures w14:val="none"/>
+        </w:rPr>
+      </w:pPr>
+    </w:p>
+    <w:p>
       <w:pPr>
         <w:pStyle w:val="Prrafodelista"/>
         <w:numPr>
@@ -5406,14 +5315,14 @@
         <w:rPr>
           <w:rFonts w:ascii="Arial Narrow" w:eastAsia="Arial Narrow" w:hAnsi="Arial Narrow" w:cs="Arial Narrow"/>
           <w:kern w:val="0"/>
-          <ns2:ligatures ns2:val="none"/>
-        </w:rPr>
-      </w:pPr>
-      <w:r>
-        <w:rPr>
-          <w:rFonts w:ascii="Arial Narrow" w:eastAsia="Arial Narrow" w:hAnsi="Arial Narrow" w:cs="Arial Narrow"/>
-          <w:kern w:val="0"/>
-          <ns2:ligatures ns2:val="none"/>
+          <w14:ligatures w14:val="none"/>
+        </w:rPr>
+      </w:pPr>
+      <w:r>
+        <w:rPr>
+          <w:rFonts w:ascii="Arial Narrow" w:eastAsia="Arial Narrow" w:hAnsi="Arial Narrow" w:cs="Arial Narrow"/>
+          <w:kern w:val="0"/>
+          <w14:ligatures w14:val="none"/>
         </w:rPr>
         <w:t xml:space="preserve">Presunta </w:t>
       </w:r>
@@ -5421,7 +5330,7 @@
         <w:rPr>
           <w:rFonts w:ascii="Arial Narrow" w:eastAsia="Arial Narrow" w:hAnsi="Arial Narrow" w:cs="Arial Narrow"/>
           <w:kern w:val="0"/>
-          <ns2:ligatures ns2:val="none"/>
+          <w14:ligatures w14:val="none"/>
         </w:rPr>
         <w:t>infracción a los artículos 18 y 19 de la Ley 29571, Código de Protección y Defensa del Consumidor</w:t>
       </w:r>
@@ -5429,7 +5338,7 @@
         <w:rPr>
           <w:rFonts w:ascii="Arial Narrow" w:eastAsia="Arial Narrow" w:hAnsi="Arial Narrow" w:cs="Arial Narrow"/>
           <w:kern w:val="0"/>
-          <ns2:ligatures ns2:val="none"/>
+          <w14:ligatures w14:val="none"/>
         </w:rPr>
         <w:t xml:space="preserve">, en tanto </w:t>
       </w:r>
@@ -5438,7 +5347,7 @@
         <w:rPr>
           <w:rFonts w:ascii="Arial Narrow" w:eastAsia="Arial Narrow" w:hAnsi="Arial Narrow" w:cs="Arial Narrow"/>
           <w:kern w:val="0"/>
-          <ns2:ligatures ns2:val="none"/>
+          <w14:ligatures w14:val="none"/>
         </w:rPr>
         <w:t xml:space="preserve">Eurostar Motors S.A.C. </w:t>
       </w:r>
@@ -5446,7 +5355,7 @@
         <w:rPr>
           <w:rFonts w:ascii="Arial Narrow" w:eastAsia="Arial Narrow" w:hAnsi="Arial Narrow" w:cs="Arial Narrow"/>
           <w:kern w:val="0"/>
-          <ns2:ligatures ns2:val="none"/>
+          <w14:ligatures w14:val="none"/>
         </w:rPr>
         <w:t xml:space="preserve">habría demorado injustificadamente por más de una hora la atención de </w:t>
       </w:r>
@@ -5454,7 +5363,7 @@
         <w:rPr>
           <w:rFonts w:ascii="Arial Narrow" w:eastAsia="Arial Narrow" w:hAnsi="Arial Narrow" w:cs="Arial Narrow"/>
           <w:kern w:val="0"/>
-          <ns2:ligatures ns2:val="none"/>
+          <w14:ligatures w14:val="none"/>
         </w:rPr>
         <w:t xml:space="preserve">la parte denunciante </w:t>
       </w:r>
@@ -5462,7 +5371,7 @@
         <w:rPr>
           <w:rFonts w:ascii="Arial Narrow" w:eastAsia="Arial Narrow" w:hAnsi="Arial Narrow" w:cs="Arial Narrow"/>
           <w:kern w:val="0"/>
-          <ns2:ligatures ns2:val="none"/>
+          <w14:ligatures w14:val="none"/>
         </w:rPr>
         <w:t xml:space="preserve">el 27 de enero de 2026, pese a que contaba con una cita programada y una orden de atención para la revisión de los daños del vehículo asegurado </w:t>
       </w:r>
@@ -5470,7 +5379,7 @@
         <w:rPr>
           <w:rFonts w:ascii="Arial Narrow" w:eastAsia="Arial Narrow" w:hAnsi="Arial Narrow" w:cs="Arial Narrow"/>
           <w:kern w:val="0"/>
-          <ns2:ligatures ns2:val="none"/>
+          <w14:ligatures w14:val="none"/>
         </w:rPr>
         <w:t>con la Póliza 0070162762 del Seguro Vehicular</w:t>
       </w:r>
@@ -5479,23 +5388,23 @@
         <w:rPr>
           <w:rFonts w:ascii="Arial Narrow" w:eastAsia="Arial Narrow" w:hAnsi="Arial Narrow" w:cs="Arial Narrow"/>
           <w:kern w:val="0"/>
-          <ns2:ligatures ns2:val="none"/>
+          <w14:ligatures w14:val="none"/>
         </w:rPr>
         <w:t>.</w:t>
       </w:r>
     </w:p>
-    <w:p ns2:paraId="60CF1008" ns2:textId="77777777">
-      <w:pPr>
-        <w:spacing w:after="0" w:line="240" w:lineRule="auto"/>
-        <w:jc w:val="both"/>
-        <w:rPr>
-          <w:rFonts w:ascii="Arial Narrow" w:eastAsia="Arial Narrow" w:hAnsi="Arial Narrow" w:cs="Arial Narrow"/>
-          <w:kern w:val="0"/>
-          <ns2:ligatures ns2:val="none"/>
-        </w:rPr>
-      </w:pPr>
-    </w:p>
-    <w:p ns2:paraId="02A6F63A" ns2:textId="409C5B97">
+    <w:p>
+      <w:pPr>
+        <w:spacing w:after="0" w:line="240" w:lineRule="auto"/>
+        <w:jc w:val="both"/>
+        <w:rPr>
+          <w:rFonts w:ascii="Arial Narrow" w:eastAsia="Arial Narrow" w:hAnsi="Arial Narrow" w:cs="Arial Narrow"/>
+          <w:kern w:val="0"/>
+          <w14:ligatures w14:val="none"/>
+        </w:rPr>
+      </w:pPr>
+    </w:p>
+    <w:p>
       <w:pPr>
         <w:pStyle w:val="Prrafodelista"/>
         <w:numPr>
@@ -5511,14 +5420,14 @@
         <w:rPr>
           <w:rFonts w:ascii="Arial Narrow" w:eastAsia="Arial Narrow" w:hAnsi="Arial Narrow" w:cs="Arial Narrow"/>
           <w:kern w:val="0"/>
-          <ns2:ligatures ns2:val="none"/>
-        </w:rPr>
-      </w:pPr>
-      <w:r>
-        <w:rPr>
-          <w:rFonts w:ascii="Arial Narrow" w:eastAsia="Arial Narrow" w:hAnsi="Arial Narrow" w:cs="Arial Narrow"/>
-          <w:kern w:val="0"/>
-          <ns2:ligatures ns2:val="none"/>
+          <w14:ligatures w14:val="none"/>
+        </w:rPr>
+      </w:pPr>
+      <w:r>
+        <w:rPr>
+          <w:rFonts w:ascii="Arial Narrow" w:eastAsia="Arial Narrow" w:hAnsi="Arial Narrow" w:cs="Arial Narrow"/>
+          <w:kern w:val="0"/>
+          <w14:ligatures w14:val="none"/>
         </w:rPr>
         <w:lastRenderedPageBreak/>
         <w:t xml:space="preserve">Presunta </w:t>
@@ -5527,7 +5436,7 @@
         <w:rPr>
           <w:rFonts w:ascii="Arial Narrow" w:eastAsia="Arial Narrow" w:hAnsi="Arial Narrow" w:cs="Arial Narrow"/>
           <w:kern w:val="0"/>
-          <ns2:ligatures ns2:val="none"/>
+          <w14:ligatures w14:val="none"/>
         </w:rPr>
         <w:t>infracción a los artículos 18 y 19 de la Ley 29571, Código de Protección y Defensa del Consumidor</w:t>
       </w:r>
@@ -5535,7 +5444,7 @@
         <w:rPr>
           <w:rFonts w:ascii="Arial Narrow" w:eastAsia="Arial Narrow" w:hAnsi="Arial Narrow" w:cs="Arial Narrow"/>
           <w:kern w:val="0"/>
-          <ns2:ligatures ns2:val="none"/>
+          <w14:ligatures w14:val="none"/>
         </w:rPr>
         <w:t xml:space="preserve">, en tanto </w:t>
       </w:r>
@@ -5543,7 +5452,7 @@
         <w:rPr>
           <w:rFonts w:ascii="Arial Narrow" w:eastAsia="Arial Narrow" w:hAnsi="Arial Narrow" w:cs="Arial Narrow"/>
           <w:kern w:val="0"/>
-          <ns2:ligatures ns2:val="none"/>
+          <w14:ligatures w14:val="none"/>
         </w:rPr>
         <w:t xml:space="preserve">Eurostar Motors S.A.C. </w:t>
       </w:r>
@@ -5551,7 +5460,7 @@
         <w:rPr>
           <w:rFonts w:ascii="Arial Narrow" w:eastAsia="Arial Narrow" w:hAnsi="Arial Narrow" w:cs="Arial Narrow"/>
           <w:kern w:val="0"/>
-          <ns2:ligatures ns2:val="none"/>
+          <w14:ligatures w14:val="none"/>
         </w:rPr>
         <w:t xml:space="preserve">habría negado la atención solicitada por </w:t>
       </w:r>
@@ -5559,7 +5468,7 @@
         <w:rPr>
           <w:rFonts w:ascii="Arial Narrow" w:eastAsia="Arial Narrow" w:hAnsi="Arial Narrow" w:cs="Arial Narrow"/>
           <w:kern w:val="0"/>
-          <ns2:ligatures ns2:val="none"/>
+          <w14:ligatures w14:val="none"/>
         </w:rPr>
         <w:t>la parte denunciante</w:t>
       </w:r>
@@ -5567,7 +5476,7 @@
         <w:rPr>
           <w:rFonts w:ascii="Arial Narrow" w:eastAsia="Arial Narrow" w:hAnsi="Arial Narrow" w:cs="Arial Narrow"/>
           <w:kern w:val="0"/>
-          <ns2:ligatures ns2:val="none"/>
+          <w14:ligatures w14:val="none"/>
         </w:rPr>
         <w:t xml:space="preserve"> el 27 de enero de 2026 bajo el argumento de que su presencia correspondía a un trámite de indemnización, pese a que </w:t>
       </w:r>
@@ -5575,7 +5484,7 @@
         <w:rPr>
           <w:rFonts w:ascii="Arial Narrow" w:eastAsia="Arial Narrow" w:hAnsi="Arial Narrow" w:cs="Arial Narrow"/>
           <w:kern w:val="0"/>
-          <ns2:ligatures ns2:val="none"/>
+          <w14:ligatures w14:val="none"/>
         </w:rPr>
         <w:t xml:space="preserve">la parte denunciante </w:t>
       </w:r>
@@ -5583,23 +5492,23 @@
         <w:rPr>
           <w:rFonts w:ascii="Arial Narrow" w:eastAsia="Arial Narrow" w:hAnsi="Arial Narrow" w:cs="Arial Narrow"/>
           <w:kern w:val="0"/>
-          <ns2:ligatures ns2:val="none"/>
+          <w14:ligatures w14:val="none"/>
         </w:rPr>
         <w:t>manifestó que desistía de dicha pretensión y que solicitaba únicamente la evaluación de los daños del vehículo asegurado para su reparación.</w:t>
       </w:r>
     </w:p>
-    <w:p ns2:paraId="2D3F7A6A" ns2:textId="77777777">
-      <w:pPr>
-        <w:spacing w:after="0" w:line="240" w:lineRule="auto"/>
-        <w:jc w:val="both"/>
-        <w:rPr>
-          <w:rFonts w:ascii="Arial Narrow" w:eastAsia="Arial Narrow" w:hAnsi="Arial Narrow" w:cs="Arial Narrow"/>
-          <w:kern w:val="0"/>
-          <ns2:ligatures ns2:val="none"/>
-        </w:rPr>
-      </w:pPr>
-    </w:p>
-    <w:p ns2:paraId="2152C9E7" ns2:textId="7C9A33E9">
+    <w:p>
+      <w:pPr>
+        <w:spacing w:after="0" w:line="240" w:lineRule="auto"/>
+        <w:jc w:val="both"/>
+        <w:rPr>
+          <w:rFonts w:ascii="Arial Narrow" w:eastAsia="Arial Narrow" w:hAnsi="Arial Narrow" w:cs="Arial Narrow"/>
+          <w:kern w:val="0"/>
+          <w14:ligatures w14:val="none"/>
+        </w:rPr>
+      </w:pPr>
+    </w:p>
+    <w:p>
       <w:pPr>
         <w:pStyle w:val="Prrafodelista"/>
         <w:numPr>
@@ -5615,14 +5524,14 @@
         <w:rPr>
           <w:rFonts w:ascii="Arial Narrow" w:eastAsia="Arial Narrow" w:hAnsi="Arial Narrow" w:cs="Arial Narrow"/>
           <w:kern w:val="0"/>
-          <ns2:ligatures ns2:val="none"/>
-        </w:rPr>
-      </w:pPr>
-      <w:r>
-        <w:rPr>
-          <w:rFonts w:ascii="Arial Narrow" w:eastAsia="Arial Narrow" w:hAnsi="Arial Narrow" w:cs="Arial Narrow"/>
-          <w:kern w:val="0"/>
-          <ns2:ligatures ns2:val="none"/>
+          <w14:ligatures w14:val="none"/>
+        </w:rPr>
+      </w:pPr>
+      <w:r>
+        <w:rPr>
+          <w:rFonts w:ascii="Arial Narrow" w:eastAsia="Arial Narrow" w:hAnsi="Arial Narrow" w:cs="Arial Narrow"/>
+          <w:kern w:val="0"/>
+          <w14:ligatures w14:val="none"/>
         </w:rPr>
         <w:t xml:space="preserve">Presunta </w:t>
       </w:r>
@@ -5630,7 +5539,7 @@
         <w:rPr>
           <w:rFonts w:ascii="Arial Narrow" w:eastAsia="Arial Narrow" w:hAnsi="Arial Narrow" w:cs="Arial Narrow"/>
           <w:kern w:val="0"/>
-          <ns2:ligatures ns2:val="none"/>
+          <w14:ligatures w14:val="none"/>
         </w:rPr>
         <w:t>infracción al artículo 1, numeral 1, literal b) y al artículo 2 de la Ley 29571, Código de Protección y Defensa del Consumidor</w:t>
       </w:r>
@@ -5638,7 +5547,7 @@
         <w:rPr>
           <w:rFonts w:ascii="Arial Narrow" w:eastAsia="Arial Narrow" w:hAnsi="Arial Narrow" w:cs="Arial Narrow"/>
           <w:kern w:val="0"/>
-          <ns2:ligatures ns2:val="none"/>
+          <w14:ligatures w14:val="none"/>
         </w:rPr>
         <w:t xml:space="preserve">, en tanto </w:t>
       </w:r>
@@ -5646,7 +5555,7 @@
         <w:rPr>
           <w:rFonts w:ascii="Arial Narrow" w:eastAsia="Arial Narrow" w:hAnsi="Arial Narrow" w:cs="Arial Narrow"/>
           <w:kern w:val="0"/>
-          <ns2:ligatures ns2:val="none"/>
+          <w14:ligatures w14:val="none"/>
         </w:rPr>
         <w:t>Eurostar Motors S.A.C.</w:t>
       </w:r>
@@ -5654,7 +5563,7 @@
         <w:rPr>
           <w:rFonts w:ascii="Arial Narrow" w:eastAsia="Arial Narrow" w:hAnsi="Arial Narrow" w:cs="Arial Narrow"/>
           <w:kern w:val="0"/>
-          <ns2:ligatures ns2:val="none"/>
+          <w14:ligatures w14:val="none"/>
         </w:rPr>
         <w:t xml:space="preserve"> </w:t>
       </w:r>
@@ -5662,7 +5571,7 @@
         <w:rPr>
           <w:rFonts w:ascii="Arial Narrow" w:eastAsia="Arial Narrow" w:hAnsi="Arial Narrow" w:cs="Arial Narrow"/>
           <w:kern w:val="0"/>
-          <ns2:ligatures ns2:val="none"/>
+          <w14:ligatures w14:val="none"/>
         </w:rPr>
         <w:t xml:space="preserve">no habría brindado </w:t>
       </w:r>
@@ -5670,7 +5579,7 @@
         <w:rPr>
           <w:rFonts w:ascii="Arial Narrow" w:eastAsia="Arial Narrow" w:hAnsi="Arial Narrow" w:cs="Arial Narrow"/>
           <w:kern w:val="0"/>
-          <ns2:ligatures ns2:val="none"/>
+          <w14:ligatures w14:val="none"/>
         </w:rPr>
         <w:t>a la parte denunciante</w:t>
       </w:r>
@@ -5678,7 +5587,7 @@
         <w:rPr>
           <w:rFonts w:ascii="Arial Narrow" w:eastAsia="Arial Narrow" w:hAnsi="Arial Narrow" w:cs="Arial Narrow"/>
           <w:kern w:val="0"/>
-          <ns2:ligatures ns2:val="none"/>
+          <w14:ligatures w14:val="none"/>
         </w:rPr>
         <w:t xml:space="preserve"> información para proceder con la reparación del vehículo asegurado </w:t>
       </w:r>
@@ -5686,7 +5595,7 @@
         <w:rPr>
           <w:rFonts w:ascii="Arial Narrow" w:eastAsia="Arial Narrow" w:hAnsi="Arial Narrow" w:cs="Arial Narrow"/>
           <w:kern w:val="0"/>
-          <ns2:ligatures ns2:val="none"/>
+          <w14:ligatures w14:val="none"/>
         </w:rPr>
         <w:t>con la Póliza 0070162762 del Seguro Vehicular</w:t>
       </w:r>
@@ -5694,22 +5603,22 @@
         <w:rPr>
           <w:rFonts w:ascii="Arial Narrow" w:eastAsia="Arial Narrow" w:hAnsi="Arial Narrow" w:cs="Arial Narrow"/>
           <w:kern w:val="0"/>
-          <ns2:ligatures ns2:val="none"/>
+          <w14:ligatures w14:val="none"/>
         </w:rPr>
         <w:t>, luego de la evaluación realizada el 27 de enero de 2026.</w:t>
       </w:r>
     </w:p>
-    <w:p ns2:paraId="318EE8E1" ns2:textId="77777777">
+    <w:p>
       <w:pPr>
         <w:pStyle w:val="Prrafodelista"/>
         <w:rPr>
           <w:rFonts w:ascii="Arial Narrow" w:eastAsia="Arial Narrow" w:hAnsi="Arial Narrow" w:cs="Arial Narrow"/>
           <w:kern w:val="0"/>
-          <ns2:ligatures ns2:val="none"/>
-        </w:rPr>
-      </w:pPr>
-    </w:p>
-    <w:p ns2:paraId="1F3BB1BC" ns2:textId="659A6728">
+          <w14:ligatures w14:val="none"/>
+        </w:rPr>
+      </w:pPr>
+    </w:p>
+    <w:p>
       <w:pPr>
         <w:pStyle w:val="Prrafodelista"/>
         <w:numPr>
@@ -5725,14 +5634,14 @@
         <w:rPr>
           <w:rFonts w:ascii="Arial Narrow" w:eastAsia="Arial Narrow" w:hAnsi="Arial Narrow" w:cs="Arial Narrow"/>
           <w:kern w:val="0"/>
-          <ns2:ligatures ns2:val="none"/>
-        </w:rPr>
-      </w:pPr>
-      <w:r>
-        <w:rPr>
-          <w:rFonts w:ascii="Arial Narrow" w:eastAsia="Arial Narrow" w:hAnsi="Arial Narrow" w:cs="Arial Narrow"/>
-          <w:kern w:val="0"/>
-          <ns2:ligatures ns2:val="none"/>
+          <w14:ligatures w14:val="none"/>
+        </w:rPr>
+      </w:pPr>
+      <w:r>
+        <w:rPr>
+          <w:rFonts w:ascii="Arial Narrow" w:eastAsia="Arial Narrow" w:hAnsi="Arial Narrow" w:cs="Arial Narrow"/>
+          <w:kern w:val="0"/>
+          <w14:ligatures w14:val="none"/>
         </w:rPr>
         <w:t xml:space="preserve">Presunta infracción </w:t>
       </w:r>
@@ -5740,7 +5649,7 @@
         <w:rPr>
           <w:rFonts w:ascii="Arial Narrow" w:eastAsia="Arial Narrow" w:hAnsi="Arial Narrow" w:cs="Arial Narrow"/>
           <w:kern w:val="0"/>
-          <ns2:ligatures ns2:val="none"/>
+          <w14:ligatures w14:val="none"/>
         </w:rPr>
         <w:t>al artículo 38 de la Ley 29571, Código de Protección y Defensa del Consumidor, e</w:t>
       </w:r>
@@ -5748,7 +5657,7 @@
         <w:rPr>
           <w:rFonts w:ascii="Arial Narrow" w:eastAsia="Arial Narrow" w:hAnsi="Arial Narrow" w:cs="Arial Narrow"/>
           <w:kern w:val="0"/>
-          <ns2:ligatures ns2:val="none"/>
+          <w14:ligatures w14:val="none"/>
         </w:rPr>
         <w:t xml:space="preserve">n tanto </w:t>
       </w:r>
@@ -5756,7 +5665,7 @@
         <w:rPr>
           <w:rFonts w:ascii="Arial Narrow" w:eastAsia="Arial Narrow" w:hAnsi="Arial Narrow" w:cs="Arial Narrow"/>
           <w:kern w:val="0"/>
-          <ns2:ligatures ns2:val="none"/>
+          <w14:ligatures w14:val="none"/>
         </w:rPr>
         <w:t xml:space="preserve">Quálitas Compañía de Seguros S.A. </w:t>
       </w:r>
@@ -5764,7 +5673,7 @@
         <w:rPr>
           <w:rFonts w:ascii="Arial Narrow" w:eastAsia="Arial Narrow" w:hAnsi="Arial Narrow" w:cs="Arial Narrow"/>
           <w:kern w:val="0"/>
-          <ns2:ligatures ns2:val="none"/>
+          <w14:ligatures w14:val="none"/>
         </w:rPr>
         <w:t xml:space="preserve">habría tenido un trato discriminatorio </w:t>
       </w:r>
@@ -5772,7 +5681,7 @@
         <w:rPr>
           <w:rFonts w:ascii="Arial Narrow" w:eastAsia="Arial Narrow" w:hAnsi="Arial Narrow" w:cs="Arial Narrow"/>
           <w:kern w:val="0"/>
-          <ns2:ligatures ns2:val="none"/>
+          <w14:ligatures w14:val="none"/>
         </w:rPr>
         <w:t xml:space="preserve">a la parte denunciante </w:t>
       </w:r>
@@ -5780,7 +5689,7 @@
         <w:rPr>
           <w:rFonts w:ascii="Arial Narrow" w:eastAsia="Arial Narrow" w:hAnsi="Arial Narrow" w:cs="Arial Narrow"/>
           <w:kern w:val="0"/>
-          <ns2:ligatures ns2:val="none"/>
+          <w14:ligatures w14:val="none"/>
         </w:rPr>
         <w:t xml:space="preserve">al no aprobar la cotización realizada por </w:t>
       </w:r>
@@ -5788,7 +5697,7 @@
         <w:rPr>
           <w:rFonts w:ascii="Arial Narrow" w:eastAsia="Arial Narrow" w:hAnsi="Arial Narrow" w:cs="Arial Narrow"/>
           <w:kern w:val="0"/>
-          <ns2:ligatures ns2:val="none"/>
+          <w14:ligatures w14:val="none"/>
         </w:rPr>
         <w:t xml:space="preserve">Eurostar Motors S.A.C. </w:t>
       </w:r>
@@ -5796,7 +5705,7 @@
         <w:rPr>
           <w:rFonts w:ascii="Arial Narrow" w:eastAsia="Arial Narrow" w:hAnsi="Arial Narrow" w:cs="Arial Narrow"/>
           <w:kern w:val="0"/>
-          <ns2:ligatures ns2:val="none"/>
+          <w14:ligatures w14:val="none"/>
         </w:rPr>
         <w:t xml:space="preserve">para la reparación del vehículo asegurado </w:t>
       </w:r>
@@ -5804,7 +5713,7 @@
         <w:rPr>
           <w:rFonts w:ascii="Arial Narrow" w:eastAsia="Arial Narrow" w:hAnsi="Arial Narrow" w:cs="Arial Narrow"/>
           <w:kern w:val="0"/>
-          <ns2:ligatures ns2:val="none"/>
+          <w14:ligatures w14:val="none"/>
         </w:rPr>
         <w:t>con la Póliza 0070162762 del Seguro Vehicular</w:t>
       </w:r>
@@ -5812,7 +5721,7 @@
         <w:rPr>
           <w:rFonts w:ascii="Arial Narrow" w:eastAsia="Arial Narrow" w:hAnsi="Arial Narrow" w:cs="Arial Narrow"/>
           <w:kern w:val="0"/>
-          <ns2:ligatures ns2:val="none"/>
+          <w14:ligatures w14:val="none"/>
         </w:rPr>
         <w:t xml:space="preserve">, en un contexto en el que existía un procedimiento administrativo anterior en trámite contra </w:t>
       </w:r>
@@ -5820,7 +5729,7 @@
         <w:rPr>
           <w:rFonts w:ascii="Arial Narrow" w:eastAsia="Arial Narrow" w:hAnsi="Arial Narrow" w:cs="Arial Narrow"/>
           <w:kern w:val="0"/>
-          <ns2:ligatures ns2:val="none"/>
+          <w14:ligatures w14:val="none"/>
         </w:rPr>
         <w:t>la compañía asegurador</w:t>
       </w:r>
@@ -5828,7 +5737,7 @@
         <w:rPr>
           <w:rFonts w:ascii="Arial Narrow" w:eastAsia="Arial Narrow" w:hAnsi="Arial Narrow" w:cs="Arial Narrow"/>
           <w:kern w:val="0"/>
-          <ns2:ligatures ns2:val="none"/>
+          <w14:ligatures w14:val="none"/>
         </w:rPr>
         <w:t>a</w:t>
       </w:r>
@@ -5836,22 +5745,22 @@
         <w:rPr>
           <w:rFonts w:ascii="Arial Narrow" w:eastAsia="Arial Narrow" w:hAnsi="Arial Narrow" w:cs="Arial Narrow"/>
           <w:kern w:val="0"/>
-          <ns2:ligatures ns2:val="none"/>
+          <w14:ligatures w14:val="none"/>
         </w:rPr>
         <w:t>.</w:t>
       </w:r>
     </w:p>
-    <w:p ns2:paraId="501E4EF0" ns2:textId="77777777">
+    <w:p>
       <w:pPr>
         <w:pStyle w:val="Prrafodelista"/>
         <w:rPr>
           <w:rFonts w:ascii="Arial Narrow" w:eastAsia="Arial Narrow" w:hAnsi="Arial Narrow" w:cs="Arial Narrow"/>
           <w:kern w:val="0"/>
-          <ns2:ligatures ns2:val="none"/>
-        </w:rPr>
-      </w:pPr>
-    </w:p>
-    <w:p ns2:paraId="343E855A" ns2:textId="75FC809A">
+          <w14:ligatures w14:val="none"/>
+        </w:rPr>
+      </w:pPr>
+    </w:p>
+    <w:p>
       <w:pPr>
         <w:pStyle w:val="Prrafodelista"/>
         <w:numPr>
@@ -5867,14 +5776,14 @@
         <w:rPr>
           <w:rFonts w:ascii="Arial Narrow" w:eastAsia="Arial Narrow" w:hAnsi="Arial Narrow" w:cs="Arial Narrow"/>
           <w:kern w:val="0"/>
-          <ns2:ligatures ns2:val="none"/>
-        </w:rPr>
-      </w:pPr>
-      <w:r>
-        <w:rPr>
-          <w:rFonts w:ascii="Arial Narrow" w:eastAsia="Arial Narrow" w:hAnsi="Arial Narrow" w:cs="Arial Narrow"/>
-          <w:kern w:val="0"/>
-          <ns2:ligatures ns2:val="none"/>
+          <w14:ligatures w14:val="none"/>
+        </w:rPr>
+      </w:pPr>
+      <w:r>
+        <w:rPr>
+          <w:rFonts w:ascii="Arial Narrow" w:eastAsia="Arial Narrow" w:hAnsi="Arial Narrow" w:cs="Arial Narrow"/>
+          <w:kern w:val="0"/>
+          <w14:ligatures w14:val="none"/>
         </w:rPr>
         <w:t xml:space="preserve">Presunta infracción </w:t>
       </w:r>
@@ -5882,7 +5791,7 @@
         <w:rPr>
           <w:rFonts w:ascii="Arial Narrow" w:eastAsia="Arial Narrow" w:hAnsi="Arial Narrow" w:cs="Arial Narrow"/>
           <w:kern w:val="0"/>
-          <ns2:ligatures ns2:val="none"/>
+          <w14:ligatures w14:val="none"/>
         </w:rPr>
         <w:t>al artículo 38 de la Ley 29571, Código de Protección y Defensa del Consumidor, e</w:t>
       </w:r>
@@ -5890,7 +5799,7 @@
         <w:rPr>
           <w:rFonts w:ascii="Arial Narrow" w:eastAsia="Arial Narrow" w:hAnsi="Arial Narrow" w:cs="Arial Narrow"/>
           <w:kern w:val="0"/>
-          <ns2:ligatures ns2:val="none"/>
+          <w14:ligatures w14:val="none"/>
         </w:rPr>
         <w:t xml:space="preserve">n tanto </w:t>
       </w:r>
@@ -5898,7 +5807,7 @@
         <w:rPr>
           <w:rFonts w:ascii="Arial Narrow" w:eastAsia="Arial Narrow" w:hAnsi="Arial Narrow" w:cs="Arial Narrow"/>
           <w:kern w:val="0"/>
-          <ns2:ligatures ns2:val="none"/>
+          <w14:ligatures w14:val="none"/>
         </w:rPr>
         <w:t xml:space="preserve">Eurostar Motors S.A.C. </w:t>
       </w:r>
@@ -5906,7 +5815,7 @@
         <w:rPr>
           <w:rFonts w:ascii="Arial Narrow" w:eastAsia="Arial Narrow" w:hAnsi="Arial Narrow" w:cs="Arial Narrow"/>
           <w:kern w:val="0"/>
-          <ns2:ligatures ns2:val="none"/>
+          <w14:ligatures w14:val="none"/>
         </w:rPr>
         <w:t xml:space="preserve">habría tenido un trato discriminatorio </w:t>
       </w:r>
@@ -5914,7 +5823,7 @@
         <w:rPr>
           <w:rFonts w:ascii="Arial Narrow" w:eastAsia="Arial Narrow" w:hAnsi="Arial Narrow" w:cs="Arial Narrow"/>
           <w:kern w:val="0"/>
-          <ns2:ligatures ns2:val="none"/>
+          <w14:ligatures w14:val="none"/>
         </w:rPr>
         <w:t>a</w:t>
       </w:r>
@@ -5922,7 +5831,7 @@
         <w:rPr>
           <w:rFonts w:ascii="Arial Narrow" w:eastAsia="Arial Narrow" w:hAnsi="Arial Narrow" w:cs="Arial Narrow"/>
           <w:kern w:val="0"/>
-          <ns2:ligatures ns2:val="none"/>
+          <w14:ligatures w14:val="none"/>
         </w:rPr>
         <w:t xml:space="preserve"> </w:t>
       </w:r>
@@ -5930,7 +5839,7 @@
         <w:rPr>
           <w:rFonts w:ascii="Arial Narrow" w:eastAsia="Arial Narrow" w:hAnsi="Arial Narrow" w:cs="Arial Narrow"/>
           <w:kern w:val="0"/>
-          <ns2:ligatures ns2:val="none"/>
+          <w14:ligatures w14:val="none"/>
         </w:rPr>
         <w:t xml:space="preserve">la parte denunciante </w:t>
       </w:r>
@@ -5938,7 +5847,7 @@
         <w:rPr>
           <w:rFonts w:ascii="Arial Narrow" w:eastAsia="Arial Narrow" w:hAnsi="Arial Narrow" w:cs="Arial Narrow"/>
           <w:kern w:val="0"/>
-          <ns2:ligatures ns2:val="none"/>
+          <w14:ligatures w14:val="none"/>
         </w:rPr>
         <w:t xml:space="preserve">al negarle inicialmente la atención programada el 27 de enero de 2026, en un contexto en el que existía un procedimiento administrativo anterior en trámite contra </w:t>
       </w:r>
@@ -5946,7 +5855,7 @@
         <w:rPr>
           <w:rFonts w:ascii="Arial Narrow" w:eastAsia="Arial Narrow" w:hAnsi="Arial Narrow" w:cs="Arial Narrow"/>
           <w:kern w:val="0"/>
-          <ns2:ligatures ns2:val="none"/>
+          <w14:ligatures w14:val="none"/>
         </w:rPr>
         <w:t>el referido proveedor</w:t>
       </w:r>
@@ -5954,12 +5863,12 @@
         <w:rPr>
           <w:rFonts w:ascii="Arial Narrow" w:eastAsia="Arial Narrow" w:hAnsi="Arial Narrow" w:cs="Arial Narrow"/>
           <w:kern w:val="0"/>
-          <ns2:ligatures ns2:val="none"/>
+          <w14:ligatures w14:val="none"/>
         </w:rPr>
         <w:t>.</w:t>
       </w:r>
     </w:p>
-    <w:p ns2:paraId="250BC844" ns2:textId="77777777">
+    <w:p>
       <w:pPr>
         <w:pStyle w:val="Prrafodelista"/>
         <w:spacing w:after="0" w:line="240" w:lineRule="auto"/>
@@ -5968,11 +5877,11 @@
         <w:rPr>
           <w:rFonts w:ascii="Arial Narrow" w:eastAsia="Arial Narrow" w:hAnsi="Arial Narrow" w:cs="Arial Narrow"/>
           <w:kern w:val="0"/>
-          <ns2:ligatures ns2:val="none"/>
-        </w:rPr>
-      </w:pPr>
-    </w:p>
-    <w:p ns2:paraId="4A4D4231" ns2:textId="5A0DCCB7">
+          <w14:ligatures w14:val="none"/>
+        </w:rPr>
+      </w:pPr>
+    </w:p>
+    <w:p>
       <w:pPr>
         <w:pStyle w:val="Prrafodelista"/>
         <w:numPr>
@@ -5988,14 +5897,14 @@
         <w:rPr>
           <w:rFonts w:ascii="Arial Narrow" w:eastAsia="Arial Narrow" w:hAnsi="Arial Narrow" w:cs="Arial Narrow"/>
           <w:kern w:val="0"/>
-          <ns2:ligatures ns2:val="none"/>
-        </w:rPr>
-      </w:pPr>
-      <w:r>
-        <w:rPr>
-          <w:rFonts w:ascii="Arial Narrow" w:eastAsia="Arial Narrow" w:hAnsi="Arial Narrow" w:cs="Arial Narrow"/>
-          <w:kern w:val="0"/>
-          <ns2:ligatures ns2:val="none"/>
+          <w14:ligatures w14:val="none"/>
+        </w:rPr>
+      </w:pPr>
+      <w:r>
+        <w:rPr>
+          <w:rFonts w:ascii="Arial Narrow" w:eastAsia="Arial Narrow" w:hAnsi="Arial Narrow" w:cs="Arial Narrow"/>
+          <w:kern w:val="0"/>
+          <w14:ligatures w14:val="none"/>
         </w:rPr>
         <w:t xml:space="preserve">Presunta infracción al </w:t>
       </w:r>
@@ -6003,7 +5912,7 @@
         <w:rPr>
           <w:rFonts w:ascii="Arial Narrow" w:eastAsia="Arial Narrow" w:hAnsi="Arial Narrow" w:cs="Arial Narrow"/>
           <w:kern w:val="0"/>
-          <ns2:ligatures ns2:val="none"/>
+          <w14:ligatures w14:val="none"/>
         </w:rPr>
         <w:t xml:space="preserve">artículo 150 de la Ley 29571, Código de Protección y Defensa del Consumidor, en la medida que </w:t>
       </w:r>
@@ -6011,7 +5920,7 @@
         <w:rPr>
           <w:rFonts w:ascii="Arial Narrow" w:eastAsia="Arial Narrow" w:hAnsi="Arial Narrow" w:cs="Arial Narrow"/>
           <w:kern w:val="0"/>
-          <ns2:ligatures ns2:val="none"/>
+          <w14:ligatures w14:val="none"/>
         </w:rPr>
         <w:t xml:space="preserve">Eurostar Motors S.A.C. </w:t>
       </w:r>
@@ -6019,7 +5928,7 @@
         <w:rPr>
           <w:rFonts w:ascii="Arial Narrow" w:eastAsia="Arial Narrow" w:hAnsi="Arial Narrow" w:cs="Arial Narrow"/>
           <w:kern w:val="0"/>
-          <ns2:ligatures ns2:val="none"/>
+          <w14:ligatures w14:val="none"/>
         </w:rPr>
         <w:t>no habría contado con un Libro de Reclamaciones</w:t>
       </w:r>
@@ -6027,7 +5936,7 @@
         <w:rPr>
           <w:rFonts w:ascii="Arial Narrow" w:eastAsia="Arial Narrow" w:hAnsi="Arial Narrow" w:cs="Arial Narrow"/>
           <w:kern w:val="0"/>
-          <ns2:ligatures ns2:val="none"/>
+          <w14:ligatures w14:val="none"/>
         </w:rPr>
         <w:t xml:space="preserve"> físico o virtual, conforme se aprecia de su página web</w:t>
       </w:r>
@@ -6035,23 +5944,23 @@
         <w:rPr>
           <w:rFonts w:ascii="Arial Narrow" w:eastAsia="Arial Narrow" w:hAnsi="Arial Narrow" w:cs="Arial Narrow"/>
           <w:kern w:val="0"/>
-          <ns2:ligatures ns2:val="none"/>
+          <w14:ligatures w14:val="none"/>
         </w:rPr>
         <w:t>.</w:t>
       </w:r>
     </w:p>
-    <w:p ns2:paraId="1DEB3481" ns2:textId="77777777">
-      <w:pPr>
-        <w:spacing w:after="0" w:line="240" w:lineRule="auto"/>
-        <w:jc w:val="both"/>
-        <w:rPr>
-          <w:rFonts w:ascii="Arial Narrow" w:eastAsia="Arial Narrow" w:hAnsi="Arial Narrow" w:cs="Arial Narrow"/>
-          <w:kern w:val="0"/>
-          <ns2:ligatures ns2:val="none"/>
-        </w:rPr>
-      </w:pPr>
-    </w:p>
-    <w:p ns2:paraId="634A0D61" ns2:textId="6D0851EC">
+    <w:p>
+      <w:pPr>
+        <w:spacing w:after="0" w:line="240" w:lineRule="auto"/>
+        <w:jc w:val="both"/>
+        <w:rPr>
+          <w:rFonts w:ascii="Arial Narrow" w:eastAsia="Arial Narrow" w:hAnsi="Arial Narrow" w:cs="Arial Narrow"/>
+          <w:kern w:val="0"/>
+          <w14:ligatures w14:val="none"/>
+        </w:rPr>
+      </w:pPr>
+    </w:p>
+    <w:p>
       <w:pPr>
         <w:spacing w:after="0" w:line="240" w:lineRule="auto"/>
         <w:contextualSpacing/>
@@ -6059,17 +5968,17 @@
         <w:rPr>
           <w:rFonts w:ascii="Arial Narrow" w:eastAsia="Calibri" w:hAnsi="Arial Narrow" w:cs="Arial"/>
           <w:kern w:val="0"/>
-          <ns2:ligatures ns2:val="none"/>
-        </w:rPr>
-      </w:pPr>
-      <w:r>
-        <w:rPr>
-          <w:rFonts w:ascii="Arial Narrow" w:eastAsia="Arial Narrow" w:hAnsi="Arial Narrow" w:cs="Arial Narrow"/>
-          <w:b/>
-          <w:color w:val="000000"/>
-          <w:kern w:val="0"/>
-          <w:lang w:eastAsia="es-PE"/>
-          <ns2:ligatures ns2:val="none"/>
+          <w14:ligatures w14:val="none"/>
+        </w:rPr>
+      </w:pPr>
+      <w:r>
+        <w:rPr>
+          <w:rFonts w:ascii="Arial Narrow" w:eastAsia="Arial Narrow" w:hAnsi="Arial Narrow" w:cs="Arial Narrow"/>
+          <w:b/>
+          <w:color w:val="000000"/>
+          <w:kern w:val="0"/>
+          <w:lang w:eastAsia="es-PE"/>
+          <w14:ligatures w14:val="none"/>
         </w:rPr>
         <w:t>SEGUNDO:</w:t>
       </w:r>
@@ -6079,7 +5988,7 @@
           <w:color w:val="000000"/>
           <w:kern w:val="0"/>
           <w:lang w:eastAsia="es-PE"/>
-          <ns2:ligatures ns2:val="none"/>
+          <w14:ligatures w14:val="none"/>
         </w:rPr>
         <w:t xml:space="preserve"> tener por ofrecidos los medios probatorios presentados en el escrito de denuncia </w:t>
       </w:r>
@@ -6089,7 +5998,7 @@
           <w:color w:val="000000"/>
           <w:kern w:val="0"/>
           <w:lang w:val="es-ES" w:eastAsia="es-ES"/>
-          <ns2:ligatures ns2:val="none"/>
+          <w14:ligatures w14:val="none"/>
         </w:rPr>
         <w:t xml:space="preserve">del </w:t>
       </w:r>
@@ -6099,7 +6008,7 @@
           <w:color w:val="000000"/>
           <w:kern w:val="0"/>
           <w:lang w:val="es-ES" w:eastAsia="es-ES"/>
-          <ns2:ligatures ns2:val="none"/>
+          <w14:ligatures w14:val="none"/>
         </w:rPr>
         <w:t>14 de abril de 2026</w:t>
       </w:r>
@@ -6107,12 +6016,12 @@
         <w:rPr>
           <w:rFonts w:ascii="Arial Narrow" w:eastAsia="Calibri" w:hAnsi="Arial Narrow" w:cs="Arial"/>
           <w:kern w:val="0"/>
-          <ns2:ligatures ns2:val="none"/>
+          <w14:ligatures w14:val="none"/>
         </w:rPr>
         <w:t>.</w:t>
       </w:r>
     </w:p>
-    <w:p ns2:paraId="2AF03E3F" ns2:textId="77777777">
+    <w:p>
       <w:pPr>
         <w:spacing w:after="0" w:line="240" w:lineRule="auto"/>
         <w:contextualSpacing/>
@@ -6122,30 +6031,30 @@
           <w:color w:val="000000"/>
           <w:kern w:val="0"/>
           <w:lang w:eastAsia="es-PE"/>
-          <ns2:ligatures ns2:val="none"/>
-        </w:rPr>
-      </w:pPr>
-    </w:p>
-    <w:p ns2:paraId="5D90C1F7" ns2:textId="4E4A8BB0">
-      <w:pPr>
-        <w:spacing w:after="0" w:line="240" w:lineRule="auto"/>
-        <w:jc w:val="both"/>
-        <w:rPr>
-          <w:rFonts w:ascii="Arial Narrow" w:eastAsia="Arial Narrow" w:hAnsi="Arial Narrow" w:cs="Arial Narrow"/>
-          <w:color w:val="000000"/>
-          <w:kern w:val="0"/>
-          <w:lang w:eastAsia="es-PE"/>
-          <ns2:ligatures ns2:val="none"/>
-        </w:rPr>
-      </w:pPr>
-      <w:r>
-        <w:rPr>
-          <w:rFonts w:ascii="Arial Narrow" w:eastAsia="Arial Narrow" w:hAnsi="Arial Narrow" w:cs="Arial Narrow"/>
-          <w:b/>
-          <w:color w:val="000000"/>
-          <w:kern w:val="0"/>
-          <w:lang w:eastAsia="es-PE"/>
-          <ns2:ligatures ns2:val="none"/>
+          <w14:ligatures w14:val="none"/>
+        </w:rPr>
+      </w:pPr>
+    </w:p>
+    <w:p>
+      <w:pPr>
+        <w:spacing w:after="0" w:line="240" w:lineRule="auto"/>
+        <w:jc w:val="both"/>
+        <w:rPr>
+          <w:rFonts w:ascii="Arial Narrow" w:eastAsia="Arial Narrow" w:hAnsi="Arial Narrow" w:cs="Arial Narrow"/>
+          <w:color w:val="000000"/>
+          <w:kern w:val="0"/>
+          <w:lang w:eastAsia="es-PE"/>
+          <w14:ligatures w14:val="none"/>
+        </w:rPr>
+      </w:pPr>
+      <w:r>
+        <w:rPr>
+          <w:rFonts w:ascii="Arial Narrow" w:eastAsia="Arial Narrow" w:hAnsi="Arial Narrow" w:cs="Arial Narrow"/>
+          <w:b/>
+          <w:color w:val="000000"/>
+          <w:kern w:val="0"/>
+          <w:lang w:eastAsia="es-PE"/>
+          <w14:ligatures w14:val="none"/>
         </w:rPr>
         <w:t xml:space="preserve">TERCERO: </w:t>
       </w:r>
@@ -6155,7 +6064,7 @@
           <w:color w:val="000000"/>
           <w:kern w:val="0"/>
           <w:lang w:eastAsia="es-PE"/>
-          <ns2:ligatures ns2:val="none"/>
+          <w14:ligatures w14:val="none"/>
         </w:rPr>
         <w:t xml:space="preserve">requerir a </w:t>
       </w:r>
@@ -6172,12 +6081,12 @@
           <w:color w:val="000000"/>
           <w:kern w:val="0"/>
           <w:lang w:eastAsia="es-PE"/>
-          <ns2:ligatures ns2:val="none"/>
+          <w14:ligatures w14:val="none"/>
         </w:rPr>
         <w:t>que cumplan con lo siguiente:</w:t>
       </w:r>
     </w:p>
-    <w:p ns2:paraId="156DFAB9" ns2:textId="77777777">
+    <w:p>
       <w:pPr>
         <w:spacing w:after="0" w:line="240" w:lineRule="auto"/>
         <w:jc w:val="both"/>
@@ -6186,11 +6095,11 @@
           <w:color w:val="000000"/>
           <w:kern w:val="0"/>
           <w:lang w:eastAsia="es-PE"/>
-          <ns2:ligatures ns2:val="none"/>
-        </w:rPr>
-      </w:pPr>
-    </w:p>
-    <w:p ns2:paraId="37384474" ns2:textId="77777777">
+          <w14:ligatures w14:val="none"/>
+        </w:rPr>
+      </w:pPr>
+    </w:p>
+    <w:p>
       <w:pPr>
         <w:numPr>
           <w:ilvl w:val="0"/>
@@ -6204,21 +6113,21 @@
           <w:color w:val="000000"/>
           <w:kern w:val="0"/>
           <w:lang w:eastAsia="es-PE"/>
-          <ns2:ligatures ns2:val="none"/>
-        </w:rPr>
-      </w:pPr>
-      <w:r>
-        <w:rPr>
-          <w:rFonts w:ascii="Arial Narrow" w:eastAsia="Arial Narrow" w:hAnsi="Arial Narrow" w:cs="Arial Narrow"/>
-          <w:color w:val="000000"/>
-          <w:kern w:val="0"/>
-          <w:lang w:eastAsia="es-PE"/>
-          <ns2:ligatures ns2:val="none"/>
+          <w14:ligatures w14:val="none"/>
+        </w:rPr>
+      </w:pPr>
+      <w:r>
+        <w:rPr>
+          <w:rFonts w:ascii="Arial Narrow" w:eastAsia="Arial Narrow" w:hAnsi="Arial Narrow" w:cs="Arial Narrow"/>
+          <w:color w:val="000000"/>
+          <w:kern w:val="0"/>
+          <w:lang w:eastAsia="es-PE"/>
+          <w14:ligatures w14:val="none"/>
         </w:rPr>
         <w:t>presentar documentos que acrediten su inscripción en los Registros Públicos o una declaración jurada que indique que cuenta con dicha inscripción;</w:t>
       </w:r>
     </w:p>
-    <w:p ns2:paraId="04A6E74B" ns2:textId="77777777">
+    <w:p>
       <w:pPr>
         <w:numPr>
           <w:ilvl w:val="0"/>
@@ -6232,21 +6141,21 @@
           <w:color w:val="000000"/>
           <w:kern w:val="0"/>
           <w:lang w:eastAsia="es-PE"/>
-          <ns2:ligatures ns2:val="none"/>
-        </w:rPr>
-      </w:pPr>
-      <w:r>
-        <w:rPr>
-          <w:rFonts w:ascii="Arial Narrow" w:eastAsia="Arial Narrow" w:hAnsi="Arial Narrow" w:cs="Arial Narrow"/>
-          <w:color w:val="000000"/>
-          <w:kern w:val="0"/>
-          <w:lang w:eastAsia="es-PE"/>
-          <ns2:ligatures ns2:val="none"/>
+          <w14:ligatures w14:val="none"/>
+        </w:rPr>
+      </w:pPr>
+      <w:r>
+        <w:rPr>
+          <w:rFonts w:ascii="Arial Narrow" w:eastAsia="Arial Narrow" w:hAnsi="Arial Narrow" w:cs="Arial Narrow"/>
+          <w:color w:val="000000"/>
+          <w:kern w:val="0"/>
+          <w:lang w:eastAsia="es-PE"/>
+          <w14:ligatures w14:val="none"/>
         </w:rPr>
         <w:t>presentar copia simple de las facultades de representación de su representante legal en el presente procedimiento o la declaración jurada que indique que cuenta con dichas facultades y que estas se encuentran vigentes;</w:t>
       </w:r>
     </w:p>
-    <w:p ns2:paraId="1203D0DC" ns2:textId="77777777">
+    <w:p>
       <w:pPr>
         <w:numPr>
           <w:ilvl w:val="0"/>
@@ -6260,21 +6169,21 @@
           <w:color w:val="000000"/>
           <w:kern w:val="0"/>
           <w:lang w:eastAsia="es-PE"/>
-          <ns2:ligatures ns2:val="none"/>
-        </w:rPr>
-      </w:pPr>
-      <w:r>
-        <w:rPr>
-          <w:rFonts w:ascii="Arial Narrow" w:eastAsia="Arial Narrow" w:hAnsi="Arial Narrow" w:cs="Arial Narrow"/>
-          <w:color w:val="000000"/>
-          <w:kern w:val="0"/>
-          <w:lang w:eastAsia="es-PE"/>
-          <ns2:ligatures ns2:val="none"/>
+          <w14:ligatures w14:val="none"/>
+        </w:rPr>
+      </w:pPr>
+      <w:r>
+        <w:rPr>
+          <w:rFonts w:ascii="Arial Narrow" w:eastAsia="Arial Narrow" w:hAnsi="Arial Narrow" w:cs="Arial Narrow"/>
+          <w:color w:val="000000"/>
+          <w:kern w:val="0"/>
+          <w:lang w:eastAsia="es-PE"/>
+          <w14:ligatures w14:val="none"/>
         </w:rPr>
         <w:t>consignar el Número de Registro Único de Contribuyentes (RUC); y,</w:t>
       </w:r>
     </w:p>
-    <w:p ns2:paraId="37704CA2" ns2:textId="7AD28F33">
+    <w:p>
       <w:pPr>
         <w:numPr>
           <w:ilvl w:val="0"/>
@@ -6286,16 +6195,16 @@
         <w:rPr>
           <w:rFonts w:ascii="Arial Narrow" w:eastAsia="Calibri" w:hAnsi="Arial Narrow" w:cs="Arial"/>
           <w:kern w:val="0"/>
-          <ns2:ligatures ns2:val="none"/>
-        </w:rPr>
-      </w:pPr>
-      <w:r>
-        <w:rPr>
-          <w:rFonts w:ascii="Arial Narrow" w:eastAsia="Arial Narrow" w:hAnsi="Arial Narrow" w:cs="Arial Narrow"/>
-          <w:color w:val="000000"/>
-          <w:kern w:val="0"/>
-          <w:lang w:eastAsia="es-PE"/>
-          <ns2:ligatures ns2:val="none"/>
+          <w14:ligatures w14:val="none"/>
+        </w:rPr>
+      </w:pPr>
+      <w:r>
+        <w:rPr>
+          <w:rFonts w:ascii="Arial Narrow" w:eastAsia="Arial Narrow" w:hAnsi="Arial Narrow" w:cs="Arial Narrow"/>
+          <w:color w:val="000000"/>
+          <w:kern w:val="0"/>
+          <w:lang w:eastAsia="es-PE"/>
+          <w14:ligatures w14:val="none"/>
         </w:rPr>
         <w:t xml:space="preserve">fijar domicilio procesal para el procedimiento, de conformidad con el numeral 1 del artículo 442 del Código Procesal Civil. </w:t>
       </w:r>
@@ -6303,7 +6212,7 @@
         <w:rPr>
           <w:rFonts w:ascii="Arial Narrow" w:eastAsia="Calibri" w:hAnsi="Arial Narrow" w:cs="Arial"/>
           <w:kern w:val="0"/>
-          <ns2:ligatures ns2:val="none"/>
+          <w14:ligatures w14:val="none"/>
         </w:rPr>
         <w:t>Para ello podrá señalar domicilio físico o una dirección electrónica a la que pueda remitirse las notificaciones</w:t>
       </w:r>
@@ -6312,12 +6221,12 @@
           <w:rFonts w:ascii="Arial Narrow" w:eastAsia="Arial" w:hAnsi="Arial Narrow" w:cs="Arial"/>
           <w:kern w:val="0"/>
           <w:lang w:val="es"/>
-          <ns2:ligatures ns2:val="none"/>
+          <w14:ligatures w14:val="none"/>
         </w:rPr>
         <w:t>;</w:t>
       </w:r>
     </w:p>
-    <w:p ns2:paraId="6A38ABFB" ns2:textId="7ACC9135">
+    <w:p>
       <w:pPr>
         <w:numPr>
           <w:ilvl w:val="0"/>
@@ -6329,14 +6238,14 @@
         <w:rPr>
           <w:rFonts w:ascii="Arial Narrow" w:eastAsia="Calibri" w:hAnsi="Arial Narrow" w:cs="Arial"/>
           <w:kern w:val="0"/>
-          <ns2:ligatures ns2:val="none"/>
+          <w14:ligatures w14:val="none"/>
         </w:rPr>
       </w:pPr>
       <w:r>
         <w:rPr>
           <w:rFonts w:ascii="Arial Narrow" w:eastAsia="Calibri" w:hAnsi="Arial Narrow" w:cs="Arial"/>
           <w:kern w:val="0"/>
-          <ns2:ligatures ns2:val="none"/>
+          <w14:ligatures w14:val="none"/>
         </w:rPr>
         <w:t xml:space="preserve">en caso califique como </w:t>
       </w:r>
@@ -6345,7 +6254,7 @@
         <w:rPr>
           <w:rFonts w:ascii="Arial Narrow" w:eastAsia="Calibri" w:hAnsi="Arial Narrow" w:cs="Arial"/>
           <w:kern w:val="0"/>
-          <ns2:ligatures ns2:val="none"/>
+          <w14:ligatures w14:val="none"/>
         </w:rPr>
         <w:t>micro empresa</w:t>
       </w:r>
@@ -6354,7 +6263,7 @@
         <w:rPr>
           <w:rFonts w:ascii="Arial Narrow" w:eastAsia="Calibri" w:hAnsi="Arial Narrow" w:cs="Arial"/>
           <w:kern w:val="0"/>
-          <ns2:ligatures ns2:val="none"/>
+          <w14:ligatures w14:val="none"/>
         </w:rPr>
         <w:t xml:space="preserve"> o pequeña empresa, presentar los documentos que acrediten su volumen de ventas o ingresos brutos percibidos el año anterior relativo a todas sus actividades </w:t>
       </w:r>
@@ -6362,7 +6271,7 @@
         <w:rPr>
           <w:rFonts w:ascii="Arial Narrow" w:eastAsia="Calibri" w:hAnsi="Arial Narrow" w:cs="Arial"/>
           <w:kern w:val="0"/>
-          <ns2:ligatures ns2:val="none"/>
+          <w14:ligatures w14:val="none"/>
         </w:rPr>
         <w:lastRenderedPageBreak/>
         <w:t>económicas y el número de trabajadores con el que cuenta</w:t>
@@ -6373,7 +6282,7 @@
           <w:rFonts w:ascii="Arial Narrow" w:eastAsia="Calibri" w:hAnsi="Arial Narrow" w:cs="Arial"/>
           <w:kern w:val="0"/>
           <w:vertAlign w:val="superscript"/>
-          <ns2:ligatures ns2:val="none"/>
+          <w14:ligatures w14:val="none"/>
         </w:rPr>
         <w:footnoteReference w:id="9"/>
       </w:r>
@@ -6381,7 +6290,7 @@
         <w:rPr>
           <w:rFonts w:ascii="Arial Narrow" w:eastAsia="Calibri" w:hAnsi="Arial Narrow" w:cs="Arial"/>
           <w:kern w:val="0"/>
-          <ns2:ligatures ns2:val="none"/>
+          <w14:ligatures w14:val="none"/>
         </w:rPr>
         <w:t xml:space="preserve">. Ello, a fin de que la Comisión pueda meritar dicha documentación, conforme lo establece el artículo 110 del </w:t>
       </w:r>
@@ -6390,7 +6299,7 @@
           <w:rFonts w:ascii="Arial Narrow" w:eastAsia="Calibri" w:hAnsi="Arial Narrow" w:cs="Arial"/>
           <w:spacing w:val="-2"/>
           <w:kern w:val="0"/>
-          <ns2:ligatures ns2:val="none"/>
+          <w14:ligatures w14:val="none"/>
         </w:rPr>
         <w:t>Código</w:t>
       </w:r>
@@ -6401,7 +6310,7 @@
           <w:spacing w:val="-2"/>
           <w:kern w:val="0"/>
           <w:vertAlign w:val="superscript"/>
-          <ns2:ligatures ns2:val="none"/>
+          <w14:ligatures w14:val="none"/>
         </w:rPr>
         <w:footnoteReference w:id="10"/>
       </w:r>
@@ -6410,12 +6319,12 @@
           <w:rFonts w:ascii="Arial Narrow" w:eastAsia="Calibri" w:hAnsi="Arial Narrow" w:cs="Arial"/>
           <w:spacing w:val="-2"/>
           <w:kern w:val="0"/>
-          <ns2:ligatures ns2:val="none"/>
+          <w14:ligatures w14:val="none"/>
         </w:rPr>
         <w:t>.</w:t>
       </w:r>
     </w:p>
-    <w:p ns2:paraId="1B2AA0D1" ns2:textId="77777777">
+    <w:p>
       <w:pPr>
         <w:spacing w:after="0" w:line="240" w:lineRule="auto"/>
         <w:ind w:left="567"/>
@@ -6425,20 +6334,20 @@
           <w:color w:val="000000"/>
           <w:kern w:val="0"/>
           <w:lang w:eastAsia="es-PE"/>
-          <ns2:ligatures ns2:val="none"/>
-        </w:rPr>
-      </w:pPr>
-    </w:p>
-    <w:p>
-      <w:pPr>
-        <w:spacing w:after="0" w:line="240" w:lineRule="auto"/>
-        <w:jc w:val="both"/>
-        <w:rPr>
-          <w:rFonts w:ascii="Arial Narrow" w:eastAsia="Arial Narrow" w:hAnsi="Arial Narrow" w:cs="Arial Narrow"/>
-          <w:color w:val="000000"/>
-          <w:kern w:val="0"/>
-          <w:lang w:eastAsia="es-PE"/>
-          <ns2:ligatures ns2:val="none"/>
+          <w14:ligatures w14:val="none"/>
+        </w:rPr>
+      </w:pPr>
+    </w:p>
+    <w:p>
+      <w:pPr>
+        <w:spacing w:after="0" w:line="240" w:lineRule="auto"/>
+        <w:jc w:val="both"/>
+        <w:rPr>
+          <w:rFonts w:ascii="Arial Narrow" w:eastAsia="Arial Narrow" w:hAnsi="Arial Narrow" w:cs="Arial Narrow"/>
+          <w:color w:val="000000"/>
+          <w:kern w:val="0"/>
+          <w:lang w:eastAsia="es-PE"/>
+          <w14:ligatures w14:val="none"/>
         </w:rPr>
       </w:pPr>
       <w:r>
@@ -6457,42 +6366,82 @@
           <w:sz w:val="20"/>
           <w:szCs w:val="20"/>
         </w:rPr>
-        <w:t xml:space="preserve">correr traslado de la presente resolución a Quálitas Compañía de Seguros S.A. y a Eurostar Motors S.A.C. para que, de conformidad con lo dispuesto por el artículo 26 de la Ley sobre Facultades, Normas y Organización del Indecopi, aprobada por Decreto Legislativo 807, presenten sus descargos sobre la imputación de cargos realizada en un plazo no mayor a cinco (5) días hábiles contado a partir del día siguiente de la notificación de la presente resolución, vencido el cual, el Secretario Técnico declarará en rebeldía a los denunciados que no lo hubieran presentado. Debe precisarse que de conformidad con lo establecido por el artículo 223 del Texto Único Ordenado de la Ley 27444, Ley del Procedimiento Administrativo General, las alegaciones y los hechos relevantes de la reclamación, salvo que hayan sido específicamente negadas en la contestación, se tendrán por aceptadas o merituadas como ciertas.</w:t>
-      </w:r>
-    </w:p>
-    <w:p ns2:paraId="2F1C55D7" ns2:textId="77777777">
-      <w:pPr>
-        <w:spacing w:after="0" w:line="240" w:lineRule="auto"/>
-        <w:jc w:val="both"/>
-        <w:rPr>
-          <w:rFonts w:ascii="Arial Narrow" w:eastAsia="Arial Narrow" w:hAnsi="Arial Narrow" w:cs="Arial Narrow"/>
-          <w:color w:val="000000"/>
-          <w:kern w:val="0"/>
-          <w:lang w:eastAsia="es-PE"/>
-          <ns2:ligatures ns2:val="none"/>
-        </w:rPr>
-      </w:pPr>
-    </w:p>
-    <w:p ns2:paraId="6D15F6EA" ns2:textId="2CAB1027">
-      <w:pPr>
-        <w:spacing w:after="0" w:line="240" w:lineRule="auto"/>
-        <w:jc w:val="both"/>
-        <w:rPr>
-          <w:rFonts w:ascii="Arial Narrow" w:eastAsia="Times New Roman" w:hAnsi="Arial Narrow" w:cs="Arial"/>
-          <w:color w:val="000000"/>
-          <w:kern w:val="0"/>
+        <w:t xml:space="preserve">correr traslado de la presente resolución a Quálitas Compañía de Seguros S.A. y a Eurostar Motors S.A.C. para que, de conformidad con lo dispuesto por el artículo 26 de la Ley sobre Facultades, Normas y Organización del Indecopi, aprobada por Decreto Legislativo 807</w:t>
+      </w:r>
+      <w:r>
+        <w:rPr>
+          <w:rStyle w:val="Refdenotaalpie"/>
+          <w:rFonts w:ascii="Arial Narrow" w:eastAsia="Times New Roman" w:hAnsi="Arial Narrow" w:cs="Times New Roman"/>
+          <w:color w:val="000000"/>
+          <w:kern w:val="0"/>
+          <w:vertAlign w:val="superscript"/>
           <w:lang w:val="es-ES" w:eastAsia="es-ES"/>
-          <ns2:ligatures ns2:val="none"/>
-        </w:rPr>
-      </w:pPr>
-      <w:r>
-        <w:rPr>
-          <w:rFonts w:ascii="Arial Narrow" w:eastAsia="Arial Narrow" w:hAnsi="Arial Narrow" w:cs="Arial Narrow"/>
-          <w:b/>
-          <w:color w:val="000000"/>
-          <w:kern w:val="0"/>
-          <w:lang w:eastAsia="es-PE"/>
-          <ns2:ligatures ns2:val="none"/>
+          <w14:ligatures w14:val="none"/>
+        </w:rPr>
+        <w:footnoteReference w:id="16"/>
+      </w:r>
+      <w:r>
+        <w:rPr>
+          <w:rFonts w:ascii="Arial Narrow" w:hAnsi="Arial Narrow" w:cs="Arial Narrow"/>
+          <w:sz w:val="20"/>
+          <w:szCs w:val="20"/>
+        </w:rPr>
+        <w:t xml:space="preserve">, presenten sus descargos sobre la imputación de cargos realizada en un plazo no mayor a cinco (5) días hábiles contado a partir del día siguiente de la notificación de la presente resolución, vencido el cual, el Secretario Técnico declarará en rebeldía a los denunciados que no lo hubieran presentado. Debe precisarse que de conformidad con lo establecido por el artículo 223 del Texto Único Ordenado de la Ley 27444, Ley del Procedimiento Administrativo General</w:t>
+      </w:r>
+      <w:r>
+        <w:rPr>
+          <w:rStyle w:val="Refdenotaalpie"/>
+          <w:rFonts w:ascii="Arial Narrow" w:eastAsia="Times New Roman" w:hAnsi="Arial Narrow" w:cs="Times New Roman"/>
+          <w:color w:val="000000"/>
+          <w:kern w:val="0"/>
+          <w:vertAlign w:val="superscript"/>
+          <w:lang w:val="es-ES" w:eastAsia="es-ES"/>
+          <w14:ligatures w14:val="none"/>
+        </w:rPr>
+        <w:footnoteReference w:id="17"/>
+      </w:r>
+      <w:r>
+        <w:rPr>
+          <w:rFonts w:ascii="Arial Narrow" w:hAnsi="Arial Narrow" w:cs="Arial Narrow"/>
+          <w:sz w:val="20"/>
+          <w:szCs w:val="20"/>
+        </w:rPr>
+        <w:t xml:space="preserve">, las alegaciones y los hechos relevantes de la reclamación, salvo que hayan sido específicamente negadas en la contestación, se tendrán por aceptadas o merituadas como ciertas.</w:t>
+      </w:r>
+    </w:p>
+    <w:p>
+      <w:pPr>
+        <w:spacing w:after="0" w:line="240" w:lineRule="auto"/>
+        <w:jc w:val="both"/>
+        <w:rPr>
+          <w:rFonts w:ascii="Arial Narrow" w:eastAsia="Arial Narrow" w:hAnsi="Arial Narrow" w:cs="Arial Narrow"/>
+          <w:color w:val="000000"/>
+          <w:kern w:val="0"/>
+          <w:lang w:eastAsia="es-PE"/>
+          <w14:ligatures w14:val="none"/>
+        </w:rPr>
+      </w:pPr>
+    </w:p>
+    <w:p>
+      <w:pPr>
+        <w:spacing w:after="0" w:line="240" w:lineRule="auto"/>
+        <w:jc w:val="both"/>
+        <w:rPr>
+          <w:rFonts w:ascii="Arial Narrow" w:eastAsia="Times New Roman" w:hAnsi="Arial Narrow" w:cs="Arial"/>
+          <w:color w:val="000000"/>
+          <w:kern w:val="0"/>
+          <w:lang w:val="es-ES" w:eastAsia="es-ES"/>
+          <w14:ligatures w14:val="none"/>
+        </w:rPr>
+      </w:pPr>
+      <w:r>
+        <w:rPr>
+          <w:rFonts w:ascii="Arial Narrow" w:eastAsia="Arial Narrow" w:hAnsi="Arial Narrow" w:cs="Arial Narrow"/>
+          <w:b/>
+          <w:color w:val="000000"/>
+          <w:kern w:val="0"/>
+          <w:lang w:eastAsia="es-PE"/>
+          <w14:ligatures w14:val="none"/>
         </w:rPr>
         <w:t xml:space="preserve">QUINTO: </w:t>
       </w:r>
@@ -6503,7 +6452,7 @@
           <w:color w:val="000000"/>
           <w:kern w:val="0"/>
           <w:lang w:eastAsia="es-ES"/>
-          <ns2:ligatures ns2:val="none"/>
+          <w14:ligatures w14:val="none"/>
         </w:rPr>
         <w:t xml:space="preserve">requerir </w:t>
       </w:r>
@@ -6513,7 +6462,7 @@
           <w:color w:val="000000"/>
           <w:kern w:val="0"/>
           <w:lang w:val="es-ES" w:eastAsia="es-ES"/>
-          <ns2:ligatures ns2:val="none"/>
+          <w14:ligatures w14:val="none"/>
         </w:rPr>
         <w:t xml:space="preserve">que, en un </w:t>
       </w:r>
@@ -6523,7 +6472,7 @@
           <w:color w:val="000000"/>
           <w:kern w:val="0"/>
           <w:lang w:eastAsia="es-ES"/>
-          <ns2:ligatures ns2:val="none"/>
+          <w14:ligatures w14:val="none"/>
         </w:rPr>
         <w:t>plazo no mayor de cinco (5) días hábiles contado a partir del día siguiente de la notificación de la presente resolución</w:t>
       </w:r>
@@ -6534,7 +6483,7 @@
           <w:color w:val="000000"/>
           <w:kern w:val="0"/>
           <w:lang w:eastAsia="es-ES"/>
-          <ns2:ligatures ns2:val="none"/>
+          <w14:ligatures w14:val="none"/>
         </w:rPr>
         <w:t xml:space="preserve">, </w:t>
       </w:r>
@@ -6559,7 +6508,7 @@
           <w:color w:val="000000"/>
           <w:kern w:val="0"/>
           <w:lang w:eastAsia="es-ES"/>
-          <ns2:ligatures ns2:val="none"/>
+          <w14:ligatures w14:val="none"/>
         </w:rPr>
         <w:t xml:space="preserve">, </w:t>
       </w:r>
@@ -6570,7 +6519,7 @@
           <w:color w:val="000000"/>
           <w:kern w:val="0"/>
           <w:lang w:val="es-ES" w:eastAsia="es-ES"/>
-          <ns2:ligatures ns2:val="none"/>
+          <w14:ligatures w14:val="none"/>
         </w:rPr>
         <w:t xml:space="preserve">cumpla con: </w:t>
       </w:r>
@@ -6580,7 +6529,7 @@
           <w:color w:val="000000"/>
           <w:kern w:val="0"/>
           <w:lang w:val="es-ES" w:eastAsia="es-ES"/>
-          <ns2:ligatures ns2:val="none"/>
+          <w14:ligatures w14:val="none"/>
         </w:rPr>
         <w:t>(i) presentar una copia debidamente suscrita de la Póliza 0070162762 del Seguro Vehicular materia de denuncia, así como el cargo de remisión de la póliza; (</w:t>
       </w:r>
@@ -6591,7 +6540,7 @@
           <w:color w:val="000000"/>
           <w:kern w:val="0"/>
           <w:lang w:val="es-ES" w:eastAsia="es-ES"/>
-          <ns2:ligatures ns2:val="none"/>
+          <w14:ligatures w14:val="none"/>
         </w:rPr>
         <w:t>ii</w:t>
       </w:r>
@@ -6602,7 +6551,7 @@
           <w:color w:val="000000"/>
           <w:kern w:val="0"/>
           <w:lang w:val="es-ES" w:eastAsia="es-ES"/>
-          <ns2:ligatures ns2:val="none"/>
+          <w14:ligatures w14:val="none"/>
         </w:rPr>
         <w:t>) presentar los medios probatorios que acrediten que brindó conformidad y aprobación a la cotización realizada por el taller; y, (</w:t>
       </w:r>
@@ -6613,7 +6562,7 @@
           <w:color w:val="000000"/>
           <w:kern w:val="0"/>
           <w:lang w:val="es-ES" w:eastAsia="es-ES"/>
-          <ns2:ligatures ns2:val="none"/>
+          <w14:ligatures w14:val="none"/>
         </w:rPr>
         <w:t>iii</w:t>
       </w:r>
@@ -6624,7 +6573,7 @@
           <w:color w:val="000000"/>
           <w:kern w:val="0"/>
           <w:lang w:val="es-ES" w:eastAsia="es-ES"/>
-          <ns2:ligatures ns2:val="none"/>
+          <w14:ligatures w14:val="none"/>
         </w:rPr>
         <w:t>) presentar todas las comunicaciones cursadas con la parte denunciante en virtud de los hechos materia de denuncia</w:t>
       </w:r>
@@ -6634,12 +6583,12 @@
           <w:color w:val="000000"/>
           <w:kern w:val="0"/>
           <w:lang w:val="es-ES" w:eastAsia="es-ES"/>
-          <ns2:ligatures ns2:val="none"/>
+          <w14:ligatures w14:val="none"/>
         </w:rPr>
         <w:t>.</w:t>
       </w:r>
     </w:p>
-    <w:p ns2:paraId="7EAE58BA" ns2:textId="77777777">
+    <w:p>
       <w:pPr>
         <w:spacing w:after="0" w:line="240" w:lineRule="auto"/>
         <w:jc w:val="both"/>
@@ -6648,11 +6597,11 @@
           <w:color w:val="000000"/>
           <w:kern w:val="0"/>
           <w:lang w:val="es-ES" w:eastAsia="es-ES"/>
-          <ns2:ligatures ns2:val="none"/>
-        </w:rPr>
-      </w:pPr>
-    </w:p>
-    <w:p ns2:paraId="018EE32A" ns2:textId="36286A15">
+          <w14:ligatures w14:val="none"/>
+        </w:rPr>
+      </w:pPr>
+    </w:p>
+    <w:p>
       <w:pPr>
         <w:spacing w:after="0" w:line="240" w:lineRule="auto"/>
         <w:jc w:val="both"/>
@@ -6661,17 +6610,17 @@
           <w:color w:val="000000"/>
           <w:kern w:val="0"/>
           <w:lang w:val="es-ES" w:eastAsia="es-ES"/>
-          <ns2:ligatures ns2:val="none"/>
-        </w:rPr>
-      </w:pPr>
-      <w:r>
-        <w:rPr>
-          <w:rFonts w:ascii="Arial Narrow" w:eastAsia="Arial Narrow" w:hAnsi="Arial Narrow" w:cs="Arial Narrow"/>
-          <w:b/>
-          <w:color w:val="000000"/>
-          <w:kern w:val="0"/>
-          <w:lang w:eastAsia="es-PE"/>
-          <ns2:ligatures ns2:val="none"/>
+          <w14:ligatures w14:val="none"/>
+        </w:rPr>
+      </w:pPr>
+      <w:r>
+        <w:rPr>
+          <w:rFonts w:ascii="Arial Narrow" w:eastAsia="Arial Narrow" w:hAnsi="Arial Narrow" w:cs="Arial Narrow"/>
+          <w:b/>
+          <w:color w:val="000000"/>
+          <w:kern w:val="0"/>
+          <w:lang w:eastAsia="es-PE"/>
+          <w14:ligatures w14:val="none"/>
         </w:rPr>
         <w:t xml:space="preserve">SEXTO: </w:t>
       </w:r>
@@ -6681,7 +6630,7 @@
           <w:color w:val="000000"/>
           <w:kern w:val="0"/>
           <w:lang w:eastAsia="es-ES"/>
-          <ns2:ligatures ns2:val="none"/>
+          <w14:ligatures w14:val="none"/>
         </w:rPr>
         <w:t xml:space="preserve">requerir </w:t>
       </w:r>
@@ -6691,7 +6640,7 @@
           <w:color w:val="000000"/>
           <w:kern w:val="0"/>
           <w:lang w:val="es-ES" w:eastAsia="es-ES"/>
-          <ns2:ligatures ns2:val="none"/>
+          <w14:ligatures w14:val="none"/>
         </w:rPr>
         <w:t xml:space="preserve">que, en un </w:t>
       </w:r>
@@ -6701,7 +6650,7 @@
           <w:color w:val="000000"/>
           <w:kern w:val="0"/>
           <w:lang w:eastAsia="es-ES"/>
-          <ns2:ligatures ns2:val="none"/>
+          <w14:ligatures w14:val="none"/>
         </w:rPr>
         <w:t xml:space="preserve">plazo no mayor de cinco (5) días hábiles contado a partir del día siguiente de la notificación de la presente resolución, </w:t>
       </w:r>
@@ -6712,7 +6661,7 @@
           <w:kern w:val="0"/>
           <w:shd w:val="clear" w:color="auto" w:fill="FFFFFF"/>
           <w:lang w:eastAsia="es-PE"/>
-          <ns2:ligatures ns2:val="none"/>
+          <w14:ligatures w14:val="none"/>
         </w:rPr>
         <w:t>Eurostar Motors S.A.C.</w:t>
       </w:r>
@@ -6722,7 +6671,7 @@
           <w:color w:val="000000"/>
           <w:kern w:val="0"/>
           <w:lang w:eastAsia="es-ES"/>
-          <ns2:ligatures ns2:val="none"/>
+          <w14:ligatures w14:val="none"/>
         </w:rPr>
         <w:t xml:space="preserve">, </w:t>
       </w:r>
@@ -6732,7 +6681,7 @@
           <w:color w:val="000000"/>
           <w:kern w:val="0"/>
           <w:lang w:val="es-ES" w:eastAsia="es-ES"/>
-          <ns2:ligatures ns2:val="none"/>
+          <w14:ligatures w14:val="none"/>
         </w:rPr>
         <w:t xml:space="preserve">cumpla con: </w:t>
       </w:r>
@@ -6742,7 +6691,7 @@
           <w:color w:val="000000"/>
           <w:kern w:val="0"/>
           <w:lang w:val="es-ES" w:eastAsia="es-ES"/>
-          <ns2:ligatures ns2:val="none"/>
+          <w14:ligatures w14:val="none"/>
         </w:rPr>
         <w:t>(i) presentar los medios probatorios que acrediten que comunicó el estado del trámite de aprobación de la cotización ante la compañía aseguradora y se brindó información para continuar con la reparación del vehículo asegurado; y, (</w:t>
       </w:r>
@@ -6753,7 +6702,7 @@
           <w:color w:val="000000"/>
           <w:kern w:val="0"/>
           <w:lang w:val="es-ES" w:eastAsia="es-ES"/>
-          <ns2:ligatures ns2:val="none"/>
+          <w14:ligatures w14:val="none"/>
         </w:rPr>
         <w:t>ii</w:t>
       </w:r>
@@ -6764,7 +6713,7 @@
           <w:color w:val="000000"/>
           <w:kern w:val="0"/>
           <w:lang w:val="es-ES" w:eastAsia="es-ES"/>
-          <ns2:ligatures ns2:val="none"/>
+          <w14:ligatures w14:val="none"/>
         </w:rPr>
         <w:t>) presentar todas las comunicaciones cursadas con la parte denunciante en virtud de los hechos materia de denuncia</w:t>
       </w:r>
@@ -6774,12 +6723,12 @@
           <w:color w:val="000000"/>
           <w:kern w:val="0"/>
           <w:lang w:val="es-ES" w:eastAsia="es-ES"/>
-          <ns2:ligatures ns2:val="none"/>
+          <w14:ligatures w14:val="none"/>
         </w:rPr>
         <w:t>.</w:t>
       </w:r>
     </w:p>
-    <w:p ns2:paraId="477A8417" ns2:textId="422A45BD">
+    <w:p>
       <w:pPr>
         <w:spacing w:after="0" w:line="240" w:lineRule="auto"/>
         <w:jc w:val="both"/>
@@ -6788,11 +6737,11 @@
           <w:color w:val="000000"/>
           <w:kern w:val="0"/>
           <w:lang w:val="es-ES" w:eastAsia="es-ES"/>
-          <ns2:ligatures ns2:val="none"/>
-        </w:rPr>
-      </w:pPr>
-    </w:p>
-    <w:p ns2:paraId="61AD8504" ns2:textId="7E55616A">
+          <w14:ligatures w14:val="none"/>
+        </w:rPr>
+      </w:pPr>
+    </w:p>
+    <w:p>
       <w:pPr>
         <w:spacing w:line="240" w:lineRule="auto"/>
         <w:jc w:val="both"/>
@@ -6850,7 +6799,7 @@
         </w:rPr>
         <w:t xml:space="preserve"> adjuntados en el link del escrito de denuncia, a través del link siguiente: </w:t>
       </w:r>
-      <w:hyperlink ns3:id="rId8" w:history="1">
+      <w:hyperlink r:id="rId8" w:history="1">
         <w:r>
           <w:rPr>
             <w:rStyle w:val="Hipervnculo"/>
@@ -6913,26 +6862,26 @@
         <w:t>.</w:t>
       </w:r>
     </w:p>
-    <w:p ns2:paraId="58D4E496" ns2:textId="74FD39FA">
-      <w:pPr>
-        <w:spacing w:after="0" w:line="240" w:lineRule="auto"/>
-        <w:jc w:val="both"/>
-        <w:rPr>
-          <w:rFonts w:ascii="Arial Narrow" w:eastAsia="Arial Narrow" w:hAnsi="Arial Narrow" w:cs="Arial Narrow"/>
-          <w:color w:val="000000"/>
-          <w:kern w:val="0"/>
-          <w:lang w:eastAsia="es-PE"/>
-          <ns2:ligatures ns2:val="none"/>
-        </w:rPr>
-      </w:pPr>
-      <w:r>
-        <w:rPr>
-          <w:rFonts w:ascii="Arial Narrow" w:eastAsia="Arial Narrow" w:hAnsi="Arial Narrow" w:cs="Arial Narrow"/>
-          <w:b/>
-          <w:color w:val="000000"/>
-          <w:kern w:val="0"/>
-          <w:lang w:eastAsia="es-PE"/>
-          <ns2:ligatures ns2:val="none"/>
+    <w:p>
+      <w:pPr>
+        <w:spacing w:after="0" w:line="240" w:lineRule="auto"/>
+        <w:jc w:val="both"/>
+        <w:rPr>
+          <w:rFonts w:ascii="Arial Narrow" w:eastAsia="Arial Narrow" w:hAnsi="Arial Narrow" w:cs="Arial Narrow"/>
+          <w:color w:val="000000"/>
+          <w:kern w:val="0"/>
+          <w:lang w:eastAsia="es-PE"/>
+          <w14:ligatures w14:val="none"/>
+        </w:rPr>
+      </w:pPr>
+      <w:r>
+        <w:rPr>
+          <w:rFonts w:ascii="Arial Narrow" w:eastAsia="Arial Narrow" w:hAnsi="Arial Narrow" w:cs="Arial Narrow"/>
+          <w:b/>
+          <w:color w:val="000000"/>
+          <w:kern w:val="0"/>
+          <w:lang w:eastAsia="es-PE"/>
+          <w14:ligatures w14:val="none"/>
         </w:rPr>
         <w:t>OCTAVO</w:t>
       </w:r>
@@ -6943,7 +6892,7 @@
           <w:color w:val="000000"/>
           <w:kern w:val="0"/>
           <w:lang w:eastAsia="es-PE"/>
-          <ns2:ligatures ns2:val="none"/>
+          <w14:ligatures w14:val="none"/>
         </w:rPr>
         <w:t>:</w:t>
       </w:r>
@@ -6953,7 +6902,7 @@
           <w:color w:val="000000"/>
           <w:kern w:val="0"/>
           <w:lang w:eastAsia="es-PE"/>
-          <ns2:ligatures ns2:val="none"/>
+          <w14:ligatures w14:val="none"/>
         </w:rPr>
         <w:t xml:space="preserve"> </w:t>
       </w:r>
@@ -6964,7 +6913,7 @@
           <w:color w:val="000000"/>
           <w:kern w:val="0"/>
           <w:lang w:eastAsia="es-PE"/>
-          <ns2:ligatures ns2:val="none"/>
+          <w14:ligatures w14:val="none"/>
         </w:rPr>
         <w:t xml:space="preserve">informar a las partes que el artículo 110 de la </w:t>
       </w:r>
@@ -6974,7 +6923,7 @@
           <w:color w:val="000000"/>
           <w:kern w:val="0"/>
           <w:lang w:eastAsia="es-PE"/>
-          <ns2:ligatures ns2:val="none"/>
+          <w14:ligatures w14:val="none"/>
         </w:rPr>
         <w:t>Ley 29571</w:t>
       </w:r>
@@ -6984,7 +6933,7 @@
           <w:color w:val="000000"/>
           <w:kern w:val="0"/>
           <w:lang w:eastAsia="es-PE"/>
-          <ns2:ligatures ns2:val="none"/>
+          <w14:ligatures w14:val="none"/>
         </w:rPr>
         <w:t>, Código de Protección y Defensa del Consumidor</w:t>
       </w:r>
@@ -6996,7 +6945,7 @@
           <w:kern w:val="0"/>
           <w:vertAlign w:val="superscript"/>
           <w:lang w:eastAsia="es-PE"/>
-          <ns2:ligatures ns2:val="none"/>
+          <w14:ligatures w14:val="none"/>
         </w:rPr>
         <w:footnoteReference w:id="11"/>
       </w:r>
@@ -7006,7 +6955,7 @@
           <w:color w:val="000000"/>
           <w:kern w:val="0"/>
           <w:lang w:eastAsia="es-PE"/>
-          <ns2:ligatures ns2:val="none"/>
+          <w14:ligatures w14:val="none"/>
         </w:rPr>
         <w:t xml:space="preserve">, faculta a la Comisión a calificar las infracciones de la referida norma como leves, graves o </w:t>
       </w:r>
@@ -7016,7 +6965,7 @@
           <w:color w:val="000000"/>
           <w:kern w:val="0"/>
           <w:lang w:eastAsia="es-PE"/>
-          <ns2:ligatures ns2:val="none"/>
+          <w14:ligatures w14:val="none"/>
         </w:rPr>
         <w:lastRenderedPageBreak/>
         <w:t>muy graves e imponer sanciones que van desde una amonestación hasta una multa por un máximo de 450 Unidades Impositivas Tributarias, sin perjuicio de las medidas correctivas, reparadoras y complementarias, que puedan ordenarse de acuerdo a lo estipulado en los artículos 114, 115 y 116 de la referida norma</w:t>
@@ -7029,7 +6978,7 @@
           <w:kern w:val="0"/>
           <w:vertAlign w:val="superscript"/>
           <w:lang w:eastAsia="es-PE"/>
-          <ns2:ligatures ns2:val="none"/>
+          <w14:ligatures w14:val="none"/>
         </w:rPr>
         <w:footnoteReference w:id="12"/>
       </w:r>
@@ -7039,7 +6988,7 @@
           <w:color w:val="000000"/>
           <w:kern w:val="0"/>
           <w:lang w:eastAsia="es-PE"/>
-          <ns2:ligatures ns2:val="none"/>
+          <w14:ligatures w14:val="none"/>
         </w:rPr>
         <w:t xml:space="preserve">. </w:t>
       </w:r>
@@ -7050,7 +6999,7 @@
           <w:color w:val="000000"/>
           <w:kern w:val="0"/>
           <w:lang w:eastAsia="es-PE"/>
-          <ns2:ligatures ns2:val="none"/>
+          <w14:ligatures w14:val="none"/>
         </w:rPr>
         <w:lastRenderedPageBreak/>
         <w:t>Asimismo, se consideran circunstancias atenuantes para la graduación de la sanción, el allanamiento de la denuncia o el reconocimiento de las pretensiones en ella contenidas, de acuerdo con el artículo 112 del Código</w:t>
@@ -7063,7 +7012,7 @@
           <w:kern w:val="0"/>
           <w:vertAlign w:val="superscript"/>
           <w:lang w:eastAsia="es-PE"/>
-          <ns2:ligatures ns2:val="none"/>
+          <w14:ligatures w14:val="none"/>
         </w:rPr>
         <w:footnoteReference w:id="13"/>
       </w:r>
@@ -7073,12 +7022,12 @@
           <w:color w:val="000000"/>
           <w:kern w:val="0"/>
           <w:lang w:eastAsia="es-PE"/>
-          <ns2:ligatures ns2:val="none"/>
+          <w14:ligatures w14:val="none"/>
         </w:rPr>
         <w:t>.</w:t>
       </w:r>
     </w:p>
-    <w:p ns2:paraId="7A5236A4" ns2:textId="77777777">
+    <w:p>
       <w:pPr>
         <w:shd w:val="clear" w:color="auto" w:fill="FFFFFF"/>
         <w:spacing w:after="0" w:line="240" w:lineRule="auto"/>
@@ -7089,11 +7038,11 @@
           <w:color w:val="000000"/>
           <w:kern w:val="0"/>
           <w:lang w:eastAsia="es-PE"/>
-          <ns2:ligatures ns2:val="none"/>
-        </w:rPr>
-      </w:pPr>
-    </w:p>
-    <w:p ns2:paraId="3F071DDA" ns2:textId="1F7D0710">
+          <w14:ligatures w14:val="none"/>
+        </w:rPr>
+      </w:pPr>
+    </w:p>
+    <w:p>
       <w:pPr>
         <w:shd w:val="clear" w:color="auto" w:fill="FFFFFF"/>
         <w:spacing w:after="0" w:line="240" w:lineRule="auto"/>
@@ -7103,7 +7052,7 @@
           <w:color w:val="000000"/>
           <w:kern w:val="0"/>
           <w:lang w:eastAsia="es-PE"/>
-          <ns2:ligatures ns2:val="none"/>
+          <w14:ligatures w14:val="none"/>
         </w:rPr>
       </w:pPr>
       <w:r>
@@ -7112,7 +7061,7 @@
           <w:b/>
           <w:bCs/>
           <w:kern w:val="0"/>
-          <ns2:ligatures ns2:val="none"/>
+          <w14:ligatures w14:val="none"/>
         </w:rPr>
         <w:t>NOVENO</w:t>
       </w:r>
@@ -7123,7 +7072,7 @@
           <w:color w:val="000000"/>
           <w:kern w:val="0"/>
           <w:lang w:eastAsia="es-PE"/>
-          <ns2:ligatures ns2:val="none"/>
+          <w14:ligatures w14:val="none"/>
         </w:rPr>
         <w:t>:</w:t>
       </w:r>
@@ -7133,12 +7082,12 @@
           <w:color w:val="000000"/>
           <w:kern w:val="0"/>
           <w:lang w:eastAsia="es-PE"/>
-          <ns2:ligatures ns2:val="none"/>
+          <w14:ligatures w14:val="none"/>
         </w:rPr>
         <w:t xml:space="preserve"> informar a las partes que conforme a lo establecido en el artículo 39 de la Ley sobre Facultades, Normas y Organización del Indecopi, aprobada por Decreto Legislativo 807, los gastos por los peritajes realizados, actuación de pruebas, inspecciones y otros derivados de la tramitación del proceso serán de cargo de la parte que solicita la prueba, salvo pacto en contrario. En todos los casos, la resolución final determinará si los gastos deben ser asumidos por alguna de las partes, o reembolsados a la otra parte o al Indecopi, según sea el caso, de manera adicional a la sanción que haya podido imponerse. </w:t>
       </w:r>
     </w:p>
-    <w:p ns2:paraId="0F10F9CF" ns2:textId="77777777">
+    <w:p>
       <w:pPr>
         <w:shd w:val="clear" w:color="auto" w:fill="FFFFFF"/>
         <w:spacing w:after="0" w:line="240" w:lineRule="auto"/>
@@ -7148,11 +7097,11 @@
           <w:color w:val="000000"/>
           <w:kern w:val="0"/>
           <w:lang w:eastAsia="es-PE"/>
-          <ns2:ligatures ns2:val="none"/>
-        </w:rPr>
-      </w:pPr>
-    </w:p>
-    <w:p ns2:paraId="194C23DD" ns2:textId="45C27284">
+          <w14:ligatures w14:val="none"/>
+        </w:rPr>
+      </w:pPr>
+    </w:p>
+    <w:p>
       <w:pPr>
         <w:suppressAutoHyphens/>
         <w:spacing w:after="0" w:line="240" w:lineRule="auto"/>
@@ -7161,7 +7110,7 @@
           <w:rFonts w:ascii="Arial Narrow" w:eastAsia="Calibri" w:hAnsi="Arial Narrow" w:cs="Arial"/>
           <w:kern w:val="0"/>
           <w:u w:val="single"/>
-          <ns2:ligatures ns2:val="none"/>
+          <w14:ligatures w14:val="none"/>
         </w:rPr>
       </w:pPr>
       <w:r>
@@ -7171,7 +7120,7 @@
           <w:color w:val="000000"/>
           <w:kern w:val="0"/>
           <w:lang w:eastAsia="es-PE"/>
-          <ns2:ligatures ns2:val="none"/>
+          <w14:ligatures w14:val="none"/>
         </w:rPr>
         <w:t>DÉCIMO</w:t>
       </w:r>
@@ -7180,7 +7129,7 @@
           <w:rFonts w:ascii="Arial Narrow" w:eastAsia="Calibri" w:hAnsi="Arial Narrow" w:cs="Arial"/>
           <w:b/>
           <w:kern w:val="0"/>
-          <ns2:ligatures ns2:val="none"/>
+          <w14:ligatures w14:val="none"/>
         </w:rPr>
         <w:t>:</w:t>
       </w:r>
@@ -7188,7 +7137,7 @@
         <w:rPr>
           <w:rFonts w:ascii="Arial Narrow" w:eastAsia="Calibri" w:hAnsi="Arial Narrow" w:cs="Arial"/>
           <w:kern w:val="0"/>
-          <ns2:ligatures ns2:val="none"/>
+          <w14:ligatures w14:val="none"/>
         </w:rPr>
         <w:t xml:space="preserve"> comunicar a las partes que, </w:t>
       </w:r>
@@ -7197,7 +7146,7 @@
         <w:rPr>
           <w:rFonts w:ascii="Arial Narrow" w:eastAsia="Calibri" w:hAnsi="Arial Narrow" w:cs="Arial"/>
           <w:kern w:val="0"/>
-          <ns2:ligatures ns2:val="none"/>
+          <w14:ligatures w14:val="none"/>
         </w:rPr>
         <w:t>de acuerdo a</w:t>
       </w:r>
@@ -7206,7 +7155,7 @@
         <w:rPr>
           <w:rFonts w:ascii="Arial Narrow" w:eastAsia="Calibri" w:hAnsi="Arial Narrow" w:cs="Arial"/>
           <w:kern w:val="0"/>
-          <ns2:ligatures ns2:val="none"/>
+          <w14:ligatures w14:val="none"/>
         </w:rPr>
         <w:t xml:space="preserve"> lo señalado por el artículo 29 del Decreto </w:t>
       </w:r>
@@ -7215,7 +7164,7 @@
         <w:rPr>
           <w:rFonts w:ascii="Arial Narrow" w:eastAsia="Calibri" w:hAnsi="Arial Narrow" w:cs="Arial"/>
           <w:kern w:val="0"/>
-          <ns2:ligatures ns2:val="none"/>
+          <w14:ligatures w14:val="none"/>
         </w:rPr>
         <w:t>Legislativo 807</w:t>
       </w:r>
@@ -7226,7 +7175,7 @@
           <w:rFonts w:ascii="Arial Narrow" w:eastAsia="Calibri" w:hAnsi="Arial Narrow" w:cs="Arial"/>
           <w:kern w:val="0"/>
           <w:vertAlign w:val="superscript"/>
-          <ns2:ligatures ns2:val="none"/>
+          <w14:ligatures w14:val="none"/>
         </w:rPr>
         <w:footnoteReference w:id="14"/>
       </w:r>
@@ -7234,7 +7183,7 @@
         <w:rPr>
           <w:rFonts w:ascii="Arial Narrow" w:eastAsia="Calibri" w:hAnsi="Arial Narrow" w:cs="Arial"/>
           <w:kern w:val="0"/>
-          <ns2:ligatures ns2:val="none"/>
+          <w14:ligatures w14:val="none"/>
         </w:rPr>
         <w:t xml:space="preserve">, hasta antes de la emisión de la Resolución Final tienen la posibilidad de solicitar una audiencia de conciliación. En caso deleguen a favor de una tercera persona su actuación en la diligencia programada, esta deberá presentar un poder especial con firma legalizada ante Notario Público, donde conste </w:t>
       </w:r>
@@ -7243,7 +7192,7 @@
           <w:rFonts w:ascii="Arial Narrow" w:eastAsia="Calibri" w:hAnsi="Arial Narrow" w:cs="Arial"/>
           <w:kern w:val="0"/>
           <w:u w:val="single"/>
-          <ns2:ligatures ns2:val="none"/>
+          <w14:ligatures w14:val="none"/>
         </w:rPr>
         <w:t>expresamente su facultad para asistir y conciliar en su representación</w:t>
       </w:r>
@@ -7252,7 +7201,7 @@
           <w:rFonts w:ascii="Arial Narrow" w:eastAsia="Calibri" w:hAnsi="Arial Narrow" w:cs="Arial"/>
           <w:bCs/>
           <w:kern w:val="0"/>
-          <ns2:ligatures ns2:val="none"/>
+          <w14:ligatures w14:val="none"/>
         </w:rPr>
         <w:t>.</w:t>
       </w:r>
@@ -7262,7 +7211,7 @@
           <w:b/>
           <w:bCs/>
           <w:kern w:val="0"/>
-          <ns2:ligatures ns2:val="none"/>
+          <w14:ligatures w14:val="none"/>
         </w:rPr>
         <w:t xml:space="preserve"> </w:t>
       </w:r>
@@ -7271,12 +7220,12 @@
           <w:rFonts w:ascii="Arial Narrow" w:eastAsia="Calibri" w:hAnsi="Arial Narrow" w:cs="Arial"/>
           <w:kern w:val="0"/>
           <w:u w:val="single"/>
-          <ns2:ligatures ns2:val="none"/>
+          <w14:ligatures w14:val="none"/>
         </w:rPr>
         <w:t xml:space="preserve">Ello bajo apercibimiento de no realizar la audiencia de conciliación y levantar el acta de inasistencia correspondiente. </w:t>
       </w:r>
     </w:p>
-    <w:p ns2:paraId="19088877" ns2:textId="77777777">
+    <w:p>
       <w:pPr>
         <w:suppressAutoHyphens/>
         <w:spacing w:after="0" w:line="240" w:lineRule="auto"/>
@@ -7285,11 +7234,11 @@
           <w:rFonts w:ascii="Arial Narrow" w:eastAsia="Calibri" w:hAnsi="Arial Narrow" w:cs="Arial"/>
           <w:kern w:val="0"/>
           <w:u w:val="single"/>
-          <ns2:ligatures ns2:val="none"/>
-        </w:rPr>
-      </w:pPr>
-    </w:p>
-    <w:p ns2:paraId="7767F307" ns2:textId="5BAA95FF">
+          <w14:ligatures w14:val="none"/>
+        </w:rPr>
+      </w:pPr>
+    </w:p>
+    <w:p>
       <w:pPr>
         <w:suppressAutoHyphens/>
         <w:spacing w:after="0" w:line="240" w:lineRule="auto"/>
@@ -7307,7 +7256,7 @@
           <w:b/>
           <w:spacing w:val="-3"/>
           <w:kern w:val="0"/>
-          <ns2:ligatures ns2:val="none"/>
+          <w14:ligatures w14:val="none"/>
         </w:rPr>
         <w:t>DÉCIMO</w:t>
       </w:r>
@@ -7324,7 +7273,7 @@
           <w:b/>
           <w:spacing w:val="-3"/>
           <w:kern w:val="0"/>
-          <ns2:ligatures ns2:val="none"/>
+          <w14:ligatures w14:val="none"/>
         </w:rPr>
         <w:t>PRIMERO</w:t>
       </w:r>
@@ -7335,7 +7284,7 @@
           <w:color w:val="000000"/>
           <w:kern w:val="0"/>
           <w:lang w:eastAsia="es-PE"/>
-          <ns2:ligatures ns2:val="none"/>
+          <w14:ligatures w14:val="none"/>
         </w:rPr>
         <w:t>:</w:t>
       </w:r>
@@ -7345,14 +7294,14 @@
           <w:color w:val="000000"/>
           <w:kern w:val="0"/>
           <w:lang w:eastAsia="es-PE"/>
-          <ns2:ligatures ns2:val="none"/>
+          <w14:ligatures w14:val="none"/>
         </w:rPr>
         <w:t xml:space="preserve"> poner en conocimiento de las partes que, antes de la emisión de la Resolución Final, tienen la posibilidad de formular su desistimiento o presentar el acuerdo arribado mediante la conciliación, mediación, transacción o cualquier otro que, de forma indubitable, deje constancia que se ha solucionado la controversia materia de denuncia.</w:t>
       </w:r>
       <w:bookmarkStart w:id="17" w:name="h.gjdgxs" w:colFirst="0" w:colLast="0"/>
       <w:bookmarkEnd w:id="17"/>
     </w:p>
-    <w:p ns2:paraId="69E33D6A" ns2:textId="77777777">
+    <w:p>
       <w:pPr>
         <w:suppressAutoHyphens/>
         <w:spacing w:after="0" w:line="240" w:lineRule="auto"/>
@@ -7362,11 +7311,11 @@
           <w:color w:val="000000"/>
           <w:kern w:val="0"/>
           <w:lang w:eastAsia="es-PE"/>
-          <ns2:ligatures ns2:val="none"/>
-        </w:rPr>
-      </w:pPr>
-    </w:p>
-    <w:p ns2:paraId="4DB7FEAC" ns2:textId="6078A41F">
+          <w14:ligatures w14:val="none"/>
+        </w:rPr>
+      </w:pPr>
+    </w:p>
+    <w:p>
       <w:pPr>
         <w:suppressAutoHyphens/>
         <w:spacing w:after="0" w:line="240" w:lineRule="auto"/>
@@ -7398,7 +7347,7 @@
           <w:b/>
           <w:spacing w:val="-3"/>
           <w:kern w:val="0"/>
-          <ns2:ligatures ns2:val="none"/>
+          <w14:ligatures w14:val="none"/>
         </w:rPr>
         <w:t/>
       </w:r>
@@ -7408,7 +7357,7 @@
           <w:bCs/>
           <w:spacing w:val="-3"/>
           <w:kern w:val="0"/>
-          <ns2:ligatures ns2:val="none"/>
+          <w14:ligatures w14:val="none"/>
         </w:rPr>
         <w:t xml:space="preserve"/>
       </w:r>
@@ -7418,7 +7367,7 @@
           <w:bCs/>
           <w:spacing w:val="-3"/>
           <w:kern w:val="0"/>
-          <ns2:ligatures ns2:val="none"/>
+          <w14:ligatures w14:val="none"/>
         </w:rPr>
         <w:t xml:space="preserve"/>
       </w:r>
@@ -7428,7 +7377,7 @@
           <w:bCs/>
           <w:spacing w:val="-3"/>
           <w:kern w:val="0"/>
-          <ns2:ligatures ns2:val="none"/>
+          <w14:ligatures w14:val="none"/>
         </w:rPr>
         <w:t xml:space="preserve"/>
       </w:r>
@@ -7438,7 +7387,7 @@
           <w:bCs/>
           <w:spacing w:val="-3"/>
           <w:kern w:val="0"/>
-          <ns2:ligatures ns2:val="none"/>
+          <w14:ligatures w14:val="none"/>
         </w:rPr>
         <w:t xml:space="preserve"/>
       </w:r>
@@ -7576,7 +7525,7 @@
         <w:t/>
       </w:r>
     </w:p>
-    <w:p ns2:paraId="26B1ED4B" ns2:textId="77777777">
+    <w:p>
       <w:pPr>
         <w:suppressAutoHyphens/>
         <w:spacing w:after="0" w:line="240" w:lineRule="auto"/>
@@ -7586,7 +7535,7 @@
         </w:rPr>
       </w:pPr>
     </w:p>
-    <w:p ns2:paraId="12E923CD" ns2:textId="5EAF7D40">
+    <w:p>
       <w:pPr>
         <w:suppressAutoHyphens/>
         <w:spacing w:after="0" w:line="240" w:lineRule="auto"/>
@@ -7660,7 +7609,7 @@
         <w:t>efectúe el acuse de recibo mediante la confirmación de recepción de la notificación remitida por este despacho a su Casilla Electrónica, dentro de los cinco (5) primeros días hábiles siguientes a la fecha en que recibe la notificación.</w:t>
       </w:r>
     </w:p>
-    <w:p ns2:paraId="6B1F34C0" ns2:textId="77777777">
+    <w:p>
       <w:pPr>
         <w:suppressAutoHyphens/>
         <w:spacing w:after="0" w:line="240" w:lineRule="auto"/>
@@ -7670,7 +7619,7 @@
         </w:rPr>
       </w:pPr>
     </w:p>
-    <w:p ns2:paraId="79C1D3C4" ns2:textId="052F9745">
+    <w:p>
       <w:pPr>
         <w:suppressAutoHyphens/>
         <w:spacing w:after="0" w:line="240" w:lineRule="auto"/>
@@ -7685,7 +7634,7 @@
           <w:b/>
           <w:spacing w:val="-3"/>
           <w:kern w:val="0"/>
-          <ns2:ligatures ns2:val="none"/>
+          <w14:ligatures w14:val="none"/>
         </w:rPr>
         <w:t xml:space="preserve">DÉCIMO </w:t>
       </w:r>
@@ -7695,7 +7644,7 @@
           <w:b/>
           <w:spacing w:val="-3"/>
           <w:kern w:val="0"/>
-          <ns2:ligatures ns2:val="none"/>
+          <w14:ligatures w14:val="none"/>
         </w:rPr>
         <w:t>C</w:t>
       </w:r>
@@ -7705,7 +7654,7 @@
           <w:b/>
           <w:spacing w:val="-3"/>
           <w:kern w:val="0"/>
-          <ns2:ligatures ns2:val="none"/>
+          <w14:ligatures w14:val="none"/>
         </w:rPr>
         <w:t>UARTO</w:t>
       </w:r>
@@ -7715,7 +7664,7 @@
           <w:b/>
           <w:spacing w:val="-3"/>
           <w:kern w:val="0"/>
-          <ns2:ligatures ns2:val="none"/>
+          <w14:ligatures w14:val="none"/>
         </w:rPr>
         <w:t>:</w:t>
       </w:r>
@@ -7725,7 +7674,7 @@
           <w:bCs/>
           <w:spacing w:val="-3"/>
           <w:kern w:val="0"/>
-          <ns2:ligatures ns2:val="none"/>
+          <w14:ligatures w14:val="none"/>
         </w:rPr>
         <w:t xml:space="preserve"> requerir a</w:t>
       </w:r>
@@ -7757,7 +7706,7 @@
           <w:color w:val="000000"/>
           <w:kern w:val="0"/>
           <w:lang w:eastAsia="es-PE"/>
-          <ns2:ligatures ns2:val="none"/>
+          <w14:ligatures w14:val="none"/>
         </w:rPr>
         <w:t>dentro del plazo de dos (2) días hábiles siguientes a la fecha en que reciba la notificación en su domicilio procesal</w:t>
       </w:r>
@@ -7771,7 +7720,7 @@
       <w:bookmarkStart w:id="18" w:name="_Hlk218074855"/>
       <w:bookmarkEnd w:id="0"/>
     </w:p>
-    <w:p ns2:paraId="1BA038B7" ns2:textId="77777777">
+    <w:p>
       <w:pPr>
         <w:suppressAutoHyphens/>
         <w:spacing w:after="0" w:line="240" w:lineRule="auto"/>
@@ -7781,7 +7730,7 @@
         </w:rPr>
       </w:pPr>
     </w:p>
-    <w:p ns2:paraId="257E0295" ns2:textId="77777777">
+    <w:p>
       <w:pPr>
         <w:suppressAutoHyphens/>
         <w:spacing w:after="0" w:line="240" w:lineRule="auto"/>
@@ -7791,7 +7740,7 @@
         </w:rPr>
       </w:pPr>
     </w:p>
-    <w:p ns2:paraId="75E24E1C" ns2:textId="77777777">
+    <w:p>
       <w:pPr>
         <w:suppressAutoHyphens/>
         <w:spacing w:after="0" w:line="240" w:lineRule="auto"/>
@@ -7802,7 +7751,7 @@
       </w:pPr>
     </w:p>
     <w:bookmarkEnd w:id="18"/>
-    <w:p ns2:paraId="7D9C4EB2" ns2:textId="77777777">
+    <w:p>
       <w:pPr>
         <w:shd w:val="clear" w:color="auto" w:fill="FFFFFF"/>
         <w:spacing w:after="0" w:line="240" w:lineRule="auto"/>
@@ -7824,7 +7773,7 @@
         <w:t xml:space="preserve">Firmado digitalmente por </w:t>
       </w:r>
     </w:p>
-    <w:p ns2:paraId="7688088A" ns2:textId="77777777">
+    <w:p>
       <w:pPr>
         <w:shd w:val="clear" w:color="auto" w:fill="FFFFFF"/>
         <w:spacing w:after="0" w:line="240" w:lineRule="auto"/>
@@ -7846,7 +7795,7 @@
         <w:t>EVELING ROA QUISPE</w:t>
       </w:r>
     </w:p>
-    <w:p ns2:paraId="4F3F5AC1" ns2:textId="77777777">
+    <w:p>
       <w:pPr>
         <w:shd w:val="clear" w:color="auto" w:fill="FFFFFF"/>
         <w:spacing w:after="0" w:line="240" w:lineRule="auto"/>
@@ -7868,7 +7817,7 @@
         <w:t>Secretaria Técnica</w:t>
       </w:r>
     </w:p>
-    <w:p ns2:paraId="2D2F6247" ns2:textId="0279BAA8">
+    <w:p>
       <w:pPr>
         <w:shd w:val="clear" w:color="auto" w:fill="FFFFFF"/>
         <w:spacing w:after="0" w:line="240" w:lineRule="auto"/>
@@ -7890,7 +7839,7 @@
         <w:t>Comisión de Protección al Consumidor 1</w:t>
       </w:r>
     </w:p>
-    <w:p ns2:paraId="68107EE2" ns2:textId="6CAC96AD">
+    <w:p>
       <w:pPr>
         <w:spacing w:after="0" w:line="240" w:lineRule="auto"/>
         <w:rPr>
@@ -7909,8 +7858,8 @@
       </w:r>
     </w:p>
     <w:sectPr>
-      <w:headerReference w:type="default" ns3:id="rId9"/>
-      <w:footerReference w:type="default" ns3:id="rId10"/>
+      <w:headerReference w:type="default" r:id="rId9"/>
+      <w:footerReference w:type="default" r:id="rId10"/>
       <w:pgSz w:w="11906" w:h="16838"/>
       <w:pgMar w:top="1417" w:right="1701" w:bottom="1417" w:left="1701" w:header="708" w:footer="708" w:gutter="0"/>
       <w:cols w:space="708"/>
@@ -7921,7 +7870,7 @@
 </file>
 
 <file path=word/endnotes.xml><?xml version="1.0" encoding="utf-8"?>
-<w:endnotes xmlns:wpc="http://schemas.microsoft.com/office/word/2010/wordprocessingCanvas" xmlns:cx="http://schemas.microsoft.com/office/drawing/2014/chartex" xmlns:cx1="http://schemas.microsoft.com/office/drawing/2015/9/8/chartex" xmlns:cx2="http://schemas.microsoft.com/office/drawing/2015/10/21/chartex" xmlns:cx3="http://schemas.microsoft.com/office/drawing/2016/5/9/chartex" xmlns:cx4="http://schemas.microsoft.com/office/drawing/2016/5/10/chartex" xmlns:cx5="http://schemas.microsoft.com/office/drawing/2016/5/11/chartex" xmlns:cx6="http://schemas.microsoft.com/office/drawing/2016/5/12/chartex" xmlns:cx7="http://schemas.microsoft.com/office/drawing/2016/5/13/chartex" xmlns:cx8="http://schemas.microsoft.com/office/drawing/2016/5/14/chartex" xmlns:mc="http://schemas.openxmlformats.org/markup-compatibility/2006" xmlns:aink="http://schemas.microsoft.com/office/drawing/2016/ink" xmlns:am3d="http://schemas.microsoft.com/office/drawing/2017/model3d" xmlns:o="urn:schemas-microsoft-com:office:office" xmlns:oel="http://schemas.microsoft.com/office/2019/extlst" xmlns:r="http://schemas.openxmlformats.org/officeDocument/2006/relationships" xmlns:m="http://schemas.openxmlformats.org/officeDocument/2006/math" xmlns:v="urn:schemas-microsoft-com:vml" xmlns:wp14="http://schemas.microsoft.com/office/word/2010/wordprocessingDrawing" xmlns:wp="http://schemas.openxmlformats.org/drawingml/2006/wordprocessingDrawing" xmlns:w10="urn:schemas-microsoft-com:office:word" xmlns:w="http://schemas.openxmlformats.org/wordprocessingml/2006/main" xmlns:w14="http://schemas.microsoft.com/office/word/2010/wordml" xmlns:w15="http://schemas.microsoft.com/office/word/2012/wordml" xmlns:w16cex="http://schemas.microsoft.com/office/word/2018/wordml/cex" xmlns:w16cid="http://schemas.microsoft.com/office/word/2016/wordml/cid" xmlns:w16="http://schemas.microsoft.com/office/word/2018/wordml" xmlns:w16du="http://schemas.microsoft.com/office/word/2023/wordml/word16du" xmlns:w16sdtdh="http://schemas.microsoft.com/office/word/2020/wordml/sdtdatahash" xmlns:w16sdtfl="http://schemas.microsoft.com/office/word/2024/wordml/sdtformatlock" xmlns:w16se="http://schemas.microsoft.com/office/word/2015/wordml/symex" xmlns:wpg="http://schemas.microsoft.com/office/word/2010/wordprocessingGroup" xmlns:wpi="http://schemas.microsoft.com/office/word/2010/wordprocessingInk" xmlns:wne="http://schemas.microsoft.com/office/word/2006/wordml" xmlns:wps="http://schemas.microsoft.com/office/word/2010/wordprocessingShape" mc:Ignorable="w14 w15 w16se w16cid w16 w16cex w16sdtdh w16sdtfl w16du wp14">
+<w:endnotes xmlns:mc="http://schemas.openxmlformats.org/markup-compatibility/2006" xmlns:r="http://schemas.openxmlformats.org/officeDocument/2006/relationships" xmlns:w="http://schemas.openxmlformats.org/wordprocessingml/2006/main" xmlns:w14="http://schemas.microsoft.com/office/word/2010/wordml" xmlns:w15="http://schemas.microsoft.com/office/word/2012/wordml" xmlns:w16="http://schemas.microsoft.com/office/word/2018/wordml" xmlns:w16cex="http://schemas.microsoft.com/office/word/2018/wordml/cex" xmlns:w16cid="http://schemas.microsoft.com/office/word/2016/wordml/cid" xmlns:w16du="http://schemas.microsoft.com/office/word/2023/wordml/word16du" xmlns:w16sdtdh="http://schemas.microsoft.com/office/word/2020/wordml/sdtdatahash" xmlns:w16se="http://schemas.microsoft.com/office/word/2015/wordml/symex" xmlns:wp14="http://schemas.microsoft.com/office/word/2010/wordprocessingDrawing" mc:Ignorable="w14 w15 w16se w16cid w16 w16cex w16sdtdh w16du wp14">
   <w:endnote w:type="separator" w:id="-1">
     <w:p>
       <w:pPr>
@@ -7946,7 +7895,7 @@
 </file>
 
 <file path=word/footer1.xml><?xml version="1.0" encoding="utf-8"?>
-<w:ftr xmlns:wpc="http://schemas.microsoft.com/office/word/2010/wordprocessingCanvas" xmlns:cx="http://schemas.microsoft.com/office/drawing/2014/chartex" xmlns:cx1="http://schemas.microsoft.com/office/drawing/2015/9/8/chartex" xmlns:cx2="http://schemas.microsoft.com/office/drawing/2015/10/21/chartex" xmlns:cx3="http://schemas.microsoft.com/office/drawing/2016/5/9/chartex" xmlns:cx4="http://schemas.microsoft.com/office/drawing/2016/5/10/chartex" xmlns:cx5="http://schemas.microsoft.com/office/drawing/2016/5/11/chartex" xmlns:cx6="http://schemas.microsoft.com/office/drawing/2016/5/12/chartex" xmlns:cx7="http://schemas.microsoft.com/office/drawing/2016/5/13/chartex" xmlns:cx8="http://schemas.microsoft.com/office/drawing/2016/5/14/chartex" xmlns:mc="http://schemas.openxmlformats.org/markup-compatibility/2006" xmlns:aink="http://schemas.microsoft.com/office/drawing/2016/ink" xmlns:am3d="http://schemas.microsoft.com/office/drawing/2017/model3d" xmlns:o="urn:schemas-microsoft-com:office:office" xmlns:oel="http://schemas.microsoft.com/office/2019/extlst" xmlns:r="http://schemas.openxmlformats.org/officeDocument/2006/relationships" xmlns:m="http://schemas.openxmlformats.org/officeDocument/2006/math" xmlns:v="urn:schemas-microsoft-com:vml" xmlns:wp14="http://schemas.microsoft.com/office/word/2010/wordprocessingDrawing" xmlns:wp="http://schemas.openxmlformats.org/drawingml/2006/wordprocessingDrawing" xmlns:w10="urn:schemas-microsoft-com:office:word" xmlns:w="http://schemas.openxmlformats.org/wordprocessingml/2006/main" xmlns:w14="http://schemas.microsoft.com/office/word/2010/wordml" xmlns:w15="http://schemas.microsoft.com/office/word/2012/wordml" xmlns:w16cex="http://schemas.microsoft.com/office/word/2018/wordml/cex" xmlns:w16cid="http://schemas.microsoft.com/office/word/2016/wordml/cid" xmlns:w16="http://schemas.microsoft.com/office/word/2018/wordml" xmlns:w16du="http://schemas.microsoft.com/office/word/2023/wordml/word16du" xmlns:w16sdtdh="http://schemas.microsoft.com/office/word/2020/wordml/sdtdatahash" xmlns:w16sdtfl="http://schemas.microsoft.com/office/word/2024/wordml/sdtformatlock" xmlns:w16se="http://schemas.microsoft.com/office/word/2015/wordml/symex" xmlns:wpg="http://schemas.microsoft.com/office/word/2010/wordprocessingGroup" xmlns:wpi="http://schemas.microsoft.com/office/word/2010/wordprocessingInk" xmlns:wne="http://schemas.microsoft.com/office/word/2006/wordml" xmlns:wps="http://schemas.microsoft.com/office/word/2010/wordprocessingShape" mc:Ignorable="w14 w15 w16se w16cid w16 w16cex w16sdtdh w16sdtfl w16du wp14">
+<w:ftr xmlns:mc="http://schemas.openxmlformats.org/markup-compatibility/2006" xmlns:r="http://schemas.openxmlformats.org/officeDocument/2006/relationships" xmlns:w="http://schemas.openxmlformats.org/wordprocessingml/2006/main" xmlns:w14="http://schemas.microsoft.com/office/word/2010/wordml" xmlns:w15="http://schemas.microsoft.com/office/word/2012/wordml" xmlns:w16="http://schemas.microsoft.com/office/word/2018/wordml" xmlns:w16cex="http://schemas.microsoft.com/office/word/2018/wordml/cex" xmlns:w16cid="http://schemas.microsoft.com/office/word/2016/wordml/cid" xmlns:w16du="http://schemas.microsoft.com/office/word/2023/wordml/word16du" xmlns:w16sdtdh="http://schemas.microsoft.com/office/word/2020/wordml/sdtdatahash" xmlns:w16se="http://schemas.microsoft.com/office/word/2015/wordml/symex" xmlns:wp14="http://schemas.microsoft.com/office/word/2010/wordprocessingDrawing" mc:Ignorable="w14 w15 w16se w16cid w16 w16cex w16sdtdh w16du wp14">
   <w:p>
     <w:pPr>
       <w:pBdr>
@@ -8025,7 +7974,7 @@
 </file>
 
 <file path=word/footnotes.xml><?xml version="1.0" encoding="utf-8"?>
-<w:footnotes xmlns:wpc="http://schemas.microsoft.com/office/word/2010/wordprocessingCanvas" xmlns:cx="http://schemas.microsoft.com/office/drawing/2014/chartex" xmlns:cx1="http://schemas.microsoft.com/office/drawing/2015/9/8/chartex" xmlns:cx2="http://schemas.microsoft.com/office/drawing/2015/10/21/chartex" xmlns:cx3="http://schemas.microsoft.com/office/drawing/2016/5/9/chartex" xmlns:cx4="http://schemas.microsoft.com/office/drawing/2016/5/10/chartex" xmlns:cx5="http://schemas.microsoft.com/office/drawing/2016/5/11/chartex" xmlns:cx6="http://schemas.microsoft.com/office/drawing/2016/5/12/chartex" xmlns:cx7="http://schemas.microsoft.com/office/drawing/2016/5/13/chartex" xmlns:cx8="http://schemas.microsoft.com/office/drawing/2016/5/14/chartex" xmlns:mc="http://schemas.openxmlformats.org/markup-compatibility/2006" xmlns:aink="http://schemas.microsoft.com/office/drawing/2016/ink" xmlns:am3d="http://schemas.microsoft.com/office/drawing/2017/model3d" xmlns:o="urn:schemas-microsoft-com:office:office" xmlns:oel="http://schemas.microsoft.com/office/2019/extlst" xmlns:r="http://schemas.openxmlformats.org/officeDocument/2006/relationships" xmlns:m="http://schemas.openxmlformats.org/officeDocument/2006/math" xmlns:v="urn:schemas-microsoft-com:vml" xmlns:wp14="http://schemas.microsoft.com/office/word/2010/wordprocessingDrawing" xmlns:wp="http://schemas.openxmlformats.org/drawingml/2006/wordprocessingDrawing" xmlns:w10="urn:schemas-microsoft-com:office:word" xmlns:w="http://schemas.openxmlformats.org/wordprocessingml/2006/main" xmlns:w14="http://schemas.microsoft.com/office/word/2010/wordml" xmlns:w15="http://schemas.microsoft.com/office/word/2012/wordml" xmlns:w16cex="http://schemas.microsoft.com/office/word/2018/wordml/cex" xmlns:w16cid="http://schemas.microsoft.com/office/word/2016/wordml/cid" xmlns:w16="http://schemas.microsoft.com/office/word/2018/wordml" xmlns:w16du="http://schemas.microsoft.com/office/word/2023/wordml/word16du" xmlns:w16sdtdh="http://schemas.microsoft.com/office/word/2020/wordml/sdtdatahash" xmlns:w16sdtfl="http://schemas.microsoft.com/office/word/2024/wordml/sdtformatlock" xmlns:w16se="http://schemas.microsoft.com/office/word/2015/wordml/symex" xmlns:wpg="http://schemas.microsoft.com/office/word/2010/wordprocessingGroup" xmlns:wpi="http://schemas.microsoft.com/office/word/2010/wordprocessingInk" xmlns:wne="http://schemas.microsoft.com/office/word/2006/wordml" xmlns:wps="http://schemas.microsoft.com/office/word/2010/wordprocessingShape" mc:Ignorable="w14 w15 w16se w16cid w16 w16cex w16sdtdh w16sdtfl w16du wp14">
+<w:footnotes xmlns:mc="http://schemas.openxmlformats.org/markup-compatibility/2006" xmlns:r="http://schemas.openxmlformats.org/officeDocument/2006/relationships" xmlns:w="http://schemas.openxmlformats.org/wordprocessingml/2006/main" xmlns:w14="http://schemas.microsoft.com/office/word/2010/wordml" xmlns:w15="http://schemas.microsoft.com/office/word/2012/wordml" xmlns:w16="http://schemas.microsoft.com/office/word/2018/wordml" xmlns:w16cex="http://schemas.microsoft.com/office/word/2018/wordml/cex" xmlns:w16cid="http://schemas.microsoft.com/office/word/2016/wordml/cid" xmlns:w16du="http://schemas.microsoft.com/office/word/2023/wordml/word16du" xmlns:w16sdtdh="http://schemas.microsoft.com/office/word/2020/wordml/sdtdatahash" xmlns:w16se="http://schemas.microsoft.com/office/word/2015/wordml/symex" xmlns:wp14="http://schemas.microsoft.com/office/word/2010/wordprocessingDrawing" mc:Ignorable="w14 w15 w16se w16cid w16 w16cex w16sdtdh w16du wp14">
   <w:footnote w:type="separator" w:id="-1">
     <w:p>
       <w:pPr>
@@ -8101,7 +8050,7 @@
           <w:sz w:val="16"/>
           <w:szCs w:val="16"/>
         </w:rPr>
-        <w:t/>
+        <w:t xml:space="preserve"/>
       </w:r>
       <w:proofErr w:type="spellEnd"/>
       <w:r>
@@ -8110,7 +8059,7 @@
           <w:sz w:val="16"/>
           <w:szCs w:val="16"/>
         </w:rPr>
-        <w:t xml:space="preserve"> 127-2026-PS1/INDECOPI </w:t>
+        <w:t xml:space="preserve">127-2026-PS1/INDECOPI </w:t>
       </w:r>
       <w:r>
         <w:rPr>
@@ -8126,7 +8075,7 @@
           <w:sz w:val="16"/>
           <w:szCs w:val="16"/>
         </w:rPr>
-        <w:t>7 de mayo de 2026</w:t>
+        <w:t xml:space="preserve">7 de mayo de 2026</w:t>
       </w:r>
       <w:r>
         <w:rPr>
@@ -8158,7 +8107,7 @@
           <w:sz w:val="16"/>
           <w:szCs w:val="16"/>
         </w:rPr>
-        <w:t>13 de mayo de 2026</w:t>
+        <w:t xml:space="preserve">13 de mayo de 2026</w:t>
       </w:r>
       <w:r>
         <w:rPr>
@@ -8166,7 +8115,7 @@
           <w:sz w:val="16"/>
           <w:szCs w:val="16"/>
         </w:rPr>
-        <w:t>.</w:t>
+        <w:t xml:space="preserve">.</w:t>
       </w:r>
     </w:p>
     <w:p>
@@ -9984,6 +9933,166 @@
       </w:pPr>
     </w:p>
   </w:footnote>
+  <w:footnote w:id="16">
+    <w:p>
+      <w:pPr>
+        <w:pStyle w:val="Textonotapie"/>
+        <w:ind w:left="567" w:hanging="567"/>
+        <w:contextualSpacing/>
+        <w:jc w:val="both"/>
+      </w:pPr>
+      <w:r>
+        <w:rPr>
+          <w:rStyle w:val="Refdenotaalpie"/>
+          <w:rFonts w:ascii="Arial Narrow" w:hAnsi="Arial Narrow" w:cs="Arial"/>
+          <w:sz w:val="16"/>
+          <w:szCs w:val="16"/>
+          <w:vertAlign w:val="superscript"/>
+        </w:rPr>
+        <w:footnoteRef/>
+      </w:r>
+      <w:r>
+        <w:rPr>
+          <w:rFonts w:ascii="Arial Narrow" w:hAnsi="Arial Narrow" w:cs="Arial"/>
+          <w:sz w:val="16"/>
+          <w:szCs w:val="16"/>
+        </w:rPr>
+        <w:tab/>
+      </w:r>
+      <w:r>
+        <w:rPr>
+          <w:rFonts w:ascii="Arial Narrow" w:hAnsi="Arial Narrow" w:cs="Arial"/>
+          <w:b/>
+          <w:bCs/>
+          <w:sz w:val="16"/>
+          <w:szCs w:val="16"/>
+        </w:rPr>
+        <w:t xml:space="preserve">DECRETO LEGISLATIVO 807, LEY SOBRE FACULTADES, NORMAS Y ORGANIZACIÓN DEL INDECOPI, publicado el 18 de abril de 1996</w:t>
+      </w:r>
+    </w:p>
+    <w:p>
+      <w:pPr>
+        <w:pStyle w:val="Textonotapie"/>
+        <w:ind w:left="567" w:hanging="567"/>
+        <w:contextualSpacing/>
+        <w:jc w:val="both"/>
+      </w:pPr>
+      <w:r>
+        <w:rPr>
+          <w:rFonts w:ascii="Arial Narrow" w:hAnsi="Arial Narrow" w:cs="Arial"/>
+          <w:sz w:val="16"/>
+          <w:szCs w:val="16"/>
+        </w:rPr>
+        <w:tab/>
+      </w:r>
+      <w:r>
+        <w:rPr>
+          <w:rFonts w:ascii="Arial Narrow" w:hAnsi="Arial Narrow" w:cs="Arial"/>
+          <w:b/>
+          <w:bCs/>
+          <w:sz w:val="16"/>
+          <w:szCs w:val="16"/>
+        </w:rPr>
+        <w:t xml:space="preserve">Artículo 26.-</w:t>
+      </w:r>
+      <w:r>
+        <w:rPr>
+          <w:rFonts w:ascii="Arial Narrow" w:hAnsi="Arial Narrow" w:cs="Arial"/>
+          <w:sz w:val="16"/>
+          <w:szCs w:val="16"/>
+        </w:rPr>
+        <w:t xml:space="preserve"> Una vez admitida a trámite la denuncia, se correrá traslado de la misma al denunciado, a fin de que éste presente su descargo. El plazo para la presentación del descargo será de cinco (5) días contados desde la notificación, vencido el cual, el Secretario Técnico declarará en rebeldía al denunciado que no lo hubiera presentado.</w:t>
+      </w:r>
+    </w:p>
+  </w:footnote>
+  <w:footnote w:id="17">
+    <w:p>
+      <w:pPr>
+        <w:pStyle w:val="Textonotapie"/>
+        <w:ind w:left="567" w:hanging="567"/>
+        <w:contextualSpacing/>
+        <w:jc w:val="both"/>
+      </w:pPr>
+      <w:r>
+        <w:rPr>
+          <w:rStyle w:val="Refdenotaalpie"/>
+          <w:rFonts w:ascii="Arial Narrow" w:hAnsi="Arial Narrow" w:cs="Arial"/>
+          <w:sz w:val="16"/>
+          <w:szCs w:val="16"/>
+          <w:vertAlign w:val="superscript"/>
+        </w:rPr>
+        <w:footnoteRef/>
+      </w:r>
+      <w:r>
+        <w:rPr>
+          <w:rFonts w:ascii="Arial Narrow" w:hAnsi="Arial Narrow" w:cs="Arial"/>
+          <w:sz w:val="16"/>
+          <w:szCs w:val="16"/>
+        </w:rPr>
+        <w:tab/>
+      </w:r>
+      <w:r>
+        <w:rPr>
+          <w:rFonts w:ascii="Arial Narrow" w:hAnsi="Arial Narrow" w:cs="Arial"/>
+          <w:b/>
+          <w:bCs/>
+          <w:sz w:val="16"/>
+          <w:szCs w:val="16"/>
+        </w:rPr>
+        <w:t xml:space="preserve">DECRETO SUPREMO 006-2026-JUS, TEXTO ÚNICO ORDENADO DE LA LEY 27444, LEY DEL PROCEDIMIENTO ADMINISTRATIVO GENERAL, publicado el 30 de abril de 2026</w:t>
+      </w:r>
+    </w:p>
+    <w:p>
+      <w:pPr>
+        <w:pStyle w:val="Textonotapie"/>
+        <w:ind w:left="567" w:hanging="567"/>
+        <w:contextualSpacing/>
+        <w:jc w:val="both"/>
+      </w:pPr>
+      <w:r>
+        <w:rPr>
+          <w:rFonts w:ascii="Arial Narrow" w:hAnsi="Arial Narrow" w:cs="Arial"/>
+          <w:sz w:val="16"/>
+          <w:szCs w:val="16"/>
+        </w:rPr>
+        <w:tab/>
+      </w:r>
+      <w:r>
+        <w:rPr>
+          <w:rFonts w:ascii="Arial Narrow" w:hAnsi="Arial Narrow" w:cs="Arial"/>
+          <w:b/>
+          <w:bCs/>
+          <w:sz w:val="16"/>
+          <w:szCs w:val="16"/>
+        </w:rPr>
+        <w:t xml:space="preserve">Artículo 223.- Contestación de la reclamación</w:t>
+      </w:r>
+    </w:p>
+    <w:p>
+      <w:pPr>
+        <w:pStyle w:val="Textonotapie"/>
+        <w:ind w:left="567" w:hanging="567"/>
+        <w:contextualSpacing/>
+        <w:jc w:val="both"/>
+      </w:pPr>
+      <w:r>
+        <w:rPr>
+          <w:rFonts w:ascii="Arial Narrow" w:hAnsi="Arial Narrow" w:cs="Arial"/>
+          <w:sz w:val="16"/>
+          <w:szCs w:val="16"/>
+        </w:rPr>
+        <w:tab/>
+      </w:r>
+      <w:r>
+        <w:rPr>
+          <w:rFonts w:ascii="Arial Narrow" w:hAnsi="Arial Narrow" w:cs="Arial"/>
+          <w:sz w:val="16"/>
+          <w:szCs w:val="16"/>
+        </w:rPr>
+        <w:t xml:space="preserve">223.1 El reclamado deberá presentar la contestación de la reclamación dentro de los quince (15) días posteriores a la notificación de ésta; vencido este plazo, la Administración declarará en rebeldía al reclamado que no la hubiera presentado. La contestación deberá contener los requisitos de los escritos previstos en el artículo 113 de la presente Ley, así como la absolución de todos los asuntos controvertidos de hecho y de derecho, Las alegaciones y los hechos relevantes de la reclamación, salvo que hayan sido específicamente negadas en la contestación, se tendrán por aceptadas o merituadas como ciertas.</w:t>
+      </w:r>
+    </w:p>
+  </w:footnote>
   <w:footnote w:id="11">
     <w:p>
       <w:pPr>
@@ -11670,7 +11779,7 @@
 </file>
 
 <file path=word/header1.xml><?xml version="1.0" encoding="utf-8"?>
-<w:hdr xmlns:wpc="http://schemas.microsoft.com/office/word/2010/wordprocessingCanvas" xmlns:cx="http://schemas.microsoft.com/office/drawing/2014/chartex" xmlns:cx1="http://schemas.microsoft.com/office/drawing/2015/9/8/chartex" xmlns:cx2="http://schemas.microsoft.com/office/drawing/2015/10/21/chartex" xmlns:cx3="http://schemas.microsoft.com/office/drawing/2016/5/9/chartex" xmlns:cx4="http://schemas.microsoft.com/office/drawing/2016/5/10/chartex" xmlns:cx5="http://schemas.microsoft.com/office/drawing/2016/5/11/chartex" xmlns:cx6="http://schemas.microsoft.com/office/drawing/2016/5/12/chartex" xmlns:cx7="http://schemas.microsoft.com/office/drawing/2016/5/13/chartex" xmlns:cx8="http://schemas.microsoft.com/office/drawing/2016/5/14/chartex" xmlns:mc="http://schemas.openxmlformats.org/markup-compatibility/2006" xmlns:aink="http://schemas.microsoft.com/office/drawing/2016/ink" xmlns:am3d="http://schemas.microsoft.com/office/drawing/2017/model3d" xmlns:o="urn:schemas-microsoft-com:office:office" xmlns:oel="http://schemas.microsoft.com/office/2019/extlst" xmlns:r="http://schemas.openxmlformats.org/officeDocument/2006/relationships" xmlns:m="http://schemas.openxmlformats.org/officeDocument/2006/math" xmlns:v="urn:schemas-microsoft-com:vml" xmlns:wp14="http://schemas.microsoft.com/office/word/2010/wordprocessingDrawing" xmlns:wp="http://schemas.openxmlformats.org/drawingml/2006/wordprocessingDrawing" xmlns:w10="urn:schemas-microsoft-com:office:word" xmlns:w="http://schemas.openxmlformats.org/wordprocessingml/2006/main" xmlns:w14="http://schemas.microsoft.com/office/word/2010/wordml" xmlns:w15="http://schemas.microsoft.com/office/word/2012/wordml" xmlns:w16cex="http://schemas.microsoft.com/office/word/2018/wordml/cex" xmlns:w16cid="http://schemas.microsoft.com/office/word/2016/wordml/cid" xmlns:w16="http://schemas.microsoft.com/office/word/2018/wordml" xmlns:w16du="http://schemas.microsoft.com/office/word/2023/wordml/word16du" xmlns:w16sdtdh="http://schemas.microsoft.com/office/word/2020/wordml/sdtdatahash" xmlns:w16sdtfl="http://schemas.microsoft.com/office/word/2024/wordml/sdtformatlock" xmlns:w16se="http://schemas.microsoft.com/office/word/2015/wordml/symex" xmlns:wpg="http://schemas.microsoft.com/office/word/2010/wordprocessingGroup" xmlns:wpi="http://schemas.microsoft.com/office/word/2010/wordprocessingInk" xmlns:wne="http://schemas.microsoft.com/office/word/2006/wordml" xmlns:wps="http://schemas.microsoft.com/office/word/2010/wordprocessingShape" mc:Ignorable="w14 w15 w16se w16cid w16 w16cex w16sdtdh w16sdtfl w16du wp14">
+<w:hdr xmlns:a="http://schemas.openxmlformats.org/drawingml/2006/main" xmlns:a14="http://schemas.microsoft.com/office/drawing/2010/main" xmlns:mc="http://schemas.openxmlformats.org/markup-compatibility/2006" xmlns:pic="http://schemas.openxmlformats.org/drawingml/2006/picture" xmlns:r="http://schemas.openxmlformats.org/officeDocument/2006/relationships" xmlns:w="http://schemas.openxmlformats.org/wordprocessingml/2006/main" xmlns:w14="http://schemas.microsoft.com/office/word/2010/wordml" xmlns:w15="http://schemas.microsoft.com/office/word/2012/wordml" xmlns:w16="http://schemas.microsoft.com/office/word/2018/wordml" xmlns:w16cex="http://schemas.microsoft.com/office/word/2018/wordml/cex" xmlns:w16cid="http://schemas.microsoft.com/office/word/2016/wordml/cid" xmlns:w16du="http://schemas.microsoft.com/office/word/2023/wordml/word16du" xmlns:w16sdtdh="http://schemas.microsoft.com/office/word/2020/wordml/sdtdatahash" xmlns:w16se="http://schemas.microsoft.com/office/word/2015/wordml/symex" xmlns:wp="http://schemas.openxmlformats.org/drawingml/2006/wordprocessingDrawing" xmlns:wp14="http://schemas.microsoft.com/office/word/2010/wordprocessingDrawing" mc:Ignorable="w14 w15 w16se w16cid w16 w16cex w16sdtdh w16du wp14">
   <w:tbl>
     <w:tblPr>
       <w:tblW w:w="8645" w:type="dxa"/>

--- a/plantillas_maestras/01_seguro_vehicular/negativa_cobertura/1_ddo_aseguradora/varon/TPL_1692_2026_SEGURO_VEHICULAR_NEGATIVA_COBERTURA_ASEGURADORA_VARON_R1.docx
+++ b/plantillas_maestras/01_seguro_vehicular/negativa_cobertura/1_ddo_aseguradora/varon/TPL_1692_2026_SEGURO_VEHICULAR_NEGATIVA_COBERTURA_ASEGURADORA_VARON_R1.docx
@@ -744,19 +744,7 @@
           <w:lang w:val="es-ES" w:eastAsia="es-ES"/>
           <w14:ligatures w14:val="none"/>
         </w:rPr>
-        <w:t xml:space="preserve">Mediante la denuncia del 14 de abril de 2026, los señores [APELLIDO] [APELLIDO] y [APELLIDO] [APELLIDO] denunciaron a Quálitas y Eurostar por presuntas infracciones a la Ley 29571, Código de Protección y Defensa del Consumidor (en adelante, Código), señalando lo siguiente:</w:t>
-      </w:r>
-      <w:r>
-        <w:rPr>
-          <w:rFonts w:ascii="Arial Narrow" w:eastAsia="Arial Narrow" w:hAnsi="Arial Narrow" w:cs="Arial Narrow"/>
-          <w:color w:val="000000"/>
-          <w:kern w:val="0"/>
-          <w:sz w:val="22"/>
-          <w:szCs w:val="22"/>
-          <w:lang w:val="es-ES" w:eastAsia="es-ES"/>
-          <w14:ligatures w14:val="none"/>
-        </w:rPr>
-        <w:t/>
+        <w:t xml:space="preserve">Mediante la denuncia del 14 de abril de 2026, los señores [APELLIDO] [APELLIDO] y [APELLIDO] [APELLIDO] denunciaron a Quálitas y Eurostar por presuntas infracciones a la Ley 29571, Código de Protección y Defensa del Consumidor</w:t>
       </w:r>
       <w:r>
         <w:rPr>
@@ -782,129 +770,7 @@
           <w:lang w:val="es-ES" w:eastAsia="es-ES"/>
           <w14:ligatures w14:val="none"/>
         </w:rPr>
-        <w:t/>
-      </w:r>
-      <w:r>
-        <w:rPr>
-          <w:rFonts w:ascii="Arial Narrow" w:eastAsia="Arial Narrow" w:hAnsi="Arial Narrow" w:cs="Arial Narrow"/>
-          <w:color w:val="000000"/>
-          <w:kern w:val="0"/>
-          <w:sz w:val="22"/>
-          <w:szCs w:val="22"/>
-          <w:lang w:val="es-ES" w:eastAsia="es-ES"/>
-          <w14:ligatures w14:val="none"/>
-        </w:rPr>
-        <w:t xml:space="preserve"/>
-      </w:r>
-      <w:r>
-        <w:rPr>
-          <w:rFonts w:ascii="Arial Narrow" w:eastAsia="Arial Narrow" w:hAnsi="Arial Narrow" w:cs="Arial Narrow"/>
-          <w:kern w:val="0"/>
-          <w14:ligatures w14:val="none"/>
-          <w:sz w:val="22"/>
-          <w:szCs w:val="22"/>
-        </w:rPr>
-        <w:t xml:space="preserve"/>
-      </w:r>
-      <w:r>
-        <w:rPr>
-          <w:rFonts w:ascii="Arial Narrow" w:eastAsia="Arial Narrow" w:hAnsi="Arial Narrow" w:cs="Arial Narrow"/>
-          <w:kern w:val="0"/>
-          <w14:ligatures w14:val="none"/>
-          <w:sz w:val="22"/>
-          <w:szCs w:val="22"/>
-        </w:rPr>
-        <w:t xml:space="preserve"/>
-      </w:r>
-      <w:bookmarkStart w:id="1" w:name="_Hlk231852655"/>
-      <w:r>
-        <w:rPr>
-          <w:rFonts w:ascii="Arial Narrow" w:eastAsia="Arial Narrow" w:hAnsi="Arial Narrow" w:cs="Arial Narrow"/>
-          <w:kern w:val="0"/>
-          <w14:ligatures w14:val="none"/>
-          <w:sz w:val="22"/>
-          <w:szCs w:val="22"/>
-        </w:rPr>
-        <w:t xml:space="preserve"/>
-      </w:r>
-      <w:bookmarkEnd w:id="1"/>
-      <w:r>
-        <w:rPr>
-          <w:rFonts w:ascii="Arial Narrow" w:eastAsia="Arial Narrow" w:hAnsi="Arial Narrow" w:cs="Arial Narrow"/>
-          <w:kern w:val="0"/>
-          <w14:ligatures w14:val="none"/>
-          <w:sz w:val="22"/>
-          <w:szCs w:val="22"/>
-        </w:rPr>
-        <w:t/>
-      </w:r>
-      <w:r>
-        <w:rPr>
-          <w:rFonts w:ascii="Arial Narrow" w:eastAsia="Arial Narrow" w:hAnsi="Arial Narrow" w:cs="Arial Narrow"/>
-          <w:kern w:val="0"/>
-          <w14:ligatures w14:val="none"/>
-          <w:sz w:val="22"/>
-          <w:szCs w:val="22"/>
-        </w:rPr>
-        <w:t xml:space="preserve"/>
-      </w:r>
-      <w:r>
-        <w:rPr>
-          <w:rFonts w:ascii="Arial Narrow" w:eastAsia="Arial Narrow" w:hAnsi="Arial Narrow" w:cs="Arial Narrow"/>
-          <w:kern w:val="0"/>
-          <w14:ligatures w14:val="none"/>
-          <w:sz w:val="22"/>
-          <w:szCs w:val="22"/>
-        </w:rPr>
-        <w:t/>
-      </w:r>
-      <w:r>
-        <w:rPr>
-          <w:rFonts w:ascii="Arial Narrow" w:eastAsia="Arial Narrow" w:hAnsi="Arial Narrow" w:cs="Arial Narrow"/>
-          <w:color w:val="000000"/>
-          <w:kern w:val="0"/>
-          <w:sz w:val="22"/>
-          <w:szCs w:val="22"/>
-          <w:lang w:val="es-ES" w:eastAsia="es-ES"/>
-          <w14:ligatures w14:val="none"/>
-        </w:rPr>
-        <w:t xml:space="preserve"/>
-      </w:r>
-      <w:r>
-        <w:rPr>
-          <w:rFonts w:ascii="Arial Narrow" w:eastAsia="Arial Narrow" w:hAnsi="Arial Narrow" w:cs="Arial Narrow"/>
-          <w:color w:val="000000"/>
-          <w:kern w:val="0"/>
-          <w:sz w:val="22"/>
-          <w:szCs w:val="22"/>
-          <w:lang w:val="es-ES" w:eastAsia="es-ES"/>
-          <w14:ligatures w14:val="none"/>
-        </w:rPr>
-        <w:t xml:space="preserve"/>
-      </w:r>
-      <w:r>
-        <w:rPr>
-          <w:rFonts w:ascii="Arial Narrow" w:eastAsia="Arial Narrow" w:hAnsi="Arial Narrow" w:cs="Arial Narrow"/>
-          <w:color w:val="000000"/>
-          <w:kern w:val="0"/>
-          <w:sz w:val="22"/>
-          <w:szCs w:val="22"/>
-          <w:lang w:val="es-ES" w:eastAsia="es-ES"/>
-          <w14:ligatures w14:val="none"/>
-        </w:rPr>
-        <w:t xml:space="preserve"/>
-      </w:r>
-      <w:r>
-        <w:rPr>
-          <w:rFonts w:ascii="Arial Narrow" w:eastAsia="Arial Narrow" w:hAnsi="Arial Narrow" w:cs="Arial Narrow"/>
-          <w:color w:val="000000"/>
-          <w:kern w:val="0"/>
-          <w:sz w:val="22"/>
-          <w:szCs w:val="22"/>
-          <w:lang w:val="es-ES" w:eastAsia="es-ES"/>
-          <w14:ligatures w14:val="none"/>
-        </w:rPr>
-        <w:t xml:space="preserve"/>
+        <w:t xml:space="preserve"> (en adelante, Código), señalando lo siguiente:</w:t>
       </w:r>
       <w:r>
         <w:rPr>
@@ -931,6 +797,152 @@
           <w14:ligatures w14:val="none"/>
         </w:rPr>
         <w:footnoteReference w:id="2"/>
+      </w:r>
+      <w:r>
+        <w:rPr>
+          <w:rFonts w:ascii="Arial Narrow" w:eastAsia="Arial Narrow" w:hAnsi="Arial Narrow" w:cs="Arial Narrow"/>
+          <w:color w:val="000000"/>
+          <w:kern w:val="0"/>
+          <w:sz w:val="22"/>
+          <w:szCs w:val="22"/>
+          <w:lang w:val="es-ES" w:eastAsia="es-ES"/>
+          <w14:ligatures w14:val="none"/>
+        </w:rPr>
+        <w:t/>
+      </w:r>
+      <w:r>
+        <w:rPr>
+          <w:rFonts w:ascii="Arial Narrow" w:eastAsia="Arial Narrow" w:hAnsi="Arial Narrow" w:cs="Arial Narrow"/>
+          <w:color w:val="000000"/>
+          <w:kern w:val="0"/>
+          <w:sz w:val="22"/>
+          <w:szCs w:val="22"/>
+          <w:lang w:val="es-ES" w:eastAsia="es-ES"/>
+          <w14:ligatures w14:val="none"/>
+        </w:rPr>
+        <w:t xml:space="preserve"/>
+      </w:r>
+      <w:r>
+        <w:rPr>
+          <w:rFonts w:ascii="Arial Narrow" w:eastAsia="Arial Narrow" w:hAnsi="Arial Narrow" w:cs="Arial Narrow"/>
+          <w:kern w:val="0"/>
+          <w14:ligatures w14:val="none"/>
+          <w:sz w:val="22"/>
+          <w:szCs w:val="22"/>
+        </w:rPr>
+        <w:t xml:space="preserve"/>
+      </w:r>
+      <w:r>
+        <w:rPr>
+          <w:rFonts w:ascii="Arial Narrow" w:eastAsia="Arial Narrow" w:hAnsi="Arial Narrow" w:cs="Arial Narrow"/>
+          <w:kern w:val="0"/>
+          <w14:ligatures w14:val="none"/>
+          <w:sz w:val="22"/>
+          <w:szCs w:val="22"/>
+        </w:rPr>
+        <w:t xml:space="preserve"/>
+      </w:r>
+      <w:bookmarkStart w:id="1" w:name="_Hlk231852655"/>
+      <w:r>
+        <w:rPr>
+          <w:rFonts w:ascii="Arial Narrow" w:eastAsia="Arial Narrow" w:hAnsi="Arial Narrow" w:cs="Arial Narrow"/>
+          <w:kern w:val="0"/>
+          <w14:ligatures w14:val="none"/>
+          <w:sz w:val="22"/>
+          <w:szCs w:val="22"/>
+        </w:rPr>
+        <w:t xml:space="preserve"/>
+      </w:r>
+      <w:bookmarkEnd w:id="1"/>
+      <w:r>
+        <w:rPr>
+          <w:rFonts w:ascii="Arial Narrow" w:eastAsia="Arial Narrow" w:hAnsi="Arial Narrow" w:cs="Arial Narrow"/>
+          <w:kern w:val="0"/>
+          <w14:ligatures w14:val="none"/>
+          <w:sz w:val="22"/>
+          <w:szCs w:val="22"/>
+        </w:rPr>
+        <w:t/>
+      </w:r>
+      <w:r>
+        <w:rPr>
+          <w:rFonts w:ascii="Arial Narrow" w:eastAsia="Arial Narrow" w:hAnsi="Arial Narrow" w:cs="Arial Narrow"/>
+          <w:kern w:val="0"/>
+          <w14:ligatures w14:val="none"/>
+          <w:sz w:val="22"/>
+          <w:szCs w:val="22"/>
+        </w:rPr>
+        <w:t xml:space="preserve"/>
+      </w:r>
+      <w:r>
+        <w:rPr>
+          <w:rFonts w:ascii="Arial Narrow" w:eastAsia="Arial Narrow" w:hAnsi="Arial Narrow" w:cs="Arial Narrow"/>
+          <w:kern w:val="0"/>
+          <w14:ligatures w14:val="none"/>
+          <w:sz w:val="22"/>
+          <w:szCs w:val="22"/>
+        </w:rPr>
+        <w:t/>
+      </w:r>
+      <w:r>
+        <w:rPr>
+          <w:rFonts w:ascii="Arial Narrow" w:eastAsia="Arial Narrow" w:hAnsi="Arial Narrow" w:cs="Arial Narrow"/>
+          <w:color w:val="000000"/>
+          <w:kern w:val="0"/>
+          <w:sz w:val="22"/>
+          <w:szCs w:val="22"/>
+          <w:lang w:val="es-ES" w:eastAsia="es-ES"/>
+          <w14:ligatures w14:val="none"/>
+        </w:rPr>
+        <w:t xml:space="preserve"/>
+      </w:r>
+      <w:r>
+        <w:rPr>
+          <w:rFonts w:ascii="Arial Narrow" w:eastAsia="Arial Narrow" w:hAnsi="Arial Narrow" w:cs="Arial Narrow"/>
+          <w:color w:val="000000"/>
+          <w:kern w:val="0"/>
+          <w:sz w:val="22"/>
+          <w:szCs w:val="22"/>
+          <w:lang w:val="es-ES" w:eastAsia="es-ES"/>
+          <w14:ligatures w14:val="none"/>
+        </w:rPr>
+        <w:t xml:space="preserve"/>
+      </w:r>
+      <w:r>
+        <w:rPr>
+          <w:rFonts w:ascii="Arial Narrow" w:eastAsia="Arial Narrow" w:hAnsi="Arial Narrow" w:cs="Arial Narrow"/>
+          <w:color w:val="000000"/>
+          <w:kern w:val="0"/>
+          <w:sz w:val="22"/>
+          <w:szCs w:val="22"/>
+          <w:lang w:val="es-ES" w:eastAsia="es-ES"/>
+          <w14:ligatures w14:val="none"/>
+        </w:rPr>
+        <w:t xml:space="preserve"/>
+      </w:r>
+      <w:r>
+        <w:rPr>
+          <w:rFonts w:ascii="Arial Narrow" w:eastAsia="Arial Narrow" w:hAnsi="Arial Narrow" w:cs="Arial Narrow"/>
+          <w:color w:val="000000"/>
+          <w:kern w:val="0"/>
+          <w:sz w:val="22"/>
+          <w:szCs w:val="22"/>
+          <w:lang w:val="es-ES" w:eastAsia="es-ES"/>
+          <w14:ligatures w14:val="none"/>
+        </w:rPr>
+        <w:t xml:space="preserve"/>
+      </w:r>
+      <w:r>
+        <w:rPr>
+          <w:rFonts w:ascii="Arial Narrow" w:eastAsia="Arial Narrow" w:hAnsi="Arial Narrow" w:cs="Arial Narrow"/>
+          <w:color w:val="000000"/>
+          <w:kern w:val="0"/>
+          <w:sz w:val="22"/>
+          <w:szCs w:val="22"/>
+          <w:lang w:val="es-ES" w:eastAsia="es-ES"/>
+          <w14:ligatures w14:val="none"/>
+        </w:rPr>
+        <w:t/>
       </w:r>
       <w:r>
         <w:rPr>
@@ -5652,7 +5664,19 @@
           <w:lang w:eastAsia="es-PE"/>
           <w14:ligatures w14:val="none"/>
         </w:rPr>
-        <w:t xml:space="preserve">PRIMERO: admitir a trámite la denuncia del 14 de abril de 2026, interpuesta por los señores [APELLIDO] [APELLIDO] y [APELLIDO] [APELLIDO] Chinchay contra Quálitas Compañía de Seguros S.A. y Eurostar Motors S.A.C., por lo siguiente:</w:t>
+        <w:t xml:space="preserve">PRIMERO:</w:t>
+      </w:r>
+      <w:r>
+        <w:rPr>
+          <w:rFonts w:ascii="Arial Narrow" w:eastAsia="Arial Narrow" w:hAnsi="Arial Narrow" w:cs="Arial Narrow"/>
+          <w:color w:val="000000"/>
+          <w:kern w:val="0"/>
+          <w:sz w:val="22"/>
+          <w:szCs w:val="22"/>
+          <w:lang w:eastAsia="es-PE"/>
+          <w14:ligatures w14:val="none"/>
+        </w:rPr>
+        <w:t xml:space="preserve"> admitir a trámite la denuncia del 14 de abril de 2026, interpuesta por los señores [APELLIDO] [APELLIDO] y [APELLIDO] [APELLIDO] Chinchay contra Quálitas Compañía de Seguros S.A. y Eurostar Motors S.A.C., por lo siguiente:</w:t>
       </w:r>
       <w:r>
         <w:rPr>
@@ -5733,7 +5757,6 @@
       <w:r>
         <w:rPr>
           <w:rFonts w:ascii="Arial Narrow" w:eastAsia="Arial Narrow" w:hAnsi="Arial Narrow" w:cs="Arial Narrow"/>
-          <w:bCs/>
           <w:sz w:val="22"/>
           <w:szCs w:val="22"/>
         </w:rPr>
@@ -5742,7 +5765,6 @@
       <w:r>
         <w:rPr>
           <w:rFonts w:ascii="Arial Narrow" w:eastAsia="Arial Narrow" w:hAnsi="Arial Narrow" w:cs="Arial Narrow"/>
-          <w:bCs/>
           <w:sz w:val="22"/>
           <w:szCs w:val="22"/>
         </w:rPr>
@@ -7172,7 +7194,19 @@
           <w:lang w:eastAsia="es-PE"/>
           <w14:ligatures w14:val="none"/>
         </w:rPr>
-        <w:t xml:space="preserve">TERCERO: </w:t>
+        <w:t xml:space="preserve">TERCERO:</w:t>
+      </w:r>
+      <w:r>
+        <w:rPr>
+          <w:rFonts w:ascii="Arial Narrow" w:eastAsia="Arial Narrow" w:hAnsi="Arial Narrow" w:cs="Arial Narrow"/>
+          <w:color w:val="000000"/>
+          <w:kern w:val="0"/>
+          <w:sz w:val="22"/>
+          <w:szCs w:val="22"/>
+          <w:lang w:eastAsia="es-PE"/>
+          <w14:ligatures w14:val="none"/>
+        </w:rPr>
+        <w:t xml:space="preserve"> </w:t>
       </w:r>
       <w:r>
         <w:rPr>
@@ -7189,7 +7223,6 @@
       <w:r>
         <w:rPr>
           <w:rFonts w:ascii="Arial Narrow" w:eastAsia="Arial Narrow" w:hAnsi="Arial Narrow" w:cs="Arial Narrow"/>
-          <w:bCs/>
           <w:sz w:val="22"/>
           <w:szCs w:val="22"/>
         </w:rPr>
@@ -7526,7 +7559,15 @@
           <w:sz w:val="22"/>
           <w:szCs w:val="22"/>
         </w:rPr>
-        <w:t xml:space="preserve">CUARTO: </w:t>
+        <w:t xml:space="preserve">CUARTO:</w:t>
+      </w:r>
+      <w:r>
+        <w:rPr>
+          <w:rFonts w:ascii="Arial Narrow" w:eastAsia="Arial Narrow" w:hAnsi="Arial Narrow" w:cs="Arial Narrow"/>
+          <w:sz w:val="22"/>
+          <w:szCs w:val="22"/>
+        </w:rPr>
+        <w:t xml:space="preserve"> </w:t>
       </w:r>
       <w:r>
         <w:rPr>
@@ -7548,7 +7589,7 @@
           <w:lang w:val="es-ES" w:eastAsia="es-ES"/>
           <w14:ligatures w14:val="none"/>
         </w:rPr>
-        <w:footnoteReference w:id="16"/>
+        <w:footnoteReference w:id="11"/>
       </w:r>
       <w:r>
         <w:rPr>
@@ -7570,7 +7611,7 @@
           <w:lang w:val="es-ES" w:eastAsia="es-ES"/>
           <w14:ligatures w14:val="none"/>
         </w:rPr>
-        <w:footnoteReference w:id="17"/>
+        <w:footnoteReference w:id="12"/>
       </w:r>
       <w:r>
         <w:rPr>
@@ -7621,7 +7662,19 @@
           <w:lang w:eastAsia="es-PE"/>
           <w14:ligatures w14:val="none"/>
         </w:rPr>
-        <w:t xml:space="preserve">QUINTO: </w:t>
+        <w:t xml:space="preserve">QUINTO:</w:t>
+      </w:r>
+      <w:r>
+        <w:rPr>
+          <w:rFonts w:ascii="Arial Narrow" w:eastAsia="Arial Narrow" w:hAnsi="Arial Narrow" w:cs="Arial Narrow"/>
+          <w:color w:val="000000"/>
+          <w:kern w:val="0"/>
+          <w:sz w:val="22"/>
+          <w:szCs w:val="22"/>
+          <w:lang w:eastAsia="es-PE"/>
+          <w14:ligatures w14:val="none"/>
+        </w:rPr>
+        <w:t xml:space="preserve"> </w:t>
       </w:r>
       <w:bookmarkStart w:id="13" w:name="_Hlk188286813"/>
       <w:r>
@@ -7677,322 +7730,332 @@
       <w:r>
         <w:rPr>
           <w:rFonts w:ascii="Arial Narrow" w:eastAsia="Arial Narrow" w:hAnsi="Arial Narrow" w:cs="Arial Narrow"/>
+          <w:sz w:val="22"/>
+          <w:szCs w:val="22"/>
+        </w:rPr>
+        <w:t>Quálitas Compañía de Seguros S.A</w:t>
+      </w:r>
+      <w:r>
+        <w:rPr>
+          <w:rFonts w:ascii="Arial Narrow" w:eastAsia="Arial Narrow" w:hAnsi="Arial Narrow" w:cs="Arial Narrow"/>
+          <w:sz w:val="22"/>
+          <w:szCs w:val="22"/>
+        </w:rPr>
+        <w:t>.</w:t>
+      </w:r>
+      <w:r>
+        <w:rPr>
+          <w:rFonts w:ascii="Arial Narrow" w:eastAsia="Arial Narrow" w:hAnsi="Arial Narrow" w:cs="Arial Narrow"/>
+          <w:color w:val="000000"/>
+          <w:kern w:val="0"/>
+          <w:sz w:val="22"/>
+          <w:szCs w:val="22"/>
+          <w:lang w:eastAsia="es-ES"/>
+          <w14:ligatures w14:val="none"/>
+        </w:rPr>
+        <w:t xml:space="preserve">, </w:t>
+      </w:r>
+      <w:bookmarkEnd w:id="14"/>
+      <w:r>
+        <w:rPr>
+          <w:rFonts w:ascii="Arial Narrow" w:eastAsia="Arial Narrow" w:hAnsi="Arial Narrow" w:cs="Arial Narrow"/>
+          <w:color w:val="000000"/>
+          <w:kern w:val="0"/>
+          <w:sz w:val="22"/>
+          <w:szCs w:val="22"/>
+          <w:lang w:val="es-ES" w:eastAsia="es-ES"/>
+          <w14:ligatures w14:val="none"/>
+        </w:rPr>
+        <w:t xml:space="preserve">cumpla con: </w:t>
+      </w:r>
+      <w:r>
+        <w:rPr>
+          <w:rFonts w:ascii="Arial Narrow" w:eastAsia="Arial Narrow" w:hAnsi="Arial Narrow" w:cs="Arial Narrow"/>
+          <w:color w:val="000000"/>
+          <w:kern w:val="0"/>
+          <w:sz w:val="22"/>
+          <w:szCs w:val="22"/>
+          <w:lang w:val="es-ES" w:eastAsia="es-ES"/>
+          <w14:ligatures w14:val="none"/>
+        </w:rPr>
+        <w:t>(i) presentar una copia debidamente suscrita de la Póliza 0070162762 del Seguro Vehicular materia de denuncia, así como el cargo de remisión de la póliza; (</w:t>
+      </w:r>
+      <w:proofErr w:type="spellStart"/>
+      <w:r>
+        <w:rPr>
+          <w:rFonts w:ascii="Arial Narrow" w:eastAsia="Arial Narrow" w:hAnsi="Arial Narrow" w:cs="Arial Narrow"/>
+          <w:color w:val="000000"/>
+          <w:kern w:val="0"/>
+          <w:sz w:val="22"/>
+          <w:szCs w:val="22"/>
+          <w:lang w:val="es-ES" w:eastAsia="es-ES"/>
+          <w14:ligatures w14:val="none"/>
+        </w:rPr>
+        <w:t>ii</w:t>
+      </w:r>
+      <w:proofErr w:type="spellEnd"/>
+      <w:r>
+        <w:rPr>
+          <w:rFonts w:ascii="Arial Narrow" w:eastAsia="Arial Narrow" w:hAnsi="Arial Narrow" w:cs="Arial Narrow"/>
+          <w:color w:val="000000"/>
+          <w:kern w:val="0"/>
+          <w:sz w:val="22"/>
+          <w:szCs w:val="22"/>
+          <w:lang w:val="es-ES" w:eastAsia="es-ES"/>
+          <w14:ligatures w14:val="none"/>
+        </w:rPr>
+        <w:t>) presentar los medios probatorios que acrediten que brindó conformidad y aprobación a la cotización realizada por el taller; y, (</w:t>
+      </w:r>
+      <w:proofErr w:type="spellStart"/>
+      <w:r>
+        <w:rPr>
+          <w:rFonts w:ascii="Arial Narrow" w:eastAsia="Arial Narrow" w:hAnsi="Arial Narrow" w:cs="Arial Narrow"/>
+          <w:color w:val="000000"/>
+          <w:kern w:val="0"/>
+          <w:sz w:val="22"/>
+          <w:szCs w:val="22"/>
+          <w:lang w:val="es-ES" w:eastAsia="es-ES"/>
+          <w14:ligatures w14:val="none"/>
+        </w:rPr>
+        <w:t>iii</w:t>
+      </w:r>
+      <w:proofErr w:type="spellEnd"/>
+      <w:r>
+        <w:rPr>
+          <w:rFonts w:ascii="Arial Narrow" w:eastAsia="Arial Narrow" w:hAnsi="Arial Narrow" w:cs="Arial Narrow"/>
+          <w:color w:val="000000"/>
+          <w:kern w:val="0"/>
+          <w:sz w:val="22"/>
+          <w:szCs w:val="22"/>
+          <w:lang w:val="es-ES" w:eastAsia="es-ES"/>
+          <w14:ligatures w14:val="none"/>
+        </w:rPr>
+        <w:t>) presentar todas las comunicaciones cursadas con la parte denunciante en virtud de los hechos materia de denuncia</w:t>
+      </w:r>
+      <w:r>
+        <w:rPr>
+          <w:rFonts w:ascii="Arial Narrow" w:eastAsia="Arial Narrow" w:hAnsi="Arial Narrow" w:cs="Arial Narrow"/>
+          <w:color w:val="000000"/>
+          <w:kern w:val="0"/>
+          <w:sz w:val="22"/>
+          <w:szCs w:val="22"/>
+          <w:lang w:val="es-ES" w:eastAsia="es-ES"/>
+          <w14:ligatures w14:val="none"/>
+        </w:rPr>
+        <w:t>.</w:t>
+      </w:r>
+    </w:p>
+    <w:p>
+      <w:pPr>
+        <w:spacing w:after="0" w:line="240" w:lineRule="auto"/>
+        <w:jc w:val="both"/>
+        <w:rPr>
+          <w:rFonts w:ascii="Arial Narrow" w:eastAsia="Arial Narrow" w:hAnsi="Arial Narrow" w:cs="Arial Narrow"/>
+          <w:color w:val="000000"/>
+          <w:kern w:val="0"/>
+          <w:sz w:val="22"/>
+          <w:szCs w:val="22"/>
+          <w:lang w:val="es-ES" w:eastAsia="es-ES"/>
+          <w14:ligatures w14:val="none"/>
+        </w:rPr>
+      </w:pPr>
+    </w:p>
+    <w:p>
+      <w:pPr>
+        <w:spacing w:after="0" w:line="240" w:lineRule="auto"/>
+        <w:jc w:val="both"/>
+        <w:rPr>
+          <w:rFonts w:ascii="Arial Narrow" w:eastAsia="Arial Narrow" w:hAnsi="Arial Narrow" w:cs="Arial Narrow"/>
+          <w:color w:val="000000"/>
+          <w:kern w:val="0"/>
+          <w:sz w:val="22"/>
+          <w:szCs w:val="22"/>
+          <w:lang w:val="es-ES" w:eastAsia="es-ES"/>
+          <w14:ligatures w14:val="none"/>
+        </w:rPr>
+      </w:pPr>
+      <w:r>
+        <w:rPr>
+          <w:rFonts w:ascii="Arial Narrow" w:eastAsia="Arial Narrow" w:hAnsi="Arial Narrow" w:cs="Arial Narrow"/>
+          <w:b/>
+          <w:color w:val="000000"/>
+          <w:kern w:val="0"/>
+          <w:sz w:val="22"/>
+          <w:szCs w:val="22"/>
+          <w:lang w:eastAsia="es-PE"/>
+          <w14:ligatures w14:val="none"/>
+        </w:rPr>
+        <w:t xml:space="preserve">SEXTO:</w:t>
+      </w:r>
+      <w:r>
+        <w:rPr>
+          <w:rFonts w:ascii="Arial Narrow" w:eastAsia="Arial Narrow" w:hAnsi="Arial Narrow" w:cs="Arial Narrow"/>
+          <w:color w:val="000000"/>
+          <w:kern w:val="0"/>
+          <w:sz w:val="22"/>
+          <w:szCs w:val="22"/>
+          <w:lang w:eastAsia="es-PE"/>
+          <w14:ligatures w14:val="none"/>
+        </w:rPr>
+        <w:t xml:space="preserve"> </w:t>
+      </w:r>
+      <w:r>
+        <w:rPr>
+          <w:rFonts w:ascii="Arial Narrow" w:eastAsia="Arial Narrow" w:hAnsi="Arial Narrow" w:cs="Arial Narrow"/>
+          <w:color w:val="000000"/>
+          <w:kern w:val="0"/>
+          <w:sz w:val="22"/>
+          <w:szCs w:val="22"/>
+          <w:lang w:eastAsia="es-ES"/>
+          <w14:ligatures w14:val="none"/>
+        </w:rPr>
+        <w:t xml:space="preserve">requerir </w:t>
+      </w:r>
+      <w:r>
+        <w:rPr>
+          <w:rFonts w:ascii="Arial Narrow" w:eastAsia="Arial Narrow" w:hAnsi="Arial Narrow" w:cs="Arial Narrow"/>
+          <w:color w:val="000000"/>
+          <w:kern w:val="0"/>
+          <w:sz w:val="22"/>
+          <w:szCs w:val="22"/>
+          <w:lang w:val="es-ES" w:eastAsia="es-ES"/>
+          <w14:ligatures w14:val="none"/>
+        </w:rPr>
+        <w:t xml:space="preserve">que, en un </w:t>
+      </w:r>
+      <w:r>
+        <w:rPr>
+          <w:rFonts w:ascii="Arial Narrow" w:eastAsia="Arial Narrow" w:hAnsi="Arial Narrow" w:cs="Arial Narrow"/>
+          <w:color w:val="000000"/>
+          <w:kern w:val="0"/>
+          <w:sz w:val="22"/>
+          <w:szCs w:val="22"/>
+          <w:lang w:eastAsia="es-ES"/>
+          <w14:ligatures w14:val="none"/>
+        </w:rPr>
+        <w:t xml:space="preserve">plazo no mayor de cinco (5) días hábiles contado a partir del día siguiente de la notificación de la presente resolución, </w:t>
+      </w:r>
+      <w:r>
+        <w:rPr>
+          <w:rFonts w:ascii="Arial Narrow" w:eastAsia="Arial Narrow" w:hAnsi="Arial Narrow" w:cs="Arial Narrow"/>
+          <w:color w:val="000000"/>
+          <w:kern w:val="0"/>
+          <w:sz w:val="22"/>
+          <w:szCs w:val="22"/>
+          <w:shd w:val="clear" w:color="auto" w:fill="FFFFFF"/>
+          <w:lang w:eastAsia="es-PE"/>
+          <w14:ligatures w14:val="none"/>
+        </w:rPr>
+        <w:t>Eurostar Motors S.A.C.</w:t>
+      </w:r>
+      <w:r>
+        <w:rPr>
+          <w:rFonts w:ascii="Arial Narrow" w:eastAsia="Arial Narrow" w:hAnsi="Arial Narrow" w:cs="Arial Narrow"/>
+          <w:color w:val="000000"/>
+          <w:kern w:val="0"/>
+          <w:sz w:val="22"/>
+          <w:szCs w:val="22"/>
+          <w:lang w:eastAsia="es-ES"/>
+          <w14:ligatures w14:val="none"/>
+        </w:rPr>
+        <w:t xml:space="preserve">, </w:t>
+      </w:r>
+      <w:r>
+        <w:rPr>
+          <w:rFonts w:ascii="Arial Narrow" w:eastAsia="Arial Narrow" w:hAnsi="Arial Narrow" w:cs="Arial Narrow"/>
+          <w:color w:val="000000"/>
+          <w:kern w:val="0"/>
+          <w:sz w:val="22"/>
+          <w:szCs w:val="22"/>
+          <w:lang w:val="es-ES" w:eastAsia="es-ES"/>
+          <w14:ligatures w14:val="none"/>
+        </w:rPr>
+        <w:t xml:space="preserve">cumpla con: </w:t>
+      </w:r>
+      <w:r>
+        <w:rPr>
+          <w:rFonts w:ascii="Arial Narrow" w:eastAsia="Arial Narrow" w:hAnsi="Arial Narrow" w:cs="Arial Narrow"/>
+          <w:color w:val="000000"/>
+          <w:kern w:val="0"/>
+          <w:sz w:val="22"/>
+          <w:szCs w:val="22"/>
+          <w:lang w:val="es-ES" w:eastAsia="es-ES"/>
+          <w14:ligatures w14:val="none"/>
+        </w:rPr>
+        <w:t>(i) presentar los medios probatorios que acrediten que comunicó el estado del trámite de aprobación de la cotización ante la compañía aseguradora y se brindó información para continuar con la reparación del vehículo asegurado; y, (</w:t>
+      </w:r>
+      <w:proofErr w:type="spellStart"/>
+      <w:r>
+        <w:rPr>
+          <w:rFonts w:ascii="Arial Narrow" w:eastAsia="Arial Narrow" w:hAnsi="Arial Narrow" w:cs="Arial Narrow"/>
+          <w:color w:val="000000"/>
+          <w:kern w:val="0"/>
+          <w:sz w:val="22"/>
+          <w:szCs w:val="22"/>
+          <w:lang w:val="es-ES" w:eastAsia="es-ES"/>
+          <w14:ligatures w14:val="none"/>
+        </w:rPr>
+        <w:t>ii</w:t>
+      </w:r>
+      <w:proofErr w:type="spellEnd"/>
+      <w:r>
+        <w:rPr>
+          <w:rFonts w:ascii="Arial Narrow" w:eastAsia="Arial Narrow" w:hAnsi="Arial Narrow" w:cs="Arial Narrow"/>
+          <w:color w:val="000000"/>
+          <w:kern w:val="0"/>
+          <w:sz w:val="22"/>
+          <w:szCs w:val="22"/>
+          <w:lang w:val="es-ES" w:eastAsia="es-ES"/>
+          <w14:ligatures w14:val="none"/>
+        </w:rPr>
+        <w:t>) presentar todas las comunicaciones cursadas con la parte denunciante en virtud de los hechos materia de denuncia</w:t>
+      </w:r>
+      <w:r>
+        <w:rPr>
+          <w:rFonts w:ascii="Arial Narrow" w:eastAsia="Arial Narrow" w:hAnsi="Arial Narrow" w:cs="Arial Narrow"/>
+          <w:color w:val="000000"/>
+          <w:kern w:val="0"/>
+          <w:sz w:val="22"/>
+          <w:szCs w:val="22"/>
+          <w:lang w:val="es-ES" w:eastAsia="es-ES"/>
+          <w14:ligatures w14:val="none"/>
+        </w:rPr>
+        <w:t>.</w:t>
+      </w:r>
+    </w:p>
+    <w:p>
+      <w:pPr>
+        <w:spacing w:after="0" w:line="240" w:lineRule="auto"/>
+        <w:jc w:val="both"/>
+        <w:rPr>
+          <w:rFonts w:ascii="Arial Narrow" w:eastAsia="Arial Narrow" w:hAnsi="Arial Narrow" w:cs="Arial Narrow"/>
+          <w:color w:val="000000"/>
+          <w:kern w:val="0"/>
+          <w:sz w:val="22"/>
+          <w:szCs w:val="22"/>
+          <w:lang w:val="es-ES" w:eastAsia="es-ES"/>
+          <w14:ligatures w14:val="none"/>
+        </w:rPr>
+      </w:pPr>
+    </w:p>
+    <w:p>
+      <w:pPr>
+        <w:spacing w:line="240" w:lineRule="auto"/>
+        <w:jc w:val="both"/>
+        <w:rPr>
+          <w:rFonts w:ascii="Arial Narrow" w:eastAsia="Arial Narrow" w:hAnsi="Arial Narrow" w:cs="Arial Narrow"/>
+          <w:sz w:val="22"/>
+          <w:szCs w:val="22"/>
+        </w:rPr>
+      </w:pPr>
+      <w:r>
+        <w:rPr>
+          <w:rFonts w:ascii="Arial Narrow" w:eastAsia="Arial Narrow" w:hAnsi="Arial Narrow" w:cs="Arial Narrow"/>
+          <w:b/>
           <w:bCs/>
           <w:sz w:val="22"/>
           <w:szCs w:val="22"/>
         </w:rPr>
-        <w:t>Quálitas Compañía de Seguros S.A</w:t>
-      </w:r>
-      <w:r>
-        <w:rPr>
-          <w:rFonts w:ascii="Arial Narrow" w:eastAsia="Arial Narrow" w:hAnsi="Arial Narrow" w:cs="Arial Narrow"/>
-          <w:bCs/>
-          <w:sz w:val="22"/>
-          <w:szCs w:val="22"/>
-        </w:rPr>
-        <w:t>.</w:t>
-      </w:r>
-      <w:r>
-        <w:rPr>
-          <w:rFonts w:ascii="Arial Narrow" w:eastAsia="Arial Narrow" w:hAnsi="Arial Narrow" w:cs="Arial Narrow"/>
-          <w:color w:val="000000"/>
-          <w:kern w:val="0"/>
-          <w:sz w:val="22"/>
-          <w:szCs w:val="22"/>
-          <w:lang w:eastAsia="es-ES"/>
-          <w14:ligatures w14:val="none"/>
-        </w:rPr>
-        <w:t xml:space="preserve">, </w:t>
-      </w:r>
-      <w:bookmarkEnd w:id="14"/>
-      <w:r>
-        <w:rPr>
-          <w:rFonts w:ascii="Arial Narrow" w:eastAsia="Arial Narrow" w:hAnsi="Arial Narrow" w:cs="Arial Narrow"/>
-          <w:color w:val="000000"/>
-          <w:kern w:val="0"/>
-          <w:sz w:val="22"/>
-          <w:szCs w:val="22"/>
-          <w:lang w:val="es-ES" w:eastAsia="es-ES"/>
-          <w14:ligatures w14:val="none"/>
-        </w:rPr>
-        <w:t xml:space="preserve">cumpla con: </w:t>
-      </w:r>
-      <w:r>
-        <w:rPr>
-          <w:rFonts w:ascii="Arial Narrow" w:eastAsia="Arial Narrow" w:hAnsi="Arial Narrow" w:cs="Arial Narrow"/>
-          <w:color w:val="000000"/>
-          <w:kern w:val="0"/>
-          <w:sz w:val="22"/>
-          <w:szCs w:val="22"/>
-          <w:lang w:val="es-ES" w:eastAsia="es-ES"/>
-          <w14:ligatures w14:val="none"/>
-        </w:rPr>
-        <w:t>(i) presentar una copia debidamente suscrita de la Póliza 0070162762 del Seguro Vehicular materia de denuncia, así como el cargo de remisión de la póliza; (</w:t>
-      </w:r>
-      <w:proofErr w:type="spellStart"/>
-      <w:r>
-        <w:rPr>
-          <w:rFonts w:ascii="Arial Narrow" w:eastAsia="Arial Narrow" w:hAnsi="Arial Narrow" w:cs="Arial Narrow"/>
-          <w:color w:val="000000"/>
-          <w:kern w:val="0"/>
-          <w:sz w:val="22"/>
-          <w:szCs w:val="22"/>
-          <w:lang w:val="es-ES" w:eastAsia="es-ES"/>
-          <w14:ligatures w14:val="none"/>
-        </w:rPr>
-        <w:t>ii</w:t>
-      </w:r>
-      <w:proofErr w:type="spellEnd"/>
-      <w:r>
-        <w:rPr>
-          <w:rFonts w:ascii="Arial Narrow" w:eastAsia="Arial Narrow" w:hAnsi="Arial Narrow" w:cs="Arial Narrow"/>
-          <w:color w:val="000000"/>
-          <w:kern w:val="0"/>
-          <w:sz w:val="22"/>
-          <w:szCs w:val="22"/>
-          <w:lang w:val="es-ES" w:eastAsia="es-ES"/>
-          <w14:ligatures w14:val="none"/>
-        </w:rPr>
-        <w:t>) presentar los medios probatorios que acrediten que brindó conformidad y aprobación a la cotización realizada por el taller; y, (</w:t>
-      </w:r>
-      <w:proofErr w:type="spellStart"/>
-      <w:r>
-        <w:rPr>
-          <w:rFonts w:ascii="Arial Narrow" w:eastAsia="Arial Narrow" w:hAnsi="Arial Narrow" w:cs="Arial Narrow"/>
-          <w:color w:val="000000"/>
-          <w:kern w:val="0"/>
-          <w:sz w:val="22"/>
-          <w:szCs w:val="22"/>
-          <w:lang w:val="es-ES" w:eastAsia="es-ES"/>
-          <w14:ligatures w14:val="none"/>
-        </w:rPr>
-        <w:t>iii</w:t>
-      </w:r>
-      <w:proofErr w:type="spellEnd"/>
-      <w:r>
-        <w:rPr>
-          <w:rFonts w:ascii="Arial Narrow" w:eastAsia="Arial Narrow" w:hAnsi="Arial Narrow" w:cs="Arial Narrow"/>
-          <w:color w:val="000000"/>
-          <w:kern w:val="0"/>
-          <w:sz w:val="22"/>
-          <w:szCs w:val="22"/>
-          <w:lang w:val="es-ES" w:eastAsia="es-ES"/>
-          <w14:ligatures w14:val="none"/>
-        </w:rPr>
-        <w:t>) presentar todas las comunicaciones cursadas con la parte denunciante en virtud de los hechos materia de denuncia</w:t>
-      </w:r>
-      <w:r>
-        <w:rPr>
-          <w:rFonts w:ascii="Arial Narrow" w:eastAsia="Arial Narrow" w:hAnsi="Arial Narrow" w:cs="Arial Narrow"/>
-          <w:color w:val="000000"/>
-          <w:kern w:val="0"/>
-          <w:sz w:val="22"/>
-          <w:szCs w:val="22"/>
-          <w:lang w:val="es-ES" w:eastAsia="es-ES"/>
-          <w14:ligatures w14:val="none"/>
-        </w:rPr>
-        <w:t>.</w:t>
-      </w:r>
-    </w:p>
-    <w:p>
-      <w:pPr>
-        <w:spacing w:after="0" w:line="240" w:lineRule="auto"/>
-        <w:jc w:val="both"/>
-        <w:rPr>
-          <w:rFonts w:ascii="Arial Narrow" w:eastAsia="Arial Narrow" w:hAnsi="Arial Narrow" w:cs="Arial Narrow"/>
-          <w:color w:val="000000"/>
-          <w:kern w:val="0"/>
-          <w:sz w:val="22"/>
-          <w:szCs w:val="22"/>
-          <w:lang w:val="es-ES" w:eastAsia="es-ES"/>
-          <w14:ligatures w14:val="none"/>
-        </w:rPr>
-      </w:pPr>
-    </w:p>
-    <w:p>
-      <w:pPr>
-        <w:spacing w:after="0" w:line="240" w:lineRule="auto"/>
-        <w:jc w:val="both"/>
-        <w:rPr>
-          <w:rFonts w:ascii="Arial Narrow" w:eastAsia="Arial Narrow" w:hAnsi="Arial Narrow" w:cs="Arial Narrow"/>
-          <w:color w:val="000000"/>
-          <w:kern w:val="0"/>
-          <w:sz w:val="22"/>
-          <w:szCs w:val="22"/>
-          <w:lang w:val="es-ES" w:eastAsia="es-ES"/>
-          <w14:ligatures w14:val="none"/>
-        </w:rPr>
-      </w:pPr>
-      <w:r>
-        <w:rPr>
-          <w:rFonts w:ascii="Arial Narrow" w:eastAsia="Arial Narrow" w:hAnsi="Arial Narrow" w:cs="Arial Narrow"/>
-          <w:b/>
-          <w:color w:val="000000"/>
-          <w:kern w:val="0"/>
-          <w:sz w:val="22"/>
-          <w:szCs w:val="22"/>
-          <w:lang w:eastAsia="es-PE"/>
-          <w14:ligatures w14:val="none"/>
-        </w:rPr>
-        <w:t xml:space="preserve">SEXTO: </w:t>
-      </w:r>
-      <w:r>
-        <w:rPr>
-          <w:rFonts w:ascii="Arial Narrow" w:eastAsia="Arial Narrow" w:hAnsi="Arial Narrow" w:cs="Arial Narrow"/>
-          <w:color w:val="000000"/>
-          <w:kern w:val="0"/>
-          <w:sz w:val="22"/>
-          <w:szCs w:val="22"/>
-          <w:lang w:eastAsia="es-ES"/>
-          <w14:ligatures w14:val="none"/>
-        </w:rPr>
-        <w:t xml:space="preserve">requerir </w:t>
-      </w:r>
-      <w:r>
-        <w:rPr>
-          <w:rFonts w:ascii="Arial Narrow" w:eastAsia="Arial Narrow" w:hAnsi="Arial Narrow" w:cs="Arial Narrow"/>
-          <w:color w:val="000000"/>
-          <w:kern w:val="0"/>
-          <w:sz w:val="22"/>
-          <w:szCs w:val="22"/>
-          <w:lang w:val="es-ES" w:eastAsia="es-ES"/>
-          <w14:ligatures w14:val="none"/>
-        </w:rPr>
-        <w:t xml:space="preserve">que, en un </w:t>
-      </w:r>
-      <w:r>
-        <w:rPr>
-          <w:rFonts w:ascii="Arial Narrow" w:eastAsia="Arial Narrow" w:hAnsi="Arial Narrow" w:cs="Arial Narrow"/>
-          <w:color w:val="000000"/>
-          <w:kern w:val="0"/>
-          <w:sz w:val="22"/>
-          <w:szCs w:val="22"/>
-          <w:lang w:eastAsia="es-ES"/>
-          <w14:ligatures w14:val="none"/>
-        </w:rPr>
-        <w:t xml:space="preserve">plazo no mayor de cinco (5) días hábiles contado a partir del día siguiente de la notificación de la presente resolución, </w:t>
-      </w:r>
-      <w:r>
-        <w:rPr>
-          <w:rFonts w:ascii="Arial Narrow" w:eastAsia="Arial Narrow" w:hAnsi="Arial Narrow" w:cs="Arial Narrow"/>
-          <w:color w:val="000000"/>
-          <w:kern w:val="0"/>
-          <w:sz w:val="22"/>
-          <w:szCs w:val="22"/>
-          <w:shd w:val="clear" w:color="auto" w:fill="FFFFFF"/>
-          <w:lang w:eastAsia="es-PE"/>
-          <w14:ligatures w14:val="none"/>
-        </w:rPr>
-        <w:t>Eurostar Motors S.A.C.</w:t>
-      </w:r>
-      <w:r>
-        <w:rPr>
-          <w:rFonts w:ascii="Arial Narrow" w:eastAsia="Arial Narrow" w:hAnsi="Arial Narrow" w:cs="Arial Narrow"/>
-          <w:color w:val="000000"/>
-          <w:kern w:val="0"/>
-          <w:sz w:val="22"/>
-          <w:szCs w:val="22"/>
-          <w:lang w:eastAsia="es-ES"/>
-          <w14:ligatures w14:val="none"/>
-        </w:rPr>
-        <w:t xml:space="preserve">, </w:t>
-      </w:r>
-      <w:r>
-        <w:rPr>
-          <w:rFonts w:ascii="Arial Narrow" w:eastAsia="Arial Narrow" w:hAnsi="Arial Narrow" w:cs="Arial Narrow"/>
-          <w:color w:val="000000"/>
-          <w:kern w:val="0"/>
-          <w:sz w:val="22"/>
-          <w:szCs w:val="22"/>
-          <w:lang w:val="es-ES" w:eastAsia="es-ES"/>
-          <w14:ligatures w14:val="none"/>
-        </w:rPr>
-        <w:t xml:space="preserve">cumpla con: </w:t>
-      </w:r>
-      <w:r>
-        <w:rPr>
-          <w:rFonts w:ascii="Arial Narrow" w:eastAsia="Arial Narrow" w:hAnsi="Arial Narrow" w:cs="Arial Narrow"/>
-          <w:color w:val="000000"/>
-          <w:kern w:val="0"/>
-          <w:sz w:val="22"/>
-          <w:szCs w:val="22"/>
-          <w:lang w:val="es-ES" w:eastAsia="es-ES"/>
-          <w14:ligatures w14:val="none"/>
-        </w:rPr>
-        <w:t>(i) presentar los medios probatorios que acrediten que comunicó el estado del trámite de aprobación de la cotización ante la compañía aseguradora y se brindó información para continuar con la reparación del vehículo asegurado; y, (</w:t>
-      </w:r>
-      <w:proofErr w:type="spellStart"/>
-      <w:r>
-        <w:rPr>
-          <w:rFonts w:ascii="Arial Narrow" w:eastAsia="Arial Narrow" w:hAnsi="Arial Narrow" w:cs="Arial Narrow"/>
-          <w:color w:val="000000"/>
-          <w:kern w:val="0"/>
-          <w:sz w:val="22"/>
-          <w:szCs w:val="22"/>
-          <w:lang w:val="es-ES" w:eastAsia="es-ES"/>
-          <w14:ligatures w14:val="none"/>
-        </w:rPr>
-        <w:t>ii</w:t>
-      </w:r>
-      <w:proofErr w:type="spellEnd"/>
-      <w:r>
-        <w:rPr>
-          <w:rFonts w:ascii="Arial Narrow" w:eastAsia="Arial Narrow" w:hAnsi="Arial Narrow" w:cs="Arial Narrow"/>
-          <w:color w:val="000000"/>
-          <w:kern w:val="0"/>
-          <w:sz w:val="22"/>
-          <w:szCs w:val="22"/>
-          <w:lang w:val="es-ES" w:eastAsia="es-ES"/>
-          <w14:ligatures w14:val="none"/>
-        </w:rPr>
-        <w:t>) presentar todas las comunicaciones cursadas con la parte denunciante en virtud de los hechos materia de denuncia</w:t>
-      </w:r>
-      <w:r>
-        <w:rPr>
-          <w:rFonts w:ascii="Arial Narrow" w:eastAsia="Arial Narrow" w:hAnsi="Arial Narrow" w:cs="Arial Narrow"/>
-          <w:color w:val="000000"/>
-          <w:kern w:val="0"/>
-          <w:sz w:val="22"/>
-          <w:szCs w:val="22"/>
-          <w:lang w:val="es-ES" w:eastAsia="es-ES"/>
-          <w14:ligatures w14:val="none"/>
-        </w:rPr>
-        <w:t>.</w:t>
-      </w:r>
-    </w:p>
-    <w:p>
-      <w:pPr>
-        <w:spacing w:after="0" w:line="240" w:lineRule="auto"/>
-        <w:jc w:val="both"/>
-        <w:rPr>
-          <w:rFonts w:ascii="Arial Narrow" w:eastAsia="Arial Narrow" w:hAnsi="Arial Narrow" w:cs="Arial Narrow"/>
-          <w:color w:val="000000"/>
-          <w:kern w:val="0"/>
-          <w:sz w:val="22"/>
-          <w:szCs w:val="22"/>
-          <w:lang w:val="es-ES" w:eastAsia="es-ES"/>
-          <w14:ligatures w14:val="none"/>
-        </w:rPr>
-      </w:pPr>
-    </w:p>
-    <w:p>
-      <w:pPr>
-        <w:spacing w:line="240" w:lineRule="auto"/>
-        <w:jc w:val="both"/>
-        <w:rPr>
-          <w:rFonts w:ascii="Arial Narrow" w:eastAsia="Arial Narrow" w:hAnsi="Arial Narrow" w:cs="Arial Narrow"/>
-          <w:sz w:val="22"/>
-          <w:szCs w:val="22"/>
-        </w:rPr>
-      </w:pPr>
-      <w:r>
-        <w:rPr>
-          <w:rFonts w:ascii="Arial Narrow" w:eastAsia="Arial Narrow" w:hAnsi="Arial Narrow" w:cs="Arial Narrow"/>
-          <w:b/>
-          <w:bCs/>
-          <w:sz w:val="22"/>
-          <w:szCs w:val="22"/>
-        </w:rPr>
         <w:t>SÉTIMO</w:t>
       </w:r>
       <w:r>
@@ -8001,7 +8064,15 @@
           <w:sz w:val="22"/>
           <w:szCs w:val="22"/>
         </w:rPr>
-        <w:t xml:space="preserve">: Informar </w:t>
+        <w:t xml:space="preserve">:</w:t>
+      </w:r>
+      <w:r>
+        <w:rPr>
+          <w:rFonts w:ascii="Arial Narrow" w:eastAsia="Arial Narrow" w:hAnsi="Arial Narrow" w:cs="Arial Narrow"/>
+          <w:sz w:val="22"/>
+          <w:szCs w:val="22"/>
+        </w:rPr>
+        <w:t xml:space="preserve"> Informar </w:t>
       </w:r>
       <w:r>
         <w:rPr>
@@ -8083,7 +8154,6 @@
           <w:rFonts w:ascii="Arial Narrow" w:eastAsia="Arial Narrow" w:hAnsi="Arial Narrow" w:cs="Arial Narrow"/>
           <w:sz w:val="22"/>
           <w:szCs w:val="22"/>
-          <w:u w:val="single"/>
         </w:rPr>
         <w:t xml:space="preserve">8 de junio de 2028</w:t>
       </w:r>
@@ -8092,7 +8162,6 @@
           <w:rFonts w:ascii="Arial Narrow" w:eastAsia="Arial Narrow" w:hAnsi="Arial Narrow" w:cs="Arial Narrow"/>
           <w:sz w:val="22"/>
           <w:szCs w:val="22"/>
-          <w:u w:val="single"/>
         </w:rPr>
         <w:t xml:space="preserve"/>
       </w:r>
@@ -8101,7 +8170,6 @@
           <w:rFonts w:ascii="Arial Narrow" w:eastAsia="Arial Narrow" w:hAnsi="Arial Narrow" w:cs="Arial Narrow"/>
           <w:sz w:val="22"/>
           <w:szCs w:val="22"/>
-          <w:u w:val="single"/>
         </w:rPr>
         <w:t xml:space="preserve"/>
       </w:r>
@@ -8110,7 +8178,6 @@
           <w:rFonts w:ascii="Arial Narrow" w:eastAsia="Arial Narrow" w:hAnsi="Arial Narrow" w:cs="Arial Narrow"/>
           <w:sz w:val="22"/>
           <w:szCs w:val="22"/>
-          <w:u w:val="single"/>
         </w:rPr>
         <w:t xml:space="preserve"/>
       </w:r>
@@ -8119,7 +8186,6 @@
           <w:rFonts w:ascii="Arial Narrow" w:eastAsia="Arial Narrow" w:hAnsi="Arial Narrow" w:cs="Arial Narrow"/>
           <w:sz w:val="22"/>
           <w:szCs w:val="22"/>
-          <w:u w:val="single"/>
         </w:rPr>
         <w:t xml:space="preserve"/>
       </w:r>
@@ -8233,7 +8299,7 @@
           <w:lang w:eastAsia="es-PE"/>
           <w14:ligatures w14:val="none"/>
         </w:rPr>
-        <w:footnoteReference w:id="11"/>
+        <w:footnoteReference w:id="13"/>
       </w:r>
       <w:r>
         <w:rPr>
@@ -8272,7 +8338,7 @@
           <w:lang w:eastAsia="es-PE"/>
           <w14:ligatures w14:val="none"/>
         </w:rPr>
-        <w:footnoteReference w:id="12"/>
+        <w:footnoteReference w:id="14"/>
       </w:r>
       <w:r>
         <w:rPr>
@@ -8312,7 +8378,7 @@
           <w:lang w:eastAsia="es-PE"/>
           <w14:ligatures w14:val="none"/>
         </w:rPr>
-        <w:footnoteReference w:id="13"/>
+        <w:footnoteReference w:id="15"/>
       </w:r>
       <w:r>
         <w:rPr>
@@ -8515,7 +8581,7 @@
           <w:vertAlign w:val="superscript"/>
           <w14:ligatures w14:val="none"/>
         </w:rPr>
-        <w:footnoteReference w:id="14"/>
+        <w:footnoteReference w:id="16"/>
       </w:r>
       <w:r>
         <w:rPr>
@@ -8533,7 +8599,6 @@
           <w:kern w:val="0"/>
           <w:sz w:val="22"/>
           <w:szCs w:val="22"/>
-          <w:u w:val="single"/>
           <w14:ligatures w14:val="none"/>
         </w:rPr>
         <w:t>expresamente su facultad para asistir y conciliar en su representación</w:t>
@@ -8564,7 +8629,6 @@
           <w:kern w:val="0"/>
           <w:sz w:val="22"/>
           <w:szCs w:val="22"/>
-          <w:u w:val="single"/>
           <w14:ligatures w14:val="none"/>
         </w:rPr>
         <w:t xml:space="preserve">Ello bajo apercibimiento de no realizar la audiencia de conciliación y levantar el acta de inasistencia correspondiente. </w:t>
@@ -8708,7 +8772,15 @@
           <w:szCs w:val="22"/>
         </w:rPr>
         <w:lastRenderedPageBreak/>
-        <w:t xml:space="preserve">DÉCIMO SEGUNDO: </w:t>
+        <w:t xml:space="preserve">DÉCIMO SEGUNDO:</w:t>
+      </w:r>
+      <w:r>
+        <w:rPr>
+          <w:rFonts w:ascii="Arial Narrow" w:eastAsia="Arial Narrow" w:hAnsi="Arial Narrow" w:cs="Arial Narrow"/>
+          <w:sz w:val="22"/>
+          <w:szCs w:val="22"/>
+        </w:rPr>
+        <w:t xml:space="preserve"> </w:t>
       </w:r>
       <w:r>
         <w:rPr>
@@ -8942,7 +9014,7 @@
           <w:szCs w:val="22"/>
           <w:vertAlign w:val="superscript"/>
         </w:rPr>
-        <w:footnoteReference w:id="15"/>
+        <w:footnoteReference w:id="17"/>
       </w:r>
       <w:r>
         <w:rPr>
@@ -9131,7 +9203,6 @@
       <w:r>
         <w:rPr>
           <w:rFonts w:ascii="Arial Narrow" w:eastAsia="Arial Narrow" w:hAnsi="Arial Narrow" w:cs="Arial Narrow"/>
-          <w:bCs/>
           <w:spacing w:val="-3"/>
           <w:kern w:val="0"/>
           <w14:ligatures w14:val="none"/>
@@ -9501,6 +9572,9 @@
     <w:p>
       <w:pPr>
         <w:pStyle w:val="Textonotapie"/>
+        <w:tabs>
+          <w:tab w:val="left" w:pos="567"/>
+        </w:tabs>
         <w:ind w:left="567" w:hanging="567"/>
         <w:contextualSpacing/>
         <w:jc w:val="both"/>
@@ -9526,6 +9600,25 @@
           <w:sz w:val="16"/>
           <w:szCs w:val="16"/>
         </w:rPr>
+        <w:tab/>
+        <w:t xml:space="preserve"/>
+      </w:r>
+      <w:r>
+        <w:rPr>
+          <w:rFonts w:ascii="Arial Narrow" w:eastAsia="Arial Narrow" w:hAnsi="Arial Narrow" w:cs="Arial Narrow"/>
+          <w:sz w:val="16"/>
+          <w:szCs w:val="16"/>
+        </w:rPr>
+        <w:tab/>
+        <w:t>Publicado</w:t>
+      </w:r>
+      <w:r>
+        <w:rPr>
+          <w:rFonts w:ascii="Arial Narrow" w:eastAsia="Arial Narrow" w:hAnsi="Arial Narrow" w:cs="Arial Narrow"/>
+          <w:b/>
+          <w:sz w:val="16"/>
+          <w:szCs w:val="16"/>
+        </w:rPr>
         <w:t xml:space="preserve"> </w:t>
       </w:r>
       <w:r>
@@ -9534,90 +9627,7 @@
           <w:sz w:val="16"/>
           <w:szCs w:val="16"/>
         </w:rPr>
-        <w:tab/>
-        <w:t xml:space="preserve">Denuncia remitida a esta Comisión mediante </w:t>
-      </w:r>
-      <w:r>
-        <w:rPr>
-          <w:rFonts w:ascii="Arial Narrow" w:eastAsia="Arial Narrow" w:hAnsi="Arial Narrow" w:cs="Arial Narrow"/>
-          <w:sz w:val="16"/>
-          <w:szCs w:val="16"/>
-        </w:rPr>
-        <w:t xml:space="preserve">DOCUMENTO DE TRASLADO </w:t>
-      </w:r>
-      <w:proofErr w:type="spellStart"/>
-      <w:r>
-        <w:rPr>
-          <w:rFonts w:ascii="Arial Narrow" w:eastAsia="Arial Narrow" w:hAnsi="Arial Narrow" w:cs="Arial Narrow"/>
-          <w:sz w:val="16"/>
-          <w:szCs w:val="16"/>
-        </w:rPr>
-        <w:t xml:space="preserve"/>
-      </w:r>
-      <w:proofErr w:type="spellEnd"/>
-      <w:r>
-        <w:rPr>
-          <w:rFonts w:ascii="Arial Narrow" w:eastAsia="Arial Narrow" w:hAnsi="Arial Narrow" w:cs="Arial Narrow"/>
-          <w:sz w:val="16"/>
-          <w:szCs w:val="16"/>
-        </w:rPr>
-        <w:t xml:space="preserve">127-2026-PS1/INDECOPI </w:t>
-      </w:r>
-      <w:r>
-        <w:rPr>
-          <w:rFonts w:ascii="Arial Narrow" w:eastAsia="Arial Narrow" w:hAnsi="Arial Narrow" w:cs="Arial Narrow"/>
-          <w:sz w:val="16"/>
-          <w:szCs w:val="16"/>
-        </w:rPr>
-        <w:t xml:space="preserve">de fecha </w:t>
-      </w:r>
-      <w:r>
-        <w:rPr>
-          <w:rFonts w:ascii="Arial Narrow" w:eastAsia="Arial Narrow" w:hAnsi="Arial Narrow" w:cs="Arial Narrow"/>
-          <w:sz w:val="16"/>
-          <w:szCs w:val="16"/>
-        </w:rPr>
-        <w:t xml:space="preserve">7 de mayo de 2026</w:t>
-      </w:r>
-      <w:r>
-        <w:rPr>
-          <w:rFonts w:ascii="Arial Narrow" w:eastAsia="Arial Narrow" w:hAnsi="Arial Narrow" w:cs="Arial Narrow"/>
-          <w:sz w:val="16"/>
-          <w:szCs w:val="16"/>
-        </w:rPr>
-        <w:t xml:space="preserve">, </w:t>
-      </w:r>
-      <w:r>
-        <w:rPr>
-          <w:rFonts w:ascii="Arial Narrow" w:eastAsia="Arial Narrow" w:hAnsi="Arial Narrow" w:cs="Arial Narrow"/>
-          <w:sz w:val="16"/>
-          <w:szCs w:val="16"/>
-        </w:rPr>
-        <w:t xml:space="preserve">recibida </w:t>
-      </w:r>
-      <w:r>
-        <w:rPr>
-          <w:rFonts w:ascii="Arial Narrow" w:eastAsia="Arial Narrow" w:hAnsi="Arial Narrow" w:cs="Arial Narrow"/>
-          <w:sz w:val="16"/>
-          <w:szCs w:val="16"/>
-        </w:rPr>
-        <w:t xml:space="preserve">el </w:t>
-      </w:r>
-      <w:r>
-        <w:rPr>
-          <w:rFonts w:ascii="Arial Narrow" w:eastAsia="Arial Narrow" w:hAnsi="Arial Narrow" w:cs="Arial Narrow"/>
-          <w:sz w:val="16"/>
-          <w:szCs w:val="16"/>
-        </w:rPr>
-        <w:t xml:space="preserve">13 de mayo de 2026</w:t>
-      </w:r>
-      <w:r>
-        <w:rPr>
-          <w:rFonts w:ascii="Arial Narrow" w:eastAsia="Arial Narrow" w:hAnsi="Arial Narrow" w:cs="Arial Narrow"/>
-          <w:sz w:val="16"/>
-          <w:szCs w:val="16"/>
-        </w:rPr>
-        <w:t xml:space="preserve">.</w:t>
+        <w:t xml:space="preserve">el 2 de setiembre de 2010 en el Diario Oficial El Peruano, vigente desde el 2 de octubre de 2010 y modificado por Decreto Legislativo 1308.</w:t>
       </w:r>
     </w:p>
     <w:p>
@@ -9638,6 +9648,9 @@
     <w:p>
       <w:pPr>
         <w:pStyle w:val="Textonotapie"/>
+        <w:tabs>
+          <w:tab w:val="left" w:pos="567"/>
+        </w:tabs>
         <w:ind w:left="567" w:hanging="567"/>
         <w:contextualSpacing/>
         <w:jc w:val="both"/>
@@ -9663,33 +9676,99 @@
           <w:sz w:val="16"/>
           <w:szCs w:val="16"/>
         </w:rPr>
-        <w:t xml:space="preserve"> </w:t>
-      </w:r>
-      <w:r>
-        <w:rPr>
-          <w:rFonts w:ascii="Arial Narrow" w:eastAsia="Arial Narrow" w:hAnsi="Arial Narrow" w:cs="Arial Narrow"/>
-          <w:sz w:val="16"/>
-          <w:szCs w:val="16"/>
-        </w:rPr>
         <w:tab/>
-        <w:t>Publicado</w:t>
-      </w:r>
-      <w:r>
-        <w:rPr>
-          <w:rFonts w:ascii="Arial Narrow" w:eastAsia="Arial Narrow" w:hAnsi="Arial Narrow" w:cs="Arial Narrow"/>
-          <w:b/>
-          <w:sz w:val="16"/>
-          <w:szCs w:val="16"/>
-        </w:rPr>
-        <w:t xml:space="preserve"> </w:t>
-      </w:r>
-      <w:r>
-        <w:rPr>
-          <w:rFonts w:ascii="Arial Narrow" w:eastAsia="Arial Narrow" w:hAnsi="Arial Narrow" w:cs="Arial Narrow"/>
-          <w:sz w:val="16"/>
-          <w:szCs w:val="16"/>
-        </w:rPr>
-        <w:t xml:space="preserve">el 2 de setiembre de 2010 en el Diario Oficial El Peruano, vigente desde el 2 de octubre de 2010 y modificado por Decreto Legislativo 1308.</w:t>
+        <w:t xml:space="preserve"/>
+      </w:r>
+      <w:r>
+        <w:rPr>
+          <w:rFonts w:ascii="Arial Narrow" w:eastAsia="Arial Narrow" w:hAnsi="Arial Narrow" w:cs="Arial Narrow"/>
+          <w:sz w:val="16"/>
+          <w:szCs w:val="16"/>
+        </w:rPr>
+        <w:tab/>
+        <w:t xml:space="preserve">Denuncia remitida a esta Comisión mediante </w:t>
+      </w:r>
+      <w:r>
+        <w:rPr>
+          <w:rFonts w:ascii="Arial Narrow" w:eastAsia="Arial Narrow" w:hAnsi="Arial Narrow" w:cs="Arial Narrow"/>
+          <w:sz w:val="16"/>
+          <w:szCs w:val="16"/>
+        </w:rPr>
+        <w:t xml:space="preserve">DOCUMENTO DE TRASLADO </w:t>
+      </w:r>
+      <w:proofErr w:type="spellStart"/>
+      <w:r>
+        <w:rPr>
+          <w:rFonts w:ascii="Arial Narrow" w:eastAsia="Arial Narrow" w:hAnsi="Arial Narrow" w:cs="Arial Narrow"/>
+          <w:sz w:val="16"/>
+          <w:szCs w:val="16"/>
+        </w:rPr>
+        <w:t xml:space="preserve"/>
+      </w:r>
+      <w:proofErr w:type="spellEnd"/>
+      <w:r>
+        <w:rPr>
+          <w:rFonts w:ascii="Arial Narrow" w:eastAsia="Arial Narrow" w:hAnsi="Arial Narrow" w:cs="Arial Narrow"/>
+          <w:sz w:val="16"/>
+          <w:szCs w:val="16"/>
+        </w:rPr>
+        <w:t xml:space="preserve">127-2026-PS1/INDECOPI </w:t>
+      </w:r>
+      <w:r>
+        <w:rPr>
+          <w:rFonts w:ascii="Arial Narrow" w:eastAsia="Arial Narrow" w:hAnsi="Arial Narrow" w:cs="Arial Narrow"/>
+          <w:sz w:val="16"/>
+          <w:szCs w:val="16"/>
+        </w:rPr>
+        <w:t xml:space="preserve">de fecha </w:t>
+      </w:r>
+      <w:r>
+        <w:rPr>
+          <w:rFonts w:ascii="Arial Narrow" w:eastAsia="Arial Narrow" w:hAnsi="Arial Narrow" w:cs="Arial Narrow"/>
+          <w:sz w:val="16"/>
+          <w:szCs w:val="16"/>
+        </w:rPr>
+        <w:t xml:space="preserve">7 de mayo de 2026</w:t>
+      </w:r>
+      <w:r>
+        <w:rPr>
+          <w:rFonts w:ascii="Arial Narrow" w:eastAsia="Arial Narrow" w:hAnsi="Arial Narrow" w:cs="Arial Narrow"/>
+          <w:sz w:val="16"/>
+          <w:szCs w:val="16"/>
+        </w:rPr>
+        <w:t xml:space="preserve">, </w:t>
+      </w:r>
+      <w:r>
+        <w:rPr>
+          <w:rFonts w:ascii="Arial Narrow" w:eastAsia="Arial Narrow" w:hAnsi="Arial Narrow" w:cs="Arial Narrow"/>
+          <w:sz w:val="16"/>
+          <w:szCs w:val="16"/>
+        </w:rPr>
+        <w:t xml:space="preserve">recibida </w:t>
+      </w:r>
+      <w:r>
+        <w:rPr>
+          <w:rFonts w:ascii="Arial Narrow" w:eastAsia="Arial Narrow" w:hAnsi="Arial Narrow" w:cs="Arial Narrow"/>
+          <w:sz w:val="16"/>
+          <w:szCs w:val="16"/>
+        </w:rPr>
+        <w:t xml:space="preserve">el </w:t>
+      </w:r>
+      <w:r>
+        <w:rPr>
+          <w:rFonts w:ascii="Arial Narrow" w:eastAsia="Arial Narrow" w:hAnsi="Arial Narrow" w:cs="Arial Narrow"/>
+          <w:sz w:val="16"/>
+          <w:szCs w:val="16"/>
+        </w:rPr>
+        <w:t xml:space="preserve">13 de mayo de 2026</w:t>
+      </w:r>
+      <w:r>
+        <w:rPr>
+          <w:rFonts w:ascii="Arial Narrow" w:eastAsia="Arial Narrow" w:hAnsi="Arial Narrow" w:cs="Arial Narrow"/>
+          <w:sz w:val="16"/>
+          <w:szCs w:val="16"/>
+        </w:rPr>
+        <w:t xml:space="preserve">.</w:t>
       </w:r>
     </w:p>
     <w:p>
@@ -9740,7 +9819,8 @@
           <w:sz w:val="16"/>
           <w:szCs w:val="16"/>
         </w:rPr>
-        <w:t xml:space="preserve"> </w:t>
+        <w:tab/>
+        <w:t xml:space="preserve"/>
       </w:r>
       <w:r>
         <w:rPr>
@@ -9904,10 +9984,32 @@
         <w:jc w:val="both"/>
         <w:rPr>
           <w:rFonts w:ascii="Arial Narrow" w:eastAsia="Arial Narrow" w:hAnsi="Arial Narrow" w:cs="Arial Narrow"/>
-          <w:sz w:val="16"/>
-          <w:szCs w:val="16"/>
-        </w:rPr>
-      </w:pPr>
+          <w:b/>
+          <w:bCs/>
+          <w:sz w:val="16"/>
+          <w:szCs w:val="16"/>
+        </w:rPr>
+      </w:pPr>
+      <w:r>
+        <w:rPr>
+          <w:rFonts w:ascii="Arial Narrow" w:eastAsia="Arial Narrow" w:hAnsi="Arial Narrow" w:cs="Arial Narrow"/>
+          <w:b/>
+          <w:bCs/>
+          <w:sz w:val="16"/>
+          <w:szCs w:val="16"/>
+        </w:rPr>
+        <w:tab/>
+      </w:r>
+      <w:r>
+        <w:rPr>
+          <w:rFonts w:ascii="Arial Narrow" w:eastAsia="Arial Narrow" w:hAnsi="Arial Narrow" w:cs="Arial Narrow"/>
+          <w:b/>
+          <w:bCs/>
+          <w:sz w:val="16"/>
+          <w:szCs w:val="16"/>
+        </w:rPr>
+        <w:t>LEY DE ORGANIZACIÓN Y FUNCIONES DEL INDECOPI, APROBADA POR DECRETO LEGISLATIVO 1033</w:t>
+      </w:r>
     </w:p>
     <w:p>
       <w:pPr>
@@ -9920,12 +10022,20 @@
         <w:jc w:val="both"/>
         <w:rPr>
           <w:rFonts w:ascii="Arial Narrow" w:eastAsia="Arial Narrow" w:hAnsi="Arial Narrow" w:cs="Arial Narrow"/>
+          <w:sz w:val="16"/>
+          <w:szCs w:val="16"/>
+        </w:rPr>
+      </w:pPr>
+      <w:r>
+        <w:rPr>
+          <w:rFonts w:ascii="Arial Narrow" w:eastAsia="Arial Narrow" w:hAnsi="Arial Narrow" w:cs="Arial Narrow"/>
           <w:b/>
           <w:bCs/>
           <w:sz w:val="16"/>
           <w:szCs w:val="16"/>
         </w:rPr>
-      </w:pPr>
+        <w:tab/>
+      </w:r>
       <w:r>
         <w:rPr>
           <w:rFonts w:ascii="Arial Narrow" w:eastAsia="Arial Narrow" w:hAnsi="Arial Narrow" w:cs="Arial Narrow"/>
@@ -9934,17 +10044,15 @@
           <w:sz w:val="16"/>
           <w:szCs w:val="16"/>
         </w:rPr>
-        <w:tab/>
-      </w:r>
-      <w:r>
-        <w:rPr>
-          <w:rFonts w:ascii="Arial Narrow" w:eastAsia="Arial Narrow" w:hAnsi="Arial Narrow" w:cs="Arial Narrow"/>
-          <w:b/>
-          <w:bCs/>
-          <w:sz w:val="16"/>
-          <w:szCs w:val="16"/>
-        </w:rPr>
-        <w:t>LEY DE ORGANIZACIÓN Y FUNCIONES DEL INDECOPI, APROBADA POR DECRETO LEGISLATIVO 1033</w:t>
+        <w:t>Artículo 27.-</w:t>
+      </w:r>
+      <w:r>
+        <w:rPr>
+          <w:rFonts w:ascii="Arial Narrow" w:eastAsia="Arial Narrow" w:hAnsi="Arial Narrow" w:cs="Arial Narrow"/>
+          <w:sz w:val="16"/>
+          <w:szCs w:val="16"/>
+        </w:rPr>
+        <w:t xml:space="preserve"> De la Comisión de Protección al Consumidor.-</w:t>
       </w:r>
     </w:p>
     <w:p>
@@ -9965,8 +10073,6 @@
       <w:r>
         <w:rPr>
           <w:rFonts w:ascii="Arial Narrow" w:eastAsia="Arial Narrow" w:hAnsi="Arial Narrow" w:cs="Arial Narrow"/>
-          <w:b/>
-          <w:bCs/>
           <w:sz w:val="16"/>
           <w:szCs w:val="16"/>
         </w:rPr>
@@ -9975,20 +10081,10 @@
       <w:r>
         <w:rPr>
           <w:rFonts w:ascii="Arial Narrow" w:eastAsia="Arial Narrow" w:hAnsi="Arial Narrow" w:cs="Arial Narrow"/>
-          <w:b/>
-          <w:bCs/>
-          <w:sz w:val="16"/>
-          <w:szCs w:val="16"/>
-        </w:rPr>
-        <w:t>Artículo 27.-</w:t>
-      </w:r>
-      <w:r>
-        <w:rPr>
-          <w:rFonts w:ascii="Arial Narrow" w:eastAsia="Arial Narrow" w:hAnsi="Arial Narrow" w:cs="Arial Narrow"/>
-          <w:sz w:val="16"/>
-          <w:szCs w:val="16"/>
-        </w:rPr>
-        <w:t xml:space="preserve"> De la Comisión de Protección al Consumidor.-</w:t>
+          <w:sz w:val="16"/>
+          <w:szCs w:val="16"/>
+        </w:rPr>
+        <w:t>Corresponde a la Comisión de Protección al Consumidor velar por el cumplimiento de la Ley de Protección al Consumidor y de las leyes que, en general, protegen a los consumidores de la falta de idoneidad de los bienes y servicios en función de la información brindada, de las omisiones de información y de la discriminación en el consumo, así como de aquellas que complementen o sustituyan a las anteriores.</w:t>
       </w:r>
     </w:p>
     <w:p>
@@ -10002,27 +10098,15 @@
         <w:jc w:val="both"/>
         <w:rPr>
           <w:rFonts w:ascii="Arial Narrow" w:eastAsia="Arial Narrow" w:hAnsi="Arial Narrow" w:cs="Arial Narrow"/>
-          <w:sz w:val="16"/>
-          <w:szCs w:val="16"/>
-        </w:rPr>
-      </w:pPr>
-      <w:r>
-        <w:rPr>
-          <w:rFonts w:ascii="Arial Narrow" w:eastAsia="Arial Narrow" w:hAnsi="Arial Narrow" w:cs="Arial Narrow"/>
-          <w:sz w:val="16"/>
-          <w:szCs w:val="16"/>
-        </w:rPr>
-        <w:tab/>
-      </w:r>
-      <w:r>
-        <w:rPr>
-          <w:rFonts w:ascii="Arial Narrow" w:eastAsia="Arial Narrow" w:hAnsi="Arial Narrow" w:cs="Arial Narrow"/>
-          <w:sz w:val="16"/>
-          <w:szCs w:val="16"/>
-        </w:rPr>
-        <w:t>Corresponde a la Comisión de Protección al Consumidor velar por el cumplimiento de la Ley de Protección al Consumidor y de las leyes que, en general, protegen a los consumidores de la falta de idoneidad de los bienes y servicios en función de la información brindada, de las omisiones de información y de la discriminación en el consumo, así como de aquellas que complementen o sustituyan a las anteriores.</w:t>
-      </w:r>
-    </w:p>
+          <w:b/>
+          <w:bCs/>
+          <w:sz w:val="16"/>
+          <w:szCs w:val="16"/>
+        </w:rPr>
+      </w:pPr>
+    </w:p>
+  </w:footnote>
+  <w:footnote w:id="4">
     <w:p>
       <w:pPr>
         <w:pStyle w:val="Textonotapie"/>
@@ -10040,9 +10124,167 @@
           <w:szCs w:val="16"/>
         </w:rPr>
       </w:pPr>
-    </w:p>
-  </w:footnote>
-  <w:footnote w:id="4">
+      <w:r>
+        <w:rPr>
+          <w:rStyle w:val="Refdenotaalpie"/>
+          <w:rFonts w:ascii="Arial Narrow" w:eastAsia="Arial Narrow" w:hAnsi="Arial Narrow" w:cs="Arial Narrow"/>
+          <w:sz w:val="16"/>
+          <w:szCs w:val="16"/>
+          <w:vertAlign w:val="superscript"/>
+        </w:rPr>
+        <w:footnoteRef/>
+      </w:r>
+      <w:r>
+        <w:rPr>
+          <w:rFonts w:ascii="Arial Narrow" w:eastAsia="Arial Narrow" w:hAnsi="Arial Narrow" w:cs="Arial Narrow"/>
+          <w:sz w:val="16"/>
+          <w:szCs w:val="16"/>
+        </w:rPr>
+        <w:tab/>
+        <w:t xml:space="preserve"/>
+      </w:r>
+      <w:r>
+        <w:rPr>
+          <w:rFonts w:ascii="Arial Narrow" w:eastAsia="Arial Narrow" w:hAnsi="Arial Narrow" w:cs="Arial Narrow"/>
+          <w:sz w:val="16"/>
+          <w:szCs w:val="16"/>
+        </w:rPr>
+        <w:tab/>
+      </w:r>
+      <w:r>
+        <w:rPr>
+          <w:rFonts w:ascii="Arial Narrow" w:eastAsia="Arial Narrow" w:hAnsi="Arial Narrow" w:cs="Arial Narrow"/>
+          <w:b/>
+          <w:bCs/>
+          <w:sz w:val="16"/>
+          <w:szCs w:val="16"/>
+        </w:rPr>
+        <w:t xml:space="preserve">LEY 29571, CÓDIGO DE PROTECCIÓN Y DEFENSA DEL CONSUMIDOR, publicado el 2 de setiembre de 2010 y modificado por Decreto </w:t>
+      </w:r>
+      <w:proofErr w:type="gramStart"/>
+      <w:r>
+        <w:rPr>
+          <w:rFonts w:ascii="Arial Narrow" w:eastAsia="Arial Narrow" w:hAnsi="Arial Narrow" w:cs="Arial Narrow"/>
+          <w:b/>
+          <w:bCs/>
+          <w:sz w:val="16"/>
+          <w:szCs w:val="16"/>
+        </w:rPr>
+        <w:t>Legislativo 1308</w:t>
+      </w:r>
+      <w:proofErr w:type="gramEnd"/>
+    </w:p>
+    <w:p>
+      <w:pPr>
+        <w:pStyle w:val="Textonotapie"/>
+        <w:ind w:left="567" w:right="-1"/>
+        <w:contextualSpacing/>
+        <w:jc w:val="both"/>
+        <w:rPr>
+          <w:rFonts w:ascii="Arial Narrow" w:eastAsia="Arial Narrow" w:hAnsi="Arial Narrow" w:cs="Arial Narrow"/>
+          <w:b/>
+          <w:bCs/>
+          <w:sz w:val="16"/>
+          <w:szCs w:val="16"/>
+        </w:rPr>
+      </w:pPr>
+      <w:r>
+        <w:rPr>
+          <w:rFonts w:ascii="Arial Narrow" w:eastAsia="Arial Narrow" w:hAnsi="Arial Narrow" w:cs="Arial Narrow"/>
+          <w:b/>
+          <w:bCs/>
+          <w:sz w:val="16"/>
+          <w:szCs w:val="16"/>
+        </w:rPr>
+        <w:t>Artículo 18.- Idoneidad</w:t>
+      </w:r>
+    </w:p>
+    <w:p>
+      <w:pPr>
+        <w:pStyle w:val="Textonotapie"/>
+        <w:ind w:left="567" w:right="-1"/>
+        <w:contextualSpacing/>
+        <w:jc w:val="both"/>
+        <w:rPr>
+          <w:rFonts w:ascii="Arial Narrow" w:eastAsia="Arial Narrow" w:hAnsi="Arial Narrow" w:cs="Arial Narrow"/>
+          <w:sz w:val="16"/>
+          <w:szCs w:val="16"/>
+        </w:rPr>
+      </w:pPr>
+      <w:r>
+        <w:rPr>
+          <w:rFonts w:ascii="Arial Narrow" w:eastAsia="Arial Narrow" w:hAnsi="Arial Narrow" w:cs="Arial Narrow"/>
+          <w:sz w:val="16"/>
+          <w:szCs w:val="16"/>
+        </w:rPr>
+        <w:t>Se entiende por idoneidad la correspondencia entre lo que un consumidor espera y lo que efectivamente recibe, en función a lo que se le hubiera ofrecido, la publicidad e información transmitida, las condiciones y circunstancias de la transacción, las características y naturaleza del producto o servicio, el precio, entre otros factores, atendiendo a las circunstancias del caso.</w:t>
+      </w:r>
+    </w:p>
+    <w:p>
+      <w:pPr>
+        <w:pStyle w:val="Textonotapie"/>
+        <w:ind w:left="567" w:right="-1"/>
+        <w:contextualSpacing/>
+        <w:jc w:val="both"/>
+        <w:rPr>
+          <w:rFonts w:ascii="Arial Narrow" w:eastAsia="Arial Narrow" w:hAnsi="Arial Narrow" w:cs="Arial Narrow"/>
+          <w:sz w:val="16"/>
+          <w:szCs w:val="16"/>
+        </w:rPr>
+      </w:pPr>
+      <w:r>
+        <w:rPr>
+          <w:rFonts w:ascii="Arial Narrow" w:eastAsia="Arial Narrow" w:hAnsi="Arial Narrow" w:cs="Arial Narrow"/>
+          <w:sz w:val="16"/>
+          <w:szCs w:val="16"/>
+        </w:rPr>
+        <w:t>La idoneidad es evaluada en función a la propia naturaleza del producto o servicio y a su aptitud para satisfacer la finalidad para la cual ha sido puesto en el mercado. Las autorizaciones por parte de los organismos del Estado para la fabricación de un producto o la prestación de un servicio, en los casos que sea necesario, no eximen de responsabilidad al proveedor frente al consumidor.</w:t>
+      </w:r>
+    </w:p>
+    <w:p>
+      <w:pPr>
+        <w:pStyle w:val="Textonotapie"/>
+        <w:ind w:left="567" w:right="-1"/>
+        <w:contextualSpacing/>
+        <w:jc w:val="both"/>
+        <w:rPr>
+          <w:rFonts w:ascii="Arial Narrow" w:eastAsia="Arial Narrow" w:hAnsi="Arial Narrow" w:cs="Arial Narrow"/>
+          <w:sz w:val="16"/>
+          <w:szCs w:val="16"/>
+        </w:rPr>
+      </w:pPr>
+      <w:r>
+        <w:rPr>
+          <w:rFonts w:ascii="Arial Narrow" w:eastAsia="Arial Narrow" w:hAnsi="Arial Narrow" w:cs="Arial Narrow"/>
+          <w:b/>
+          <w:bCs/>
+          <w:sz w:val="16"/>
+          <w:szCs w:val="16"/>
+        </w:rPr>
+        <w:t>Artículo 19.- Obligación de los proveedores</w:t>
+      </w:r>
+    </w:p>
+    <w:p>
+      <w:pPr>
+        <w:pStyle w:val="Textonotapie"/>
+        <w:ind w:left="567" w:right="-1"/>
+        <w:contextualSpacing/>
+        <w:jc w:val="both"/>
+        <w:rPr>
+          <w:rFonts w:ascii="Arial Narrow" w:eastAsia="Arial Narrow" w:hAnsi="Arial Narrow" w:cs="Arial Narrow"/>
+          <w:sz w:val="16"/>
+          <w:szCs w:val="16"/>
+        </w:rPr>
+      </w:pPr>
+      <w:r>
+        <w:rPr>
+          <w:rFonts w:ascii="Arial Narrow" w:eastAsia="Arial Narrow" w:hAnsi="Arial Narrow" w:cs="Arial Narrow"/>
+          <w:sz w:val="16"/>
+          <w:szCs w:val="16"/>
+        </w:rPr>
+        <w:t>El proveedor responde por la idoneidad y calidad de los productos y servicios ofrecidos; por la autenticidad de las marcas y leyendas que exhiben sus productos o del signo que respalda al prestador del servicio, por la falta de conformidad entre la publicidad comercial de los productos y servicios y estos, así como por el contenido y la vida útil del producto indicado en el envase, en lo que corresponda.</w:t>
+      </w:r>
+    </w:p>
     <w:p>
       <w:pPr>
         <w:pStyle w:val="Textonotapie"/>
@@ -10060,179 +10302,9 @@
           <w:szCs w:val="16"/>
         </w:rPr>
       </w:pPr>
-      <w:r>
-        <w:rPr>
-          <w:rStyle w:val="Refdenotaalpie"/>
-          <w:rFonts w:ascii="Arial Narrow" w:eastAsia="Arial Narrow" w:hAnsi="Arial Narrow" w:cs="Arial Narrow"/>
-          <w:sz w:val="16"/>
-          <w:szCs w:val="16"/>
-          <w:vertAlign w:val="superscript"/>
-        </w:rPr>
-        <w:footnoteRef/>
-      </w:r>
-      <w:r>
-        <w:rPr>
-          <w:rFonts w:ascii="Arial Narrow" w:eastAsia="Arial Narrow" w:hAnsi="Arial Narrow" w:cs="Arial Narrow"/>
-          <w:sz w:val="16"/>
-          <w:szCs w:val="16"/>
-        </w:rPr>
-        <w:t xml:space="preserve"> </w:t>
-      </w:r>
-      <w:r>
-        <w:rPr>
-          <w:rFonts w:ascii="Arial Narrow" w:eastAsia="Arial Narrow" w:hAnsi="Arial Narrow" w:cs="Arial Narrow"/>
-          <w:sz w:val="16"/>
-          <w:szCs w:val="16"/>
-        </w:rPr>
-        <w:tab/>
-      </w:r>
-      <w:r>
-        <w:rPr>
-          <w:rFonts w:ascii="Arial Narrow" w:eastAsia="Arial Narrow" w:hAnsi="Arial Narrow" w:cs="Arial Narrow"/>
-          <w:b/>
-          <w:bCs/>
-          <w:sz w:val="16"/>
-          <w:szCs w:val="16"/>
-        </w:rPr>
-        <w:t xml:space="preserve">LEY 29571, CÓDIGO DE PROTECCIÓN Y DEFENSA DEL CONSUMIDOR, publicado el 2 de setiembre de 2010 y modificado por Decreto </w:t>
-      </w:r>
-      <w:proofErr w:type="gramStart"/>
-      <w:r>
-        <w:rPr>
-          <w:rFonts w:ascii="Arial Narrow" w:eastAsia="Arial Narrow" w:hAnsi="Arial Narrow" w:cs="Arial Narrow"/>
-          <w:b/>
-          <w:bCs/>
-          <w:sz w:val="16"/>
-          <w:szCs w:val="16"/>
-        </w:rPr>
-        <w:t>Legislativo 1308</w:t>
-      </w:r>
-      <w:proofErr w:type="gramEnd"/>
-    </w:p>
-    <w:p>
-      <w:pPr>
-        <w:pStyle w:val="Textonotapie"/>
-        <w:ind w:left="567" w:right="-1"/>
-        <w:contextualSpacing/>
-        <w:jc w:val="both"/>
-        <w:rPr>
-          <w:rFonts w:ascii="Arial Narrow" w:eastAsia="Arial Narrow" w:hAnsi="Arial Narrow" w:cs="Arial Narrow"/>
-          <w:b/>
-          <w:bCs/>
-          <w:sz w:val="16"/>
-          <w:szCs w:val="16"/>
-        </w:rPr>
-      </w:pPr>
-      <w:r>
-        <w:rPr>
-          <w:rFonts w:ascii="Arial Narrow" w:eastAsia="Arial Narrow" w:hAnsi="Arial Narrow" w:cs="Arial Narrow"/>
-          <w:b/>
-          <w:bCs/>
-          <w:sz w:val="16"/>
-          <w:szCs w:val="16"/>
-        </w:rPr>
-        <w:t>Artículo 18.- Idoneidad</w:t>
-      </w:r>
-    </w:p>
-    <w:p>
-      <w:pPr>
-        <w:pStyle w:val="Textonotapie"/>
-        <w:ind w:left="567" w:right="-1"/>
-        <w:contextualSpacing/>
-        <w:jc w:val="both"/>
-        <w:rPr>
-          <w:rFonts w:ascii="Arial Narrow" w:eastAsia="Arial Narrow" w:hAnsi="Arial Narrow" w:cs="Arial Narrow"/>
-          <w:sz w:val="16"/>
-          <w:szCs w:val="16"/>
-        </w:rPr>
-      </w:pPr>
-      <w:r>
-        <w:rPr>
-          <w:rFonts w:ascii="Arial Narrow" w:eastAsia="Arial Narrow" w:hAnsi="Arial Narrow" w:cs="Arial Narrow"/>
-          <w:sz w:val="16"/>
-          <w:szCs w:val="16"/>
-        </w:rPr>
-        <w:t>Se entiende por idoneidad la correspondencia entre lo que un consumidor espera y lo que efectivamente recibe, en función a lo que se le hubiera ofrecido, la publicidad e información transmitida, las condiciones y circunstancias de la transacción, las características y naturaleza del producto o servicio, el precio, entre otros factores, atendiendo a las circunstancias del caso.</w:t>
-      </w:r>
-    </w:p>
-    <w:p>
-      <w:pPr>
-        <w:pStyle w:val="Textonotapie"/>
-        <w:ind w:left="567" w:right="-1"/>
-        <w:contextualSpacing/>
-        <w:jc w:val="both"/>
-        <w:rPr>
-          <w:rFonts w:ascii="Arial Narrow" w:eastAsia="Arial Narrow" w:hAnsi="Arial Narrow" w:cs="Arial Narrow"/>
-          <w:sz w:val="16"/>
-          <w:szCs w:val="16"/>
-        </w:rPr>
-      </w:pPr>
-      <w:r>
-        <w:rPr>
-          <w:rFonts w:ascii="Arial Narrow" w:eastAsia="Arial Narrow" w:hAnsi="Arial Narrow" w:cs="Arial Narrow"/>
-          <w:sz w:val="16"/>
-          <w:szCs w:val="16"/>
-        </w:rPr>
-        <w:t>La idoneidad es evaluada en función a la propia naturaleza del producto o servicio y a su aptitud para satisfacer la finalidad para la cual ha sido puesto en el mercado. Las autorizaciones por parte de los organismos del Estado para la fabricación de un producto o la prestación de un servicio, en los casos que sea necesario, no eximen de responsabilidad al proveedor frente al consumidor.</w:t>
-      </w:r>
-    </w:p>
-    <w:p>
-      <w:pPr>
-        <w:pStyle w:val="Textonotapie"/>
-        <w:ind w:left="567" w:right="-1"/>
-        <w:contextualSpacing/>
-        <w:jc w:val="both"/>
-        <w:rPr>
-          <w:rFonts w:ascii="Arial Narrow" w:eastAsia="Arial Narrow" w:hAnsi="Arial Narrow" w:cs="Arial Narrow"/>
-          <w:sz w:val="16"/>
-          <w:szCs w:val="16"/>
-        </w:rPr>
-      </w:pPr>
-    </w:p>
-    <w:p>
-      <w:pPr>
-        <w:pStyle w:val="Textonotapie"/>
-        <w:ind w:left="567" w:right="-1"/>
-        <w:contextualSpacing/>
-        <w:jc w:val="both"/>
-        <w:rPr>
-          <w:rFonts w:ascii="Arial Narrow" w:eastAsia="Arial Narrow" w:hAnsi="Arial Narrow" w:cs="Arial Narrow"/>
-          <w:sz w:val="16"/>
-          <w:szCs w:val="16"/>
-        </w:rPr>
-      </w:pPr>
-      <w:r>
-        <w:rPr>
-          <w:rFonts w:ascii="Arial Narrow" w:eastAsia="Arial Narrow" w:hAnsi="Arial Narrow" w:cs="Arial Narrow"/>
-          <w:b/>
-          <w:bCs/>
-          <w:sz w:val="16"/>
-          <w:szCs w:val="16"/>
-        </w:rPr>
-        <w:t>Artículo 19.- Obligación de los proveedores</w:t>
-      </w:r>
-    </w:p>
-    <w:p>
-      <w:pPr>
-        <w:pStyle w:val="Textonotapie"/>
-        <w:ind w:left="567" w:right="-1"/>
-        <w:contextualSpacing/>
-        <w:jc w:val="both"/>
-        <w:rPr>
-          <w:rFonts w:ascii="Arial Narrow" w:eastAsia="Arial Narrow" w:hAnsi="Arial Narrow" w:cs="Arial Narrow"/>
-          <w:sz w:val="16"/>
-          <w:szCs w:val="16"/>
-        </w:rPr>
-      </w:pPr>
-      <w:r>
-        <w:rPr>
-          <w:rFonts w:ascii="Arial Narrow" w:eastAsia="Arial Narrow" w:hAnsi="Arial Narrow" w:cs="Arial Narrow"/>
-          <w:sz w:val="16"/>
-          <w:szCs w:val="16"/>
-        </w:rPr>
-        <w:t>El proveedor responde por la idoneidad y calidad de los productos y servicios ofrecidos; por la autenticidad de las marcas y leyendas que exhiben sus productos o del signo que respalda al prestador del servicio, por la falta de conformidad entre la publicidad comercial de los productos y servicios y estos, así como por el contenido y la vida útil del producto indicado en el envase, en lo que corresponda.</w:t>
-      </w:r>
-    </w:p>
+    </w:p>
+  </w:footnote>
+  <w:footnote w:id="5">
     <w:p>
       <w:pPr>
         <w:pStyle w:val="Textonotapie"/>
@@ -10250,9 +10322,144 @@
           <w:szCs w:val="16"/>
         </w:rPr>
       </w:pPr>
-    </w:p>
-  </w:footnote>
-  <w:footnote w:id="5">
+      <w:r>
+        <w:rPr>
+          <w:rStyle w:val="Refdenotaalpie"/>
+          <w:rFonts w:ascii="Arial Narrow" w:eastAsia="Arial Narrow" w:hAnsi="Arial Narrow" w:cs="Arial Narrow"/>
+          <w:sz w:val="16"/>
+          <w:szCs w:val="16"/>
+          <w:vertAlign w:val="superscript"/>
+        </w:rPr>
+        <w:footnoteRef/>
+      </w:r>
+      <w:r>
+        <w:rPr>
+          <w:rFonts w:ascii="Arial Narrow" w:eastAsia="Arial Narrow" w:hAnsi="Arial Narrow" w:cs="Arial Narrow"/>
+          <w:sz w:val="16"/>
+          <w:szCs w:val="16"/>
+        </w:rPr>
+        <w:tab/>
+        <w:t xml:space="preserve"/>
+      </w:r>
+      <w:r>
+        <w:rPr>
+          <w:rFonts w:ascii="Arial Narrow" w:eastAsia="Arial Narrow" w:hAnsi="Arial Narrow" w:cs="Arial Narrow"/>
+          <w:sz w:val="16"/>
+          <w:szCs w:val="16"/>
+        </w:rPr>
+        <w:tab/>
+      </w:r>
+      <w:r>
+        <w:rPr>
+          <w:rFonts w:ascii="Arial Narrow" w:eastAsia="Arial Narrow" w:hAnsi="Arial Narrow" w:cs="Arial Narrow"/>
+          <w:b/>
+          <w:bCs/>
+          <w:sz w:val="16"/>
+          <w:szCs w:val="16"/>
+        </w:rPr>
+        <w:t xml:space="preserve">LEY 29571, CÓDIGO DE PROTECCIÓN Y DEFENSA DEL CONSUMIDOR, publicado el 2 de setiembre de 2010 y modificado por Decreto </w:t>
+      </w:r>
+      <w:proofErr w:type="gramStart"/>
+      <w:r>
+        <w:rPr>
+          <w:rFonts w:ascii="Arial Narrow" w:eastAsia="Arial Narrow" w:hAnsi="Arial Narrow" w:cs="Arial Narrow"/>
+          <w:b/>
+          <w:bCs/>
+          <w:sz w:val="16"/>
+          <w:szCs w:val="16"/>
+        </w:rPr>
+        <w:t>Legislativo 1308</w:t>
+      </w:r>
+      <w:proofErr w:type="gramEnd"/>
+    </w:p>
+    <w:p>
+      <w:pPr>
+        <w:pStyle w:val="Textonotapie"/>
+        <w:ind w:firstLine="567"/>
+        <w:contextualSpacing/>
+        <w:jc w:val="both"/>
+        <w:rPr>
+          <w:rFonts w:ascii="Arial Narrow" w:eastAsia="Arial Narrow" w:hAnsi="Arial Narrow" w:cs="Arial Narrow"/>
+          <w:b/>
+          <w:bCs/>
+          <w:sz w:val="16"/>
+          <w:szCs w:val="16"/>
+        </w:rPr>
+      </w:pPr>
+      <w:r>
+        <w:rPr>
+          <w:rFonts w:ascii="Arial Narrow" w:eastAsia="Arial Narrow" w:hAnsi="Arial Narrow" w:cs="Arial Narrow"/>
+          <w:b/>
+          <w:bCs/>
+          <w:sz w:val="16"/>
+          <w:szCs w:val="16"/>
+        </w:rPr>
+        <w:t>Artículo 1.- Derechos de los consumidores</w:t>
+      </w:r>
+    </w:p>
+    <w:p>
+      <w:pPr>
+        <w:pStyle w:val="Textonotapie"/>
+        <w:tabs>
+          <w:tab w:val="left" w:pos="567"/>
+        </w:tabs>
+        <w:contextualSpacing/>
+        <w:jc w:val="both"/>
+        <w:rPr>
+          <w:rFonts w:ascii="Arial Narrow" w:eastAsia="Arial Narrow" w:hAnsi="Arial Narrow" w:cs="Arial Narrow"/>
+          <w:sz w:val="16"/>
+          <w:szCs w:val="16"/>
+        </w:rPr>
+      </w:pPr>
+      <w:r>
+        <w:rPr>
+          <w:rFonts w:ascii="Arial Narrow" w:eastAsia="Arial Narrow" w:hAnsi="Arial Narrow" w:cs="Arial Narrow"/>
+          <w:sz w:val="16"/>
+          <w:szCs w:val="16"/>
+        </w:rPr>
+        <w:tab/>
+      </w:r>
+      <w:r>
+        <w:rPr>
+          <w:rFonts w:ascii="Arial Narrow" w:eastAsia="Arial Narrow" w:hAnsi="Arial Narrow" w:cs="Arial Narrow"/>
+          <w:sz w:val="16"/>
+          <w:szCs w:val="16"/>
+        </w:rPr>
+        <w:t>1.1 (…)</w:t>
+      </w:r>
+    </w:p>
+    <w:p>
+      <w:pPr>
+        <w:pStyle w:val="Textonotapie"/>
+        <w:tabs>
+          <w:tab w:val="left" w:pos="567"/>
+        </w:tabs>
+        <w:ind w:left="570"/>
+        <w:contextualSpacing/>
+        <w:jc w:val="both"/>
+        <w:rPr>
+          <w:rFonts w:ascii="Arial Narrow" w:eastAsia="Arial Narrow" w:hAnsi="Arial Narrow" w:cs="Arial Narrow"/>
+          <w:sz w:val="16"/>
+          <w:szCs w:val="16"/>
+        </w:rPr>
+      </w:pPr>
+      <w:r>
+        <w:rPr>
+          <w:rFonts w:ascii="Arial Narrow" w:eastAsia="Arial Narrow" w:hAnsi="Arial Narrow" w:cs="Arial Narrow"/>
+          <w:sz w:val="16"/>
+          <w:szCs w:val="16"/>
+        </w:rPr>
+        <w:t xml:space="preserve">b. </w:t>
+      </w:r>
+      <w:r>
+        <w:rPr>
+          <w:rFonts w:ascii="Arial Narrow" w:eastAsia="Arial Narrow" w:hAnsi="Arial Narrow" w:cs="Arial Narrow"/>
+          <w:sz w:val="16"/>
+          <w:szCs w:val="16"/>
+        </w:rPr>
+        <w:t>Derecho a acceder a información oportuna, suficiente, veraz y fácilmente accesible, relevante para tomar una decisión o realizar una elección de consumo que se ajuste a sus intereses, así como para efectuar un uso o consumo adecuado de los productos o servicios.</w:t>
+      </w:r>
+    </w:p>
     <w:p>
       <w:pPr>
         <w:pStyle w:val="Textonotapie"/>
@@ -10264,30 +10471,10 @@
         <w:jc w:val="both"/>
         <w:rPr>
           <w:rFonts w:ascii="Arial Narrow" w:eastAsia="Arial Narrow" w:hAnsi="Arial Narrow" w:cs="Arial Narrow"/>
-          <w:b/>
-          <w:bCs/>
-          <w:sz w:val="16"/>
-          <w:szCs w:val="16"/>
-        </w:rPr>
-      </w:pPr>
-      <w:r>
-        <w:rPr>
-          <w:rStyle w:val="Refdenotaalpie"/>
-          <w:rFonts w:ascii="Arial Narrow" w:eastAsia="Arial Narrow" w:hAnsi="Arial Narrow" w:cs="Arial Narrow"/>
-          <w:sz w:val="16"/>
-          <w:szCs w:val="16"/>
-          <w:vertAlign w:val="superscript"/>
-        </w:rPr>
-        <w:footnoteRef/>
-      </w:r>
-      <w:r>
-        <w:rPr>
-          <w:rFonts w:ascii="Arial Narrow" w:eastAsia="Arial Narrow" w:hAnsi="Arial Narrow" w:cs="Arial Narrow"/>
-          <w:sz w:val="16"/>
-          <w:szCs w:val="16"/>
-        </w:rPr>
-        <w:t xml:space="preserve"> </w:t>
-      </w:r>
+          <w:sz w:val="16"/>
+          <w:szCs w:val="16"/>
+        </w:rPr>
+      </w:pPr>
       <w:r>
         <w:rPr>
           <w:rFonts w:ascii="Arial Narrow" w:eastAsia="Arial Narrow" w:hAnsi="Arial Narrow" w:cs="Arial Narrow"/>
@@ -10299,25 +10486,11 @@
       <w:r>
         <w:rPr>
           <w:rFonts w:ascii="Arial Narrow" w:eastAsia="Arial Narrow" w:hAnsi="Arial Narrow" w:cs="Arial Narrow"/>
-          <w:b/>
-          <w:bCs/>
-          <w:sz w:val="16"/>
-          <w:szCs w:val="16"/>
-        </w:rPr>
-        <w:t xml:space="preserve">LEY 29571, CÓDIGO DE PROTECCIÓN Y DEFENSA DEL CONSUMIDOR, publicado el 2 de setiembre de 2010 y modificado por Decreto </w:t>
-      </w:r>
-      <w:proofErr w:type="gramStart"/>
-      <w:r>
-        <w:rPr>
-          <w:rFonts w:ascii="Arial Narrow" w:eastAsia="Arial Narrow" w:hAnsi="Arial Narrow" w:cs="Arial Narrow"/>
-          <w:b/>
-          <w:bCs/>
-          <w:sz w:val="16"/>
-          <w:szCs w:val="16"/>
-        </w:rPr>
-        <w:t>Legislativo 1308</w:t>
-      </w:r>
-      <w:proofErr w:type="gramEnd"/>
+          <w:sz w:val="16"/>
+          <w:szCs w:val="16"/>
+        </w:rPr>
+        <w:t>(…).</w:t>
+      </w:r>
     </w:p>
     <w:p>
       <w:pPr>
@@ -10341,7 +10514,7 @@
           <w:sz w:val="16"/>
           <w:szCs w:val="16"/>
         </w:rPr>
-        <w:t>Artículo 1.- Derechos de los consumidores</w:t>
+        <w:t>Artículo 2.- Información relevante</w:t>
       </w:r>
     </w:p>
     <w:p>
@@ -10350,6 +10523,7 @@
         <w:tabs>
           <w:tab w:val="left" w:pos="567"/>
         </w:tabs>
+        <w:ind w:left="567"/>
         <w:contextualSpacing/>
         <w:jc w:val="both"/>
         <w:rPr>
@@ -10364,15 +10538,7 @@
           <w:sz w:val="16"/>
           <w:szCs w:val="16"/>
         </w:rPr>
-        <w:tab/>
-      </w:r>
-      <w:r>
-        <w:rPr>
-          <w:rFonts w:ascii="Arial Narrow" w:eastAsia="Arial Narrow" w:hAnsi="Arial Narrow" w:cs="Arial Narrow"/>
-          <w:sz w:val="16"/>
-          <w:szCs w:val="16"/>
-        </w:rPr>
-        <w:t>1.1 (…)</w:t>
+        <w:t>2.1 El proveedor tiene la obligación de ofrecer al consumidor toda la información relevante para tomar una decisión o realizar una elección adecuada de consumo, así como para efectuar un uso o consumo adecuado de los productos o servicios.</w:t>
       </w:r>
     </w:p>
     <w:p>
@@ -10381,7 +10547,7 @@
         <w:tabs>
           <w:tab w:val="left" w:pos="567"/>
         </w:tabs>
-        <w:ind w:left="570"/>
+        <w:ind w:left="567"/>
         <w:contextualSpacing/>
         <w:jc w:val="both"/>
         <w:rPr>
@@ -10396,15 +10562,63 @@
           <w:sz w:val="16"/>
           <w:szCs w:val="16"/>
         </w:rPr>
-        <w:t xml:space="preserve">b. </w:t>
-      </w:r>
-      <w:r>
-        <w:rPr>
-          <w:rFonts w:ascii="Arial Narrow" w:eastAsia="Arial Narrow" w:hAnsi="Arial Narrow" w:cs="Arial Narrow"/>
-          <w:sz w:val="16"/>
-          <w:szCs w:val="16"/>
-        </w:rPr>
-        <w:t>Derecho a acceder a información oportuna, suficiente, veraz y fácilmente accesible, relevante para tomar una decisión o realizar una elección de consumo que se ajuste a sus intereses, así como para efectuar un uso o consumo adecuado de los productos o servicios.</w:t>
+        <w:t>2.2 La información debe ser veraz, suficiente, de fácil comprensión, apropiada, oportuna y fácilmente accesible, debiendo ser brindada en idioma castellano.</w:t>
+      </w:r>
+    </w:p>
+    <w:p>
+      <w:pPr>
+        <w:pStyle w:val="Textonotapie"/>
+        <w:tabs>
+          <w:tab w:val="left" w:pos="567"/>
+        </w:tabs>
+        <w:ind w:left="567"/>
+        <w:contextualSpacing/>
+        <w:jc w:val="both"/>
+        <w:rPr>
+          <w:rFonts w:ascii="Arial Narrow" w:eastAsia="Arial Narrow" w:hAnsi="Arial Narrow" w:cs="Arial Narrow"/>
+          <w:sz w:val="16"/>
+          <w:szCs w:val="16"/>
+        </w:rPr>
+      </w:pPr>
+      <w:r>
+        <w:rPr>
+          <w:rFonts w:ascii="Arial Narrow" w:eastAsia="Arial Narrow" w:hAnsi="Arial Narrow" w:cs="Arial Narrow"/>
+          <w:sz w:val="16"/>
+          <w:szCs w:val="16"/>
+        </w:rPr>
+        <w:t>2.3 Sin perjuicio de las exigencias concretas de las normas sectoriales correspondientes, para analizar la información relevante se tiene en consideración a toda aquella sin la cual no se hubiera adoptado la decisión de consumo o se hubiera efectuado en términos substancialmente distintos. Para ello se debe examinar si la información omitida desnaturaliza las condiciones en que se realizó la oferta al consumidor.</w:t>
+      </w:r>
+    </w:p>
+    <w:p>
+      <w:pPr>
+        <w:pStyle w:val="Textonotapie"/>
+        <w:tabs>
+          <w:tab w:val="left" w:pos="567"/>
+        </w:tabs>
+        <w:ind w:left="567"/>
+        <w:contextualSpacing/>
+        <w:jc w:val="both"/>
+        <w:rPr>
+          <w:rFonts w:ascii="Arial Narrow" w:eastAsia="Arial Narrow" w:hAnsi="Arial Narrow" w:cs="Arial Narrow"/>
+          <w:sz w:val="16"/>
+          <w:szCs w:val="16"/>
+        </w:rPr>
+      </w:pPr>
+      <w:r>
+        <w:rPr>
+          <w:rFonts w:ascii="Arial Narrow" w:eastAsia="Arial Narrow" w:hAnsi="Arial Narrow" w:cs="Arial Narrow"/>
+          <w:sz w:val="16"/>
+          <w:szCs w:val="16"/>
+        </w:rPr>
+        <w:t>2.4 Al evaluarse la información, deben considerarse los problemas de confusión que generarían al consumidor el suministro de información excesiva o sumamente compleja, atendiendo a la naturaleza del producto adquirido o al servicio contratado</w:t>
+      </w:r>
+      <w:r>
+        <w:rPr>
+          <w:rFonts w:ascii="Arial Narrow" w:eastAsia="Arial Narrow" w:hAnsi="Arial Narrow" w:cs="Arial Narrow"/>
+          <w:sz w:val="16"/>
+          <w:szCs w:val="16"/>
+        </w:rPr>
+        <w:t>.</w:t>
       </w:r>
     </w:p>
     <w:p>
@@ -10418,27 +10632,15 @@
         <w:jc w:val="both"/>
         <w:rPr>
           <w:rFonts w:ascii="Arial Narrow" w:eastAsia="Arial Narrow" w:hAnsi="Arial Narrow" w:cs="Arial Narrow"/>
-          <w:sz w:val="16"/>
-          <w:szCs w:val="16"/>
-        </w:rPr>
-      </w:pPr>
-      <w:r>
-        <w:rPr>
-          <w:rFonts w:ascii="Arial Narrow" w:eastAsia="Arial Narrow" w:hAnsi="Arial Narrow" w:cs="Arial Narrow"/>
-          <w:sz w:val="16"/>
-          <w:szCs w:val="16"/>
-        </w:rPr>
-        <w:tab/>
-      </w:r>
-      <w:r>
-        <w:rPr>
-          <w:rFonts w:ascii="Arial Narrow" w:eastAsia="Arial Narrow" w:hAnsi="Arial Narrow" w:cs="Arial Narrow"/>
-          <w:sz w:val="16"/>
-          <w:szCs w:val="16"/>
-        </w:rPr>
-        <w:t>(…).</w:t>
-      </w:r>
-    </w:p>
+          <w:b/>
+          <w:bCs/>
+          <w:sz w:val="16"/>
+          <w:szCs w:val="16"/>
+        </w:rPr>
+      </w:pPr>
+    </w:p>
+  </w:footnote>
+  <w:footnote w:id="6">
     <w:p>
       <w:pPr>
         <w:pStyle w:val="Textonotapie"/>
@@ -10456,6 +10658,251 @@
           <w:szCs w:val="16"/>
         </w:rPr>
       </w:pPr>
+      <w:r>
+        <w:rPr>
+          <w:rStyle w:val="Refdenotaalpie"/>
+          <w:rFonts w:ascii="Arial Narrow" w:eastAsia="Arial Narrow" w:hAnsi="Arial Narrow" w:cs="Arial Narrow"/>
+          <w:sz w:val="16"/>
+          <w:szCs w:val="16"/>
+          <w:vertAlign w:val="superscript"/>
+        </w:rPr>
+        <w:footnoteRef/>
+      </w:r>
+      <w:r>
+        <w:rPr>
+          <w:rFonts w:ascii="Arial Narrow" w:eastAsia="Arial Narrow" w:hAnsi="Arial Narrow" w:cs="Arial Narrow"/>
+          <w:sz w:val="16"/>
+          <w:szCs w:val="16"/>
+        </w:rPr>
+        <w:tab/>
+        <w:t xml:space="preserve"/>
+      </w:r>
+      <w:r>
+        <w:rPr>
+          <w:rFonts w:ascii="Arial Narrow" w:eastAsia="Arial Narrow" w:hAnsi="Arial Narrow" w:cs="Arial Narrow"/>
+          <w:sz w:val="16"/>
+          <w:szCs w:val="16"/>
+        </w:rPr>
+        <w:tab/>
+      </w:r>
+      <w:r>
+        <w:rPr>
+          <w:rFonts w:ascii="Arial Narrow" w:eastAsia="Arial Narrow" w:hAnsi="Arial Narrow" w:cs="Arial Narrow"/>
+          <w:b/>
+          <w:bCs/>
+          <w:sz w:val="16"/>
+          <w:szCs w:val="16"/>
+        </w:rPr>
+        <w:t xml:space="preserve">LEY </w:t>
+      </w:r>
+      <w:proofErr w:type="spellStart"/>
+      <w:r>
+        <w:rPr>
+          <w:rFonts w:ascii="Arial Narrow" w:eastAsia="Arial Narrow" w:hAnsi="Arial Narrow" w:cs="Arial Narrow"/>
+          <w:b/>
+          <w:bCs/>
+          <w:sz w:val="16"/>
+          <w:szCs w:val="16"/>
+        </w:rPr>
+        <w:t/>
+      </w:r>
+      <w:proofErr w:type="spellEnd"/>
+      <w:r>
+        <w:rPr>
+          <w:rFonts w:ascii="Arial Narrow" w:eastAsia="Arial Narrow" w:hAnsi="Arial Narrow" w:cs="Arial Narrow"/>
+          <w:b/>
+          <w:bCs/>
+          <w:sz w:val="16"/>
+          <w:szCs w:val="16"/>
+        </w:rPr>
+        <w:t xml:space="preserve">29571, CÓDIGO DE PROTECCIÓN Y DEFENSA DEL CONSUMIDOR, publicado el 2 de setiembre de 2010 y modificado por Decreto Legislativo </w:t>
+      </w:r>
+      <w:proofErr w:type="spellStart"/>
+      <w:r>
+        <w:rPr>
+          <w:rFonts w:ascii="Arial Narrow" w:eastAsia="Arial Narrow" w:hAnsi="Arial Narrow" w:cs="Arial Narrow"/>
+          <w:b/>
+          <w:bCs/>
+          <w:sz w:val="16"/>
+          <w:szCs w:val="16"/>
+        </w:rPr>
+        <w:t/>
+      </w:r>
+      <w:proofErr w:type="spellEnd"/>
+      <w:r>
+        <w:rPr>
+          <w:rFonts w:ascii="Arial Narrow" w:eastAsia="Arial Narrow" w:hAnsi="Arial Narrow" w:cs="Arial Narrow"/>
+          <w:b/>
+          <w:bCs/>
+          <w:sz w:val="16"/>
+          <w:szCs w:val="16"/>
+        </w:rPr>
+        <w:t xml:space="preserve">1308 </w:t>
+      </w:r>
+    </w:p>
+    <w:p>
+      <w:pPr>
+        <w:pStyle w:val="Textonotapie"/>
+        <w:ind w:left="567" w:right="-1"/>
+        <w:contextualSpacing/>
+        <w:jc w:val="both"/>
+        <w:rPr>
+          <w:rFonts w:ascii="Arial Narrow" w:eastAsia="Arial Narrow" w:hAnsi="Arial Narrow" w:cs="Arial Narrow"/>
+          <w:b/>
+          <w:bCs/>
+          <w:sz w:val="16"/>
+          <w:szCs w:val="16"/>
+        </w:rPr>
+      </w:pPr>
+      <w:r>
+        <w:rPr>
+          <w:rFonts w:ascii="Arial Narrow" w:eastAsia="Arial Narrow" w:hAnsi="Arial Narrow" w:cs="Arial Narrow"/>
+          <w:b/>
+          <w:bCs/>
+          <w:sz w:val="16"/>
+          <w:szCs w:val="16"/>
+        </w:rPr>
+        <w:t>Artículo 38.- Prohibición de discriminación de consumidores</w:t>
+      </w:r>
+    </w:p>
+    <w:p>
+      <w:pPr>
+        <w:pStyle w:val="Textonotapie"/>
+        <w:ind w:left="567" w:right="-1"/>
+        <w:contextualSpacing/>
+        <w:jc w:val="both"/>
+        <w:rPr>
+          <w:rFonts w:ascii="Arial Narrow" w:eastAsia="Arial Narrow" w:hAnsi="Arial Narrow" w:cs="Arial Narrow"/>
+          <w:sz w:val="16"/>
+          <w:szCs w:val="16"/>
+        </w:rPr>
+      </w:pPr>
+      <w:r>
+        <w:rPr>
+          <w:rFonts w:ascii="Arial Narrow" w:eastAsia="Arial Narrow" w:hAnsi="Arial Narrow" w:cs="Arial Narrow"/>
+          <w:sz w:val="16"/>
+          <w:szCs w:val="16"/>
+        </w:rPr>
+        <w:t xml:space="preserve">38.1 Los proveedores no pueden establecer discriminación alguna por motivo de origen, raza, sexo, idioma, religión, opinión, condición económica o de cualquier otra índole, respecto de los consumidores, se encuentren estos dentro o expuestos a una relación de consumo. 38.2 Está prohibida la exclusión de personas sin que medien causas de seguridad del establecimiento o tranquilidad de sus clientes u otros motivos similares. </w:t>
+      </w:r>
+    </w:p>
+    <w:p>
+      <w:pPr>
+        <w:pStyle w:val="Textonotapie"/>
+        <w:ind w:left="567" w:right="-1"/>
+        <w:contextualSpacing/>
+        <w:jc w:val="both"/>
+        <w:rPr>
+          <w:rFonts w:ascii="Arial Narrow" w:eastAsia="Arial Narrow" w:hAnsi="Arial Narrow" w:cs="Arial Narrow"/>
+          <w:sz w:val="16"/>
+          <w:szCs w:val="16"/>
+        </w:rPr>
+      </w:pPr>
+      <w:r>
+        <w:rPr>
+          <w:rFonts w:ascii="Arial Narrow" w:eastAsia="Arial Narrow" w:hAnsi="Arial Narrow" w:cs="Arial Narrow"/>
+          <w:sz w:val="16"/>
+          <w:szCs w:val="16"/>
+        </w:rPr>
+        <w:t>38.3 El trato diferente de los consumidores debe obedecer a causas objetivas y razonables. La atención preferente en un establecimiento debe responder a situaciones de hecho distintas que justifiquen un trato diferente y existir una proporcionalidad entre el fin perseguido y el trato diferente que se otorga</w:t>
+      </w:r>
+      <w:r>
+        <w:rPr>
+          <w:rFonts w:ascii="Arial Narrow" w:eastAsia="Arial Narrow" w:hAnsi="Arial Narrow" w:cs="Arial Narrow"/>
+          <w:b/>
+          <w:bCs/>
+          <w:sz w:val="16"/>
+          <w:szCs w:val="16"/>
+        </w:rPr>
+        <w:t>.</w:t>
+      </w:r>
+    </w:p>
+    <w:p>
+      <w:pPr>
+        <w:pStyle w:val="Textonotapie"/>
+        <w:tabs>
+          <w:tab w:val="left" w:pos="567"/>
+        </w:tabs>
+        <w:ind w:left="567" w:right="-1" w:hanging="567"/>
+        <w:contextualSpacing/>
+        <w:jc w:val="both"/>
+        <w:rPr>
+          <w:rFonts w:ascii="Arial Narrow" w:eastAsia="Arial Narrow" w:hAnsi="Arial Narrow" w:cs="Arial Narrow"/>
+          <w:b/>
+          <w:bCs/>
+          <w:sz w:val="16"/>
+          <w:szCs w:val="16"/>
+        </w:rPr>
+      </w:pPr>
+    </w:p>
+  </w:footnote>
+  <w:footnote w:id="7">
+    <w:p>
+      <w:pPr>
+        <w:pStyle w:val="Textonotapie"/>
+        <w:tabs>
+          <w:tab w:val="left" w:pos="567"/>
+        </w:tabs>
+        <w:ind w:left="567" w:right="-1" w:hanging="567"/>
+        <w:contextualSpacing/>
+        <w:jc w:val="both"/>
+        <w:rPr>
+          <w:rFonts w:ascii="Arial Narrow" w:eastAsia="Arial Narrow" w:hAnsi="Arial Narrow" w:cs="Arial Narrow"/>
+          <w:b/>
+          <w:bCs/>
+          <w:sz w:val="16"/>
+          <w:szCs w:val="16"/>
+        </w:rPr>
+      </w:pPr>
+      <w:r>
+        <w:rPr>
+          <w:rStyle w:val="Refdenotaalpie"/>
+          <w:rFonts w:ascii="Arial Narrow" w:eastAsia="Arial Narrow" w:hAnsi="Arial Narrow" w:cs="Arial Narrow"/>
+          <w:sz w:val="16"/>
+          <w:szCs w:val="16"/>
+          <w:vertAlign w:val="superscript"/>
+        </w:rPr>
+        <w:footnoteRef/>
+      </w:r>
+      <w:r>
+        <w:rPr>
+          <w:rFonts w:ascii="Arial Narrow" w:eastAsia="Arial Narrow" w:hAnsi="Arial Narrow" w:cs="Arial Narrow"/>
+          <w:sz w:val="16"/>
+          <w:szCs w:val="16"/>
+        </w:rPr>
+        <w:tab/>
+        <w:t xml:space="preserve"/>
+      </w:r>
+      <w:r>
+        <w:rPr>
+          <w:rFonts w:ascii="Arial Narrow" w:eastAsia="Arial Narrow" w:hAnsi="Arial Narrow" w:cs="Arial Narrow"/>
+          <w:sz w:val="16"/>
+          <w:szCs w:val="16"/>
+        </w:rPr>
+        <w:tab/>
+      </w:r>
+      <w:r>
+        <w:rPr>
+          <w:rFonts w:ascii="Arial Narrow" w:eastAsia="Arial Narrow" w:hAnsi="Arial Narrow" w:cs="Arial Narrow"/>
+          <w:b/>
+          <w:bCs/>
+          <w:sz w:val="16"/>
+          <w:szCs w:val="16"/>
+        </w:rPr>
+        <w:t xml:space="preserve">LEY 29571, CÓDIGO DE PROTECCIÓN Y DEFENSA DEL CONSUMIDOR, publicado el 2 de setiembre de 2010 y modificado por Decreto </w:t>
+      </w:r>
+      <w:proofErr w:type="gramStart"/>
+      <w:r>
+        <w:rPr>
+          <w:rFonts w:ascii="Arial Narrow" w:eastAsia="Arial Narrow" w:hAnsi="Arial Narrow" w:cs="Arial Narrow"/>
+          <w:b/>
+          <w:bCs/>
+          <w:sz w:val="16"/>
+          <w:szCs w:val="16"/>
+        </w:rPr>
+        <w:t>Legislativo 1308</w:t>
+      </w:r>
+      <w:proofErr w:type="gramEnd"/>
     </w:p>
     <w:p>
       <w:pPr>
@@ -10479,7 +10926,7 @@
           <w:sz w:val="16"/>
           <w:szCs w:val="16"/>
         </w:rPr>
-        <w:t>Artículo 2.- Información relevante</w:t>
+        <w:t>Artículo 150. Libro de reclamaciones</w:t>
       </w:r>
     </w:p>
     <w:p>
@@ -10503,7 +10950,2094 @@
           <w:sz w:val="16"/>
           <w:szCs w:val="16"/>
         </w:rPr>
-        <w:t>2.1 El proveedor tiene la obligación de ofrecer al consumidor toda la información relevante para tomar una decisión o realizar una elección adecuada de consumo, así como para efectuar un uso o consumo adecuado de los productos o servicios.</w:t>
+        <w:t>Los establecimientos comerciales, así como toda plataforma digital de comercio electrónico, deben contar con un libro de reclamaciones, en forma física o virtual. El reglamento establece las condiciones, los supuestos y las demás especificaciones para el cumplimiento de la obligación señalada en el presente artículo</w:t>
+      </w:r>
+      <w:r>
+        <w:rPr>
+          <w:rFonts w:ascii="Arial Narrow" w:eastAsia="Arial Narrow" w:hAnsi="Arial Narrow" w:cs="Arial Narrow"/>
+          <w:sz w:val="16"/>
+          <w:szCs w:val="16"/>
+        </w:rPr>
+        <w:t>.</w:t>
+      </w:r>
+    </w:p>
+    <w:p>
+      <w:pPr>
+        <w:pStyle w:val="Textonotapie"/>
+        <w:tabs>
+          <w:tab w:val="left" w:pos="567"/>
+        </w:tabs>
+        <w:ind w:left="567" w:right="-1" w:hanging="567"/>
+        <w:contextualSpacing/>
+        <w:jc w:val="both"/>
+        <w:rPr>
+          <w:rFonts w:ascii="Arial Narrow" w:eastAsia="Arial Narrow" w:hAnsi="Arial Narrow" w:cs="Arial Narrow"/>
+          <w:b/>
+          <w:bCs/>
+          <w:sz w:val="16"/>
+          <w:szCs w:val="16"/>
+        </w:rPr>
+      </w:pPr>
+    </w:p>
+  </w:footnote>
+  <w:footnote w:id="8">
+    <w:p>
+      <w:pPr>
+        <w:pStyle w:val="Textonotapie"/>
+        <w:tabs>
+          <w:tab w:val="left" w:pos="567"/>
+        </w:tabs>
+        <w:ind w:left="567" w:right="-1" w:hanging="567"/>
+        <w:contextualSpacing/>
+        <w:jc w:val="both"/>
+        <w:rPr>
+          <w:rFonts w:ascii="Arial Narrow" w:eastAsia="Arial Narrow" w:hAnsi="Arial Narrow" w:cs="Arial Narrow"/>
+          <w:sz w:val="16"/>
+          <w:szCs w:val="16"/>
+        </w:rPr>
+      </w:pPr>
+      <w:r>
+        <w:rPr>
+          <w:rStyle w:val="Refdenotaalpie"/>
+          <w:rFonts w:ascii="Arial Narrow" w:eastAsia="Arial Narrow" w:hAnsi="Arial Narrow" w:cs="Arial Narrow"/>
+          <w:sz w:val="16"/>
+          <w:szCs w:val="16"/>
+          <w:vertAlign w:val="superscript"/>
+        </w:rPr>
+        <w:footnoteRef/>
+      </w:r>
+      <w:r>
+        <w:rPr>
+          <w:rFonts w:ascii="Arial Narrow" w:eastAsia="Arial Narrow" w:hAnsi="Arial Narrow" w:cs="Arial Narrow"/>
+          <w:sz w:val="16"/>
+          <w:szCs w:val="16"/>
+        </w:rPr>
+        <w:tab/>
+        <w:t xml:space="preserve"/>
+      </w:r>
+      <w:r>
+        <w:rPr>
+          <w:rFonts w:ascii="Arial Narrow" w:eastAsia="Arial Narrow" w:hAnsi="Arial Narrow" w:cs="Arial Narrow"/>
+          <w:sz w:val="16"/>
+          <w:szCs w:val="16"/>
+        </w:rPr>
+        <w:tab/>
+      </w:r>
+      <w:r>
+        <w:rPr>
+          <w:rFonts w:ascii="Arial Narrow" w:eastAsia="Arial Narrow" w:hAnsi="Arial Narrow" w:cs="Arial Narrow"/>
+          <w:b/>
+          <w:bCs/>
+          <w:sz w:val="16"/>
+          <w:szCs w:val="16"/>
+        </w:rPr>
+        <w:t>LEY SOBRE FACULTADES, NORMAS Y ORGANIZACIÓN DEL INDECOPI, APROBADA POR DECRETO LEGISLATIVO 807 Artículo 24.-</w:t>
+      </w:r>
+      <w:r>
+        <w:rPr>
+          <w:rFonts w:ascii="Arial Narrow" w:eastAsia="Arial Narrow" w:hAnsi="Arial Narrow" w:cs="Arial Narrow"/>
+          <w:sz w:val="16"/>
+          <w:szCs w:val="16"/>
+        </w:rPr>
+        <w:t xml:space="preserve"> El Secretario Técnico se encargará de la tramitación del procedimiento. Para ello, cuenta con las siguientes facultades:</w:t>
+      </w:r>
+    </w:p>
+    <w:p>
+      <w:pPr>
+        <w:pStyle w:val="Textonotapie"/>
+        <w:tabs>
+          <w:tab w:val="left" w:pos="567"/>
+        </w:tabs>
+        <w:ind w:left="567" w:right="-1" w:hanging="567"/>
+        <w:contextualSpacing/>
+        <w:jc w:val="both"/>
+        <w:rPr>
+          <w:rFonts w:ascii="Arial Narrow" w:eastAsia="Arial Narrow" w:hAnsi="Arial Narrow" w:cs="Arial Narrow"/>
+          <w:sz w:val="16"/>
+          <w:szCs w:val="16"/>
+        </w:rPr>
+      </w:pPr>
+      <w:r>
+        <w:rPr>
+          <w:rFonts w:ascii="Arial Narrow" w:eastAsia="Arial Narrow" w:hAnsi="Arial Narrow" w:cs="Arial Narrow"/>
+          <w:sz w:val="16"/>
+          <w:szCs w:val="16"/>
+        </w:rPr>
+        <w:tab/>
+      </w:r>
+      <w:r>
+        <w:rPr>
+          <w:rFonts w:ascii="Arial Narrow" w:eastAsia="Arial Narrow" w:hAnsi="Arial Narrow" w:cs="Arial Narrow"/>
+          <w:sz w:val="16"/>
+          <w:szCs w:val="16"/>
+        </w:rPr>
+        <w:t>(...)</w:t>
+      </w:r>
+    </w:p>
+    <w:p>
+      <w:pPr>
+        <w:pStyle w:val="Textonotapie"/>
+        <w:tabs>
+          <w:tab w:val="left" w:pos="567"/>
+        </w:tabs>
+        <w:ind w:left="567" w:right="-1" w:hanging="567"/>
+        <w:contextualSpacing/>
+        <w:jc w:val="both"/>
+        <w:rPr>
+          <w:rFonts w:ascii="Arial Narrow" w:eastAsia="Arial Narrow" w:hAnsi="Arial Narrow" w:cs="Arial Narrow"/>
+          <w:sz w:val="16"/>
+          <w:szCs w:val="16"/>
+        </w:rPr>
+      </w:pPr>
+      <w:r>
+        <w:rPr>
+          <w:rFonts w:ascii="Arial Narrow" w:eastAsia="Arial Narrow" w:hAnsi="Arial Narrow" w:cs="Arial Narrow"/>
+          <w:sz w:val="16"/>
+          <w:szCs w:val="16"/>
+        </w:rPr>
+        <w:tab/>
+      </w:r>
+      <w:r>
+        <w:rPr>
+          <w:rFonts w:ascii="Arial Narrow" w:eastAsia="Arial Narrow" w:hAnsi="Arial Narrow" w:cs="Arial Narrow"/>
+          <w:sz w:val="16"/>
+          <w:szCs w:val="16"/>
+        </w:rPr>
+        <w:t>c) Admitir denuncias a trámite, en aquellos casos en que la Comisión le haya delegado esta facultad.</w:t>
+      </w:r>
+    </w:p>
+    <w:p>
+      <w:pPr>
+        <w:pStyle w:val="Textonotapie"/>
+        <w:tabs>
+          <w:tab w:val="left" w:pos="567"/>
+        </w:tabs>
+        <w:ind w:left="567" w:right="-1" w:hanging="567"/>
+        <w:contextualSpacing/>
+        <w:jc w:val="both"/>
+        <w:rPr>
+          <w:rFonts w:ascii="Arial Narrow" w:eastAsia="Arial Narrow" w:hAnsi="Arial Narrow" w:cs="Arial Narrow"/>
+          <w:sz w:val="16"/>
+          <w:szCs w:val="16"/>
+        </w:rPr>
+      </w:pPr>
+      <w:r>
+        <w:rPr>
+          <w:rFonts w:ascii="Arial Narrow" w:eastAsia="Arial Narrow" w:hAnsi="Arial Narrow" w:cs="Arial Narrow"/>
+          <w:sz w:val="16"/>
+          <w:szCs w:val="16"/>
+        </w:rPr>
+        <w:tab/>
+      </w:r>
+      <w:r>
+        <w:rPr>
+          <w:rFonts w:ascii="Arial Narrow" w:eastAsia="Arial Narrow" w:hAnsi="Arial Narrow" w:cs="Arial Narrow"/>
+          <w:sz w:val="16"/>
+          <w:szCs w:val="16"/>
+        </w:rPr>
+        <w:t>(...).</w:t>
+      </w:r>
+    </w:p>
+    <w:p>
+      <w:pPr>
+        <w:pStyle w:val="Textonotapie"/>
+        <w:tabs>
+          <w:tab w:val="left" w:pos="567"/>
+        </w:tabs>
+        <w:ind w:left="567" w:right="-1" w:hanging="567"/>
+        <w:contextualSpacing/>
+        <w:jc w:val="both"/>
+        <w:rPr>
+          <w:rFonts w:ascii="Arial Narrow" w:eastAsia="Arial Narrow" w:hAnsi="Arial Narrow" w:cs="Arial Narrow"/>
+          <w:sz w:val="16"/>
+          <w:szCs w:val="16"/>
+        </w:rPr>
+      </w:pPr>
+    </w:p>
+  </w:footnote>
+  <w:footnote w:id="9">
+    <w:p>
+      <w:pPr>
+        <w:pStyle w:val="Textonotapie"/>
+        <w:tabs>
+          <w:tab w:val="left" w:pos="567"/>
+        </w:tabs>
+        <w:ind w:left="567" w:hanging="567"/>
+        <w:contextualSpacing/>
+        <w:jc w:val="both"/>
+        <w:rPr>
+          <w:rFonts w:ascii="Arial Narrow" w:eastAsia="Arial Narrow" w:hAnsi="Arial Narrow" w:cs="Arial Narrow"/>
+          <w:sz w:val="16"/>
+          <w:szCs w:val="16"/>
+        </w:rPr>
+      </w:pPr>
+      <w:r>
+        <w:rPr>
+          <w:rStyle w:val="Refdenotaalpie"/>
+          <w:rFonts w:ascii="Arial Narrow" w:eastAsia="Arial Narrow" w:hAnsi="Arial Narrow" w:cs="Arial Narrow"/>
+          <w:sz w:val="16"/>
+          <w:szCs w:val="16"/>
+          <w:vertAlign w:val="superscript"/>
+        </w:rPr>
+        <w:footnoteRef/>
+      </w:r>
+      <w:r>
+        <w:rPr>
+          <w:rFonts w:ascii="Arial Narrow" w:eastAsia="Arial Narrow" w:hAnsi="Arial Narrow" w:cs="Arial Narrow"/>
+          <w:sz w:val="16"/>
+          <w:szCs w:val="16"/>
+        </w:rPr>
+        <w:tab/>
+        <w:t xml:space="preserve"/>
+      </w:r>
+      <w:r>
+        <w:rPr>
+          <w:rFonts w:ascii="Arial Narrow" w:eastAsia="Arial Narrow" w:hAnsi="Arial Narrow" w:cs="Arial Narrow"/>
+          <w:sz w:val="16"/>
+          <w:szCs w:val="16"/>
+        </w:rPr>
+        <w:tab/>
+        <w:t xml:space="preserve">El número de trabajadores se atenderá siempre que la empresa haya sido constituida antes de la vigencia de la Ley </w:t>
+      </w:r>
+      <w:proofErr w:type="spellStart"/>
+      <w:r>
+        <w:rPr>
+          <w:rFonts w:ascii="Arial Narrow" w:eastAsia="Arial Narrow" w:hAnsi="Arial Narrow" w:cs="Arial Narrow"/>
+          <w:sz w:val="16"/>
+          <w:szCs w:val="16"/>
+        </w:rPr>
+        <w:t/>
+      </w:r>
+      <w:proofErr w:type="spellEnd"/>
+      <w:r>
+        <w:rPr>
+          <w:rFonts w:ascii="Arial Narrow" w:eastAsia="Arial Narrow" w:hAnsi="Arial Narrow" w:cs="Arial Narrow"/>
+          <w:sz w:val="16"/>
+          <w:szCs w:val="16"/>
+        </w:rPr>
+        <w:t xml:space="preserve">30056, publicada el 2 de julio de 2013, que modificó el artículo 5 del Texto Único Ordenado de la Ley de Promoción de la Competitividad, Formalización y Desarrollo de la Micro y Pequeña Empresa y de Acceso al Empleo Decente (LEY MYPE). Ello, en la medida que la Tercera Disposición Complementaria Transitoria de la norma modificatoria precisa que las empresas constituidas antes de la </w:t>
+      </w:r>
+      <w:proofErr w:type="gramStart"/>
+      <w:r>
+        <w:rPr>
+          <w:rFonts w:ascii="Arial Narrow" w:eastAsia="Arial Narrow" w:hAnsi="Arial Narrow" w:cs="Arial Narrow"/>
+          <w:sz w:val="16"/>
+          <w:szCs w:val="16"/>
+        </w:rPr>
+        <w:t>entrada en vigencia</w:t>
+      </w:r>
+      <w:proofErr w:type="gramEnd"/>
+      <w:r>
+        <w:rPr>
+          <w:rFonts w:ascii="Arial Narrow" w:eastAsia="Arial Narrow" w:hAnsi="Arial Narrow" w:cs="Arial Narrow"/>
+          <w:sz w:val="16"/>
+          <w:szCs w:val="16"/>
+        </w:rPr>
+        <w:t xml:space="preserve"> de dicha Ley se rigen por los requisitos de acogimiento al régimen de las micro y pequeñas empresas regulados en el Decreto Legislativo 1086.</w:t>
+      </w:r>
+    </w:p>
+    <w:p>
+      <w:pPr>
+        <w:pStyle w:val="Textonotapie"/>
+        <w:ind w:left="567" w:hanging="567"/>
+        <w:contextualSpacing/>
+        <w:jc w:val="both"/>
+        <w:rPr>
+          <w:rFonts w:ascii="Arial Narrow" w:eastAsia="Arial Narrow" w:hAnsi="Arial Narrow" w:cs="Arial Narrow"/>
+          <w:sz w:val="16"/>
+          <w:szCs w:val="16"/>
+        </w:rPr>
+      </w:pPr>
+    </w:p>
+  </w:footnote>
+  <w:footnote w:id="10">
+    <w:p>
+      <w:pPr>
+        <w:pStyle w:val="Textonotapie"/>
+        <w:tabs>
+          <w:tab w:val="left" w:pos="567"/>
+        </w:tabs>
+        <w:ind w:left="567" w:hanging="567"/>
+        <w:contextualSpacing/>
+        <w:jc w:val="both"/>
+        <w:rPr>
+          <w:rFonts w:ascii="Arial Narrow" w:eastAsia="Arial Narrow" w:hAnsi="Arial Narrow" w:cs="Arial Narrow"/>
+          <w:sz w:val="16"/>
+          <w:szCs w:val="16"/>
+        </w:rPr>
+      </w:pPr>
+      <w:r>
+        <w:rPr>
+          <w:rStyle w:val="Refdenotaalpie"/>
+          <w:rFonts w:ascii="Arial Narrow" w:eastAsia="Arial Narrow" w:hAnsi="Arial Narrow" w:cs="Arial Narrow"/>
+          <w:sz w:val="16"/>
+          <w:szCs w:val="16"/>
+          <w:vertAlign w:val="superscript"/>
+        </w:rPr>
+        <w:footnoteRef/>
+      </w:r>
+      <w:r>
+        <w:rPr>
+          <w:rFonts w:ascii="Arial Narrow" w:eastAsia="Arial Narrow" w:hAnsi="Arial Narrow" w:cs="Arial Narrow"/>
+          <w:sz w:val="16"/>
+          <w:szCs w:val="16"/>
+        </w:rPr>
+        <w:tab/>
+        <w:t xml:space="preserve"/>
+      </w:r>
+      <w:r>
+        <w:rPr>
+          <w:rFonts w:ascii="Arial Narrow" w:eastAsia="Arial Narrow" w:hAnsi="Arial Narrow" w:cs="Arial Narrow"/>
+          <w:sz w:val="16"/>
+          <w:szCs w:val="16"/>
+        </w:rPr>
+        <w:tab/>
+      </w:r>
+      <w:r>
+        <w:rPr>
+          <w:rFonts w:ascii="Arial Narrow" w:eastAsia="Arial Narrow" w:hAnsi="Arial Narrow" w:cs="Arial Narrow"/>
+          <w:b/>
+          <w:sz w:val="16"/>
+          <w:szCs w:val="16"/>
+        </w:rPr>
+        <w:t>LEY</w:t>
+      </w:r>
+      <w:r>
+        <w:rPr>
+          <w:rFonts w:ascii="Arial Narrow" w:eastAsia="Arial Narrow" w:hAnsi="Arial Narrow" w:cs="Arial Narrow"/>
+          <w:b/>
+          <w:sz w:val="16"/>
+          <w:szCs w:val="16"/>
+        </w:rPr>
+        <w:t xml:space="preserve"> 29571</w:t>
+      </w:r>
+      <w:r>
+        <w:rPr>
+          <w:rFonts w:ascii="Arial Narrow" w:eastAsia="Arial Narrow" w:hAnsi="Arial Narrow" w:cs="Arial Narrow"/>
+          <w:b/>
+          <w:sz w:val="16"/>
+          <w:szCs w:val="16"/>
+        </w:rPr>
+        <w:t>, CÓDIGO DE PROTECCIÓN Y DEFENSA DEL CONSUMIDOR</w:t>
+      </w:r>
+      <w:r>
+        <w:rPr>
+          <w:rFonts w:ascii="Arial Narrow" w:eastAsia="Arial Narrow" w:hAnsi="Arial Narrow" w:cs="Arial Narrow"/>
+          <w:b/>
+          <w:bCs/>
+          <w:sz w:val="16"/>
+          <w:szCs w:val="16"/>
+        </w:rPr>
+        <w:t xml:space="preserve">, </w:t>
+      </w:r>
+      <w:r>
+        <w:rPr>
+          <w:rFonts w:ascii="Arial Narrow" w:eastAsia="Arial Narrow" w:hAnsi="Arial Narrow" w:cs="Arial Narrow"/>
+          <w:b/>
+          <w:sz w:val="16"/>
+          <w:szCs w:val="16"/>
+        </w:rPr>
+        <w:t xml:space="preserve">publicado el 2 de setiembre de 2010 y modificado por Decreto </w:t>
+      </w:r>
+      <w:proofErr w:type="gramStart"/>
+      <w:r>
+        <w:rPr>
+          <w:rFonts w:ascii="Arial Narrow" w:eastAsia="Arial Narrow" w:hAnsi="Arial Narrow" w:cs="Arial Narrow"/>
+          <w:b/>
+          <w:sz w:val="16"/>
+          <w:szCs w:val="16"/>
+        </w:rPr>
+        <w:t>Legislativo 1308</w:t>
+      </w:r>
+      <w:proofErr w:type="gramEnd"/>
+    </w:p>
+    <w:p>
+      <w:pPr>
+        <w:pStyle w:val="Textonotapie"/>
+        <w:ind w:left="567"/>
+        <w:contextualSpacing/>
+        <w:jc w:val="both"/>
+        <w:rPr>
+          <w:rFonts w:ascii="Arial Narrow" w:eastAsia="Arial Narrow" w:hAnsi="Arial Narrow" w:cs="Arial Narrow"/>
+          <w:b/>
+          <w:bCs/>
+          <w:sz w:val="16"/>
+          <w:szCs w:val="16"/>
+        </w:rPr>
+      </w:pPr>
+      <w:r>
+        <w:rPr>
+          <w:rFonts w:ascii="Arial Narrow" w:eastAsia="Arial Narrow" w:hAnsi="Arial Narrow" w:cs="Arial Narrow"/>
+          <w:b/>
+          <w:bCs/>
+          <w:sz w:val="16"/>
+          <w:szCs w:val="16"/>
+        </w:rPr>
+        <w:t>Artículo 110.- Sanciones Administrativas</w:t>
+      </w:r>
+    </w:p>
+    <w:p>
+      <w:pPr>
+        <w:autoSpaceDE w:val="0"/>
+        <w:autoSpaceDN w:val="0"/>
+        <w:adjustRightInd w:val="0"/>
+        <w:spacing w:after="0" w:line="240" w:lineRule="auto"/>
+        <w:ind w:left="567"/>
+        <w:contextualSpacing/>
+        <w:jc w:val="both"/>
+        <w:rPr>
+          <w:rFonts w:ascii="Arial Narrow" w:eastAsia="Arial Narrow" w:hAnsi="Arial Narrow" w:cs="Arial Narrow"/>
+          <w:sz w:val="16"/>
+          <w:szCs w:val="16"/>
+          <w:lang w:eastAsia="es-PE"/>
+        </w:rPr>
+      </w:pPr>
+      <w:r>
+        <w:rPr>
+          <w:rFonts w:ascii="Arial Narrow" w:eastAsia="Arial Narrow" w:hAnsi="Arial Narrow" w:cs="Arial Narrow"/>
+          <w:sz w:val="16"/>
+          <w:szCs w:val="16"/>
+          <w:lang w:eastAsia="es-PE"/>
+        </w:rPr>
+        <w:t>(…)</w:t>
+      </w:r>
+    </w:p>
+    <w:p>
+      <w:pPr>
+        <w:autoSpaceDE w:val="0"/>
+        <w:autoSpaceDN w:val="0"/>
+        <w:adjustRightInd w:val="0"/>
+        <w:spacing w:after="0" w:line="240" w:lineRule="auto"/>
+        <w:ind w:left="567"/>
+        <w:contextualSpacing/>
+        <w:jc w:val="both"/>
+        <w:rPr>
+          <w:rFonts w:ascii="Arial Narrow" w:eastAsia="Arial Narrow" w:hAnsi="Arial Narrow" w:cs="Arial Narrow"/>
+          <w:sz w:val="16"/>
+          <w:szCs w:val="16"/>
+          <w:lang w:eastAsia="es-PE"/>
+        </w:rPr>
+      </w:pPr>
+      <w:r>
+        <w:rPr>
+          <w:rFonts w:ascii="Arial Narrow" w:eastAsia="Arial Narrow" w:hAnsi="Arial Narrow" w:cs="Arial Narrow"/>
+          <w:sz w:val="16"/>
+          <w:szCs w:val="16"/>
+          <w:lang w:eastAsia="es-PE"/>
+        </w:rPr>
+        <w:t>En el caso de las microempresas, la multa no puede superar el diez por ciento (10%) de las ventas o ingresos brutos percibidos por el infractor, relativos a todas sus actividades económicas, correspondientes al ejercicio inmediato anterior al de la expedición de la resolución de primera instancia, siempre que se haya acreditado dichos ingresos, no se encuentre en una situación de reincidencia y el caso no verse sobre la vida, salud o integridad de los consumidores. Para el caso de las pequeñas empresas, la multa no puede superar el veinte por ciento (20%) de las ventas o ingresos brutos percibidos por el infractor, conforme a los requisitos señalados anteriormente.</w:t>
+      </w:r>
+    </w:p>
+    <w:p>
+      <w:pPr>
+        <w:autoSpaceDE w:val="0"/>
+        <w:autoSpaceDN w:val="0"/>
+        <w:adjustRightInd w:val="0"/>
+        <w:spacing w:after="0" w:line="240" w:lineRule="auto"/>
+        <w:ind w:left="567"/>
+        <w:contextualSpacing/>
+        <w:jc w:val="both"/>
+        <w:rPr>
+          <w:rFonts w:ascii="Arial Narrow" w:eastAsia="Arial Narrow" w:hAnsi="Arial Narrow" w:cs="Arial Narrow"/>
+          <w:sz w:val="16"/>
+          <w:szCs w:val="16"/>
+          <w:lang w:eastAsia="es-PE"/>
+        </w:rPr>
+      </w:pPr>
+      <w:r>
+        <w:rPr>
+          <w:rFonts w:ascii="Arial Narrow" w:eastAsia="Arial Narrow" w:hAnsi="Arial Narrow" w:cs="Arial Narrow"/>
+          <w:sz w:val="16"/>
+          <w:szCs w:val="16"/>
+          <w:lang w:eastAsia="es-PE"/>
+        </w:rPr>
+        <w:t>(…).</w:t>
+      </w:r>
+    </w:p>
+    <w:p>
+      <w:pPr>
+        <w:pStyle w:val="Textonotapie"/>
+        <w:ind w:left="567" w:hanging="567"/>
+        <w:contextualSpacing/>
+        <w:jc w:val="both"/>
+        <w:rPr>
+          <w:rFonts w:ascii="Arial Narrow" w:eastAsia="Arial Narrow" w:hAnsi="Arial Narrow" w:cs="Arial Narrow"/>
+          <w:sz w:val="16"/>
+          <w:szCs w:val="16"/>
+        </w:rPr>
+      </w:pPr>
+    </w:p>
+  </w:footnote>
+  <w:footnote w:id="11">
+    <w:p>
+      <w:pPr>
+        <w:pStyle w:val="Textonotapie"/>
+        <w:tabs>
+          <w:tab w:val="left" w:pos="567"/>
+        </w:tabs>
+        <w:ind w:left="567" w:hanging="567"/>
+        <w:contextualSpacing/>
+        <w:jc w:val="both"/>
+        <w:rPr>
+          <w:rFonts w:ascii="Arial Narrow" w:eastAsia="Arial Narrow" w:hAnsi="Arial Narrow" w:cs="Arial Narrow"/>
+          <w:sz w:val="16"/>
+          <w:szCs w:val="16"/>
+        </w:rPr>
+      </w:pPr>
+      <w:r>
+        <w:rPr>
+          <w:rStyle w:val="Refdenotaalpie"/>
+          <w:rFonts w:ascii="Arial Narrow" w:eastAsia="Arial Narrow" w:hAnsi="Arial Narrow" w:cs="Arial Narrow"/>
+          <w:sz w:val="16"/>
+          <w:szCs w:val="16"/>
+          <w:vertAlign w:val="superscript"/>
+        </w:rPr>
+        <w:footnoteRef/>
+      </w:r>
+      <w:r>
+        <w:rPr>
+          <w:rFonts w:ascii="Arial Narrow" w:eastAsia="Arial Narrow" w:hAnsi="Arial Narrow" w:cs="Arial Narrow"/>
+          <w:sz w:val="16"/>
+          <w:szCs w:val="16"/>
+        </w:rPr>
+        <w:tab/>
+      </w:r>
+      <w:r>
+        <w:rPr>
+          <w:rFonts w:ascii="Arial Narrow" w:eastAsia="Arial Narrow" w:hAnsi="Arial Narrow" w:cs="Arial Narrow"/>
+          <w:b/>
+          <w:bCs/>
+          <w:sz w:val="16"/>
+          <w:szCs w:val="16"/>
+        </w:rPr>
+        <w:t xml:space="preserve">DECRETO LEGISLATIVO 807, LEY SOBRE FACULTADES, NORMAS Y ORGANIZACIÓN DEL INDECOPI, publicado el 18 de abril de 1996</w:t>
+      </w:r>
+    </w:p>
+    <w:p>
+      <w:pPr>
+        <w:pStyle w:val="Textonotapie"/>
+        <w:ind w:left="567" w:hanging="567"/>
+        <w:contextualSpacing/>
+        <w:jc w:val="both"/>
+        <w:rPr>
+          <w:rFonts w:ascii="Arial Narrow" w:eastAsia="Arial Narrow" w:hAnsi="Arial Narrow" w:cs="Arial Narrow"/>
+          <w:sz w:val="16"/>
+          <w:szCs w:val="16"/>
+        </w:rPr>
+      </w:pPr>
+      <w:r>
+        <w:rPr>
+          <w:rFonts w:ascii="Arial Narrow" w:eastAsia="Arial Narrow" w:hAnsi="Arial Narrow" w:cs="Arial Narrow"/>
+          <w:sz w:val="16"/>
+          <w:szCs w:val="16"/>
+        </w:rPr>
+        <w:tab/>
+      </w:r>
+      <w:r>
+        <w:rPr>
+          <w:rFonts w:ascii="Arial Narrow" w:eastAsia="Arial Narrow" w:hAnsi="Arial Narrow" w:cs="Arial Narrow"/>
+          <w:b/>
+          <w:bCs/>
+          <w:sz w:val="16"/>
+          <w:szCs w:val="16"/>
+        </w:rPr>
+        <w:t xml:space="preserve">Artículo 26.-</w:t>
+      </w:r>
+      <w:r>
+        <w:rPr>
+          <w:rFonts w:ascii="Arial Narrow" w:eastAsia="Arial Narrow" w:hAnsi="Arial Narrow" w:cs="Arial Narrow"/>
+          <w:sz w:val="16"/>
+          <w:szCs w:val="16"/>
+        </w:rPr>
+        <w:t xml:space="preserve"> Una vez admitida a trámite la denuncia, se correrá traslado de la misma al denunciado, a fin de que éste presente su descargo. El plazo para la presentación del descargo será de cinco (5) días contados desde la notificación, vencido el cual, el Secretario Técnico declarará en rebeldía al denunciado que no lo hubiera presentado.</w:t>
+      </w:r>
+    </w:p>
+    <w:p>
+      <w:pPr>
+        <w:pStyle w:val="Textonotapie"/>
+        <w:ind w:left="567" w:hanging="567"/>
+        <w:contextualSpacing/>
+        <w:jc w:val="both"/>
+        <w:rPr>
+          <w:rFonts w:ascii="Arial Narrow" w:eastAsia="Arial Narrow" w:hAnsi="Arial Narrow" w:cs="Arial Narrow"/>
+          <w:sz w:val="16"/>
+          <w:szCs w:val="16"/>
+        </w:rPr>
+      </w:pPr>
+    </w:p>
+  </w:footnote>
+  <w:footnote w:id="12">
+    <w:p>
+      <w:pPr>
+        <w:pStyle w:val="Textonotapie"/>
+        <w:tabs>
+          <w:tab w:val="left" w:pos="567"/>
+        </w:tabs>
+        <w:ind w:left="567" w:hanging="567"/>
+        <w:contextualSpacing/>
+        <w:jc w:val="both"/>
+        <w:rPr>
+          <w:rFonts w:ascii="Arial Narrow" w:eastAsia="Arial Narrow" w:hAnsi="Arial Narrow" w:cs="Arial Narrow"/>
+          <w:sz w:val="16"/>
+          <w:szCs w:val="16"/>
+        </w:rPr>
+      </w:pPr>
+      <w:r>
+        <w:rPr>
+          <w:rStyle w:val="Refdenotaalpie"/>
+          <w:rFonts w:ascii="Arial Narrow" w:eastAsia="Arial Narrow" w:hAnsi="Arial Narrow" w:cs="Arial Narrow"/>
+          <w:sz w:val="16"/>
+          <w:szCs w:val="16"/>
+          <w:vertAlign w:val="superscript"/>
+        </w:rPr>
+        <w:footnoteRef/>
+      </w:r>
+      <w:r>
+        <w:rPr>
+          <w:rFonts w:ascii="Arial Narrow" w:eastAsia="Arial Narrow" w:hAnsi="Arial Narrow" w:cs="Arial Narrow"/>
+          <w:sz w:val="16"/>
+          <w:szCs w:val="16"/>
+        </w:rPr>
+        <w:tab/>
+      </w:r>
+      <w:r>
+        <w:rPr>
+          <w:rFonts w:ascii="Arial Narrow" w:eastAsia="Arial Narrow" w:hAnsi="Arial Narrow" w:cs="Arial Narrow"/>
+          <w:b/>
+          <w:bCs/>
+          <w:sz w:val="16"/>
+          <w:szCs w:val="16"/>
+        </w:rPr>
+        <w:t xml:space="preserve">DECRETO SUPREMO 006-2026-JUS, TEXTO ÚNICO ORDENADO DE LA LEY 27444, LEY DEL PROCEDIMIENTO ADMINISTRATIVO GENERAL, publicado el 30 de abril de 2026</w:t>
+      </w:r>
+    </w:p>
+    <w:p>
+      <w:pPr>
+        <w:pStyle w:val="Textonotapie"/>
+        <w:ind w:left="567" w:hanging="567"/>
+        <w:contextualSpacing/>
+        <w:jc w:val="both"/>
+        <w:rPr>
+          <w:rFonts w:ascii="Arial Narrow" w:eastAsia="Arial Narrow" w:hAnsi="Arial Narrow" w:cs="Arial Narrow"/>
+          <w:sz w:val="16"/>
+          <w:szCs w:val="16"/>
+        </w:rPr>
+      </w:pPr>
+      <w:r>
+        <w:rPr>
+          <w:rFonts w:ascii="Arial Narrow" w:eastAsia="Arial Narrow" w:hAnsi="Arial Narrow" w:cs="Arial Narrow"/>
+          <w:sz w:val="16"/>
+          <w:szCs w:val="16"/>
+        </w:rPr>
+        <w:tab/>
+      </w:r>
+      <w:r>
+        <w:rPr>
+          <w:rFonts w:ascii="Arial Narrow" w:eastAsia="Arial Narrow" w:hAnsi="Arial Narrow" w:cs="Arial Narrow"/>
+          <w:b/>
+          <w:bCs/>
+          <w:sz w:val="16"/>
+          <w:szCs w:val="16"/>
+        </w:rPr>
+        <w:t xml:space="preserve">Artículo 223.- Contestación de la reclamación</w:t>
+      </w:r>
+    </w:p>
+    <w:p>
+      <w:pPr>
+        <w:pStyle w:val="Textonotapie"/>
+        <w:ind w:left="567" w:hanging="567"/>
+        <w:contextualSpacing/>
+        <w:jc w:val="both"/>
+        <w:rPr>
+          <w:rFonts w:ascii="Arial Narrow" w:eastAsia="Arial Narrow" w:hAnsi="Arial Narrow" w:cs="Arial Narrow"/>
+          <w:sz w:val="16"/>
+          <w:szCs w:val="16"/>
+        </w:rPr>
+      </w:pPr>
+      <w:r>
+        <w:rPr>
+          <w:rFonts w:ascii="Arial Narrow" w:eastAsia="Arial Narrow" w:hAnsi="Arial Narrow" w:cs="Arial Narrow"/>
+          <w:sz w:val="16"/>
+          <w:szCs w:val="16"/>
+        </w:rPr>
+        <w:tab/>
+      </w:r>
+      <w:r>
+        <w:rPr>
+          <w:rFonts w:ascii="Arial Narrow" w:eastAsia="Arial Narrow" w:hAnsi="Arial Narrow" w:cs="Arial Narrow"/>
+          <w:sz w:val="16"/>
+          <w:szCs w:val="16"/>
+        </w:rPr>
+        <w:t xml:space="preserve">223.1 El reclamado deberá presentar la contestación de la reclamación dentro de los quince (15) días posteriores a la notificación de ésta; vencido este plazo, la Administración declarará en rebeldía al reclamado que no la hubiera presentado. La contestación deberá contener los requisitos de los escritos previstos en el artículo 113 de la presente Ley, así como la absolución de todos los asuntos controvertidos de hecho y de derecho, Las alegaciones y los hechos relevantes de la reclamación, salvo que hayan sido específicamente negadas en la contestación, se tendrán por aceptadas o merituadas como ciertas.</w:t>
+      </w:r>
+    </w:p>
+    <w:p>
+      <w:pPr>
+        <w:pStyle w:val="Textonotapie"/>
+        <w:ind w:left="567" w:hanging="567"/>
+        <w:contextualSpacing/>
+        <w:jc w:val="both"/>
+        <w:rPr>
+          <w:rFonts w:ascii="Arial Narrow" w:eastAsia="Arial Narrow" w:hAnsi="Arial Narrow" w:cs="Arial Narrow"/>
+          <w:sz w:val="16"/>
+          <w:szCs w:val="16"/>
+        </w:rPr>
+      </w:pPr>
+    </w:p>
+  </w:footnote>
+  <w:footnote w:id="13">
+    <w:p>
+      <w:pPr>
+        <w:tabs>
+          <w:tab w:val="left" w:pos="567"/>
+        </w:tabs>
+        <w:spacing w:after="0" w:line="240" w:lineRule="auto"/>
+        <w:ind w:left="567" w:hanging="567"/>
+        <w:contextualSpacing/>
+        <w:jc w:val="both"/>
+        <w:rPr>
+          <w:rFonts w:ascii="Arial Narrow" w:eastAsia="Arial Narrow" w:hAnsi="Arial Narrow" w:cs="Arial Narrow"/>
+          <w:sz w:val="16"/>
+          <w:szCs w:val="16"/>
+        </w:rPr>
+      </w:pPr>
+      <w:r>
+        <w:rPr>
+          <w:rStyle w:val="Refdenotaalpie"/>
+          <w:rFonts w:ascii="Arial Narrow" w:eastAsia="Arial Narrow" w:hAnsi="Arial Narrow" w:cs="Arial Narrow"/>
+          <w:sz w:val="16"/>
+          <w:szCs w:val="16"/>
+          <w:vertAlign w:val="superscript"/>
+        </w:rPr>
+        <w:footnoteRef/>
+      </w:r>
+      <w:r>
+        <w:rPr>
+          <w:rFonts w:ascii="Arial Narrow" w:eastAsia="Arial Narrow" w:hAnsi="Arial Narrow" w:cs="Arial Narrow"/>
+          <w:sz w:val="16"/>
+          <w:szCs w:val="16"/>
+          <w:vertAlign w:val="superscript"/>
+        </w:rPr>
+        <w:tab/>
+        <w:t xml:space="preserve"/>
+      </w:r>
+      <w:r>
+        <w:rPr>
+          <w:rFonts w:ascii="Arial Narrow" w:eastAsia="Arial Narrow" w:hAnsi="Arial Narrow" w:cs="Arial Narrow"/>
+          <w:sz w:val="16"/>
+          <w:szCs w:val="16"/>
+        </w:rPr>
+        <w:t xml:space="preserve"> </w:t>
+      </w:r>
+      <w:r>
+        <w:rPr>
+          <w:rFonts w:ascii="Arial Narrow" w:eastAsia="Arial Narrow" w:hAnsi="Arial Narrow" w:cs="Arial Narrow"/>
+          <w:sz w:val="16"/>
+          <w:szCs w:val="16"/>
+        </w:rPr>
+        <w:tab/>
+      </w:r>
+      <w:r>
+        <w:rPr>
+          <w:rFonts w:ascii="Arial Narrow" w:eastAsia="Arial Narrow" w:hAnsi="Arial Narrow" w:cs="Arial Narrow"/>
+          <w:b/>
+          <w:sz w:val="16"/>
+          <w:szCs w:val="16"/>
+        </w:rPr>
+        <w:t>LEY 29571</w:t>
+      </w:r>
+      <w:r>
+        <w:rPr>
+          <w:rFonts w:ascii="Arial Narrow" w:eastAsia="Arial Narrow" w:hAnsi="Arial Narrow" w:cs="Arial Narrow"/>
+          <w:b/>
+          <w:sz w:val="16"/>
+          <w:szCs w:val="16"/>
+        </w:rPr>
+        <w:t>, CÓDIGO DE PROTECCIÓN Y DEFENSA DEL CONSUMIDOR</w:t>
+      </w:r>
+      <w:r>
+        <w:rPr>
+          <w:rFonts w:ascii="Arial Narrow" w:eastAsia="Arial Narrow" w:hAnsi="Arial Narrow" w:cs="Arial Narrow"/>
+          <w:b/>
+          <w:bCs/>
+          <w:sz w:val="16"/>
+          <w:szCs w:val="16"/>
+        </w:rPr>
+        <w:t xml:space="preserve">, </w:t>
+      </w:r>
+      <w:r>
+        <w:rPr>
+          <w:rFonts w:ascii="Arial Narrow" w:eastAsia="Arial Narrow" w:hAnsi="Arial Narrow" w:cs="Arial Narrow"/>
+          <w:b/>
+          <w:sz w:val="16"/>
+          <w:szCs w:val="16"/>
+        </w:rPr>
+        <w:t xml:space="preserve">publicado el 2 de setiembre de 2010 y modificado por Decreto </w:t>
+      </w:r>
+      <w:proofErr w:type="gramStart"/>
+      <w:r>
+        <w:rPr>
+          <w:rFonts w:ascii="Arial Narrow" w:eastAsia="Arial Narrow" w:hAnsi="Arial Narrow" w:cs="Arial Narrow"/>
+          <w:b/>
+          <w:sz w:val="16"/>
+          <w:szCs w:val="16"/>
+        </w:rPr>
+        <w:t>Legislativo 1308</w:t>
+      </w:r>
+      <w:proofErr w:type="gramEnd"/>
+    </w:p>
+    <w:p>
+      <w:pPr>
+        <w:spacing w:after="0" w:line="240" w:lineRule="auto"/>
+        <w:ind w:left="567"/>
+        <w:contextualSpacing/>
+        <w:jc w:val="both"/>
+        <w:rPr>
+          <w:rFonts w:ascii="Arial Narrow" w:eastAsia="Arial Narrow" w:hAnsi="Arial Narrow" w:cs="Arial Narrow"/>
+          <w:b/>
+          <w:sz w:val="16"/>
+          <w:szCs w:val="16"/>
+        </w:rPr>
+      </w:pPr>
+      <w:r>
+        <w:rPr>
+          <w:rFonts w:ascii="Arial Narrow" w:eastAsia="Arial Narrow" w:hAnsi="Arial Narrow" w:cs="Arial Narrow"/>
+          <w:b/>
+          <w:sz w:val="16"/>
+          <w:szCs w:val="16"/>
+        </w:rPr>
+        <w:t>Artículo 110.- Sanciones administrativas</w:t>
+      </w:r>
+    </w:p>
+    <w:p>
+      <w:pPr>
+        <w:spacing w:after="0" w:line="240" w:lineRule="auto"/>
+        <w:ind w:left="567"/>
+        <w:contextualSpacing/>
+        <w:jc w:val="both"/>
+        <w:rPr>
+          <w:rFonts w:ascii="Arial Narrow" w:eastAsia="Arial Narrow" w:hAnsi="Arial Narrow" w:cs="Arial Narrow"/>
+          <w:sz w:val="16"/>
+          <w:szCs w:val="16"/>
+        </w:rPr>
+      </w:pPr>
+      <w:r>
+        <w:rPr>
+          <w:rFonts w:ascii="Arial Narrow" w:eastAsia="Arial Narrow" w:hAnsi="Arial Narrow" w:cs="Arial Narrow"/>
+          <w:sz w:val="16"/>
+          <w:szCs w:val="16"/>
+        </w:rPr>
+        <w:t>El órgano resolutivo puede sancionar las infracciones administrativas a que se refiere el artículo 108 con amonestación y multas de hasta cuatrocientos cincuenta (450) Unidades Impositivas Tributarias (UIT), las cuales son calificadas de la siguiente manera:</w:t>
+      </w:r>
+    </w:p>
+    <w:p>
+      <w:pPr>
+        <w:numPr>
+          <w:ilvl w:val="0"/>
+          <w:numId w:val="2"/>
+        </w:numPr>
+        <w:spacing w:after="0" w:line="240" w:lineRule="auto"/>
+        <w:ind w:left="426" w:firstLine="141"/>
+        <w:contextualSpacing/>
+        <w:jc w:val="both"/>
+        <w:rPr>
+          <w:rFonts w:ascii="Arial Narrow" w:eastAsia="Arial Narrow" w:hAnsi="Arial Narrow" w:cs="Arial Narrow"/>
+          <w:sz w:val="16"/>
+          <w:szCs w:val="16"/>
+        </w:rPr>
+      </w:pPr>
+      <w:r>
+        <w:rPr>
+          <w:rFonts w:ascii="Arial Narrow" w:eastAsia="Arial Narrow" w:hAnsi="Arial Narrow" w:cs="Arial Narrow"/>
+          <w:sz w:val="16"/>
+          <w:szCs w:val="16"/>
+        </w:rPr>
+        <w:t>Infracciones leves, con una amonestación o con una multa de hasta cincuenta (50) UIT.</w:t>
+      </w:r>
+    </w:p>
+    <w:p>
+      <w:pPr>
+        <w:numPr>
+          <w:ilvl w:val="0"/>
+          <w:numId w:val="2"/>
+        </w:numPr>
+        <w:spacing w:after="0" w:line="240" w:lineRule="auto"/>
+        <w:ind w:left="426" w:firstLine="141"/>
+        <w:contextualSpacing/>
+        <w:jc w:val="both"/>
+        <w:rPr>
+          <w:rFonts w:ascii="Arial Narrow" w:eastAsia="Arial Narrow" w:hAnsi="Arial Narrow" w:cs="Arial Narrow"/>
+          <w:sz w:val="16"/>
+          <w:szCs w:val="16"/>
+        </w:rPr>
+      </w:pPr>
+      <w:r>
+        <w:rPr>
+          <w:rFonts w:ascii="Arial Narrow" w:eastAsia="Arial Narrow" w:hAnsi="Arial Narrow" w:cs="Arial Narrow"/>
+          <w:sz w:val="16"/>
+          <w:szCs w:val="16"/>
+        </w:rPr>
+        <w:t>Infracciones graves, con una multa de hasta ciento cincuenta (150) UIT.</w:t>
+      </w:r>
+    </w:p>
+    <w:p>
+      <w:pPr>
+        <w:numPr>
+          <w:ilvl w:val="0"/>
+          <w:numId w:val="2"/>
+        </w:numPr>
+        <w:spacing w:after="0" w:line="240" w:lineRule="auto"/>
+        <w:ind w:left="426" w:firstLine="141"/>
+        <w:contextualSpacing/>
+        <w:jc w:val="both"/>
+        <w:rPr>
+          <w:rFonts w:ascii="Arial Narrow" w:eastAsia="Arial Narrow" w:hAnsi="Arial Narrow" w:cs="Arial Narrow"/>
+          <w:sz w:val="16"/>
+          <w:szCs w:val="16"/>
+        </w:rPr>
+      </w:pPr>
+      <w:r>
+        <w:rPr>
+          <w:rFonts w:ascii="Arial Narrow" w:eastAsia="Arial Narrow" w:hAnsi="Arial Narrow" w:cs="Arial Narrow"/>
+          <w:sz w:val="16"/>
+          <w:szCs w:val="16"/>
+        </w:rPr>
+        <w:t>Infracciones muy graves, con una multa de hasta cuatrocientos cincuenta (450) UIT.</w:t>
+      </w:r>
+    </w:p>
+    <w:p>
+      <w:pPr>
+        <w:spacing w:after="0" w:line="240" w:lineRule="auto"/>
+        <w:ind w:left="567"/>
+        <w:contextualSpacing/>
+        <w:jc w:val="both"/>
+        <w:rPr>
+          <w:rFonts w:ascii="Arial Narrow" w:eastAsia="Arial Narrow" w:hAnsi="Arial Narrow" w:cs="Arial Narrow"/>
+          <w:sz w:val="16"/>
+          <w:szCs w:val="16"/>
+        </w:rPr>
+      </w:pPr>
+      <w:r>
+        <w:rPr>
+          <w:rFonts w:ascii="Arial Narrow" w:eastAsia="Arial Narrow" w:hAnsi="Arial Narrow" w:cs="Arial Narrow"/>
+          <w:sz w:val="16"/>
+          <w:szCs w:val="16"/>
+        </w:rPr>
+        <w:t>(…).</w:t>
+      </w:r>
+    </w:p>
+    <w:p>
+      <w:pPr>
+        <w:spacing w:after="0" w:line="240" w:lineRule="auto"/>
+        <w:ind w:left="567" w:hanging="567"/>
+        <w:contextualSpacing/>
+        <w:jc w:val="both"/>
+        <w:rPr>
+          <w:rFonts w:ascii="Arial Narrow" w:eastAsia="Arial Narrow" w:hAnsi="Arial Narrow" w:cs="Arial Narrow"/>
+          <w:sz w:val="16"/>
+          <w:szCs w:val="16"/>
+        </w:rPr>
+      </w:pPr>
+    </w:p>
+  </w:footnote>
+  <w:footnote w:id="14">
+    <w:p>
+      <w:pPr>
+        <w:tabs>
+          <w:tab w:val="left" w:pos="567"/>
+        </w:tabs>
+        <w:spacing w:after="0" w:line="240" w:lineRule="auto"/>
+        <w:ind w:left="567" w:hanging="567"/>
+        <w:contextualSpacing/>
+        <w:jc w:val="both"/>
+        <w:rPr>
+          <w:rFonts w:ascii="Arial Narrow" w:eastAsia="Arial Narrow" w:hAnsi="Arial Narrow" w:cs="Arial Narrow"/>
+          <w:b/>
+          <w:bCs/>
+          <w:sz w:val="16"/>
+          <w:szCs w:val="16"/>
+        </w:rPr>
+      </w:pPr>
+      <w:r>
+        <w:rPr>
+          <w:rStyle w:val="Refdenotaalpie"/>
+          <w:rFonts w:ascii="Arial Narrow" w:eastAsia="Arial Narrow" w:hAnsi="Arial Narrow" w:cs="Arial Narrow"/>
+          <w:sz w:val="16"/>
+          <w:szCs w:val="16"/>
+          <w:vertAlign w:val="superscript"/>
+        </w:rPr>
+        <w:footnoteRef/>
+      </w:r>
+      <w:r>
+        <w:rPr>
+          <w:rFonts w:ascii="Arial Narrow" w:eastAsia="Arial Narrow" w:hAnsi="Arial Narrow" w:cs="Arial Narrow"/>
+          <w:sz w:val="16"/>
+          <w:szCs w:val="16"/>
+        </w:rPr>
+        <w:tab/>
+        <w:t xml:space="preserve"/>
+      </w:r>
+      <w:r>
+        <w:rPr>
+          <w:rFonts w:ascii="Arial Narrow" w:eastAsia="Arial Narrow" w:hAnsi="Arial Narrow" w:cs="Arial Narrow"/>
+          <w:sz w:val="16"/>
+          <w:szCs w:val="16"/>
+        </w:rPr>
+        <w:tab/>
+      </w:r>
+      <w:r>
+        <w:rPr>
+          <w:rFonts w:ascii="Arial Narrow" w:eastAsia="Arial Narrow" w:hAnsi="Arial Narrow" w:cs="Arial Narrow"/>
+          <w:b/>
+          <w:bCs/>
+          <w:sz w:val="16"/>
+          <w:szCs w:val="16"/>
+        </w:rPr>
+        <w:t xml:space="preserve">LEY 29571, CÓDIGO DE PROTECCIÓN Y DEFENSA DEL CONSUMIDOR, publicado el 2 de setiembre de 2010 y modificado por Decreto </w:t>
+      </w:r>
+      <w:proofErr w:type="gramStart"/>
+      <w:r>
+        <w:rPr>
+          <w:rFonts w:ascii="Arial Narrow" w:eastAsia="Arial Narrow" w:hAnsi="Arial Narrow" w:cs="Arial Narrow"/>
+          <w:b/>
+          <w:bCs/>
+          <w:sz w:val="16"/>
+          <w:szCs w:val="16"/>
+        </w:rPr>
+        <w:t>Legislativo 1308</w:t>
+      </w:r>
+      <w:proofErr w:type="gramEnd"/>
+    </w:p>
+    <w:p>
+      <w:pPr>
+        <w:spacing w:after="0" w:line="240" w:lineRule="auto"/>
+        <w:ind w:left="567"/>
+        <w:contextualSpacing/>
+        <w:jc w:val="both"/>
+        <w:rPr>
+          <w:rFonts w:ascii="Arial Narrow" w:eastAsia="Arial Narrow" w:hAnsi="Arial Narrow" w:cs="Arial Narrow"/>
+          <w:sz w:val="16"/>
+          <w:szCs w:val="16"/>
+        </w:rPr>
+      </w:pPr>
+      <w:r>
+        <w:rPr>
+          <w:rFonts w:ascii="Arial Narrow" w:eastAsia="Arial Narrow" w:hAnsi="Arial Narrow" w:cs="Arial Narrow"/>
+          <w:b/>
+          <w:bCs/>
+          <w:sz w:val="16"/>
+          <w:szCs w:val="16"/>
+        </w:rPr>
+        <w:t>Artículo 114.-</w:t>
+      </w:r>
+      <w:r>
+        <w:rPr>
+          <w:rFonts w:ascii="Arial Narrow" w:eastAsia="Arial Narrow" w:hAnsi="Arial Narrow" w:cs="Arial Narrow"/>
+          <w:b/>
+          <w:sz w:val="16"/>
+          <w:szCs w:val="16"/>
+        </w:rPr>
+        <w:t xml:space="preserve"> Medidas correctivas</w:t>
+      </w:r>
+    </w:p>
+    <w:p>
+      <w:pPr>
+        <w:spacing w:after="0" w:line="240" w:lineRule="auto"/>
+        <w:ind w:left="567"/>
+        <w:contextualSpacing/>
+        <w:jc w:val="both"/>
+        <w:rPr>
+          <w:rFonts w:ascii="Arial Narrow" w:eastAsia="Arial Narrow" w:hAnsi="Arial Narrow" w:cs="Arial Narrow"/>
+          <w:sz w:val="16"/>
+          <w:szCs w:val="16"/>
+        </w:rPr>
+      </w:pPr>
+      <w:r>
+        <w:rPr>
+          <w:rFonts w:ascii="Arial Narrow" w:eastAsia="Arial Narrow" w:hAnsi="Arial Narrow" w:cs="Arial Narrow"/>
+          <w:sz w:val="16"/>
+          <w:szCs w:val="16"/>
+        </w:rPr>
+        <w:t>Sin perjuicio de la sanción administrativa que corresponda al proveedor por una infracción al presente Código, el Indecopi puede dictar, en calidad de mandatos, medidas correctivas reparadoras y complementarias.</w:t>
+      </w:r>
+    </w:p>
+    <w:p>
+      <w:pPr>
+        <w:spacing w:after="0" w:line="240" w:lineRule="auto"/>
+        <w:ind w:left="567"/>
+        <w:contextualSpacing/>
+        <w:jc w:val="both"/>
+        <w:rPr>
+          <w:rFonts w:ascii="Arial Narrow" w:eastAsia="Arial Narrow" w:hAnsi="Arial Narrow" w:cs="Arial Narrow"/>
+          <w:sz w:val="16"/>
+          <w:szCs w:val="16"/>
+        </w:rPr>
+      </w:pPr>
+      <w:r>
+        <w:rPr>
+          <w:rFonts w:ascii="Arial Narrow" w:eastAsia="Arial Narrow" w:hAnsi="Arial Narrow" w:cs="Arial Narrow"/>
+          <w:sz w:val="16"/>
+          <w:szCs w:val="16"/>
+        </w:rPr>
+        <w:t>Las medidas correctivas reparadoras pueden dictarse a pedido de parte o de oficio, siempre y cuando sean expresamente informadas sobre esa posibilidad en la notificación de cargo al proveedor por la autoridad encargada del procedimiento.</w:t>
+      </w:r>
+    </w:p>
+    <w:p>
+      <w:pPr>
+        <w:spacing w:after="0" w:line="240" w:lineRule="auto"/>
+        <w:ind w:left="567"/>
+        <w:contextualSpacing/>
+        <w:jc w:val="both"/>
+        <w:rPr>
+          <w:rFonts w:ascii="Arial Narrow" w:eastAsia="Arial Narrow" w:hAnsi="Arial Narrow" w:cs="Arial Narrow"/>
+          <w:sz w:val="16"/>
+          <w:szCs w:val="16"/>
+        </w:rPr>
+      </w:pPr>
+      <w:r>
+        <w:rPr>
+          <w:rFonts w:ascii="Arial Narrow" w:eastAsia="Arial Narrow" w:hAnsi="Arial Narrow" w:cs="Arial Narrow"/>
+          <w:sz w:val="16"/>
+          <w:szCs w:val="16"/>
+        </w:rPr>
+        <w:t>Las medidas correctivas complementarias pueden dictarse de oficio o a pedido de parte.</w:t>
+      </w:r>
+    </w:p>
+    <w:p>
+      <w:pPr>
+        <w:spacing w:after="0" w:line="240" w:lineRule="auto"/>
+        <w:ind w:left="567"/>
+        <w:contextualSpacing/>
+        <w:jc w:val="both"/>
+        <w:rPr>
+          <w:rFonts w:ascii="Arial Narrow" w:eastAsia="Arial Narrow" w:hAnsi="Arial Narrow" w:cs="Arial Narrow"/>
+          <w:sz w:val="16"/>
+          <w:szCs w:val="16"/>
+        </w:rPr>
+      </w:pPr>
+      <w:r>
+        <w:rPr>
+          <w:rFonts w:ascii="Arial Narrow" w:eastAsia="Arial Narrow" w:hAnsi="Arial Narrow" w:cs="Arial Narrow"/>
+          <w:b/>
+          <w:sz w:val="16"/>
+          <w:szCs w:val="16"/>
+        </w:rPr>
+        <w:t>Artículo 115.- Medidas correctivas reparadoras</w:t>
+      </w:r>
+    </w:p>
+    <w:p>
+      <w:pPr>
+        <w:spacing w:after="0" w:line="240" w:lineRule="auto"/>
+        <w:ind w:left="567"/>
+        <w:contextualSpacing/>
+        <w:jc w:val="both"/>
+        <w:rPr>
+          <w:rFonts w:ascii="Arial Narrow" w:eastAsia="Arial Narrow" w:hAnsi="Arial Narrow" w:cs="Arial Narrow"/>
+          <w:sz w:val="16"/>
+          <w:szCs w:val="16"/>
+        </w:rPr>
+      </w:pPr>
+      <w:r>
+        <w:rPr>
+          <w:rFonts w:ascii="Arial Narrow" w:eastAsia="Arial Narrow" w:hAnsi="Arial Narrow" w:cs="Arial Narrow"/>
+          <w:sz w:val="16"/>
+          <w:szCs w:val="16"/>
+        </w:rPr>
+        <w:t>115.1 Las medidas correctivas reparadoras tienen el objeto de resarcir las consecuencias patrimoniales directas e inmediatas ocasionadas al consumidor por la infracción administrativa a su estado anterior. En caso el órgano resolutivo dicte una o varias medidas correctivas, debe considerar lo acordado por las partes durante la relación de consumo. Las medidas correctivas reparadoras pueden consistir en ordenar al proveedor infractor lo siguiente:</w:t>
+      </w:r>
+    </w:p>
+    <w:p>
+      <w:pPr>
+        <w:numPr>
+          <w:ilvl w:val="0"/>
+          <w:numId w:val="1"/>
+        </w:numPr>
+        <w:spacing w:after="0" w:line="240" w:lineRule="auto"/>
+        <w:ind w:left="567" w:firstLine="0"/>
+        <w:contextualSpacing/>
+        <w:jc w:val="both"/>
+        <w:rPr>
+          <w:rFonts w:ascii="Arial Narrow" w:eastAsia="Arial Narrow" w:hAnsi="Arial Narrow" w:cs="Arial Narrow"/>
+          <w:sz w:val="16"/>
+          <w:szCs w:val="16"/>
+        </w:rPr>
+      </w:pPr>
+      <w:r>
+        <w:rPr>
+          <w:rFonts w:ascii="Arial Narrow" w:eastAsia="Arial Narrow" w:hAnsi="Arial Narrow" w:cs="Arial Narrow"/>
+          <w:sz w:val="16"/>
+          <w:szCs w:val="16"/>
+        </w:rPr>
+        <w:t>Reparar productos.</w:t>
+      </w:r>
+    </w:p>
+    <w:p>
+      <w:pPr>
+        <w:numPr>
+          <w:ilvl w:val="0"/>
+          <w:numId w:val="1"/>
+        </w:numPr>
+        <w:spacing w:after="0" w:line="240" w:lineRule="auto"/>
+        <w:ind w:left="567" w:firstLine="0"/>
+        <w:contextualSpacing/>
+        <w:jc w:val="both"/>
+        <w:rPr>
+          <w:rFonts w:ascii="Arial Narrow" w:eastAsia="Arial Narrow" w:hAnsi="Arial Narrow" w:cs="Arial Narrow"/>
+          <w:sz w:val="16"/>
+          <w:szCs w:val="16"/>
+        </w:rPr>
+      </w:pPr>
+      <w:r>
+        <w:rPr>
+          <w:rFonts w:ascii="Arial Narrow" w:eastAsia="Arial Narrow" w:hAnsi="Arial Narrow" w:cs="Arial Narrow"/>
+          <w:sz w:val="16"/>
+          <w:szCs w:val="16"/>
+        </w:rPr>
+        <w:t>Cambiar productos por otros de idénticas o similares características, cuando la reparación no sea posible o no resulte razonable según las circunstancias.</w:t>
+      </w:r>
+    </w:p>
+    <w:p>
+      <w:pPr>
+        <w:numPr>
+          <w:ilvl w:val="0"/>
+          <w:numId w:val="1"/>
+        </w:numPr>
+        <w:spacing w:after="0" w:line="240" w:lineRule="auto"/>
+        <w:ind w:left="567" w:firstLine="0"/>
+        <w:contextualSpacing/>
+        <w:jc w:val="both"/>
+        <w:rPr>
+          <w:rFonts w:ascii="Arial Narrow" w:eastAsia="Arial Narrow" w:hAnsi="Arial Narrow" w:cs="Arial Narrow"/>
+          <w:sz w:val="16"/>
+          <w:szCs w:val="16"/>
+        </w:rPr>
+      </w:pPr>
+      <w:r>
+        <w:rPr>
+          <w:rFonts w:ascii="Arial Narrow" w:eastAsia="Arial Narrow" w:hAnsi="Arial Narrow" w:cs="Arial Narrow"/>
+          <w:sz w:val="16"/>
+          <w:szCs w:val="16"/>
+        </w:rPr>
+        <w:t>Entregar un producto de idénticas características o, cuando esto no resulte posible, de similares características, en los supuestos de pérdida o deterioro atribuible al proveedor y siempre que exista interés del consumidor.</w:t>
+      </w:r>
+    </w:p>
+    <w:p>
+      <w:pPr>
+        <w:numPr>
+          <w:ilvl w:val="0"/>
+          <w:numId w:val="1"/>
+        </w:numPr>
+        <w:spacing w:after="0" w:line="240" w:lineRule="auto"/>
+        <w:ind w:left="567" w:firstLine="0"/>
+        <w:contextualSpacing/>
+        <w:jc w:val="both"/>
+        <w:rPr>
+          <w:rFonts w:ascii="Arial Narrow" w:eastAsia="Arial Narrow" w:hAnsi="Arial Narrow" w:cs="Arial Narrow"/>
+          <w:sz w:val="16"/>
+          <w:szCs w:val="16"/>
+        </w:rPr>
+      </w:pPr>
+      <w:r>
+        <w:rPr>
+          <w:rFonts w:ascii="Arial Narrow" w:eastAsia="Arial Narrow" w:hAnsi="Arial Narrow" w:cs="Arial Narrow"/>
+          <w:sz w:val="16"/>
+          <w:szCs w:val="16"/>
+        </w:rPr>
+        <w:t>Cumplir con ejecutar la prestación u obligación asumida; y si esto no resulte posible o no sea razonable, otra de efectos equivalentes, incluyendo prestaciones dinerarias.</w:t>
+      </w:r>
+    </w:p>
+    <w:p>
+      <w:pPr>
+        <w:numPr>
+          <w:ilvl w:val="0"/>
+          <w:numId w:val="1"/>
+        </w:numPr>
+        <w:spacing w:after="0" w:line="240" w:lineRule="auto"/>
+        <w:ind w:left="567" w:firstLine="0"/>
+        <w:contextualSpacing/>
+        <w:jc w:val="both"/>
+        <w:rPr>
+          <w:rFonts w:ascii="Arial Narrow" w:eastAsia="Arial Narrow" w:hAnsi="Arial Narrow" w:cs="Arial Narrow"/>
+          <w:sz w:val="16"/>
+          <w:szCs w:val="16"/>
+        </w:rPr>
+      </w:pPr>
+      <w:r>
+        <w:rPr>
+          <w:rFonts w:ascii="Arial Narrow" w:eastAsia="Arial Narrow" w:hAnsi="Arial Narrow" w:cs="Arial Narrow"/>
+          <w:sz w:val="16"/>
+          <w:szCs w:val="16"/>
+        </w:rPr>
+        <w:t>Cumplir con ejecutar otras prestaciones u obligaciones legales o convencionales a su cargo.</w:t>
+      </w:r>
+    </w:p>
+    <w:p>
+      <w:pPr>
+        <w:numPr>
+          <w:ilvl w:val="0"/>
+          <w:numId w:val="1"/>
+        </w:numPr>
+        <w:spacing w:after="0" w:line="240" w:lineRule="auto"/>
+        <w:ind w:left="567" w:firstLine="0"/>
+        <w:contextualSpacing/>
+        <w:jc w:val="both"/>
+        <w:rPr>
+          <w:rFonts w:ascii="Arial Narrow" w:eastAsia="Arial Narrow" w:hAnsi="Arial Narrow" w:cs="Arial Narrow"/>
+          <w:sz w:val="16"/>
+          <w:szCs w:val="16"/>
+        </w:rPr>
+      </w:pPr>
+      <w:r>
+        <w:rPr>
+          <w:rFonts w:ascii="Arial Narrow" w:eastAsia="Arial Narrow" w:hAnsi="Arial Narrow" w:cs="Arial Narrow"/>
+          <w:sz w:val="16"/>
+          <w:szCs w:val="16"/>
+        </w:rPr>
+        <w:t>Devolver la contraprestación pagada por el consumidor, más los intereses legales correspondientes, cuando la reparación, reposición, o cumplimiento de la prestación u obligación, según sea el caso, no resulte posible o no sea razonable según las circunstancias.</w:t>
+      </w:r>
+    </w:p>
+    <w:p>
+      <w:pPr>
+        <w:numPr>
+          <w:ilvl w:val="0"/>
+          <w:numId w:val="1"/>
+        </w:numPr>
+        <w:spacing w:after="0" w:line="240" w:lineRule="auto"/>
+        <w:ind w:left="567" w:firstLine="0"/>
+        <w:contextualSpacing/>
+        <w:jc w:val="both"/>
+        <w:rPr>
+          <w:rFonts w:ascii="Arial Narrow" w:eastAsia="Arial Narrow" w:hAnsi="Arial Narrow" w:cs="Arial Narrow"/>
+          <w:sz w:val="16"/>
+          <w:szCs w:val="16"/>
+        </w:rPr>
+      </w:pPr>
+      <w:r>
+        <w:rPr>
+          <w:rFonts w:ascii="Arial Narrow" w:eastAsia="Arial Narrow" w:hAnsi="Arial Narrow" w:cs="Arial Narrow"/>
+          <w:sz w:val="16"/>
+          <w:szCs w:val="16"/>
+        </w:rPr>
+        <w:t>En los supuestos de pagos indebidos o en exceso, devolver estos montos, más los intereses correspondientes.</w:t>
+      </w:r>
+    </w:p>
+    <w:p>
+      <w:pPr>
+        <w:numPr>
+          <w:ilvl w:val="0"/>
+          <w:numId w:val="1"/>
+        </w:numPr>
+        <w:spacing w:after="0" w:line="240" w:lineRule="auto"/>
+        <w:ind w:left="567" w:firstLine="0"/>
+        <w:contextualSpacing/>
+        <w:jc w:val="both"/>
+        <w:rPr>
+          <w:rFonts w:ascii="Arial Narrow" w:eastAsia="Arial Narrow" w:hAnsi="Arial Narrow" w:cs="Arial Narrow"/>
+          <w:sz w:val="16"/>
+          <w:szCs w:val="16"/>
+        </w:rPr>
+      </w:pPr>
+      <w:r>
+        <w:rPr>
+          <w:rFonts w:ascii="Arial Narrow" w:eastAsia="Arial Narrow" w:hAnsi="Arial Narrow" w:cs="Arial Narrow"/>
+          <w:sz w:val="16"/>
+          <w:szCs w:val="16"/>
+        </w:rPr>
+        <w:t>Pagar los gastos incurridos por el consumidor para mitigar las consecuencias de la infracción administrativa.</w:t>
+      </w:r>
+    </w:p>
+    <w:p>
+      <w:pPr>
+        <w:numPr>
+          <w:ilvl w:val="0"/>
+          <w:numId w:val="1"/>
+        </w:numPr>
+        <w:spacing w:after="0" w:line="240" w:lineRule="auto"/>
+        <w:ind w:left="567" w:firstLine="0"/>
+        <w:contextualSpacing/>
+        <w:jc w:val="both"/>
+        <w:rPr>
+          <w:rFonts w:ascii="Arial Narrow" w:eastAsia="Arial Narrow" w:hAnsi="Arial Narrow" w:cs="Arial Narrow"/>
+          <w:sz w:val="16"/>
+          <w:szCs w:val="16"/>
+        </w:rPr>
+      </w:pPr>
+      <w:r>
+        <w:rPr>
+          <w:rFonts w:ascii="Arial Narrow" w:eastAsia="Arial Narrow" w:hAnsi="Arial Narrow" w:cs="Arial Narrow"/>
+          <w:sz w:val="16"/>
+          <w:szCs w:val="16"/>
+        </w:rPr>
+        <w:t>Otras medidas reparadoras análogas de efectos equivalentes a las anteriores.</w:t>
+      </w:r>
+    </w:p>
+    <w:p>
+      <w:pPr>
+        <w:pStyle w:val="Sinespaciado"/>
+        <w:ind w:left="567"/>
+        <w:contextualSpacing/>
+        <w:jc w:val="both"/>
+        <w:rPr>
+          <w:rFonts w:ascii="Arial Narrow" w:eastAsia="Arial Narrow" w:hAnsi="Arial Narrow" w:cs="Arial Narrow"/>
+          <w:sz w:val="16"/>
+          <w:szCs w:val="16"/>
+        </w:rPr>
+      </w:pPr>
+      <w:r>
+        <w:rPr>
+          <w:rFonts w:ascii="Arial Narrow" w:eastAsia="Arial Narrow" w:hAnsi="Arial Narrow" w:cs="Arial Narrow"/>
+          <w:sz w:val="16"/>
+          <w:szCs w:val="16"/>
+        </w:rPr>
+        <w:t xml:space="preserve">115.2 Las medidas correctivas reparadoras no pueden ser solicitadas de manera acumulativa conjunta, pudiendo plantearse de manera alternativa o subsidiaria, con excepción de la medida correctiva señalada en el literal h) que puede solicitarse </w:t>
+      </w:r>
+      <w:proofErr w:type="gramStart"/>
+      <w:r>
+        <w:rPr>
+          <w:rFonts w:ascii="Arial Narrow" w:eastAsia="Arial Narrow" w:hAnsi="Arial Narrow" w:cs="Arial Narrow"/>
+          <w:sz w:val="16"/>
+          <w:szCs w:val="16"/>
+        </w:rPr>
+        <w:t>conjuntamente con</w:t>
+      </w:r>
+      <w:proofErr w:type="gramEnd"/>
+      <w:r>
+        <w:rPr>
+          <w:rFonts w:ascii="Arial Narrow" w:eastAsia="Arial Narrow" w:hAnsi="Arial Narrow" w:cs="Arial Narrow"/>
+          <w:sz w:val="16"/>
+          <w:szCs w:val="16"/>
+        </w:rPr>
+        <w:t xml:space="preserve"> otra medida correctiva. Cuando los órganos competentes del Indecopi se pronuncian respecto de una medida correctiva reparadora, aplican el principio de congruencia procesal.</w:t>
+      </w:r>
+    </w:p>
+    <w:p>
+      <w:pPr>
+        <w:spacing w:after="0" w:line="240" w:lineRule="auto"/>
+        <w:ind w:left="567"/>
+        <w:contextualSpacing/>
+        <w:jc w:val="both"/>
+        <w:rPr>
+          <w:rFonts w:ascii="Arial Narrow" w:eastAsia="Arial Narrow" w:hAnsi="Arial Narrow" w:cs="Arial Narrow"/>
+          <w:sz w:val="16"/>
+          <w:szCs w:val="16"/>
+        </w:rPr>
+      </w:pPr>
+      <w:r>
+        <w:rPr>
+          <w:rFonts w:ascii="Arial Narrow" w:eastAsia="Arial Narrow" w:hAnsi="Arial Narrow" w:cs="Arial Narrow"/>
+          <w:sz w:val="16"/>
+          <w:szCs w:val="16"/>
+        </w:rPr>
+        <w:t>115.3 Las medidas correctivas reparadoras pueden solicitarse en cualquier momento hasta antes de la notificación de cargo al proveedor, sin perjuicio de la facultad de secretaría técnica de la comisión de requerir al consumidor que precise la medida correctiva materia de solicitud. El consumidor puede variar su solicitud de medida correctiva hasta antes de la decisión de primera instancia, en cuyo caso se confiere traslado al proveedor para que formule su descargo.</w:t>
+      </w:r>
+    </w:p>
+    <w:p>
+      <w:pPr>
+        <w:spacing w:after="0" w:line="240" w:lineRule="auto"/>
+        <w:ind w:left="567"/>
+        <w:contextualSpacing/>
+        <w:jc w:val="both"/>
+        <w:rPr>
+          <w:rFonts w:ascii="Arial Narrow" w:eastAsia="Arial Narrow" w:hAnsi="Arial Narrow" w:cs="Arial Narrow"/>
+          <w:sz w:val="16"/>
+          <w:szCs w:val="16"/>
+        </w:rPr>
+      </w:pPr>
+      <w:r>
+        <w:rPr>
+          <w:rFonts w:ascii="Arial Narrow" w:eastAsia="Arial Narrow" w:hAnsi="Arial Narrow" w:cs="Arial Narrow"/>
+          <w:sz w:val="16"/>
+          <w:szCs w:val="16"/>
+        </w:rPr>
+        <w:t>115.4 Corresponde al consumidor que solicita el dictado de la medida correctiva reparadora probar las consecuencias patrimoniales directas e inmediatas causadas por la comisión de la infracción administrativa.</w:t>
+      </w:r>
+    </w:p>
+    <w:p>
+      <w:pPr>
+        <w:spacing w:after="0" w:line="240" w:lineRule="auto"/>
+        <w:ind w:left="567"/>
+        <w:contextualSpacing/>
+        <w:jc w:val="both"/>
+        <w:rPr>
+          <w:rFonts w:ascii="Arial Narrow" w:eastAsia="Arial Narrow" w:hAnsi="Arial Narrow" w:cs="Arial Narrow"/>
+          <w:sz w:val="16"/>
+          <w:szCs w:val="16"/>
+        </w:rPr>
+      </w:pPr>
+      <w:r>
+        <w:rPr>
+          <w:rFonts w:ascii="Arial Narrow" w:eastAsia="Arial Narrow" w:hAnsi="Arial Narrow" w:cs="Arial Narrow"/>
+          <w:sz w:val="16"/>
+          <w:szCs w:val="16"/>
+        </w:rPr>
+        <w:t>115.5 Los bienes o montos objeto de medidas correctivas reparadoras son entregados por el proveedor directamente al consumidor que los reclama, salvo mandato distinto contenido en la resolución. Aquellos bienes o montos materia de una medida correctiva reparadora, que por algún motivo se encuentran en posesión del Indecopi y deban ser entregados a los consumidores beneficiados, son puestos a disposición de estos.</w:t>
+      </w:r>
+    </w:p>
+    <w:p>
+      <w:pPr>
+        <w:spacing w:after="0" w:line="240" w:lineRule="auto"/>
+        <w:ind w:left="567"/>
+        <w:contextualSpacing/>
+        <w:jc w:val="both"/>
+        <w:rPr>
+          <w:rFonts w:ascii="Arial Narrow" w:eastAsia="Arial Narrow" w:hAnsi="Arial Narrow" w:cs="Arial Narrow"/>
+          <w:sz w:val="16"/>
+          <w:szCs w:val="16"/>
+        </w:rPr>
+      </w:pPr>
+      <w:r>
+        <w:rPr>
+          <w:rFonts w:ascii="Arial Narrow" w:eastAsia="Arial Narrow" w:hAnsi="Arial Narrow" w:cs="Arial Narrow"/>
+          <w:sz w:val="16"/>
+          <w:szCs w:val="16"/>
+        </w:rPr>
+        <w:t>115.6 El extremo de la resolución final que ordena el cumplimiento de una medida correctiva reparadora a favor del consumidor constituye título ejecutivo conforme con lo dispuesto en el artículo 688 del Código Procesal Civil, una vez que quedan consentidas o causan estado en la vía administrativa. La legitimidad para obrar en los procesos civiles de ejecución corresponde a los consumidores beneficiados con la medida correctiva reparadora.</w:t>
+      </w:r>
+    </w:p>
+    <w:p>
+      <w:pPr>
+        <w:spacing w:after="0" w:line="240" w:lineRule="auto"/>
+        <w:ind w:left="567"/>
+        <w:contextualSpacing/>
+        <w:jc w:val="both"/>
+        <w:rPr>
+          <w:rFonts w:ascii="Arial Narrow" w:eastAsia="Arial Narrow" w:hAnsi="Arial Narrow" w:cs="Arial Narrow"/>
+          <w:sz w:val="16"/>
+          <w:szCs w:val="16"/>
+        </w:rPr>
+      </w:pPr>
+      <w:r>
+        <w:rPr>
+          <w:rFonts w:ascii="Arial Narrow" w:eastAsia="Arial Narrow" w:hAnsi="Arial Narrow" w:cs="Arial Narrow"/>
+          <w:sz w:val="16"/>
+          <w:szCs w:val="16"/>
+        </w:rPr>
+        <w:t>115.7 Las medidas correctivas reparadoras como mandatos dirigidos a resarcir las consecuencias patrimoniales directas e inmediatas originadas por la infracción buscan corregir la conducta infractora y no tienen naturaleza indemnizatoria; son dictadas sin perjuicio de la indemnización por los daños y perjuicios que el consumidor puede solicitar en la vía judicial o arbitral correspondiente. No obstante, se descuenta de la indemnización patrimonial aquella satisfacción patrimonial deducible que el consumidor haya recibido a consecuencia del dictado de una medida correctiva reparadora en sede administrativa.</w:t>
+      </w:r>
+    </w:p>
+    <w:p>
+      <w:pPr>
+        <w:spacing w:after="0" w:line="240" w:lineRule="auto"/>
+        <w:ind w:left="567"/>
+        <w:contextualSpacing/>
+        <w:jc w:val="both"/>
+        <w:rPr>
+          <w:rFonts w:ascii="Arial Narrow" w:eastAsia="Arial Narrow" w:hAnsi="Arial Narrow" w:cs="Arial Narrow"/>
+          <w:b/>
+          <w:bCs/>
+          <w:sz w:val="16"/>
+          <w:szCs w:val="16"/>
+        </w:rPr>
+      </w:pPr>
+      <w:r>
+        <w:rPr>
+          <w:rFonts w:ascii="Arial Narrow" w:eastAsia="Arial Narrow" w:hAnsi="Arial Narrow" w:cs="Arial Narrow"/>
+          <w:b/>
+          <w:bCs/>
+          <w:sz w:val="16"/>
+          <w:szCs w:val="16"/>
+        </w:rPr>
+        <w:t>Artículo 116.- Medidas correctivas complementarias</w:t>
+      </w:r>
+    </w:p>
+    <w:p>
+      <w:pPr>
+        <w:spacing w:after="0" w:line="240" w:lineRule="auto"/>
+        <w:ind w:left="567"/>
+        <w:contextualSpacing/>
+        <w:jc w:val="both"/>
+        <w:rPr>
+          <w:rFonts w:ascii="Arial Narrow" w:eastAsia="Arial Narrow" w:hAnsi="Arial Narrow" w:cs="Arial Narrow"/>
+          <w:sz w:val="16"/>
+          <w:szCs w:val="16"/>
+        </w:rPr>
+      </w:pPr>
+      <w:r>
+        <w:rPr>
+          <w:rFonts w:ascii="Arial Narrow" w:eastAsia="Arial Narrow" w:hAnsi="Arial Narrow" w:cs="Arial Narrow"/>
+          <w:sz w:val="16"/>
+          <w:szCs w:val="16"/>
+        </w:rPr>
+        <w:t>Las medidas correctivas complementarias tienen el objeto de revertir los efectos de la conducta infractora o evitar que esta se produzca nuevamente en el futuro y pueden ser, entre otras, las siguientes:</w:t>
+      </w:r>
+    </w:p>
+    <w:p>
+      <w:pPr>
+        <w:spacing w:after="0" w:line="240" w:lineRule="auto"/>
+        <w:ind w:left="567"/>
+        <w:contextualSpacing/>
+        <w:jc w:val="both"/>
+        <w:rPr>
+          <w:rFonts w:ascii="Arial Narrow" w:eastAsia="Arial Narrow" w:hAnsi="Arial Narrow" w:cs="Arial Narrow"/>
+          <w:sz w:val="16"/>
+          <w:szCs w:val="16"/>
+        </w:rPr>
+      </w:pPr>
+      <w:r>
+        <w:rPr>
+          <w:rFonts w:ascii="Arial Narrow" w:eastAsia="Arial Narrow" w:hAnsi="Arial Narrow" w:cs="Arial Narrow"/>
+          <w:sz w:val="16"/>
+          <w:szCs w:val="16"/>
+        </w:rPr>
+        <w:t>a. Que el proveedor cumpla con atender la solicitud de información requerida por el consumidor, siempre que dicho requerimiento guarde relación con el producto adquirido o servicio contratado.</w:t>
+      </w:r>
+    </w:p>
+    <w:p>
+      <w:pPr>
+        <w:spacing w:after="0" w:line="240" w:lineRule="auto"/>
+        <w:ind w:left="567"/>
+        <w:contextualSpacing/>
+        <w:jc w:val="both"/>
+        <w:rPr>
+          <w:rFonts w:ascii="Arial Narrow" w:eastAsia="Arial Narrow" w:hAnsi="Arial Narrow" w:cs="Arial Narrow"/>
+          <w:sz w:val="16"/>
+          <w:szCs w:val="16"/>
+        </w:rPr>
+      </w:pPr>
+      <w:r>
+        <w:rPr>
+          <w:rFonts w:ascii="Arial Narrow" w:eastAsia="Arial Narrow" w:hAnsi="Arial Narrow" w:cs="Arial Narrow"/>
+          <w:sz w:val="16"/>
+          <w:szCs w:val="16"/>
+        </w:rPr>
+        <w:t>b. Declarar inexigibles las cláusulas que han sido identificadas como abusivas en el procedimiento.</w:t>
+      </w:r>
+    </w:p>
+    <w:p>
+      <w:pPr>
+        <w:spacing w:after="0" w:line="240" w:lineRule="auto"/>
+        <w:ind w:left="567"/>
+        <w:contextualSpacing/>
+        <w:jc w:val="both"/>
+        <w:rPr>
+          <w:rFonts w:ascii="Arial Narrow" w:eastAsia="Arial Narrow" w:hAnsi="Arial Narrow" w:cs="Arial Narrow"/>
+          <w:sz w:val="16"/>
+          <w:szCs w:val="16"/>
+        </w:rPr>
+      </w:pPr>
+      <w:r>
+        <w:rPr>
+          <w:rFonts w:ascii="Arial Narrow" w:eastAsia="Arial Narrow" w:hAnsi="Arial Narrow" w:cs="Arial Narrow"/>
+          <w:sz w:val="16"/>
+          <w:szCs w:val="16"/>
+        </w:rPr>
+        <w:t>c. El decomiso y destrucción de la mercadería, envases, envolturas o etiquetas.</w:t>
+      </w:r>
+    </w:p>
+    <w:p>
+      <w:pPr>
+        <w:spacing w:after="0" w:line="240" w:lineRule="auto"/>
+        <w:ind w:left="567"/>
+        <w:contextualSpacing/>
+        <w:jc w:val="both"/>
+        <w:rPr>
+          <w:rFonts w:ascii="Arial Narrow" w:eastAsia="Arial Narrow" w:hAnsi="Arial Narrow" w:cs="Arial Narrow"/>
+          <w:sz w:val="16"/>
+          <w:szCs w:val="16"/>
+        </w:rPr>
+      </w:pPr>
+      <w:r>
+        <w:rPr>
+          <w:rFonts w:ascii="Arial Narrow" w:eastAsia="Arial Narrow" w:hAnsi="Arial Narrow" w:cs="Arial Narrow"/>
+          <w:sz w:val="16"/>
+          <w:szCs w:val="16"/>
+        </w:rPr>
+        <w:t xml:space="preserve">d. En caso de infracciones muy graves y de reincidencia o </w:t>
+      </w:r>
+      <w:proofErr w:type="spellStart"/>
+      <w:r>
+        <w:rPr>
+          <w:rFonts w:ascii="Arial Narrow" w:eastAsia="Arial Narrow" w:hAnsi="Arial Narrow" w:cs="Arial Narrow"/>
+          <w:sz w:val="16"/>
+          <w:szCs w:val="16"/>
+        </w:rPr>
+        <w:t>reiterancia</w:t>
+      </w:r>
+      <w:proofErr w:type="spellEnd"/>
+      <w:r>
+        <w:rPr>
+          <w:rFonts w:ascii="Arial Narrow" w:eastAsia="Arial Narrow" w:hAnsi="Arial Narrow" w:cs="Arial Narrow"/>
+          <w:sz w:val="16"/>
+          <w:szCs w:val="16"/>
+        </w:rPr>
+        <w:t>:</w:t>
+      </w:r>
+    </w:p>
+    <w:p>
+      <w:pPr>
+        <w:spacing w:after="0" w:line="240" w:lineRule="auto"/>
+        <w:ind w:left="567"/>
+        <w:contextualSpacing/>
+        <w:jc w:val="both"/>
+        <w:rPr>
+          <w:rFonts w:ascii="Arial Narrow" w:eastAsia="Arial Narrow" w:hAnsi="Arial Narrow" w:cs="Arial Narrow"/>
+          <w:sz w:val="16"/>
+          <w:szCs w:val="16"/>
+        </w:rPr>
+      </w:pPr>
+      <w:r>
+        <w:rPr>
+          <w:rFonts w:ascii="Arial Narrow" w:eastAsia="Arial Narrow" w:hAnsi="Arial Narrow" w:cs="Arial Narrow"/>
+          <w:sz w:val="16"/>
+          <w:szCs w:val="16"/>
+        </w:rPr>
+        <w:t>(i) Solicitar a la autoridad correspondiente la clausura temporal del establecimiento industrial, comercial o de servicios por un plazo máximo de seis (6) meses.</w:t>
+      </w:r>
+    </w:p>
+    <w:p>
+      <w:pPr>
+        <w:spacing w:after="0" w:line="240" w:lineRule="auto"/>
+        <w:ind w:left="567"/>
+        <w:contextualSpacing/>
+        <w:jc w:val="both"/>
+        <w:rPr>
+          <w:rFonts w:ascii="Arial Narrow" w:eastAsia="Arial Narrow" w:hAnsi="Arial Narrow" w:cs="Arial Narrow"/>
+          <w:sz w:val="16"/>
+          <w:szCs w:val="16"/>
+        </w:rPr>
+      </w:pPr>
+      <w:r>
+        <w:rPr>
+          <w:rFonts w:ascii="Arial Narrow" w:eastAsia="Arial Narrow" w:hAnsi="Arial Narrow" w:cs="Arial Narrow"/>
+          <w:sz w:val="16"/>
+          <w:szCs w:val="16"/>
+        </w:rPr>
+        <w:t>(</w:t>
+      </w:r>
+      <w:proofErr w:type="spellStart"/>
+      <w:r>
+        <w:rPr>
+          <w:rFonts w:ascii="Arial Narrow" w:eastAsia="Arial Narrow" w:hAnsi="Arial Narrow" w:cs="Arial Narrow"/>
+          <w:sz w:val="16"/>
+          <w:szCs w:val="16"/>
+        </w:rPr>
+        <w:t>ii</w:t>
+      </w:r>
+      <w:proofErr w:type="spellEnd"/>
+      <w:r>
+        <w:rPr>
+          <w:rFonts w:ascii="Arial Narrow" w:eastAsia="Arial Narrow" w:hAnsi="Arial Narrow" w:cs="Arial Narrow"/>
+          <w:sz w:val="16"/>
+          <w:szCs w:val="16"/>
+        </w:rPr>
+        <w:t>) Solicitar a la autoridad competente la inhabilitación, temporal o permanente, del proveedor en función de los alcances de la infracción sancionada.</w:t>
+      </w:r>
+    </w:p>
+    <w:p>
+      <w:pPr>
+        <w:spacing w:after="0" w:line="240" w:lineRule="auto"/>
+        <w:ind w:left="567"/>
+        <w:contextualSpacing/>
+        <w:jc w:val="both"/>
+        <w:rPr>
+          <w:rFonts w:ascii="Arial Narrow" w:eastAsia="Arial Narrow" w:hAnsi="Arial Narrow" w:cs="Arial Narrow"/>
+          <w:sz w:val="16"/>
+          <w:szCs w:val="16"/>
+        </w:rPr>
+      </w:pPr>
+      <w:r>
+        <w:rPr>
+          <w:rFonts w:ascii="Arial Narrow" w:eastAsia="Arial Narrow" w:hAnsi="Arial Narrow" w:cs="Arial Narrow"/>
+          <w:sz w:val="16"/>
+          <w:szCs w:val="16"/>
+        </w:rPr>
+        <w:t xml:space="preserve">e. Publicación de avisos </w:t>
+      </w:r>
+      <w:proofErr w:type="spellStart"/>
+      <w:r>
+        <w:rPr>
+          <w:rFonts w:ascii="Arial Narrow" w:eastAsia="Arial Narrow" w:hAnsi="Arial Narrow" w:cs="Arial Narrow"/>
+          <w:sz w:val="16"/>
+          <w:szCs w:val="16"/>
+        </w:rPr>
+        <w:t>rectificatorios</w:t>
+      </w:r>
+      <w:proofErr w:type="spellEnd"/>
+      <w:r>
+        <w:rPr>
+          <w:rFonts w:ascii="Arial Narrow" w:eastAsia="Arial Narrow" w:hAnsi="Arial Narrow" w:cs="Arial Narrow"/>
+          <w:sz w:val="16"/>
+          <w:szCs w:val="16"/>
+        </w:rPr>
+        <w:t xml:space="preserve"> o informativos en la forma que determine el Indecopi, tomando en consideración los medios que resulten idóneos para revertir los efectos que el acto objeto de sanción ha ocasionado.</w:t>
+      </w:r>
+    </w:p>
+    <w:p>
+      <w:pPr>
+        <w:spacing w:after="0" w:line="240" w:lineRule="auto"/>
+        <w:ind w:left="567"/>
+        <w:contextualSpacing/>
+        <w:jc w:val="both"/>
+        <w:rPr>
+          <w:rFonts w:ascii="Arial Narrow" w:eastAsia="Arial Narrow" w:hAnsi="Arial Narrow" w:cs="Arial Narrow"/>
+          <w:sz w:val="16"/>
+          <w:szCs w:val="16"/>
+        </w:rPr>
+      </w:pPr>
+      <w:r>
+        <w:rPr>
+          <w:rFonts w:ascii="Arial Narrow" w:eastAsia="Arial Narrow" w:hAnsi="Arial Narrow" w:cs="Arial Narrow"/>
+          <w:sz w:val="16"/>
+          <w:szCs w:val="16"/>
+        </w:rPr>
+        <w:t>f. Cualquier otra medida correctiva que tenga el objeto de revertir los efectos de la conducta infractora o evitar que esta se produzca nuevamente en el futuro.</w:t>
+      </w:r>
+    </w:p>
+    <w:p>
+      <w:pPr>
+        <w:spacing w:after="0" w:line="240" w:lineRule="auto"/>
+        <w:ind w:left="567"/>
+        <w:contextualSpacing/>
+        <w:jc w:val="both"/>
+        <w:rPr>
+          <w:rFonts w:ascii="Arial Narrow" w:eastAsia="Arial Narrow" w:hAnsi="Arial Narrow" w:cs="Arial Narrow"/>
+          <w:sz w:val="16"/>
+          <w:szCs w:val="16"/>
+        </w:rPr>
+      </w:pPr>
+      <w:r>
+        <w:rPr>
+          <w:rFonts w:ascii="Arial Narrow" w:eastAsia="Arial Narrow" w:hAnsi="Arial Narrow" w:cs="Arial Narrow"/>
+          <w:sz w:val="16"/>
+          <w:szCs w:val="16"/>
+        </w:rPr>
+        <w:t>El Indecopi está facultado para solicitar a la autoridad municipal y policial el apoyo respectivo para la ejecución de las medidas correctivas complementarias correspondientes.</w:t>
+      </w:r>
+    </w:p>
+    <w:p>
+      <w:pPr>
+        <w:spacing w:after="0" w:line="240" w:lineRule="auto"/>
+        <w:ind w:left="567" w:hanging="567"/>
+        <w:contextualSpacing/>
+        <w:jc w:val="both"/>
+        <w:rPr>
+          <w:rFonts w:ascii="Arial Narrow" w:eastAsia="Arial Narrow" w:hAnsi="Arial Narrow" w:cs="Arial Narrow"/>
+          <w:b/>
+          <w:bCs/>
+          <w:sz w:val="16"/>
+          <w:szCs w:val="16"/>
+        </w:rPr>
+      </w:pPr>
+    </w:p>
+  </w:footnote>
+  <w:footnote w:id="15">
+    <w:p>
+      <w:pPr>
+        <w:pStyle w:val="Textonotapie"/>
+        <w:tabs>
+          <w:tab w:val="left" w:pos="567"/>
+        </w:tabs>
+        <w:ind w:left="567" w:hanging="567"/>
+        <w:contextualSpacing/>
+        <w:jc w:val="both"/>
+        <w:rPr>
+          <w:rFonts w:ascii="Arial Narrow" w:eastAsia="Arial Narrow" w:hAnsi="Arial Narrow" w:cs="Arial Narrow"/>
+          <w:b/>
+          <w:sz w:val="16"/>
+          <w:szCs w:val="16"/>
+        </w:rPr>
+      </w:pPr>
+      <w:r>
+        <w:rPr>
+          <w:rStyle w:val="Refdenotaalpie"/>
+          <w:rFonts w:ascii="Arial Narrow" w:eastAsia="Arial Narrow" w:hAnsi="Arial Narrow" w:cs="Arial Narrow"/>
+          <w:sz w:val="16"/>
+          <w:szCs w:val="16"/>
+          <w:vertAlign w:val="superscript"/>
+        </w:rPr>
+        <w:footnoteRef/>
+      </w:r>
+      <w:r>
+        <w:rPr>
+          <w:rFonts w:ascii="Arial Narrow" w:eastAsia="Arial Narrow" w:hAnsi="Arial Narrow" w:cs="Arial Narrow"/>
+          <w:sz w:val="16"/>
+          <w:szCs w:val="16"/>
+        </w:rPr>
+        <w:tab/>
+        <w:t xml:space="preserve"/>
+      </w:r>
+      <w:r>
+        <w:rPr>
+          <w:rFonts w:ascii="Arial Narrow" w:eastAsia="Arial Narrow" w:hAnsi="Arial Narrow" w:cs="Arial Narrow"/>
+          <w:sz w:val="16"/>
+          <w:szCs w:val="16"/>
+        </w:rPr>
+        <w:tab/>
+      </w:r>
+      <w:r>
+        <w:rPr>
+          <w:rFonts w:ascii="Arial Narrow" w:eastAsia="Arial Narrow" w:hAnsi="Arial Narrow" w:cs="Arial Narrow"/>
+          <w:b/>
+          <w:sz w:val="16"/>
+          <w:szCs w:val="16"/>
+        </w:rPr>
+        <w:t>LEY 29571</w:t>
+      </w:r>
+      <w:r>
+        <w:rPr>
+          <w:rFonts w:ascii="Arial Narrow" w:eastAsia="Arial Narrow" w:hAnsi="Arial Narrow" w:cs="Arial Narrow"/>
+          <w:b/>
+          <w:sz w:val="16"/>
+          <w:szCs w:val="16"/>
+        </w:rPr>
+        <w:t>, CÓDIGO DE PROTECCIÓN Y DEFENSA DEL CONSUMIDOR</w:t>
+      </w:r>
+      <w:r>
+        <w:rPr>
+          <w:rFonts w:ascii="Arial Narrow" w:eastAsia="Arial Narrow" w:hAnsi="Arial Narrow" w:cs="Arial Narrow"/>
+          <w:b/>
+          <w:bCs/>
+          <w:sz w:val="16"/>
+          <w:szCs w:val="16"/>
+        </w:rPr>
+        <w:t xml:space="preserve">, </w:t>
+      </w:r>
+      <w:r>
+        <w:rPr>
+          <w:rFonts w:ascii="Arial Narrow" w:eastAsia="Arial Narrow" w:hAnsi="Arial Narrow" w:cs="Arial Narrow"/>
+          <w:b/>
+          <w:sz w:val="16"/>
+          <w:szCs w:val="16"/>
+        </w:rPr>
+        <w:t xml:space="preserve">publicado el 2 de setiembre de 2010 y modificado por Decreto </w:t>
+      </w:r>
+      <w:proofErr w:type="gramStart"/>
+      <w:r>
+        <w:rPr>
+          <w:rFonts w:ascii="Arial Narrow" w:eastAsia="Arial Narrow" w:hAnsi="Arial Narrow" w:cs="Arial Narrow"/>
+          <w:b/>
+          <w:sz w:val="16"/>
+          <w:szCs w:val="16"/>
+        </w:rPr>
+        <w:t>Legislativo 1308</w:t>
+      </w:r>
+      <w:proofErr w:type="gramEnd"/>
+    </w:p>
+    <w:p>
+      <w:pPr>
+        <w:pStyle w:val="Textonotapie"/>
+        <w:tabs>
+          <w:tab w:val="left" w:pos="567"/>
+        </w:tabs>
+        <w:contextualSpacing/>
+        <w:jc w:val="both"/>
+        <w:rPr>
+          <w:rFonts w:ascii="Arial Narrow" w:eastAsia="Arial Narrow" w:hAnsi="Arial Narrow" w:cs="Arial Narrow"/>
+          <w:b/>
+          <w:sz w:val="16"/>
+          <w:szCs w:val="16"/>
+        </w:rPr>
+      </w:pPr>
+      <w:r>
+        <w:rPr>
+          <w:rFonts w:ascii="Arial Narrow" w:eastAsia="Arial Narrow" w:hAnsi="Arial Narrow" w:cs="Arial Narrow"/>
+          <w:b/>
+          <w:sz w:val="16"/>
+          <w:szCs w:val="16"/>
+        </w:rPr>
+        <w:tab/>
+      </w:r>
+      <w:r>
+        <w:rPr>
+          <w:rFonts w:ascii="Arial Narrow" w:eastAsia="Arial Narrow" w:hAnsi="Arial Narrow" w:cs="Arial Narrow"/>
+          <w:b/>
+          <w:sz w:val="16"/>
+          <w:szCs w:val="16"/>
+        </w:rPr>
+        <w:t>Artículo 112.- Criterios de graduación de las sanciones administrativas</w:t>
+      </w:r>
+    </w:p>
+    <w:p>
+      <w:pPr>
+        <w:pStyle w:val="Textonotapie"/>
+        <w:tabs>
+          <w:tab w:val="left" w:pos="567"/>
+        </w:tabs>
+        <w:contextualSpacing/>
+        <w:jc w:val="both"/>
+        <w:rPr>
+          <w:rFonts w:ascii="Arial Narrow" w:eastAsia="Arial Narrow" w:hAnsi="Arial Narrow" w:cs="Arial Narrow"/>
+          <w:sz w:val="16"/>
+          <w:szCs w:val="16"/>
+        </w:rPr>
+      </w:pPr>
+      <w:r>
+        <w:rPr>
+          <w:rFonts w:ascii="Arial Narrow" w:eastAsia="Arial Narrow" w:hAnsi="Arial Narrow" w:cs="Arial Narrow"/>
+          <w:sz w:val="16"/>
+          <w:szCs w:val="16"/>
+        </w:rPr>
+        <w:tab/>
+      </w:r>
+      <w:r>
+        <w:rPr>
+          <w:rFonts w:ascii="Arial Narrow" w:eastAsia="Arial Narrow" w:hAnsi="Arial Narrow" w:cs="Arial Narrow"/>
+          <w:sz w:val="16"/>
+          <w:szCs w:val="16"/>
+        </w:rPr>
+        <w:t>(…)</w:t>
+      </w:r>
+    </w:p>
+    <w:p>
+      <w:pPr>
+        <w:pStyle w:val="Textonotapie"/>
+        <w:tabs>
+          <w:tab w:val="left" w:pos="567"/>
+        </w:tabs>
+        <w:contextualSpacing/>
+        <w:jc w:val="both"/>
+        <w:rPr>
+          <w:rFonts w:ascii="Arial Narrow" w:eastAsia="Arial Narrow" w:hAnsi="Arial Narrow" w:cs="Arial Narrow"/>
+          <w:sz w:val="16"/>
+          <w:szCs w:val="16"/>
+        </w:rPr>
+      </w:pPr>
+      <w:r>
+        <w:rPr>
+          <w:rFonts w:ascii="Arial Narrow" w:eastAsia="Arial Narrow" w:hAnsi="Arial Narrow" w:cs="Arial Narrow"/>
+          <w:sz w:val="16"/>
+          <w:szCs w:val="16"/>
+        </w:rPr>
+        <w:tab/>
+      </w:r>
+      <w:r>
+        <w:rPr>
+          <w:rFonts w:ascii="Arial Narrow" w:eastAsia="Arial Narrow" w:hAnsi="Arial Narrow" w:cs="Arial Narrow"/>
+          <w:sz w:val="16"/>
+          <w:szCs w:val="16"/>
+        </w:rPr>
+        <w:t>Se consideran circunstancias atenuantes especiales, las siguientes:</w:t>
+      </w:r>
+    </w:p>
+    <w:p>
+      <w:pPr>
+        <w:pStyle w:val="Textonotapie"/>
+        <w:tabs>
+          <w:tab w:val="left" w:pos="567"/>
+        </w:tabs>
+        <w:contextualSpacing/>
+        <w:jc w:val="both"/>
+        <w:rPr>
+          <w:rFonts w:ascii="Arial Narrow" w:eastAsia="Arial Narrow" w:hAnsi="Arial Narrow" w:cs="Arial Narrow"/>
+          <w:sz w:val="16"/>
+          <w:szCs w:val="16"/>
+        </w:rPr>
+      </w:pPr>
+      <w:r>
+        <w:rPr>
+          <w:rFonts w:ascii="Arial Narrow" w:eastAsia="Arial Narrow" w:hAnsi="Arial Narrow" w:cs="Arial Narrow"/>
+          <w:sz w:val="16"/>
+          <w:szCs w:val="16"/>
+        </w:rPr>
+        <w:tab/>
+      </w:r>
+      <w:r>
+        <w:rPr>
+          <w:rFonts w:ascii="Arial Narrow" w:eastAsia="Arial Narrow" w:hAnsi="Arial Narrow" w:cs="Arial Narrow"/>
+          <w:sz w:val="16"/>
+          <w:szCs w:val="16"/>
+        </w:rPr>
+        <w:t>(…)</w:t>
       </w:r>
     </w:p>
     <w:p>
@@ -10527,2290 +13061,27 @@
           <w:sz w:val="16"/>
           <w:szCs w:val="16"/>
         </w:rPr>
-        <w:t>2.2 La información debe ser veraz, suficiente, de fácil comprensión, apropiada, oportuna y fácilmente accesible, debiendo ser brindada en idioma castellano.</w:t>
-      </w:r>
-    </w:p>
-    <w:p>
-      <w:pPr>
-        <w:pStyle w:val="Textonotapie"/>
-        <w:tabs>
-          <w:tab w:val="left" w:pos="567"/>
-        </w:tabs>
-        <w:ind w:left="567"/>
-        <w:contextualSpacing/>
-        <w:jc w:val="both"/>
-        <w:rPr>
-          <w:rFonts w:ascii="Arial Narrow" w:eastAsia="Arial Narrow" w:hAnsi="Arial Narrow" w:cs="Arial Narrow"/>
-          <w:sz w:val="16"/>
-          <w:szCs w:val="16"/>
-        </w:rPr>
-      </w:pPr>
-      <w:r>
-        <w:rPr>
-          <w:rFonts w:ascii="Arial Narrow" w:eastAsia="Arial Narrow" w:hAnsi="Arial Narrow" w:cs="Arial Narrow"/>
-          <w:sz w:val="16"/>
-          <w:szCs w:val="16"/>
-        </w:rPr>
-        <w:t>2.3 Sin perjuicio de las exigencias concretas de las normas sectoriales correspondientes, para analizar la información relevante se tiene en consideración a toda aquella sin la cual no se hubiera adoptado la decisión de consumo o se hubiera efectuado en términos substancialmente distintos. Para ello se debe examinar si la información omitida desnaturaliza las condiciones en que se realizó la oferta al consumidor.</w:t>
-      </w:r>
-    </w:p>
-    <w:p>
-      <w:pPr>
-        <w:pStyle w:val="Textonotapie"/>
-        <w:tabs>
-          <w:tab w:val="left" w:pos="567"/>
-        </w:tabs>
-        <w:ind w:left="567"/>
-        <w:contextualSpacing/>
-        <w:jc w:val="both"/>
-        <w:rPr>
-          <w:rFonts w:ascii="Arial Narrow" w:eastAsia="Arial Narrow" w:hAnsi="Arial Narrow" w:cs="Arial Narrow"/>
-          <w:sz w:val="16"/>
-          <w:szCs w:val="16"/>
-        </w:rPr>
-      </w:pPr>
-      <w:r>
-        <w:rPr>
-          <w:rFonts w:ascii="Arial Narrow" w:eastAsia="Arial Narrow" w:hAnsi="Arial Narrow" w:cs="Arial Narrow"/>
-          <w:sz w:val="16"/>
-          <w:szCs w:val="16"/>
-        </w:rPr>
-        <w:t>2.4 Al evaluarse la información, deben considerarse los problemas de confusión que generarían al consumidor el suministro de información excesiva o sumamente compleja, atendiendo a la naturaleza del producto adquirido o al servicio contratado</w:t>
-      </w:r>
-      <w:r>
-        <w:rPr>
-          <w:rFonts w:ascii="Arial Narrow" w:eastAsia="Arial Narrow" w:hAnsi="Arial Narrow" w:cs="Arial Narrow"/>
-          <w:sz w:val="16"/>
-          <w:szCs w:val="16"/>
-        </w:rPr>
-        <w:t>.</w:t>
-      </w:r>
-    </w:p>
-    <w:p>
-      <w:pPr>
-        <w:pStyle w:val="Textonotapie"/>
-        <w:tabs>
-          <w:tab w:val="left" w:pos="567"/>
-        </w:tabs>
-        <w:ind w:left="567" w:right="-1" w:hanging="567"/>
-        <w:contextualSpacing/>
-        <w:jc w:val="both"/>
-        <w:rPr>
-          <w:rFonts w:ascii="Arial Narrow" w:eastAsia="Arial Narrow" w:hAnsi="Arial Narrow" w:cs="Arial Narrow"/>
-          <w:b/>
-          <w:bCs/>
-          <w:sz w:val="16"/>
-          <w:szCs w:val="16"/>
-        </w:rPr>
-      </w:pPr>
-    </w:p>
-  </w:footnote>
-  <w:footnote w:id="6">
-    <w:p>
-      <w:pPr>
-        <w:pStyle w:val="Textonotapie"/>
-        <w:tabs>
-          <w:tab w:val="left" w:pos="567"/>
-        </w:tabs>
-        <w:ind w:left="567" w:right="-1" w:hanging="567"/>
-        <w:contextualSpacing/>
-        <w:jc w:val="both"/>
-        <w:rPr>
-          <w:rFonts w:ascii="Arial Narrow" w:eastAsia="Arial Narrow" w:hAnsi="Arial Narrow" w:cs="Arial Narrow"/>
-          <w:b/>
-          <w:bCs/>
-          <w:sz w:val="16"/>
-          <w:szCs w:val="16"/>
-        </w:rPr>
-      </w:pPr>
-      <w:r>
-        <w:rPr>
-          <w:rStyle w:val="Refdenotaalpie"/>
-          <w:rFonts w:ascii="Arial Narrow" w:eastAsia="Arial Narrow" w:hAnsi="Arial Narrow" w:cs="Arial Narrow"/>
-          <w:sz w:val="16"/>
-          <w:szCs w:val="16"/>
-          <w:vertAlign w:val="superscript"/>
-        </w:rPr>
-        <w:footnoteRef/>
-      </w:r>
-      <w:r>
-        <w:rPr>
-          <w:rFonts w:ascii="Arial Narrow" w:eastAsia="Arial Narrow" w:hAnsi="Arial Narrow" w:cs="Arial Narrow"/>
-          <w:sz w:val="16"/>
-          <w:szCs w:val="16"/>
-        </w:rPr>
-        <w:t xml:space="preserve"> </w:t>
-      </w:r>
-      <w:r>
-        <w:rPr>
-          <w:rFonts w:ascii="Arial Narrow" w:eastAsia="Arial Narrow" w:hAnsi="Arial Narrow" w:cs="Arial Narrow"/>
-          <w:sz w:val="16"/>
-          <w:szCs w:val="16"/>
-        </w:rPr>
-        <w:tab/>
-      </w:r>
-      <w:r>
-        <w:rPr>
-          <w:rFonts w:ascii="Arial Narrow" w:eastAsia="Arial Narrow" w:hAnsi="Arial Narrow" w:cs="Arial Narrow"/>
-          <w:b/>
-          <w:bCs/>
-          <w:sz w:val="16"/>
-          <w:szCs w:val="16"/>
-        </w:rPr>
-        <w:t xml:space="preserve">LEY </w:t>
+        <w:t xml:space="preserve">3. En los procedimientos de oficio promovidos por una denuncia de parte, cuando el proveedor se allana a la denuncia presentada o reconoce las pretensiones en ella contenidas, se da por concluido el procedimiento </w:t>
       </w:r>
       <w:proofErr w:type="spellStart"/>
       <w:r>
         <w:rPr>
           <w:rFonts w:ascii="Arial Narrow" w:eastAsia="Arial Narrow" w:hAnsi="Arial Narrow" w:cs="Arial Narrow"/>
-          <w:b/>
-          <w:bCs/>
-          <w:sz w:val="16"/>
-          <w:szCs w:val="16"/>
-        </w:rPr>
-        <w:t/>
+          <w:sz w:val="16"/>
+          <w:szCs w:val="16"/>
+        </w:rPr>
+        <w:t>liminarmente</w:t>
       </w:r>
       <w:proofErr w:type="spellEnd"/>
       <w:r>
         <w:rPr>
           <w:rFonts w:ascii="Arial Narrow" w:eastAsia="Arial Narrow" w:hAnsi="Arial Narrow" w:cs="Arial Narrow"/>
-          <w:b/>
-          <w:bCs/>
-          <w:sz w:val="16"/>
-          <w:szCs w:val="16"/>
-        </w:rPr>
-        <w:t xml:space="preserve"> 29571, CÓDIGO DE PROTECCIÓN Y DEFENSA DEL CONSUMIDOR, publicado el 2 de setiembre de 2010 y modificado por Decreto Legislativo </w:t>
-      </w:r>
-      <w:proofErr w:type="spellStart"/>
-      <w:r>
-        <w:rPr>
-          <w:rFonts w:ascii="Arial Narrow" w:eastAsia="Arial Narrow" w:hAnsi="Arial Narrow" w:cs="Arial Narrow"/>
-          <w:b/>
-          <w:bCs/>
-          <w:sz w:val="16"/>
-          <w:szCs w:val="16"/>
-        </w:rPr>
-        <w:t/>
-      </w:r>
-      <w:proofErr w:type="spellEnd"/>
-      <w:r>
-        <w:rPr>
-          <w:rFonts w:ascii="Arial Narrow" w:eastAsia="Arial Narrow" w:hAnsi="Arial Narrow" w:cs="Arial Narrow"/>
-          <w:b/>
-          <w:bCs/>
-          <w:sz w:val="16"/>
-          <w:szCs w:val="16"/>
-        </w:rPr>
-        <w:t xml:space="preserve"> 1308 </w:t>
-      </w:r>
-    </w:p>
-    <w:p>
-      <w:pPr>
-        <w:pStyle w:val="Textonotapie"/>
-        <w:ind w:left="567" w:right="-1"/>
-        <w:contextualSpacing/>
-        <w:jc w:val="both"/>
-        <w:rPr>
-          <w:rFonts w:ascii="Arial Narrow" w:eastAsia="Arial Narrow" w:hAnsi="Arial Narrow" w:cs="Arial Narrow"/>
-          <w:b/>
-          <w:bCs/>
-          <w:sz w:val="16"/>
-          <w:szCs w:val="16"/>
-        </w:rPr>
-      </w:pPr>
-      <w:r>
-        <w:rPr>
-          <w:rFonts w:ascii="Arial Narrow" w:eastAsia="Arial Narrow" w:hAnsi="Arial Narrow" w:cs="Arial Narrow"/>
-          <w:b/>
-          <w:bCs/>
-          <w:sz w:val="16"/>
-          <w:szCs w:val="16"/>
-        </w:rPr>
-        <w:t>Artículo 38.- Prohibición de discriminación de consumidores</w:t>
-      </w:r>
-    </w:p>
-    <w:p>
-      <w:pPr>
-        <w:pStyle w:val="Textonotapie"/>
-        <w:ind w:left="567" w:right="-1"/>
-        <w:contextualSpacing/>
-        <w:jc w:val="both"/>
-        <w:rPr>
-          <w:rFonts w:ascii="Arial Narrow" w:eastAsia="Arial Narrow" w:hAnsi="Arial Narrow" w:cs="Arial Narrow"/>
-          <w:sz w:val="16"/>
-          <w:szCs w:val="16"/>
-        </w:rPr>
-      </w:pPr>
-      <w:r>
-        <w:rPr>
-          <w:rFonts w:ascii="Arial Narrow" w:eastAsia="Arial Narrow" w:hAnsi="Arial Narrow" w:cs="Arial Narrow"/>
-          <w:sz w:val="16"/>
-          <w:szCs w:val="16"/>
-        </w:rPr>
-        <w:t xml:space="preserve">38.1 Los proveedores no pueden establecer discriminación alguna por motivo de origen, raza, sexo, idioma, religión, opinión, condición económica o de cualquier otra índole, respecto de los consumidores, se encuentren estos dentro o expuestos a una relación de consumo. 38.2 Está prohibida la exclusión de personas sin que medien causas de seguridad del establecimiento o tranquilidad de sus clientes u otros motivos similares. </w:t>
-      </w:r>
-    </w:p>
-    <w:p>
-      <w:pPr>
-        <w:pStyle w:val="Textonotapie"/>
-        <w:ind w:left="567" w:right="-1"/>
-        <w:contextualSpacing/>
-        <w:jc w:val="both"/>
-        <w:rPr>
-          <w:rFonts w:ascii="Arial Narrow" w:eastAsia="Arial Narrow" w:hAnsi="Arial Narrow" w:cs="Arial Narrow"/>
-          <w:sz w:val="16"/>
-          <w:szCs w:val="16"/>
-        </w:rPr>
-      </w:pPr>
-      <w:r>
-        <w:rPr>
-          <w:rFonts w:ascii="Arial Narrow" w:eastAsia="Arial Narrow" w:hAnsi="Arial Narrow" w:cs="Arial Narrow"/>
-          <w:sz w:val="16"/>
-          <w:szCs w:val="16"/>
-        </w:rPr>
-        <w:t>38.3 El trato diferente de los consumidores debe obedecer a causas objetivas y razonables. La atención preferente en un establecimiento debe responder a situaciones de hecho distintas que justifiquen un trato diferente y existir una proporcionalidad entre el fin perseguido y el trato diferente que se otorga</w:t>
-      </w:r>
-      <w:r>
-        <w:rPr>
-          <w:rFonts w:ascii="Arial Narrow" w:eastAsia="Arial Narrow" w:hAnsi="Arial Narrow" w:cs="Arial Narrow"/>
-          <w:b/>
-          <w:bCs/>
-          <w:sz w:val="16"/>
-          <w:szCs w:val="16"/>
-        </w:rPr>
-        <w:t>.</w:t>
-      </w:r>
-    </w:p>
-    <w:p>
-      <w:pPr>
-        <w:pStyle w:val="Textonotapie"/>
-        <w:tabs>
-          <w:tab w:val="left" w:pos="567"/>
-        </w:tabs>
-        <w:ind w:left="567" w:right="-1" w:hanging="567"/>
-        <w:contextualSpacing/>
-        <w:jc w:val="both"/>
-        <w:rPr>
-          <w:rFonts w:ascii="Arial Narrow" w:eastAsia="Arial Narrow" w:hAnsi="Arial Narrow" w:cs="Arial Narrow"/>
-          <w:b/>
-          <w:bCs/>
-          <w:sz w:val="16"/>
-          <w:szCs w:val="16"/>
-        </w:rPr>
-      </w:pPr>
-    </w:p>
-  </w:footnote>
-  <w:footnote w:id="7">
-    <w:p>
-      <w:pPr>
-        <w:pStyle w:val="Textonotapie"/>
-        <w:tabs>
-          <w:tab w:val="left" w:pos="567"/>
-        </w:tabs>
-        <w:ind w:left="567" w:right="-1" w:hanging="567"/>
-        <w:contextualSpacing/>
-        <w:jc w:val="both"/>
-        <w:rPr>
-          <w:rFonts w:ascii="Arial Narrow" w:eastAsia="Arial Narrow" w:hAnsi="Arial Narrow" w:cs="Arial Narrow"/>
-          <w:b/>
-          <w:bCs/>
-          <w:sz w:val="16"/>
-          <w:szCs w:val="16"/>
-        </w:rPr>
-      </w:pPr>
-      <w:r>
-        <w:rPr>
-          <w:rStyle w:val="Refdenotaalpie"/>
-          <w:rFonts w:ascii="Arial Narrow" w:eastAsia="Arial Narrow" w:hAnsi="Arial Narrow" w:cs="Arial Narrow"/>
-          <w:sz w:val="16"/>
-          <w:szCs w:val="16"/>
-          <w:vertAlign w:val="superscript"/>
-        </w:rPr>
-        <w:footnoteRef/>
-      </w:r>
-      <w:r>
-        <w:rPr>
-          <w:rFonts w:ascii="Arial Narrow" w:eastAsia="Arial Narrow" w:hAnsi="Arial Narrow" w:cs="Arial Narrow"/>
-          <w:sz w:val="16"/>
-          <w:szCs w:val="16"/>
-        </w:rPr>
-        <w:t xml:space="preserve"> </w:t>
-      </w:r>
-      <w:r>
-        <w:rPr>
-          <w:rFonts w:ascii="Arial Narrow" w:eastAsia="Arial Narrow" w:hAnsi="Arial Narrow" w:cs="Arial Narrow"/>
-          <w:sz w:val="16"/>
-          <w:szCs w:val="16"/>
-        </w:rPr>
-        <w:tab/>
-      </w:r>
-      <w:r>
-        <w:rPr>
-          <w:rFonts w:ascii="Arial Narrow" w:eastAsia="Arial Narrow" w:hAnsi="Arial Narrow" w:cs="Arial Narrow"/>
-          <w:b/>
-          <w:bCs/>
-          <w:sz w:val="16"/>
-          <w:szCs w:val="16"/>
-        </w:rPr>
-        <w:t xml:space="preserve">LEY 29571, CÓDIGO DE PROTECCIÓN Y DEFENSA DEL CONSUMIDOR, publicado el 2 de setiembre de 2010 y modificado por Decreto </w:t>
-      </w:r>
-      <w:proofErr w:type="gramStart"/>
-      <w:r>
-        <w:rPr>
-          <w:rFonts w:ascii="Arial Narrow" w:eastAsia="Arial Narrow" w:hAnsi="Arial Narrow" w:cs="Arial Narrow"/>
-          <w:b/>
-          <w:bCs/>
-          <w:sz w:val="16"/>
-          <w:szCs w:val="16"/>
-        </w:rPr>
-        <w:t>Legislativo 1308</w:t>
-      </w:r>
-      <w:proofErr w:type="gramEnd"/>
-    </w:p>
-    <w:p>
-      <w:pPr>
-        <w:pStyle w:val="Textonotapie"/>
-        <w:ind w:firstLine="567"/>
-        <w:contextualSpacing/>
-        <w:jc w:val="both"/>
-        <w:rPr>
-          <w:rFonts w:ascii="Arial Narrow" w:eastAsia="Arial Narrow" w:hAnsi="Arial Narrow" w:cs="Arial Narrow"/>
-          <w:b/>
-          <w:bCs/>
-          <w:sz w:val="16"/>
-          <w:szCs w:val="16"/>
-        </w:rPr>
-      </w:pPr>
-      <w:r>
-        <w:rPr>
-          <w:rFonts w:ascii="Arial Narrow" w:eastAsia="Arial Narrow" w:hAnsi="Arial Narrow" w:cs="Arial Narrow"/>
-          <w:b/>
-          <w:bCs/>
-          <w:sz w:val="16"/>
-          <w:szCs w:val="16"/>
-        </w:rPr>
-        <w:t>Artículo 150. Libro de reclamaciones</w:t>
-      </w:r>
-    </w:p>
-    <w:p>
-      <w:pPr>
-        <w:pStyle w:val="Textonotapie"/>
-        <w:tabs>
-          <w:tab w:val="left" w:pos="567"/>
-        </w:tabs>
-        <w:ind w:left="567"/>
-        <w:contextualSpacing/>
-        <w:jc w:val="both"/>
-        <w:rPr>
-          <w:rFonts w:ascii="Arial Narrow" w:eastAsia="Arial Narrow" w:hAnsi="Arial Narrow" w:cs="Arial Narrow"/>
-          <w:sz w:val="16"/>
-          <w:szCs w:val="16"/>
-        </w:rPr>
-      </w:pPr>
-      <w:r>
-        <w:rPr>
-          <w:rFonts w:ascii="Arial Narrow" w:eastAsia="Arial Narrow" w:hAnsi="Arial Narrow" w:cs="Arial Narrow"/>
-          <w:sz w:val="16"/>
-          <w:szCs w:val="16"/>
-        </w:rPr>
-        <w:t>Los establecimientos comerciales, así como toda plataforma digital de comercio electrónico, deben contar con un libro de reclamaciones, en forma física o virtual. El reglamento establece las condiciones, los supuestos y las demás especificaciones para el cumplimiento de la obligación señalada en el presente artículo</w:t>
-      </w:r>
-      <w:r>
-        <w:rPr>
-          <w:rFonts w:ascii="Arial Narrow" w:eastAsia="Arial Narrow" w:hAnsi="Arial Narrow" w:cs="Arial Narrow"/>
-          <w:sz w:val="16"/>
-          <w:szCs w:val="16"/>
-        </w:rPr>
-        <w:t>.</w:t>
-      </w:r>
-    </w:p>
-    <w:p>
-      <w:pPr>
-        <w:pStyle w:val="Textonotapie"/>
-        <w:tabs>
-          <w:tab w:val="left" w:pos="567"/>
-        </w:tabs>
-        <w:ind w:left="567" w:right="-1" w:hanging="567"/>
-        <w:contextualSpacing/>
-        <w:jc w:val="both"/>
-        <w:rPr>
-          <w:rFonts w:ascii="Arial Narrow" w:eastAsia="Arial Narrow" w:hAnsi="Arial Narrow" w:cs="Arial Narrow"/>
-          <w:b/>
-          <w:bCs/>
-          <w:sz w:val="16"/>
-          <w:szCs w:val="16"/>
-        </w:rPr>
-      </w:pPr>
-    </w:p>
-  </w:footnote>
-  <w:footnote w:id="8">
-    <w:p>
-      <w:pPr>
-        <w:pStyle w:val="Textonotapie"/>
-        <w:tabs>
-          <w:tab w:val="left" w:pos="567"/>
-        </w:tabs>
-        <w:ind w:left="567" w:right="-1" w:hanging="567"/>
-        <w:contextualSpacing/>
-        <w:jc w:val="both"/>
-        <w:rPr>
-          <w:rFonts w:ascii="Arial Narrow" w:eastAsia="Arial Narrow" w:hAnsi="Arial Narrow" w:cs="Arial Narrow"/>
-          <w:sz w:val="16"/>
-          <w:szCs w:val="16"/>
-        </w:rPr>
-      </w:pPr>
-      <w:r>
-        <w:rPr>
-          <w:rStyle w:val="Refdenotaalpie"/>
-          <w:rFonts w:ascii="Arial Narrow" w:eastAsia="Arial Narrow" w:hAnsi="Arial Narrow" w:cs="Arial Narrow"/>
-          <w:sz w:val="16"/>
-          <w:szCs w:val="16"/>
-          <w:vertAlign w:val="superscript"/>
-        </w:rPr>
-        <w:footnoteRef/>
-      </w:r>
-      <w:r>
-        <w:rPr>
-          <w:rFonts w:ascii="Arial Narrow" w:eastAsia="Arial Narrow" w:hAnsi="Arial Narrow" w:cs="Arial Narrow"/>
-          <w:sz w:val="16"/>
-          <w:szCs w:val="16"/>
-        </w:rPr>
-        <w:t xml:space="preserve"> </w:t>
-      </w:r>
-      <w:r>
-        <w:rPr>
-          <w:rFonts w:ascii="Arial Narrow" w:eastAsia="Arial Narrow" w:hAnsi="Arial Narrow" w:cs="Arial Narrow"/>
-          <w:sz w:val="16"/>
-          <w:szCs w:val="16"/>
-        </w:rPr>
-        <w:tab/>
-      </w:r>
-      <w:r>
-        <w:rPr>
-          <w:rFonts w:ascii="Arial Narrow" w:eastAsia="Arial Narrow" w:hAnsi="Arial Narrow" w:cs="Arial Narrow"/>
-          <w:b/>
-          <w:bCs/>
-          <w:sz w:val="16"/>
-          <w:szCs w:val="16"/>
-        </w:rPr>
-        <w:t>LEY SOBRE FACULTADES, NORMAS Y ORGANIZACIÓN DEL INDECOPI, APROBADA POR DECRETO LEGISLATIVO 807 Artículo 24.-</w:t>
-      </w:r>
-      <w:r>
-        <w:rPr>
-          <w:rFonts w:ascii="Arial Narrow" w:eastAsia="Arial Narrow" w:hAnsi="Arial Narrow" w:cs="Arial Narrow"/>
-          <w:sz w:val="16"/>
-          <w:szCs w:val="16"/>
-        </w:rPr>
-        <w:t xml:space="preserve"> El Secretario Técnico se encargará de la tramitación del procedimiento. Para ello, cuenta con las siguientes facultades:</w:t>
-      </w:r>
-    </w:p>
-    <w:p>
-      <w:pPr>
-        <w:pStyle w:val="Textonotapie"/>
-        <w:tabs>
-          <w:tab w:val="left" w:pos="567"/>
-        </w:tabs>
-        <w:ind w:left="567" w:right="-1" w:hanging="567"/>
-        <w:contextualSpacing/>
-        <w:jc w:val="both"/>
-        <w:rPr>
-          <w:rFonts w:ascii="Arial Narrow" w:eastAsia="Arial Narrow" w:hAnsi="Arial Narrow" w:cs="Arial Narrow"/>
-          <w:sz w:val="16"/>
-          <w:szCs w:val="16"/>
-        </w:rPr>
-      </w:pPr>
-      <w:r>
-        <w:rPr>
-          <w:rFonts w:ascii="Arial Narrow" w:eastAsia="Arial Narrow" w:hAnsi="Arial Narrow" w:cs="Arial Narrow"/>
-          <w:sz w:val="16"/>
-          <w:szCs w:val="16"/>
-        </w:rPr>
-        <w:tab/>
-      </w:r>
-      <w:r>
-        <w:rPr>
-          <w:rFonts w:ascii="Arial Narrow" w:eastAsia="Arial Narrow" w:hAnsi="Arial Narrow" w:cs="Arial Narrow"/>
-          <w:sz w:val="16"/>
-          <w:szCs w:val="16"/>
-        </w:rPr>
-        <w:t>(...)</w:t>
-      </w:r>
-    </w:p>
-    <w:p>
-      <w:pPr>
-        <w:pStyle w:val="Textonotapie"/>
-        <w:tabs>
-          <w:tab w:val="left" w:pos="567"/>
-        </w:tabs>
-        <w:ind w:left="567" w:right="-1" w:hanging="567"/>
-        <w:contextualSpacing/>
-        <w:jc w:val="both"/>
-        <w:rPr>
-          <w:rFonts w:ascii="Arial Narrow" w:eastAsia="Arial Narrow" w:hAnsi="Arial Narrow" w:cs="Arial Narrow"/>
-          <w:sz w:val="16"/>
-          <w:szCs w:val="16"/>
-        </w:rPr>
-      </w:pPr>
-      <w:r>
-        <w:rPr>
-          <w:rFonts w:ascii="Arial Narrow" w:eastAsia="Arial Narrow" w:hAnsi="Arial Narrow" w:cs="Arial Narrow"/>
-          <w:sz w:val="16"/>
-          <w:szCs w:val="16"/>
-        </w:rPr>
-        <w:tab/>
-      </w:r>
-      <w:r>
-        <w:rPr>
-          <w:rFonts w:ascii="Arial Narrow" w:eastAsia="Arial Narrow" w:hAnsi="Arial Narrow" w:cs="Arial Narrow"/>
-          <w:sz w:val="16"/>
-          <w:szCs w:val="16"/>
-        </w:rPr>
-        <w:t>c) Admitir denuncias a trámite, en aquellos casos en que la Comisión le haya delegado esta facultad.</w:t>
-      </w:r>
-    </w:p>
-    <w:p>
-      <w:pPr>
-        <w:pStyle w:val="Textonotapie"/>
-        <w:tabs>
-          <w:tab w:val="left" w:pos="567"/>
-        </w:tabs>
-        <w:ind w:left="567" w:right="-1" w:hanging="567"/>
-        <w:contextualSpacing/>
-        <w:jc w:val="both"/>
-        <w:rPr>
-          <w:rFonts w:ascii="Arial Narrow" w:eastAsia="Arial Narrow" w:hAnsi="Arial Narrow" w:cs="Arial Narrow"/>
-          <w:sz w:val="16"/>
-          <w:szCs w:val="16"/>
-        </w:rPr>
-      </w:pPr>
-      <w:r>
-        <w:rPr>
-          <w:rFonts w:ascii="Arial Narrow" w:eastAsia="Arial Narrow" w:hAnsi="Arial Narrow" w:cs="Arial Narrow"/>
-          <w:sz w:val="16"/>
-          <w:szCs w:val="16"/>
-        </w:rPr>
-        <w:tab/>
-      </w:r>
-      <w:r>
-        <w:rPr>
-          <w:rFonts w:ascii="Arial Narrow" w:eastAsia="Arial Narrow" w:hAnsi="Arial Narrow" w:cs="Arial Narrow"/>
-          <w:sz w:val="16"/>
-          <w:szCs w:val="16"/>
-        </w:rPr>
-        <w:t>(...).</w:t>
-      </w:r>
-    </w:p>
-    <w:p>
-      <w:pPr>
-        <w:pStyle w:val="Textonotapie"/>
-        <w:tabs>
-          <w:tab w:val="left" w:pos="567"/>
-        </w:tabs>
-        <w:ind w:left="567" w:right="-1" w:hanging="567"/>
-        <w:contextualSpacing/>
-        <w:jc w:val="both"/>
-        <w:rPr>
-          <w:rFonts w:ascii="Arial Narrow" w:eastAsia="Arial Narrow" w:hAnsi="Arial Narrow" w:cs="Arial Narrow"/>
-          <w:sz w:val="16"/>
-          <w:szCs w:val="16"/>
-        </w:rPr>
-      </w:pPr>
-      <w:r>
-        <w:rPr>
-          <w:rFonts w:ascii="Arial Narrow" w:eastAsia="Arial Narrow" w:hAnsi="Arial Narrow" w:cs="Arial Narrow"/>
-          <w:sz w:val="16"/>
-          <w:szCs w:val="16"/>
-        </w:rPr>
-        <w:tab/>
-      </w:r>
-      <w:r>
-        <w:rPr>
-          <w:rFonts w:ascii="Arial Narrow" w:eastAsia="Arial Narrow" w:hAnsi="Arial Narrow" w:cs="Arial Narrow"/>
-          <w:sz w:val="16"/>
-          <w:szCs w:val="16"/>
-        </w:rPr>
-        <w:t>.</w:t>
-      </w:r>
-    </w:p>
-    <w:p>
-      <w:pPr>
-        <w:pStyle w:val="Textonotapie"/>
-        <w:tabs>
-          <w:tab w:val="left" w:pos="567"/>
-        </w:tabs>
-        <w:ind w:left="567" w:right="-1" w:hanging="567"/>
-        <w:contextualSpacing/>
-        <w:jc w:val="both"/>
-        <w:rPr>
-          <w:rFonts w:ascii="Arial Narrow" w:eastAsia="Arial Narrow" w:hAnsi="Arial Narrow" w:cs="Arial Narrow"/>
-          <w:sz w:val="16"/>
-          <w:szCs w:val="16"/>
-        </w:rPr>
-      </w:pPr>
-    </w:p>
-  </w:footnote>
-  <w:footnote w:id="9">
-    <w:p>
-      <w:pPr>
-        <w:pStyle w:val="Textonotapie"/>
-        <w:ind w:left="567" w:hanging="567"/>
-        <w:contextualSpacing/>
-        <w:jc w:val="both"/>
-        <w:rPr>
-          <w:rFonts w:ascii="Arial Narrow" w:eastAsia="Arial Narrow" w:hAnsi="Arial Narrow" w:cs="Arial Narrow"/>
-          <w:sz w:val="16"/>
-          <w:szCs w:val="16"/>
-        </w:rPr>
-      </w:pPr>
-      <w:r>
-        <w:rPr>
-          <w:rStyle w:val="Refdenotaalpie"/>
-          <w:rFonts w:ascii="Arial Narrow" w:eastAsia="Arial Narrow" w:hAnsi="Arial Narrow" w:cs="Arial Narrow"/>
-          <w:sz w:val="16"/>
-          <w:szCs w:val="16"/>
-          <w:vertAlign w:val="superscript"/>
-        </w:rPr>
-        <w:footnoteRef/>
-      </w:r>
-      <w:r>
-        <w:rPr>
-          <w:rFonts w:ascii="Arial Narrow" w:eastAsia="Arial Narrow" w:hAnsi="Arial Narrow" w:cs="Arial Narrow"/>
-          <w:sz w:val="16"/>
-          <w:szCs w:val="16"/>
-        </w:rPr>
-        <w:t xml:space="preserve"> </w:t>
-      </w:r>
-      <w:r>
-        <w:rPr>
-          <w:rFonts w:ascii="Arial Narrow" w:eastAsia="Arial Narrow" w:hAnsi="Arial Narrow" w:cs="Arial Narrow"/>
-          <w:sz w:val="16"/>
-          <w:szCs w:val="16"/>
-        </w:rPr>
-        <w:tab/>
-        <w:t xml:space="preserve">El número de trabajadores se atenderá siempre que la empresa haya sido constituida antes de la vigencia de la Ley </w:t>
-      </w:r>
-      <w:proofErr w:type="spellStart"/>
-      <w:r>
-        <w:rPr>
-          <w:rFonts w:ascii="Arial Narrow" w:eastAsia="Arial Narrow" w:hAnsi="Arial Narrow" w:cs="Arial Narrow"/>
-          <w:sz w:val="16"/>
-          <w:szCs w:val="16"/>
-        </w:rPr>
-        <w:t/>
-      </w:r>
-      <w:proofErr w:type="spellEnd"/>
-      <w:r>
-        <w:rPr>
-          <w:rFonts w:ascii="Arial Narrow" w:eastAsia="Arial Narrow" w:hAnsi="Arial Narrow" w:cs="Arial Narrow"/>
-          <w:sz w:val="16"/>
-          <w:szCs w:val="16"/>
-        </w:rPr>
-        <w:t xml:space="preserve"> 30056, publicada el 2 de julio de 2013, que modificó el artículo 5 del Texto Único Ordenado de la Ley de Promoción de la Competitividad, Formalización y Desarrollo de la Micro y Pequeña Empresa y de Acceso al Empleo Decente (LEY MYPE). Ello, en la medida que la Tercera Disposición Complementaria Transitoria de la norma modificatoria precisa que las empresas constituidas antes de la </w:t>
-      </w:r>
-      <w:proofErr w:type="gramStart"/>
-      <w:r>
-        <w:rPr>
-          <w:rFonts w:ascii="Arial Narrow" w:eastAsia="Arial Narrow" w:hAnsi="Arial Narrow" w:cs="Arial Narrow"/>
-          <w:sz w:val="16"/>
-          <w:szCs w:val="16"/>
-        </w:rPr>
-        <w:t>entrada en vigencia</w:t>
-      </w:r>
-      <w:proofErr w:type="gramEnd"/>
-      <w:r>
-        <w:rPr>
-          <w:rFonts w:ascii="Arial Narrow" w:eastAsia="Arial Narrow" w:hAnsi="Arial Narrow" w:cs="Arial Narrow"/>
-          <w:sz w:val="16"/>
-          <w:szCs w:val="16"/>
-        </w:rPr>
-        <w:t xml:space="preserve"> de dicha Ley se rigen por los requisitos de acogimiento al régimen de las micro y pequeñas empresas regulados en el Decreto Legislativo 1086.</w:t>
-      </w:r>
-    </w:p>
-    <w:p>
-      <w:pPr>
-        <w:pStyle w:val="Textonotapie"/>
-        <w:ind w:left="567" w:hanging="567"/>
-        <w:contextualSpacing/>
-        <w:jc w:val="both"/>
-        <w:rPr>
-          <w:rFonts w:ascii="Arial Narrow" w:eastAsia="Arial Narrow" w:hAnsi="Arial Narrow" w:cs="Arial Narrow"/>
-          <w:sz w:val="16"/>
-          <w:szCs w:val="16"/>
-        </w:rPr>
-      </w:pPr>
-    </w:p>
-  </w:footnote>
-  <w:footnote w:id="10">
-    <w:p>
-      <w:pPr>
-        <w:pStyle w:val="Textonotapie"/>
-        <w:ind w:left="567" w:hanging="567"/>
-        <w:contextualSpacing/>
-        <w:jc w:val="both"/>
-        <w:rPr>
-          <w:rFonts w:ascii="Arial Narrow" w:eastAsia="Arial Narrow" w:hAnsi="Arial Narrow" w:cs="Arial Narrow"/>
-          <w:sz w:val="16"/>
-          <w:szCs w:val="16"/>
-        </w:rPr>
-      </w:pPr>
-      <w:r>
-        <w:rPr>
-          <w:rStyle w:val="Refdenotaalpie"/>
-          <w:rFonts w:ascii="Arial Narrow" w:eastAsia="Arial Narrow" w:hAnsi="Arial Narrow" w:cs="Arial Narrow"/>
-          <w:sz w:val="16"/>
-          <w:szCs w:val="16"/>
-          <w:vertAlign w:val="superscript"/>
-        </w:rPr>
-        <w:footnoteRef/>
-      </w:r>
-      <w:r>
-        <w:rPr>
-          <w:rFonts w:ascii="Arial Narrow" w:eastAsia="Arial Narrow" w:hAnsi="Arial Narrow" w:cs="Arial Narrow"/>
-          <w:sz w:val="16"/>
-          <w:szCs w:val="16"/>
-        </w:rPr>
-        <w:t xml:space="preserve"> </w:t>
-      </w:r>
-      <w:r>
-        <w:rPr>
-          <w:rFonts w:ascii="Arial Narrow" w:eastAsia="Arial Narrow" w:hAnsi="Arial Narrow" w:cs="Arial Narrow"/>
-          <w:sz w:val="16"/>
-          <w:szCs w:val="16"/>
-        </w:rPr>
-        <w:tab/>
-      </w:r>
-      <w:r>
-        <w:rPr>
-          <w:rFonts w:ascii="Arial Narrow" w:eastAsia="Arial Narrow" w:hAnsi="Arial Narrow" w:cs="Arial Narrow"/>
-          <w:b/>
-          <w:sz w:val="16"/>
-          <w:szCs w:val="16"/>
-        </w:rPr>
-        <w:t>LEY</w:t>
-      </w:r>
-      <w:r>
-        <w:rPr>
-          <w:rFonts w:ascii="Arial Narrow" w:eastAsia="Arial Narrow" w:hAnsi="Arial Narrow" w:cs="Arial Narrow"/>
-          <w:b/>
-          <w:sz w:val="16"/>
-          <w:szCs w:val="16"/>
-        </w:rPr>
-        <w:t xml:space="preserve"> 29571</w:t>
-      </w:r>
-      <w:r>
-        <w:rPr>
-          <w:rFonts w:ascii="Arial Narrow" w:eastAsia="Arial Narrow" w:hAnsi="Arial Narrow" w:cs="Arial Narrow"/>
-          <w:b/>
-          <w:sz w:val="16"/>
-          <w:szCs w:val="16"/>
-        </w:rPr>
-        <w:t>, CÓDIGO DE PROTECCIÓN Y DEFENSA DEL CONSUMIDOR</w:t>
-      </w:r>
-      <w:r>
-        <w:rPr>
-          <w:rFonts w:ascii="Arial Narrow" w:eastAsia="Arial Narrow" w:hAnsi="Arial Narrow" w:cs="Arial Narrow"/>
-          <w:b/>
-          <w:bCs/>
-          <w:sz w:val="16"/>
-          <w:szCs w:val="16"/>
-        </w:rPr>
-        <w:t xml:space="preserve">, </w:t>
-      </w:r>
-      <w:r>
-        <w:rPr>
-          <w:rFonts w:ascii="Arial Narrow" w:eastAsia="Arial Narrow" w:hAnsi="Arial Narrow" w:cs="Arial Narrow"/>
-          <w:b/>
-          <w:sz w:val="16"/>
-          <w:szCs w:val="16"/>
-        </w:rPr>
-        <w:t xml:space="preserve">publicado el 2 de setiembre de 2010 y modificado por Decreto </w:t>
-      </w:r>
-      <w:proofErr w:type="gramStart"/>
-      <w:r>
-        <w:rPr>
-          <w:rFonts w:ascii="Arial Narrow" w:eastAsia="Arial Narrow" w:hAnsi="Arial Narrow" w:cs="Arial Narrow"/>
-          <w:b/>
-          <w:sz w:val="16"/>
-          <w:szCs w:val="16"/>
-        </w:rPr>
-        <w:t>Legislativo 1308</w:t>
-      </w:r>
-      <w:proofErr w:type="gramEnd"/>
-    </w:p>
-    <w:p>
-      <w:pPr>
-        <w:pStyle w:val="Textonotapie"/>
-        <w:ind w:left="567"/>
-        <w:contextualSpacing/>
-        <w:jc w:val="both"/>
-        <w:rPr>
-          <w:rFonts w:ascii="Arial Narrow" w:eastAsia="Arial Narrow" w:hAnsi="Arial Narrow" w:cs="Arial Narrow"/>
-          <w:b/>
-          <w:bCs/>
-          <w:sz w:val="16"/>
-          <w:szCs w:val="16"/>
-        </w:rPr>
-      </w:pPr>
-      <w:r>
-        <w:rPr>
-          <w:rFonts w:ascii="Arial Narrow" w:eastAsia="Arial Narrow" w:hAnsi="Arial Narrow" w:cs="Arial Narrow"/>
-          <w:b/>
-          <w:bCs/>
-          <w:sz w:val="16"/>
-          <w:szCs w:val="16"/>
-        </w:rPr>
-        <w:t>Artículo 110.- Sanciones Administrativas</w:t>
-      </w:r>
-    </w:p>
-    <w:p>
-      <w:pPr>
-        <w:autoSpaceDE w:val="0"/>
-        <w:autoSpaceDN w:val="0"/>
-        <w:adjustRightInd w:val="0"/>
-        <w:spacing w:after="0" w:line="240" w:lineRule="auto"/>
-        <w:ind w:left="567"/>
-        <w:contextualSpacing/>
-        <w:jc w:val="both"/>
-        <w:rPr>
-          <w:rFonts w:ascii="Arial Narrow" w:eastAsia="Arial Narrow" w:hAnsi="Arial Narrow" w:cs="Arial Narrow"/>
-          <w:sz w:val="16"/>
-          <w:szCs w:val="16"/>
-          <w:lang w:eastAsia="es-PE"/>
-        </w:rPr>
-      </w:pPr>
-      <w:r>
-        <w:rPr>
-          <w:rFonts w:ascii="Arial Narrow" w:eastAsia="Arial Narrow" w:hAnsi="Arial Narrow" w:cs="Arial Narrow"/>
-          <w:sz w:val="16"/>
-          <w:szCs w:val="16"/>
-          <w:lang w:eastAsia="es-PE"/>
-        </w:rPr>
-        <w:t>(…)</w:t>
-      </w:r>
-    </w:p>
-    <w:p>
-      <w:pPr>
-        <w:autoSpaceDE w:val="0"/>
-        <w:autoSpaceDN w:val="0"/>
-        <w:adjustRightInd w:val="0"/>
-        <w:spacing w:after="0" w:line="240" w:lineRule="auto"/>
-        <w:ind w:left="567"/>
-        <w:contextualSpacing/>
-        <w:jc w:val="both"/>
-        <w:rPr>
-          <w:rFonts w:ascii="Arial Narrow" w:eastAsia="Arial Narrow" w:hAnsi="Arial Narrow" w:cs="Arial Narrow"/>
-          <w:sz w:val="16"/>
-          <w:szCs w:val="16"/>
-          <w:lang w:eastAsia="es-PE"/>
-        </w:rPr>
-      </w:pPr>
-      <w:r>
-        <w:rPr>
-          <w:rFonts w:ascii="Arial Narrow" w:eastAsia="Arial Narrow" w:hAnsi="Arial Narrow" w:cs="Arial Narrow"/>
-          <w:sz w:val="16"/>
-          <w:szCs w:val="16"/>
-          <w:lang w:eastAsia="es-PE"/>
-        </w:rPr>
-        <w:t>En el caso de las microempresas, la multa no puede superar el diez por ciento (10%) de las ventas o ingresos brutos percibidos por el infractor, relativos a todas sus actividades económicas, correspondientes al ejercicio inmediato anterior al de la expedición de la resolución de primera instancia, siempre que se haya acreditado dichos ingresos, no se encuentre en una situación de reincidencia y el caso no verse sobre la vida, salud o integridad de los consumidores. Para el caso de las pequeñas empresas, la multa no puede superar el veinte por ciento (20%) de las ventas o ingresos brutos percibidos por el infractor, conforme a los requisitos señalados anteriormente.</w:t>
-      </w:r>
-    </w:p>
-    <w:p>
-      <w:pPr>
-        <w:autoSpaceDE w:val="0"/>
-        <w:autoSpaceDN w:val="0"/>
-        <w:adjustRightInd w:val="0"/>
-        <w:spacing w:after="0" w:line="240" w:lineRule="auto"/>
-        <w:ind w:left="567"/>
-        <w:contextualSpacing/>
-        <w:jc w:val="both"/>
-        <w:rPr>
-          <w:rFonts w:ascii="Arial Narrow" w:eastAsia="Arial Narrow" w:hAnsi="Arial Narrow" w:cs="Arial Narrow"/>
-          <w:sz w:val="16"/>
-          <w:szCs w:val="16"/>
-          <w:lang w:eastAsia="es-PE"/>
-        </w:rPr>
-      </w:pPr>
-      <w:r>
-        <w:rPr>
-          <w:rFonts w:ascii="Arial Narrow" w:eastAsia="Arial Narrow" w:hAnsi="Arial Narrow" w:cs="Arial Narrow"/>
-          <w:sz w:val="16"/>
-          <w:szCs w:val="16"/>
-          <w:lang w:eastAsia="es-PE"/>
-        </w:rPr>
-        <w:t>(…).</w:t>
-      </w:r>
-    </w:p>
-    <w:p>
-      <w:pPr>
-        <w:pStyle w:val="Textonotapie"/>
-        <w:ind w:left="567" w:hanging="567"/>
-        <w:contextualSpacing/>
-        <w:jc w:val="both"/>
-        <w:rPr>
-          <w:rFonts w:ascii="Arial Narrow" w:eastAsia="Arial Narrow" w:hAnsi="Arial Narrow" w:cs="Arial Narrow"/>
-          <w:sz w:val="16"/>
-          <w:szCs w:val="16"/>
-        </w:rPr>
-      </w:pPr>
-    </w:p>
-  </w:footnote>
-  <w:footnote w:id="16">
-    <w:p>
-      <w:pPr>
-        <w:pStyle w:val="Textonotapie"/>
-        <w:ind w:left="567" w:hanging="567"/>
-        <w:contextualSpacing/>
-        <w:jc w:val="both"/>
-        <w:rPr>
-          <w:rFonts w:ascii="Arial Narrow" w:eastAsia="Arial Narrow" w:hAnsi="Arial Narrow" w:cs="Arial Narrow"/>
-          <w:sz w:val="16"/>
-          <w:szCs w:val="16"/>
-        </w:rPr>
-      </w:pPr>
-      <w:r>
-        <w:rPr>
-          <w:rStyle w:val="Refdenotaalpie"/>
-          <w:rFonts w:ascii="Arial Narrow" w:eastAsia="Arial Narrow" w:hAnsi="Arial Narrow" w:cs="Arial Narrow"/>
-          <w:sz w:val="16"/>
-          <w:szCs w:val="16"/>
-          <w:vertAlign w:val="superscript"/>
-        </w:rPr>
-        <w:footnoteRef/>
-      </w:r>
-      <w:r>
-        <w:rPr>
-          <w:rFonts w:ascii="Arial Narrow" w:eastAsia="Arial Narrow" w:hAnsi="Arial Narrow" w:cs="Arial Narrow"/>
-          <w:sz w:val="16"/>
-          <w:szCs w:val="16"/>
-        </w:rPr>
-        <w:tab/>
-      </w:r>
-      <w:r>
-        <w:rPr>
-          <w:rFonts w:ascii="Arial Narrow" w:eastAsia="Arial Narrow" w:hAnsi="Arial Narrow" w:cs="Arial Narrow"/>
-          <w:b/>
-          <w:bCs/>
-          <w:sz w:val="16"/>
-          <w:szCs w:val="16"/>
-        </w:rPr>
-        <w:t xml:space="preserve">DECRETO LEGISLATIVO 807, LEY SOBRE FACULTADES, NORMAS Y ORGANIZACIÓN DEL INDECOPI, publicado el 18 de abril de 1996</w:t>
-      </w:r>
-    </w:p>
-    <w:p>
-      <w:pPr>
-        <w:pStyle w:val="Textonotapie"/>
-        <w:ind w:left="567" w:hanging="567"/>
-        <w:contextualSpacing/>
-        <w:jc w:val="both"/>
-        <w:rPr>
-          <w:rFonts w:ascii="Arial Narrow" w:eastAsia="Arial Narrow" w:hAnsi="Arial Narrow" w:cs="Arial Narrow"/>
-          <w:sz w:val="16"/>
-          <w:szCs w:val="16"/>
-        </w:rPr>
-      </w:pPr>
-      <w:r>
-        <w:rPr>
-          <w:rFonts w:ascii="Arial Narrow" w:eastAsia="Arial Narrow" w:hAnsi="Arial Narrow" w:cs="Arial Narrow"/>
-          <w:sz w:val="16"/>
-          <w:szCs w:val="16"/>
-        </w:rPr>
-        <w:tab/>
-      </w:r>
-      <w:r>
-        <w:rPr>
-          <w:rFonts w:ascii="Arial Narrow" w:eastAsia="Arial Narrow" w:hAnsi="Arial Narrow" w:cs="Arial Narrow"/>
-          <w:b/>
-          <w:bCs/>
-          <w:sz w:val="16"/>
-          <w:szCs w:val="16"/>
-        </w:rPr>
-        <w:t xml:space="preserve">Artículo 26.-</w:t>
-      </w:r>
-      <w:r>
-        <w:rPr>
-          <w:rFonts w:ascii="Arial Narrow" w:eastAsia="Arial Narrow" w:hAnsi="Arial Narrow" w:cs="Arial Narrow"/>
-          <w:sz w:val="16"/>
-          <w:szCs w:val="16"/>
-        </w:rPr>
-        <w:t xml:space="preserve"> Una vez admitida a trámite la denuncia, se correrá traslado de la misma al denunciado, a fin de que éste presente su descargo. El plazo para la presentación del descargo será de cinco (5) días contados desde la notificación, vencido el cual, el Secretario Técnico declarará en rebeldía al denunciado que no lo hubiera presentado.</w:t>
-      </w:r>
-    </w:p>
-    <w:p>
-      <w:pPr>
-        <w:pStyle w:val="Textonotapie"/>
-        <w:ind w:left="567" w:hanging="567"/>
-        <w:contextualSpacing/>
-        <w:jc w:val="both"/>
-        <w:rPr>
-          <w:rFonts w:ascii="Arial Narrow" w:eastAsia="Arial Narrow" w:hAnsi="Arial Narrow" w:cs="Arial Narrow"/>
-          <w:sz w:val="16"/>
-          <w:szCs w:val="16"/>
-        </w:rPr>
-      </w:pPr>
-    </w:p>
-  </w:footnote>
-  <w:footnote w:id="17">
-    <w:p>
-      <w:pPr>
-        <w:pStyle w:val="Textonotapie"/>
-        <w:ind w:left="567" w:hanging="567"/>
-        <w:contextualSpacing/>
-        <w:jc w:val="both"/>
-        <w:rPr>
-          <w:rFonts w:ascii="Arial Narrow" w:eastAsia="Arial Narrow" w:hAnsi="Arial Narrow" w:cs="Arial Narrow"/>
-          <w:sz w:val="16"/>
-          <w:szCs w:val="16"/>
-        </w:rPr>
-      </w:pPr>
-      <w:r>
-        <w:rPr>
-          <w:rStyle w:val="Refdenotaalpie"/>
-          <w:rFonts w:ascii="Arial Narrow" w:eastAsia="Arial Narrow" w:hAnsi="Arial Narrow" w:cs="Arial Narrow"/>
-          <w:sz w:val="16"/>
-          <w:szCs w:val="16"/>
-          <w:vertAlign w:val="superscript"/>
-        </w:rPr>
-        <w:footnoteRef/>
-      </w:r>
-      <w:r>
-        <w:rPr>
-          <w:rFonts w:ascii="Arial Narrow" w:eastAsia="Arial Narrow" w:hAnsi="Arial Narrow" w:cs="Arial Narrow"/>
-          <w:sz w:val="16"/>
-          <w:szCs w:val="16"/>
-        </w:rPr>
-        <w:tab/>
-      </w:r>
-      <w:r>
-        <w:rPr>
-          <w:rFonts w:ascii="Arial Narrow" w:eastAsia="Arial Narrow" w:hAnsi="Arial Narrow" w:cs="Arial Narrow"/>
-          <w:b/>
-          <w:bCs/>
-          <w:sz w:val="16"/>
-          <w:szCs w:val="16"/>
-        </w:rPr>
-        <w:t xml:space="preserve">DECRETO SUPREMO 006-2026-JUS, TEXTO ÚNICO ORDENADO DE LA LEY 27444, LEY DEL PROCEDIMIENTO ADMINISTRATIVO GENERAL, publicado el 30 de abril de 2026</w:t>
-      </w:r>
-    </w:p>
-    <w:p>
-      <w:pPr>
-        <w:pStyle w:val="Textonotapie"/>
-        <w:ind w:left="567" w:hanging="567"/>
-        <w:contextualSpacing/>
-        <w:jc w:val="both"/>
-        <w:rPr>
-          <w:rFonts w:ascii="Arial Narrow" w:eastAsia="Arial Narrow" w:hAnsi="Arial Narrow" w:cs="Arial Narrow"/>
-          <w:sz w:val="16"/>
-          <w:szCs w:val="16"/>
-        </w:rPr>
-      </w:pPr>
-      <w:r>
-        <w:rPr>
-          <w:rFonts w:ascii="Arial Narrow" w:eastAsia="Arial Narrow" w:hAnsi="Arial Narrow" w:cs="Arial Narrow"/>
-          <w:sz w:val="16"/>
-          <w:szCs w:val="16"/>
-        </w:rPr>
-        <w:tab/>
-      </w:r>
-      <w:r>
-        <w:rPr>
-          <w:rFonts w:ascii="Arial Narrow" w:eastAsia="Arial Narrow" w:hAnsi="Arial Narrow" w:cs="Arial Narrow"/>
-          <w:b/>
-          <w:bCs/>
-          <w:sz w:val="16"/>
-          <w:szCs w:val="16"/>
-        </w:rPr>
-        <w:t xml:space="preserve">Artículo 223.- Contestación de la reclamación</w:t>
-      </w:r>
-    </w:p>
-    <w:p>
-      <w:pPr>
-        <w:pStyle w:val="Textonotapie"/>
-        <w:ind w:left="567" w:hanging="567"/>
-        <w:contextualSpacing/>
-        <w:jc w:val="both"/>
-        <w:rPr>
-          <w:rFonts w:ascii="Arial Narrow" w:eastAsia="Arial Narrow" w:hAnsi="Arial Narrow" w:cs="Arial Narrow"/>
-          <w:sz w:val="16"/>
-          <w:szCs w:val="16"/>
-        </w:rPr>
-      </w:pPr>
-      <w:r>
-        <w:rPr>
-          <w:rFonts w:ascii="Arial Narrow" w:eastAsia="Arial Narrow" w:hAnsi="Arial Narrow" w:cs="Arial Narrow"/>
-          <w:sz w:val="16"/>
-          <w:szCs w:val="16"/>
-        </w:rPr>
-        <w:tab/>
-      </w:r>
-      <w:r>
-        <w:rPr>
-          <w:rFonts w:ascii="Arial Narrow" w:eastAsia="Arial Narrow" w:hAnsi="Arial Narrow" w:cs="Arial Narrow"/>
-          <w:sz w:val="16"/>
-          <w:szCs w:val="16"/>
-        </w:rPr>
-        <w:t xml:space="preserve">223.1 El reclamado deberá presentar la contestación de la reclamación dentro de los quince (15) días posteriores a la notificación de ésta; vencido este plazo, la Administración declarará en rebeldía al reclamado que no la hubiera presentado. La contestación deberá contener los requisitos de los escritos previstos en el artículo 113 de la presente Ley, así como la absolución de todos los asuntos controvertidos de hecho y de derecho, Las alegaciones y los hechos relevantes de la reclamación, salvo que hayan sido específicamente negadas en la contestación, se tendrán por aceptadas o merituadas como ciertas.</w:t>
-      </w:r>
-    </w:p>
-    <w:p>
-      <w:pPr>
-        <w:pStyle w:val="Textonotapie"/>
-        <w:ind w:left="567" w:hanging="567"/>
-        <w:contextualSpacing/>
-        <w:jc w:val="both"/>
-        <w:rPr>
-          <w:rFonts w:ascii="Arial Narrow" w:eastAsia="Arial Narrow" w:hAnsi="Arial Narrow" w:cs="Arial Narrow"/>
-          <w:sz w:val="16"/>
-          <w:szCs w:val="16"/>
-        </w:rPr>
-      </w:pPr>
-    </w:p>
-  </w:footnote>
-  <w:footnote w:id="11">
-    <w:p>
-      <w:pPr>
-        <w:spacing w:after="0" w:line="240" w:lineRule="auto"/>
-        <w:ind w:left="567" w:hanging="567"/>
-        <w:contextualSpacing/>
-        <w:jc w:val="both"/>
-        <w:rPr>
-          <w:rFonts w:ascii="Arial Narrow" w:eastAsia="Arial Narrow" w:hAnsi="Arial Narrow" w:cs="Arial Narrow"/>
-          <w:sz w:val="16"/>
-          <w:szCs w:val="16"/>
-        </w:rPr>
-      </w:pPr>
-      <w:r>
-        <w:rPr>
-          <w:rStyle w:val="Refdenotaalpie"/>
-          <w:rFonts w:ascii="Arial Narrow" w:eastAsia="Arial Narrow" w:hAnsi="Arial Narrow" w:cs="Arial Narrow"/>
-          <w:sz w:val="16"/>
-          <w:szCs w:val="16"/>
-          <w:vertAlign w:val="superscript"/>
-        </w:rPr>
-        <w:footnoteRef/>
-      </w:r>
-      <w:r>
-        <w:rPr>
-          <w:rFonts w:ascii="Arial Narrow" w:eastAsia="Arial Narrow" w:hAnsi="Arial Narrow" w:cs="Arial Narrow"/>
-          <w:sz w:val="16"/>
-          <w:szCs w:val="16"/>
-          <w:vertAlign w:val="superscript"/>
-        </w:rPr>
-        <w:t xml:space="preserve"> </w:t>
-      </w:r>
-      <w:r>
-        <w:rPr>
-          <w:rFonts w:ascii="Arial Narrow" w:eastAsia="Arial Narrow" w:hAnsi="Arial Narrow" w:cs="Arial Narrow"/>
-          <w:sz w:val="16"/>
-          <w:szCs w:val="16"/>
-        </w:rPr>
-        <w:t xml:space="preserve"> </w:t>
-      </w:r>
-      <w:r>
-        <w:rPr>
-          <w:rFonts w:ascii="Arial Narrow" w:eastAsia="Arial Narrow" w:hAnsi="Arial Narrow" w:cs="Arial Narrow"/>
-          <w:sz w:val="16"/>
-          <w:szCs w:val="16"/>
-        </w:rPr>
-        <w:tab/>
-      </w:r>
-      <w:r>
-        <w:rPr>
-          <w:rFonts w:ascii="Arial Narrow" w:eastAsia="Arial Narrow" w:hAnsi="Arial Narrow" w:cs="Arial Narrow"/>
-          <w:b/>
-          <w:sz w:val="16"/>
-          <w:szCs w:val="16"/>
-        </w:rPr>
-        <w:t>LEY 29571</w:t>
-      </w:r>
-      <w:r>
-        <w:rPr>
-          <w:rFonts w:ascii="Arial Narrow" w:eastAsia="Arial Narrow" w:hAnsi="Arial Narrow" w:cs="Arial Narrow"/>
-          <w:b/>
-          <w:sz w:val="16"/>
-          <w:szCs w:val="16"/>
-        </w:rPr>
-        <w:t>, CÓDIGO DE PROTECCIÓN Y DEFENSA DEL CONSUMIDOR</w:t>
-      </w:r>
-      <w:r>
-        <w:rPr>
-          <w:rFonts w:ascii="Arial Narrow" w:eastAsia="Arial Narrow" w:hAnsi="Arial Narrow" w:cs="Arial Narrow"/>
-          <w:b/>
-          <w:bCs/>
-          <w:sz w:val="16"/>
-          <w:szCs w:val="16"/>
-        </w:rPr>
-        <w:t xml:space="preserve">, </w:t>
-      </w:r>
-      <w:r>
-        <w:rPr>
-          <w:rFonts w:ascii="Arial Narrow" w:eastAsia="Arial Narrow" w:hAnsi="Arial Narrow" w:cs="Arial Narrow"/>
-          <w:b/>
-          <w:sz w:val="16"/>
-          <w:szCs w:val="16"/>
-        </w:rPr>
-        <w:t xml:space="preserve">publicado el 2 de setiembre de 2010 y modificado por Decreto </w:t>
-      </w:r>
-      <w:proofErr w:type="gramStart"/>
-      <w:r>
-        <w:rPr>
-          <w:rFonts w:ascii="Arial Narrow" w:eastAsia="Arial Narrow" w:hAnsi="Arial Narrow" w:cs="Arial Narrow"/>
-          <w:b/>
-          <w:sz w:val="16"/>
-          <w:szCs w:val="16"/>
-        </w:rPr>
-        <w:t>Legislativo 1308</w:t>
-      </w:r>
-      <w:proofErr w:type="gramEnd"/>
-    </w:p>
-    <w:p>
-      <w:pPr>
-        <w:spacing w:after="0" w:line="240" w:lineRule="auto"/>
-        <w:ind w:left="567"/>
-        <w:contextualSpacing/>
-        <w:jc w:val="both"/>
-        <w:rPr>
-          <w:rFonts w:ascii="Arial Narrow" w:eastAsia="Arial Narrow" w:hAnsi="Arial Narrow" w:cs="Arial Narrow"/>
-          <w:b/>
-          <w:sz w:val="16"/>
-          <w:szCs w:val="16"/>
-        </w:rPr>
-      </w:pPr>
-      <w:r>
-        <w:rPr>
-          <w:rFonts w:ascii="Arial Narrow" w:eastAsia="Arial Narrow" w:hAnsi="Arial Narrow" w:cs="Arial Narrow"/>
-          <w:b/>
-          <w:sz w:val="16"/>
-          <w:szCs w:val="16"/>
-        </w:rPr>
-        <w:t>Artículo 110.- Sanciones administrativas</w:t>
-      </w:r>
-    </w:p>
-    <w:p>
-      <w:pPr>
-        <w:spacing w:after="0" w:line="240" w:lineRule="auto"/>
-        <w:ind w:left="567"/>
-        <w:contextualSpacing/>
-        <w:jc w:val="both"/>
-        <w:rPr>
-          <w:rFonts w:ascii="Arial Narrow" w:eastAsia="Arial Narrow" w:hAnsi="Arial Narrow" w:cs="Arial Narrow"/>
-          <w:sz w:val="16"/>
-          <w:szCs w:val="16"/>
-        </w:rPr>
-      </w:pPr>
-      <w:r>
-        <w:rPr>
-          <w:rFonts w:ascii="Arial Narrow" w:eastAsia="Arial Narrow" w:hAnsi="Arial Narrow" w:cs="Arial Narrow"/>
-          <w:sz w:val="16"/>
-          <w:szCs w:val="16"/>
-        </w:rPr>
-        <w:t>El órgano resolutivo puede sancionar las infracciones administrativas a que se refiere el artículo 108 con amonestación y multas de hasta cuatrocientos cincuenta (450) Unidades Impositivas Tributarias (UIT), las cuales son calificadas de la siguiente manera:</w:t>
-      </w:r>
-    </w:p>
-    <w:p>
-      <w:pPr>
-        <w:numPr>
-          <w:ilvl w:val="0"/>
-          <w:numId w:val="2"/>
-        </w:numPr>
-        <w:spacing w:after="0" w:line="240" w:lineRule="auto"/>
-        <w:ind w:left="426" w:firstLine="141"/>
-        <w:contextualSpacing/>
-        <w:jc w:val="both"/>
-        <w:rPr>
-          <w:rFonts w:ascii="Arial Narrow" w:eastAsia="Arial Narrow" w:hAnsi="Arial Narrow" w:cs="Arial Narrow"/>
-          <w:sz w:val="16"/>
-          <w:szCs w:val="16"/>
-        </w:rPr>
-      </w:pPr>
-      <w:r>
-        <w:rPr>
-          <w:rFonts w:ascii="Arial Narrow" w:eastAsia="Arial Narrow" w:hAnsi="Arial Narrow" w:cs="Arial Narrow"/>
-          <w:sz w:val="16"/>
-          <w:szCs w:val="16"/>
-        </w:rPr>
-        <w:t>Infracciones leves, con una amonestación o con una multa de hasta cincuenta (50) UIT.</w:t>
-      </w:r>
-    </w:p>
-    <w:p>
-      <w:pPr>
-        <w:numPr>
-          <w:ilvl w:val="0"/>
-          <w:numId w:val="2"/>
-        </w:numPr>
-        <w:spacing w:after="0" w:line="240" w:lineRule="auto"/>
-        <w:ind w:left="426" w:firstLine="141"/>
-        <w:contextualSpacing/>
-        <w:jc w:val="both"/>
-        <w:rPr>
-          <w:rFonts w:ascii="Arial Narrow" w:eastAsia="Arial Narrow" w:hAnsi="Arial Narrow" w:cs="Arial Narrow"/>
-          <w:sz w:val="16"/>
-          <w:szCs w:val="16"/>
-        </w:rPr>
-      </w:pPr>
-      <w:r>
-        <w:rPr>
-          <w:rFonts w:ascii="Arial Narrow" w:eastAsia="Arial Narrow" w:hAnsi="Arial Narrow" w:cs="Arial Narrow"/>
-          <w:sz w:val="16"/>
-          <w:szCs w:val="16"/>
-        </w:rPr>
-        <w:t>Infracciones graves, con una multa de hasta ciento cincuenta (150) UIT.</w:t>
-      </w:r>
-    </w:p>
-    <w:p>
-      <w:pPr>
-        <w:numPr>
-          <w:ilvl w:val="0"/>
-          <w:numId w:val="2"/>
-        </w:numPr>
-        <w:spacing w:after="0" w:line="240" w:lineRule="auto"/>
-        <w:ind w:left="426" w:firstLine="141"/>
-        <w:contextualSpacing/>
-        <w:jc w:val="both"/>
-        <w:rPr>
-          <w:rFonts w:ascii="Arial Narrow" w:eastAsia="Arial Narrow" w:hAnsi="Arial Narrow" w:cs="Arial Narrow"/>
-          <w:sz w:val="16"/>
-          <w:szCs w:val="16"/>
-        </w:rPr>
-      </w:pPr>
-      <w:r>
-        <w:rPr>
-          <w:rFonts w:ascii="Arial Narrow" w:eastAsia="Arial Narrow" w:hAnsi="Arial Narrow" w:cs="Arial Narrow"/>
-          <w:sz w:val="16"/>
-          <w:szCs w:val="16"/>
-        </w:rPr>
-        <w:t>Infracciones muy graves, con una multa de hasta cuatrocientos cincuenta (450) UIT.</w:t>
-      </w:r>
-    </w:p>
-    <w:p>
-      <w:pPr>
-        <w:spacing w:after="0" w:line="240" w:lineRule="auto"/>
-        <w:ind w:left="567"/>
-        <w:contextualSpacing/>
-        <w:jc w:val="both"/>
-        <w:rPr>
-          <w:rFonts w:ascii="Arial Narrow" w:eastAsia="Arial Narrow" w:hAnsi="Arial Narrow" w:cs="Arial Narrow"/>
-          <w:sz w:val="16"/>
-          <w:szCs w:val="16"/>
-        </w:rPr>
-      </w:pPr>
-      <w:r>
-        <w:rPr>
-          <w:rFonts w:ascii="Arial Narrow" w:eastAsia="Arial Narrow" w:hAnsi="Arial Narrow" w:cs="Arial Narrow"/>
-          <w:sz w:val="16"/>
-          <w:szCs w:val="16"/>
-        </w:rPr>
-        <w:t>(…).</w:t>
-      </w:r>
-    </w:p>
-    <w:p>
-      <w:pPr>
-        <w:spacing w:after="0" w:line="240" w:lineRule="auto"/>
-        <w:ind w:left="567" w:hanging="567"/>
-        <w:contextualSpacing/>
-        <w:jc w:val="both"/>
-        <w:rPr>
-          <w:rFonts w:ascii="Arial Narrow" w:eastAsia="Arial Narrow" w:hAnsi="Arial Narrow" w:cs="Arial Narrow"/>
-          <w:sz w:val="16"/>
-          <w:szCs w:val="16"/>
-        </w:rPr>
-      </w:pPr>
-    </w:p>
-  </w:footnote>
-  <w:footnote w:id="12">
-    <w:p>
-      <w:pPr>
-        <w:spacing w:after="0" w:line="240" w:lineRule="auto"/>
-        <w:ind w:left="567" w:hanging="567"/>
-        <w:contextualSpacing/>
-        <w:jc w:val="both"/>
-        <w:rPr>
-          <w:rFonts w:ascii="Arial Narrow" w:eastAsia="Arial Narrow" w:hAnsi="Arial Narrow" w:cs="Arial Narrow"/>
-          <w:b/>
-          <w:bCs/>
-          <w:sz w:val="16"/>
-          <w:szCs w:val="16"/>
-        </w:rPr>
-      </w:pPr>
-      <w:r>
-        <w:rPr>
-          <w:rStyle w:val="Refdenotaalpie"/>
-          <w:rFonts w:ascii="Arial Narrow" w:eastAsia="Arial Narrow" w:hAnsi="Arial Narrow" w:cs="Arial Narrow"/>
-          <w:sz w:val="16"/>
-          <w:szCs w:val="16"/>
-          <w:vertAlign w:val="superscript"/>
-        </w:rPr>
-        <w:footnoteRef/>
-      </w:r>
-      <w:r>
-        <w:rPr>
-          <w:rFonts w:ascii="Arial Narrow" w:eastAsia="Arial Narrow" w:hAnsi="Arial Narrow" w:cs="Arial Narrow"/>
-          <w:sz w:val="16"/>
-          <w:szCs w:val="16"/>
-        </w:rPr>
-        <w:t xml:space="preserve"> </w:t>
-      </w:r>
-      <w:r>
-        <w:rPr>
-          <w:rFonts w:ascii="Arial Narrow" w:eastAsia="Arial Narrow" w:hAnsi="Arial Narrow" w:cs="Arial Narrow"/>
-          <w:sz w:val="16"/>
-          <w:szCs w:val="16"/>
-        </w:rPr>
-        <w:tab/>
-      </w:r>
-      <w:r>
-        <w:rPr>
-          <w:rFonts w:ascii="Arial Narrow" w:eastAsia="Arial Narrow" w:hAnsi="Arial Narrow" w:cs="Arial Narrow"/>
-          <w:b/>
-          <w:bCs/>
-          <w:sz w:val="16"/>
-          <w:szCs w:val="16"/>
-        </w:rPr>
-        <w:t xml:space="preserve">LEY 29571, CÓDIGO DE PROTECCIÓN Y DEFENSA DEL CONSUMIDOR, publicado el 2 de setiembre de 2010 y modificado por Decreto </w:t>
-      </w:r>
-      <w:proofErr w:type="gramStart"/>
-      <w:r>
-        <w:rPr>
-          <w:rFonts w:ascii="Arial Narrow" w:eastAsia="Arial Narrow" w:hAnsi="Arial Narrow" w:cs="Arial Narrow"/>
-          <w:b/>
-          <w:bCs/>
-          <w:sz w:val="16"/>
-          <w:szCs w:val="16"/>
-        </w:rPr>
-        <w:t>Legislativo 1308</w:t>
-      </w:r>
-      <w:proofErr w:type="gramEnd"/>
-    </w:p>
-    <w:p>
-      <w:pPr>
-        <w:spacing w:after="0" w:line="240" w:lineRule="auto"/>
-        <w:ind w:left="567"/>
-        <w:contextualSpacing/>
-        <w:jc w:val="both"/>
-        <w:rPr>
-          <w:rFonts w:ascii="Arial Narrow" w:eastAsia="Arial Narrow" w:hAnsi="Arial Narrow" w:cs="Arial Narrow"/>
-          <w:sz w:val="16"/>
-          <w:szCs w:val="16"/>
-        </w:rPr>
-      </w:pPr>
-      <w:r>
-        <w:rPr>
-          <w:rFonts w:ascii="Arial Narrow" w:eastAsia="Arial Narrow" w:hAnsi="Arial Narrow" w:cs="Arial Narrow"/>
-          <w:b/>
-          <w:bCs/>
-          <w:sz w:val="16"/>
-          <w:szCs w:val="16"/>
-        </w:rPr>
-        <w:t>Artículo 114.-</w:t>
-      </w:r>
-      <w:r>
-        <w:rPr>
-          <w:rFonts w:ascii="Arial Narrow" w:eastAsia="Arial Narrow" w:hAnsi="Arial Narrow" w:cs="Arial Narrow"/>
-          <w:b/>
-          <w:sz w:val="16"/>
-          <w:szCs w:val="16"/>
-        </w:rPr>
-        <w:t xml:space="preserve"> Medidas correctivas</w:t>
-      </w:r>
-    </w:p>
-    <w:p>
-      <w:pPr>
-        <w:spacing w:after="0" w:line="240" w:lineRule="auto"/>
-        <w:ind w:left="567"/>
-        <w:contextualSpacing/>
-        <w:jc w:val="both"/>
-        <w:rPr>
-          <w:rFonts w:ascii="Arial Narrow" w:eastAsia="Arial Narrow" w:hAnsi="Arial Narrow" w:cs="Arial Narrow"/>
-          <w:sz w:val="16"/>
-          <w:szCs w:val="16"/>
-        </w:rPr>
-      </w:pPr>
-      <w:r>
-        <w:rPr>
-          <w:rFonts w:ascii="Arial Narrow" w:eastAsia="Arial Narrow" w:hAnsi="Arial Narrow" w:cs="Arial Narrow"/>
-          <w:sz w:val="16"/>
-          <w:szCs w:val="16"/>
-        </w:rPr>
-        <w:t>Sin perjuicio de la sanción administrativa que corresponda al proveedor por una infracción al presente Código, el Indecopi puede dictar, en calidad de mandatos, medidas correctivas reparadoras y complementarias.</w:t>
-      </w:r>
-    </w:p>
-    <w:p>
-      <w:pPr>
-        <w:spacing w:after="0" w:line="240" w:lineRule="auto"/>
-        <w:ind w:left="567"/>
-        <w:contextualSpacing/>
-        <w:jc w:val="both"/>
-        <w:rPr>
-          <w:rFonts w:ascii="Arial Narrow" w:eastAsia="Arial Narrow" w:hAnsi="Arial Narrow" w:cs="Arial Narrow"/>
-          <w:sz w:val="16"/>
-          <w:szCs w:val="16"/>
-        </w:rPr>
-      </w:pPr>
-      <w:r>
-        <w:rPr>
-          <w:rFonts w:ascii="Arial Narrow" w:eastAsia="Arial Narrow" w:hAnsi="Arial Narrow" w:cs="Arial Narrow"/>
-          <w:sz w:val="16"/>
-          <w:szCs w:val="16"/>
-        </w:rPr>
-        <w:t>Las medidas correctivas reparadoras pueden dictarse a pedido de parte o de oficio, siempre y cuando sean expresamente informadas sobre esa posibilidad en la notificación de cargo al proveedor por la autoridad encargada del procedimiento.</w:t>
-      </w:r>
-    </w:p>
-    <w:p>
-      <w:pPr>
-        <w:spacing w:after="0" w:line="240" w:lineRule="auto"/>
-        <w:ind w:left="567"/>
-        <w:contextualSpacing/>
-        <w:jc w:val="both"/>
-        <w:rPr>
-          <w:rFonts w:ascii="Arial Narrow" w:eastAsia="Arial Narrow" w:hAnsi="Arial Narrow" w:cs="Arial Narrow"/>
-          <w:sz w:val="16"/>
-          <w:szCs w:val="16"/>
-        </w:rPr>
-      </w:pPr>
-      <w:r>
-        <w:rPr>
-          <w:rFonts w:ascii="Arial Narrow" w:eastAsia="Arial Narrow" w:hAnsi="Arial Narrow" w:cs="Arial Narrow"/>
-          <w:sz w:val="16"/>
-          <w:szCs w:val="16"/>
-        </w:rPr>
-        <w:t>Las medidas correctivas complementarias pueden dictarse de oficio o a pedido de parte.</w:t>
-      </w:r>
-    </w:p>
-    <w:p>
-      <w:pPr>
-        <w:spacing w:after="0" w:line="240" w:lineRule="auto"/>
-        <w:ind w:left="567" w:hanging="567"/>
-        <w:contextualSpacing/>
-        <w:jc w:val="both"/>
-        <w:rPr>
-          <w:rFonts w:ascii="Arial Narrow" w:eastAsia="Arial Narrow" w:hAnsi="Arial Narrow" w:cs="Arial Narrow"/>
-          <w:sz w:val="16"/>
-          <w:szCs w:val="16"/>
-        </w:rPr>
-      </w:pPr>
-    </w:p>
-    <w:p>
-      <w:pPr>
-        <w:spacing w:after="0" w:line="240" w:lineRule="auto"/>
-        <w:ind w:left="567"/>
-        <w:contextualSpacing/>
-        <w:jc w:val="both"/>
-        <w:rPr>
-          <w:rFonts w:ascii="Arial Narrow" w:eastAsia="Arial Narrow" w:hAnsi="Arial Narrow" w:cs="Arial Narrow"/>
-          <w:sz w:val="16"/>
-          <w:szCs w:val="16"/>
-        </w:rPr>
-      </w:pPr>
-      <w:r>
-        <w:rPr>
-          <w:rFonts w:ascii="Arial Narrow" w:eastAsia="Arial Narrow" w:hAnsi="Arial Narrow" w:cs="Arial Narrow"/>
-          <w:b/>
-          <w:sz w:val="16"/>
-          <w:szCs w:val="16"/>
-        </w:rPr>
-        <w:t>Artículo 115.- Medidas correctivas reparadoras</w:t>
-      </w:r>
-    </w:p>
-    <w:p>
-      <w:pPr>
-        <w:spacing w:after="0" w:line="240" w:lineRule="auto"/>
-        <w:ind w:left="567"/>
-        <w:contextualSpacing/>
-        <w:jc w:val="both"/>
-        <w:rPr>
-          <w:rFonts w:ascii="Arial Narrow" w:eastAsia="Arial Narrow" w:hAnsi="Arial Narrow" w:cs="Arial Narrow"/>
-          <w:sz w:val="16"/>
-          <w:szCs w:val="16"/>
-        </w:rPr>
-      </w:pPr>
-      <w:r>
-        <w:rPr>
-          <w:rFonts w:ascii="Arial Narrow" w:eastAsia="Arial Narrow" w:hAnsi="Arial Narrow" w:cs="Arial Narrow"/>
-          <w:sz w:val="16"/>
-          <w:szCs w:val="16"/>
-        </w:rPr>
-        <w:t>115.1 Las medidas correctivas reparadoras tienen el objeto de resarcir las consecuencias patrimoniales directas e inmediatas ocasionadas al consumidor por la infracción administrativa a su estado anterior. En caso el órgano resolutivo dicte una o varias medidas correctivas, debe considerar lo acordado por las partes durante la relación de consumo. Las medidas correctivas reparadoras pueden consistir en ordenar al proveedor infractor lo siguiente:</w:t>
-      </w:r>
-    </w:p>
-    <w:p>
-      <w:pPr>
-        <w:numPr>
-          <w:ilvl w:val="0"/>
-          <w:numId w:val="1"/>
-        </w:numPr>
-        <w:spacing w:after="0" w:line="240" w:lineRule="auto"/>
-        <w:ind w:left="567" w:firstLine="0"/>
-        <w:contextualSpacing/>
-        <w:jc w:val="both"/>
-        <w:rPr>
-          <w:rFonts w:ascii="Arial Narrow" w:eastAsia="Arial Narrow" w:hAnsi="Arial Narrow" w:cs="Arial Narrow"/>
-          <w:sz w:val="16"/>
-          <w:szCs w:val="16"/>
-        </w:rPr>
-      </w:pPr>
-      <w:r>
-        <w:rPr>
-          <w:rFonts w:ascii="Arial Narrow" w:eastAsia="Arial Narrow" w:hAnsi="Arial Narrow" w:cs="Arial Narrow"/>
-          <w:sz w:val="16"/>
-          <w:szCs w:val="16"/>
-        </w:rPr>
-        <w:t>Reparar productos.</w:t>
-      </w:r>
-    </w:p>
-    <w:p>
-      <w:pPr>
-        <w:numPr>
-          <w:ilvl w:val="0"/>
-          <w:numId w:val="1"/>
-        </w:numPr>
-        <w:spacing w:after="0" w:line="240" w:lineRule="auto"/>
-        <w:ind w:left="567" w:firstLine="0"/>
-        <w:contextualSpacing/>
-        <w:jc w:val="both"/>
-        <w:rPr>
-          <w:rFonts w:ascii="Arial Narrow" w:eastAsia="Arial Narrow" w:hAnsi="Arial Narrow" w:cs="Arial Narrow"/>
-          <w:sz w:val="16"/>
-          <w:szCs w:val="16"/>
-        </w:rPr>
-      </w:pPr>
-      <w:r>
-        <w:rPr>
-          <w:rFonts w:ascii="Arial Narrow" w:eastAsia="Arial Narrow" w:hAnsi="Arial Narrow" w:cs="Arial Narrow"/>
-          <w:sz w:val="16"/>
-          <w:szCs w:val="16"/>
-        </w:rPr>
-        <w:t>Cambiar productos por otros de idénticas o similares características, cuando la reparación no sea posible o no resulte razonable según las circunstancias.</w:t>
-      </w:r>
-    </w:p>
-    <w:p>
-      <w:pPr>
-        <w:numPr>
-          <w:ilvl w:val="0"/>
-          <w:numId w:val="1"/>
-        </w:numPr>
-        <w:spacing w:after="0" w:line="240" w:lineRule="auto"/>
-        <w:ind w:left="567" w:firstLine="0"/>
-        <w:contextualSpacing/>
-        <w:jc w:val="both"/>
-        <w:rPr>
-          <w:rFonts w:ascii="Arial Narrow" w:eastAsia="Arial Narrow" w:hAnsi="Arial Narrow" w:cs="Arial Narrow"/>
-          <w:sz w:val="16"/>
-          <w:szCs w:val="16"/>
-        </w:rPr>
-      </w:pPr>
-      <w:r>
-        <w:rPr>
-          <w:rFonts w:ascii="Arial Narrow" w:eastAsia="Arial Narrow" w:hAnsi="Arial Narrow" w:cs="Arial Narrow"/>
-          <w:sz w:val="16"/>
-          <w:szCs w:val="16"/>
-        </w:rPr>
-        <w:t>Entregar un producto de idénticas características o, cuando esto no resulte posible, de similares características, en los supuestos de pérdida o deterioro atribuible al proveedor y siempre que exista interés del consumidor.</w:t>
-      </w:r>
-    </w:p>
-    <w:p>
-      <w:pPr>
-        <w:numPr>
-          <w:ilvl w:val="0"/>
-          <w:numId w:val="1"/>
-        </w:numPr>
-        <w:spacing w:after="0" w:line="240" w:lineRule="auto"/>
-        <w:ind w:left="567" w:firstLine="0"/>
-        <w:contextualSpacing/>
-        <w:jc w:val="both"/>
-        <w:rPr>
-          <w:rFonts w:ascii="Arial Narrow" w:eastAsia="Arial Narrow" w:hAnsi="Arial Narrow" w:cs="Arial Narrow"/>
-          <w:sz w:val="16"/>
-          <w:szCs w:val="16"/>
-        </w:rPr>
-      </w:pPr>
-      <w:r>
-        <w:rPr>
-          <w:rFonts w:ascii="Arial Narrow" w:eastAsia="Arial Narrow" w:hAnsi="Arial Narrow" w:cs="Arial Narrow"/>
-          <w:sz w:val="16"/>
-          <w:szCs w:val="16"/>
-        </w:rPr>
-        <w:t>Cumplir con ejecutar la prestación u obligación asumida; y si esto no resulte posible o no sea razonable, otra de efectos equivalentes, incluyendo prestaciones dinerarias.</w:t>
-      </w:r>
-    </w:p>
-    <w:p>
-      <w:pPr>
-        <w:numPr>
-          <w:ilvl w:val="0"/>
-          <w:numId w:val="1"/>
-        </w:numPr>
-        <w:spacing w:after="0" w:line="240" w:lineRule="auto"/>
-        <w:ind w:left="567" w:firstLine="0"/>
-        <w:contextualSpacing/>
-        <w:jc w:val="both"/>
-        <w:rPr>
-          <w:rFonts w:ascii="Arial Narrow" w:eastAsia="Arial Narrow" w:hAnsi="Arial Narrow" w:cs="Arial Narrow"/>
-          <w:sz w:val="16"/>
-          <w:szCs w:val="16"/>
-        </w:rPr>
-      </w:pPr>
-      <w:r>
-        <w:rPr>
-          <w:rFonts w:ascii="Arial Narrow" w:eastAsia="Arial Narrow" w:hAnsi="Arial Narrow" w:cs="Arial Narrow"/>
-          <w:sz w:val="16"/>
-          <w:szCs w:val="16"/>
-        </w:rPr>
-        <w:t>Cumplir con ejecutar otras prestaciones u obligaciones legales o convencionales a su cargo.</w:t>
-      </w:r>
-    </w:p>
-    <w:p>
-      <w:pPr>
-        <w:numPr>
-          <w:ilvl w:val="0"/>
-          <w:numId w:val="1"/>
-        </w:numPr>
-        <w:spacing w:after="0" w:line="240" w:lineRule="auto"/>
-        <w:ind w:left="567" w:firstLine="0"/>
-        <w:contextualSpacing/>
-        <w:jc w:val="both"/>
-        <w:rPr>
-          <w:rFonts w:ascii="Arial Narrow" w:eastAsia="Arial Narrow" w:hAnsi="Arial Narrow" w:cs="Arial Narrow"/>
-          <w:sz w:val="16"/>
-          <w:szCs w:val="16"/>
-        </w:rPr>
-      </w:pPr>
-      <w:r>
-        <w:rPr>
-          <w:rFonts w:ascii="Arial Narrow" w:eastAsia="Arial Narrow" w:hAnsi="Arial Narrow" w:cs="Arial Narrow"/>
-          <w:sz w:val="16"/>
-          <w:szCs w:val="16"/>
-        </w:rPr>
-        <w:t>Devolver la contraprestación pagada por el consumidor, más los intereses legales correspondientes, cuando la reparación, reposición, o cumplimiento de la prestación u obligación, según sea el caso, no resulte posible o no sea razonable según las circunstancias.</w:t>
-      </w:r>
-    </w:p>
-    <w:p>
-      <w:pPr>
-        <w:numPr>
-          <w:ilvl w:val="0"/>
-          <w:numId w:val="1"/>
-        </w:numPr>
-        <w:spacing w:after="0" w:line="240" w:lineRule="auto"/>
-        <w:ind w:left="567" w:firstLine="0"/>
-        <w:contextualSpacing/>
-        <w:jc w:val="both"/>
-        <w:rPr>
-          <w:rFonts w:ascii="Arial Narrow" w:eastAsia="Arial Narrow" w:hAnsi="Arial Narrow" w:cs="Arial Narrow"/>
-          <w:sz w:val="16"/>
-          <w:szCs w:val="16"/>
-        </w:rPr>
-      </w:pPr>
-      <w:r>
-        <w:rPr>
-          <w:rFonts w:ascii="Arial Narrow" w:eastAsia="Arial Narrow" w:hAnsi="Arial Narrow" w:cs="Arial Narrow"/>
-          <w:sz w:val="16"/>
-          <w:szCs w:val="16"/>
-        </w:rPr>
-        <w:t>En los supuestos de pagos indebidos o en exceso, devolver estos montos, más los intereses correspondientes.</w:t>
-      </w:r>
-    </w:p>
-    <w:p>
-      <w:pPr>
-        <w:pStyle w:val="Sinespaciado"/>
-        <w:ind w:firstLine="567"/>
-        <w:contextualSpacing/>
-        <w:jc w:val="both"/>
-        <w:rPr>
-          <w:rFonts w:ascii="Arial Narrow" w:eastAsia="Arial Narrow" w:hAnsi="Arial Narrow" w:cs="Arial Narrow"/>
-          <w:sz w:val="16"/>
-          <w:szCs w:val="16"/>
-        </w:rPr>
-      </w:pPr>
-      <w:r>
-        <w:rPr>
-          <w:rFonts w:ascii="Arial Narrow" w:eastAsia="Arial Narrow" w:hAnsi="Arial Narrow" w:cs="Arial Narrow"/>
-          <w:sz w:val="16"/>
-          <w:szCs w:val="16"/>
-        </w:rPr>
-        <w:t>Pagar los gastos incurridos por el consumidor para mitigar las consecuencias de la infracción administrativa.</w:t>
-      </w:r>
-    </w:p>
-    <w:p>
-      <w:pPr>
-        <w:pStyle w:val="Sinespaciado"/>
-        <w:ind w:firstLine="567"/>
-        <w:contextualSpacing/>
-        <w:jc w:val="both"/>
-        <w:rPr>
-          <w:rFonts w:ascii="Arial Narrow" w:eastAsia="Arial Narrow" w:hAnsi="Arial Narrow" w:cs="Arial Narrow"/>
-          <w:sz w:val="16"/>
-          <w:szCs w:val="16"/>
-        </w:rPr>
-      </w:pPr>
-      <w:r>
-        <w:rPr>
-          <w:rFonts w:ascii="Arial Narrow" w:eastAsia="Arial Narrow" w:hAnsi="Arial Narrow" w:cs="Arial Narrow"/>
-          <w:sz w:val="16"/>
-          <w:szCs w:val="16"/>
-        </w:rPr>
-        <w:t>Otras medidas reparadoras análogas de efectos equivalentes a las anteriores.</w:t>
-      </w:r>
-    </w:p>
-    <w:p>
-      <w:pPr>
-        <w:pStyle w:val="Sinespaciado"/>
-        <w:ind w:left="567"/>
-        <w:contextualSpacing/>
-        <w:jc w:val="both"/>
-        <w:rPr>
-          <w:rFonts w:ascii="Arial Narrow" w:eastAsia="Arial Narrow" w:hAnsi="Arial Narrow" w:cs="Arial Narrow"/>
-          <w:sz w:val="16"/>
-          <w:szCs w:val="16"/>
-        </w:rPr>
-      </w:pPr>
-      <w:r>
-        <w:rPr>
-          <w:rFonts w:ascii="Arial Narrow" w:eastAsia="Arial Narrow" w:hAnsi="Arial Narrow" w:cs="Arial Narrow"/>
-          <w:sz w:val="16"/>
-          <w:szCs w:val="16"/>
-        </w:rPr>
-        <w:t xml:space="preserve">115.2 Las medidas correctivas reparadoras no pueden ser solicitadas de manera acumulativa conjunta, pudiendo plantearse de manera alternativa o subsidiaria, con excepción de la medida correctiva señalada en el literal h) que puede solicitarse </w:t>
-      </w:r>
-      <w:proofErr w:type="gramStart"/>
-      <w:r>
-        <w:rPr>
-          <w:rFonts w:ascii="Arial Narrow" w:eastAsia="Arial Narrow" w:hAnsi="Arial Narrow" w:cs="Arial Narrow"/>
-          <w:sz w:val="16"/>
-          <w:szCs w:val="16"/>
-        </w:rPr>
-        <w:t>conjuntamente con</w:t>
-      </w:r>
-      <w:proofErr w:type="gramEnd"/>
-      <w:r>
-        <w:rPr>
-          <w:rFonts w:ascii="Arial Narrow" w:eastAsia="Arial Narrow" w:hAnsi="Arial Narrow" w:cs="Arial Narrow"/>
-          <w:sz w:val="16"/>
-          <w:szCs w:val="16"/>
-        </w:rPr>
-        <w:t xml:space="preserve"> otra medida correctiva. Cuando los órganos competentes del Indecopi se pronuncian respecto de una medida correctiva reparadora, aplican el principio de congruencia procesal.</w:t>
-      </w:r>
-    </w:p>
-    <w:p>
-      <w:pPr>
-        <w:spacing w:after="0" w:line="240" w:lineRule="auto"/>
-        <w:ind w:left="567"/>
-        <w:contextualSpacing/>
-        <w:jc w:val="both"/>
-        <w:rPr>
-          <w:rFonts w:ascii="Arial Narrow" w:eastAsia="Arial Narrow" w:hAnsi="Arial Narrow" w:cs="Arial Narrow"/>
-          <w:sz w:val="16"/>
-          <w:szCs w:val="16"/>
-        </w:rPr>
-      </w:pPr>
-      <w:r>
-        <w:rPr>
-          <w:rFonts w:ascii="Arial Narrow" w:eastAsia="Arial Narrow" w:hAnsi="Arial Narrow" w:cs="Arial Narrow"/>
-          <w:sz w:val="16"/>
-          <w:szCs w:val="16"/>
-        </w:rPr>
-        <w:t>115.3 Las medidas correctivas reparadoras pueden solicitarse en cualquier momento hasta antes de la notificación de cargo al proveedor, sin perjuicio de la facultad de secretaría técnica de la comisión de requerir al consumidor que precise la medida correctiva materia de solicitud. El consumidor puede variar su solicitud de medida correctiva hasta antes de la decisión de primera instancia, en cuyo caso se confiere traslado al proveedor para que formule su descargo.</w:t>
-      </w:r>
-    </w:p>
-    <w:p>
-      <w:pPr>
-        <w:spacing w:after="0" w:line="240" w:lineRule="auto"/>
-        <w:ind w:left="567"/>
-        <w:contextualSpacing/>
-        <w:jc w:val="both"/>
-        <w:rPr>
-          <w:rFonts w:ascii="Arial Narrow" w:eastAsia="Arial Narrow" w:hAnsi="Arial Narrow" w:cs="Arial Narrow"/>
-          <w:sz w:val="16"/>
-          <w:szCs w:val="16"/>
-        </w:rPr>
-      </w:pPr>
-      <w:r>
-        <w:rPr>
-          <w:rFonts w:ascii="Arial Narrow" w:eastAsia="Arial Narrow" w:hAnsi="Arial Narrow" w:cs="Arial Narrow"/>
-          <w:sz w:val="16"/>
-          <w:szCs w:val="16"/>
-        </w:rPr>
-        <w:t>115.4 Corresponde al consumidor que solicita el dictado de la medida correctiva reparadora probar las consecuencias patrimoniales directas e inmediatas causadas por la comisión de la infracción administrativa.</w:t>
-      </w:r>
-    </w:p>
-    <w:p>
-      <w:pPr>
-        <w:spacing w:after="0" w:line="240" w:lineRule="auto"/>
-        <w:ind w:left="567"/>
-        <w:contextualSpacing/>
-        <w:jc w:val="both"/>
-        <w:rPr>
-          <w:rFonts w:ascii="Arial Narrow" w:eastAsia="Arial Narrow" w:hAnsi="Arial Narrow" w:cs="Arial Narrow"/>
-          <w:sz w:val="16"/>
-          <w:szCs w:val="16"/>
-        </w:rPr>
-      </w:pPr>
-      <w:r>
-        <w:rPr>
-          <w:rFonts w:ascii="Arial Narrow" w:eastAsia="Arial Narrow" w:hAnsi="Arial Narrow" w:cs="Arial Narrow"/>
-          <w:sz w:val="16"/>
-          <w:szCs w:val="16"/>
-        </w:rPr>
-        <w:t>115.5 Los bienes o montos objeto de medidas correctivas reparadoras son entregados por el proveedor directamente al consumidor que los reclama, salvo mandato distinto contenido en la resolución. Aquellos bienes o montos materia de una medida correctiva reparadora, que por algún motivo se encuentran en posesión del Indecopi y deban ser entregados a los consumidores beneficiados, son puestos a disposición de estos.</w:t>
-      </w:r>
-    </w:p>
-    <w:p>
-      <w:pPr>
-        <w:spacing w:after="0" w:line="240" w:lineRule="auto"/>
-        <w:ind w:left="567"/>
-        <w:contextualSpacing/>
-        <w:jc w:val="both"/>
-        <w:rPr>
-          <w:rFonts w:ascii="Arial Narrow" w:eastAsia="Arial Narrow" w:hAnsi="Arial Narrow" w:cs="Arial Narrow"/>
-          <w:sz w:val="16"/>
-          <w:szCs w:val="16"/>
-        </w:rPr>
-      </w:pPr>
-      <w:r>
-        <w:rPr>
-          <w:rFonts w:ascii="Arial Narrow" w:eastAsia="Arial Narrow" w:hAnsi="Arial Narrow" w:cs="Arial Narrow"/>
-          <w:sz w:val="16"/>
-          <w:szCs w:val="16"/>
-        </w:rPr>
-        <w:t>115.6 El extremo de la resolución final que ordena el cumplimiento de una medida correctiva reparadora a favor del consumidor constituye título ejecutivo conforme con lo dispuesto en el artículo 688 del Código Procesal Civil, una vez que quedan consentidas o causan estado en la vía administrativa. La legitimidad para obrar en los procesos civiles de ejecución corresponde a los consumidores beneficiados con la medida correctiva reparadora.</w:t>
-      </w:r>
-    </w:p>
-    <w:p>
-      <w:pPr>
-        <w:spacing w:after="0" w:line="240" w:lineRule="auto"/>
-        <w:ind w:left="567"/>
-        <w:contextualSpacing/>
-        <w:jc w:val="both"/>
-        <w:rPr>
-          <w:rFonts w:ascii="Arial Narrow" w:eastAsia="Arial Narrow" w:hAnsi="Arial Narrow" w:cs="Arial Narrow"/>
-          <w:sz w:val="16"/>
-          <w:szCs w:val="16"/>
-        </w:rPr>
-      </w:pPr>
-      <w:r>
-        <w:rPr>
-          <w:rFonts w:ascii="Arial Narrow" w:eastAsia="Arial Narrow" w:hAnsi="Arial Narrow" w:cs="Arial Narrow"/>
-          <w:sz w:val="16"/>
-          <w:szCs w:val="16"/>
-        </w:rPr>
-        <w:t>115.7 Las medidas correctivas reparadoras como mandatos dirigidos a resarcir las consecuencias patrimoniales directas e inmediatas originadas por la infracción buscan corregir la conducta infractora y no tienen naturaleza indemnizatoria; son dictadas sin perjuicio de la indemnización por los daños y perjuicios que el consumidor puede solicitar en la vía judicial o arbitral correspondiente. No obstante, se descuenta de la indemnización patrimonial aquella satisfacción patrimonial deducible que el consumidor haya recibido a consecuencia del dictado de una medida correctiva reparadora en sede administrativa.</w:t>
-      </w:r>
-    </w:p>
-    <w:p>
-      <w:pPr>
-        <w:spacing w:after="0" w:line="240" w:lineRule="auto"/>
-        <w:ind w:left="567"/>
-        <w:contextualSpacing/>
-        <w:jc w:val="both"/>
-        <w:rPr>
-          <w:rFonts w:ascii="Arial Narrow" w:eastAsia="Arial Narrow" w:hAnsi="Arial Narrow" w:cs="Arial Narrow"/>
-          <w:sz w:val="16"/>
-          <w:szCs w:val="16"/>
-        </w:rPr>
-      </w:pPr>
-    </w:p>
-    <w:p>
-      <w:pPr>
-        <w:spacing w:after="0" w:line="240" w:lineRule="auto"/>
-        <w:ind w:left="567"/>
-        <w:contextualSpacing/>
-        <w:jc w:val="both"/>
-        <w:rPr>
-          <w:rFonts w:ascii="Arial Narrow" w:eastAsia="Arial Narrow" w:hAnsi="Arial Narrow" w:cs="Arial Narrow"/>
-          <w:b/>
-          <w:bCs/>
-          <w:sz w:val="16"/>
-          <w:szCs w:val="16"/>
-        </w:rPr>
-      </w:pPr>
-      <w:r>
-        <w:rPr>
-          <w:rFonts w:ascii="Arial Narrow" w:eastAsia="Arial Narrow" w:hAnsi="Arial Narrow" w:cs="Arial Narrow"/>
-          <w:b/>
-          <w:bCs/>
-          <w:sz w:val="16"/>
-          <w:szCs w:val="16"/>
-        </w:rPr>
-        <w:t>Artículo 116.- Medidas correctivas complementarias</w:t>
-      </w:r>
-    </w:p>
-    <w:p>
-      <w:pPr>
-        <w:spacing w:after="0" w:line="240" w:lineRule="auto"/>
-        <w:ind w:left="567"/>
-        <w:contextualSpacing/>
-        <w:jc w:val="both"/>
-        <w:rPr>
-          <w:rFonts w:ascii="Arial Narrow" w:eastAsia="Arial Narrow" w:hAnsi="Arial Narrow" w:cs="Arial Narrow"/>
-          <w:sz w:val="16"/>
-          <w:szCs w:val="16"/>
-        </w:rPr>
-      </w:pPr>
-      <w:r>
-        <w:rPr>
-          <w:rFonts w:ascii="Arial Narrow" w:eastAsia="Arial Narrow" w:hAnsi="Arial Narrow" w:cs="Arial Narrow"/>
-          <w:sz w:val="16"/>
-          <w:szCs w:val="16"/>
-        </w:rPr>
-        <w:t>Las medidas correctivas complementarias tienen el objeto de revertir los efectos de la conducta infractora o evitar que esta se produzca nuevamente en el futuro y pueden ser, entre otras, las siguientes:</w:t>
-      </w:r>
-    </w:p>
-    <w:p>
-      <w:pPr>
-        <w:spacing w:after="0" w:line="240" w:lineRule="auto"/>
-        <w:ind w:left="567"/>
-        <w:contextualSpacing/>
-        <w:jc w:val="both"/>
-        <w:rPr>
-          <w:rFonts w:ascii="Arial Narrow" w:eastAsia="Arial Narrow" w:hAnsi="Arial Narrow" w:cs="Arial Narrow"/>
-          <w:sz w:val="16"/>
-          <w:szCs w:val="16"/>
-        </w:rPr>
-      </w:pPr>
-      <w:r>
-        <w:rPr>
-          <w:rFonts w:ascii="Arial Narrow" w:eastAsia="Arial Narrow" w:hAnsi="Arial Narrow" w:cs="Arial Narrow"/>
-          <w:sz w:val="16"/>
-          <w:szCs w:val="16"/>
-        </w:rPr>
-        <w:t>a. Que el proveedor cumpla con atender la solicitud de información requerida por el consumidor, siempre que dicho requerimiento guarde relación con el producto adquirido o servicio contratado.</w:t>
-      </w:r>
-    </w:p>
-    <w:p>
-      <w:pPr>
-        <w:spacing w:after="0" w:line="240" w:lineRule="auto"/>
-        <w:ind w:left="567"/>
-        <w:contextualSpacing/>
-        <w:jc w:val="both"/>
-        <w:rPr>
-          <w:rFonts w:ascii="Arial Narrow" w:eastAsia="Arial Narrow" w:hAnsi="Arial Narrow" w:cs="Arial Narrow"/>
-          <w:sz w:val="16"/>
-          <w:szCs w:val="16"/>
-        </w:rPr>
-      </w:pPr>
-      <w:r>
-        <w:rPr>
-          <w:rFonts w:ascii="Arial Narrow" w:eastAsia="Arial Narrow" w:hAnsi="Arial Narrow" w:cs="Arial Narrow"/>
-          <w:sz w:val="16"/>
-          <w:szCs w:val="16"/>
-        </w:rPr>
-        <w:t>b. Declarar inexigibles las cláusulas que han sido identificadas como abusivas en el procedimiento.</w:t>
-      </w:r>
-    </w:p>
-    <w:p>
-      <w:pPr>
-        <w:spacing w:after="0" w:line="240" w:lineRule="auto"/>
-        <w:ind w:left="567"/>
-        <w:contextualSpacing/>
-        <w:jc w:val="both"/>
-        <w:rPr>
-          <w:rFonts w:ascii="Arial Narrow" w:eastAsia="Arial Narrow" w:hAnsi="Arial Narrow" w:cs="Arial Narrow"/>
-          <w:sz w:val="16"/>
-          <w:szCs w:val="16"/>
-        </w:rPr>
-      </w:pPr>
-      <w:r>
-        <w:rPr>
-          <w:rFonts w:ascii="Arial Narrow" w:eastAsia="Arial Narrow" w:hAnsi="Arial Narrow" w:cs="Arial Narrow"/>
-          <w:sz w:val="16"/>
-          <w:szCs w:val="16"/>
-        </w:rPr>
-        <w:t>c. El decomiso y destrucción de la mercadería, envases, envolturas o etiquetas.</w:t>
-      </w:r>
-    </w:p>
-    <w:p>
-      <w:pPr>
-        <w:spacing w:after="0" w:line="240" w:lineRule="auto"/>
-        <w:ind w:left="567"/>
-        <w:contextualSpacing/>
-        <w:jc w:val="both"/>
-        <w:rPr>
-          <w:rFonts w:ascii="Arial Narrow" w:eastAsia="Arial Narrow" w:hAnsi="Arial Narrow" w:cs="Arial Narrow"/>
-          <w:sz w:val="16"/>
-          <w:szCs w:val="16"/>
-        </w:rPr>
-      </w:pPr>
-      <w:r>
-        <w:rPr>
-          <w:rFonts w:ascii="Arial Narrow" w:eastAsia="Arial Narrow" w:hAnsi="Arial Narrow" w:cs="Arial Narrow"/>
-          <w:sz w:val="16"/>
-          <w:szCs w:val="16"/>
-        </w:rPr>
-        <w:t xml:space="preserve">d. En caso de infracciones muy graves y de reincidencia o </w:t>
-      </w:r>
-      <w:proofErr w:type="spellStart"/>
-      <w:r>
-        <w:rPr>
-          <w:rFonts w:ascii="Arial Narrow" w:eastAsia="Arial Narrow" w:hAnsi="Arial Narrow" w:cs="Arial Narrow"/>
-          <w:sz w:val="16"/>
-          <w:szCs w:val="16"/>
-        </w:rPr>
-        <w:t>reiterancia</w:t>
-      </w:r>
-      <w:proofErr w:type="spellEnd"/>
-      <w:r>
-        <w:rPr>
-          <w:rFonts w:ascii="Arial Narrow" w:eastAsia="Arial Narrow" w:hAnsi="Arial Narrow" w:cs="Arial Narrow"/>
-          <w:sz w:val="16"/>
-          <w:szCs w:val="16"/>
-        </w:rPr>
-        <w:t>:</w:t>
-      </w:r>
-    </w:p>
-    <w:p>
-      <w:pPr>
-        <w:spacing w:after="0" w:line="240" w:lineRule="auto"/>
-        <w:ind w:left="567"/>
-        <w:contextualSpacing/>
-        <w:jc w:val="both"/>
-        <w:rPr>
-          <w:rFonts w:ascii="Arial Narrow" w:eastAsia="Arial Narrow" w:hAnsi="Arial Narrow" w:cs="Arial Narrow"/>
-          <w:sz w:val="16"/>
-          <w:szCs w:val="16"/>
-        </w:rPr>
-      </w:pPr>
-      <w:r>
-        <w:rPr>
-          <w:rFonts w:ascii="Arial Narrow" w:eastAsia="Arial Narrow" w:hAnsi="Arial Narrow" w:cs="Arial Narrow"/>
-          <w:sz w:val="16"/>
-          <w:szCs w:val="16"/>
-        </w:rPr>
-        <w:t>(i) Solicitar a la autoridad correspondiente la clausura temporal del establecimiento industrial, comercial o de servicios por un plazo máximo de seis (6) meses.</w:t>
-      </w:r>
-    </w:p>
-    <w:p>
-      <w:pPr>
-        <w:spacing w:after="0" w:line="240" w:lineRule="auto"/>
-        <w:ind w:left="567"/>
-        <w:contextualSpacing/>
-        <w:jc w:val="both"/>
-        <w:rPr>
-          <w:rFonts w:ascii="Arial Narrow" w:eastAsia="Arial Narrow" w:hAnsi="Arial Narrow" w:cs="Arial Narrow"/>
-          <w:sz w:val="16"/>
-          <w:szCs w:val="16"/>
-        </w:rPr>
-      </w:pPr>
-      <w:r>
-        <w:rPr>
-          <w:rFonts w:ascii="Arial Narrow" w:eastAsia="Arial Narrow" w:hAnsi="Arial Narrow" w:cs="Arial Narrow"/>
-          <w:sz w:val="16"/>
-          <w:szCs w:val="16"/>
-        </w:rPr>
-        <w:t>(</w:t>
-      </w:r>
-      <w:proofErr w:type="spellStart"/>
-      <w:r>
-        <w:rPr>
-          <w:rFonts w:ascii="Arial Narrow" w:eastAsia="Arial Narrow" w:hAnsi="Arial Narrow" w:cs="Arial Narrow"/>
-          <w:sz w:val="16"/>
-          <w:szCs w:val="16"/>
-        </w:rPr>
-        <w:t>ii</w:t>
-      </w:r>
-      <w:proofErr w:type="spellEnd"/>
-      <w:r>
-        <w:rPr>
-          <w:rFonts w:ascii="Arial Narrow" w:eastAsia="Arial Narrow" w:hAnsi="Arial Narrow" w:cs="Arial Narrow"/>
-          <w:sz w:val="16"/>
-          <w:szCs w:val="16"/>
-        </w:rPr>
-        <w:t>) Solicitar a la autoridad competente la inhabilitación, temporal o permanente, del proveedor en función de los alcances de la infracción sancionada.</w:t>
-      </w:r>
-    </w:p>
-    <w:p>
-      <w:pPr>
-        <w:spacing w:after="0" w:line="240" w:lineRule="auto"/>
-        <w:ind w:left="567"/>
-        <w:contextualSpacing/>
-        <w:jc w:val="both"/>
-        <w:rPr>
-          <w:rFonts w:ascii="Arial Narrow" w:eastAsia="Arial Narrow" w:hAnsi="Arial Narrow" w:cs="Arial Narrow"/>
-          <w:sz w:val="16"/>
-          <w:szCs w:val="16"/>
-        </w:rPr>
-      </w:pPr>
-      <w:r>
-        <w:rPr>
-          <w:rFonts w:ascii="Arial Narrow" w:eastAsia="Arial Narrow" w:hAnsi="Arial Narrow" w:cs="Arial Narrow"/>
-          <w:sz w:val="16"/>
-          <w:szCs w:val="16"/>
-        </w:rPr>
-        <w:t xml:space="preserve">e. Publicación de avisos </w:t>
-      </w:r>
-      <w:proofErr w:type="spellStart"/>
-      <w:r>
-        <w:rPr>
-          <w:rFonts w:ascii="Arial Narrow" w:eastAsia="Arial Narrow" w:hAnsi="Arial Narrow" w:cs="Arial Narrow"/>
-          <w:sz w:val="16"/>
-          <w:szCs w:val="16"/>
-        </w:rPr>
-        <w:t>rectificatorios</w:t>
-      </w:r>
-      <w:proofErr w:type="spellEnd"/>
-      <w:r>
-        <w:rPr>
-          <w:rFonts w:ascii="Arial Narrow" w:eastAsia="Arial Narrow" w:hAnsi="Arial Narrow" w:cs="Arial Narrow"/>
-          <w:sz w:val="16"/>
-          <w:szCs w:val="16"/>
-        </w:rPr>
-        <w:t xml:space="preserve"> o informativos en la forma que determine el Indecopi, tomando en consideración los medios que resulten idóneos para revertir los efectos que el acto objeto de sanción ha ocasionado.</w:t>
-      </w:r>
-    </w:p>
-    <w:p>
-      <w:pPr>
-        <w:spacing w:after="0" w:line="240" w:lineRule="auto"/>
-        <w:ind w:left="567"/>
-        <w:contextualSpacing/>
-        <w:jc w:val="both"/>
-        <w:rPr>
-          <w:rFonts w:ascii="Arial Narrow" w:eastAsia="Arial Narrow" w:hAnsi="Arial Narrow" w:cs="Arial Narrow"/>
-          <w:sz w:val="16"/>
-          <w:szCs w:val="16"/>
-        </w:rPr>
-      </w:pPr>
-      <w:r>
-        <w:rPr>
-          <w:rFonts w:ascii="Arial Narrow" w:eastAsia="Arial Narrow" w:hAnsi="Arial Narrow" w:cs="Arial Narrow"/>
-          <w:sz w:val="16"/>
-          <w:szCs w:val="16"/>
-        </w:rPr>
-        <w:t>f. Cualquier otra medida correctiva que tenga el objeto de revertir los efectos de la conducta infractora o evitar que esta se produzca nuevamente en el futuro.</w:t>
-      </w:r>
-    </w:p>
-    <w:p>
-      <w:pPr>
-        <w:spacing w:after="0" w:line="240" w:lineRule="auto"/>
-        <w:ind w:left="567"/>
-        <w:contextualSpacing/>
-        <w:jc w:val="both"/>
-        <w:rPr>
-          <w:rFonts w:ascii="Arial Narrow" w:eastAsia="Arial Narrow" w:hAnsi="Arial Narrow" w:cs="Arial Narrow"/>
-          <w:sz w:val="16"/>
-          <w:szCs w:val="16"/>
-        </w:rPr>
-      </w:pPr>
-      <w:r>
-        <w:rPr>
-          <w:rFonts w:ascii="Arial Narrow" w:eastAsia="Arial Narrow" w:hAnsi="Arial Narrow" w:cs="Arial Narrow"/>
-          <w:sz w:val="16"/>
-          <w:szCs w:val="16"/>
-        </w:rPr>
-        <w:t>El Indecopi está facultado para solicitar a la autoridad municipal y policial el apoyo respectivo para la ejecución de las medidas correctivas complementarias correspondientes.</w:t>
-      </w:r>
-    </w:p>
-    <w:p>
-      <w:pPr>
-        <w:spacing w:after="0" w:line="240" w:lineRule="auto"/>
-        <w:ind w:left="567" w:hanging="567"/>
-        <w:contextualSpacing/>
-        <w:jc w:val="both"/>
-        <w:rPr>
-          <w:rFonts w:ascii="Arial Narrow" w:eastAsia="Arial Narrow" w:hAnsi="Arial Narrow" w:cs="Arial Narrow"/>
-          <w:b/>
-          <w:bCs/>
-          <w:sz w:val="16"/>
-          <w:szCs w:val="16"/>
-        </w:rPr>
-      </w:pPr>
-    </w:p>
-  </w:footnote>
-  <w:footnote w:id="13">
+          <w:sz w:val="16"/>
+          <w:szCs w:val="16"/>
+        </w:rPr>
+        <w:t>, pudiendo imponerse una amonestación si el allanamiento o reconocimiento se realiza con la presentación de los descargos; caso contrario la sanción a imponer será pecuniaria. En aquellos casos en que el allanamiento o reconocimiento verse sobre controversias referidas a actos de discriminación, actos contrarios a la vida y a la salud y sustancias peligrosas, se considera como un atenuante pero la sanción a imponer será pecuniaria. En todos los supuestos de allanamiento y reconocimiento formulados con la presentación de los descargos, se exonera al denunciado del pago de los costos del procedimiento, pero no de las costas.</w:t>
+      </w:r>
+    </w:p>
     <w:p>
       <w:pPr>
         <w:pStyle w:val="Textonotapie"/>
@@ -12827,250 +13098,139 @@
           <w:szCs w:val="16"/>
         </w:rPr>
       </w:pPr>
-      <w:r>
-        <w:rPr>
-          <w:rStyle w:val="Refdenotaalpie"/>
-          <w:rFonts w:ascii="Arial Narrow" w:eastAsia="Arial Narrow" w:hAnsi="Arial Narrow" w:cs="Arial Narrow"/>
-          <w:sz w:val="16"/>
-          <w:szCs w:val="16"/>
-          <w:vertAlign w:val="superscript"/>
-        </w:rPr>
-        <w:footnoteRef/>
-      </w:r>
-      <w:r>
-        <w:rPr>
-          <w:rFonts w:ascii="Arial Narrow" w:eastAsia="Arial Narrow" w:hAnsi="Arial Narrow" w:cs="Arial Narrow"/>
-          <w:sz w:val="16"/>
-          <w:szCs w:val="16"/>
-        </w:rPr>
-        <w:t xml:space="preserve"> </w:t>
-      </w:r>
-      <w:r>
-        <w:rPr>
-          <w:rFonts w:ascii="Arial Narrow" w:eastAsia="Arial Narrow" w:hAnsi="Arial Narrow" w:cs="Arial Narrow"/>
-          <w:sz w:val="16"/>
-          <w:szCs w:val="16"/>
-        </w:rPr>
-        <w:tab/>
-      </w:r>
-      <w:r>
-        <w:rPr>
-          <w:rFonts w:ascii="Arial Narrow" w:eastAsia="Arial Narrow" w:hAnsi="Arial Narrow" w:cs="Arial Narrow"/>
-          <w:b/>
-          <w:sz w:val="16"/>
-          <w:szCs w:val="16"/>
-        </w:rPr>
-        <w:t>LEY 29571</w:t>
-      </w:r>
-      <w:r>
-        <w:rPr>
-          <w:rFonts w:ascii="Arial Narrow" w:eastAsia="Arial Narrow" w:hAnsi="Arial Narrow" w:cs="Arial Narrow"/>
-          <w:b/>
-          <w:sz w:val="16"/>
-          <w:szCs w:val="16"/>
-        </w:rPr>
-        <w:t>, CÓDIGO DE PROTECCIÓN Y DEFENSA DEL CONSUMIDOR</w:t>
-      </w:r>
-      <w:r>
-        <w:rPr>
-          <w:rFonts w:ascii="Arial Narrow" w:eastAsia="Arial Narrow" w:hAnsi="Arial Narrow" w:cs="Arial Narrow"/>
-          <w:b/>
-          <w:bCs/>
-          <w:sz w:val="16"/>
-          <w:szCs w:val="16"/>
-        </w:rPr>
-        <w:t xml:space="preserve">, </w:t>
-      </w:r>
-      <w:r>
-        <w:rPr>
-          <w:rFonts w:ascii="Arial Narrow" w:eastAsia="Arial Narrow" w:hAnsi="Arial Narrow" w:cs="Arial Narrow"/>
-          <w:b/>
-          <w:sz w:val="16"/>
-          <w:szCs w:val="16"/>
-        </w:rPr>
-        <w:t xml:space="preserve">publicado el 2 de setiembre de 2010 y modificado por Decreto </w:t>
-      </w:r>
-      <w:proofErr w:type="gramStart"/>
-      <w:r>
-        <w:rPr>
-          <w:rFonts w:ascii="Arial Narrow" w:eastAsia="Arial Narrow" w:hAnsi="Arial Narrow" w:cs="Arial Narrow"/>
-          <w:b/>
-          <w:sz w:val="16"/>
-          <w:szCs w:val="16"/>
-        </w:rPr>
-        <w:t>Legislativo 1308</w:t>
-      </w:r>
-      <w:proofErr w:type="gramEnd"/>
-    </w:p>
-    <w:p>
-      <w:pPr>
-        <w:pStyle w:val="Textonotapie"/>
+    </w:p>
+  </w:footnote>
+  <w:footnote w:id="16">
+    <w:p>
+      <w:pPr>
+        <w:autoSpaceDE w:val="0"/>
+        <w:autoSpaceDN w:val="0"/>
+        <w:adjustRightInd w:val="0"/>
         <w:tabs>
           <w:tab w:val="left" w:pos="567"/>
         </w:tabs>
+        <w:spacing w:after="0" w:line="240" w:lineRule="auto"/>
+        <w:ind w:left="567" w:hanging="567"/>
         <w:contextualSpacing/>
         <w:jc w:val="both"/>
         <w:rPr>
           <w:rFonts w:ascii="Arial Narrow" w:eastAsia="Arial Narrow" w:hAnsi="Arial Narrow" w:cs="Arial Narrow"/>
           <w:b/>
-          <w:sz w:val="16"/>
-          <w:szCs w:val="16"/>
-        </w:rPr>
-      </w:pPr>
-      <w:r>
-        <w:rPr>
-          <w:rFonts w:ascii="Arial Narrow" w:eastAsia="Arial Narrow" w:hAnsi="Arial Narrow" w:cs="Arial Narrow"/>
-          <w:b/>
+          <w:bCs/>
+          <w:sz w:val="16"/>
+          <w:szCs w:val="16"/>
+        </w:rPr>
+      </w:pPr>
+      <w:r>
+        <w:rPr>
+          <w:rStyle w:val="Refdenotaalpie"/>
+          <w:rFonts w:ascii="Arial Narrow" w:eastAsia="Arial Narrow" w:hAnsi="Arial Narrow" w:cs="Arial Narrow"/>
+          <w:b/>
+          <w:bCs/>
+          <w:sz w:val="16"/>
+          <w:szCs w:val="16"/>
+          <w:vertAlign w:val="superscript"/>
+        </w:rPr>
+        <w:footnoteRef/>
+      </w:r>
+      <w:r>
+        <w:rPr>
+          <w:rFonts w:ascii="Arial Narrow" w:eastAsia="Arial Narrow" w:hAnsi="Arial Narrow" w:cs="Arial Narrow"/>
+          <w:b/>
+          <w:bCs/>
           <w:sz w:val="16"/>
           <w:szCs w:val="16"/>
         </w:rPr>
         <w:tab/>
-      </w:r>
-      <w:r>
-        <w:rPr>
-          <w:rFonts w:ascii="Arial Narrow" w:eastAsia="Arial Narrow" w:hAnsi="Arial Narrow" w:cs="Arial Narrow"/>
-          <w:b/>
-          <w:sz w:val="16"/>
-          <w:szCs w:val="16"/>
-        </w:rPr>
-        <w:t>Artículo 112.- Criterios de graduación de las sanciones administrativas</w:t>
-      </w:r>
-    </w:p>
-    <w:p>
-      <w:pPr>
-        <w:pStyle w:val="Textonotapie"/>
-        <w:tabs>
-          <w:tab w:val="left" w:pos="567"/>
-        </w:tabs>
-        <w:contextualSpacing/>
-        <w:jc w:val="both"/>
-        <w:rPr>
-          <w:rFonts w:ascii="Arial Narrow" w:eastAsia="Arial Narrow" w:hAnsi="Arial Narrow" w:cs="Arial Narrow"/>
-          <w:sz w:val="16"/>
-          <w:szCs w:val="16"/>
-        </w:rPr>
-      </w:pPr>
-      <w:r>
-        <w:rPr>
-          <w:rFonts w:ascii="Arial Narrow" w:eastAsia="Arial Narrow" w:hAnsi="Arial Narrow" w:cs="Arial Narrow"/>
+        <w:t xml:space="preserve"/>
+      </w:r>
+      <w:r>
+        <w:rPr>
+          <w:rFonts w:ascii="Arial Narrow" w:eastAsia="Arial Narrow" w:hAnsi="Arial Narrow" w:cs="Arial Narrow"/>
+          <w:b/>
+          <w:bCs/>
           <w:sz w:val="16"/>
           <w:szCs w:val="16"/>
         </w:rPr>
         <w:tab/>
-      </w:r>
-      <w:r>
-        <w:rPr>
-          <w:rFonts w:ascii="Arial Narrow" w:eastAsia="Arial Narrow" w:hAnsi="Arial Narrow" w:cs="Arial Narrow"/>
-          <w:sz w:val="16"/>
-          <w:szCs w:val="16"/>
-        </w:rPr>
-        <w:t>(…)</w:t>
-      </w:r>
-    </w:p>
-    <w:p>
-      <w:pPr>
-        <w:pStyle w:val="Textonotapie"/>
-        <w:tabs>
-          <w:tab w:val="left" w:pos="567"/>
-        </w:tabs>
-        <w:contextualSpacing/>
-        <w:jc w:val="both"/>
-        <w:rPr>
-          <w:rFonts w:ascii="Arial Narrow" w:eastAsia="Arial Narrow" w:hAnsi="Arial Narrow" w:cs="Arial Narrow"/>
-          <w:sz w:val="16"/>
-          <w:szCs w:val="16"/>
-        </w:rPr>
-      </w:pPr>
-      <w:r>
-        <w:rPr>
-          <w:rFonts w:ascii="Arial Narrow" w:eastAsia="Arial Narrow" w:hAnsi="Arial Narrow" w:cs="Arial Narrow"/>
-          <w:sz w:val="16"/>
-          <w:szCs w:val="16"/>
-        </w:rPr>
-        <w:tab/>
-      </w:r>
-      <w:r>
-        <w:rPr>
-          <w:rFonts w:ascii="Arial Narrow" w:eastAsia="Arial Narrow" w:hAnsi="Arial Narrow" w:cs="Arial Narrow"/>
-          <w:sz w:val="16"/>
-          <w:szCs w:val="16"/>
-        </w:rPr>
-        <w:t>Se consideran circunstancias atenuantes especiales, las siguientes:</w:t>
-      </w:r>
-    </w:p>
-    <w:p>
-      <w:pPr>
-        <w:pStyle w:val="Textonotapie"/>
-        <w:tabs>
-          <w:tab w:val="left" w:pos="567"/>
-        </w:tabs>
-        <w:contextualSpacing/>
-        <w:jc w:val="both"/>
-        <w:rPr>
-          <w:rFonts w:ascii="Arial Narrow" w:eastAsia="Arial Narrow" w:hAnsi="Arial Narrow" w:cs="Arial Narrow"/>
-          <w:sz w:val="16"/>
-          <w:szCs w:val="16"/>
-        </w:rPr>
-      </w:pPr>
-      <w:r>
-        <w:rPr>
-          <w:rFonts w:ascii="Arial Narrow" w:eastAsia="Arial Narrow" w:hAnsi="Arial Narrow" w:cs="Arial Narrow"/>
-          <w:sz w:val="16"/>
-          <w:szCs w:val="16"/>
-        </w:rPr>
-        <w:tab/>
-      </w:r>
-      <w:r>
-        <w:rPr>
-          <w:rFonts w:ascii="Arial Narrow" w:eastAsia="Arial Narrow" w:hAnsi="Arial Narrow" w:cs="Arial Narrow"/>
-          <w:sz w:val="16"/>
-          <w:szCs w:val="16"/>
-        </w:rPr>
-        <w:t>(…)</w:t>
-      </w:r>
-    </w:p>
-    <w:p>
-      <w:pPr>
-        <w:pStyle w:val="Textonotapie"/>
-        <w:tabs>
-          <w:tab w:val="left" w:pos="567"/>
-        </w:tabs>
+        <w:t xml:space="preserve">DECRETO LEGISLATIVO </w:t>
+      </w:r>
+      <w:proofErr w:type="spellStart"/>
+      <w:r>
+        <w:rPr>
+          <w:rFonts w:ascii="Arial Narrow" w:eastAsia="Arial Narrow" w:hAnsi="Arial Narrow" w:cs="Arial Narrow"/>
+          <w:b/>
+          <w:bCs/>
+          <w:sz w:val="16"/>
+          <w:szCs w:val="16"/>
+        </w:rPr>
+        <w:t/>
+      </w:r>
+      <w:proofErr w:type="spellEnd"/>
+      <w:r>
+        <w:rPr>
+          <w:rFonts w:ascii="Arial Narrow" w:eastAsia="Arial Narrow" w:hAnsi="Arial Narrow" w:cs="Arial Narrow"/>
+          <w:b/>
+          <w:bCs/>
+          <w:sz w:val="16"/>
+          <w:szCs w:val="16"/>
+        </w:rPr>
+        <w:t xml:space="preserve">807, LEY SOBRE FACULTADES, NORMAS Y ORGANIZACIÓN DEL INDECOPI FACULTADES DE LAS COMISIONES Y OFICINAS DEL INDECOPI</w:t>
+      </w:r>
+    </w:p>
+    <w:p>
+      <w:pPr>
+        <w:pStyle w:val="NormalWeb"/>
+        <w:spacing w:after="0" w:line="240" w:lineRule="auto"/>
         <w:ind w:left="567"/>
         <w:contextualSpacing/>
         <w:jc w:val="both"/>
         <w:rPr>
           <w:rFonts w:ascii="Arial Narrow" w:eastAsia="Arial Narrow" w:hAnsi="Arial Narrow" w:cs="Arial Narrow"/>
-          <w:sz w:val="16"/>
-          <w:szCs w:val="16"/>
-        </w:rPr>
-      </w:pPr>
-      <w:r>
-        <w:rPr>
-          <w:rFonts w:ascii="Arial Narrow" w:eastAsia="Arial Narrow" w:hAnsi="Arial Narrow" w:cs="Arial Narrow"/>
-          <w:sz w:val="16"/>
-          <w:szCs w:val="16"/>
-        </w:rPr>
-        <w:t xml:space="preserve">3. En los procedimientos de oficio promovidos por una denuncia de parte, cuando el proveedor se allana a la denuncia presentada o reconoce las pretensiones en ella contenidas, se da por concluido el procedimiento </w:t>
-      </w:r>
-      <w:proofErr w:type="spellStart"/>
-      <w:r>
-        <w:rPr>
-          <w:rFonts w:ascii="Arial Narrow" w:eastAsia="Arial Narrow" w:hAnsi="Arial Narrow" w:cs="Arial Narrow"/>
-          <w:sz w:val="16"/>
-          <w:szCs w:val="16"/>
-        </w:rPr>
-        <w:t>liminarmente</w:t>
-      </w:r>
-      <w:proofErr w:type="spellEnd"/>
-      <w:r>
-        <w:rPr>
-          <w:rFonts w:ascii="Arial Narrow" w:eastAsia="Arial Narrow" w:hAnsi="Arial Narrow" w:cs="Arial Narrow"/>
-          <w:sz w:val="16"/>
-          <w:szCs w:val="16"/>
-        </w:rPr>
-        <w:t>, pudiendo imponerse una amonestación si el allanamiento o reconocimiento se realiza con la presentación de los descargos; caso contrario la sanción a imponer será pecuniaria. En aquellos casos en que el allanamiento o reconocimiento verse sobre controversias referidas a actos de discriminación, actos contrarios a la vida y a la salud y sustancias peligrosas, se considera como un atenuante pero la sanción a imponer será pecuniaria. En todos los supuestos de allanamiento y reconocimiento formulados con la presentación de los descargos, se exonera al denunciado del pago de los costos del procedimiento, pero no de las costas.</w:t>
-      </w:r>
-    </w:p>
+          <w:bCs/>
+          <w:sz w:val="16"/>
+          <w:szCs w:val="16"/>
+        </w:rPr>
+      </w:pPr>
+      <w:r>
+        <w:rPr>
+          <w:rFonts w:ascii="Arial Narrow" w:eastAsia="Arial Narrow" w:hAnsi="Arial Narrow" w:cs="Arial Narrow"/>
+          <w:b/>
+          <w:sz w:val="16"/>
+          <w:szCs w:val="16"/>
+        </w:rPr>
+        <w:t xml:space="preserve">Artículo 29.- </w:t>
+      </w:r>
+      <w:r>
+        <w:rPr>
+          <w:rFonts w:ascii="Arial Narrow" w:eastAsia="Arial Narrow" w:hAnsi="Arial Narrow" w:cs="Arial Narrow"/>
+          <w:bCs/>
+          <w:sz w:val="16"/>
+          <w:szCs w:val="16"/>
+        </w:rPr>
+        <w:t>En cualquier estado del procedimiento, e incluso antes de admitirse a trámite la denuncia, el Secretario Técnico podrá citar a las partes a audiencia de conciliación. La audiencia se desarrollará ante el Secretario Técnico o ante la persona que este designe. Si ambas partes arribaran a un acuerdo respecto de la denuncia, se levantará un acta donde conste el acuerdo respectivo, el mismo que tendrá efectos de transacción extrajudicial. En cualquier caso, la Comisión podrá continuar de oficio el procedimiento, si del análisis de los hechos denunciados considera que podría estarse afectando intereses de terceros.</w:t>
+      </w:r>
+    </w:p>
+    <w:p>
+      <w:pPr>
+        <w:autoSpaceDE w:val="0"/>
+        <w:autoSpaceDN w:val="0"/>
+        <w:adjustRightInd w:val="0"/>
+        <w:spacing w:after="0" w:line="240" w:lineRule="auto"/>
+        <w:ind w:left="567" w:hanging="567"/>
+        <w:contextualSpacing/>
+        <w:jc w:val="both"/>
+        <w:rPr>
+          <w:rFonts w:ascii="Arial Narrow" w:eastAsia="Arial Narrow" w:hAnsi="Arial Narrow" w:cs="Arial Narrow"/>
+          <w:b/>
+          <w:bCs/>
+          <w:sz w:val="16"/>
+          <w:szCs w:val="16"/>
+        </w:rPr>
+      </w:pPr>
+    </w:p>
+  </w:footnote>
+  <w:footnote w:id="17">
     <w:p>
       <w:pPr>
         <w:pStyle w:val="Textonotapie"/>
@@ -13082,27 +13242,6 @@
         <w:jc w:val="both"/>
         <w:rPr>
           <w:rFonts w:ascii="Arial Narrow" w:eastAsia="Arial Narrow" w:hAnsi="Arial Narrow" w:cs="Arial Narrow"/>
-          <w:b/>
-          <w:sz w:val="16"/>
-          <w:szCs w:val="16"/>
-        </w:rPr>
-      </w:pPr>
-    </w:p>
-  </w:footnote>
-  <w:footnote w:id="14">
-    <w:p>
-      <w:pPr>
-        <w:autoSpaceDE w:val="0"/>
-        <w:autoSpaceDN w:val="0"/>
-        <w:adjustRightInd w:val="0"/>
-        <w:spacing w:after="0" w:line="240" w:lineRule="auto"/>
-        <w:ind w:left="567" w:hanging="567"/>
-        <w:contextualSpacing/>
-        <w:jc w:val="both"/>
-        <w:rPr>
-          <w:rFonts w:ascii="Arial Narrow" w:eastAsia="Arial Narrow" w:hAnsi="Arial Narrow" w:cs="Arial Narrow"/>
-          <w:b/>
-          <w:bCs/>
           <w:sz w:val="16"/>
           <w:szCs w:val="16"/>
         </w:rPr>
@@ -13111,8 +13250,6 @@
         <w:rPr>
           <w:rStyle w:val="Refdenotaalpie"/>
           <w:rFonts w:ascii="Arial Narrow" w:eastAsia="Arial Narrow" w:hAnsi="Arial Narrow" w:cs="Arial Narrow"/>
-          <w:b/>
-          <w:bCs/>
           <w:sz w:val="16"/>
           <w:szCs w:val="16"/>
           <w:vertAlign w:val="superscript"/>
@@ -13122,129 +13259,11 @@
       <w:r>
         <w:rPr>
           <w:rFonts w:ascii="Arial Narrow" w:eastAsia="Arial Narrow" w:hAnsi="Arial Narrow" w:cs="Arial Narrow"/>
-          <w:b/>
-          <w:bCs/>
-          <w:sz w:val="16"/>
-          <w:szCs w:val="16"/>
-        </w:rPr>
-        <w:t xml:space="preserve"> </w:t>
-      </w:r>
-      <w:r>
-        <w:rPr>
-          <w:rFonts w:ascii="Arial Narrow" w:eastAsia="Arial Narrow" w:hAnsi="Arial Narrow" w:cs="Arial Narrow"/>
-          <w:b/>
-          <w:bCs/>
           <w:sz w:val="16"/>
           <w:szCs w:val="16"/>
         </w:rPr>
         <w:tab/>
-        <w:t xml:space="preserve">DECRETO LEGISLATIVO </w:t>
-      </w:r>
-      <w:proofErr w:type="spellStart"/>
-      <w:r>
-        <w:rPr>
-          <w:rFonts w:ascii="Arial Narrow" w:eastAsia="Arial Narrow" w:hAnsi="Arial Narrow" w:cs="Arial Narrow"/>
-          <w:b/>
-          <w:bCs/>
-          <w:sz w:val="16"/>
-          <w:szCs w:val="16"/>
-        </w:rPr>
-        <w:t/>
-      </w:r>
-      <w:proofErr w:type="spellEnd"/>
-      <w:r>
-        <w:rPr>
-          <w:rFonts w:ascii="Arial Narrow" w:eastAsia="Arial Narrow" w:hAnsi="Arial Narrow" w:cs="Arial Narrow"/>
-          <w:b/>
-          <w:bCs/>
-          <w:sz w:val="16"/>
-          <w:szCs w:val="16"/>
-        </w:rPr>
-        <w:t xml:space="preserve"> 807, LEY SOBRE FACULTADES, NORMAS Y ORGANIZACIÓN DEL INDECOPI FACULTADES DE LAS COMISIONES Y OFICINAS DEL INDECOPI</w:t>
-      </w:r>
-    </w:p>
-    <w:p>
-      <w:pPr>
-        <w:pStyle w:val="NormalWeb"/>
-        <w:spacing w:after="0" w:line="240" w:lineRule="auto"/>
-        <w:ind w:left="567"/>
-        <w:contextualSpacing/>
-        <w:jc w:val="both"/>
-        <w:rPr>
-          <w:rFonts w:ascii="Arial Narrow" w:eastAsia="Arial Narrow" w:hAnsi="Arial Narrow" w:cs="Arial Narrow"/>
-          <w:bCs/>
-          <w:sz w:val="16"/>
-          <w:szCs w:val="16"/>
-        </w:rPr>
-      </w:pPr>
-      <w:r>
-        <w:rPr>
-          <w:rFonts w:ascii="Arial Narrow" w:eastAsia="Arial Narrow" w:hAnsi="Arial Narrow" w:cs="Arial Narrow"/>
-          <w:b/>
-          <w:sz w:val="16"/>
-          <w:szCs w:val="16"/>
-        </w:rPr>
-        <w:t xml:space="preserve">Artículo 29.- </w:t>
-      </w:r>
-      <w:r>
-        <w:rPr>
-          <w:rFonts w:ascii="Arial Narrow" w:eastAsia="Arial Narrow" w:hAnsi="Arial Narrow" w:cs="Arial Narrow"/>
-          <w:bCs/>
-          <w:sz w:val="16"/>
-          <w:szCs w:val="16"/>
-        </w:rPr>
-        <w:t>En cualquier estado del procedimiento, e incluso antes de admitirse a trámite la denuncia, el Secretario Técnico podrá citar a las partes a audiencia de conciliación. La audiencia se desarrollará ante el Secretario Técnico o ante la persona que este designe. Si ambas partes arribaran a un acuerdo respecto de la denuncia, se levantará un acta donde conste el acuerdo respectivo, el mismo que tendrá efectos de transacción extrajudicial. En cualquier caso, la Comisión podrá continuar de oficio el procedimiento, si del análisis de los hechos denunciados considera que podría estarse afectando intereses de terceros.</w:t>
-      </w:r>
-    </w:p>
-    <w:p>
-      <w:pPr>
-        <w:autoSpaceDE w:val="0"/>
-        <w:autoSpaceDN w:val="0"/>
-        <w:adjustRightInd w:val="0"/>
-        <w:spacing w:after="0" w:line="240" w:lineRule="auto"/>
-        <w:ind w:left="567" w:hanging="567"/>
-        <w:contextualSpacing/>
-        <w:jc w:val="both"/>
-        <w:rPr>
-          <w:rFonts w:ascii="Arial Narrow" w:eastAsia="Arial Narrow" w:hAnsi="Arial Narrow" w:cs="Arial Narrow"/>
-          <w:b/>
-          <w:bCs/>
-          <w:sz w:val="16"/>
-          <w:szCs w:val="16"/>
-        </w:rPr>
-      </w:pPr>
-    </w:p>
-  </w:footnote>
-  <w:footnote w:id="15">
-    <w:p>
-      <w:pPr>
-        <w:pStyle w:val="Textonotapie"/>
-        <w:ind w:left="567" w:hanging="567"/>
-        <w:contextualSpacing/>
-        <w:jc w:val="both"/>
-        <w:rPr>
-          <w:rFonts w:ascii="Arial Narrow" w:eastAsia="Arial Narrow" w:hAnsi="Arial Narrow" w:cs="Arial Narrow"/>
-          <w:sz w:val="16"/>
-          <w:szCs w:val="16"/>
-        </w:rPr>
-      </w:pPr>
-      <w:r>
-        <w:rPr>
-          <w:rStyle w:val="Refdenotaalpie"/>
-          <w:rFonts w:ascii="Arial Narrow" w:eastAsia="Arial Narrow" w:hAnsi="Arial Narrow" w:cs="Arial Narrow"/>
-          <w:sz w:val="16"/>
-          <w:szCs w:val="16"/>
-          <w:vertAlign w:val="superscript"/>
-        </w:rPr>
-        <w:footnoteRef/>
-      </w:r>
-      <w:r>
-        <w:rPr>
-          <w:rFonts w:ascii="Arial Narrow" w:eastAsia="Arial Narrow" w:hAnsi="Arial Narrow" w:cs="Arial Narrow"/>
-          <w:sz w:val="16"/>
-          <w:szCs w:val="16"/>
-        </w:rPr>
-        <w:t xml:space="preserve"> </w:t>
+        <w:t xml:space="preserve"/>
       </w:r>
       <w:r>
         <w:rPr>

--- a/plantillas_maestras/01_seguro_vehicular/negativa_cobertura/1_ddo_aseguradora/varon/TPL_1692_2026_SEGURO_VEHICULAR_NEGATIVA_COBERTURA_ASEGURADORA_VARON_R1.docx
+++ b/plantillas_maestras/01_seguro_vehicular/negativa_cobertura/1_ddo_aseguradora/varon/TPL_1692_2026_SEGURO_VEHICULAR_NEGATIVA_COBERTURA_ASEGURADORA_VARON_R1.docx
@@ -702,7 +702,7 @@
     </w:p>
     <w:p>
       <w:pPr>
-        <w:spacing w:after="0" w:line="240" w:lineRule="auto"/>
+        <w:spacing w:before="0" w:after="0" w:line="240" w:lineRule="auto"/>
         <w:jc w:val="both"/>
         <w:rPr>
           <w:rFonts w:ascii="Arial Narrow" w:eastAsia="Arial Narrow" w:hAnsi="Arial Narrow" w:cs="Arial Narrow"/>
@@ -744,7 +744,7 @@
           <w:lang w:val="es-ES" w:eastAsia="es-ES"/>
           <w14:ligatures w14:val="none"/>
         </w:rPr>
-        <w:t xml:space="preserve">Mediante la denuncia del 14 de abril de 2026, los señores [APELLIDO] [APELLIDO] y [APELLIDO] [APELLIDO] denunciaron a Quálitas y Eurostar por presuntas infracciones a la Ley 29571, Código de Protección y Defensa del Consumidor</w:t>
+        <w:t xml:space="preserve">Mediante la denuncia del 14 de abril de 2026</w:t>
       </w:r>
       <w:r>
         <w:rPr>
@@ -770,19 +770,7 @@
           <w:lang w:val="es-ES" w:eastAsia="es-ES"/>
           <w14:ligatures w14:val="none"/>
         </w:rPr>
-        <w:t xml:space="preserve"> (en adelante, Código), señalando lo siguiente:</w:t>
-      </w:r>
-      <w:r>
-        <w:rPr>
-          <w:rFonts w:ascii="Arial Narrow" w:eastAsia="Arial Narrow" w:hAnsi="Arial Narrow" w:cs="Arial Narrow"/>
-          <w:color w:val="000000"/>
-          <w:kern w:val="0"/>
-          <w:sz w:val="22"/>
-          <w:szCs w:val="22"/>
-          <w:lang w:val="es-ES" w:eastAsia="es-ES"/>
-          <w14:ligatures w14:val="none"/>
-        </w:rPr>
-        <w:t/>
+        <w:t xml:space="preserve">, los señores [APELLIDO] [APELLIDO] y [APELLIDO] [APELLIDO] denunciaron a Quálitas y Eurostar por presuntas infracciones a la Ley 29571, Código de Protección y Defensa del Consumidor</w:t>
       </w:r>
       <w:r>
         <w:rPr>
@@ -808,6 +796,18 @@
           <w:lang w:val="es-ES" w:eastAsia="es-ES"/>
           <w14:ligatures w14:val="none"/>
         </w:rPr>
+        <w:t xml:space="preserve"> (en adelante, Código), señalando lo siguiente:</w:t>
+      </w:r>
+      <w:r>
+        <w:rPr>
+          <w:rFonts w:ascii="Arial Narrow" w:eastAsia="Arial Narrow" w:hAnsi="Arial Narrow" w:cs="Arial Narrow"/>
+          <w:color w:val="000000"/>
+          <w:kern w:val="0"/>
+          <w:sz w:val="22"/>
+          <w:szCs w:val="22"/>
+          <w:lang w:val="es-ES" w:eastAsia="es-ES"/>
+          <w14:ligatures w14:val="none"/>
+        </w:rPr>
         <w:t/>
       </w:r>
       <w:r>
@@ -820,6 +820,18 @@
           <w:lang w:val="es-ES" w:eastAsia="es-ES"/>
           <w14:ligatures w14:val="none"/>
         </w:rPr>
+        <w:t/>
+      </w:r>
+      <w:r>
+        <w:rPr>
+          <w:rFonts w:ascii="Arial Narrow" w:eastAsia="Arial Narrow" w:hAnsi="Arial Narrow" w:cs="Arial Narrow"/>
+          <w:color w:val="000000"/>
+          <w:kern w:val="0"/>
+          <w:sz w:val="22"/>
+          <w:szCs w:val="22"/>
+          <w:lang w:val="es-ES" w:eastAsia="es-ES"/>
+          <w14:ligatures w14:val="none"/>
+        </w:rPr>
         <w:t xml:space="preserve"/>
       </w:r>
       <w:r>
@@ -972,7 +984,7 @@
     </w:p>
     <w:p>
       <w:pPr>
-        <w:spacing w:after="0" w:line="240" w:lineRule="auto"/>
+        <w:spacing w:before="0" w:after="0" w:line="240" w:lineRule="auto"/>
         <w:jc w:val="both"/>
         <w:rPr>
           <w:rFonts w:ascii="Arial Narrow" w:eastAsia="Arial Narrow" w:hAnsi="Arial Narrow" w:cs="Arial Narrow"/>
@@ -1252,7 +1264,7 @@
     <w:p>
       <w:pPr>
         <w:pStyle w:val="Prrafodelista"/>
-        <w:spacing w:after="0" w:line="240" w:lineRule="auto"/>
+        <w:spacing w:before="0" w:after="0" w:line="240" w:lineRule="auto"/>
         <w:ind w:left="1134"/>
         <w:jc w:val="both"/>
         <w:rPr>
@@ -1497,7 +1509,7 @@
     <w:p>
       <w:pPr>
         <w:pStyle w:val="Prrafodelista"/>
-        <w:spacing w:after="0" w:line="240" w:lineRule="auto"/>
+        <w:spacing w:before="0" w:after="0" w:line="240" w:lineRule="auto"/>
         <w:ind w:left="1134"/>
         <w:jc w:val="both"/>
         <w:rPr>
@@ -1658,7 +1670,7 @@
     <w:p>
       <w:pPr>
         <w:pStyle w:val="Prrafodelista"/>
-        <w:spacing w:after="0" w:line="240" w:lineRule="auto"/>
+        <w:spacing w:before="0" w:after="0" w:line="240" w:lineRule="auto"/>
         <w:ind w:left="1134"/>
         <w:jc w:val="both"/>
         <w:rPr>
@@ -1807,7 +1819,7 @@
     <w:p>
       <w:pPr>
         <w:pStyle w:val="Prrafodelista"/>
-        <w:spacing w:after="0" w:line="240" w:lineRule="auto"/>
+        <w:spacing w:before="0" w:after="0" w:line="240" w:lineRule="auto"/>
         <w:ind w:left="1134"/>
         <w:jc w:val="both"/>
         <w:rPr>
@@ -1981,7 +1993,7 @@
     <w:p>
       <w:pPr>
         <w:pStyle w:val="Prrafodelista"/>
-        <w:spacing w:after="0" w:line="240" w:lineRule="auto"/>
+        <w:spacing w:before="0" w:after="0" w:line="240" w:lineRule="auto"/>
         <w:ind w:left="1134"/>
         <w:jc w:val="both"/>
         <w:rPr>
@@ -2178,7 +2190,7 @@
     <w:p>
       <w:pPr>
         <w:pStyle w:val="Prrafodelista"/>
-        <w:spacing w:after="0" w:line="240" w:lineRule="auto"/>
+        <w:spacing w:before="0" w:after="0" w:line="240" w:lineRule="auto"/>
         <w:ind w:left="1134"/>
         <w:jc w:val="both"/>
         <w:rPr>
@@ -2339,7 +2351,7 @@
     <w:p>
       <w:pPr>
         <w:pStyle w:val="Prrafodelista"/>
-        <w:spacing w:after="0" w:line="240" w:lineRule="auto"/>
+        <w:spacing w:before="0" w:after="0" w:line="240" w:lineRule="auto"/>
         <w:ind w:left="1134"/>
         <w:jc w:val="both"/>
         <w:rPr>
@@ -2524,6 +2536,7 @@
     <w:p>
       <w:pPr>
         <w:pStyle w:val="Prrafodelista"/>
+        <w:spacing w:before="0" w:after="0" w:line="240" w:lineRule="auto"/>
         <w:rPr>
           <w:rFonts w:ascii="Arial Narrow" w:eastAsia="Arial Narrow" w:hAnsi="Arial Narrow" w:cs="Arial Narrow"/>
           <w:color w:val="000000"/>
@@ -2622,7 +2635,7 @@
     <w:p>
       <w:pPr>
         <w:pStyle w:val="Prrafodelista"/>
-        <w:spacing w:after="0" w:line="240" w:lineRule="auto"/>
+        <w:spacing w:before="0" w:after="0" w:line="240" w:lineRule="auto"/>
         <w:ind w:left="1134"/>
         <w:jc w:val="both"/>
         <w:rPr>
@@ -2713,7 +2726,7 @@
     <w:p>
       <w:pPr>
         <w:pStyle w:val="Prrafodelista"/>
-        <w:spacing w:after="0" w:line="240" w:lineRule="auto"/>
+        <w:spacing w:before="0" w:after="0" w:line="240" w:lineRule="auto"/>
         <w:ind w:left="1134"/>
         <w:jc w:val="both"/>
         <w:rPr>
@@ -2935,10 +2948,10 @@
     </w:p>
     <w:p>
       <w:pPr>
+        <w:spacing w:before="0" w:after="0" w:line="240" w:lineRule="auto"/>
         <w:tabs>
           <w:tab w:val="left" w:pos="1134"/>
         </w:tabs>
-        <w:spacing w:after="0" w:line="240" w:lineRule="auto"/>
         <w:jc w:val="both"/>
         <w:rPr>
           <w:rFonts w:ascii="Arial Narrow" w:eastAsia="Arial Narrow" w:hAnsi="Arial Narrow" w:cs="Arial Narrow"/>
@@ -3696,7 +3709,7 @@
     <w:bookmarkEnd w:id="5"/>
     <w:p>
       <w:pPr>
-        <w:spacing w:after="0" w:line="240" w:lineRule="auto"/>
+        <w:spacing w:before="0" w:after="0" w:line="240" w:lineRule="auto"/>
         <w:contextualSpacing/>
         <w:jc w:val="both"/>
         <w:rPr>
@@ -3752,7 +3765,7 @@
     </w:p>
     <w:p>
       <w:pPr>
-        <w:spacing w:after="0" w:line="240" w:lineRule="auto"/>
+        <w:spacing w:before="0" w:after="0" w:line="240" w:lineRule="auto"/>
         <w:ind w:left="567"/>
         <w:contextualSpacing/>
         <w:jc w:val="both"/>
@@ -3893,7 +3906,7 @@
     <w:p>
       <w:pPr>
         <w:pStyle w:val="Prrafodelista"/>
-        <w:spacing w:after="0" w:line="240" w:lineRule="auto"/>
+        <w:spacing w:before="0" w:after="0" w:line="240" w:lineRule="auto"/>
         <w:ind w:left="567"/>
         <w:jc w:val="both"/>
         <w:rPr>
@@ -4035,7 +4048,7 @@
     <w:bookmarkEnd w:id="7"/>
     <w:p>
       <w:pPr>
-        <w:spacing w:after="0" w:line="240" w:lineRule="auto"/>
+        <w:spacing w:before="0" w:after="0" w:line="240" w:lineRule="auto"/>
         <w:jc w:val="both"/>
         <w:rPr>
           <w:rFonts w:ascii="Arial Narrow" w:eastAsia="Arial Narrow" w:hAnsi="Arial Narrow" w:cs="Arial Narrow"/>
@@ -4171,6 +4184,7 @@
     <w:p>
       <w:pPr>
         <w:pStyle w:val="Prrafodelista"/>
+        <w:spacing w:before="0" w:after="0" w:line="240" w:lineRule="auto"/>
         <w:rPr>
           <w:rFonts w:ascii="Arial Narrow" w:eastAsia="Arial Narrow" w:hAnsi="Arial Narrow" w:cs="Arial Narrow"/>
           <w:kern w:val="0"/>
@@ -4279,6 +4293,7 @@
     <w:p>
       <w:pPr>
         <w:pStyle w:val="Prrafodelista"/>
+        <w:spacing w:before="0" w:after="0" w:line="240" w:lineRule="auto"/>
         <w:rPr>
           <w:rFonts w:ascii="Arial Narrow" w:eastAsia="Arial Narrow" w:hAnsi="Arial Narrow" w:cs="Arial Narrow"/>
           <w:kern w:val="0"/>
@@ -4384,7 +4399,7 @@
     </w:p>
     <w:p>
       <w:pPr>
-        <w:spacing w:after="0" w:line="240" w:lineRule="auto"/>
+        <w:spacing w:before="0" w:after="0" w:line="240" w:lineRule="auto"/>
         <w:jc w:val="both"/>
         <w:rPr>
           <w:rFonts w:ascii="Arial Narrow" w:eastAsia="Arial Narrow" w:hAnsi="Arial Narrow" w:cs="Arial Narrow"/>
@@ -4518,6 +4533,7 @@
     <w:p>
       <w:pPr>
         <w:pStyle w:val="Prrafodelista"/>
+        <w:spacing w:before="0" w:after="0" w:line="240" w:lineRule="auto"/>
         <w:rPr>
           <w:rFonts w:ascii="Arial Narrow" w:eastAsia="Arial Narrow" w:hAnsi="Arial Narrow" w:cs="Arial Narrow"/>
           <w:kern w:val="0"/>
@@ -4661,6 +4677,7 @@
     <w:p>
       <w:pPr>
         <w:pStyle w:val="Prrafodelista"/>
+        <w:spacing w:before="0" w:after="0" w:line="240" w:lineRule="auto"/>
         <w:rPr>
           <w:rFonts w:ascii="Arial Narrow" w:eastAsia="Arial Narrow" w:hAnsi="Arial Narrow" w:cs="Arial Narrow"/>
           <w:kern w:val="0"/>
@@ -4782,6 +4799,7 @@
     <w:p>
       <w:pPr>
         <w:pStyle w:val="Prrafodelista"/>
+        <w:spacing w:before="0" w:after="0" w:line="240" w:lineRule="auto"/>
         <w:rPr>
           <w:rFonts w:ascii="Arial Narrow" w:eastAsia="Arial Narrow" w:hAnsi="Arial Narrow" w:cs="Arial Narrow"/>
           <w:kern w:val="0"/>
@@ -4938,7 +4956,7 @@
     <w:p>
       <w:pPr>
         <w:pStyle w:val="Prrafodelista"/>
-        <w:spacing w:after="0" w:line="240" w:lineRule="auto"/>
+        <w:spacing w:before="0" w:after="0" w:line="240" w:lineRule="auto"/>
         <w:ind w:left="567"/>
         <w:jc w:val="both"/>
         <w:rPr>
@@ -5009,7 +5027,7 @@
     </w:p>
     <w:p>
       <w:pPr>
-        <w:spacing w:after="0" w:line="240" w:lineRule="auto"/>
+        <w:spacing w:before="0" w:after="0" w:line="240" w:lineRule="auto"/>
         <w:ind w:left="567"/>
         <w:contextualSpacing/>
         <w:jc w:val="both"/>
@@ -5065,7 +5083,7 @@
     </w:p>
     <w:p>
       <w:pPr>
-        <w:spacing w:after="0" w:line="240" w:lineRule="auto"/>
+        <w:spacing w:before="0" w:after="0" w:line="240" w:lineRule="auto"/>
         <w:jc w:val="both"/>
         <w:rPr>
           <w:rFonts w:ascii="Arial Narrow" w:eastAsia="Arial Narrow" w:hAnsi="Arial Narrow" w:cs="Arial Narrow"/>
@@ -5153,7 +5171,7 @@
     <w:p>
       <w:pPr>
         <w:pStyle w:val="Prrafodelista"/>
-        <w:spacing w:after="0" w:line="240" w:lineRule="auto"/>
+        <w:spacing w:before="0" w:after="0" w:line="240" w:lineRule="auto"/>
         <w:ind w:left="567"/>
         <w:jc w:val="both"/>
         <w:rPr>
@@ -5219,7 +5237,7 @@
           <w:lang w:val="es-ES" w:eastAsia="es-ES"/>
           <w14:ligatures w14:val="none"/>
         </w:rPr>
-        <w:t>: (i) presentar una copia debidamente suscrita de la Póliza</w:t>
+        <w:t xml:space="preserve">:</w:t>
       </w:r>
       <w:r>
         <w:rPr>
@@ -5231,6 +5249,18 @@
           <w:lang w:val="es-ES" w:eastAsia="es-ES"/>
           <w14:ligatures w14:val="none"/>
         </w:rPr>
+        <w:t xml:space="preserve"> (i) presentar una copia debidamente suscrita de la Póliza</w:t>
+      </w:r>
+      <w:r>
+        <w:rPr>
+          <w:rFonts w:ascii="Arial Narrow" w:eastAsia="Arial Narrow" w:hAnsi="Arial Narrow" w:cs="Arial Narrow"/>
+          <w:color w:val="000000"/>
+          <w:kern w:val="0"/>
+          <w:sz w:val="22"/>
+          <w:szCs w:val="22"/>
+          <w:lang w:val="es-ES" w:eastAsia="es-ES"/>
+          <w14:ligatures w14:val="none"/>
+        </w:rPr>
         <w:t xml:space="preserve"> </w:t>
       </w:r>
       <w:r>
@@ -5405,6 +5435,24 @@
         </w:rPr>
         <w:t>) presentar todas las comunicaciones cursadas con la parte denunciante en virtud de los hechos materia de denuncia.</w:t>
       </w:r>
+    </w:p>
+    <w:p>
+      <w:pPr>
+        <w:pStyle w:val="Prrafodelista"/>
+        <w:spacing w:before="0" w:after="0" w:line="240" w:lineRule="auto"/>
+        <w:ind w:left="567"/>
+        <w:jc w:val="both"/>
+        <w:rPr>
+          <w:rFonts w:ascii="Arial Narrow" w:eastAsia="Arial Narrow" w:hAnsi="Arial Narrow" w:cs="Arial Narrow"/>
+          <w:color w:val="000000"/>
+          <w:kern w:val="0"/>
+          <w:sz w:val="22"/>
+          <w:szCs w:val="22"/>
+          <w:u w:val="single"/>
+          <w:lang w:val="es-ES" w:eastAsia="es-ES"/>
+          <w14:ligatures w14:val="none"/>
+        </w:rPr>
+      </w:pPr>
     </w:p>
     <w:p>
       <w:pPr>
@@ -5423,13 +5471,7 @@
           <w14:ligatures w14:val="none"/>
         </w:rPr>
       </w:pPr>
-    </w:p>
-    <w:p>
-      <w:pPr>
-        <w:pStyle w:val="Prrafodelista"/>
-        <w:spacing w:after="0" w:line="240" w:lineRule="auto"/>
-        <w:ind w:left="567"/>
-        <w:jc w:val="both"/>
+      <w:r>
         <w:rPr>
           <w:rFonts w:ascii="Arial Narrow" w:eastAsia="Arial Narrow" w:hAnsi="Arial Narrow" w:cs="Arial Narrow"/>
           <w:color w:val="000000"/>
@@ -5440,7 +5482,8 @@
           <w:lang w:val="es-ES" w:eastAsia="es-ES"/>
           <w14:ligatures w14:val="none"/>
         </w:rPr>
-      </w:pPr>
+        <w:t xml:space="preserve">A </w:t>
+      </w:r>
       <w:r>
         <w:rPr>
           <w:rFonts w:ascii="Arial Narrow" w:eastAsia="Arial Narrow" w:hAnsi="Arial Narrow" w:cs="Arial Narrow"/>
@@ -5452,20 +5495,31 @@
           <w:lang w:val="es-ES" w:eastAsia="es-ES"/>
           <w14:ligatures w14:val="none"/>
         </w:rPr>
-        <w:t xml:space="preserve">A </w:t>
-      </w:r>
-      <w:r>
-        <w:rPr>
-          <w:rFonts w:ascii="Arial Narrow" w:eastAsia="Arial Narrow" w:hAnsi="Arial Narrow" w:cs="Arial Narrow"/>
-          <w:color w:val="000000"/>
-          <w:kern w:val="0"/>
-          <w:sz w:val="22"/>
-          <w:szCs w:val="22"/>
-          <w:u w:val="single"/>
+        <w:t>Eurostar</w:t>
+      </w:r>
+      <w:r>
+        <w:rPr>
+          <w:rFonts w:ascii="Arial Narrow" w:eastAsia="Arial Narrow" w:hAnsi="Arial Narrow" w:cs="Arial Narrow"/>
+          <w:color w:val="000000"/>
+          <w:kern w:val="0"/>
+          <w:sz w:val="22"/>
+          <w:szCs w:val="22"/>
           <w:lang w:val="es-ES" w:eastAsia="es-ES"/>
           <w14:ligatures w14:val="none"/>
         </w:rPr>
-        <w:t>Eurostar</w:t>
+        <w:t>:</w:t>
+      </w:r>
+      <w:r>
+        <w:rPr>
+          <w:rFonts w:ascii="Arial Narrow" w:eastAsia="Arial Narrow" w:hAnsi="Arial Narrow" w:cs="Arial Narrow"/>
+          <w:color w:val="000000"/>
+          <w:kern w:val="0"/>
+          <w:sz w:val="22"/>
+          <w:szCs w:val="22"/>
+          <w:lang w:eastAsia="es-ES"/>
+          <w14:ligatures w14:val="none"/>
+        </w:rPr>
+        <w:t xml:space="preserve"> </w:t>
       </w:r>
       <w:r>
         <w:rPr>
@@ -5477,19 +5531,7 @@
           <w:lang w:val="es-ES" w:eastAsia="es-ES"/>
           <w14:ligatures w14:val="none"/>
         </w:rPr>
-        <w:t>:</w:t>
-      </w:r>
-      <w:r>
-        <w:rPr>
-          <w:rFonts w:ascii="Arial Narrow" w:eastAsia="Arial Narrow" w:hAnsi="Arial Narrow" w:cs="Arial Narrow"/>
-          <w:color w:val="000000"/>
-          <w:kern w:val="0"/>
-          <w:sz w:val="22"/>
-          <w:szCs w:val="22"/>
-          <w:lang w:eastAsia="es-ES"/>
-          <w14:ligatures w14:val="none"/>
-        </w:rPr>
-        <w:t xml:space="preserve"> </w:t>
+        <w:t xml:space="preserve">(i) </w:t>
       </w:r>
       <w:r>
         <w:rPr>
@@ -5501,7 +5543,7 @@
           <w:lang w:val="es-ES" w:eastAsia="es-ES"/>
           <w14:ligatures w14:val="none"/>
         </w:rPr>
-        <w:t xml:space="preserve">(i) </w:t>
+        <w:t xml:space="preserve">presentar los medios probatorios que acrediten que </w:t>
       </w:r>
       <w:r>
         <w:rPr>
@@ -5513,7 +5555,7 @@
           <w:lang w:val="es-ES" w:eastAsia="es-ES"/>
           <w14:ligatures w14:val="none"/>
         </w:rPr>
-        <w:t xml:space="preserve">presentar los medios probatorios que acrediten que </w:t>
+        <w:t>comunicó el estado del trámite de aprobación de la cotización ante la compañía aseguradora y se brindó información para continuar con la reparación del vehículo asegurado</w:t>
       </w:r>
       <w:r>
         <w:rPr>
@@ -5525,8 +5567,9 @@
           <w:lang w:val="es-ES" w:eastAsia="es-ES"/>
           <w14:ligatures w14:val="none"/>
         </w:rPr>
-        <w:t>comunicó el estado del trámite de aprobación de la cotización ante la compañía aseguradora y se brindó información para continuar con la reparación del vehículo asegurado</w:t>
-      </w:r>
+        <w:t>; y, (</w:t>
+      </w:r>
+      <w:proofErr w:type="spellStart"/>
       <w:r>
         <w:rPr>
           <w:rFonts w:ascii="Arial Narrow" w:eastAsia="Arial Narrow" w:hAnsi="Arial Narrow" w:cs="Arial Narrow"/>
@@ -5537,9 +5580,9 @@
           <w:lang w:val="es-ES" w:eastAsia="es-ES"/>
           <w14:ligatures w14:val="none"/>
         </w:rPr>
-        <w:t>; y, (</w:t>
-      </w:r>
-      <w:proofErr w:type="spellStart"/>
+        <w:t>ii</w:t>
+      </w:r>
+      <w:proofErr w:type="spellEnd"/>
       <w:r>
         <w:rPr>
           <w:rFonts w:ascii="Arial Narrow" w:eastAsia="Arial Narrow" w:hAnsi="Arial Narrow" w:cs="Arial Narrow"/>
@@ -5550,19 +5593,6 @@
           <w:lang w:val="es-ES" w:eastAsia="es-ES"/>
           <w14:ligatures w14:val="none"/>
         </w:rPr>
-        <w:t>ii</w:t>
-      </w:r>
-      <w:proofErr w:type="spellEnd"/>
-      <w:r>
-        <w:rPr>
-          <w:rFonts w:ascii="Arial Narrow" w:eastAsia="Arial Narrow" w:hAnsi="Arial Narrow" w:cs="Arial Narrow"/>
-          <w:color w:val="000000"/>
-          <w:kern w:val="0"/>
-          <w:sz w:val="22"/>
-          <w:szCs w:val="22"/>
-          <w:lang w:val="es-ES" w:eastAsia="es-ES"/>
-          <w14:ligatures w14:val="none"/>
-        </w:rPr>
         <w:t>) presentar todas las comunicaciones cursadas con la parte denunciante en virtud de los hechos materia de denuncia.</w:t>
       </w:r>
     </w:p>
@@ -5570,7 +5600,7 @@
     <w:p>
       <w:pPr>
         <w:pStyle w:val="Prrafodelista"/>
-        <w:spacing w:after="0" w:line="240" w:lineRule="auto"/>
+        <w:spacing w:before="0" w:after="0" w:line="240" w:lineRule="auto"/>
         <w:ind w:left="567"/>
         <w:jc w:val="both"/>
         <w:rPr>
@@ -5625,26 +5655,26 @@
     </w:p>
     <w:p>
       <w:pPr>
+        <w:spacing w:before="0" w:after="0" w:line="240" w:lineRule="auto"/>
+        <w:jc w:val="both"/>
+        <w:rPr>
+          <w:rFonts w:ascii="Arial Narrow" w:eastAsia="Arial Narrow" w:hAnsi="Arial Narrow" w:cs="Arial Narrow"/>
+          <w:b/>
+          <w:color w:val="000000"/>
+          <w:kern w:val="0"/>
+          <w:sz w:val="22"/>
+          <w:szCs w:val="22"/>
+          <w:lang w:eastAsia="es-PE"/>
+          <w14:ligatures w14:val="none"/>
+        </w:rPr>
+      </w:pPr>
+    </w:p>
+    <w:p>
+      <w:pPr>
         <w:spacing w:after="0" w:line="240" w:lineRule="auto"/>
         <w:jc w:val="both"/>
         <w:rPr>
           <w:rFonts w:ascii="Arial Narrow" w:eastAsia="Arial Narrow" w:hAnsi="Arial Narrow" w:cs="Arial Narrow"/>
-          <w:b/>
-          <w:color w:val="000000"/>
-          <w:kern w:val="0"/>
-          <w:sz w:val="22"/>
-          <w:szCs w:val="22"/>
-          <w:lang w:eastAsia="es-PE"/>
-          <w14:ligatures w14:val="none"/>
-        </w:rPr>
-      </w:pPr>
-    </w:p>
-    <w:p>
-      <w:pPr>
-        <w:spacing w:after="0" w:line="240" w:lineRule="auto"/>
-        <w:jc w:val="both"/>
-        <w:rPr>
-          <w:rFonts w:ascii="Arial Narrow" w:eastAsia="Arial Narrow" w:hAnsi="Arial Narrow" w:cs="Arial Narrow"/>
           <w:color w:val="000000"/>
           <w:kern w:val="0"/>
           <w:sz w:val="22"/>
@@ -5812,7 +5842,7 @@
     </w:p>
     <w:p>
       <w:pPr>
-        <w:spacing w:after="0" w:line="240" w:lineRule="auto"/>
+        <w:spacing w:before="0" w:after="0" w:line="240" w:lineRule="auto"/>
         <w:jc w:val="both"/>
         <w:rPr>
           <w:rFonts w:ascii="Arial Narrow" w:eastAsia="Arial Narrow" w:hAnsi="Arial Narrow" w:cs="Arial Narrow"/>
@@ -5949,7 +5979,7 @@
     </w:p>
     <w:p>
       <w:pPr>
-        <w:spacing w:after="0" w:line="240" w:lineRule="auto"/>
+        <w:spacing w:before="0" w:after="0" w:line="240" w:lineRule="auto"/>
         <w:jc w:val="both"/>
         <w:rPr>
           <w:rFonts w:ascii="Arial Narrow" w:eastAsia="Arial Narrow" w:hAnsi="Arial Narrow" w:cs="Arial Narrow"/>
@@ -6129,6 +6159,7 @@
     <w:p>
       <w:pPr>
         <w:pStyle w:val="Prrafodelista"/>
+        <w:spacing w:before="0" w:after="0" w:line="240" w:lineRule="auto"/>
         <w:rPr>
           <w:rFonts w:ascii="Arial Narrow" w:eastAsia="Arial Narrow" w:hAnsi="Arial Narrow" w:cs="Arial Narrow"/>
           <w:kern w:val="0"/>
@@ -6265,7 +6296,7 @@
     <w:p>
       <w:pPr>
         <w:pStyle w:val="Prrafodelista"/>
-        <w:spacing w:after="0" w:line="240" w:lineRule="auto"/>
+        <w:spacing w:before="0" w:after="0" w:line="240" w:lineRule="auto"/>
         <w:ind w:left="567"/>
         <w:jc w:val="both"/>
         <w:rPr>
@@ -6393,7 +6424,7 @@
     </w:p>
     <w:p>
       <w:pPr>
-        <w:spacing w:after="0" w:line="240" w:lineRule="auto"/>
+        <w:spacing w:before="0" w:after="0" w:line="240" w:lineRule="auto"/>
         <w:jc w:val="both"/>
         <w:rPr>
           <w:rFonts w:ascii="Arial Narrow" w:eastAsia="Arial Narrow" w:hAnsi="Arial Narrow" w:cs="Arial Narrow"/>
@@ -6519,7 +6550,7 @@
     </w:p>
     <w:p>
       <w:pPr>
-        <w:spacing w:after="0" w:line="240" w:lineRule="auto"/>
+        <w:spacing w:before="0" w:after="0" w:line="240" w:lineRule="auto"/>
         <w:jc w:val="both"/>
         <w:rPr>
           <w:rFonts w:ascii="Arial Narrow" w:eastAsia="Arial Narrow" w:hAnsi="Arial Narrow" w:cs="Arial Narrow"/>
@@ -6655,6 +6686,7 @@
     <w:p>
       <w:pPr>
         <w:pStyle w:val="Prrafodelista"/>
+        <w:spacing w:before="0" w:after="0" w:line="240" w:lineRule="auto"/>
         <w:rPr>
           <w:rFonts w:ascii="Arial Narrow" w:eastAsia="Arial Narrow" w:hAnsi="Arial Narrow" w:cs="Arial Narrow"/>
           <w:kern w:val="0"/>
@@ -6829,6 +6861,7 @@
     <w:p>
       <w:pPr>
         <w:pStyle w:val="Prrafodelista"/>
+        <w:spacing w:before="0" w:after="0" w:line="240" w:lineRule="auto"/>
         <w:rPr>
           <w:rFonts w:ascii="Arial Narrow" w:eastAsia="Arial Narrow" w:hAnsi="Arial Narrow" w:cs="Arial Narrow"/>
           <w:kern w:val="0"/>
@@ -6973,7 +7006,7 @@
     <w:p>
       <w:pPr>
         <w:pStyle w:val="Prrafodelista"/>
-        <w:spacing w:after="0" w:line="240" w:lineRule="auto"/>
+        <w:spacing w:before="0" w:after="0" w:line="240" w:lineRule="auto"/>
         <w:ind w:left="567"/>
         <w:jc w:val="both"/>
         <w:rPr>
@@ -7069,7 +7102,7 @@
     </w:p>
     <w:p>
       <w:pPr>
-        <w:spacing w:after="0" w:line="240" w:lineRule="auto"/>
+        <w:spacing w:before="0" w:after="0" w:line="240" w:lineRule="auto"/>
         <w:jc w:val="both"/>
         <w:rPr>
           <w:rFonts w:ascii="Arial Narrow" w:eastAsia="Arial Narrow" w:hAnsi="Arial Narrow" w:cs="Arial Narrow"/>
@@ -7155,23 +7188,23 @@
     </w:p>
     <w:p>
       <w:pPr>
+        <w:spacing w:before="0" w:after="0" w:line="240" w:lineRule="auto"/>
+        <w:contextualSpacing/>
+        <w:jc w:val="both"/>
+        <w:rPr>
+          <w:rFonts w:ascii="Arial Narrow" w:eastAsia="Arial Narrow" w:hAnsi="Arial Narrow" w:cs="Arial Narrow"/>
+          <w:color w:val="000000"/>
+          <w:kern w:val="0"/>
+          <w:sz w:val="22"/>
+          <w:szCs w:val="22"/>
+          <w:lang w:eastAsia="es-PE"/>
+          <w14:ligatures w14:val="none"/>
+        </w:rPr>
+      </w:pPr>
+    </w:p>
+    <w:p>
+      <w:pPr>
         <w:spacing w:after="0" w:line="240" w:lineRule="auto"/>
-        <w:contextualSpacing/>
-        <w:jc w:val="both"/>
-        <w:rPr>
-          <w:rFonts w:ascii="Arial Narrow" w:eastAsia="Arial Narrow" w:hAnsi="Arial Narrow" w:cs="Arial Narrow"/>
-          <w:color w:val="000000"/>
-          <w:kern w:val="0"/>
-          <w:sz w:val="22"/>
-          <w:szCs w:val="22"/>
-          <w:lang w:eastAsia="es-PE"/>
-          <w14:ligatures w14:val="none"/>
-        </w:rPr>
-      </w:pPr>
-    </w:p>
-    <w:p>
-      <w:pPr>
-        <w:spacing w:after="0" w:line="240" w:lineRule="auto"/>
         <w:jc w:val="both"/>
         <w:rPr>
           <w:rFonts w:ascii="Arial Narrow" w:eastAsia="Arial Narrow" w:hAnsi="Arial Narrow" w:cs="Arial Narrow"/>
@@ -7243,7 +7276,7 @@
     </w:p>
     <w:p>
       <w:pPr>
-        <w:spacing w:after="0" w:line="240" w:lineRule="auto"/>
+        <w:spacing w:before="0" w:after="0" w:line="240" w:lineRule="auto"/>
         <w:jc w:val="both"/>
         <w:rPr>
           <w:rFonts w:ascii="Arial Narrow" w:eastAsia="Arial Narrow" w:hAnsi="Arial Narrow" w:cs="Arial Narrow"/>
@@ -7523,7 +7556,7 @@
     </w:p>
     <w:p>
       <w:pPr>
-        <w:spacing w:after="0" w:line="240" w:lineRule="auto"/>
+        <w:spacing w:before="0" w:after="0" w:line="240" w:lineRule="auto"/>
         <w:ind w:left="567"/>
         <w:jc w:val="both"/>
         <w:rPr>
@@ -7624,6 +7657,21 @@
     </w:p>
     <w:p>
       <w:pPr>
+        <w:spacing w:before="0" w:after="0" w:line="240" w:lineRule="auto"/>
+        <w:jc w:val="both"/>
+        <w:rPr>
+          <w:rFonts w:ascii="Arial Narrow" w:eastAsia="Arial Narrow" w:hAnsi="Arial Narrow" w:cs="Arial Narrow"/>
+          <w:color w:val="000000"/>
+          <w:kern w:val="0"/>
+          <w:sz w:val="22"/>
+          <w:szCs w:val="22"/>
+          <w:lang w:eastAsia="es-PE"/>
+          <w14:ligatures w14:val="none"/>
+        </w:rPr>
+      </w:pPr>
+    </w:p>
+    <w:p>
+      <w:pPr>
         <w:spacing w:after="0" w:line="240" w:lineRule="auto"/>
         <w:jc w:val="both"/>
         <w:rPr>
@@ -7632,7 +7680,215 @@
           <w:kern w:val="0"/>
           <w:sz w:val="22"/>
           <w:szCs w:val="22"/>
-          <w:lang w:eastAsia="es-PE"/>
+          <w:lang w:val="es-ES" w:eastAsia="es-ES"/>
+          <w14:ligatures w14:val="none"/>
+        </w:rPr>
+      </w:pPr>
+      <w:r>
+        <w:rPr>
+          <w:rFonts w:ascii="Arial Narrow" w:eastAsia="Arial Narrow" w:hAnsi="Arial Narrow" w:cs="Arial Narrow"/>
+          <w:b/>
+          <w:color w:val="000000"/>
+          <w:kern w:val="0"/>
+          <w:sz w:val="22"/>
+          <w:szCs w:val="22"/>
+          <w:lang w:eastAsia="es-PE"/>
+          <w14:ligatures w14:val="none"/>
+        </w:rPr>
+        <w:t xml:space="preserve">QUINTO:</w:t>
+      </w:r>
+      <w:r>
+        <w:rPr>
+          <w:rFonts w:ascii="Arial Narrow" w:eastAsia="Arial Narrow" w:hAnsi="Arial Narrow" w:cs="Arial Narrow"/>
+          <w:color w:val="000000"/>
+          <w:kern w:val="0"/>
+          <w:sz w:val="22"/>
+          <w:szCs w:val="22"/>
+          <w:lang w:eastAsia="es-PE"/>
+          <w14:ligatures w14:val="none"/>
+        </w:rPr>
+        <w:t xml:space="preserve"> </w:t>
+      </w:r>
+      <w:bookmarkStart w:id="13" w:name="_Hlk188286813"/>
+      <w:r>
+        <w:rPr>
+          <w:rFonts w:ascii="Arial Narrow" w:eastAsia="Arial Narrow" w:hAnsi="Arial Narrow" w:cs="Arial Narrow"/>
+          <w:color w:val="000000"/>
+          <w:kern w:val="0"/>
+          <w:sz w:val="22"/>
+          <w:szCs w:val="22"/>
+          <w:lang w:eastAsia="es-ES"/>
+          <w14:ligatures w14:val="none"/>
+        </w:rPr>
+        <w:t xml:space="preserve">requerir </w:t>
+      </w:r>
+      <w:r>
+        <w:rPr>
+          <w:rFonts w:ascii="Arial Narrow" w:eastAsia="Arial Narrow" w:hAnsi="Arial Narrow" w:cs="Arial Narrow"/>
+          <w:color w:val="000000"/>
+          <w:kern w:val="0"/>
+          <w:sz w:val="22"/>
+          <w:szCs w:val="22"/>
+          <w:lang w:val="es-ES" w:eastAsia="es-ES"/>
+          <w14:ligatures w14:val="none"/>
+        </w:rPr>
+        <w:t xml:space="preserve">que, en un </w:t>
+      </w:r>
+      <w:r>
+        <w:rPr>
+          <w:rFonts w:ascii="Arial Narrow" w:eastAsia="Arial Narrow" w:hAnsi="Arial Narrow" w:cs="Arial Narrow"/>
+          <w:color w:val="000000"/>
+          <w:kern w:val="0"/>
+          <w:sz w:val="22"/>
+          <w:szCs w:val="22"/>
+          <w:lang w:eastAsia="es-ES"/>
+          <w14:ligatures w14:val="none"/>
+        </w:rPr>
+        <w:t>plazo no mayor de cinco (5) días hábiles contado a partir del día siguiente de la notificación de la presente resolución</w:t>
+      </w:r>
+      <w:bookmarkEnd w:id="13"/>
+      <w:r>
+        <w:rPr>
+          <w:rFonts w:ascii="Arial Narrow" w:eastAsia="Arial Narrow" w:hAnsi="Arial Narrow" w:cs="Arial Narrow"/>
+          <w:color w:val="000000"/>
+          <w:kern w:val="0"/>
+          <w:sz w:val="22"/>
+          <w:szCs w:val="22"/>
+          <w:lang w:eastAsia="es-ES"/>
+          <w14:ligatures w14:val="none"/>
+        </w:rPr>
+        <w:t xml:space="preserve">, </w:t>
+      </w:r>
+      <w:bookmarkStart w:id="14" w:name="_Hlk188286828"/>
+      <w:r>
+        <w:rPr>
+          <w:rFonts w:ascii="Arial Narrow" w:eastAsia="Arial Narrow" w:hAnsi="Arial Narrow" w:cs="Arial Narrow"/>
+          <w:sz w:val="22"/>
+          <w:szCs w:val="22"/>
+        </w:rPr>
+        <w:t>Quálitas Compañía de Seguros S.A</w:t>
+      </w:r>
+      <w:r>
+        <w:rPr>
+          <w:rFonts w:ascii="Arial Narrow" w:eastAsia="Arial Narrow" w:hAnsi="Arial Narrow" w:cs="Arial Narrow"/>
+          <w:sz w:val="22"/>
+          <w:szCs w:val="22"/>
+        </w:rPr>
+        <w:t>.</w:t>
+      </w:r>
+      <w:r>
+        <w:rPr>
+          <w:rFonts w:ascii="Arial Narrow" w:eastAsia="Arial Narrow" w:hAnsi="Arial Narrow" w:cs="Arial Narrow"/>
+          <w:color w:val="000000"/>
+          <w:kern w:val="0"/>
+          <w:sz w:val="22"/>
+          <w:szCs w:val="22"/>
+          <w:lang w:eastAsia="es-ES"/>
+          <w14:ligatures w14:val="none"/>
+        </w:rPr>
+        <w:t xml:space="preserve">, </w:t>
+      </w:r>
+      <w:bookmarkEnd w:id="14"/>
+      <w:r>
+        <w:rPr>
+          <w:rFonts w:ascii="Arial Narrow" w:eastAsia="Arial Narrow" w:hAnsi="Arial Narrow" w:cs="Arial Narrow"/>
+          <w:color w:val="000000"/>
+          <w:kern w:val="0"/>
+          <w:sz w:val="22"/>
+          <w:szCs w:val="22"/>
+          <w:lang w:val="es-ES" w:eastAsia="es-ES"/>
+          <w14:ligatures w14:val="none"/>
+        </w:rPr>
+        <w:t xml:space="preserve">cumpla con: </w:t>
+      </w:r>
+      <w:r>
+        <w:rPr>
+          <w:rFonts w:ascii="Arial Narrow" w:eastAsia="Arial Narrow" w:hAnsi="Arial Narrow" w:cs="Arial Narrow"/>
+          <w:color w:val="000000"/>
+          <w:kern w:val="0"/>
+          <w:sz w:val="22"/>
+          <w:szCs w:val="22"/>
+          <w:lang w:val="es-ES" w:eastAsia="es-ES"/>
+          <w14:ligatures w14:val="none"/>
+        </w:rPr>
+        <w:t>(i) presentar una copia debidamente suscrita de la Póliza 0070162762 del Seguro Vehicular materia de denuncia, así como el cargo de remisión de la póliza; (</w:t>
+      </w:r>
+      <w:proofErr w:type="spellStart"/>
+      <w:r>
+        <w:rPr>
+          <w:rFonts w:ascii="Arial Narrow" w:eastAsia="Arial Narrow" w:hAnsi="Arial Narrow" w:cs="Arial Narrow"/>
+          <w:color w:val="000000"/>
+          <w:kern w:val="0"/>
+          <w:sz w:val="22"/>
+          <w:szCs w:val="22"/>
+          <w:lang w:val="es-ES" w:eastAsia="es-ES"/>
+          <w14:ligatures w14:val="none"/>
+        </w:rPr>
+        <w:t>ii</w:t>
+      </w:r>
+      <w:proofErr w:type="spellEnd"/>
+      <w:r>
+        <w:rPr>
+          <w:rFonts w:ascii="Arial Narrow" w:eastAsia="Arial Narrow" w:hAnsi="Arial Narrow" w:cs="Arial Narrow"/>
+          <w:color w:val="000000"/>
+          <w:kern w:val="0"/>
+          <w:sz w:val="22"/>
+          <w:szCs w:val="22"/>
+          <w:lang w:val="es-ES" w:eastAsia="es-ES"/>
+          <w14:ligatures w14:val="none"/>
+        </w:rPr>
+        <w:t>) presentar los medios probatorios que acrediten que brindó conformidad y aprobación a la cotización realizada por el taller; y, (</w:t>
+      </w:r>
+      <w:proofErr w:type="spellStart"/>
+      <w:r>
+        <w:rPr>
+          <w:rFonts w:ascii="Arial Narrow" w:eastAsia="Arial Narrow" w:hAnsi="Arial Narrow" w:cs="Arial Narrow"/>
+          <w:color w:val="000000"/>
+          <w:kern w:val="0"/>
+          <w:sz w:val="22"/>
+          <w:szCs w:val="22"/>
+          <w:lang w:val="es-ES" w:eastAsia="es-ES"/>
+          <w14:ligatures w14:val="none"/>
+        </w:rPr>
+        <w:t>iii</w:t>
+      </w:r>
+      <w:proofErr w:type="spellEnd"/>
+      <w:r>
+        <w:rPr>
+          <w:rFonts w:ascii="Arial Narrow" w:eastAsia="Arial Narrow" w:hAnsi="Arial Narrow" w:cs="Arial Narrow"/>
+          <w:color w:val="000000"/>
+          <w:kern w:val="0"/>
+          <w:sz w:val="22"/>
+          <w:szCs w:val="22"/>
+          <w:lang w:val="es-ES" w:eastAsia="es-ES"/>
+          <w14:ligatures w14:val="none"/>
+        </w:rPr>
+        <w:t>) presentar todas las comunicaciones cursadas con la parte denunciante en virtud de los hechos materia de denuncia</w:t>
+      </w:r>
+      <w:r>
+        <w:rPr>
+          <w:rFonts w:ascii="Arial Narrow" w:eastAsia="Arial Narrow" w:hAnsi="Arial Narrow" w:cs="Arial Narrow"/>
+          <w:color w:val="000000"/>
+          <w:kern w:val="0"/>
+          <w:sz w:val="22"/>
+          <w:szCs w:val="22"/>
+          <w:lang w:val="es-ES" w:eastAsia="es-ES"/>
+          <w14:ligatures w14:val="none"/>
+        </w:rPr>
+        <w:t>.</w:t>
+      </w:r>
+    </w:p>
+    <w:p>
+      <w:pPr>
+        <w:spacing w:before="0" w:after="0" w:line="240" w:lineRule="auto"/>
+        <w:jc w:val="both"/>
+        <w:rPr>
+          <w:rFonts w:ascii="Arial Narrow" w:eastAsia="Arial Narrow" w:hAnsi="Arial Narrow" w:cs="Arial Narrow"/>
+          <w:color w:val="000000"/>
+          <w:kern w:val="0"/>
+          <w:sz w:val="22"/>
+          <w:szCs w:val="22"/>
+          <w:lang w:val="es-ES" w:eastAsia="es-ES"/>
           <w14:ligatures w14:val="none"/>
         </w:rPr>
       </w:pPr>
@@ -7662,7 +7918,7 @@
           <w:lang w:eastAsia="es-PE"/>
           <w14:ligatures w14:val="none"/>
         </w:rPr>
-        <w:t xml:space="preserve">QUINTO:</w:t>
+        <w:t xml:space="preserve">SEXTO:</w:t>
       </w:r>
       <w:r>
         <w:rPr>
@@ -7676,7 +7932,6 @@
         </w:rPr>
         <w:t xml:space="preserve"> </w:t>
       </w:r>
-      <w:bookmarkStart w:id="13" w:name="_Hlk188286813"/>
       <w:r>
         <w:rPr>
           <w:rFonts w:ascii="Arial Narrow" w:eastAsia="Arial Narrow" w:hAnsi="Arial Narrow" w:cs="Arial Narrow"/>
@@ -7711,9 +7966,21 @@
           <w:lang w:eastAsia="es-ES"/>
           <w14:ligatures w14:val="none"/>
         </w:rPr>
-        <w:t>plazo no mayor de cinco (5) días hábiles contado a partir del día siguiente de la notificación de la presente resolución</w:t>
-      </w:r>
-      <w:bookmarkEnd w:id="13"/>
+        <w:t xml:space="preserve">plazo no mayor de cinco (5) días hábiles contado a partir del día siguiente de la notificación de la presente resolución, </w:t>
+      </w:r>
+      <w:r>
+        <w:rPr>
+          <w:rFonts w:ascii="Arial Narrow" w:eastAsia="Arial Narrow" w:hAnsi="Arial Narrow" w:cs="Arial Narrow"/>
+          <w:color w:val="000000"/>
+          <w:kern w:val="0"/>
+          <w:sz w:val="22"/>
+          <w:szCs w:val="22"/>
+          <w:shd w:val="clear" w:color="auto" w:fill="FFFFFF"/>
+          <w:lang w:eastAsia="es-PE"/>
+          <w14:ligatures w14:val="none"/>
+        </w:rPr>
+        <w:t>Eurostar Motors S.A.C.</w:t>
+      </w:r>
       <w:r>
         <w:rPr>
           <w:rFonts w:ascii="Arial Narrow" w:eastAsia="Arial Narrow" w:hAnsi="Arial Narrow" w:cs="Arial Narrow"/>
@@ -7726,306 +7993,72 @@
         </w:rPr>
         <w:t xml:space="preserve">, </w:t>
       </w:r>
-      <w:bookmarkStart w:id="14" w:name="_Hlk188286828"/>
-      <w:r>
-        <w:rPr>
-          <w:rFonts w:ascii="Arial Narrow" w:eastAsia="Arial Narrow" w:hAnsi="Arial Narrow" w:cs="Arial Narrow"/>
-          <w:sz w:val="22"/>
-          <w:szCs w:val="22"/>
-        </w:rPr>
-        <w:t>Quálitas Compañía de Seguros S.A</w:t>
-      </w:r>
-      <w:r>
-        <w:rPr>
-          <w:rFonts w:ascii="Arial Narrow" w:eastAsia="Arial Narrow" w:hAnsi="Arial Narrow" w:cs="Arial Narrow"/>
-          <w:sz w:val="22"/>
-          <w:szCs w:val="22"/>
+      <w:r>
+        <w:rPr>
+          <w:rFonts w:ascii="Arial Narrow" w:eastAsia="Arial Narrow" w:hAnsi="Arial Narrow" w:cs="Arial Narrow"/>
+          <w:color w:val="000000"/>
+          <w:kern w:val="0"/>
+          <w:sz w:val="22"/>
+          <w:szCs w:val="22"/>
+          <w:lang w:val="es-ES" w:eastAsia="es-ES"/>
+          <w14:ligatures w14:val="none"/>
+        </w:rPr>
+        <w:t xml:space="preserve">cumpla con: </w:t>
+      </w:r>
+      <w:r>
+        <w:rPr>
+          <w:rFonts w:ascii="Arial Narrow" w:eastAsia="Arial Narrow" w:hAnsi="Arial Narrow" w:cs="Arial Narrow"/>
+          <w:color w:val="000000"/>
+          <w:kern w:val="0"/>
+          <w:sz w:val="22"/>
+          <w:szCs w:val="22"/>
+          <w:lang w:val="es-ES" w:eastAsia="es-ES"/>
+          <w14:ligatures w14:val="none"/>
+        </w:rPr>
+        <w:t>(i) presentar los medios probatorios que acrediten que comunicó el estado del trámite de aprobación de la cotización ante la compañía aseguradora y se brindó información para continuar con la reparación del vehículo asegurado; y, (</w:t>
+      </w:r>
+      <w:proofErr w:type="spellStart"/>
+      <w:r>
+        <w:rPr>
+          <w:rFonts w:ascii="Arial Narrow" w:eastAsia="Arial Narrow" w:hAnsi="Arial Narrow" w:cs="Arial Narrow"/>
+          <w:color w:val="000000"/>
+          <w:kern w:val="0"/>
+          <w:sz w:val="22"/>
+          <w:szCs w:val="22"/>
+          <w:lang w:val="es-ES" w:eastAsia="es-ES"/>
+          <w14:ligatures w14:val="none"/>
+        </w:rPr>
+        <w:t>ii</w:t>
+      </w:r>
+      <w:proofErr w:type="spellEnd"/>
+      <w:r>
+        <w:rPr>
+          <w:rFonts w:ascii="Arial Narrow" w:eastAsia="Arial Narrow" w:hAnsi="Arial Narrow" w:cs="Arial Narrow"/>
+          <w:color w:val="000000"/>
+          <w:kern w:val="0"/>
+          <w:sz w:val="22"/>
+          <w:szCs w:val="22"/>
+          <w:lang w:val="es-ES" w:eastAsia="es-ES"/>
+          <w14:ligatures w14:val="none"/>
+        </w:rPr>
+        <w:t>) presentar todas las comunicaciones cursadas con la parte denunciante en virtud de los hechos materia de denuncia</w:t>
+      </w:r>
+      <w:r>
+        <w:rPr>
+          <w:rFonts w:ascii="Arial Narrow" w:eastAsia="Arial Narrow" w:hAnsi="Arial Narrow" w:cs="Arial Narrow"/>
+          <w:color w:val="000000"/>
+          <w:kern w:val="0"/>
+          <w:sz w:val="22"/>
+          <w:szCs w:val="22"/>
+          <w:lang w:val="es-ES" w:eastAsia="es-ES"/>
+          <w14:ligatures w14:val="none"/>
         </w:rPr>
         <w:t>.</w:t>
       </w:r>
-      <w:r>
-        <w:rPr>
-          <w:rFonts w:ascii="Arial Narrow" w:eastAsia="Arial Narrow" w:hAnsi="Arial Narrow" w:cs="Arial Narrow"/>
-          <w:color w:val="000000"/>
-          <w:kern w:val="0"/>
-          <w:sz w:val="22"/>
-          <w:szCs w:val="22"/>
-          <w:lang w:eastAsia="es-ES"/>
-          <w14:ligatures w14:val="none"/>
-        </w:rPr>
-        <w:t xml:space="preserve">, </w:t>
-      </w:r>
-      <w:bookmarkEnd w:id="14"/>
-      <w:r>
-        <w:rPr>
-          <w:rFonts w:ascii="Arial Narrow" w:eastAsia="Arial Narrow" w:hAnsi="Arial Narrow" w:cs="Arial Narrow"/>
-          <w:color w:val="000000"/>
-          <w:kern w:val="0"/>
-          <w:sz w:val="22"/>
-          <w:szCs w:val="22"/>
-          <w:lang w:val="es-ES" w:eastAsia="es-ES"/>
-          <w14:ligatures w14:val="none"/>
-        </w:rPr>
-        <w:t xml:space="preserve">cumpla con: </w:t>
-      </w:r>
-      <w:r>
-        <w:rPr>
-          <w:rFonts w:ascii="Arial Narrow" w:eastAsia="Arial Narrow" w:hAnsi="Arial Narrow" w:cs="Arial Narrow"/>
-          <w:color w:val="000000"/>
-          <w:kern w:val="0"/>
-          <w:sz w:val="22"/>
-          <w:szCs w:val="22"/>
-          <w:lang w:val="es-ES" w:eastAsia="es-ES"/>
-          <w14:ligatures w14:val="none"/>
-        </w:rPr>
-        <w:t>(i) presentar una copia debidamente suscrita de la Póliza 0070162762 del Seguro Vehicular materia de denuncia, así como el cargo de remisión de la póliza; (</w:t>
-      </w:r>
-      <w:proofErr w:type="spellStart"/>
-      <w:r>
-        <w:rPr>
-          <w:rFonts w:ascii="Arial Narrow" w:eastAsia="Arial Narrow" w:hAnsi="Arial Narrow" w:cs="Arial Narrow"/>
-          <w:color w:val="000000"/>
-          <w:kern w:val="0"/>
-          <w:sz w:val="22"/>
-          <w:szCs w:val="22"/>
-          <w:lang w:val="es-ES" w:eastAsia="es-ES"/>
-          <w14:ligatures w14:val="none"/>
-        </w:rPr>
-        <w:t>ii</w:t>
-      </w:r>
-      <w:proofErr w:type="spellEnd"/>
-      <w:r>
-        <w:rPr>
-          <w:rFonts w:ascii="Arial Narrow" w:eastAsia="Arial Narrow" w:hAnsi="Arial Narrow" w:cs="Arial Narrow"/>
-          <w:color w:val="000000"/>
-          <w:kern w:val="0"/>
-          <w:sz w:val="22"/>
-          <w:szCs w:val="22"/>
-          <w:lang w:val="es-ES" w:eastAsia="es-ES"/>
-          <w14:ligatures w14:val="none"/>
-        </w:rPr>
-        <w:t>) presentar los medios probatorios que acrediten que brindó conformidad y aprobación a la cotización realizada por el taller; y, (</w:t>
-      </w:r>
-      <w:proofErr w:type="spellStart"/>
-      <w:r>
-        <w:rPr>
-          <w:rFonts w:ascii="Arial Narrow" w:eastAsia="Arial Narrow" w:hAnsi="Arial Narrow" w:cs="Arial Narrow"/>
-          <w:color w:val="000000"/>
-          <w:kern w:val="0"/>
-          <w:sz w:val="22"/>
-          <w:szCs w:val="22"/>
-          <w:lang w:val="es-ES" w:eastAsia="es-ES"/>
-          <w14:ligatures w14:val="none"/>
-        </w:rPr>
-        <w:t>iii</w:t>
-      </w:r>
-      <w:proofErr w:type="spellEnd"/>
-      <w:r>
-        <w:rPr>
-          <w:rFonts w:ascii="Arial Narrow" w:eastAsia="Arial Narrow" w:hAnsi="Arial Narrow" w:cs="Arial Narrow"/>
-          <w:color w:val="000000"/>
-          <w:kern w:val="0"/>
-          <w:sz w:val="22"/>
-          <w:szCs w:val="22"/>
-          <w:lang w:val="es-ES" w:eastAsia="es-ES"/>
-          <w14:ligatures w14:val="none"/>
-        </w:rPr>
-        <w:t>) presentar todas las comunicaciones cursadas con la parte denunciante en virtud de los hechos materia de denuncia</w:t>
-      </w:r>
-      <w:r>
-        <w:rPr>
-          <w:rFonts w:ascii="Arial Narrow" w:eastAsia="Arial Narrow" w:hAnsi="Arial Narrow" w:cs="Arial Narrow"/>
-          <w:color w:val="000000"/>
-          <w:kern w:val="0"/>
-          <w:sz w:val="22"/>
-          <w:szCs w:val="22"/>
-          <w:lang w:val="es-ES" w:eastAsia="es-ES"/>
-          <w14:ligatures w14:val="none"/>
-        </w:rPr>
-        <w:t>.</w:t>
-      </w:r>
-    </w:p>
-    <w:p>
-      <w:pPr>
-        <w:spacing w:after="0" w:line="240" w:lineRule="auto"/>
-        <w:jc w:val="both"/>
-        <w:rPr>
-          <w:rFonts w:ascii="Arial Narrow" w:eastAsia="Arial Narrow" w:hAnsi="Arial Narrow" w:cs="Arial Narrow"/>
-          <w:color w:val="000000"/>
-          <w:kern w:val="0"/>
-          <w:sz w:val="22"/>
-          <w:szCs w:val="22"/>
-          <w:lang w:val="es-ES" w:eastAsia="es-ES"/>
-          <w14:ligatures w14:val="none"/>
-        </w:rPr>
-      </w:pPr>
-    </w:p>
-    <w:p>
-      <w:pPr>
-        <w:spacing w:after="0" w:line="240" w:lineRule="auto"/>
-        <w:jc w:val="both"/>
-        <w:rPr>
-          <w:rFonts w:ascii="Arial Narrow" w:eastAsia="Arial Narrow" w:hAnsi="Arial Narrow" w:cs="Arial Narrow"/>
-          <w:color w:val="000000"/>
-          <w:kern w:val="0"/>
-          <w:sz w:val="22"/>
-          <w:szCs w:val="22"/>
-          <w:lang w:val="es-ES" w:eastAsia="es-ES"/>
-          <w14:ligatures w14:val="none"/>
-        </w:rPr>
-      </w:pPr>
-      <w:r>
-        <w:rPr>
-          <w:rFonts w:ascii="Arial Narrow" w:eastAsia="Arial Narrow" w:hAnsi="Arial Narrow" w:cs="Arial Narrow"/>
-          <w:b/>
-          <w:color w:val="000000"/>
-          <w:kern w:val="0"/>
-          <w:sz w:val="22"/>
-          <w:szCs w:val="22"/>
-          <w:lang w:eastAsia="es-PE"/>
-          <w14:ligatures w14:val="none"/>
-        </w:rPr>
-        <w:t xml:space="preserve">SEXTO:</w:t>
-      </w:r>
-      <w:r>
-        <w:rPr>
-          <w:rFonts w:ascii="Arial Narrow" w:eastAsia="Arial Narrow" w:hAnsi="Arial Narrow" w:cs="Arial Narrow"/>
-          <w:color w:val="000000"/>
-          <w:kern w:val="0"/>
-          <w:sz w:val="22"/>
-          <w:szCs w:val="22"/>
-          <w:lang w:eastAsia="es-PE"/>
-          <w14:ligatures w14:val="none"/>
-        </w:rPr>
-        <w:t xml:space="preserve"> </w:t>
-      </w:r>
-      <w:r>
-        <w:rPr>
-          <w:rFonts w:ascii="Arial Narrow" w:eastAsia="Arial Narrow" w:hAnsi="Arial Narrow" w:cs="Arial Narrow"/>
-          <w:color w:val="000000"/>
-          <w:kern w:val="0"/>
-          <w:sz w:val="22"/>
-          <w:szCs w:val="22"/>
-          <w:lang w:eastAsia="es-ES"/>
-          <w14:ligatures w14:val="none"/>
-        </w:rPr>
-        <w:t xml:space="preserve">requerir </w:t>
-      </w:r>
-      <w:r>
-        <w:rPr>
-          <w:rFonts w:ascii="Arial Narrow" w:eastAsia="Arial Narrow" w:hAnsi="Arial Narrow" w:cs="Arial Narrow"/>
-          <w:color w:val="000000"/>
-          <w:kern w:val="0"/>
-          <w:sz w:val="22"/>
-          <w:szCs w:val="22"/>
-          <w:lang w:val="es-ES" w:eastAsia="es-ES"/>
-          <w14:ligatures w14:val="none"/>
-        </w:rPr>
-        <w:t xml:space="preserve">que, en un </w:t>
-      </w:r>
-      <w:r>
-        <w:rPr>
-          <w:rFonts w:ascii="Arial Narrow" w:eastAsia="Arial Narrow" w:hAnsi="Arial Narrow" w:cs="Arial Narrow"/>
-          <w:color w:val="000000"/>
-          <w:kern w:val="0"/>
-          <w:sz w:val="22"/>
-          <w:szCs w:val="22"/>
-          <w:lang w:eastAsia="es-ES"/>
-          <w14:ligatures w14:val="none"/>
-        </w:rPr>
-        <w:t xml:space="preserve">plazo no mayor de cinco (5) días hábiles contado a partir del día siguiente de la notificación de la presente resolución, </w:t>
-      </w:r>
-      <w:r>
-        <w:rPr>
-          <w:rFonts w:ascii="Arial Narrow" w:eastAsia="Arial Narrow" w:hAnsi="Arial Narrow" w:cs="Arial Narrow"/>
-          <w:color w:val="000000"/>
-          <w:kern w:val="0"/>
-          <w:sz w:val="22"/>
-          <w:szCs w:val="22"/>
-          <w:shd w:val="clear" w:color="auto" w:fill="FFFFFF"/>
-          <w:lang w:eastAsia="es-PE"/>
-          <w14:ligatures w14:val="none"/>
-        </w:rPr>
-        <w:t>Eurostar Motors S.A.C.</w:t>
-      </w:r>
-      <w:r>
-        <w:rPr>
-          <w:rFonts w:ascii="Arial Narrow" w:eastAsia="Arial Narrow" w:hAnsi="Arial Narrow" w:cs="Arial Narrow"/>
-          <w:color w:val="000000"/>
-          <w:kern w:val="0"/>
-          <w:sz w:val="22"/>
-          <w:szCs w:val="22"/>
-          <w:lang w:eastAsia="es-ES"/>
-          <w14:ligatures w14:val="none"/>
-        </w:rPr>
-        <w:t xml:space="preserve">, </w:t>
-      </w:r>
-      <w:r>
-        <w:rPr>
-          <w:rFonts w:ascii="Arial Narrow" w:eastAsia="Arial Narrow" w:hAnsi="Arial Narrow" w:cs="Arial Narrow"/>
-          <w:color w:val="000000"/>
-          <w:kern w:val="0"/>
-          <w:sz w:val="22"/>
-          <w:szCs w:val="22"/>
-          <w:lang w:val="es-ES" w:eastAsia="es-ES"/>
-          <w14:ligatures w14:val="none"/>
-        </w:rPr>
-        <w:t xml:space="preserve">cumpla con: </w:t>
-      </w:r>
-      <w:r>
-        <w:rPr>
-          <w:rFonts w:ascii="Arial Narrow" w:eastAsia="Arial Narrow" w:hAnsi="Arial Narrow" w:cs="Arial Narrow"/>
-          <w:color w:val="000000"/>
-          <w:kern w:val="0"/>
-          <w:sz w:val="22"/>
-          <w:szCs w:val="22"/>
-          <w:lang w:val="es-ES" w:eastAsia="es-ES"/>
-          <w14:ligatures w14:val="none"/>
-        </w:rPr>
-        <w:t>(i) presentar los medios probatorios que acrediten que comunicó el estado del trámite de aprobación de la cotización ante la compañía aseguradora y se brindó información para continuar con la reparación del vehículo asegurado; y, (</w:t>
-      </w:r>
-      <w:proofErr w:type="spellStart"/>
-      <w:r>
-        <w:rPr>
-          <w:rFonts w:ascii="Arial Narrow" w:eastAsia="Arial Narrow" w:hAnsi="Arial Narrow" w:cs="Arial Narrow"/>
-          <w:color w:val="000000"/>
-          <w:kern w:val="0"/>
-          <w:sz w:val="22"/>
-          <w:szCs w:val="22"/>
-          <w:lang w:val="es-ES" w:eastAsia="es-ES"/>
-          <w14:ligatures w14:val="none"/>
-        </w:rPr>
-        <w:t>ii</w:t>
-      </w:r>
-      <w:proofErr w:type="spellEnd"/>
-      <w:r>
-        <w:rPr>
-          <w:rFonts w:ascii="Arial Narrow" w:eastAsia="Arial Narrow" w:hAnsi="Arial Narrow" w:cs="Arial Narrow"/>
-          <w:color w:val="000000"/>
-          <w:kern w:val="0"/>
-          <w:sz w:val="22"/>
-          <w:szCs w:val="22"/>
-          <w:lang w:val="es-ES" w:eastAsia="es-ES"/>
-          <w14:ligatures w14:val="none"/>
-        </w:rPr>
-        <w:t>) presentar todas las comunicaciones cursadas con la parte denunciante en virtud de los hechos materia de denuncia</w:t>
-      </w:r>
-      <w:r>
-        <w:rPr>
-          <w:rFonts w:ascii="Arial Narrow" w:eastAsia="Arial Narrow" w:hAnsi="Arial Narrow" w:cs="Arial Narrow"/>
-          <w:color w:val="000000"/>
-          <w:kern w:val="0"/>
-          <w:sz w:val="22"/>
-          <w:szCs w:val="22"/>
-          <w:lang w:val="es-ES" w:eastAsia="es-ES"/>
-          <w14:ligatures w14:val="none"/>
-        </w:rPr>
-        <w:t>.</w:t>
-      </w:r>
-    </w:p>
-    <w:p>
-      <w:pPr>
-        <w:spacing w:after="0" w:line="240" w:lineRule="auto"/>
+    </w:p>
+    <w:p>
+      <w:pPr>
+        <w:spacing w:before="0" w:after="0" w:line="240" w:lineRule="auto"/>
         <w:jc w:val="both"/>
         <w:rPr>
           <w:rFonts w:ascii="Arial Narrow" w:eastAsia="Arial Narrow" w:hAnsi="Arial Narrow" w:cs="Arial Narrow"/>
@@ -8395,78 +8428,78 @@
     </w:p>
     <w:p>
       <w:pPr>
+        <w:spacing w:before="0" w:after="0" w:line="240" w:lineRule="auto"/>
+        <w:shd w:val="clear" w:color="auto" w:fill="FFFFFF"/>
+        <w:jc w:val="both"/>
+        <w:rPr>
+          <w:rFonts w:ascii="Arial Narrow" w:eastAsia="Arial Narrow" w:hAnsi="Arial Narrow" w:cs="Arial Narrow"/>
+          <w:b/>
+          <w:color w:val="000000"/>
+          <w:kern w:val="0"/>
+          <w:sz w:val="22"/>
+          <w:szCs w:val="22"/>
+          <w:lang w:eastAsia="es-PE"/>
+          <w14:ligatures w14:val="none"/>
+        </w:rPr>
+      </w:pPr>
+    </w:p>
+    <w:p>
+      <w:pPr>
         <w:shd w:val="clear" w:color="auto" w:fill="FFFFFF"/>
         <w:spacing w:after="0" w:line="240" w:lineRule="auto"/>
         <w:jc w:val="both"/>
         <w:rPr>
           <w:rFonts w:ascii="Arial Narrow" w:eastAsia="Arial Narrow" w:hAnsi="Arial Narrow" w:cs="Arial Narrow"/>
-          <w:b/>
-          <w:color w:val="000000"/>
-          <w:kern w:val="0"/>
-          <w:sz w:val="22"/>
-          <w:szCs w:val="22"/>
-          <w:lang w:eastAsia="es-PE"/>
-          <w14:ligatures w14:val="none"/>
-        </w:rPr>
-      </w:pPr>
-    </w:p>
-    <w:p>
-      <w:pPr>
+          <w:color w:val="000000"/>
+          <w:kern w:val="0"/>
+          <w:sz w:val="22"/>
+          <w:szCs w:val="22"/>
+          <w:lang w:eastAsia="es-PE"/>
+          <w14:ligatures w14:val="none"/>
+        </w:rPr>
+      </w:pPr>
+      <w:r>
+        <w:rPr>
+          <w:rFonts w:ascii="Arial Narrow" w:eastAsia="Arial Narrow" w:hAnsi="Arial Narrow" w:cs="Arial Narrow"/>
+          <w:b/>
+          <w:bCs/>
+          <w:kern w:val="0"/>
+          <w14:ligatures w14:val="none"/>
+          <w:sz w:val="22"/>
+          <w:szCs w:val="22"/>
+        </w:rPr>
+        <w:t>NOVENO</w:t>
+      </w:r>
+      <w:r>
+        <w:rPr>
+          <w:rFonts w:ascii="Arial Narrow" w:eastAsia="Arial Narrow" w:hAnsi="Arial Narrow" w:cs="Arial Narrow"/>
+          <w:b/>
+          <w:color w:val="000000"/>
+          <w:kern w:val="0"/>
+          <w:sz w:val="22"/>
+          <w:szCs w:val="22"/>
+          <w:lang w:eastAsia="es-PE"/>
+          <w14:ligatures w14:val="none"/>
+        </w:rPr>
+        <w:t>:</w:t>
+      </w:r>
+      <w:r>
+        <w:rPr>
+          <w:rFonts w:ascii="Arial Narrow" w:eastAsia="Arial Narrow" w:hAnsi="Arial Narrow" w:cs="Arial Narrow"/>
+          <w:color w:val="000000"/>
+          <w:kern w:val="0"/>
+          <w:sz w:val="22"/>
+          <w:szCs w:val="22"/>
+          <w:lang w:eastAsia="es-PE"/>
+          <w14:ligatures w14:val="none"/>
+        </w:rPr>
+        <w:t xml:space="preserve"> informar a las partes que conforme a lo establecido en el artículo 39 de la Ley sobre Facultades, Normas y Organización del Indecopi, aprobada por Decreto Legislativo 807, los gastos por los peritajes realizados, actuación de pruebas, inspecciones y otros derivados de la tramitación del proceso serán de cargo de la parte que solicita la prueba, salvo pacto en contrario. En todos los casos, la resolución final determinará si los gastos deben ser asumidos por alguna de las partes, o reembolsados a la otra parte o al Indecopi, según sea el caso, de manera adicional a la sanción que haya podido imponerse. </w:t>
+      </w:r>
+    </w:p>
+    <w:p>
+      <w:pPr>
+        <w:spacing w:before="0" w:after="0" w:line="240" w:lineRule="auto"/>
         <w:shd w:val="clear" w:color="auto" w:fill="FFFFFF"/>
-        <w:spacing w:after="0" w:line="240" w:lineRule="auto"/>
-        <w:jc w:val="both"/>
-        <w:rPr>
-          <w:rFonts w:ascii="Arial Narrow" w:eastAsia="Arial Narrow" w:hAnsi="Arial Narrow" w:cs="Arial Narrow"/>
-          <w:color w:val="000000"/>
-          <w:kern w:val="0"/>
-          <w:sz w:val="22"/>
-          <w:szCs w:val="22"/>
-          <w:lang w:eastAsia="es-PE"/>
-          <w14:ligatures w14:val="none"/>
-        </w:rPr>
-      </w:pPr>
-      <w:r>
-        <w:rPr>
-          <w:rFonts w:ascii="Arial Narrow" w:eastAsia="Arial Narrow" w:hAnsi="Arial Narrow" w:cs="Arial Narrow"/>
-          <w:b/>
-          <w:bCs/>
-          <w:kern w:val="0"/>
-          <w14:ligatures w14:val="none"/>
-          <w:sz w:val="22"/>
-          <w:szCs w:val="22"/>
-        </w:rPr>
-        <w:t>NOVENO</w:t>
-      </w:r>
-      <w:r>
-        <w:rPr>
-          <w:rFonts w:ascii="Arial Narrow" w:eastAsia="Arial Narrow" w:hAnsi="Arial Narrow" w:cs="Arial Narrow"/>
-          <w:b/>
-          <w:color w:val="000000"/>
-          <w:kern w:val="0"/>
-          <w:sz w:val="22"/>
-          <w:szCs w:val="22"/>
-          <w:lang w:eastAsia="es-PE"/>
-          <w14:ligatures w14:val="none"/>
-        </w:rPr>
-        <w:t>:</w:t>
-      </w:r>
-      <w:r>
-        <w:rPr>
-          <w:rFonts w:ascii="Arial Narrow" w:eastAsia="Arial Narrow" w:hAnsi="Arial Narrow" w:cs="Arial Narrow"/>
-          <w:color w:val="000000"/>
-          <w:kern w:val="0"/>
-          <w:sz w:val="22"/>
-          <w:szCs w:val="22"/>
-          <w:lang w:eastAsia="es-PE"/>
-          <w14:ligatures w14:val="none"/>
-        </w:rPr>
-        <w:t xml:space="preserve"> informar a las partes que conforme a lo establecido en el artículo 39 de la Ley sobre Facultades, Normas y Organización del Indecopi, aprobada por Decreto Legislativo 807, los gastos por los peritajes realizados, actuación de pruebas, inspecciones y otros derivados de la tramitación del proceso serán de cargo de la parte que solicita la prueba, salvo pacto en contrario. En todos los casos, la resolución final determinará si los gastos deben ser asumidos por alguna de las partes, o reembolsados a la otra parte o al Indecopi, según sea el caso, de manera adicional a la sanción que haya podido imponerse. </w:t>
-      </w:r>
-    </w:p>
-    <w:p>
-      <w:pPr>
-        <w:shd w:val="clear" w:color="auto" w:fill="FFFFFF"/>
-        <w:spacing w:after="0" w:line="240" w:lineRule="auto"/>
         <w:jc w:val="both"/>
         <w:rPr>
           <w:rFonts w:ascii="Arial Narrow" w:eastAsia="Arial Narrow" w:hAnsi="Arial Narrow" w:cs="Arial Narrow"/>
@@ -8636,15 +8669,118 @@
     </w:p>
     <w:p>
       <w:pPr>
+        <w:spacing w:before="0" w:after="0" w:line="240" w:lineRule="auto"/>
+        <w:suppressAutoHyphens/>
+        <w:jc w:val="both"/>
+        <w:rPr>
+          <w:rFonts w:ascii="Arial Narrow" w:eastAsia="Arial Narrow" w:hAnsi="Arial Narrow" w:cs="Arial Narrow"/>
+          <w:kern w:val="0"/>
+          <w:sz w:val="22"/>
+          <w:szCs w:val="22"/>
+          <w:u w:val="single"/>
+          <w14:ligatures w14:val="none"/>
+        </w:rPr>
+      </w:pPr>
+    </w:p>
+    <w:p>
+      <w:pPr>
         <w:suppressAutoHyphens/>
         <w:spacing w:after="0" w:line="240" w:lineRule="auto"/>
         <w:jc w:val="both"/>
         <w:rPr>
           <w:rFonts w:ascii="Arial Narrow" w:eastAsia="Arial Narrow" w:hAnsi="Arial Narrow" w:cs="Arial Narrow"/>
-          <w:kern w:val="0"/>
-          <w:sz w:val="22"/>
-          <w:szCs w:val="22"/>
-          <w:u w:val="single"/>
+          <w:b/>
+          <w:bCs/>
+          <w:sz w:val="22"/>
+          <w:szCs w:val="22"/>
+        </w:rPr>
+      </w:pPr>
+      <w:bookmarkStart w:id="16" w:name="_Hlk231868738"/>
+      <w:r>
+        <w:rPr>
+          <w:rFonts w:ascii="Arial Narrow" w:eastAsia="Arial Narrow" w:hAnsi="Arial Narrow" w:cs="Arial Narrow"/>
+          <w:b/>
+          <w:spacing w:val="-3"/>
+          <w:kern w:val="0"/>
+          <w14:ligatures w14:val="none"/>
+          <w:sz w:val="22"/>
+          <w:szCs w:val="22"/>
+        </w:rPr>
+        <w:t>DÉCIMO</w:t>
+      </w:r>
+      <w:bookmarkEnd w:id="16"/>
+      <w:r>
+        <w:rPr>
+          <w:rFonts w:ascii="Arial Narrow" w:eastAsia="Arial Narrow" w:hAnsi="Arial Narrow" w:cs="Arial Narrow"/>
+          <w:sz w:val="22"/>
+          <w:szCs w:val="22"/>
+        </w:rPr>
+        <w:t xml:space="preserve"> </w:t>
+      </w:r>
+      <w:r>
+        <w:rPr>
+          <w:rFonts w:ascii="Arial Narrow" w:eastAsia="Arial Narrow" w:hAnsi="Arial Narrow" w:cs="Arial Narrow"/>
+          <w:b/>
+          <w:spacing w:val="-3"/>
+          <w:kern w:val="0"/>
+          <w14:ligatures w14:val="none"/>
+          <w:sz w:val="22"/>
+          <w:szCs w:val="22"/>
+        </w:rPr>
+        <w:t>PRIMERO</w:t>
+      </w:r>
+      <w:r>
+        <w:rPr>
+          <w:rFonts w:ascii="Arial Narrow" w:eastAsia="Arial Narrow" w:hAnsi="Arial Narrow" w:cs="Arial Narrow"/>
+          <w:b/>
+          <w:color w:val="000000"/>
+          <w:kern w:val="0"/>
+          <w:sz w:val="22"/>
+          <w:szCs w:val="22"/>
+          <w:lang w:eastAsia="es-PE"/>
+          <w14:ligatures w14:val="none"/>
+        </w:rPr>
+        <w:t>:</w:t>
+      </w:r>
+      <w:r>
+        <w:rPr>
+          <w:rFonts w:ascii="Arial Narrow" w:eastAsia="Arial Narrow" w:hAnsi="Arial Narrow" w:cs="Arial Narrow"/>
+          <w:color w:val="000000"/>
+          <w:kern w:val="0"/>
+          <w:sz w:val="22"/>
+          <w:szCs w:val="22"/>
+          <w:lang w:eastAsia="es-PE"/>
+          <w14:ligatures w14:val="none"/>
+        </w:rPr>
+        <w:t xml:space="preserve"> </w:t>
+      </w:r>
+      <w:r>
+        <w:rPr>
+          <w:rFonts w:ascii="Arial Narrow" w:eastAsia="Arial Narrow" w:hAnsi="Arial Narrow" w:cs="Arial Narrow"/>
+          <w:color w:val="000000"/>
+          <w:kern w:val="0"/>
+          <w:sz w:val="22"/>
+          <w:szCs w:val="22"/>
+          <w:lang w:eastAsia="es-PE"/>
+          <w14:ligatures w14:val="none"/>
+        </w:rPr>
+        <w:t xml:space="preserve">poner en conocimiento de las partes que, antes de la emisión de la Resolución Final, tienen la posibilidad de formular su desistimiento o presentar el acuerdo arribado mediante la conciliación, mediación, transacción o cualquier otro que, de forma indubitable, deje constancia que se ha solucionado la controversia materia de denuncia.</w:t>
+      </w:r>
+      <w:bookmarkStart w:id="17" w:name="h.gjdgxs" w:colFirst="0" w:colLast="0"/>
+      <w:bookmarkEnd w:id="17"/>
+    </w:p>
+    <w:p>
+      <w:pPr>
+        <w:spacing w:before="0" w:after="0" w:line="240" w:lineRule="auto"/>
+        <w:suppressAutoHyphens/>
+        <w:jc w:val="both"/>
+        <w:rPr>
+          <w:rFonts w:ascii="Arial Narrow" w:eastAsia="Arial Narrow" w:hAnsi="Arial Narrow" w:cs="Arial Narrow"/>
+          <w:color w:val="000000"/>
+          <w:kern w:val="0"/>
+          <w:sz w:val="22"/>
+          <w:szCs w:val="22"/>
+          <w:lang w:eastAsia="es-PE"/>
           <w14:ligatures w14:val="none"/>
         </w:rPr>
       </w:pPr>
@@ -8656,85 +8792,283 @@
         <w:jc w:val="both"/>
         <w:rPr>
           <w:rFonts w:ascii="Arial Narrow" w:eastAsia="Arial Narrow" w:hAnsi="Arial Narrow" w:cs="Arial Narrow"/>
+          <w:sz w:val="22"/>
+          <w:szCs w:val="22"/>
+        </w:rPr>
+      </w:pPr>
+      <w:r>
+        <w:rPr>
+          <w:rFonts w:ascii="Arial Narrow" w:eastAsia="Arial Narrow" w:hAnsi="Arial Narrow" w:cs="Arial Narrow"/>
           <w:b/>
           <w:bCs/>
           <w:sz w:val="22"/>
           <w:szCs w:val="22"/>
         </w:rPr>
-      </w:pPr>
-      <w:bookmarkStart w:id="16" w:name="_Hlk231868738"/>
-      <w:r>
-        <w:rPr>
-          <w:rFonts w:ascii="Arial Narrow" w:eastAsia="Arial Narrow" w:hAnsi="Arial Narrow" w:cs="Arial Narrow"/>
-          <w:b/>
+        <w:lastRenderedPageBreak/>
+        <w:t xml:space="preserve">DÉCIMO SEGUNDO:</w:t>
+      </w:r>
+      <w:r>
+        <w:rPr>
+          <w:rFonts w:ascii="Arial Narrow" w:eastAsia="Arial Narrow" w:hAnsi="Arial Narrow" w:cs="Arial Narrow"/>
+          <w:sz w:val="22"/>
+          <w:szCs w:val="22"/>
+        </w:rPr>
+        <w:t xml:space="preserve"> </w:t>
+      </w:r>
+      <w:r>
+        <w:rPr>
+          <w:rFonts w:ascii="Arial Narrow" w:eastAsia="Arial Narrow" w:hAnsi="Arial Narrow" w:cs="Arial Narrow"/>
+          <w:sz w:val="22"/>
+          <w:szCs w:val="22"/>
+        </w:rPr>
+        <w:t xml:space="preserve">requerir a los señores [APELLIDO] [APELLIDO] y [APELLIDO] [APELLIDO] Chinchay para que, dentro del plazo de dos (2) días hábiles siguientes a la fecha en que reciban la notificación en sus bandejas de correo electrónico, efectúen la confirmación de recepción de la notificación remitida por este despacho a sus correos electrónicos, de conformidad con el segundo párrafo del numeral 4 del artículo 20 del Texto Único Ordenado de la Ley del Procedimiento Administrativo General, aprobado mediante Decreto Supremo 006-2026-JUS, bajo apercibimiento de rehacer el acto de notificación y notificarles conforme al numeral 1 del artículo 20 del citado cuerpo normativo.</w:t>
+      </w:r>
+      <w:r>
+        <w:rPr>
+          <w:rFonts w:ascii="Arial Narrow" w:eastAsia="Arial Narrow" w:hAnsi="Arial Narrow" w:cs="Arial Narrow"/>
+          <w:sz w:val="22"/>
+          <w:szCs w:val="22"/>
+        </w:rPr>
+        <w:t/>
+      </w:r>
+      <w:r>
+        <w:rPr>
+          <w:rFonts w:ascii="Arial Narrow" w:eastAsia="Arial Narrow" w:hAnsi="Arial Narrow" w:cs="Arial Narrow"/>
           <w:spacing w:val="-3"/>
           <w:kern w:val="0"/>
           <w14:ligatures w14:val="none"/>
           <w:sz w:val="22"/>
           <w:szCs w:val="22"/>
         </w:rPr>
-        <w:t>DÉCIMO</w:t>
-      </w:r>
-      <w:bookmarkEnd w:id="16"/>
-      <w:r>
-        <w:rPr>
-          <w:rFonts w:ascii="Arial Narrow" w:eastAsia="Arial Narrow" w:hAnsi="Arial Narrow" w:cs="Arial Narrow"/>
-          <w:sz w:val="22"/>
-          <w:szCs w:val="22"/>
-        </w:rPr>
-        <w:t xml:space="preserve"> </w:t>
-      </w:r>
-      <w:r>
-        <w:rPr>
-          <w:rFonts w:ascii="Arial Narrow" w:eastAsia="Arial Narrow" w:hAnsi="Arial Narrow" w:cs="Arial Narrow"/>
-          <w:b/>
+        <w:t/>
+      </w:r>
+      <w:r>
+        <w:rPr>
+          <w:rFonts w:ascii="Arial Narrow" w:eastAsia="Arial Narrow" w:hAnsi="Arial Narrow" w:cs="Arial Narrow"/>
           <w:spacing w:val="-3"/>
           <w:kern w:val="0"/>
           <w14:ligatures w14:val="none"/>
           <w:sz w:val="22"/>
           <w:szCs w:val="22"/>
         </w:rPr>
-        <w:t>PRIMERO</w:t>
-      </w:r>
-      <w:r>
-        <w:rPr>
-          <w:rFonts w:ascii="Arial Narrow" w:eastAsia="Arial Narrow" w:hAnsi="Arial Narrow" w:cs="Arial Narrow"/>
-          <w:b/>
-          <w:color w:val="000000"/>
-          <w:kern w:val="0"/>
-          <w:sz w:val="22"/>
-          <w:szCs w:val="22"/>
-          <w:lang w:eastAsia="es-PE"/>
-          <w14:ligatures w14:val="none"/>
-        </w:rPr>
-        <w:t>:</w:t>
-      </w:r>
-      <w:r>
-        <w:rPr>
-          <w:rFonts w:ascii="Arial Narrow" w:eastAsia="Arial Narrow" w:hAnsi="Arial Narrow" w:cs="Arial Narrow"/>
-          <w:color w:val="000000"/>
-          <w:kern w:val="0"/>
-          <w:sz w:val="22"/>
-          <w:szCs w:val="22"/>
-          <w:lang w:eastAsia="es-PE"/>
-          <w14:ligatures w14:val="none"/>
-        </w:rPr>
-        <w:t xml:space="preserve"> </w:t>
-      </w:r>
-      <w:r>
-        <w:rPr>
-          <w:rFonts w:ascii="Arial Narrow" w:eastAsia="Arial Narrow" w:hAnsi="Arial Narrow" w:cs="Arial Narrow"/>
-          <w:color w:val="000000"/>
-          <w:kern w:val="0"/>
-          <w:sz w:val="22"/>
-          <w:szCs w:val="22"/>
-          <w:lang w:eastAsia="es-PE"/>
-          <w14:ligatures w14:val="none"/>
-        </w:rPr>
-        <w:t xml:space="preserve">poner en conocimiento de las partes que, antes de la emisión de la Resolución Final, tienen la posibilidad de formular su desistimiento o presentar el acuerdo arribado mediante la conciliación, mediación, transacción o cualquier otro que, de forma indubitable, deje constancia que se ha solucionado la controversia materia de denuncia.</w:t>
-      </w:r>
-      <w:bookmarkStart w:id="17" w:name="h.gjdgxs" w:colFirst="0" w:colLast="0"/>
-      <w:bookmarkEnd w:id="17"/>
+        <w:t xml:space="preserve"/>
+      </w:r>
+      <w:r>
+        <w:rPr>
+          <w:rFonts w:ascii="Arial Narrow" w:eastAsia="Arial Narrow" w:hAnsi="Arial Narrow" w:cs="Arial Narrow"/>
+          <w:spacing w:val="-3"/>
+          <w:kern w:val="0"/>
+          <w14:ligatures w14:val="none"/>
+          <w:sz w:val="22"/>
+          <w:szCs w:val="22"/>
+        </w:rPr>
+        <w:t xml:space="preserve"/>
+      </w:r>
+      <w:r>
+        <w:rPr>
+          <w:rFonts w:ascii="Arial Narrow" w:eastAsia="Arial Narrow" w:hAnsi="Arial Narrow" w:cs="Arial Narrow"/>
+          <w:spacing w:val="-3"/>
+          <w:kern w:val="0"/>
+          <w14:ligatures w14:val="none"/>
+          <w:sz w:val="22"/>
+          <w:szCs w:val="22"/>
+        </w:rPr>
+        <w:t xml:space="preserve"/>
+      </w:r>
+      <w:r>
+        <w:rPr>
+          <w:rFonts w:ascii="Arial Narrow" w:eastAsia="Arial Narrow" w:hAnsi="Arial Narrow" w:cs="Arial Narrow"/>
+          <w:spacing w:val="-3"/>
+          <w:kern w:val="0"/>
+          <w14:ligatures w14:val="none"/>
+          <w:sz w:val="22"/>
+          <w:szCs w:val="22"/>
+        </w:rPr>
+        <w:t xml:space="preserve"/>
+      </w:r>
+      <w:r>
+        <w:rPr>
+          <w:rFonts w:ascii="Arial Narrow" w:eastAsia="Arial Narrow" w:hAnsi="Arial Narrow" w:cs="Arial Narrow"/>
+          <w:color w:val="000000"/>
+          <w:sz w:val="22"/>
+          <w:szCs w:val="22"/>
+        </w:rPr>
+        <w:t/>
+      </w:r>
+      <w:r>
+        <w:rPr>
+          <w:rFonts w:ascii="Arial Narrow" w:eastAsia="Arial Narrow" w:hAnsi="Arial Narrow" w:cs="Arial Narrow"/>
+          <w:color w:val="000000"/>
+          <w:sz w:val="22"/>
+          <w:szCs w:val="22"/>
+        </w:rPr>
+        <w:t/>
+      </w:r>
+      <w:r>
+        <w:rPr>
+          <w:rFonts w:ascii="Arial Narrow" w:eastAsia="Arial Narrow" w:hAnsi="Arial Narrow" w:cs="Arial Narrow"/>
+          <w:color w:val="000000"/>
+          <w:sz w:val="22"/>
+          <w:szCs w:val="22"/>
+        </w:rPr>
+        <w:t xml:space="preserve"/>
+      </w:r>
+      <w:r>
+        <w:rPr>
+          <w:rFonts w:ascii="Arial Narrow" w:eastAsia="Arial Narrow" w:hAnsi="Arial Narrow" w:cs="Arial Narrow"/>
+          <w:color w:val="000000"/>
+          <w:sz w:val="22"/>
+          <w:szCs w:val="22"/>
+        </w:rPr>
+        <w:t/>
+      </w:r>
+      <w:r>
+        <w:rPr>
+          <w:rFonts w:ascii="Arial Narrow" w:eastAsia="Arial Narrow" w:hAnsi="Arial Narrow" w:cs="Arial Narrow"/>
+          <w:color w:val="000000"/>
+          <w:sz w:val="22"/>
+          <w:szCs w:val="22"/>
+        </w:rPr>
+        <w:t xml:space="preserve"/>
+      </w:r>
+      <w:r>
+        <w:rPr>
+          <w:rFonts w:ascii="Arial Narrow" w:eastAsia="Arial Narrow" w:hAnsi="Arial Narrow" w:cs="Arial Narrow"/>
+          <w:color w:val="000000"/>
+          <w:sz w:val="22"/>
+          <w:szCs w:val="22"/>
+        </w:rPr>
+        <w:t/>
+      </w:r>
+      <w:r>
+        <w:rPr>
+          <w:rFonts w:ascii="Arial Narrow" w:eastAsia="Arial Narrow" w:hAnsi="Arial Narrow" w:cs="Arial Narrow"/>
+          <w:color w:val="000000"/>
+          <w:sz w:val="22"/>
+          <w:szCs w:val="22"/>
+        </w:rPr>
+        <w:t xml:space="preserve"/>
+      </w:r>
+      <w:r>
+        <w:rPr>
+          <w:rFonts w:ascii="Arial Narrow" w:eastAsia="Arial Narrow" w:hAnsi="Arial Narrow" w:cs="Arial Narrow"/>
+          <w:color w:val="000000"/>
+          <w:sz w:val="22"/>
+          <w:szCs w:val="22"/>
+        </w:rPr>
+        <w:t/>
+      </w:r>
+      <w:r>
+        <w:rPr>
+          <w:rFonts w:ascii="Arial Narrow" w:eastAsia="Arial Narrow" w:hAnsi="Arial Narrow" w:cs="Arial Narrow"/>
+          <w:color w:val="000000"/>
+          <w:sz w:val="22"/>
+          <w:szCs w:val="22"/>
+        </w:rPr>
+        <w:t xml:space="preserve"/>
+      </w:r>
+      <w:r>
+        <w:rPr>
+          <w:rFonts w:ascii="Arial Narrow" w:eastAsia="Arial Narrow" w:hAnsi="Arial Narrow" w:cs="Arial Narrow"/>
+          <w:color w:val="000000"/>
+          <w:sz w:val="22"/>
+          <w:szCs w:val="22"/>
+        </w:rPr>
+        <w:t/>
+      </w:r>
+      <w:r>
+        <w:rPr>
+          <w:rFonts w:ascii="Arial Narrow" w:eastAsia="Arial Narrow" w:hAnsi="Arial Narrow" w:cs="Arial Narrow"/>
+          <w:color w:val="000000"/>
+          <w:sz w:val="22"/>
+          <w:szCs w:val="22"/>
+        </w:rPr>
+        <w:t xml:space="preserve"/>
+      </w:r>
+      <w:r>
+        <w:rPr>
+          <w:rFonts w:ascii="Arial Narrow" w:eastAsia="Arial Narrow" w:hAnsi="Arial Narrow" w:cs="Arial Narrow"/>
+          <w:color w:val="000000"/>
+          <w:sz w:val="22"/>
+          <w:szCs w:val="22"/>
+        </w:rPr>
+        <w:t/>
+      </w:r>
+      <w:r>
+        <w:rPr>
+          <w:rFonts w:ascii="Arial Narrow" w:eastAsia="Arial Narrow" w:hAnsi="Arial Narrow" w:cs="Arial Narrow"/>
+          <w:color w:val="000000"/>
+          <w:sz w:val="22"/>
+          <w:szCs w:val="22"/>
+        </w:rPr>
+        <w:t xml:space="preserve"/>
+      </w:r>
+      <w:r>
+        <w:rPr>
+          <w:rFonts w:ascii="Arial Narrow" w:eastAsia="Arial Narrow" w:hAnsi="Arial Narrow" w:cs="Arial Narrow"/>
+          <w:color w:val="000000"/>
+          <w:sz w:val="22"/>
+          <w:szCs w:val="22"/>
+        </w:rPr>
+        <w:t/>
+      </w:r>
+      <w:r>
+        <w:rPr>
+          <w:rFonts w:ascii="Arial Narrow" w:eastAsia="Arial Narrow" w:hAnsi="Arial Narrow" w:cs="Arial Narrow"/>
+          <w:color w:val="000000"/>
+          <w:sz w:val="22"/>
+          <w:szCs w:val="22"/>
+        </w:rPr>
+        <w:t/>
+      </w:r>
+      <w:r>
+        <w:rPr>
+          <w:rFonts w:ascii="Arial Narrow" w:eastAsia="Arial Narrow" w:hAnsi="Arial Narrow" w:cs="Arial Narrow"/>
+          <w:color w:val="000000"/>
+          <w:sz w:val="22"/>
+          <w:szCs w:val="22"/>
+        </w:rPr>
+        <w:t/>
+      </w:r>
+      <w:r>
+        <w:rPr>
+          <w:rFonts w:ascii="Arial Narrow" w:eastAsia="Arial Narrow" w:hAnsi="Arial Narrow" w:cs="Arial Narrow"/>
+          <w:color w:val="000000"/>
+          <w:sz w:val="22"/>
+          <w:szCs w:val="22"/>
+        </w:rPr>
+        <w:t xml:space="preserve"/>
+      </w:r>
+      <w:r>
+        <w:rPr>
+          <w:rStyle w:val="Refdenotaalpie"/>
+          <w:rFonts w:ascii="Arial Narrow" w:eastAsia="Arial Narrow" w:hAnsi="Arial Narrow" w:cs="Arial Narrow"/>
+          <w:sz w:val="22"/>
+          <w:szCs w:val="22"/>
+          <w:vertAlign w:val="superscript"/>
+        </w:rPr>
+        <w:footnoteReference w:id="17"/>
+      </w:r>
+      <w:r>
+        <w:rPr>
+          <w:rFonts w:ascii="Arial Narrow" w:eastAsia="Arial Narrow" w:hAnsi="Arial Narrow" w:cs="Arial Narrow"/>
+          <w:sz w:val="22"/>
+          <w:szCs w:val="22"/>
+        </w:rPr>
+        <w:t/>
+      </w:r>
+    </w:p>
+    <w:p>
+      <w:pPr>
+        <w:spacing w:before="0" w:after="0" w:line="240" w:lineRule="auto"/>
+        <w:suppressAutoHyphens/>
+        <w:jc w:val="both"/>
+        <w:rPr>
+          <w:rFonts w:ascii="Arial Narrow" w:eastAsia="Arial Narrow" w:hAnsi="Arial Narrow" w:cs="Arial Narrow"/>
+          <w:sz w:val="22"/>
+          <w:szCs w:val="22"/>
+        </w:rPr>
+      </w:pPr>
     </w:p>
     <w:p>
       <w:pPr>
@@ -8743,396 +9077,95 @@
         <w:jc w:val="both"/>
         <w:rPr>
           <w:rFonts w:ascii="Arial Narrow" w:eastAsia="Arial Narrow" w:hAnsi="Arial Narrow" w:cs="Arial Narrow"/>
-          <w:color w:val="000000"/>
-          <w:kern w:val="0"/>
-          <w:sz w:val="22"/>
-          <w:szCs w:val="22"/>
-          <w:lang w:eastAsia="es-PE"/>
-          <w14:ligatures w14:val="none"/>
-        </w:rPr>
-      </w:pPr>
-    </w:p>
-    <w:p>
-      <w:pPr>
+          <w:sz w:val="22"/>
+          <w:szCs w:val="22"/>
+        </w:rPr>
+      </w:pPr>
+      <w:r>
+        <w:rPr>
+          <w:rFonts w:ascii="Arial Narrow" w:eastAsia="Arial Narrow" w:hAnsi="Arial Narrow" w:cs="Arial Narrow"/>
+          <w:b/>
+          <w:bCs/>
+          <w:sz w:val="22"/>
+          <w:szCs w:val="22"/>
+        </w:rPr>
+        <w:t xml:space="preserve">DÉCIMO </w:t>
+      </w:r>
+      <w:r>
+        <w:rPr>
+          <w:rFonts w:ascii="Arial Narrow" w:eastAsia="Arial Narrow" w:hAnsi="Arial Narrow" w:cs="Arial Narrow"/>
+          <w:b/>
+          <w:bCs/>
+          <w:sz w:val="22"/>
+          <w:szCs w:val="22"/>
+        </w:rPr>
+        <w:t>TERCERO</w:t>
+      </w:r>
+      <w:r>
+        <w:rPr>
+          <w:rFonts w:ascii="Arial Narrow" w:eastAsia="Arial Narrow" w:hAnsi="Arial Narrow" w:cs="Arial Narrow"/>
+          <w:b/>
+          <w:bCs/>
+          <w:sz w:val="22"/>
+          <w:szCs w:val="22"/>
+        </w:rPr>
+        <w:t>:</w:t>
+      </w:r>
+      <w:r>
+        <w:rPr>
+          <w:rFonts w:ascii="Arial Narrow" w:eastAsia="Arial Narrow" w:hAnsi="Arial Narrow" w:cs="Arial Narrow"/>
+          <w:sz w:val="22"/>
+          <w:szCs w:val="22"/>
+        </w:rPr>
+        <w:t xml:space="preserve"> </w:t>
+      </w:r>
+      <w:r>
+        <w:rPr>
+          <w:rFonts w:ascii="Arial Narrow" w:eastAsia="Arial Narrow" w:hAnsi="Arial Narrow" w:cs="Arial Narrow"/>
+          <w:color w:val="000000"/>
+          <w:sz w:val="22"/>
+          <w:szCs w:val="22"/>
+        </w:rPr>
+        <w:t xml:space="preserve">requerir a </w:t>
+      </w:r>
+      <w:r>
+        <w:rPr>
+          <w:rFonts w:ascii="Arial Narrow" w:eastAsia="Arial Narrow" w:hAnsi="Arial Narrow" w:cs="Arial Narrow"/>
+          <w:sz w:val="22"/>
+          <w:szCs w:val="22"/>
+        </w:rPr>
+        <w:t>Quálitas Compañía de Seguros S.A</w:t>
+      </w:r>
+      <w:r>
+        <w:rPr>
+          <w:rFonts w:ascii="Arial Narrow" w:eastAsia="Arial Narrow" w:hAnsi="Arial Narrow" w:cs="Arial Narrow"/>
+          <w:sz w:val="22"/>
+          <w:szCs w:val="22"/>
+        </w:rPr>
+        <w:t xml:space="preserve">. </w:t>
+      </w:r>
+      <w:r>
+        <w:rPr>
+          <w:rFonts w:ascii="Arial Narrow" w:eastAsia="Arial Narrow" w:hAnsi="Arial Narrow" w:cs="Arial Narrow"/>
+          <w:sz w:val="22"/>
+          <w:szCs w:val="22"/>
+          <w:shd w:val="clear" w:color="auto" w:fill="FFFFFF"/>
+        </w:rPr>
+        <w:t xml:space="preserve">para que </w:t>
+      </w:r>
+      <w:r>
+        <w:rPr>
+          <w:rFonts w:ascii="Arial Narrow" w:eastAsia="Arial Narrow" w:hAnsi="Arial Narrow" w:cs="Arial Narrow"/>
+          <w:sz w:val="22"/>
+          <w:szCs w:val="22"/>
+        </w:rPr>
+        <w:t>efectúe el acuse de recibo mediante la confirmación de recepción de la notificación remitida por este despacho a su Casilla Electrónica, dentro de los cinco (5) primeros días hábiles siguientes a la fecha en que recibe la notificación.</w:t>
+      </w:r>
+    </w:p>
+    <w:p>
+      <w:pPr>
+        <w:spacing w:before="0" w:after="0" w:line="240" w:lineRule="auto"/>
         <w:suppressAutoHyphens/>
-        <w:spacing w:after="0" w:line="240" w:lineRule="auto"/>
-        <w:jc w:val="both"/>
-        <w:rPr>
-          <w:rFonts w:ascii="Arial Narrow" w:eastAsia="Arial Narrow" w:hAnsi="Arial Narrow" w:cs="Arial Narrow"/>
-          <w:sz w:val="22"/>
-          <w:szCs w:val="22"/>
-        </w:rPr>
-      </w:pPr>
-      <w:r>
-        <w:rPr>
-          <w:rFonts w:ascii="Arial Narrow" w:eastAsia="Arial Narrow" w:hAnsi="Arial Narrow" w:cs="Arial Narrow"/>
-          <w:b/>
-          <w:bCs/>
-          <w:sz w:val="22"/>
-          <w:szCs w:val="22"/>
-        </w:rPr>
-        <w:lastRenderedPageBreak/>
-        <w:t xml:space="preserve">DÉCIMO SEGUNDO:</w:t>
-      </w:r>
-      <w:r>
-        <w:rPr>
-          <w:rFonts w:ascii="Arial Narrow" w:eastAsia="Arial Narrow" w:hAnsi="Arial Narrow" w:cs="Arial Narrow"/>
-          <w:sz w:val="22"/>
-          <w:szCs w:val="22"/>
-        </w:rPr>
-        <w:t xml:space="preserve"> </w:t>
-      </w:r>
-      <w:r>
-        <w:rPr>
-          <w:rFonts w:ascii="Arial Narrow" w:eastAsia="Arial Narrow" w:hAnsi="Arial Narrow" w:cs="Arial Narrow"/>
-          <w:sz w:val="22"/>
-          <w:szCs w:val="22"/>
-        </w:rPr>
-        <w:t xml:space="preserve">requerir a los señores [APELLIDO] [APELLIDO] y [APELLIDO] [APELLIDO] Chinchay para que, dentro del plazo de dos (2) días hábiles siguientes a la fecha en que reciban la notificación en sus bandejas de correo electrónico, efectúen la confirmación de recepción de la notificación remitida por este despacho a sus correos electrónicos, de conformidad con el segundo párrafo del numeral 4 del artículo 20 del Texto Único Ordenado de la Ley del Procedimiento Administrativo General, aprobado mediante Decreto Supremo 006-2026-JUS, bajo apercibimiento de rehacer el acto de notificación y notificarles conforme al numeral 1 del artículo 20 del citado cuerpo normativo.</w:t>
-      </w:r>
-      <w:r>
-        <w:rPr>
-          <w:rFonts w:ascii="Arial Narrow" w:eastAsia="Arial Narrow" w:hAnsi="Arial Narrow" w:cs="Arial Narrow"/>
-          <w:sz w:val="22"/>
-          <w:szCs w:val="22"/>
-        </w:rPr>
-        <w:t/>
-      </w:r>
-      <w:r>
-        <w:rPr>
-          <w:rFonts w:ascii="Arial Narrow" w:eastAsia="Arial Narrow" w:hAnsi="Arial Narrow" w:cs="Arial Narrow"/>
-          <w:spacing w:val="-3"/>
-          <w:kern w:val="0"/>
-          <w14:ligatures w14:val="none"/>
-          <w:sz w:val="22"/>
-          <w:szCs w:val="22"/>
-        </w:rPr>
-        <w:t/>
-      </w:r>
-      <w:r>
-        <w:rPr>
-          <w:rFonts w:ascii="Arial Narrow" w:eastAsia="Arial Narrow" w:hAnsi="Arial Narrow" w:cs="Arial Narrow"/>
-          <w:spacing w:val="-3"/>
-          <w:kern w:val="0"/>
-          <w14:ligatures w14:val="none"/>
-          <w:sz w:val="22"/>
-          <w:szCs w:val="22"/>
-        </w:rPr>
-        <w:t xml:space="preserve"/>
-      </w:r>
-      <w:r>
-        <w:rPr>
-          <w:rFonts w:ascii="Arial Narrow" w:eastAsia="Arial Narrow" w:hAnsi="Arial Narrow" w:cs="Arial Narrow"/>
-          <w:spacing w:val="-3"/>
-          <w:kern w:val="0"/>
-          <w14:ligatures w14:val="none"/>
-          <w:sz w:val="22"/>
-          <w:szCs w:val="22"/>
-        </w:rPr>
-        <w:t xml:space="preserve"/>
-      </w:r>
-      <w:r>
-        <w:rPr>
-          <w:rFonts w:ascii="Arial Narrow" w:eastAsia="Arial Narrow" w:hAnsi="Arial Narrow" w:cs="Arial Narrow"/>
-          <w:spacing w:val="-3"/>
-          <w:kern w:val="0"/>
-          <w14:ligatures w14:val="none"/>
-          <w:sz w:val="22"/>
-          <w:szCs w:val="22"/>
-        </w:rPr>
-        <w:t xml:space="preserve"/>
-      </w:r>
-      <w:r>
-        <w:rPr>
-          <w:rFonts w:ascii="Arial Narrow" w:eastAsia="Arial Narrow" w:hAnsi="Arial Narrow" w:cs="Arial Narrow"/>
-          <w:spacing w:val="-3"/>
-          <w:kern w:val="0"/>
-          <w14:ligatures w14:val="none"/>
-          <w:sz w:val="22"/>
-          <w:szCs w:val="22"/>
-        </w:rPr>
-        <w:t xml:space="preserve"/>
-      </w:r>
-      <w:r>
-        <w:rPr>
-          <w:rFonts w:ascii="Arial Narrow" w:eastAsia="Arial Narrow" w:hAnsi="Arial Narrow" w:cs="Arial Narrow"/>
-          <w:color w:val="000000"/>
-          <w:sz w:val="22"/>
-          <w:szCs w:val="22"/>
-        </w:rPr>
-        <w:t/>
-      </w:r>
-      <w:r>
-        <w:rPr>
-          <w:rFonts w:ascii="Arial Narrow" w:eastAsia="Arial Narrow" w:hAnsi="Arial Narrow" w:cs="Arial Narrow"/>
-          <w:color w:val="000000"/>
-          <w:sz w:val="22"/>
-          <w:szCs w:val="22"/>
-        </w:rPr>
-        <w:t/>
-      </w:r>
-      <w:r>
-        <w:rPr>
-          <w:rFonts w:ascii="Arial Narrow" w:eastAsia="Arial Narrow" w:hAnsi="Arial Narrow" w:cs="Arial Narrow"/>
-          <w:color w:val="000000"/>
-          <w:sz w:val="22"/>
-          <w:szCs w:val="22"/>
-        </w:rPr>
-        <w:t xml:space="preserve"/>
-      </w:r>
-      <w:r>
-        <w:rPr>
-          <w:rFonts w:ascii="Arial Narrow" w:eastAsia="Arial Narrow" w:hAnsi="Arial Narrow" w:cs="Arial Narrow"/>
-          <w:color w:val="000000"/>
-          <w:sz w:val="22"/>
-          <w:szCs w:val="22"/>
-        </w:rPr>
-        <w:t/>
-      </w:r>
-      <w:r>
-        <w:rPr>
-          <w:rFonts w:ascii="Arial Narrow" w:eastAsia="Arial Narrow" w:hAnsi="Arial Narrow" w:cs="Arial Narrow"/>
-          <w:color w:val="000000"/>
-          <w:sz w:val="22"/>
-          <w:szCs w:val="22"/>
-        </w:rPr>
-        <w:t xml:space="preserve"/>
-      </w:r>
-      <w:r>
-        <w:rPr>
-          <w:rFonts w:ascii="Arial Narrow" w:eastAsia="Arial Narrow" w:hAnsi="Arial Narrow" w:cs="Arial Narrow"/>
-          <w:color w:val="000000"/>
-          <w:sz w:val="22"/>
-          <w:szCs w:val="22"/>
-        </w:rPr>
-        <w:t/>
-      </w:r>
-      <w:r>
-        <w:rPr>
-          <w:rFonts w:ascii="Arial Narrow" w:eastAsia="Arial Narrow" w:hAnsi="Arial Narrow" w:cs="Arial Narrow"/>
-          <w:color w:val="000000"/>
-          <w:sz w:val="22"/>
-          <w:szCs w:val="22"/>
-        </w:rPr>
-        <w:t xml:space="preserve"/>
-      </w:r>
-      <w:r>
-        <w:rPr>
-          <w:rFonts w:ascii="Arial Narrow" w:eastAsia="Arial Narrow" w:hAnsi="Arial Narrow" w:cs="Arial Narrow"/>
-          <w:color w:val="000000"/>
-          <w:sz w:val="22"/>
-          <w:szCs w:val="22"/>
-        </w:rPr>
-        <w:t/>
-      </w:r>
-      <w:r>
-        <w:rPr>
-          <w:rFonts w:ascii="Arial Narrow" w:eastAsia="Arial Narrow" w:hAnsi="Arial Narrow" w:cs="Arial Narrow"/>
-          <w:color w:val="000000"/>
-          <w:sz w:val="22"/>
-          <w:szCs w:val="22"/>
-        </w:rPr>
-        <w:t xml:space="preserve"/>
-      </w:r>
-      <w:r>
-        <w:rPr>
-          <w:rFonts w:ascii="Arial Narrow" w:eastAsia="Arial Narrow" w:hAnsi="Arial Narrow" w:cs="Arial Narrow"/>
-          <w:color w:val="000000"/>
-          <w:sz w:val="22"/>
-          <w:szCs w:val="22"/>
-        </w:rPr>
-        <w:t/>
-      </w:r>
-      <w:r>
-        <w:rPr>
-          <w:rFonts w:ascii="Arial Narrow" w:eastAsia="Arial Narrow" w:hAnsi="Arial Narrow" w:cs="Arial Narrow"/>
-          <w:color w:val="000000"/>
-          <w:sz w:val="22"/>
-          <w:szCs w:val="22"/>
-        </w:rPr>
-        <w:t xml:space="preserve"/>
-      </w:r>
-      <w:r>
-        <w:rPr>
-          <w:rFonts w:ascii="Arial Narrow" w:eastAsia="Arial Narrow" w:hAnsi="Arial Narrow" w:cs="Arial Narrow"/>
-          <w:color w:val="000000"/>
-          <w:sz w:val="22"/>
-          <w:szCs w:val="22"/>
-        </w:rPr>
-        <w:t/>
-      </w:r>
-      <w:r>
-        <w:rPr>
-          <w:rFonts w:ascii="Arial Narrow" w:eastAsia="Arial Narrow" w:hAnsi="Arial Narrow" w:cs="Arial Narrow"/>
-          <w:color w:val="000000"/>
-          <w:sz w:val="22"/>
-          <w:szCs w:val="22"/>
-        </w:rPr>
-        <w:t xml:space="preserve"/>
-      </w:r>
-      <w:r>
-        <w:rPr>
-          <w:rFonts w:ascii="Arial Narrow" w:eastAsia="Arial Narrow" w:hAnsi="Arial Narrow" w:cs="Arial Narrow"/>
-          <w:color w:val="000000"/>
-          <w:sz w:val="22"/>
-          <w:szCs w:val="22"/>
-        </w:rPr>
-        <w:t/>
-      </w:r>
-      <w:r>
-        <w:rPr>
-          <w:rFonts w:ascii="Arial Narrow" w:eastAsia="Arial Narrow" w:hAnsi="Arial Narrow" w:cs="Arial Narrow"/>
-          <w:color w:val="000000"/>
-          <w:sz w:val="22"/>
-          <w:szCs w:val="22"/>
-        </w:rPr>
-        <w:t/>
-      </w:r>
-      <w:r>
-        <w:rPr>
-          <w:rFonts w:ascii="Arial Narrow" w:eastAsia="Arial Narrow" w:hAnsi="Arial Narrow" w:cs="Arial Narrow"/>
-          <w:color w:val="000000"/>
-          <w:sz w:val="22"/>
-          <w:szCs w:val="22"/>
-        </w:rPr>
-        <w:t/>
-      </w:r>
-      <w:r>
-        <w:rPr>
-          <w:rFonts w:ascii="Arial Narrow" w:eastAsia="Arial Narrow" w:hAnsi="Arial Narrow" w:cs="Arial Narrow"/>
-          <w:color w:val="000000"/>
-          <w:sz w:val="22"/>
-          <w:szCs w:val="22"/>
-        </w:rPr>
-        <w:t xml:space="preserve"/>
-      </w:r>
-      <w:r>
-        <w:rPr>
-          <w:rStyle w:val="Refdenotaalpie"/>
-          <w:rFonts w:ascii="Arial Narrow" w:eastAsia="Arial Narrow" w:hAnsi="Arial Narrow" w:cs="Arial Narrow"/>
-          <w:sz w:val="22"/>
-          <w:szCs w:val="22"/>
-          <w:vertAlign w:val="superscript"/>
-        </w:rPr>
-        <w:footnoteReference w:id="17"/>
-      </w:r>
-      <w:r>
-        <w:rPr>
-          <w:rFonts w:ascii="Arial Narrow" w:eastAsia="Arial Narrow" w:hAnsi="Arial Narrow" w:cs="Arial Narrow"/>
-          <w:sz w:val="22"/>
-          <w:szCs w:val="22"/>
-        </w:rPr>
-        <w:t/>
-      </w:r>
-    </w:p>
-    <w:p>
-      <w:pPr>
-        <w:suppressAutoHyphens/>
-        <w:spacing w:after="0" w:line="240" w:lineRule="auto"/>
-        <w:jc w:val="both"/>
-        <w:rPr>
-          <w:rFonts w:ascii="Arial Narrow" w:eastAsia="Arial Narrow" w:hAnsi="Arial Narrow" w:cs="Arial Narrow"/>
-          <w:sz w:val="22"/>
-          <w:szCs w:val="22"/>
-        </w:rPr>
-      </w:pPr>
-    </w:p>
-    <w:p>
-      <w:pPr>
-        <w:suppressAutoHyphens/>
-        <w:spacing w:after="0" w:line="240" w:lineRule="auto"/>
-        <w:jc w:val="both"/>
-        <w:rPr>
-          <w:rFonts w:ascii="Arial Narrow" w:eastAsia="Arial Narrow" w:hAnsi="Arial Narrow" w:cs="Arial Narrow"/>
-          <w:sz w:val="22"/>
-          <w:szCs w:val="22"/>
-        </w:rPr>
-      </w:pPr>
-      <w:r>
-        <w:rPr>
-          <w:rFonts w:ascii="Arial Narrow" w:eastAsia="Arial Narrow" w:hAnsi="Arial Narrow" w:cs="Arial Narrow"/>
-          <w:b/>
-          <w:bCs/>
-          <w:sz w:val="22"/>
-          <w:szCs w:val="22"/>
-        </w:rPr>
-        <w:t xml:space="preserve">DÉCIMO </w:t>
-      </w:r>
-      <w:r>
-        <w:rPr>
-          <w:rFonts w:ascii="Arial Narrow" w:eastAsia="Arial Narrow" w:hAnsi="Arial Narrow" w:cs="Arial Narrow"/>
-          <w:b/>
-          <w:bCs/>
-          <w:sz w:val="22"/>
-          <w:szCs w:val="22"/>
-        </w:rPr>
-        <w:t>TERCERO</w:t>
-      </w:r>
-      <w:r>
-        <w:rPr>
-          <w:rFonts w:ascii="Arial Narrow" w:eastAsia="Arial Narrow" w:hAnsi="Arial Narrow" w:cs="Arial Narrow"/>
-          <w:b/>
-          <w:bCs/>
-          <w:sz w:val="22"/>
-          <w:szCs w:val="22"/>
-        </w:rPr>
-        <w:t>:</w:t>
-      </w:r>
-      <w:r>
-        <w:rPr>
-          <w:rFonts w:ascii="Arial Narrow" w:eastAsia="Arial Narrow" w:hAnsi="Arial Narrow" w:cs="Arial Narrow"/>
-          <w:sz w:val="22"/>
-          <w:szCs w:val="22"/>
-        </w:rPr>
-        <w:t xml:space="preserve"> </w:t>
-      </w:r>
-      <w:r>
-        <w:rPr>
-          <w:rFonts w:ascii="Arial Narrow" w:eastAsia="Arial Narrow" w:hAnsi="Arial Narrow" w:cs="Arial Narrow"/>
-          <w:color w:val="000000"/>
-          <w:sz w:val="22"/>
-          <w:szCs w:val="22"/>
-        </w:rPr>
-        <w:t xml:space="preserve">requerir a </w:t>
-      </w:r>
-      <w:r>
-        <w:rPr>
-          <w:rFonts w:ascii="Arial Narrow" w:eastAsia="Arial Narrow" w:hAnsi="Arial Narrow" w:cs="Arial Narrow"/>
-          <w:sz w:val="22"/>
-          <w:szCs w:val="22"/>
-        </w:rPr>
-        <w:t>Quálitas Compañía de Seguros S.A</w:t>
-      </w:r>
-      <w:r>
-        <w:rPr>
-          <w:rFonts w:ascii="Arial Narrow" w:eastAsia="Arial Narrow" w:hAnsi="Arial Narrow" w:cs="Arial Narrow"/>
-          <w:sz w:val="22"/>
-          <w:szCs w:val="22"/>
-        </w:rPr>
-        <w:t xml:space="preserve">. </w:t>
-      </w:r>
-      <w:r>
-        <w:rPr>
-          <w:rFonts w:ascii="Arial Narrow" w:eastAsia="Arial Narrow" w:hAnsi="Arial Narrow" w:cs="Arial Narrow"/>
-          <w:sz w:val="22"/>
-          <w:szCs w:val="22"/>
-          <w:shd w:val="clear" w:color="auto" w:fill="FFFFFF"/>
-        </w:rPr>
-        <w:t xml:space="preserve">para que </w:t>
-      </w:r>
-      <w:r>
-        <w:rPr>
-          <w:rFonts w:ascii="Arial Narrow" w:eastAsia="Arial Narrow" w:hAnsi="Arial Narrow" w:cs="Arial Narrow"/>
-          <w:sz w:val="22"/>
-          <w:szCs w:val="22"/>
-        </w:rPr>
-        <w:t>efectúe el acuse de recibo mediante la confirmación de recepción de la notificación remitida por este despacho a su Casilla Electrónica, dentro de los cinco (5) primeros días hábiles siguientes a la fecha en que recibe la notificación.</w:t>
-      </w:r>
-    </w:p>
-    <w:p>
-      <w:pPr>
-        <w:suppressAutoHyphens/>
-        <w:spacing w:after="0" w:line="240" w:lineRule="auto"/>
         <w:jc w:val="both"/>
         <w:rPr>
           <w:rFonts w:ascii="Arial Narrow" w:eastAsia="Arial Narrow" w:hAnsi="Arial Narrow" w:cs="Arial Narrow"/>
@@ -9600,34 +9633,98 @@
           <w:sz w:val="16"/>
           <w:szCs w:val="16"/>
         </w:rPr>
+        <w:t xml:space="preserve"/>
+      </w:r>
+      <w:r>
+        <w:rPr>
+          <w:rFonts w:ascii="Arial Narrow" w:eastAsia="Arial Narrow" w:hAnsi="Arial Narrow" w:cs="Arial Narrow"/>
+          <w:sz w:val="16"/>
+          <w:szCs w:val="16"/>
+        </w:rPr>
         <w:tab/>
+        <w:t xml:space="preserve">Denuncia remitida a esta Comisión mediante </w:t>
+      </w:r>
+      <w:r>
+        <w:rPr>
+          <w:rFonts w:ascii="Arial Narrow" w:eastAsia="Arial Narrow" w:hAnsi="Arial Narrow" w:cs="Arial Narrow"/>
+          <w:sz w:val="16"/>
+          <w:szCs w:val="16"/>
+        </w:rPr>
+        <w:t xml:space="preserve">DOCUMENTO DE TRASLADO </w:t>
+      </w:r>
+      <w:proofErr w:type="spellStart"/>
+      <w:r>
+        <w:rPr>
+          <w:rFonts w:ascii="Arial Narrow" w:eastAsia="Arial Narrow" w:hAnsi="Arial Narrow" w:cs="Arial Narrow"/>
+          <w:sz w:val="16"/>
+          <w:szCs w:val="16"/>
+        </w:rPr>
         <w:t xml:space="preserve"/>
       </w:r>
-      <w:r>
-        <w:rPr>
-          <w:rFonts w:ascii="Arial Narrow" w:eastAsia="Arial Narrow" w:hAnsi="Arial Narrow" w:cs="Arial Narrow"/>
-          <w:sz w:val="16"/>
-          <w:szCs w:val="16"/>
-        </w:rPr>
-        <w:tab/>
-        <w:t>Publicado</w:t>
-      </w:r>
-      <w:r>
-        <w:rPr>
-          <w:rFonts w:ascii="Arial Narrow" w:eastAsia="Arial Narrow" w:hAnsi="Arial Narrow" w:cs="Arial Narrow"/>
-          <w:b/>
-          <w:sz w:val="16"/>
-          <w:szCs w:val="16"/>
-        </w:rPr>
-        <w:t xml:space="preserve"> </w:t>
-      </w:r>
-      <w:r>
-        <w:rPr>
-          <w:rFonts w:ascii="Arial Narrow" w:eastAsia="Arial Narrow" w:hAnsi="Arial Narrow" w:cs="Arial Narrow"/>
-          <w:sz w:val="16"/>
-          <w:szCs w:val="16"/>
-        </w:rPr>
-        <w:t xml:space="preserve">el 2 de setiembre de 2010 en el Diario Oficial El Peruano, vigente desde el 2 de octubre de 2010 y modificado por Decreto Legislativo 1308.</w:t>
+      <w:proofErr w:type="spellEnd"/>
+      <w:r>
+        <w:rPr>
+          <w:rFonts w:ascii="Arial Narrow" w:eastAsia="Arial Narrow" w:hAnsi="Arial Narrow" w:cs="Arial Narrow"/>
+          <w:sz w:val="16"/>
+          <w:szCs w:val="16"/>
+        </w:rPr>
+        <w:t xml:space="preserve">127-2026-PS1/INDECOPI </w:t>
+      </w:r>
+      <w:r>
+        <w:rPr>
+          <w:rFonts w:ascii="Arial Narrow" w:eastAsia="Arial Narrow" w:hAnsi="Arial Narrow" w:cs="Arial Narrow"/>
+          <w:sz w:val="16"/>
+          <w:szCs w:val="16"/>
+        </w:rPr>
+        <w:t xml:space="preserve">de fecha </w:t>
+      </w:r>
+      <w:r>
+        <w:rPr>
+          <w:rFonts w:ascii="Arial Narrow" w:eastAsia="Arial Narrow" w:hAnsi="Arial Narrow" w:cs="Arial Narrow"/>
+          <w:sz w:val="16"/>
+          <w:szCs w:val="16"/>
+        </w:rPr>
+        <w:t xml:space="preserve">7 de mayo de 2026</w:t>
+      </w:r>
+      <w:r>
+        <w:rPr>
+          <w:rFonts w:ascii="Arial Narrow" w:eastAsia="Arial Narrow" w:hAnsi="Arial Narrow" w:cs="Arial Narrow"/>
+          <w:sz w:val="16"/>
+          <w:szCs w:val="16"/>
+        </w:rPr>
+        <w:t xml:space="preserve">, </w:t>
+      </w:r>
+      <w:r>
+        <w:rPr>
+          <w:rFonts w:ascii="Arial Narrow" w:eastAsia="Arial Narrow" w:hAnsi="Arial Narrow" w:cs="Arial Narrow"/>
+          <w:sz w:val="16"/>
+          <w:szCs w:val="16"/>
+        </w:rPr>
+        <w:t xml:space="preserve">recibida </w:t>
+      </w:r>
+      <w:r>
+        <w:rPr>
+          <w:rFonts w:ascii="Arial Narrow" w:eastAsia="Arial Narrow" w:hAnsi="Arial Narrow" w:cs="Arial Narrow"/>
+          <w:sz w:val="16"/>
+          <w:szCs w:val="16"/>
+        </w:rPr>
+        <w:t xml:space="preserve">el </w:t>
+      </w:r>
+      <w:r>
+        <w:rPr>
+          <w:rFonts w:ascii="Arial Narrow" w:eastAsia="Arial Narrow" w:hAnsi="Arial Narrow" w:cs="Arial Narrow"/>
+          <w:sz w:val="16"/>
+          <w:szCs w:val="16"/>
+        </w:rPr>
+        <w:t xml:space="preserve">13 de mayo de 2026</w:t>
+      </w:r>
+      <w:r>
+        <w:rPr>
+          <w:rFonts w:ascii="Arial Narrow" w:eastAsia="Arial Narrow" w:hAnsi="Arial Narrow" w:cs="Arial Narrow"/>
+          <w:sz w:val="16"/>
+          <w:szCs w:val="16"/>
+        </w:rPr>
+        <w:t xml:space="preserve">.</w:t>
       </w:r>
     </w:p>
     <w:p>
@@ -9676,99 +9773,33 @@
           <w:sz w:val="16"/>
           <w:szCs w:val="16"/>
         </w:rPr>
+        <w:t xml:space="preserve"/>
+      </w:r>
+      <w:r>
+        <w:rPr>
+          <w:rFonts w:ascii="Arial Narrow" w:eastAsia="Arial Narrow" w:hAnsi="Arial Narrow" w:cs="Arial Narrow"/>
+          <w:sz w:val="16"/>
+          <w:szCs w:val="16"/>
+        </w:rPr>
         <w:tab/>
-        <w:t xml:space="preserve"/>
-      </w:r>
-      <w:r>
-        <w:rPr>
-          <w:rFonts w:ascii="Arial Narrow" w:eastAsia="Arial Narrow" w:hAnsi="Arial Narrow" w:cs="Arial Narrow"/>
-          <w:sz w:val="16"/>
-          <w:szCs w:val="16"/>
-        </w:rPr>
-        <w:tab/>
-        <w:t xml:space="preserve">Denuncia remitida a esta Comisión mediante </w:t>
-      </w:r>
-      <w:r>
-        <w:rPr>
-          <w:rFonts w:ascii="Arial Narrow" w:eastAsia="Arial Narrow" w:hAnsi="Arial Narrow" w:cs="Arial Narrow"/>
-          <w:sz w:val="16"/>
-          <w:szCs w:val="16"/>
-        </w:rPr>
-        <w:t xml:space="preserve">DOCUMENTO DE TRASLADO </w:t>
-      </w:r>
-      <w:proofErr w:type="spellStart"/>
-      <w:r>
-        <w:rPr>
-          <w:rFonts w:ascii="Arial Narrow" w:eastAsia="Arial Narrow" w:hAnsi="Arial Narrow" w:cs="Arial Narrow"/>
-          <w:sz w:val="16"/>
-          <w:szCs w:val="16"/>
-        </w:rPr>
-        <w:t xml:space="preserve"/>
-      </w:r>
-      <w:proofErr w:type="spellEnd"/>
-      <w:r>
-        <w:rPr>
-          <w:rFonts w:ascii="Arial Narrow" w:eastAsia="Arial Narrow" w:hAnsi="Arial Narrow" w:cs="Arial Narrow"/>
-          <w:sz w:val="16"/>
-          <w:szCs w:val="16"/>
-        </w:rPr>
-        <w:t xml:space="preserve">127-2026-PS1/INDECOPI </w:t>
-      </w:r>
-      <w:r>
-        <w:rPr>
-          <w:rFonts w:ascii="Arial Narrow" w:eastAsia="Arial Narrow" w:hAnsi="Arial Narrow" w:cs="Arial Narrow"/>
-          <w:sz w:val="16"/>
-          <w:szCs w:val="16"/>
-        </w:rPr>
-        <w:t xml:space="preserve">de fecha </w:t>
-      </w:r>
-      <w:r>
-        <w:rPr>
-          <w:rFonts w:ascii="Arial Narrow" w:eastAsia="Arial Narrow" w:hAnsi="Arial Narrow" w:cs="Arial Narrow"/>
-          <w:sz w:val="16"/>
-          <w:szCs w:val="16"/>
-        </w:rPr>
-        <w:t xml:space="preserve">7 de mayo de 2026</w:t>
-      </w:r>
-      <w:r>
-        <w:rPr>
-          <w:rFonts w:ascii="Arial Narrow" w:eastAsia="Arial Narrow" w:hAnsi="Arial Narrow" w:cs="Arial Narrow"/>
-          <w:sz w:val="16"/>
-          <w:szCs w:val="16"/>
-        </w:rPr>
-        <w:t xml:space="preserve">, </w:t>
-      </w:r>
-      <w:r>
-        <w:rPr>
-          <w:rFonts w:ascii="Arial Narrow" w:eastAsia="Arial Narrow" w:hAnsi="Arial Narrow" w:cs="Arial Narrow"/>
-          <w:sz w:val="16"/>
-          <w:szCs w:val="16"/>
-        </w:rPr>
-        <w:t xml:space="preserve">recibida </w:t>
-      </w:r>
-      <w:r>
-        <w:rPr>
-          <w:rFonts w:ascii="Arial Narrow" w:eastAsia="Arial Narrow" w:hAnsi="Arial Narrow" w:cs="Arial Narrow"/>
-          <w:sz w:val="16"/>
-          <w:szCs w:val="16"/>
-        </w:rPr>
-        <w:t xml:space="preserve">el </w:t>
-      </w:r>
-      <w:r>
-        <w:rPr>
-          <w:rFonts w:ascii="Arial Narrow" w:eastAsia="Arial Narrow" w:hAnsi="Arial Narrow" w:cs="Arial Narrow"/>
-          <w:sz w:val="16"/>
-          <w:szCs w:val="16"/>
-        </w:rPr>
-        <w:t xml:space="preserve">13 de mayo de 2026</w:t>
-      </w:r>
-      <w:r>
-        <w:rPr>
-          <w:rFonts w:ascii="Arial Narrow" w:eastAsia="Arial Narrow" w:hAnsi="Arial Narrow" w:cs="Arial Narrow"/>
-          <w:sz w:val="16"/>
-          <w:szCs w:val="16"/>
-        </w:rPr>
-        <w:t xml:space="preserve">.</w:t>
+        <w:t>Publicado</w:t>
+      </w:r>
+      <w:r>
+        <w:rPr>
+          <w:rFonts w:ascii="Arial Narrow" w:eastAsia="Arial Narrow" w:hAnsi="Arial Narrow" w:cs="Arial Narrow"/>
+          <w:b/>
+          <w:sz w:val="16"/>
+          <w:szCs w:val="16"/>
+        </w:rPr>
+        <w:t xml:space="preserve"> </w:t>
+      </w:r>
+      <w:r>
+        <w:rPr>
+          <w:rFonts w:ascii="Arial Narrow" w:eastAsia="Arial Narrow" w:hAnsi="Arial Narrow" w:cs="Arial Narrow"/>
+          <w:sz w:val="16"/>
+          <w:szCs w:val="16"/>
+        </w:rPr>
+        <w:t xml:space="preserve">el 2 de setiembre de 2010 en el Diario Oficial El Peruano, vigente desde el 2 de octubre de 2010 y modificado por Decreto Legislativo 1308.</w:t>
       </w:r>
     </w:p>
     <w:p>
@@ -9819,25 +9850,24 @@
           <w:sz w:val="16"/>
           <w:szCs w:val="16"/>
         </w:rPr>
+        <w:t xml:space="preserve"/>
+      </w:r>
+      <w:r>
+        <w:rPr>
+          <w:rFonts w:ascii="Arial Narrow" w:eastAsia="Arial Narrow" w:hAnsi="Arial Narrow" w:cs="Arial Narrow"/>
+          <w:sz w:val="16"/>
+          <w:szCs w:val="16"/>
+        </w:rPr>
+      </w:r>
+      <w:r>
+        <w:rPr>
+          <w:rFonts w:ascii="Arial Narrow" w:eastAsia="Arial Narrow" w:hAnsi="Arial Narrow" w:cs="Arial Narrow"/>
+          <w:b/>
+          <w:bCs/>
+          <w:sz w:val="16"/>
+          <w:szCs w:val="16"/>
+        </w:rPr>
         <w:tab/>
-        <w:t xml:space="preserve"/>
-      </w:r>
-      <w:r>
-        <w:rPr>
-          <w:rFonts w:ascii="Arial Narrow" w:eastAsia="Arial Narrow" w:hAnsi="Arial Narrow" w:cs="Arial Narrow"/>
-          <w:sz w:val="16"/>
-          <w:szCs w:val="16"/>
-        </w:rPr>
-        <w:tab/>
-      </w:r>
-      <w:r>
-        <w:rPr>
-          <w:rFonts w:ascii="Arial Narrow" w:eastAsia="Arial Narrow" w:hAnsi="Arial Narrow" w:cs="Arial Narrow"/>
-          <w:b/>
-          <w:bCs/>
-          <w:sz w:val="16"/>
-          <w:szCs w:val="16"/>
-        </w:rPr>
         <w:t xml:space="preserve">LEY 29571, CÓDIGO DE PROTECCIÓN Y DEFENSA DEL CONSUMIDOR, publicado el 2 de setiembre de 2010 y modificado por Decreto </w:t>
       </w:r>
       <w:proofErr w:type="gramStart"/>
@@ -10140,25 +10170,24 @@
           <w:sz w:val="16"/>
           <w:szCs w:val="16"/>
         </w:rPr>
+        <w:t xml:space="preserve"/>
+      </w:r>
+      <w:r>
+        <w:rPr>
+          <w:rFonts w:ascii="Arial Narrow" w:eastAsia="Arial Narrow" w:hAnsi="Arial Narrow" w:cs="Arial Narrow"/>
+          <w:sz w:val="16"/>
+          <w:szCs w:val="16"/>
+        </w:rPr>
+      </w:r>
+      <w:r>
+        <w:rPr>
+          <w:rFonts w:ascii="Arial Narrow" w:eastAsia="Arial Narrow" w:hAnsi="Arial Narrow" w:cs="Arial Narrow"/>
+          <w:b/>
+          <w:bCs/>
+          <w:sz w:val="16"/>
+          <w:szCs w:val="16"/>
+        </w:rPr>
         <w:tab/>
-        <w:t xml:space="preserve"/>
-      </w:r>
-      <w:r>
-        <w:rPr>
-          <w:rFonts w:ascii="Arial Narrow" w:eastAsia="Arial Narrow" w:hAnsi="Arial Narrow" w:cs="Arial Narrow"/>
-          <w:sz w:val="16"/>
-          <w:szCs w:val="16"/>
-        </w:rPr>
-        <w:tab/>
-      </w:r>
-      <w:r>
-        <w:rPr>
-          <w:rFonts w:ascii="Arial Narrow" w:eastAsia="Arial Narrow" w:hAnsi="Arial Narrow" w:cs="Arial Narrow"/>
-          <w:b/>
-          <w:bCs/>
-          <w:sz w:val="16"/>
-          <w:szCs w:val="16"/>
-        </w:rPr>
         <w:t xml:space="preserve">LEY 29571, CÓDIGO DE PROTECCIÓN Y DEFENSA DEL CONSUMIDOR, publicado el 2 de setiembre de 2010 y modificado por Decreto </w:t>
       </w:r>
       <w:proofErr w:type="gramStart"/>
@@ -10338,25 +10367,24 @@
           <w:sz w:val="16"/>
           <w:szCs w:val="16"/>
         </w:rPr>
+        <w:t xml:space="preserve"/>
+      </w:r>
+      <w:r>
+        <w:rPr>
+          <w:rFonts w:ascii="Arial Narrow" w:eastAsia="Arial Narrow" w:hAnsi="Arial Narrow" w:cs="Arial Narrow"/>
+          <w:sz w:val="16"/>
+          <w:szCs w:val="16"/>
+        </w:rPr>
+      </w:r>
+      <w:r>
+        <w:rPr>
+          <w:rFonts w:ascii="Arial Narrow" w:eastAsia="Arial Narrow" w:hAnsi="Arial Narrow" w:cs="Arial Narrow"/>
+          <w:b/>
+          <w:bCs/>
+          <w:sz w:val="16"/>
+          <w:szCs w:val="16"/>
+        </w:rPr>
         <w:tab/>
-        <w:t xml:space="preserve"/>
-      </w:r>
-      <w:r>
-        <w:rPr>
-          <w:rFonts w:ascii="Arial Narrow" w:eastAsia="Arial Narrow" w:hAnsi="Arial Narrow" w:cs="Arial Narrow"/>
-          <w:sz w:val="16"/>
-          <w:szCs w:val="16"/>
-        </w:rPr>
-        <w:tab/>
-      </w:r>
-      <w:r>
-        <w:rPr>
-          <w:rFonts w:ascii="Arial Narrow" w:eastAsia="Arial Narrow" w:hAnsi="Arial Narrow" w:cs="Arial Narrow"/>
-          <w:b/>
-          <w:bCs/>
-          <w:sz w:val="16"/>
-          <w:szCs w:val="16"/>
-        </w:rPr>
         <w:t xml:space="preserve">LEY 29571, CÓDIGO DE PROTECCIÓN Y DEFENSA DEL CONSUMIDOR, publicado el 2 de setiembre de 2010 y modificado por Decreto </w:t>
       </w:r>
       <w:proofErr w:type="gramStart"/>
@@ -10674,25 +10702,24 @@
           <w:sz w:val="16"/>
           <w:szCs w:val="16"/>
         </w:rPr>
+        <w:t xml:space="preserve"/>
+      </w:r>
+      <w:r>
+        <w:rPr>
+          <w:rFonts w:ascii="Arial Narrow" w:eastAsia="Arial Narrow" w:hAnsi="Arial Narrow" w:cs="Arial Narrow"/>
+          <w:sz w:val="16"/>
+          <w:szCs w:val="16"/>
+        </w:rPr>
+      </w:r>
+      <w:r>
+        <w:rPr>
+          <w:rFonts w:ascii="Arial Narrow" w:eastAsia="Arial Narrow" w:hAnsi="Arial Narrow" w:cs="Arial Narrow"/>
+          <w:b/>
+          <w:bCs/>
+          <w:sz w:val="16"/>
+          <w:szCs w:val="16"/>
+        </w:rPr>
         <w:tab/>
-        <w:t xml:space="preserve"/>
-      </w:r>
-      <w:r>
-        <w:rPr>
-          <w:rFonts w:ascii="Arial Narrow" w:eastAsia="Arial Narrow" w:hAnsi="Arial Narrow" w:cs="Arial Narrow"/>
-          <w:sz w:val="16"/>
-          <w:szCs w:val="16"/>
-        </w:rPr>
-        <w:tab/>
-      </w:r>
-      <w:r>
-        <w:rPr>
-          <w:rFonts w:ascii="Arial Narrow" w:eastAsia="Arial Narrow" w:hAnsi="Arial Narrow" w:cs="Arial Narrow"/>
-          <w:b/>
-          <w:bCs/>
-          <w:sz w:val="16"/>
-          <w:szCs w:val="16"/>
-        </w:rPr>
         <w:t xml:space="preserve">LEY </w:t>
       </w:r>
       <w:proofErr w:type="spellStart"/>
@@ -10870,25 +10897,24 @@
           <w:sz w:val="16"/>
           <w:szCs w:val="16"/>
         </w:rPr>
+        <w:t xml:space="preserve"/>
+      </w:r>
+      <w:r>
+        <w:rPr>
+          <w:rFonts w:ascii="Arial Narrow" w:eastAsia="Arial Narrow" w:hAnsi="Arial Narrow" w:cs="Arial Narrow"/>
+          <w:sz w:val="16"/>
+          <w:szCs w:val="16"/>
+        </w:rPr>
+      </w:r>
+      <w:r>
+        <w:rPr>
+          <w:rFonts w:ascii="Arial Narrow" w:eastAsia="Arial Narrow" w:hAnsi="Arial Narrow" w:cs="Arial Narrow"/>
+          <w:b/>
+          <w:bCs/>
+          <w:sz w:val="16"/>
+          <w:szCs w:val="16"/>
+        </w:rPr>
         <w:tab/>
-        <w:t xml:space="preserve"/>
-      </w:r>
-      <w:r>
-        <w:rPr>
-          <w:rFonts w:ascii="Arial Narrow" w:eastAsia="Arial Narrow" w:hAnsi="Arial Narrow" w:cs="Arial Narrow"/>
-          <w:sz w:val="16"/>
-          <w:szCs w:val="16"/>
-        </w:rPr>
-        <w:tab/>
-      </w:r>
-      <w:r>
-        <w:rPr>
-          <w:rFonts w:ascii="Arial Narrow" w:eastAsia="Arial Narrow" w:hAnsi="Arial Narrow" w:cs="Arial Narrow"/>
-          <w:b/>
-          <w:bCs/>
-          <w:sz w:val="16"/>
-          <w:szCs w:val="16"/>
-        </w:rPr>
         <w:t xml:space="preserve">LEY 29571, CÓDIGO DE PROTECCIÓN Y DEFENSA DEL CONSUMIDOR, publicado el 2 de setiembre de 2010 y modificado por Decreto </w:t>
       </w:r>
       <w:proofErr w:type="gramStart"/>
@@ -11012,25 +11038,24 @@
           <w:sz w:val="16"/>
           <w:szCs w:val="16"/>
         </w:rPr>
+        <w:t xml:space="preserve"/>
+      </w:r>
+      <w:r>
+        <w:rPr>
+          <w:rFonts w:ascii="Arial Narrow" w:eastAsia="Arial Narrow" w:hAnsi="Arial Narrow" w:cs="Arial Narrow"/>
+          <w:sz w:val="16"/>
+          <w:szCs w:val="16"/>
+        </w:rPr>
+      </w:r>
+      <w:r>
+        <w:rPr>
+          <w:rFonts w:ascii="Arial Narrow" w:eastAsia="Arial Narrow" w:hAnsi="Arial Narrow" w:cs="Arial Narrow"/>
+          <w:b/>
+          <w:bCs/>
+          <w:sz w:val="16"/>
+          <w:szCs w:val="16"/>
+        </w:rPr>
         <w:tab/>
-        <w:t xml:space="preserve"/>
-      </w:r>
-      <w:r>
-        <w:rPr>
-          <w:rFonts w:ascii="Arial Narrow" w:eastAsia="Arial Narrow" w:hAnsi="Arial Narrow" w:cs="Arial Narrow"/>
-          <w:sz w:val="16"/>
-          <w:szCs w:val="16"/>
-        </w:rPr>
-        <w:tab/>
-      </w:r>
-      <w:r>
-        <w:rPr>
-          <w:rFonts w:ascii="Arial Narrow" w:eastAsia="Arial Narrow" w:hAnsi="Arial Narrow" w:cs="Arial Narrow"/>
-          <w:b/>
-          <w:bCs/>
-          <w:sz w:val="16"/>
-          <w:szCs w:val="16"/>
-        </w:rPr>
         <w:t>LEY SOBRE FACULTADES, NORMAS Y ORGANIZACIÓN DEL INDECOPI, APROBADA POR DECRETO LEGISLATIVO 807 Artículo 24.-</w:t>
       </w:r>
       <w:r>
@@ -11187,7 +11212,6 @@
           <w:sz w:val="16"/>
           <w:szCs w:val="16"/>
         </w:rPr>
-        <w:tab/>
         <w:t xml:space="preserve"/>
       </w:r>
       <w:r>
@@ -11282,24 +11306,23 @@
           <w:sz w:val="16"/>
           <w:szCs w:val="16"/>
         </w:rPr>
+        <w:t xml:space="preserve"/>
+      </w:r>
+      <w:r>
+        <w:rPr>
+          <w:rFonts w:ascii="Arial Narrow" w:eastAsia="Arial Narrow" w:hAnsi="Arial Narrow" w:cs="Arial Narrow"/>
+          <w:sz w:val="16"/>
+          <w:szCs w:val="16"/>
+        </w:rPr>
+      </w:r>
+      <w:r>
+        <w:rPr>
+          <w:rFonts w:ascii="Arial Narrow" w:eastAsia="Arial Narrow" w:hAnsi="Arial Narrow" w:cs="Arial Narrow"/>
+          <w:b/>
+          <w:sz w:val="16"/>
+          <w:szCs w:val="16"/>
+        </w:rPr>
         <w:tab/>
-        <w:t xml:space="preserve"/>
-      </w:r>
-      <w:r>
-        <w:rPr>
-          <w:rFonts w:ascii="Arial Narrow" w:eastAsia="Arial Narrow" w:hAnsi="Arial Narrow" w:cs="Arial Narrow"/>
-          <w:sz w:val="16"/>
-          <w:szCs w:val="16"/>
-        </w:rPr>
-        <w:tab/>
-      </w:r>
-      <w:r>
-        <w:rPr>
-          <w:rFonts w:ascii="Arial Narrow" w:eastAsia="Arial Narrow" w:hAnsi="Arial Narrow" w:cs="Arial Narrow"/>
-          <w:b/>
-          <w:sz w:val="16"/>
-          <w:szCs w:val="16"/>
-        </w:rPr>
         <w:t>LEY</w:t>
       </w:r>
       <w:r>
@@ -11718,32 +11741,31 @@
           <w:szCs w:val="16"/>
           <w:vertAlign w:val="superscript"/>
         </w:rPr>
+        <w:t xml:space="preserve"/>
+      </w:r>
+      <w:r>
+        <w:rPr>
+          <w:rFonts w:ascii="Arial Narrow" w:eastAsia="Arial Narrow" w:hAnsi="Arial Narrow" w:cs="Arial Narrow"/>
+          <w:sz w:val="16"/>
+          <w:szCs w:val="16"/>
+        </w:rPr>
+        <w:t xml:space="preserve"/>
+      </w:r>
+      <w:r>
+        <w:rPr>
+          <w:rFonts w:ascii="Arial Narrow" w:eastAsia="Arial Narrow" w:hAnsi="Arial Narrow" w:cs="Arial Narrow"/>
+          <w:sz w:val="16"/>
+          <w:szCs w:val="16"/>
+        </w:rPr>
+      </w:r>
+      <w:r>
+        <w:rPr>
+          <w:rFonts w:ascii="Arial Narrow" w:eastAsia="Arial Narrow" w:hAnsi="Arial Narrow" w:cs="Arial Narrow"/>
+          <w:b/>
+          <w:sz w:val="16"/>
+          <w:szCs w:val="16"/>
+        </w:rPr>
         <w:tab/>
-        <w:t xml:space="preserve"/>
-      </w:r>
-      <w:r>
-        <w:rPr>
-          <w:rFonts w:ascii="Arial Narrow" w:eastAsia="Arial Narrow" w:hAnsi="Arial Narrow" w:cs="Arial Narrow"/>
-          <w:sz w:val="16"/>
-          <w:szCs w:val="16"/>
-        </w:rPr>
-        <w:t xml:space="preserve"> </w:t>
-      </w:r>
-      <w:r>
-        <w:rPr>
-          <w:rFonts w:ascii="Arial Narrow" w:eastAsia="Arial Narrow" w:hAnsi="Arial Narrow" w:cs="Arial Narrow"/>
-          <w:sz w:val="16"/>
-          <w:szCs w:val="16"/>
-        </w:rPr>
-        <w:tab/>
-      </w:r>
-      <w:r>
-        <w:rPr>
-          <w:rFonts w:ascii="Arial Narrow" w:eastAsia="Arial Narrow" w:hAnsi="Arial Narrow" w:cs="Arial Narrow"/>
-          <w:b/>
-          <w:sz w:val="16"/>
-          <w:szCs w:val="16"/>
-        </w:rPr>
         <w:t>LEY 29571</w:t>
       </w:r>
       <w:r>
@@ -11974,25 +11996,24 @@
           <w:sz w:val="16"/>
           <w:szCs w:val="16"/>
         </w:rPr>
+        <w:t xml:space="preserve"/>
+      </w:r>
+      <w:r>
+        <w:rPr>
+          <w:rFonts w:ascii="Arial Narrow" w:eastAsia="Arial Narrow" w:hAnsi="Arial Narrow" w:cs="Arial Narrow"/>
+          <w:sz w:val="16"/>
+          <w:szCs w:val="16"/>
+        </w:rPr>
+      </w:r>
+      <w:r>
+        <w:rPr>
+          <w:rFonts w:ascii="Arial Narrow" w:eastAsia="Arial Narrow" w:hAnsi="Arial Narrow" w:cs="Arial Narrow"/>
+          <w:b/>
+          <w:bCs/>
+          <w:sz w:val="16"/>
+          <w:szCs w:val="16"/>
+        </w:rPr>
         <w:tab/>
-        <w:t xml:space="preserve"/>
-      </w:r>
-      <w:r>
-        <w:rPr>
-          <w:rFonts w:ascii="Arial Narrow" w:eastAsia="Arial Narrow" w:hAnsi="Arial Narrow" w:cs="Arial Narrow"/>
-          <w:sz w:val="16"/>
-          <w:szCs w:val="16"/>
-        </w:rPr>
-        <w:tab/>
-      </w:r>
-      <w:r>
-        <w:rPr>
-          <w:rFonts w:ascii="Arial Narrow" w:eastAsia="Arial Narrow" w:hAnsi="Arial Narrow" w:cs="Arial Narrow"/>
-          <w:b/>
-          <w:bCs/>
-          <w:sz w:val="16"/>
-          <w:szCs w:val="16"/>
-        </w:rPr>
         <w:t xml:space="preserve">LEY 29571, CÓDIGO DE PROTECCIÓN Y DEFENSA DEL CONSUMIDOR, publicado el 2 de setiembre de 2010 y modificado por Decreto </w:t>
       </w:r>
       <w:proofErr w:type="gramStart"/>
@@ -12853,24 +12874,23 @@
           <w:sz w:val="16"/>
           <w:szCs w:val="16"/>
         </w:rPr>
+        <w:t xml:space="preserve"/>
+      </w:r>
+      <w:r>
+        <w:rPr>
+          <w:rFonts w:ascii="Arial Narrow" w:eastAsia="Arial Narrow" w:hAnsi="Arial Narrow" w:cs="Arial Narrow"/>
+          <w:sz w:val="16"/>
+          <w:szCs w:val="16"/>
+        </w:rPr>
+      </w:r>
+      <w:r>
+        <w:rPr>
+          <w:rFonts w:ascii="Arial Narrow" w:eastAsia="Arial Narrow" w:hAnsi="Arial Narrow" w:cs="Arial Narrow"/>
+          <w:b/>
+          <w:sz w:val="16"/>
+          <w:szCs w:val="16"/>
+        </w:rPr>
         <w:tab/>
-        <w:t xml:space="preserve"/>
-      </w:r>
-      <w:r>
-        <w:rPr>
-          <w:rFonts w:ascii="Arial Narrow" w:eastAsia="Arial Narrow" w:hAnsi="Arial Narrow" w:cs="Arial Narrow"/>
-          <w:sz w:val="16"/>
-          <w:szCs w:val="16"/>
-        </w:rPr>
-        <w:tab/>
-      </w:r>
-      <w:r>
-        <w:rPr>
-          <w:rFonts w:ascii="Arial Narrow" w:eastAsia="Arial Narrow" w:hAnsi="Arial Narrow" w:cs="Arial Narrow"/>
-          <w:b/>
-          <w:sz w:val="16"/>
-          <w:szCs w:val="16"/>
-        </w:rPr>
         <w:t>LEY 29571</w:t>
       </w:r>
       <w:r>
@@ -13141,7 +13161,6 @@
           <w:sz w:val="16"/>
           <w:szCs w:val="16"/>
         </w:rPr>
-        <w:tab/>
         <w:t xml:space="preserve"/>
       </w:r>
       <w:r>
@@ -13262,31 +13281,30 @@
           <w:sz w:val="16"/>
           <w:szCs w:val="16"/>
         </w:rPr>
+        <w:t xml:space="preserve"/>
+      </w:r>
+      <w:r>
+        <w:rPr>
+          <w:rFonts w:ascii="Arial Narrow" w:eastAsia="Arial Narrow" w:hAnsi="Arial Narrow" w:cs="Arial Narrow"/>
+          <w:sz w:val="16"/>
+          <w:szCs w:val="16"/>
+        </w:rPr>
+      </w:r>
+      <w:r>
+        <w:rPr>
+          <w:rFonts w:ascii="Arial Narrow" w:eastAsia="Arial Narrow" w:hAnsi="Arial Narrow" w:cs="Arial Narrow"/>
+          <w:b/>
+          <w:sz w:val="16"/>
+          <w:szCs w:val="16"/>
+        </w:rPr>
         <w:tab/>
-        <w:t xml:space="preserve"/>
-      </w:r>
-      <w:r>
-        <w:rPr>
-          <w:rFonts w:ascii="Arial Narrow" w:eastAsia="Arial Narrow" w:hAnsi="Arial Narrow" w:cs="Arial Narrow"/>
-          <w:sz w:val="16"/>
-          <w:szCs w:val="16"/>
-        </w:rPr>
-        <w:tab/>
-      </w:r>
-      <w:r>
-        <w:rPr>
-          <w:rFonts w:ascii="Arial Narrow" w:eastAsia="Arial Narrow" w:hAnsi="Arial Narrow" w:cs="Arial Narrow"/>
-          <w:b/>
-          <w:sz w:val="16"/>
-          <w:szCs w:val="16"/>
-        </w:rPr>
         <w:t>TEXTO ÚNICO ORDENADO DE LA LEY DEL PROCEDIMIENTO ADMINISTRATIVO GENERAL, aprobado mediante DECRETO SUPREMO 006-2026-JUS y publicado el 30 de abril de 2026</w:t>
       </w:r>
     </w:p>
     <w:p>
       <w:pPr>
         <w:pStyle w:val="Textonotapie"/>
-        <w:ind w:left="1134" w:hanging="567"/>
+        <w:ind w:left="1134"/>
         <w:contextualSpacing/>
         <w:jc w:val="both"/>
         <w:rPr>

--- a/plantillas_maestras/01_seguro_vehicular/negativa_cobertura/1_ddo_aseguradora/varon/TPL_1692_2026_SEGURO_VEHICULAR_NEGATIVA_COBERTURA_ASEGURADORA_VARON_R1.docx
+++ b/plantillas_maestras/01_seguro_vehicular/negativa_cobertura/1_ddo_aseguradora/varon/TPL_1692_2026_SEGURO_VEHICULAR_NEGATIVA_COBERTURA_ASEGURADORA_VARON_R1.docx
@@ -4458,7 +4458,7 @@
           <w:sz w:val="22"/>
           <w:szCs w:val="22"/>
         </w:rPr>
-        <w:t>Eurostar Motors S.A.C. no habría brindado a la parte denunciante información para proceder con la reparación del vehículo asegurado con la Póliza 0070162762 del Seguro Vehicular, luego de la evaluación realizada el 27 de enero de 2026</w:t>
+        <w:t xml:space="preserve">Eurostar Motors S.A.C. no habría brindado a la parte denunciante información para proceder con la reparación del vehículo asegurado con la Póliza 0070162762 del Seguro Vehicular, luego de la evaluación realizada el 27 de enero de 2026</w:t>
       </w:r>
       <w:r>
         <w:rPr>
@@ -4471,7 +4471,7 @@
           <w:lang w:eastAsia="es-PE"/>
           <w14:ligatures w14:val="none"/>
         </w:rPr>
-        <w:t xml:space="preserve">. Por consiguiente, corresponde calificar el hecho materia de denuncia como una presunta infracción al deber de información, tipificado en el </w:t>
+        <w:t xml:space="preserve">; involucraría una presunta afectación al derecho de información de los consumidores. Por consiguiente, corresponde calificar el hecho materia de denuncia como una presunta infracción al deber de información, tipificado en el artículo 1, numeral 1, literal b) y al artículo 2 del Código</w:t>
       </w:r>
       <w:bookmarkStart w:id="8" w:name="_Hlk195611851"/>
       <w:r>
@@ -4485,7 +4485,7 @@
           <w:lang w:eastAsia="es-PE"/>
           <w14:ligatures w14:val="none"/>
         </w:rPr>
-        <w:t xml:space="preserve">artículo 1, numeral 1, literal b) </w:t>
+        <w:t xml:space="preserve"/>
       </w:r>
       <w:bookmarkEnd w:id="8"/>
       <w:r>
@@ -4499,7 +4499,7 @@
           <w:lang w:eastAsia="es-PE"/>
           <w14:ligatures w14:val="none"/>
         </w:rPr>
-        <w:t>y al artículo 2 del Código</w:t>
+        <w:t xml:space="preserve"/>
       </w:r>
       <w:r>
         <w:rPr>

--- a/plantillas_maestras/01_seguro_vehicular/negativa_cobertura/1_ddo_aseguradora/varon/TPL_1692_2026_SEGURO_VEHICULAR_NEGATIVA_COBERTURA_ASEGURADORA_VARON_R1.docx
+++ b/plantillas_maestras/01_seguro_vehicular/negativa_cobertura/1_ddo_aseguradora/varon/TPL_1692_2026_SEGURO_VEHICULAR_NEGATIVA_COBERTURA_ASEGURADORA_VARON_R1.docx
@@ -7608,7 +7608,7 @@
           <w:sz w:val="22"/>
           <w:szCs w:val="22"/>
         </w:rPr>
-        <w:t xml:space="preserve">correr traslado de la presente resolución a Quálitas Compañía de Seguros S.A. y a Eurostar Motors S.A.C. para que, de conformidad con lo dispuesto por el artículo 26 de la Ley sobre Facultades, Normas y Organización del Indecopi, aprobada por Decreto Legislativo 807</w:t>
+        <w:t xml:space="preserve">correr traslado de la denuncia del 14 de abril de 2026 a Quálitas Compañía de Seguros S.A. y a Eurostar Motors S.A.C. para que, de conformidad con lo dispuesto por el artículo 26 de la Ley sobre Facultades, Normas y Organización del Indecopi, aprobada por Decreto Legislativo 807</w:t>
       </w:r>
       <w:r>
         <w:rPr>
